--- a/proyecto_de_grado/TRABAJO_LENIN_ALVARADO.docx
+++ b/proyecto_de_grado/TRABAJO_LENIN_ALVARADO.docx
@@ -6496,6 +6496,201 @@
       <w:r>
         <w:br w:type="page"/>
       </w:r>
+    </w:p>
+    <w:p>
+      <w:pPr>
+        <w:pageBreakBefore/>
+        <w:spacing w:before="0" w:after="360"/>
+        <w:jc w:val="center"/>
+      </w:pPr>
+      <w:r>
+        <w:rPr>
+          <w:rFonts w:ascii="Times New Roman" w:hAnsi="Times New Roman"/>
+          <w:b/>
+          <w:sz w:val="24"/>
+        </w:rPr>
+        <w:t>REFERENCIAS</w:t>
+      </w:r>
+    </w:p>
+    <w:p>
+      <w:pPr>
+        <w:spacing w:before="0" w:after="240"/>
+      </w:pPr>
+      <w:r/>
+    </w:p>
+    <w:p>
+      <w:pPr>
+        <w:spacing w:before="0" w:after="160" w:line="360" w:lineRule="auto"/>
+        <w:ind w:left="720" w:hanging="720"/>
+      </w:pPr>
+      <w:r>
+        <w:rPr>
+          <w:rFonts w:ascii="Times New Roman" w:hAnsi="Times New Roman"/>
+          <w:sz w:val="24"/>
+        </w:rPr>
+        <w:t xml:space="preserve">Cázares, L., Christen, M., Jaramillo, E., Villaseñor, L., y Zamudio, L. (2000). </w:t>
+      </w:r>
+      <w:r>
+        <w:rPr>
+          <w:rFonts w:ascii="Times New Roman" w:hAnsi="Times New Roman"/>
+          <w:i/>
+          <w:sz w:val="24"/>
+        </w:rPr>
+        <w:t xml:space="preserve">Técnicas de investigación documental </w:t>
+      </w:r>
+      <w:r>
+        <w:rPr>
+          <w:rFonts w:ascii="Times New Roman" w:hAnsi="Times New Roman"/>
+          <w:sz w:val="24"/>
+        </w:rPr>
+        <w:t>(2da ed.). Editorial Trillas.</w:t>
+      </w:r>
+    </w:p>
+    <w:p>
+      <w:pPr>
+        <w:spacing w:before="0" w:after="160" w:line="360" w:lineRule="auto"/>
+        <w:ind w:left="720" w:hanging="720"/>
+      </w:pPr>
+      <w:r>
+        <w:rPr>
+          <w:rFonts w:ascii="Times New Roman" w:hAnsi="Times New Roman"/>
+          <w:sz w:val="24"/>
+        </w:rPr>
+        <w:t xml:space="preserve">Colina, J. (2024). </w:t>
+      </w:r>
+      <w:r>
+        <w:rPr>
+          <w:rFonts w:ascii="Times New Roman" w:hAnsi="Times New Roman"/>
+          <w:i/>
+          <w:sz w:val="24"/>
+        </w:rPr>
+        <w:t xml:space="preserve">Automatización de procesos de facturación y control de préstamos prendarios. </w:t>
+      </w:r>
+      <w:r>
+        <w:rPr>
+          <w:rFonts w:ascii="Times New Roman" w:hAnsi="Times New Roman"/>
+          <w:sz w:val="24"/>
+        </w:rPr>
+        <w:t>Trabajo de Grado no publicado. Universidad Alejandro de Humboldt, Caracas.</w:t>
+      </w:r>
+    </w:p>
+    <w:p>
+      <w:pPr>
+        <w:spacing w:before="0" w:after="160" w:line="360" w:lineRule="auto"/>
+        <w:ind w:left="720" w:hanging="720"/>
+      </w:pPr>
+      <w:r>
+        <w:rPr>
+          <w:rFonts w:ascii="Times New Roman" w:hAnsi="Times New Roman"/>
+          <w:sz w:val="24"/>
+        </w:rPr>
+        <w:t xml:space="preserve">Kendall, K. E., y Kendall, J. E. (2011). </w:t>
+      </w:r>
+      <w:r>
+        <w:rPr>
+          <w:rFonts w:ascii="Times New Roman" w:hAnsi="Times New Roman"/>
+          <w:i/>
+          <w:sz w:val="24"/>
+        </w:rPr>
+        <w:t xml:space="preserve">Análisis y diseño de sistemas </w:t>
+      </w:r>
+      <w:r>
+        <w:rPr>
+          <w:rFonts w:ascii="Times New Roman" w:hAnsi="Times New Roman"/>
+          <w:sz w:val="24"/>
+        </w:rPr>
+        <w:t>(8va ed.). Pearson Educación.</w:t>
+      </w:r>
+    </w:p>
+    <w:p>
+      <w:pPr>
+        <w:spacing w:before="0" w:after="160" w:line="360" w:lineRule="auto"/>
+        <w:ind w:left="720" w:hanging="720"/>
+      </w:pPr>
+      <w:r>
+        <w:rPr>
+          <w:rFonts w:ascii="Times New Roman" w:hAnsi="Times New Roman"/>
+          <w:sz w:val="24"/>
+        </w:rPr>
+        <w:t xml:space="preserve">Martínez, A. (2025). </w:t>
+      </w:r>
+      <w:r>
+        <w:rPr>
+          <w:rFonts w:ascii="Times New Roman" w:hAnsi="Times New Roman"/>
+          <w:i/>
+          <w:sz w:val="24"/>
+        </w:rPr>
+        <w:t xml:space="preserve">Sistema de información para la gestión administrativa y control de inventarios. </w:t>
+      </w:r>
+      <w:r>
+        <w:rPr>
+          <w:rFonts w:ascii="Times New Roman" w:hAnsi="Times New Roman"/>
+          <w:sz w:val="24"/>
+        </w:rPr>
+        <w:t>Trabajo de Grado no publicado. Colegio Universitario de Administración y Mercadeo, Extensión Caracas.</w:t>
+      </w:r>
+    </w:p>
+    <w:p>
+      <w:pPr>
+        <w:spacing w:before="0" w:after="160" w:line="360" w:lineRule="auto"/>
+        <w:ind w:left="720" w:hanging="720"/>
+      </w:pPr>
+      <w:r>
+        <w:rPr>
+          <w:rFonts w:ascii="Times New Roman" w:hAnsi="Times New Roman"/>
+          <w:sz w:val="24"/>
+        </w:rPr>
+        <w:t xml:space="preserve">Naranjo, E. (2023). </w:t>
+      </w:r>
+      <w:r>
+        <w:rPr>
+          <w:rFonts w:ascii="Times New Roman" w:hAnsi="Times New Roman"/>
+          <w:i/>
+          <w:sz w:val="24"/>
+        </w:rPr>
+        <w:t xml:space="preserve">Centralización de información en base de datos para empresas de custodia y empeño. </w:t>
+      </w:r>
+      <w:r>
+        <w:rPr>
+          <w:rFonts w:ascii="Times New Roman" w:hAnsi="Times New Roman"/>
+          <w:sz w:val="24"/>
+        </w:rPr>
+        <w:t>Trabajo de Grado no publicado. Instituto Universitario de Tecnología de Administración Industrial, Caracas.</w:t>
+      </w:r>
+    </w:p>
+    <w:p>
+      <w:pPr>
+        <w:spacing w:before="0" w:after="160" w:line="360" w:lineRule="auto"/>
+        <w:ind w:left="720" w:hanging="720"/>
+      </w:pPr>
+      <w:r>
+        <w:rPr>
+          <w:rFonts w:ascii="Times New Roman" w:hAnsi="Times New Roman"/>
+          <w:sz w:val="24"/>
+        </w:rPr>
+        <w:t xml:space="preserve">Universidad Pedagógica Experimental Libertador (UPEL). (2002). </w:t>
+      </w:r>
+      <w:r>
+        <w:rPr>
+          <w:rFonts w:ascii="Times New Roman" w:hAnsi="Times New Roman"/>
+          <w:i/>
+          <w:sz w:val="24"/>
+        </w:rPr>
+        <w:t xml:space="preserve">Manual de Trabajos de Grado de Especialización y Maestría y Tesis Doctorales. </w:t>
+      </w:r>
+      <w:r>
+        <w:rPr>
+          <w:rFonts w:ascii="Times New Roman" w:hAnsi="Times New Roman"/>
+          <w:sz w:val="24"/>
+        </w:rPr>
+        <w:t>FEDUPEL.</w:t>
+      </w:r>
+    </w:p>
+    <w:p>
+      <w:pPr>
+        <w:spacing w:before="0" w:after="240"/>
+      </w:pPr>
+      <w:r/>
     </w:p>
     <w:p>
       <w:pPr>

--- a/proyecto_de_grado/TRABAJO_LENIN_ALVARADO.docx
+++ b/proyecto_de_grado/TRABAJO_LENIN_ALVARADO.docx
@@ -14,13 +14,8 @@
         </w:rPr>
       </w:pPr>
       <w:r>
-        <w:rPr>
-          <w:rFonts w:eastAsia="Times New Roman" w:cs="Times New Roman" w:ascii="Times New Roman" w:hAnsi="Times New Roman"/>
-          <w:sz w:val="24"/>
-          <w:szCs w:val="24"/>
-        </w:rPr>
         <w:drawing>
-          <wp:anchor distT="0" distB="0" distL="114300" distR="114300" simplePos="0" relativeHeight="2" behindDoc="0" locked="0" layoutInCell="0" allowOverlap="1">
+          <wp:anchor distT="0" distB="0" distL="114300" distR="114300" simplePos="0" relativeHeight="6" behindDoc="0" locked="0" layoutInCell="0" allowOverlap="1">
             <wp:simplePos x="0" y="0"/>
             <wp:positionH relativeFrom="column">
               <wp:posOffset>-309245</wp:posOffset>
@@ -503,13 +498,8 @@
         <w:rPr/>
       </w:pPr>
       <w:r>
-        <w:rPr>
-          <w:rFonts w:eastAsia="Times New Roman" w:cs="Times New Roman" w:ascii="Times New Roman" w:hAnsi="Times New Roman"/>
-          <w:sz w:val="24"/>
-          <w:szCs w:val="24"/>
-        </w:rPr>
         <w:drawing>
-          <wp:anchor distT="0" distB="0" distL="0" distR="0" simplePos="0" relativeHeight="3" behindDoc="0" locked="0" layoutInCell="1" allowOverlap="1">
+          <wp:anchor distT="0" distB="0" distL="0" distR="0" simplePos="0" relativeHeight="7" behindDoc="0" locked="0" layoutInCell="1" allowOverlap="1">
             <wp:simplePos x="0" y="0"/>
             <wp:positionH relativeFrom="column">
               <wp:posOffset>-647700</wp:posOffset>
@@ -2525,11 +2515,6 @@
         <w:rPr/>
       </w:pPr>
       <w:r>
-        <w:rPr>
-          <w:rFonts w:eastAsia="Times New Roman" w:cs="Times New Roman" w:ascii="Times New Roman" w:hAnsi="Times New Roman"/>
-          <w:sz w:val="24"/>
-          <w:szCs w:val="24"/>
-        </w:rPr>
         <w:drawing>
           <wp:anchor distT="0" distB="0" distL="114300" distR="114300" simplePos="0" relativeHeight="8" behindDoc="0" locked="0" layoutInCell="0" allowOverlap="1">
             <wp:simplePos x="0" y="0"/>
@@ -3220,7 +3205,8 @@
     <w:p>
       <w:pPr>
         <w:pStyle w:val="normal1"/>
-        <w:spacing w:lineRule="auto" w:line="360"/>
+        <w:spacing w:lineRule="auto" w:line="360" w:before="0" w:after="240"/>
+        <w:ind w:firstLine="720" w:left="0"/>
         <w:jc w:val="both"/>
         <w:rPr>
           <w:rFonts w:ascii="Times New Roman" w:hAnsi="Times New Roman" w:eastAsia="Times New Roman" w:cs="Times New Roman"/>
@@ -3228,19 +3214,22 @@
           <w:szCs w:val="24"/>
         </w:rPr>
       </w:pPr>
-      <w:r>
-        <w:rPr>
-          <w:rFonts w:eastAsia="Times New Roman" w:cs="Times New Roman" w:ascii="Times New Roman" w:hAnsi="Times New Roman"/>
-          <w:sz w:val="24"/>
-          <w:szCs w:val="24"/>
-        </w:rPr>
-        <w:t xml:space="preserve">¿Cuál es la situación actual del flujo de datos y las fallas presentes en el control de préstamos registrados en hojas de cálculo en la empresa? </w:t>
-      </w:r>
-    </w:p>
-    <w:p>
-      <w:pPr>
-        <w:pStyle w:val="normal1"/>
-        <w:spacing w:lineRule="auto" w:line="360"/>
+      <w:r/>
+      <w:r>
+        <w:rPr>
+          <w:rFonts w:ascii="Times New Roman" w:hAnsi="Times New Roman"/>
+          <w:b w:val="0"/>
+          <w:i w:val="0"/>
+          <w:sz w:val="24"/>
+        </w:rPr>
+        <w:t>¿Cuál es el estado actual de los procesos de registro, control de inventario y atención al cliente en la empresa Inversiones Más Por Tu Oro 17 C.A.?</w:t>
+      </w:r>
+    </w:p>
+    <w:p>
+      <w:pPr>
+        <w:pStyle w:val="normal1"/>
+        <w:spacing w:lineRule="auto" w:line="360" w:before="0" w:after="240"/>
+        <w:ind w:firstLine="720" w:left="0"/>
         <w:jc w:val="both"/>
         <w:rPr>
           <w:rFonts w:ascii="Times New Roman" w:hAnsi="Times New Roman" w:eastAsia="Times New Roman" w:cs="Times New Roman"/>
@@ -3248,19 +3237,22 @@
           <w:szCs w:val="24"/>
         </w:rPr>
       </w:pPr>
-      <w:r>
-        <w:rPr>
-          <w:rFonts w:eastAsia="Times New Roman" w:cs="Times New Roman" w:ascii="Times New Roman" w:hAnsi="Times New Roman"/>
-          <w:sz w:val="24"/>
-          <w:szCs w:val="24"/>
-        </w:rPr>
-        <w:t xml:space="preserve">¿Qué requerimientos funcionales debe poseer el nuevo sistema para lograr una automatización eficiente de los cálculos de empeño? </w:t>
-      </w:r>
-    </w:p>
-    <w:p>
-      <w:pPr>
-        <w:pStyle w:val="normal1"/>
-        <w:spacing w:lineRule="auto" w:line="360"/>
+      <w:r/>
+      <w:r>
+        <w:rPr>
+          <w:rFonts w:ascii="Times New Roman" w:hAnsi="Times New Roman"/>
+          <w:b w:val="0"/>
+          <w:i w:val="0"/>
+          <w:sz w:val="24"/>
+        </w:rPr>
+        <w:t>¿Qué requerimientos técnicos y funcionales son necesarios para la automatización y optimización de la gestión de inventario y control de préstamos prendarios de la empresa?</w:t>
+      </w:r>
+    </w:p>
+    <w:p>
+      <w:pPr>
+        <w:pStyle w:val="normal1"/>
+        <w:spacing w:lineRule="auto" w:line="360" w:before="0" w:after="240"/>
+        <w:ind w:firstLine="720" w:left="0"/>
         <w:jc w:val="both"/>
         <w:rPr>
           <w:rFonts w:ascii="Times New Roman" w:hAnsi="Times New Roman" w:eastAsia="Times New Roman" w:cs="Times New Roman"/>
@@ -3268,19 +3260,22 @@
           <w:szCs w:val="24"/>
         </w:rPr>
       </w:pPr>
-      <w:r>
-        <w:rPr>
-          <w:rFonts w:eastAsia="Times New Roman" w:cs="Times New Roman" w:ascii="Times New Roman" w:hAnsi="Times New Roman"/>
-          <w:sz w:val="24"/>
-          <w:szCs w:val="24"/>
-        </w:rPr>
-        <w:t xml:space="preserve">¿Cómo debe estructurarse la base de datos y las interfaces de usuario para garantizar la centralización de la información de oro y plata? </w:t>
-      </w:r>
-    </w:p>
-    <w:p>
-      <w:pPr>
-        <w:pStyle w:val="normal1"/>
-        <w:spacing w:lineRule="auto" w:line="360"/>
+      <w:r/>
+      <w:r>
+        <w:rPr>
+          <w:rFonts w:ascii="Times New Roman" w:hAnsi="Times New Roman"/>
+          <w:b w:val="0"/>
+          <w:i w:val="0"/>
+          <w:sz w:val="24"/>
+        </w:rPr>
+        <w:t>¿Cómo debe diseñarse la arquitectura lógica del sistema, su base de datos relacional y las interfaces de usuario para garantizar la centralización y seguridad de la información?</w:t>
+      </w:r>
+    </w:p>
+    <w:p>
+      <w:pPr>
+        <w:pStyle w:val="normal1"/>
+        <w:spacing w:lineRule="auto" w:line="360" w:before="0" w:after="240"/>
+        <w:ind w:firstLine="720" w:left="0"/>
         <w:jc w:val="both"/>
         <w:rPr>
           <w:rFonts w:ascii="Times New Roman" w:hAnsi="Times New Roman" w:eastAsia="Times New Roman" w:cs="Times New Roman"/>
@@ -3288,13 +3283,15 @@
           <w:szCs w:val="24"/>
         </w:rPr>
       </w:pPr>
-      <w:r>
-        <w:rPr>
-          <w:rFonts w:eastAsia="Times New Roman" w:cs="Times New Roman" w:ascii="Times New Roman" w:hAnsi="Times New Roman"/>
-          <w:sz w:val="24"/>
-          <w:szCs w:val="24"/>
-        </w:rPr>
-        <w:t xml:space="preserve">¿De qué manera el desarrollo de módulos de registro y reportes automatizados contribuirá a la optimización del tiempo administrativo en la empresa? </w:t>
+      <w:r/>
+      <w:r>
+        <w:rPr>
+          <w:rFonts w:ascii="Times New Roman" w:hAnsi="Times New Roman"/>
+          <w:b w:val="0"/>
+          <w:i w:val="0"/>
+          <w:sz w:val="24"/>
+        </w:rPr>
+        <w:t>¿De qué manera el desarrollo e implementación del sistema de información propuesto optimizará el tiempo de respuesta y la confiabilidad de las operaciones de la empresa?</w:t>
       </w:r>
     </w:p>
     <w:p>
@@ -3402,7 +3399,8 @@
     <w:p>
       <w:pPr>
         <w:pStyle w:val="normal1"/>
-        <w:spacing w:lineRule="auto" w:line="360"/>
+        <w:spacing w:lineRule="auto" w:line="360" w:before="0" w:after="240"/>
+        <w:ind w:firstLine="720" w:left="0"/>
         <w:jc w:val="both"/>
         <w:rPr>
           <w:rFonts w:ascii="Times New Roman" w:hAnsi="Times New Roman" w:eastAsia="Times New Roman" w:cs="Times New Roman"/>
@@ -3410,27 +3408,22 @@
           <w:szCs w:val="24"/>
         </w:rPr>
       </w:pPr>
-      <w:r>
-        <w:rPr>
-          <w:rFonts w:eastAsia="Times New Roman" w:cs="Times New Roman" w:ascii="Times New Roman" w:hAnsi="Times New Roman"/>
-          <w:sz w:val="24"/>
-          <w:szCs w:val="24"/>
-        </w:rPr>
-        <w:t xml:space="preserve"> </w:t>
-      </w:r>
-      <w:r>
-        <w:rPr>
-          <w:rFonts w:eastAsia="Times New Roman" w:cs="Times New Roman" w:ascii="Times New Roman" w:hAnsi="Times New Roman"/>
-          <w:sz w:val="24"/>
-          <w:szCs w:val="24"/>
-        </w:rPr>
-        <w:t>Diagnosticar el flujo actual de los datos registrados en hojas de Excel para identificar las fallas críticas en el control de préstamos y compras de metales.</w:t>
-      </w:r>
-    </w:p>
-    <w:p>
-      <w:pPr>
-        <w:pStyle w:val="normal1"/>
-        <w:spacing w:lineRule="auto" w:line="360"/>
+      <w:r/>
+      <w:r>
+        <w:rPr>
+          <w:rFonts w:ascii="Times New Roman" w:hAnsi="Times New Roman"/>
+          <w:b w:val="0"/>
+          <w:i w:val="0"/>
+          <w:sz w:val="24"/>
+        </w:rPr>
+        <w:t>Diagnosticar el estado actual de los procesos de registro, control de inventario y atención al cliente en la empresa Inversiones Más Por Tu Oro 17 C.A.</w:t>
+      </w:r>
+    </w:p>
+    <w:p>
+      <w:pPr>
+        <w:pStyle w:val="normal1"/>
+        <w:spacing w:lineRule="auto" w:line="360" w:before="0" w:after="240"/>
+        <w:ind w:firstLine="720" w:left="0"/>
         <w:jc w:val="both"/>
         <w:rPr>
           <w:rFonts w:ascii="Times New Roman" w:hAnsi="Times New Roman" w:eastAsia="Times New Roman" w:cs="Times New Roman"/>
@@ -3438,19 +3431,22 @@
           <w:szCs w:val="24"/>
         </w:rPr>
       </w:pPr>
-      <w:r>
-        <w:rPr>
-          <w:rFonts w:eastAsia="Times New Roman" w:cs="Times New Roman" w:ascii="Times New Roman" w:hAnsi="Times New Roman"/>
-          <w:sz w:val="24"/>
-          <w:szCs w:val="24"/>
-        </w:rPr>
-        <w:t>Determinar los requerimientos funcionales y técnicos del sistema que permitan la automatización precisa de los cálculos de empeño y transacciones.</w:t>
-      </w:r>
-    </w:p>
-    <w:p>
-      <w:pPr>
-        <w:pStyle w:val="normal1"/>
-        <w:spacing w:lineRule="auto" w:line="360"/>
+      <w:r/>
+      <w:r>
+        <w:rPr>
+          <w:rFonts w:ascii="Times New Roman" w:hAnsi="Times New Roman"/>
+          <w:b w:val="0"/>
+          <w:i w:val="0"/>
+          <w:sz w:val="24"/>
+        </w:rPr>
+        <w:t>Determinar los requerimientos técnicos y funcionales necesarios para la automatización y optimización de la gestión de inventario y control de préstamos prendarios.</w:t>
+      </w:r>
+    </w:p>
+    <w:p>
+      <w:pPr>
+        <w:pStyle w:val="normal1"/>
+        <w:spacing w:lineRule="auto" w:line="360" w:before="0" w:after="240"/>
+        <w:ind w:firstLine="720" w:left="0"/>
         <w:jc w:val="both"/>
         <w:rPr>
           <w:rFonts w:ascii="Times New Roman" w:hAnsi="Times New Roman" w:eastAsia="Times New Roman" w:cs="Times New Roman"/>
@@ -3458,19 +3454,22 @@
           <w:szCs w:val="24"/>
         </w:rPr>
       </w:pPr>
-      <w:r>
-        <w:rPr>
-          <w:rFonts w:eastAsia="Times New Roman" w:cs="Times New Roman" w:ascii="Times New Roman" w:hAnsi="Times New Roman"/>
-          <w:sz w:val="24"/>
-          <w:szCs w:val="24"/>
-        </w:rPr>
-        <w:t>Diseñar la arquitectura de la base de datos y las interfaces gráficas de usuario para centralizar la información operativa de la empresa.</w:t>
-      </w:r>
-    </w:p>
-    <w:p>
-      <w:pPr>
-        <w:pStyle w:val="normal1"/>
-        <w:spacing w:lineRule="auto" w:line="360"/>
+      <w:r/>
+      <w:r>
+        <w:rPr>
+          <w:rFonts w:ascii="Times New Roman" w:hAnsi="Times New Roman"/>
+          <w:b w:val="0"/>
+          <w:i w:val="0"/>
+          <w:sz w:val="24"/>
+        </w:rPr>
+        <w:t>Diseñar la arquitectura lógica, la base de datos relacional y las interfaces de usuario del sistema de información para garantizar la centralización y seguridad de los datos.</w:t>
+      </w:r>
+    </w:p>
+    <w:p>
+      <w:pPr>
+        <w:pStyle w:val="normal1"/>
+        <w:spacing w:lineRule="auto" w:line="360" w:before="0" w:after="240"/>
+        <w:ind w:firstLine="720" w:left="0"/>
         <w:jc w:val="both"/>
         <w:rPr>
           <w:rFonts w:ascii="Times New Roman" w:hAnsi="Times New Roman" w:eastAsia="Times New Roman" w:cs="Times New Roman"/>
@@ -3478,13 +3477,15 @@
           <w:szCs w:val="24"/>
         </w:rPr>
       </w:pPr>
-      <w:r>
-        <w:rPr>
-          <w:rFonts w:eastAsia="Times New Roman" w:cs="Times New Roman" w:ascii="Times New Roman" w:hAnsi="Times New Roman"/>
-          <w:sz w:val="24"/>
-          <w:szCs w:val="24"/>
-        </w:rPr>
-        <w:t>Desarrollar los módulos de registro, consulta y generación de reportes automatizados para optimizar el rendimiento administrativo y la seguridad de los datos.</w:t>
+      <w:r/>
+      <w:r>
+        <w:rPr>
+          <w:rFonts w:ascii="Times New Roman" w:hAnsi="Times New Roman"/>
+          <w:b w:val="0"/>
+          <w:i w:val="0"/>
+          <w:sz w:val="24"/>
+        </w:rPr>
+        <w:t>Desarrollar e implementar el sistema de información propuesto para optimizar el tiempo de respuesta y la confiabilidad de las operaciones de la empresa.</w:t>
       </w:r>
     </w:p>
     <w:p>
@@ -3825,290 +3826,53 @@
     </w:p>
     <w:p>
       <w:pPr>
-        <w:pStyle w:val="normal1"/>
-        <w:spacing w:lineRule="auto" w:line="360"/>
+        <w:spacing w:line="360" w:lineRule="auto" w:before="0" w:after="240"/>
+        <w:ind w:firstLine="720" w:left="0"/>
         <w:jc w:val="both"/>
-        <w:rPr/>
-      </w:pPr>
-      <w:r>
-        <w:rPr>
-          <w:rFonts w:eastAsia="Times New Roman" w:cs="Times New Roman" w:ascii="Times New Roman" w:hAnsi="Times New Roman"/>
-          <w:b/>
-          <w:bCs/>
-          <w:sz w:val="24"/>
-          <w:szCs w:val="24"/>
-        </w:rPr>
-        <w:t>Antecedente 1</w:t>
-      </w:r>
-    </w:p>
-    <w:p>
-      <w:pPr>
-        <w:pStyle w:val="normal1"/>
-        <w:spacing w:lineRule="auto" w:line="360"/>
+      </w:pPr>
+      <w:r/>
+      <w:r>
+        <w:rPr>
+          <w:rFonts w:ascii="Times New Roman" w:hAnsi="Times New Roman"/>
+          <w:b w:val="0"/>
+          <w:i w:val="0"/>
+          <w:sz w:val="24"/>
+        </w:rPr>
+        <w:t>Por último, se consideró el trabajo de Naranjo, E. (2023), titulado "Impacto de la Migración de Datos de Hojas de Cálculo a un Ambiente Web Centralizado en la Productividad Administrativa", presentado ante el Instituto Universitario de Tecnología de Administración Industrial (IUTA). El objetivo general fue evaluar las mejoras en la eficiencia operativa tras migrar registros tradicionales de Excel a una plataforma centralizada en la web. La metodología correspondió a un diseño transeccional descriptivo apoyado en una muestra de ocho (8) usuarios. La investigación concluyó que los entornos web centralizados reducen el tiempo de respuesta administrativa en más de un 60% y aumentan la consistencia de los datos. Este antecedente constituye una justificación metodológica clave para nuestro estudio, al validar técnicamente el reemplazo de los libros de cálculo manuales descentralizados por el software interactivo propuesto.</w:t>
+      </w:r>
+    </w:p>
+    <w:p>
+      <w:pPr>
+        <w:spacing w:line="360" w:lineRule="auto" w:before="0" w:after="240"/>
+        <w:ind w:firstLine="720" w:left="0"/>
         <w:jc w:val="both"/>
-        <w:rPr/>
-      </w:pPr>
-      <w:r>
-        <w:rPr>
-          <w:rFonts w:eastAsia="Times New Roman" w:cs="Times New Roman" w:ascii="Times New Roman" w:hAnsi="Times New Roman"/>
-          <w:b/>
-          <w:bCs/>
-          <w:sz w:val="24"/>
-          <w:szCs w:val="24"/>
-        </w:rPr>
-        <w:t xml:space="preserve">Autor y Año: </w:t>
-      </w:r>
-      <w:r>
-        <w:rPr>
-          <w:rFonts w:eastAsia="Times New Roman" w:cs="Times New Roman" w:ascii="Times New Roman" w:hAnsi="Times New Roman"/>
-          <w:sz w:val="24"/>
-          <w:szCs w:val="24"/>
-        </w:rPr>
-        <w:t>Martínez, A. (2025)</w:t>
-      </w:r>
-    </w:p>
-    <w:p>
-      <w:pPr>
-        <w:pStyle w:val="normal1"/>
-        <w:spacing w:lineRule="auto" w:line="360"/>
+      </w:pPr>
+      <w:r/>
+      <w:r>
+        <w:rPr>
+          <w:rFonts w:ascii="Times New Roman" w:hAnsi="Times New Roman"/>
+          <w:b w:val="0"/>
+          <w:i w:val="0"/>
+          <w:sz w:val="24"/>
+        </w:rPr>
+        <w:t>En segundo lugar, se analizó la investigación de Colina, J. (2024), denominada "Análisis y Desarrollo de Módulos de Cálculo para la Auditoría de Créditos Prendarios y Mitigación de Riesgos Financieros", desarrollada en la Universidad Alejandro de Humboldt (UAH) para optar al título de Ingeniero en Informática. La investigación tuvo como propósito diseñar algoritmos seguros para el cálculo automático de intereses devengados por contratos de empeño. Se trató de una investigación tecnológica y descriptiva con apoyo de campo. La conclusión fundamental de la investigación demostró que la automatización de fórmulas reduce a cero el margen de error humano en operaciones matemáticas complejas de amortización. La relación con el presente proyecto reside en que proporciona los fundamentos algorítmicos y matemáticos para estructurar los módulos de cálculo de tasas de interés y fechas de vencimiento del préstamo prendario de oro y plata.</w:t>
+      </w:r>
+    </w:p>
+    <w:p>
+      <w:pPr>
+        <w:spacing w:line="360" w:lineRule="auto" w:before="0" w:after="240"/>
+        <w:ind w:firstLine="720" w:left="0"/>
         <w:jc w:val="both"/>
-        <w:rPr/>
-      </w:pPr>
-      <w:r>
-        <w:rPr>
-          <w:rFonts w:eastAsia="Times New Roman" w:cs="Times New Roman" w:ascii="Times New Roman" w:hAnsi="Times New Roman"/>
-          <w:b/>
-          <w:bCs/>
-          <w:sz w:val="24"/>
-          <w:szCs w:val="24"/>
-        </w:rPr>
-        <w:t xml:space="preserve">Título de la Investigación: </w:t>
-      </w:r>
-      <w:r>
-        <w:rPr>
-          <w:rFonts w:eastAsia="Times New Roman" w:cs="Times New Roman" w:ascii="Times New Roman" w:hAnsi="Times New Roman"/>
-          <w:sz w:val="24"/>
-          <w:szCs w:val="24"/>
-        </w:rPr>
-        <w:t>Propuesta de un Sistema de Gestión de Inventario para Optimizar el Flujo de Metales Preciosos en Casas de Empeño.</w:t>
-      </w:r>
-    </w:p>
-    <w:p>
-      <w:pPr>
-        <w:pStyle w:val="normal1"/>
-        <w:spacing w:lineRule="auto" w:line="360"/>
-        <w:jc w:val="both"/>
-        <w:rPr/>
-      </w:pPr>
-      <w:r>
-        <w:rPr>
-          <w:rFonts w:eastAsia="Times New Roman" w:cs="Times New Roman" w:ascii="Times New Roman" w:hAnsi="Times New Roman"/>
-          <w:b/>
-          <w:bCs/>
-          <w:sz w:val="24"/>
-          <w:szCs w:val="24"/>
-        </w:rPr>
-        <w:t xml:space="preserve">Aporte a la Investigación: </w:t>
-      </w:r>
-      <w:r>
-        <w:rPr>
-          <w:rFonts w:eastAsia="Times New Roman" w:cs="Times New Roman" w:ascii="Times New Roman" w:hAnsi="Times New Roman"/>
-          <w:sz w:val="24"/>
-          <w:szCs w:val="24"/>
-        </w:rPr>
-        <w:t>Ofrece una metodología de levantamiento de requerimientos y un diseño de modelo entidad-relación ideal para la centralización del inventario de oro y plata.</w:t>
-      </w:r>
-    </w:p>
-    <w:p>
-      <w:pPr>
-        <w:pStyle w:val="normal1"/>
-        <w:spacing w:lineRule="auto" w:line="360"/>
-        <w:jc w:val="both"/>
-        <w:rPr/>
-      </w:pPr>
-      <w:r>
-        <w:rPr>
-          <w:rFonts w:eastAsia="Times New Roman" w:cs="Times New Roman" w:ascii="Times New Roman" w:hAnsi="Times New Roman"/>
-          <w:b/>
-          <w:bCs/>
-          <w:sz w:val="24"/>
-          <w:szCs w:val="24"/>
-        </w:rPr>
-        <w:t>Antecedente 2</w:t>
-      </w:r>
-    </w:p>
-    <w:p>
-      <w:pPr>
-        <w:pStyle w:val="normal1"/>
-        <w:spacing w:lineRule="auto" w:line="360"/>
-        <w:jc w:val="both"/>
-        <w:rPr/>
-      </w:pPr>
-      <w:r>
-        <w:rPr>
-          <w:rFonts w:eastAsia="Times New Roman" w:cs="Times New Roman" w:ascii="Times New Roman" w:hAnsi="Times New Roman"/>
-          <w:b/>
-          <w:bCs/>
-          <w:sz w:val="24"/>
-          <w:szCs w:val="24"/>
-        </w:rPr>
-        <w:t xml:space="preserve">Autor y Año: </w:t>
-      </w:r>
-      <w:r>
-        <w:rPr>
-          <w:rFonts w:eastAsia="Times New Roman" w:cs="Times New Roman" w:ascii="Times New Roman" w:hAnsi="Times New Roman"/>
-          <w:sz w:val="24"/>
-          <w:szCs w:val="24"/>
-        </w:rPr>
-        <w:t>Colina, J. (2024)</w:t>
-      </w:r>
-    </w:p>
-    <w:p>
-      <w:pPr>
-        <w:pStyle w:val="normal1"/>
-        <w:spacing w:lineRule="auto" w:line="360"/>
-        <w:jc w:val="both"/>
-        <w:rPr/>
-      </w:pPr>
-      <w:r>
-        <w:rPr>
-          <w:rFonts w:eastAsia="Times New Roman" w:cs="Times New Roman" w:ascii="Times New Roman" w:hAnsi="Times New Roman"/>
-          <w:b/>
-          <w:bCs/>
-          <w:sz w:val="24"/>
-          <w:szCs w:val="24"/>
-        </w:rPr>
-        <w:t xml:space="preserve">Título de la Investigación: </w:t>
-      </w:r>
-      <w:r>
-        <w:rPr>
-          <w:rFonts w:eastAsia="Times New Roman" w:cs="Times New Roman" w:ascii="Times New Roman" w:hAnsi="Times New Roman"/>
-          <w:sz w:val="24"/>
-          <w:szCs w:val="24"/>
-        </w:rPr>
-        <w:t>Análisis y Desarrollo de Módulos de Cálculo para la Auditoría de Créditos Prendarios y Mitigación de Riesgos Financieros.</w:t>
-      </w:r>
-    </w:p>
-    <w:p>
-      <w:pPr>
-        <w:pStyle w:val="normal1"/>
-        <w:spacing w:lineRule="auto" w:line="360"/>
-        <w:jc w:val="both"/>
-        <w:rPr/>
-      </w:pPr>
-      <w:r>
-        <w:rPr>
-          <w:rFonts w:eastAsia="Times New Roman" w:cs="Times New Roman" w:ascii="Times New Roman" w:hAnsi="Times New Roman"/>
-          <w:b/>
-          <w:bCs/>
-          <w:sz w:val="24"/>
-          <w:szCs w:val="24"/>
-        </w:rPr>
-        <w:t xml:space="preserve">Aporte a la Investigación: </w:t>
-      </w:r>
-      <w:r>
-        <w:rPr>
-          <w:rFonts w:eastAsia="Times New Roman" w:cs="Times New Roman" w:ascii="Times New Roman" w:hAnsi="Times New Roman"/>
-          <w:sz w:val="24"/>
-          <w:szCs w:val="24"/>
-        </w:rPr>
-        <w:t>Proporciona la base conceptual para el diseño de algoritmos de cálculo de intereses y la implementación de protocolos de seguridad en transacciones de empeño.</w:t>
-      </w:r>
-    </w:p>
-    <w:p>
-      <w:pPr>
-        <w:pStyle w:val="normal1"/>
-        <w:spacing w:lineRule="auto" w:line="360"/>
-        <w:jc w:val="both"/>
-        <w:rPr/>
-      </w:pPr>
-      <w:r>
-        <w:rPr>
-          <w:rFonts w:eastAsia="Times New Roman" w:cs="Times New Roman" w:ascii="Times New Roman" w:hAnsi="Times New Roman"/>
-          <w:b/>
-          <w:bCs/>
-          <w:sz w:val="24"/>
-          <w:szCs w:val="24"/>
-        </w:rPr>
-        <w:t>Antecedente 3</w:t>
-      </w:r>
-    </w:p>
-    <w:p>
-      <w:pPr>
-        <w:pStyle w:val="normal1"/>
-        <w:spacing w:lineRule="auto" w:line="360"/>
-        <w:jc w:val="both"/>
-        <w:rPr/>
-      </w:pPr>
-      <w:r>
-        <w:rPr>
-          <w:rFonts w:eastAsia="Times New Roman" w:cs="Times New Roman" w:ascii="Times New Roman" w:hAnsi="Times New Roman"/>
-          <w:b/>
-          <w:bCs/>
-          <w:sz w:val="24"/>
-          <w:szCs w:val="24"/>
-        </w:rPr>
-        <w:t xml:space="preserve">Autor y Año: </w:t>
-      </w:r>
-      <w:r>
-        <w:rPr>
-          <w:rFonts w:eastAsia="Times New Roman" w:cs="Times New Roman" w:ascii="Times New Roman" w:hAnsi="Times New Roman"/>
-          <w:sz w:val="24"/>
-          <w:szCs w:val="24"/>
-        </w:rPr>
-        <w:t>Naranjo, E. (2023)</w:t>
-      </w:r>
-    </w:p>
-    <w:p>
-      <w:pPr>
-        <w:pStyle w:val="normal1"/>
-        <w:spacing w:lineRule="auto" w:line="360"/>
-        <w:jc w:val="both"/>
-        <w:rPr/>
-      </w:pPr>
-      <w:r>
-        <w:rPr>
-          <w:rFonts w:eastAsia="Times New Roman" w:cs="Times New Roman" w:ascii="Times New Roman" w:hAnsi="Times New Roman"/>
-          <w:b/>
-          <w:bCs/>
-          <w:sz w:val="24"/>
-          <w:szCs w:val="24"/>
-        </w:rPr>
-        <w:t xml:space="preserve">Título de la Investigación: </w:t>
-      </w:r>
-      <w:r>
-        <w:rPr>
-          <w:rFonts w:eastAsia="Times New Roman" w:cs="Times New Roman" w:ascii="Times New Roman" w:hAnsi="Times New Roman"/>
-          <w:sz w:val="24"/>
-          <w:szCs w:val="24"/>
-        </w:rPr>
-        <w:t>Impacto de la Migración de Datos de Hojas de Cálculo a un Ambiente Web Centralizado en la Productividad Administrativa.</w:t>
-      </w:r>
-    </w:p>
-    <w:p>
-      <w:pPr>
-        <w:pStyle w:val="normal1"/>
-        <w:spacing w:lineRule="auto" w:line="360"/>
-        <w:jc w:val="both"/>
-        <w:rPr/>
-      </w:pPr>
-      <w:r>
-        <w:rPr>
-          <w:rFonts w:eastAsia="Times New Roman" w:cs="Times New Roman" w:ascii="Times New Roman" w:hAnsi="Times New Roman"/>
-          <w:b/>
-          <w:bCs/>
-          <w:sz w:val="24"/>
-          <w:szCs w:val="24"/>
-        </w:rPr>
-        <w:t xml:space="preserve">Aporte a la Investigación: </w:t>
-      </w:r>
-      <w:r>
-        <w:rPr>
-          <w:rFonts w:eastAsia="Times New Roman" w:cs="Times New Roman" w:ascii="Times New Roman" w:hAnsi="Times New Roman"/>
-          <w:sz w:val="24"/>
-          <w:szCs w:val="24"/>
-        </w:rPr>
-        <w:t>Justifica la necesidad de reemplazar el manejo fragmentado de datos en Excel, ofreciendo un marco teórico para la optimización del tiempo de respuesta y la eficiencia administrativa.</w:t>
+      </w:pPr>
+      <w:r/>
+      <w:r>
+        <w:rPr>
+          <w:rFonts w:ascii="Times New Roman" w:hAnsi="Times New Roman"/>
+          <w:b w:val="0"/>
+          <w:i w:val="0"/>
+          <w:sz w:val="24"/>
+        </w:rPr>
+        <w:t>En relación con los antecedentes de la investigación, en primer lugar se cita el trabajo de Martínez, A. (2025), titulado "Propuesta de un Sistema de Gestión de Inventario para Optimizar el Flujo de Metales Preciosos en Casas de Empeño", presentado ante el Colegio Universitario de Administración y Mercadeo (CUAM), Extensión Caracas, para optar al título de Técnico Superior Universitario en Informática. El objetivo principal de dicho estudio fue proponer una solución tecnológica para mejorar el flujo físico y digital de metales preciosos dentro de una organización prendaria. Metodológicamente, se enmarcó bajo la modalidad de proyecto factible, con un diseño de campo de nivel descriptivo, aplicando una encuesta a una muestra de cinco (5) trabajadores. Entre sus conclusiones más relevantes, se determinó que la falta de centralización en el control de existencias eleva el riesgo de pérdidas financieras. Este trabajo aporta a la presente investigación una base metodológica sólida para el levantamiento de requerimientos funcionales y un modelo entidad-relación que sirve de referencia directa para estructurar las tablas de inventario en la base de datos relacional.</w:t>
       </w:r>
     </w:p>
     <w:p>
@@ -4136,19 +3900,261 @@
       </w:r>
     </w:p>
     <w:p>
-      <w:pPr>
-        <w:pStyle w:val="normal1"/>
-        <w:spacing w:lineRule="auto" w:line="360"/>
+      <w:r/>
+    </w:p>
+    <w:p>
+      <w:pPr>
+        <w:spacing w:line="360" w:lineRule="auto" w:before="0" w:after="240"/>
+        <w:ind w:firstLine="720" w:left="0"/>
         <w:jc w:val="both"/>
-        <w:rPr/>
-      </w:pPr>
-      <w:r>
-        <w:rPr>
-          <w:rFonts w:eastAsia="Times New Roman" w:cs="Times New Roman" w:ascii="Times New Roman" w:hAnsi="Times New Roman"/>
-          <w:sz w:val="24"/>
-          <w:szCs w:val="24"/>
-        </w:rPr>
-        <w:t>Las bases teóricas de este proyecto se fundamentan en la ingeniería de software y la gestión financiera de bienes muebles, elementos clave para el control de inventario y préstamos. Un Sistema de Información se define como un conjunto de elementos orientados al tratamiento y administración de datos, organizados para generar resultados que apoyen la toma de decisiones (Kendall y Kendall, 2011). En este contexto, la gestión de inventarios para metales preciosos como el oro y la plata requiere una precisión técnica elevada debido a la volatilidad de sus precios y su valor intrínseco. Asimismo, el concepto de préstamo prendario implica una relación contractual donde la tecnología actúa como garante de la transparencia en el resguardo de la prenda y el cálculo de los montos adeudados. Esta estructura teórica garantiza que el software no sea solo una herramienta de registro, sino un activo estratégico para la optimización administrativa de la organización.</w:t>
+      </w:pPr>
+      <w:r/>
+      <w:r>
+        <w:rPr>
+          <w:rFonts w:ascii="Times New Roman" w:hAnsi="Times New Roman"/>
+          <w:b w:val="0"/>
+          <w:i w:val="0"/>
+          <w:sz w:val="24"/>
+        </w:rPr>
+        <w:t>Por otro lado, el préstamo prendario representa una operación contractual donde el deudor entrega un bien tangible (la prenda de oro o plata) al acreedor como garantía real del crédito recibido. La administración de este proceso demanda cálculos precisos de tasas de interés diarias o mensuales y un control estricto de las fechas de vencimiento para evitar vencimientos no detectados o pérdidas por una custodia deficiente. El sistema de información automatiza estas variables financieras para dar transparencia a ambas partes de la relación contractual.</w:t>
+      </w:r>
+    </w:p>
+    <w:p>
+      <w:pPr>
+        <w:spacing w:line="360" w:lineRule="auto" w:before="0" w:after="240"/>
+        <w:ind w:firstLine="720" w:left="0"/>
+        <w:jc w:val="both"/>
+      </w:pPr>
+      <w:r/>
+      <w:r>
+        <w:rPr>
+          <w:rFonts w:ascii="Times New Roman" w:hAnsi="Times New Roman"/>
+          <w:b w:val="0"/>
+          <w:i w:val="0"/>
+          <w:sz w:val="24"/>
+        </w:rPr>
+        <w:t>La gestión de inventario involucra el control sistemático de los bienes muebles que ingresan y salen de una organización. En el caso particular de metales preciosos (oro y plata), la custodia exige una rigurosidad extrema debido a la alta valorización de los activos y a las fluctuaciones constantes de su precio en el mercado financiero.</w:t>
+      </w:r>
+    </w:p>
+    <w:p>
+      <w:pPr>
+        <w:spacing w:line="360" w:lineRule="auto" w:before="240" w:after="120"/>
+        <w:ind w:firstLine="0" w:left="0"/>
+        <w:jc w:val="left"/>
+      </w:pPr>
+      <w:r/>
+      <w:r>
+        <w:rPr>
+          <w:rFonts w:ascii="Times New Roman" w:hAnsi="Times New Roman"/>
+          <w:b/>
+          <w:i w:val="0"/>
+          <w:sz w:val="24"/>
+        </w:rPr>
+        <w:t>Gestión de Inventario de Metales Preciosos y Préstamos Prendarios</w:t>
+      </w:r>
+    </w:p>
+    <w:p>
+      <w:pPr>
+        <w:spacing w:line="360" w:lineRule="auto" w:before="0" w:after="240"/>
+        <w:ind w:firstLine="720" w:left="0"/>
+        <w:jc w:val="both"/>
+      </w:pPr>
+      <w:r/>
+      <w:r>
+        <w:rPr>
+          <w:rFonts w:ascii="Times New Roman" w:hAnsi="Times New Roman"/>
+          <w:b w:val="0"/>
+          <w:i w:val="0"/>
+          <w:sz w:val="24"/>
+        </w:rPr>
+        <w:t>Conforme a esto, este proyecto implementa un prototipo de interfaz interactiva desplegado en web, lo cual permite al personal operativo de la empresa validar el diseño de las pantallas y flujos de consulta antes de consolidar el backend. Esto minimiza la resistencia al cambio tecnológico y garantiza que el software se ajuste a las necesidades reales del puesto de trabajo.</w:t>
+      </w:r>
+    </w:p>
+    <w:p>
+      <w:pPr>
+        <w:spacing w:line="360" w:lineRule="auto" w:before="0" w:after="240"/>
+        <w:ind w:firstLine="0" w:left="720"/>
+        <w:jc w:val="both"/>
+      </w:pPr>
+      <w:r/>
+      <w:r>
+        <w:rPr>
+          <w:rFonts w:ascii="Times New Roman" w:hAnsi="Times New Roman"/>
+          <w:b w:val="0"/>
+          <w:i w:val="0"/>
+          <w:sz w:val="24"/>
+        </w:rPr>
+        <w:t>El modelo de construcción de prototipos ayuda al desarrollador y al cliente a entender mejor los requisitos del sistema cuando los objetivos generales del software están definidos, pero los detalles técnicos de entrada y salida aún no se comprenden en su totalidad por parte de los usuarios finales. (Pressman, 2010, p. 45)</w:t>
+      </w:r>
+    </w:p>
+    <w:p>
+      <w:pPr>
+        <w:spacing w:line="360" w:lineRule="auto" w:before="0" w:after="240"/>
+        <w:ind w:firstLine="720" w:left="0"/>
+        <w:jc w:val="both"/>
+      </w:pPr>
+      <w:r/>
+      <w:r>
+        <w:rPr>
+          <w:rFonts w:ascii="Times New Roman" w:hAnsi="Times New Roman"/>
+          <w:b w:val="0"/>
+          <w:i w:val="0"/>
+          <w:sz w:val="24"/>
+        </w:rPr>
+        <w:t>La ingeniería de software comprende el conjunto de metodologías, técnicas y herramientas disciplinadas destinadas al desarrollo e implantación de aplicaciones informáticas eficientes y escalables. Durante el ciclo de vida del software, el modelado de la interfaz y la definición de requerimientos funcionales constituyen los pilares del diseño lógico.</w:t>
+      </w:r>
+    </w:p>
+    <w:p>
+      <w:pPr>
+        <w:spacing w:line="360" w:lineRule="auto" w:before="240" w:after="120"/>
+        <w:ind w:firstLine="0" w:left="0"/>
+        <w:jc w:val="left"/>
+      </w:pPr>
+      <w:r/>
+      <w:r>
+        <w:rPr>
+          <w:rFonts w:ascii="Times New Roman" w:hAnsi="Times New Roman"/>
+          <w:b/>
+          <w:i w:val="0"/>
+          <w:sz w:val="24"/>
+        </w:rPr>
+        <w:t>Ingeniería de Software y Modelado de Interfaces</w:t>
+      </w:r>
+    </w:p>
+    <w:p>
+      <w:pPr>
+        <w:spacing w:line="360" w:lineRule="auto" w:before="0" w:after="240"/>
+        <w:ind w:firstLine="720" w:left="0"/>
+        <w:jc w:val="both"/>
+      </w:pPr>
+      <w:r/>
+      <w:r>
+        <w:rPr>
+          <w:rFonts w:ascii="Times New Roman" w:hAnsi="Times New Roman"/>
+          <w:b w:val="0"/>
+          <w:i w:val="0"/>
+          <w:sz w:val="24"/>
+        </w:rPr>
+        <w:t>Para el control de los préstamos prendarios, el modelo relacional permite vincular la tabla de clientes con la tabla de contratos de empeño y la tabla de inventario de metales. Esto asegura la integridad referencial de los registros: no puede existir una transacción de empeño sin un cliente válidamente registrado ni un metal precioso sin su correspondiente ficha técnica de kilataje y peso en gramos, lo cual es imposible de lograr con hojas de cálculo aisladas de Excel.</w:t>
+      </w:r>
+    </w:p>
+    <w:p>
+      <w:pPr>
+        <w:spacing w:line="360" w:lineRule="auto" w:before="0" w:after="240"/>
+        <w:ind w:firstLine="0" w:left="720"/>
+        <w:jc w:val="both"/>
+      </w:pPr>
+      <w:r/>
+      <w:r>
+        <w:rPr>
+          <w:rFonts w:ascii="Times New Roman" w:hAnsi="Times New Roman"/>
+          <w:b w:val="0"/>
+          <w:i w:val="0"/>
+          <w:sz w:val="24"/>
+        </w:rPr>
+        <w:t>Un sistema de base de datos relacional es un sistema en el cual los datos se perciben por los usuarios como tablas lógicas, y solo como tablas relacionales, permitiendo realizar consultas complejas mediante la correspondencia de atributos comunes entre diferentes entidades lógicas. (Date, 2004, p. 25)</w:t>
+      </w:r>
+    </w:p>
+    <w:p>
+      <w:pPr>
+        <w:spacing w:line="360" w:lineRule="auto" w:before="0" w:after="240"/>
+        <w:ind w:firstLine="720" w:left="0"/>
+        <w:jc w:val="both"/>
+      </w:pPr>
+      <w:r/>
+      <w:r>
+        <w:rPr>
+          <w:rFonts w:ascii="Times New Roman" w:hAnsi="Times New Roman"/>
+          <w:b w:val="0"/>
+          <w:i w:val="0"/>
+          <w:sz w:val="24"/>
+        </w:rPr>
+        <w:t>Una base de datos es una colección organizada y estructurada de información persistente, gestionada mediante un software especializado que garantiza el acceso rápido, seguro y coherente de los usuarios. En el desarrollo de software, la adopción del modelo relacional es fundamental para asegurar que los datos no sufran de inconsistencias o sobreescrituras accidentales.</w:t>
+      </w:r>
+    </w:p>
+    <w:p>
+      <w:pPr>
+        <w:spacing w:line="360" w:lineRule="auto" w:before="240" w:after="120"/>
+        <w:ind w:firstLine="0" w:left="0"/>
+        <w:jc w:val="left"/>
+      </w:pPr>
+      <w:r/>
+      <w:r>
+        <w:rPr>
+          <w:rFonts w:ascii="Times New Roman" w:hAnsi="Times New Roman"/>
+          <w:b/>
+          <w:i w:val="0"/>
+          <w:sz w:val="24"/>
+        </w:rPr>
+        <w:t>Bases de Datos Relacionales y Centralización</w:t>
+      </w:r>
+    </w:p>
+    <w:p>
+      <w:pPr>
+        <w:spacing w:line="360" w:lineRule="auto" w:before="0" w:after="240"/>
+        <w:ind w:firstLine="720" w:left="0"/>
+        <w:jc w:val="both"/>
+      </w:pPr>
+      <w:r/>
+      <w:r>
+        <w:rPr>
+          <w:rFonts w:ascii="Times New Roman" w:hAnsi="Times New Roman"/>
+          <w:b w:val="0"/>
+          <w:i w:val="0"/>
+          <w:sz w:val="24"/>
+        </w:rPr>
+        <w:t>De este modo, para la empresa Inversiones Más Por Tu Oro 17 C.A., el sistema propuesto no constituye únicamente un repositorio de datos, sino un núcleo operativo que articula la gestión del inventario y la valoración de prendas en tiempo real, agilizando el flujo diario y eliminando la duplicidad en el procesamiento.</w:t>
+      </w:r>
+    </w:p>
+    <w:p>
+      <w:pPr>
+        <w:spacing w:line="360" w:lineRule="auto" w:before="0" w:after="240"/>
+        <w:ind w:firstLine="0" w:left="720"/>
+        <w:jc w:val="both"/>
+      </w:pPr>
+      <w:r/>
+      <w:r>
+        <w:rPr>
+          <w:rFonts w:ascii="Times New Roman" w:hAnsi="Times New Roman"/>
+          <w:b w:val="0"/>
+          <w:i w:val="0"/>
+          <w:sz w:val="24"/>
+        </w:rPr>
+        <w:t>Un sistema de información se define como un conjunto de componentes interrelacionados que recolectan, procesan, almacenan y distribuyen información para apoyar la toma de decisiones y el control en una organización. Los sistemas de información ayudan a los gerentes y trabajadores a analizar problemas, visualizar asuntos complejos y crear nuevos productos. (Kendall y Kendall, 2011, p. 12)</w:t>
+      </w:r>
+    </w:p>
+    <w:p>
+      <w:pPr>
+        <w:spacing w:line="360" w:lineRule="auto" w:before="0" w:after="240"/>
+        <w:ind w:firstLine="720" w:left="0"/>
+        <w:jc w:val="both"/>
+      </w:pPr>
+      <w:r/>
+      <w:r>
+        <w:rPr>
+          <w:rFonts w:ascii="Times New Roman" w:hAnsi="Times New Roman"/>
+          <w:b w:val="0"/>
+          <w:i w:val="0"/>
+          <w:sz w:val="24"/>
+        </w:rPr>
+        <w:t>Los sistemas de información representan estructuras integradas por recursos humanos, tecnológicos y normativos, diseñados con el propósito de recopilar, almacenar y transformar datos en información útil que sirva de apoyo en la toma de decisiones operativas y estratégicas de las organizaciones. En el contexto de las microempresas, su implantación marca el paso desde procesos manuales o de ofimática descentralizada hacia flujos de trabajo centralizados y controlados.</w:t>
+      </w:r>
+    </w:p>
+    <w:p>
+      <w:pPr>
+        <w:spacing w:line="360" w:lineRule="auto" w:before="240" w:after="120"/>
+        <w:ind w:firstLine="0" w:left="0"/>
+        <w:jc w:val="left"/>
+      </w:pPr>
+      <w:r/>
+      <w:r>
+        <w:rPr>
+          <w:rFonts w:ascii="Times New Roman" w:hAnsi="Times New Roman"/>
+          <w:b/>
+          <w:i w:val="0"/>
+          <w:sz w:val="24"/>
+        </w:rPr>
+        <w:t>Sistemas de Información</w:t>
       </w:r>
     </w:p>
     <w:p>
@@ -4176,23 +4182,167 @@
       </w:r>
     </w:p>
     <w:p>
-      <w:pPr>
-        <w:pStyle w:val="normal1"/>
-        <w:spacing w:lineRule="auto" w:line="360"/>
+      <w:r/>
+    </w:p>
+    <w:p>
+      <w:pPr>
+        <w:spacing w:line="360" w:lineRule="auto" w:before="0" w:after="240"/>
+        <w:ind w:firstLine="720" w:left="0"/>
         <w:jc w:val="both"/>
-        <w:rPr>
-          <w:rFonts w:ascii="Times New Roman" w:hAnsi="Times New Roman" w:eastAsia="Times New Roman" w:cs="Times New Roman"/>
-          <w:sz w:val="24"/>
-          <w:szCs w:val="24"/>
-        </w:rPr>
-      </w:pPr>
-      <w:r>
-        <w:rPr>
-          <w:rFonts w:eastAsia="Times New Roman" w:cs="Times New Roman" w:ascii="Times New Roman" w:hAnsi="Times New Roman"/>
-          <w:sz w:val="24"/>
-          <w:szCs w:val="24"/>
-        </w:rPr>
-        <w:t>El sustento jurídico de esta investigación se enmarca en las leyes venezolanas que regulan el uso de tecnologías y la actividad comercial de préstamo y custodia de bienes. La Constitución de la República Bolivariana de Venezuela, en su artículo 110, establece el compromiso del Estado con el desarrollo científico y tecnológico como motor del progreso nacional. Por otra parte, la Ley Especial Contra los Delitos Informáticos protege la integridad de los datos que serán almacenados en el sistema, asegurando que la información de los clientes y las transacciones esté legalmente blindada. El Código de Comercio también juega un papel fundamental, ya que obliga a las empresas a llevar un registro contable fidedigno y organizado, requisito que el sistema propuesto cumple a cabalidad. Finalmente, las normativas vigentes sobre la comercialización de metales preciosos dictan los parámetros de seguridad que deben seguirse en el inventario de oro y plata. El cumplimiento de este marco legal otorga validez institucional al proyecto y asegura que la automatización respete los derechos tanto de la empresa como de sus usuarios.</w:t>
+      </w:pPr>
+      <w:r/>
+      <w:r>
+        <w:rPr>
+          <w:rFonts w:ascii="Times New Roman" w:hAnsi="Times New Roman"/>
+          <w:b w:val="0"/>
+          <w:i w:val="0"/>
+          <w:sz w:val="24"/>
+        </w:rPr>
+        <w:t>Análisis de relación: El módulo de registro de garantías prendarias en el software propuesto está específicamente parametrizado para almacenar las variables requeridas por este marco legal: kilataje de la pieza, peso en gramos determinado por balanzas certificadas, descripción física detallada y datos sociodemográficos verificados del cliente (C.I., firma y huella digital). De este modo, la empresa Inversiones Más Por Tu Oro 17 C.A. puede demostrar ante inspecciones de las autoridades reguladoras que sus operaciones cumplen con las declaraciones y el control de trazabilidad exigidos por la ley de metales preciosos.</w:t>
+      </w:r>
+    </w:p>
+    <w:p>
+      <w:pPr>
+        <w:spacing w:line="360" w:lineRule="auto" w:before="0" w:after="240"/>
+        <w:ind w:firstLine="720" w:left="0"/>
+        <w:jc w:val="both"/>
+      </w:pPr>
+      <w:r/>
+      <w:r>
+        <w:rPr>
+          <w:rFonts w:ascii="Times New Roman" w:hAnsi="Times New Roman"/>
+          <w:b w:val="0"/>
+          <w:i w:val="0"/>
+          <w:sz w:val="24"/>
+        </w:rPr>
+        <w:t>Decreto con Rango, Valor y Fuerza de Ley que Reserva al Estado las Actividades de Exploración y Explotación del Oro y demás Metales Preciosos (2015):</w:t>
+        <w:br/>
+        <w:t>Este decreto y sus resoluciones complementarias regulan la tenencia, comercialización e inventario de oro y metales preciosos dentro del territorio nacional, exigiendo a los establecimientos autorizados mantener un registro pormenorizado de las transacciones, peso exacto en gramos y datos de procedencia de los metales adquiridos o recibidos en garantía.</w:t>
+      </w:r>
+    </w:p>
+    <w:p>
+      <w:pPr>
+        <w:spacing w:line="360" w:lineRule="auto" w:before="0" w:after="240"/>
+        <w:ind w:firstLine="720" w:left="0"/>
+        <w:jc w:val="both"/>
+      </w:pPr>
+      <w:r/>
+      <w:r>
+        <w:rPr>
+          <w:rFonts w:ascii="Times New Roman" w:hAnsi="Times New Roman"/>
+          <w:b w:val="0"/>
+          <w:i w:val="0"/>
+          <w:sz w:val="24"/>
+        </w:rPr>
+        <w:t>Análisis de relación: La aplicación web para la gestión de inventario y préstamos prendarios actúa como un soporte técnico fundamental para el cumplimiento de las obligaciones del Código de Comercio. Al centralizar los registros en una base de datos relacional, el sistema genera de forma automática reportes cronológicos de transacciones de compra, custodia y préstamos activos, garantizando la fidelidad y el orden del inventario sin los riesgos de inconsistencia aritmética que caracterizan a los registros manuales en hojas de cálculo.</w:t>
+      </w:r>
+    </w:p>
+    <w:p>
+      <w:pPr>
+        <w:spacing w:line="360" w:lineRule="auto" w:before="0" w:after="240"/>
+        <w:ind w:firstLine="720" w:left="0"/>
+        <w:jc w:val="both"/>
+      </w:pPr>
+      <w:r/>
+      <w:r>
+        <w:rPr>
+          <w:rFonts w:ascii="Times New Roman" w:hAnsi="Times New Roman"/>
+          <w:b w:val="0"/>
+          <w:i w:val="0"/>
+          <w:sz w:val="24"/>
+        </w:rPr>
+        <w:t>Código de Comercio de Venezuela (1955):</w:t>
+        <w:br/>
+        <w:t>El Artículo 32 establece la obligación de todo comerciante de llevar la contabilidad mercantil de forma organizada, debiendo llevar el Libro Diario, el Libro Mayor y el de Inventarios, en idioma castellano y de forma cronológica.</w:t>
+      </w:r>
+    </w:p>
+    <w:p>
+      <w:pPr>
+        <w:spacing w:line="360" w:lineRule="auto" w:before="0" w:after="240"/>
+        <w:ind w:firstLine="720" w:left="0"/>
+        <w:jc w:val="both"/>
+      </w:pPr>
+      <w:r/>
+      <w:r>
+        <w:rPr>
+          <w:rFonts w:ascii="Times New Roman" w:hAnsi="Times New Roman"/>
+          <w:b w:val="0"/>
+          <w:i w:val="0"/>
+          <w:sz w:val="24"/>
+        </w:rPr>
+        <w:t>Análisis de relación: El sistema propuesto implementa controles de seguridad física y lógica para cumplir con esta normativa. Se diseñan módulos de acceso restringido mediante perfiles de usuario y contraseñas cifradas, limitando las acciones operativas (Gerente, Administrador, Cajero) y resguardando la base de datos contra accesos no autorizados. Adicionalmente, el diseño contempla respaldos automáticos de datos para evitar la pérdida o alteración ilícita de los registros de contratos de empeño y garantías reales.</w:t>
+      </w:r>
+    </w:p>
+    <w:p>
+      <w:pPr>
+        <w:spacing w:line="360" w:lineRule="auto" w:before="0" w:after="240"/>
+        <w:ind w:firstLine="720" w:left="0"/>
+        <w:jc w:val="both"/>
+      </w:pPr>
+      <w:r/>
+      <w:r>
+        <w:rPr>
+          <w:rFonts w:ascii="Times New Roman" w:hAnsi="Times New Roman"/>
+          <w:b w:val="0"/>
+          <w:i w:val="0"/>
+          <w:sz w:val="24"/>
+        </w:rPr>
+        <w:t>Ley Especial Contra los Delitos Informáticos (2001):</w:t>
+        <w:br/>
+        <w:t>Esta ley tiene por objeto la protección integral de los sistemas que utilicen tecnologías de información, así como la prevención y sanción de los delitos cometidos contra o mediante el uso de tales sistemas. Artículos clave regulan el acceso indebido (Art. 6) y la manipulación de sistemas protegidos o alteración de datos (Art. 7).</w:t>
+      </w:r>
+    </w:p>
+    <w:p>
+      <w:pPr>
+        <w:spacing w:line="360" w:lineRule="auto" w:before="0" w:after="240"/>
+        <w:ind w:firstLine="720" w:left="0"/>
+        <w:jc w:val="both"/>
+      </w:pPr>
+      <w:r/>
+      <w:r>
+        <w:rPr>
+          <w:rFonts w:ascii="Times New Roman" w:hAnsi="Times New Roman"/>
+          <w:b w:val="0"/>
+          <w:i w:val="0"/>
+          <w:sz w:val="24"/>
+        </w:rPr>
+        <w:t>Análisis de relación: El desarrollo de este software de gestión representa una materialización a microescala de los objetivos del Artículo 110, al incorporar innovación tecnológica en un sector comercial tradicional (comercio prendario) para modernizar sus procesos administrativos. El proyecto demuestra cómo el uso de herramientas tecnológicas libres fomenta el desarrollo del comercio y mejora la eficiencia de los servicios locales, alineándose con las políticas públicas de fomento tecnológico.</w:t>
+      </w:r>
+    </w:p>
+    <w:p>
+      <w:pPr>
+        <w:spacing w:line="360" w:lineRule="auto" w:before="0" w:after="240"/>
+        <w:ind w:firstLine="720" w:left="0"/>
+        <w:jc w:val="both"/>
+      </w:pPr>
+      <w:r/>
+      <w:r>
+        <w:rPr>
+          <w:rFonts w:ascii="Times New Roman" w:hAnsi="Times New Roman"/>
+          <w:b w:val="0"/>
+          <w:i w:val="0"/>
+          <w:sz w:val="24"/>
+        </w:rPr>
+        <w:t>Constitución de la República Bolivariana de Venezuela (1999):</w:t>
+        <w:br/>
+        <w:t>El Artículo 110 establece que el Estado reconocerá el interés público de la ciencia, la tecnología, el conocimiento, la información y sus servicios asociados como instrumentos fundamentales para el desarrollo económico, social y político del país. Asimismo, indica que el Estado garantizará los recursos necesarios para el fomento de estas actividades.</w:t>
+      </w:r>
+    </w:p>
+    <w:p>
+      <w:pPr>
+        <w:spacing w:line="360" w:lineRule="auto" w:before="0" w:after="240"/>
+        <w:ind w:firstLine="720" w:left="0"/>
+        <w:jc w:val="both"/>
+      </w:pPr>
+      <w:r/>
+      <w:r>
+        <w:rPr>
+          <w:rFonts w:ascii="Times New Roman" w:hAnsi="Times New Roman"/>
+          <w:b w:val="0"/>
+          <w:i w:val="0"/>
+          <w:sz w:val="24"/>
+        </w:rPr>
+        <w:t>El sustento jurídico de esta investigación se enmarca en las leyes y normativas venezolanas que regulan el uso de tecnologías de información y controlan la actividad comercial y financiera de custodia y préstamo sobre bienes muebles. A continuación se detallan las bases legales y el análisis relacional que las vincula directamente con el sistema propuesto.</w:t>
       </w:r>
     </w:p>
     <w:p>
@@ -4300,13 +4450,13 @@
       </w:tblPr>
       <w:tblGrid>
         <w:gridCol w:w="1700"/>
-        <w:gridCol w:w="1299"/>
-        <w:gridCol w:w="1601"/>
-        <w:gridCol w:w="1599"/>
-        <w:gridCol w:w="1101"/>
-        <w:gridCol w:w="1299"/>
+        <w:gridCol w:w="1298"/>
+        <w:gridCol w:w="1602"/>
+        <w:gridCol w:w="1598"/>
+        <w:gridCol w:w="1102"/>
+        <w:gridCol w:w="1298"/>
         <w:gridCol w:w="1500"/>
-        <w:gridCol w:w="501"/>
+        <w:gridCol w:w="502"/>
       </w:tblGrid>
       <w:tr>
         <w:trPr>
@@ -4344,7 +4494,7 @@
         </w:tc>
         <w:tc>
           <w:tcPr>
-            <w:tcW w:w="1299" w:type="dxa"/>
+            <w:tcW w:w="1298" w:type="dxa"/>
             <w:tcBorders>
               <w:top w:val="single" w:sz="8" w:space="0" w:color="000000"/>
               <w:start w:val="single" w:sz="8" w:space="0" w:color="000000"/>
@@ -4374,7 +4524,7 @@
         </w:tc>
         <w:tc>
           <w:tcPr>
-            <w:tcW w:w="1601" w:type="dxa"/>
+            <w:tcW w:w="1602" w:type="dxa"/>
             <w:tcBorders>
               <w:top w:val="single" w:sz="8" w:space="0" w:color="000000"/>
               <w:start w:val="single" w:sz="8" w:space="0" w:color="000000"/>
@@ -4404,7 +4554,7 @@
         </w:tc>
         <w:tc>
           <w:tcPr>
-            <w:tcW w:w="1599" w:type="dxa"/>
+            <w:tcW w:w="1598" w:type="dxa"/>
             <w:tcBorders>
               <w:top w:val="single" w:sz="8" w:space="0" w:color="000000"/>
               <w:start w:val="single" w:sz="8" w:space="0" w:color="000000"/>
@@ -4434,7 +4584,7 @@
         </w:tc>
         <w:tc>
           <w:tcPr>
-            <w:tcW w:w="1101" w:type="dxa"/>
+            <w:tcW w:w="1102" w:type="dxa"/>
             <w:tcBorders>
               <w:top w:val="single" w:sz="8" w:space="0" w:color="000000"/>
               <w:start w:val="single" w:sz="8" w:space="0" w:color="000000"/>
@@ -4464,7 +4614,7 @@
         </w:tc>
         <w:tc>
           <w:tcPr>
-            <w:tcW w:w="1299" w:type="dxa"/>
+            <w:tcW w:w="1298" w:type="dxa"/>
             <w:tcBorders>
               <w:top w:val="single" w:sz="8" w:space="0" w:color="000000"/>
               <w:start w:val="single" w:sz="8" w:space="0" w:color="000000"/>
@@ -4524,7 +4674,7 @@
         </w:tc>
         <w:tc>
           <w:tcPr>
-            <w:tcW w:w="501" w:type="dxa"/>
+            <w:tcW w:w="502" w:type="dxa"/>
             <w:tcBorders>
               <w:top w:val="single" w:sz="8" w:space="0" w:color="000000"/>
               <w:start w:val="single" w:sz="8" w:space="0" w:color="000000"/>
@@ -4566,6 +4716,27 @@
             </w:tcBorders>
           </w:tcPr>
           <w:p>
+            <w:r/>
+            <w:r>
+              <w:rPr>
+                <w:rFonts w:ascii="Times New Roman" w:hAnsi="Times New Roman"/>
+                <w:sz w:val="20"/>
+              </w:rPr>
+              <w:t>Diagnosticar el estado de registro, control de inventario y atención al cliente.</w:t>
+            </w:r>
+          </w:p>
+        </w:tc>
+        <w:tc>
+          <w:tcPr>
+            <w:tcW w:w="1298" w:type="dxa"/>
+            <w:tcBorders>
+              <w:top w:val="single" w:sz="8" w:space="0" w:color="000000"/>
+              <w:start w:val="single" w:sz="8" w:space="0" w:color="000000"/>
+              <w:bottom w:val="single" w:sz="8" w:space="0" w:color="000000"/>
+              <w:end w:val="single" w:sz="8" w:space="0" w:color="000000"/>
+            </w:tcBorders>
+          </w:tcPr>
+          <w:p>
             <w:pPr>
               <w:pStyle w:val="normal1"/>
               <w:spacing w:before="0" w:after="160"/>
@@ -4578,13 +4749,13 @@
                 <w:sz w:val="20"/>
                 <w:szCs w:val="20"/>
               </w:rPr>
-              <w:t>Diagnosticar el flujo actual de los datos en hojas de Excel.</w:t>
-            </w:r>
-          </w:p>
-        </w:tc>
-        <w:tc>
-          <w:tcPr>
-            <w:tcW w:w="1299" w:type="dxa"/>
+              <w:t>Gestión Manual de Datos</w:t>
+            </w:r>
+          </w:p>
+        </w:tc>
+        <w:tc>
+          <w:tcPr>
+            <w:tcW w:w="1602" w:type="dxa"/>
             <w:tcBorders>
               <w:top w:val="single" w:sz="8" w:space="0" w:color="000000"/>
               <w:start w:val="single" w:sz="8" w:space="0" w:color="000000"/>
@@ -4605,13 +4776,13 @@
                 <w:sz w:val="20"/>
                 <w:szCs w:val="20"/>
               </w:rPr>
-              <w:t>Gestión Manual de Datos</w:t>
-            </w:r>
-          </w:p>
-        </w:tc>
-        <w:tc>
-          <w:tcPr>
-            <w:tcW w:w="1601" w:type="dxa"/>
+              <w:t>Proceso actual de registro basado en herramientas ofimáticas descentralizadas.</w:t>
+            </w:r>
+          </w:p>
+        </w:tc>
+        <w:tc>
+          <w:tcPr>
+            <w:tcW w:w="1598" w:type="dxa"/>
             <w:tcBorders>
               <w:top w:val="single" w:sz="8" w:space="0" w:color="000000"/>
               <w:start w:val="single" w:sz="8" w:space="0" w:color="000000"/>
@@ -4632,13 +4803,40 @@
                 <w:sz w:val="20"/>
                 <w:szCs w:val="20"/>
               </w:rPr>
-              <w:t>Proceso actual de registro basado en herramientas ofimáticas descentralizadas.</w:t>
-            </w:r>
-          </w:p>
-        </w:tc>
-        <w:tc>
-          <w:tcPr>
-            <w:tcW w:w="1599" w:type="dxa"/>
+              <w:t>Análisis de la fragmentación de archivos Excel en la empresa.</w:t>
+            </w:r>
+          </w:p>
+        </w:tc>
+        <w:tc>
+          <w:tcPr>
+            <w:tcW w:w="1102" w:type="dxa"/>
+            <w:tcBorders>
+              <w:top w:val="single" w:sz="8" w:space="0" w:color="000000"/>
+              <w:start w:val="single" w:sz="8" w:space="0" w:color="000000"/>
+              <w:bottom w:val="single" w:sz="8" w:space="0" w:color="000000"/>
+              <w:end w:val="single" w:sz="8" w:space="0" w:color="000000"/>
+            </w:tcBorders>
+          </w:tcPr>
+          <w:p>
+            <w:pPr>
+              <w:pStyle w:val="normal1"/>
+              <w:spacing w:before="0" w:after="160"/>
+              <w:jc w:val="center"/>
+              <w:rPr/>
+            </w:pPr>
+            <w:r>
+              <w:rPr>
+                <w:rFonts w:eastAsia="Times New Roman" w:cs="Times New Roman" w:ascii="Times New Roman" w:hAnsi="Times New Roman"/>
+                <w:sz w:val="20"/>
+                <w:szCs w:val="20"/>
+              </w:rPr>
+              <w:t>Operativa</w:t>
+            </w:r>
+          </w:p>
+        </w:tc>
+        <w:tc>
+          <w:tcPr>
+            <w:tcW w:w="1298" w:type="dxa"/>
             <w:tcBorders>
               <w:top w:val="single" w:sz="8" w:space="0" w:color="000000"/>
               <w:start w:val="single" w:sz="8" w:space="0" w:color="000000"/>
@@ -4659,13 +4857,13 @@
                 <w:sz w:val="20"/>
                 <w:szCs w:val="20"/>
               </w:rPr>
-              <w:t>Análisis de la fragmentación de archivos Excel en la empresa.</w:t>
-            </w:r>
-          </w:p>
-        </w:tc>
-        <w:tc>
-          <w:tcPr>
-            <w:tcW w:w="1101" w:type="dxa"/>
+              <w:t>Registro manual, Tiempo de respuesta.</w:t>
+            </w:r>
+          </w:p>
+        </w:tc>
+        <w:tc>
+          <w:tcPr>
+            <w:tcW w:w="1500" w:type="dxa"/>
             <w:tcBorders>
               <w:top w:val="single" w:sz="8" w:space="0" w:color="000000"/>
               <w:start w:val="single" w:sz="8" w:space="0" w:color="000000"/>
@@ -4686,67 +4884,13 @@
                 <w:sz w:val="20"/>
                 <w:szCs w:val="20"/>
               </w:rPr>
-              <w:t>Operativa</w:t>
-            </w:r>
-          </w:p>
-        </w:tc>
-        <w:tc>
-          <w:tcPr>
-            <w:tcW w:w="1299" w:type="dxa"/>
-            <w:tcBorders>
-              <w:top w:val="single" w:sz="8" w:space="0" w:color="000000"/>
-              <w:start w:val="single" w:sz="8" w:space="0" w:color="000000"/>
-              <w:bottom w:val="single" w:sz="8" w:space="0" w:color="000000"/>
-              <w:end w:val="single" w:sz="8" w:space="0" w:color="000000"/>
-            </w:tcBorders>
-          </w:tcPr>
-          <w:p>
-            <w:pPr>
-              <w:pStyle w:val="normal1"/>
-              <w:spacing w:before="0" w:after="160"/>
-              <w:jc w:val="both"/>
-              <w:rPr/>
-            </w:pPr>
-            <w:r>
-              <w:rPr>
-                <w:rFonts w:eastAsia="Times New Roman" w:cs="Times New Roman" w:ascii="Times New Roman" w:hAnsi="Times New Roman"/>
-                <w:sz w:val="20"/>
-                <w:szCs w:val="20"/>
-              </w:rPr>
-              <w:t>Registro manual, Tiempo de respuesta.</w:t>
-            </w:r>
-          </w:p>
-        </w:tc>
-        <w:tc>
-          <w:tcPr>
-            <w:tcW w:w="1500" w:type="dxa"/>
-            <w:tcBorders>
-              <w:top w:val="single" w:sz="8" w:space="0" w:color="000000"/>
-              <w:start w:val="single" w:sz="8" w:space="0" w:color="000000"/>
-              <w:bottom w:val="single" w:sz="8" w:space="0" w:color="000000"/>
-              <w:end w:val="single" w:sz="8" w:space="0" w:color="000000"/>
-            </w:tcBorders>
-          </w:tcPr>
-          <w:p>
-            <w:pPr>
-              <w:pStyle w:val="normal1"/>
-              <w:spacing w:before="0" w:after="160"/>
-              <w:jc w:val="center"/>
-              <w:rPr/>
-            </w:pPr>
-            <w:r>
-              <w:rPr>
-                <w:rFonts w:eastAsia="Times New Roman" w:cs="Times New Roman" w:ascii="Times New Roman" w:hAnsi="Times New Roman"/>
-                <w:sz w:val="20"/>
-                <w:szCs w:val="20"/>
-              </w:rPr>
               <w:t>Descriptiva, Explicativa y de Campo.</w:t>
             </w:r>
           </w:p>
         </w:tc>
         <w:tc>
           <w:tcPr>
-            <w:tcW w:w="501" w:type="dxa"/>
+            <w:tcW w:w="502" w:type="dxa"/>
             <w:tcBorders>
               <w:top w:val="single" w:sz="8" w:space="0" w:color="000000"/>
               <w:start w:val="single" w:sz="8" w:space="0" w:color="000000"/>
@@ -4785,6 +4929,27 @@
             </w:tcBorders>
           </w:tcPr>
           <w:p>
+            <w:r/>
+            <w:r>
+              <w:rPr>
+                <w:rFonts w:ascii="Times New Roman" w:hAnsi="Times New Roman"/>
+                <w:sz w:val="20"/>
+              </w:rPr>
+              <w:t>Determinar los requerimientos técnicos y funcionales del sistema propuesto.</w:t>
+            </w:r>
+          </w:p>
+        </w:tc>
+        <w:tc>
+          <w:tcPr>
+            <w:tcW w:w="1298" w:type="dxa"/>
+            <w:tcBorders>
+              <w:top w:val="single" w:sz="8" w:space="0" w:color="000000"/>
+              <w:start w:val="single" w:sz="8" w:space="0" w:color="000000"/>
+              <w:bottom w:val="single" w:sz="8" w:space="0" w:color="000000"/>
+              <w:end w:val="single" w:sz="8" w:space="0" w:color="000000"/>
+            </w:tcBorders>
+          </w:tcPr>
+          <w:p>
             <w:pPr>
               <w:pStyle w:val="normal1"/>
               <w:spacing w:before="0" w:after="160"/>
@@ -4797,13 +4962,13 @@
                 <w:sz w:val="20"/>
                 <w:szCs w:val="20"/>
               </w:rPr>
-              <w:t>Determinar requerimientos funcionales para la automatización.</w:t>
-            </w:r>
-          </w:p>
-        </w:tc>
-        <w:tc>
-          <w:tcPr>
-            <w:tcW w:w="1299" w:type="dxa"/>
+              <w:t>Requerimientos Técnicos</w:t>
+            </w:r>
+          </w:p>
+        </w:tc>
+        <w:tc>
+          <w:tcPr>
+            <w:tcW w:w="1602" w:type="dxa"/>
             <w:tcBorders>
               <w:top w:val="single" w:sz="8" w:space="0" w:color="000000"/>
               <w:start w:val="single" w:sz="8" w:space="0" w:color="000000"/>
@@ -4824,13 +4989,13 @@
                 <w:sz w:val="20"/>
                 <w:szCs w:val="20"/>
               </w:rPr>
-              <w:t>Requerimientos Técnicos</w:t>
-            </w:r>
-          </w:p>
-        </w:tc>
-        <w:tc>
-          <w:tcPr>
-            <w:tcW w:w="1601" w:type="dxa"/>
+              <w:t>Necesidades del software para ejecutar cálculos de empeño y compras.</w:t>
+            </w:r>
+          </w:p>
+        </w:tc>
+        <w:tc>
+          <w:tcPr>
+            <w:tcW w:w="1598" w:type="dxa"/>
             <w:tcBorders>
               <w:top w:val="single" w:sz="8" w:space="0" w:color="000000"/>
               <w:start w:val="single" w:sz="8" w:space="0" w:color="000000"/>
@@ -4851,13 +5016,40 @@
                 <w:sz w:val="20"/>
                 <w:szCs w:val="20"/>
               </w:rPr>
-              <w:t>Necesidades del software para ejecutar cálculos de empeño y compras.</w:t>
-            </w:r>
-          </w:p>
-        </w:tc>
-        <w:tc>
-          <w:tcPr>
-            <w:tcW w:w="1599" w:type="dxa"/>
+              <w:t>Especificación de módulos para el sistema de préstamos y caja.</w:t>
+            </w:r>
+          </w:p>
+        </w:tc>
+        <w:tc>
+          <w:tcPr>
+            <w:tcW w:w="1102" w:type="dxa"/>
+            <w:tcBorders>
+              <w:top w:val="single" w:sz="8" w:space="0" w:color="000000"/>
+              <w:start w:val="single" w:sz="8" w:space="0" w:color="000000"/>
+              <w:bottom w:val="single" w:sz="8" w:space="0" w:color="000000"/>
+              <w:end w:val="single" w:sz="8" w:space="0" w:color="000000"/>
+            </w:tcBorders>
+          </w:tcPr>
+          <w:p>
+            <w:pPr>
+              <w:pStyle w:val="normal1"/>
+              <w:spacing w:before="0" w:after="160"/>
+              <w:jc w:val="center"/>
+              <w:rPr/>
+            </w:pPr>
+            <w:r>
+              <w:rPr>
+                <w:rFonts w:eastAsia="Times New Roman" w:cs="Times New Roman" w:ascii="Times New Roman" w:hAnsi="Times New Roman"/>
+                <w:sz w:val="20"/>
+                <w:szCs w:val="20"/>
+              </w:rPr>
+              <w:t>Técnica</w:t>
+            </w:r>
+          </w:p>
+        </w:tc>
+        <w:tc>
+          <w:tcPr>
+            <w:tcW w:w="1298" w:type="dxa"/>
             <w:tcBorders>
               <w:top w:val="single" w:sz="8" w:space="0" w:color="000000"/>
               <w:start w:val="single" w:sz="8" w:space="0" w:color="000000"/>
@@ -4878,13 +5070,13 @@
                 <w:sz w:val="20"/>
                 <w:szCs w:val="20"/>
               </w:rPr>
-              <w:t>Especificación de módulos para el sistema de préstamos y caja.</w:t>
-            </w:r>
-          </w:p>
-        </w:tc>
-        <w:tc>
-          <w:tcPr>
-            <w:tcW w:w="1101" w:type="dxa"/>
+              <w:t>Algoritmos de cálculo, Seguridad.</w:t>
+            </w:r>
+          </w:p>
+        </w:tc>
+        <w:tc>
+          <w:tcPr>
+            <w:tcW w:w="1500" w:type="dxa"/>
             <w:tcBorders>
               <w:top w:val="single" w:sz="8" w:space="0" w:color="000000"/>
               <w:start w:val="single" w:sz="8" w:space="0" w:color="000000"/>
@@ -4905,67 +5097,13 @@
                 <w:sz w:val="20"/>
                 <w:szCs w:val="20"/>
               </w:rPr>
-              <w:t>Técnica</w:t>
-            </w:r>
-          </w:p>
-        </w:tc>
-        <w:tc>
-          <w:tcPr>
-            <w:tcW w:w="1299" w:type="dxa"/>
-            <w:tcBorders>
-              <w:top w:val="single" w:sz="8" w:space="0" w:color="000000"/>
-              <w:start w:val="single" w:sz="8" w:space="0" w:color="000000"/>
-              <w:bottom w:val="single" w:sz="8" w:space="0" w:color="000000"/>
-              <w:end w:val="single" w:sz="8" w:space="0" w:color="000000"/>
-            </w:tcBorders>
-          </w:tcPr>
-          <w:p>
-            <w:pPr>
-              <w:pStyle w:val="normal1"/>
-              <w:spacing w:before="0" w:after="160"/>
-              <w:jc w:val="both"/>
-              <w:rPr/>
-            </w:pPr>
-            <w:r>
-              <w:rPr>
-                <w:rFonts w:eastAsia="Times New Roman" w:cs="Times New Roman" w:ascii="Times New Roman" w:hAnsi="Times New Roman"/>
-                <w:sz w:val="20"/>
-                <w:szCs w:val="20"/>
-              </w:rPr>
-              <w:t>Algoritmos de cálculo, Seguridad.</w:t>
-            </w:r>
-          </w:p>
-        </w:tc>
-        <w:tc>
-          <w:tcPr>
-            <w:tcW w:w="1500" w:type="dxa"/>
-            <w:tcBorders>
-              <w:top w:val="single" w:sz="8" w:space="0" w:color="000000"/>
-              <w:start w:val="single" w:sz="8" w:space="0" w:color="000000"/>
-              <w:bottom w:val="single" w:sz="8" w:space="0" w:color="000000"/>
-              <w:end w:val="single" w:sz="8" w:space="0" w:color="000000"/>
-            </w:tcBorders>
-          </w:tcPr>
-          <w:p>
-            <w:pPr>
-              <w:pStyle w:val="normal1"/>
-              <w:spacing w:before="0" w:after="160"/>
-              <w:jc w:val="center"/>
-              <w:rPr/>
-            </w:pPr>
-            <w:r>
-              <w:rPr>
-                <w:rFonts w:eastAsia="Times New Roman" w:cs="Times New Roman" w:ascii="Times New Roman" w:hAnsi="Times New Roman"/>
-                <w:sz w:val="20"/>
-                <w:szCs w:val="20"/>
-              </w:rPr>
               <w:t>Descriptiva, Explicativa y de Campo.</w:t>
             </w:r>
           </w:p>
         </w:tc>
         <w:tc>
           <w:tcPr>
-            <w:tcW w:w="501" w:type="dxa"/>
+            <w:tcW w:w="502" w:type="dxa"/>
             <w:tcBorders>
               <w:top w:val="single" w:sz="8" w:space="0" w:color="000000"/>
               <w:start w:val="single" w:sz="8" w:space="0" w:color="000000"/>
@@ -5004,6 +5142,27 @@
             </w:tcBorders>
           </w:tcPr>
           <w:p>
+            <w:r/>
+            <w:r>
+              <w:rPr>
+                <w:rFonts w:ascii="Times New Roman" w:hAnsi="Times New Roman"/>
+                <w:sz w:val="20"/>
+              </w:rPr>
+              <w:t>Diseñar la arquitectura lógica, base de datos relacional e interfaces.</w:t>
+            </w:r>
+          </w:p>
+        </w:tc>
+        <w:tc>
+          <w:tcPr>
+            <w:tcW w:w="1298" w:type="dxa"/>
+            <w:tcBorders>
+              <w:top w:val="single" w:sz="8" w:space="0" w:color="000000"/>
+              <w:start w:val="single" w:sz="8" w:space="0" w:color="000000"/>
+              <w:bottom w:val="single" w:sz="8" w:space="0" w:color="000000"/>
+              <w:end w:val="single" w:sz="8" w:space="0" w:color="000000"/>
+            </w:tcBorders>
+          </w:tcPr>
+          <w:p>
             <w:pPr>
               <w:pStyle w:val="normal1"/>
               <w:spacing w:before="0" w:after="160"/>
@@ -5016,13 +5175,13 @@
                 <w:sz w:val="20"/>
                 <w:szCs w:val="20"/>
               </w:rPr>
-              <w:t>Diseñar la arquitectura de base de datos e interfaces.</w:t>
-            </w:r>
-          </w:p>
-        </w:tc>
-        <w:tc>
-          <w:tcPr>
-            <w:tcW w:w="1299" w:type="dxa"/>
+              <w:t>Diseño del Sistema</w:t>
+            </w:r>
+          </w:p>
+        </w:tc>
+        <w:tc>
+          <w:tcPr>
+            <w:tcW w:w="1602" w:type="dxa"/>
             <w:tcBorders>
               <w:top w:val="single" w:sz="8" w:space="0" w:color="000000"/>
               <w:start w:val="single" w:sz="8" w:space="0" w:color="000000"/>
@@ -5043,13 +5202,13 @@
                 <w:sz w:val="20"/>
                 <w:szCs w:val="20"/>
               </w:rPr>
-              <w:t>Diseño del Sistema</w:t>
-            </w:r>
-          </w:p>
-        </w:tc>
-        <w:tc>
-          <w:tcPr>
-            <w:tcW w:w="1601" w:type="dxa"/>
+              <w:t>Estructura lógica y visual para centralizar la información de metales.</w:t>
+            </w:r>
+          </w:p>
+        </w:tc>
+        <w:tc>
+          <w:tcPr>
+            <w:tcW w:w="1598" w:type="dxa"/>
             <w:tcBorders>
               <w:top w:val="single" w:sz="8" w:space="0" w:color="000000"/>
               <w:start w:val="single" w:sz="8" w:space="0" w:color="000000"/>
@@ -5070,13 +5229,40 @@
                 <w:sz w:val="20"/>
                 <w:szCs w:val="20"/>
               </w:rPr>
-              <w:t>Estructura lógica y visual para centralizar la información de metales.</w:t>
-            </w:r>
-          </w:p>
-        </w:tc>
-        <w:tc>
-          <w:tcPr>
-            <w:tcW w:w="1599" w:type="dxa"/>
+              <w:t>Modelado del esquema de datos y prototipos de interfaz web.</w:t>
+            </w:r>
+          </w:p>
+        </w:tc>
+        <w:tc>
+          <w:tcPr>
+            <w:tcW w:w="1102" w:type="dxa"/>
+            <w:tcBorders>
+              <w:top w:val="single" w:sz="8" w:space="0" w:color="000000"/>
+              <w:start w:val="single" w:sz="8" w:space="0" w:color="000000"/>
+              <w:bottom w:val="single" w:sz="8" w:space="0" w:color="000000"/>
+              <w:end w:val="single" w:sz="8" w:space="0" w:color="000000"/>
+            </w:tcBorders>
+          </w:tcPr>
+          <w:p>
+            <w:pPr>
+              <w:pStyle w:val="normal1"/>
+              <w:spacing w:before="0" w:after="160"/>
+              <w:jc w:val="center"/>
+              <w:rPr/>
+            </w:pPr>
+            <w:r>
+              <w:rPr>
+                <w:rFonts w:eastAsia="Times New Roman" w:cs="Times New Roman" w:ascii="Times New Roman" w:hAnsi="Times New Roman"/>
+                <w:sz w:val="20"/>
+                <w:szCs w:val="20"/>
+              </w:rPr>
+              <w:t>Informática</w:t>
+            </w:r>
+          </w:p>
+        </w:tc>
+        <w:tc>
+          <w:tcPr>
+            <w:tcW w:w="1298" w:type="dxa"/>
             <w:tcBorders>
               <w:top w:val="single" w:sz="8" w:space="0" w:color="000000"/>
               <w:start w:val="single" w:sz="8" w:space="0" w:color="000000"/>
@@ -5097,13 +5283,13 @@
                 <w:sz w:val="20"/>
                 <w:szCs w:val="20"/>
               </w:rPr>
-              <w:t>Modelado del esquema de datos y prototipos de interfaz web.</w:t>
-            </w:r>
-          </w:p>
-        </w:tc>
-        <w:tc>
-          <w:tcPr>
-            <w:tcW w:w="1101" w:type="dxa"/>
+              <w:t>Esquema de BD, Prototipo visual.</w:t>
+            </w:r>
+          </w:p>
+        </w:tc>
+        <w:tc>
+          <w:tcPr>
+            <w:tcW w:w="1500" w:type="dxa"/>
             <w:tcBorders>
               <w:top w:val="single" w:sz="8" w:space="0" w:color="000000"/>
               <w:start w:val="single" w:sz="8" w:space="0" w:color="000000"/>
@@ -5124,67 +5310,13 @@
                 <w:sz w:val="20"/>
                 <w:szCs w:val="20"/>
               </w:rPr>
-              <w:t>Informática</w:t>
-            </w:r>
-          </w:p>
-        </w:tc>
-        <w:tc>
-          <w:tcPr>
-            <w:tcW w:w="1299" w:type="dxa"/>
-            <w:tcBorders>
-              <w:top w:val="single" w:sz="8" w:space="0" w:color="000000"/>
-              <w:start w:val="single" w:sz="8" w:space="0" w:color="000000"/>
-              <w:bottom w:val="single" w:sz="8" w:space="0" w:color="000000"/>
-              <w:end w:val="single" w:sz="8" w:space="0" w:color="000000"/>
-            </w:tcBorders>
-          </w:tcPr>
-          <w:p>
-            <w:pPr>
-              <w:pStyle w:val="normal1"/>
-              <w:spacing w:before="0" w:after="160"/>
-              <w:jc w:val="both"/>
-              <w:rPr/>
-            </w:pPr>
-            <w:r>
-              <w:rPr>
-                <w:rFonts w:eastAsia="Times New Roman" w:cs="Times New Roman" w:ascii="Times New Roman" w:hAnsi="Times New Roman"/>
-                <w:sz w:val="20"/>
-                <w:szCs w:val="20"/>
-              </w:rPr>
-              <w:t>Esquema de BD, Prototipo visual.</w:t>
-            </w:r>
-          </w:p>
-        </w:tc>
-        <w:tc>
-          <w:tcPr>
-            <w:tcW w:w="1500" w:type="dxa"/>
-            <w:tcBorders>
-              <w:top w:val="single" w:sz="8" w:space="0" w:color="000000"/>
-              <w:start w:val="single" w:sz="8" w:space="0" w:color="000000"/>
-              <w:bottom w:val="single" w:sz="8" w:space="0" w:color="000000"/>
-              <w:end w:val="single" w:sz="8" w:space="0" w:color="000000"/>
-            </w:tcBorders>
-          </w:tcPr>
-          <w:p>
-            <w:pPr>
-              <w:pStyle w:val="normal1"/>
-              <w:spacing w:before="0" w:after="160"/>
-              <w:jc w:val="center"/>
-              <w:rPr/>
-            </w:pPr>
-            <w:r>
-              <w:rPr>
-                <w:rFonts w:eastAsia="Times New Roman" w:cs="Times New Roman" w:ascii="Times New Roman" w:hAnsi="Times New Roman"/>
-                <w:sz w:val="20"/>
-                <w:szCs w:val="20"/>
-              </w:rPr>
               <w:t>Descriptiva, Explicativa y de Campo.</w:t>
             </w:r>
           </w:p>
         </w:tc>
         <w:tc>
           <w:tcPr>
-            <w:tcW w:w="501" w:type="dxa"/>
+            <w:tcW w:w="502" w:type="dxa"/>
             <w:tcBorders>
               <w:top w:val="single" w:sz="8" w:space="0" w:color="000000"/>
               <w:start w:val="single" w:sz="8" w:space="0" w:color="000000"/>
@@ -5223,6 +5355,27 @@
             </w:tcBorders>
           </w:tcPr>
           <w:p>
+            <w:r/>
+            <w:r>
+              <w:rPr>
+                <w:rFonts w:ascii="Times New Roman" w:hAnsi="Times New Roman"/>
+                <w:sz w:val="20"/>
+              </w:rPr>
+              <w:t>Desarrollar e implementar el sistema de información propuesto.</w:t>
+            </w:r>
+          </w:p>
+        </w:tc>
+        <w:tc>
+          <w:tcPr>
+            <w:tcW w:w="1298" w:type="dxa"/>
+            <w:tcBorders>
+              <w:top w:val="single" w:sz="8" w:space="0" w:color="000000"/>
+              <w:start w:val="single" w:sz="8" w:space="0" w:color="000000"/>
+              <w:bottom w:val="single" w:sz="8" w:space="0" w:color="000000"/>
+              <w:end w:val="single" w:sz="8" w:space="0" w:color="000000"/>
+            </w:tcBorders>
+          </w:tcPr>
+          <w:p>
             <w:pPr>
               <w:pStyle w:val="normal1"/>
               <w:spacing w:before="0" w:after="160"/>
@@ -5235,13 +5388,13 @@
                 <w:sz w:val="20"/>
                 <w:szCs w:val="20"/>
               </w:rPr>
-              <w:t>Desarrollar módulos de registro y reportes automatizados.</w:t>
-            </w:r>
-          </w:p>
-        </w:tc>
-        <w:tc>
-          <w:tcPr>
-            <w:tcW w:w="1299" w:type="dxa"/>
+              <w:t>Implementación de Software</w:t>
+            </w:r>
+          </w:p>
+        </w:tc>
+        <w:tc>
+          <w:tcPr>
+            <w:tcW w:w="1602" w:type="dxa"/>
             <w:tcBorders>
               <w:top w:val="single" w:sz="8" w:space="0" w:color="000000"/>
               <w:start w:val="single" w:sz="8" w:space="0" w:color="000000"/>
@@ -5262,13 +5415,13 @@
                 <w:sz w:val="20"/>
                 <w:szCs w:val="20"/>
               </w:rPr>
-              <w:t>Implementación de Software</w:t>
-            </w:r>
-          </w:p>
-        </w:tc>
-        <w:tc>
-          <w:tcPr>
-            <w:tcW w:w="1601" w:type="dxa"/>
+              <w:t>Construcción de la herramienta final para la optimización administrativa.</w:t>
+            </w:r>
+          </w:p>
+        </w:tc>
+        <w:tc>
+          <w:tcPr>
+            <w:tcW w:w="1598" w:type="dxa"/>
             <w:tcBorders>
               <w:top w:val="single" w:sz="8" w:space="0" w:color="000000"/>
               <w:start w:val="single" w:sz="8" w:space="0" w:color="000000"/>
@@ -5289,13 +5442,40 @@
                 <w:sz w:val="20"/>
                 <w:szCs w:val="20"/>
               </w:rPr>
-              <w:t>Construcción de la herramienta final para la optimización administrativa.</w:t>
-            </w:r>
-          </w:p>
-        </w:tc>
-        <w:tc>
-          <w:tcPr>
-            <w:tcW w:w="1599" w:type="dxa"/>
+              <w:t>Desarrollo de la aplicación en Vercel y el sistema de empeños.</w:t>
+            </w:r>
+          </w:p>
+        </w:tc>
+        <w:tc>
+          <w:tcPr>
+            <w:tcW w:w="1102" w:type="dxa"/>
+            <w:tcBorders>
+              <w:top w:val="single" w:sz="8" w:space="0" w:color="000000"/>
+              <w:start w:val="single" w:sz="8" w:space="0" w:color="000000"/>
+              <w:bottom w:val="single" w:sz="8" w:space="0" w:color="000000"/>
+              <w:end w:val="single" w:sz="8" w:space="0" w:color="000000"/>
+            </w:tcBorders>
+          </w:tcPr>
+          <w:p>
+            <w:pPr>
+              <w:pStyle w:val="normal1"/>
+              <w:spacing w:before="0" w:after="160"/>
+              <w:jc w:val="center"/>
+              <w:rPr/>
+            </w:pPr>
+            <w:r>
+              <w:rPr>
+                <w:rFonts w:eastAsia="Times New Roman" w:cs="Times New Roman" w:ascii="Times New Roman" w:hAnsi="Times New Roman"/>
+                <w:sz w:val="20"/>
+                <w:szCs w:val="20"/>
+              </w:rPr>
+              <w:t>Administrativa</w:t>
+            </w:r>
+          </w:p>
+        </w:tc>
+        <w:tc>
+          <w:tcPr>
+            <w:tcW w:w="1298" w:type="dxa"/>
             <w:tcBorders>
               <w:top w:val="single" w:sz="8" w:space="0" w:color="000000"/>
               <w:start w:val="single" w:sz="8" w:space="0" w:color="000000"/>
@@ -5316,13 +5496,13 @@
                 <w:sz w:val="20"/>
                 <w:szCs w:val="20"/>
               </w:rPr>
-              <w:t>Desarrollo de la aplicación en Vercel y el sistema de empeños.</w:t>
-            </w:r>
-          </w:p>
-        </w:tc>
-        <w:tc>
-          <w:tcPr>
-            <w:tcW w:w="1101" w:type="dxa"/>
+              <w:t>Reportes generados, Consultas exitosas.</w:t>
+            </w:r>
+          </w:p>
+        </w:tc>
+        <w:tc>
+          <w:tcPr>
+            <w:tcW w:w="1500" w:type="dxa"/>
             <w:tcBorders>
               <w:top w:val="single" w:sz="8" w:space="0" w:color="000000"/>
               <w:start w:val="single" w:sz="8" w:space="0" w:color="000000"/>
@@ -5343,67 +5523,13 @@
                 <w:sz w:val="20"/>
                 <w:szCs w:val="20"/>
               </w:rPr>
-              <w:t>Administrativa</w:t>
-            </w:r>
-          </w:p>
-        </w:tc>
-        <w:tc>
-          <w:tcPr>
-            <w:tcW w:w="1299" w:type="dxa"/>
-            <w:tcBorders>
-              <w:top w:val="single" w:sz="8" w:space="0" w:color="000000"/>
-              <w:start w:val="single" w:sz="8" w:space="0" w:color="000000"/>
-              <w:bottom w:val="single" w:sz="8" w:space="0" w:color="000000"/>
-              <w:end w:val="single" w:sz="8" w:space="0" w:color="000000"/>
-            </w:tcBorders>
-          </w:tcPr>
-          <w:p>
-            <w:pPr>
-              <w:pStyle w:val="normal1"/>
-              <w:spacing w:before="0" w:after="160"/>
-              <w:jc w:val="both"/>
-              <w:rPr/>
-            </w:pPr>
-            <w:r>
-              <w:rPr>
-                <w:rFonts w:eastAsia="Times New Roman" w:cs="Times New Roman" w:ascii="Times New Roman" w:hAnsi="Times New Roman"/>
-                <w:sz w:val="20"/>
-                <w:szCs w:val="20"/>
-              </w:rPr>
-              <w:t>Reportes generados, Consultas exitosas.</w:t>
-            </w:r>
-          </w:p>
-        </w:tc>
-        <w:tc>
-          <w:tcPr>
-            <w:tcW w:w="1500" w:type="dxa"/>
-            <w:tcBorders>
-              <w:top w:val="single" w:sz="8" w:space="0" w:color="000000"/>
-              <w:start w:val="single" w:sz="8" w:space="0" w:color="000000"/>
-              <w:bottom w:val="single" w:sz="8" w:space="0" w:color="000000"/>
-              <w:end w:val="single" w:sz="8" w:space="0" w:color="000000"/>
-            </w:tcBorders>
-          </w:tcPr>
-          <w:p>
-            <w:pPr>
-              <w:pStyle w:val="normal1"/>
-              <w:spacing w:before="0" w:after="160"/>
-              <w:jc w:val="center"/>
-              <w:rPr/>
-            </w:pPr>
-            <w:r>
-              <w:rPr>
-                <w:rFonts w:eastAsia="Times New Roman" w:cs="Times New Roman" w:ascii="Times New Roman" w:hAnsi="Times New Roman"/>
-                <w:sz w:val="20"/>
-                <w:szCs w:val="20"/>
-              </w:rPr>
               <w:t>Descriptiva, Explicativa y de Campo.</w:t>
             </w:r>
           </w:p>
         </w:tc>
         <w:tc>
           <w:tcPr>
-            <w:tcW w:w="501" w:type="dxa"/>
+            <w:tcW w:w="502" w:type="dxa"/>
             <w:tcBorders>
               <w:top w:val="single" w:sz="8" w:space="0" w:color="000000"/>
               <w:start w:val="single" w:sz="8" w:space="0" w:color="000000"/>
@@ -5954,65 +6080,80 @@
       </w:r>
     </w:p>
     <w:p>
-      <w:pPr>
-        <w:pStyle w:val="normal1"/>
-        <w:spacing w:lineRule="auto" w:line="360"/>
+      <w:r/>
+    </w:p>
+    <w:p>
+      <w:pPr>
+        <w:spacing w:line="360" w:lineRule="auto" w:before="0" w:after="240"/>
+        <w:ind w:firstLine="720" w:left="0"/>
         <w:jc w:val="both"/>
-        <w:rPr>
-          <w:rFonts w:ascii="Times New Roman" w:hAnsi="Times New Roman" w:eastAsia="Times New Roman" w:cs="Times New Roman"/>
-          <w:sz w:val="24"/>
-          <w:szCs w:val="24"/>
-        </w:rPr>
-      </w:pPr>
-      <w:r>
-        <w:rPr>
-          <w:rFonts w:eastAsia="Times New Roman" w:cs="Times New Roman" w:ascii="Times New Roman" w:hAnsi="Times New Roman"/>
-          <w:sz w:val="24"/>
-          <w:szCs w:val="24"/>
-        </w:rPr>
-        <w:t>De acuerdo con la naturaleza del problema planteado y los objetivos establecidos en el Cuadro de Operacionalización de Variables, la investigación se define bajo las siguientes modalidades:</w:t>
-      </w:r>
-    </w:p>
-    <w:p>
-      <w:pPr>
-        <w:pStyle w:val="normal1"/>
-        <w:spacing w:lineRule="auto" w:line="360"/>
+      </w:pPr>
+      <w:r/>
+      <w:r>
+        <w:rPr>
+          <w:rFonts w:ascii="Times New Roman" w:hAnsi="Times New Roman"/>
+          <w:b w:val="0"/>
+          <w:i w:val="0"/>
+          <w:sz w:val="24"/>
+        </w:rPr>
+        <w:t>Nivel de la Investigación (Descriptivo):</w:t>
+        <w:br/>
+        <w:t>El estudio posee un nivel Descriptivo, en vista de que se orienta a caracterizar, analizar e identificar de forma rigurosa las características del sistema de registro manual actual, sus fallas, retrasos y deficiencias en el cálculo aritmético, para posteriormente definir con total precisión técnica los requerimientos que el nuevo software debe poseer. Al respecto, Arias (2012) señala que la investigación descriptiva consiste en la caracterización de un hecho, fenómeno, individuo o grupo, con el fin de establecer su estructura o comportamiento (p. 24). Se descarta explícitamente el nivel explicativo, ya que el presente proyecto no persigue demostrar hipótesis correlacionales de causa y efecto mediante experimentos controlados, sino proponer y desarrollar una solución de ingeniería de software viable ante una problemática delimitada.</w:t>
+      </w:r>
+    </w:p>
+    <w:p>
+      <w:pPr>
+        <w:spacing w:line="360" w:lineRule="auto" w:before="0" w:after="240"/>
+        <w:ind w:firstLine="720" w:left="0"/>
         <w:jc w:val="both"/>
-        <w:rPr/>
-      </w:pPr>
-      <w:r>
-        <w:rPr>
-          <w:rFonts w:eastAsia="Times New Roman" w:cs="Times New Roman" w:ascii="Times New Roman" w:hAnsi="Times New Roman"/>
-          <w:b/>
-          <w:bCs/>
-          <w:sz w:val="24"/>
-          <w:szCs w:val="24"/>
-        </w:rPr>
-        <w:t>Tipo de Investigación</w:t>
-      </w:r>
-      <w:r>
-        <w:rPr>
-          <w:rFonts w:eastAsia="Times New Roman" w:cs="Times New Roman" w:ascii="Times New Roman" w:hAnsi="Times New Roman"/>
-          <w:sz w:val="24"/>
-          <w:szCs w:val="24"/>
-        </w:rPr>
-        <w:t>: Se clasifica como una investigación Descriptiva y Explicativa. Es descriptiva porque busca especificar las propiedades y características del flujo de datos actual en las hojas de Excel de la empresa. Este tipo de estudios buscan especificar las propiedades, características y los perfiles de personas, grupos o cualquier otro fenómeno que se someta a un análisis, recolectando datos sobre diversos conceptos. Es explicativa ya que se orienta a determinar las causas de la fragmentación de la información y cómo la automatización de procesos resolverá los riesgos operativos detectados.</w:t>
-      </w:r>
-    </w:p>
-    <w:p>
-      <w:pPr>
-        <w:pStyle w:val="normal1"/>
-        <w:spacing w:lineRule="auto" w:line="360"/>
+      </w:pPr>
+      <w:r/>
+      <w:r>
+        <w:rPr>
+          <w:rFonts w:ascii="Times New Roman" w:hAnsi="Times New Roman"/>
+          <w:b w:val="0"/>
+          <w:i w:val="0"/>
+          <w:sz w:val="24"/>
+        </w:rPr>
+        <w:t>Diseño de la Investigación (Campo):</w:t>
+        <w:br/>
+        <w:t>El diseño de la investigación es de Campo, dado que los datos sobre la situación operativa, los tiempos de atención y los requerimientos del sistema se recolectan directamente en el entorno físico de la empresa Inversiones Más Por Tu Oro 17 C.A., en su contexto cotidiano, sin manipular ni controlar intencionalmente ninguna de las variables operativas del estudio. Según Arias (2012), la investigación de campo consiste en la recolección de datos directamente de los sujetos investigados, o de la realidad donde ocurren los hechos (sin manipular o controlar variable alguna) (p. 31). Este diseño es el técnicamente adecuado porque permite contrastar la teoría de la base de datos con los requerimientos reales recopilados del personal.</w:t>
+      </w:r>
+    </w:p>
+    <w:p>
+      <w:pPr>
+        <w:spacing w:line="360" w:lineRule="auto" w:before="0" w:after="240"/>
+        <w:ind w:firstLine="720" w:left="0"/>
         <w:jc w:val="both"/>
-        <w:rPr/>
-      </w:pPr>
-      <w:r>
-        <w:rPr>
-          <w:rFonts w:eastAsia="Times New Roman" w:cs="Times New Roman" w:ascii="Times New Roman" w:hAnsi="Times New Roman"/>
-          <w:sz w:val="24"/>
-          <w:szCs w:val="24"/>
-        </w:rPr>
-        <w:t>Diseño de la Investigación: El diseño es de Campo, debido a que los datos se recolectan directamente de la realidad en el lugar donde ocurren los hechos (las oficinas de Inversiones Más Por Tu Oro 17 C.A.), sin manipular de forma deliberada las variables. Según Cazares y otros (2000), la investigación de campo es aquella en que el mismo objeto de estudio sirve como fuente de información para el investigador, consistiendo en la observación directa y en vivo de cosas y comportamientos de personas. Adicionalmente, se apoya en un Proyecto Factible, al proponer una solución tecnológica funcional para resolver una necesidad institucional. Sustentándolo, la UPEL (2002) indica que esta modalidad consiste en elaborar una propuesta, un modelo o invento dirigido a constituir una solución a un problema o necesidad de tipo práctico en una institución.</w:t>
+      </w:pPr>
+      <w:r/>
+      <w:r>
+        <w:rPr>
+          <w:rFonts w:ascii="Times New Roman" w:hAnsi="Times New Roman"/>
+          <w:b w:val="0"/>
+          <w:i w:val="0"/>
+          <w:sz w:val="24"/>
+        </w:rPr>
+        <w:t>Modalidad de la Investigación (Proyecto Factible):</w:t>
+        <w:br/>
+        <w:t>Este estudio consiste en la formulación de una propuesta tecnológica viable para resolver la inoperancia administrativa detectada en el flujo de inventario de la empresa. Al respecto, el manual de la Universidad Pedagógica Experimental Libertador (UPEL, 2016) define el Proyecto Factible como la investigación, elaboración y desarrollo de una propuesta de un modelo operativo viable para solucionar problemas, requerimientos o necesidades de organizaciones o grupos sociales (p. 21). El sistema de información web para la gestión de inventario y control de préstamos representa un modelo tecnológico y operativo funcional que atiende directamente una necesidad práctica e institucional.</w:t>
+      </w:r>
+    </w:p>
+    <w:p>
+      <w:pPr>
+        <w:spacing w:line="360" w:lineRule="auto" w:before="0" w:after="240"/>
+        <w:ind w:firstLine="720" w:left="0"/>
+        <w:jc w:val="both"/>
+      </w:pPr>
+      <w:r/>
+      <w:r>
+        <w:rPr>
+          <w:rFonts w:ascii="Times New Roman" w:hAnsi="Times New Roman"/>
+          <w:b w:val="0"/>
+          <w:i w:val="0"/>
+          <w:sz w:val="24"/>
+        </w:rPr>
+        <w:t>De acuerdo con la naturaleza del problema planteado y los objetivos propuestos para la resolución del control de inventario y registro de contratos prendarios en la empresa Inversiones Más Por Tu Oro 17 C.A., el estudio se clasifica metodológicamente bajo la modalidad de Proyecto Factible, apoyado en un diseño de Campo de nivel Descriptivo. A continuación se detallan las especificaciones técnicas:</w:t>
       </w:r>
     </w:p>
     <w:p>
@@ -6499,9 +6640,10 @@
     </w:p>
     <w:p>
       <w:pPr>
-        <w:pageBreakBefore/>
+        <w:pStyle w:val="normal1"/>
         <w:spacing w:before="0" w:after="360"/>
         <w:jc w:val="center"/>
+        <w:rPr/>
       </w:pPr>
       <w:r>
         <w:rPr>
@@ -6514,14 +6656,10 @@
     </w:p>
     <w:p>
       <w:pPr>
-        <w:spacing w:before="0" w:after="240"/>
-      </w:pPr>
-      <w:r/>
-    </w:p>
-    <w:p>
-      <w:pPr>
-        <w:spacing w:before="0" w:after="160" w:line="360" w:lineRule="auto"/>
-        <w:ind w:left="720" w:hanging="720"/>
+        <w:pStyle w:val="normal1"/>
+        <w:spacing w:lineRule="auto" w:line="360" w:before="0" w:after="160"/>
+        <w:ind w:hanging="720" w:start="720"/>
+        <w:rPr/>
       </w:pPr>
       <w:r>
         <w:rPr>
@@ -6548,8 +6686,10 @@
     </w:p>
     <w:p>
       <w:pPr>
-        <w:spacing w:before="0" w:after="160" w:line="360" w:lineRule="auto"/>
-        <w:ind w:left="720" w:hanging="720"/>
+        <w:pStyle w:val="normal1"/>
+        <w:spacing w:lineRule="auto" w:line="360" w:before="0" w:after="160"/>
+        <w:ind w:hanging="720" w:start="720"/>
+        <w:rPr/>
       </w:pPr>
       <w:r>
         <w:rPr>
@@ -6576,8 +6716,10 @@
     </w:p>
     <w:p>
       <w:pPr>
-        <w:spacing w:before="0" w:after="160" w:line="360" w:lineRule="auto"/>
-        <w:ind w:left="720" w:hanging="720"/>
+        <w:pStyle w:val="normal1"/>
+        <w:spacing w:lineRule="auto" w:line="360" w:before="0" w:after="160"/>
+        <w:ind w:hanging="720" w:start="720"/>
+        <w:rPr/>
       </w:pPr>
       <w:r>
         <w:rPr>
@@ -6604,8 +6746,10 @@
     </w:p>
     <w:p>
       <w:pPr>
-        <w:spacing w:before="0" w:after="160" w:line="360" w:lineRule="auto"/>
-        <w:ind w:left="720" w:hanging="720"/>
+        <w:pStyle w:val="normal1"/>
+        <w:spacing w:lineRule="auto" w:line="360" w:before="0" w:after="160"/>
+        <w:ind w:hanging="720" w:start="720"/>
+        <w:rPr/>
       </w:pPr>
       <w:r>
         <w:rPr>
@@ -6632,8 +6776,10 @@
     </w:p>
     <w:p>
       <w:pPr>
-        <w:spacing w:before="0" w:after="160" w:line="360" w:lineRule="auto"/>
-        <w:ind w:left="720" w:hanging="720"/>
+        <w:pStyle w:val="normal1"/>
+        <w:spacing w:lineRule="auto" w:line="360" w:before="0" w:after="160"/>
+        <w:ind w:hanging="720" w:start="720"/>
+        <w:rPr/>
       </w:pPr>
       <w:r>
         <w:rPr>
@@ -6660,8 +6806,10 @@
     </w:p>
     <w:p>
       <w:pPr>
-        <w:spacing w:before="0" w:after="160" w:line="360" w:lineRule="auto"/>
-        <w:ind w:left="720" w:hanging="720"/>
+        <w:pStyle w:val="normal1"/>
+        <w:spacing w:lineRule="auto" w:line="360" w:before="0" w:after="160"/>
+        <w:ind w:hanging="720" w:start="720"/>
+        <w:rPr/>
       </w:pPr>
       <w:r>
         <w:rPr>
@@ -6688,15 +6836,107 @@
     </w:p>
     <w:p>
       <w:pPr>
+        <w:pStyle w:val="normal1"/>
         <w:spacing w:before="0" w:after="240"/>
-      </w:pPr>
-      <w:r/>
-    </w:p>
-    <w:p>
-      <w:pPr>
-        <w:pStyle w:val="normal1"/>
-        <w:spacing w:lineRule="auto" w:line="360"/>
-        <w:rPr/>
+        <w:rPr/>
+      </w:pPr>
+      <w:r>
+        <w:rPr/>
+      </w:r>
+    </w:p>
+    <w:p>
+      <w:pPr>
+        <w:pStyle w:val="normal1"/>
+        <w:spacing w:before="0" w:after="240"/>
+        <w:rPr/>
+      </w:pPr>
+      <w:r>
+        <w:rPr/>
+      </w:r>
+    </w:p>
+    <w:p>
+      <w:pPr>
+        <w:pStyle w:val="normal1"/>
+        <w:spacing w:before="0" w:after="240"/>
+        <w:rPr/>
+      </w:pPr>
+      <w:r>
+        <w:rPr/>
+      </w:r>
+    </w:p>
+    <w:p>
+      <w:pPr>
+        <w:pStyle w:val="normal1"/>
+        <w:spacing w:before="0" w:after="240"/>
+        <w:rPr/>
+      </w:pPr>
+      <w:r>
+        <w:rPr/>
+      </w:r>
+    </w:p>
+    <w:p>
+      <w:pPr>
+        <w:pStyle w:val="normal1"/>
+        <w:spacing w:before="0" w:after="240"/>
+        <w:rPr/>
+      </w:pPr>
+      <w:r>
+        <w:rPr/>
+      </w:r>
+    </w:p>
+    <w:p>
+      <w:pPr>
+        <w:pStyle w:val="normal1"/>
+        <w:spacing w:before="0" w:after="240"/>
+        <w:rPr/>
+      </w:pPr>
+      <w:r>
+        <w:rPr/>
+      </w:r>
+    </w:p>
+    <w:p>
+      <w:pPr>
+        <w:pStyle w:val="normal1"/>
+        <w:spacing w:before="0" w:after="240"/>
+        <w:rPr/>
+      </w:pPr>
+      <w:r>
+        <w:rPr/>
+      </w:r>
+    </w:p>
+    <w:p>
+      <w:pPr>
+        <w:pStyle w:val="normal1"/>
+        <w:spacing w:lineRule="auto" w:line="360"/>
+        <w:rPr>
+          <w:rFonts w:ascii="Times New Roman" w:hAnsi="Times New Roman" w:eastAsia="Times New Roman" w:cs="Times New Roman"/>
+          <w:b/>
+          <w:bCs/>
+          <w:sz w:val="24"/>
+          <w:szCs w:val="24"/>
+        </w:rPr>
+      </w:pPr>
+      <w:r>
+        <w:rPr>
+          <w:rFonts w:eastAsia="Times New Roman" w:cs="Times New Roman" w:ascii="Times New Roman" w:hAnsi="Times New Roman"/>
+          <w:b/>
+          <w:bCs/>
+          <w:sz w:val="24"/>
+          <w:szCs w:val="24"/>
+        </w:rPr>
+      </w:r>
+    </w:p>
+    <w:p>
+      <w:pPr>
+        <w:pStyle w:val="normal1"/>
+        <w:spacing w:lineRule="auto" w:line="360"/>
+        <w:rPr>
+          <w:rFonts w:ascii="Times New Roman" w:hAnsi="Times New Roman" w:eastAsia="Times New Roman" w:cs="Times New Roman"/>
+          <w:b/>
+          <w:bCs/>
+          <w:sz w:val="24"/>
+          <w:szCs w:val="24"/>
+        </w:rPr>
       </w:pPr>
       <w:r>
         <w:rPr>
@@ -7194,10 +7434,10 @@
       </w:tblPr>
       <w:tblGrid>
         <w:gridCol w:w="700"/>
-        <w:gridCol w:w="1999"/>
-        <w:gridCol w:w="5201"/>
-        <w:gridCol w:w="699"/>
-        <w:gridCol w:w="701"/>
+        <w:gridCol w:w="1998"/>
+        <w:gridCol w:w="5202"/>
+        <w:gridCol w:w="698"/>
+        <w:gridCol w:w="702"/>
       </w:tblGrid>
       <w:tr>
         <w:trPr>
@@ -7234,7 +7474,7 @@
         </w:tc>
         <w:tc>
           <w:tcPr>
-            <w:tcW w:w="1999" w:type="dxa"/>
+            <w:tcW w:w="1998" w:type="dxa"/>
             <w:tcBorders>
               <w:top w:val="single" w:sz="8" w:space="0" w:color="000000"/>
               <w:start w:val="single" w:sz="8" w:space="0" w:color="000000"/>
@@ -7263,7 +7503,7 @@
         </w:tc>
         <w:tc>
           <w:tcPr>
-            <w:tcW w:w="5201" w:type="dxa"/>
+            <w:tcW w:w="5202" w:type="dxa"/>
             <w:tcBorders>
               <w:top w:val="single" w:sz="8" w:space="0" w:color="000000"/>
               <w:start w:val="single" w:sz="8" w:space="0" w:color="000000"/>
@@ -7292,7 +7532,7 @@
         </w:tc>
         <w:tc>
           <w:tcPr>
-            <w:tcW w:w="699" w:type="dxa"/>
+            <w:tcW w:w="698" w:type="dxa"/>
             <w:tcBorders>
               <w:top w:val="single" w:sz="8" w:space="0" w:color="000000"/>
               <w:start w:val="single" w:sz="8" w:space="0" w:color="000000"/>
@@ -7321,7 +7561,7 @@
         </w:tc>
         <w:tc>
           <w:tcPr>
-            <w:tcW w:w="701" w:type="dxa"/>
+            <w:tcW w:w="702" w:type="dxa"/>
             <w:tcBorders>
               <w:top w:val="single" w:sz="8" w:space="0" w:color="000000"/>
               <w:start w:val="single" w:sz="8" w:space="0" w:color="000000"/>
@@ -7380,7 +7620,7 @@
         </w:tc>
         <w:tc>
           <w:tcPr>
-            <w:tcW w:w="1999" w:type="dxa"/>
+            <w:tcW w:w="1998" w:type="dxa"/>
             <w:tcBorders>
               <w:top w:val="single" w:sz="8" w:space="0" w:color="000000"/>
               <w:start w:val="single" w:sz="8" w:space="0" w:color="000000"/>
@@ -7407,7 +7647,7 @@
         </w:tc>
         <w:tc>
           <w:tcPr>
-            <w:tcW w:w="5201" w:type="dxa"/>
+            <w:tcW w:w="5202" w:type="dxa"/>
             <w:tcBorders>
               <w:top w:val="single" w:sz="8" w:space="0" w:color="000000"/>
               <w:start w:val="single" w:sz="8" w:space="0" w:color="000000"/>
@@ -7434,7 +7674,7 @@
         </w:tc>
         <w:tc>
           <w:tcPr>
-            <w:tcW w:w="699" w:type="dxa"/>
+            <w:tcW w:w="698" w:type="dxa"/>
             <w:tcBorders>
               <w:top w:val="single" w:sz="8" w:space="0" w:color="000000"/>
               <w:start w:val="single" w:sz="8" w:space="0" w:color="000000"/>
@@ -7458,7 +7698,7 @@
         </w:tc>
         <w:tc>
           <w:tcPr>
-            <w:tcW w:w="701" w:type="dxa"/>
+            <w:tcW w:w="702" w:type="dxa"/>
             <w:tcBorders>
               <w:top w:val="single" w:sz="8" w:space="0" w:color="000000"/>
               <w:start w:val="single" w:sz="8" w:space="0" w:color="000000"/>
@@ -7512,7 +7752,7 @@
         </w:tc>
         <w:tc>
           <w:tcPr>
-            <w:tcW w:w="1999" w:type="dxa"/>
+            <w:tcW w:w="1998" w:type="dxa"/>
             <w:tcBorders>
               <w:top w:val="single" w:sz="8" w:space="0" w:color="000000"/>
               <w:start w:val="single" w:sz="8" w:space="0" w:color="000000"/>
@@ -7539,7 +7779,7 @@
         </w:tc>
         <w:tc>
           <w:tcPr>
-            <w:tcW w:w="5201" w:type="dxa"/>
+            <w:tcW w:w="5202" w:type="dxa"/>
             <w:tcBorders>
               <w:top w:val="single" w:sz="8" w:space="0" w:color="000000"/>
               <w:start w:val="single" w:sz="8" w:space="0" w:color="000000"/>
@@ -7566,7 +7806,7 @@
         </w:tc>
         <w:tc>
           <w:tcPr>
-            <w:tcW w:w="699" w:type="dxa"/>
+            <w:tcW w:w="698" w:type="dxa"/>
             <w:tcBorders>
               <w:top w:val="single" w:sz="8" w:space="0" w:color="000000"/>
               <w:start w:val="single" w:sz="8" w:space="0" w:color="000000"/>
@@ -7590,7 +7830,7 @@
         </w:tc>
         <w:tc>
           <w:tcPr>
-            <w:tcW w:w="701" w:type="dxa"/>
+            <w:tcW w:w="702" w:type="dxa"/>
             <w:tcBorders>
               <w:top w:val="single" w:sz="8" w:space="0" w:color="000000"/>
               <w:start w:val="single" w:sz="8" w:space="0" w:color="000000"/>
@@ -7644,7 +7884,7 @@
         </w:tc>
         <w:tc>
           <w:tcPr>
-            <w:tcW w:w="1999" w:type="dxa"/>
+            <w:tcW w:w="1998" w:type="dxa"/>
             <w:tcBorders>
               <w:top w:val="single" w:sz="8" w:space="0" w:color="000000"/>
               <w:start w:val="single" w:sz="8" w:space="0" w:color="000000"/>
@@ -7671,7 +7911,7 @@
         </w:tc>
         <w:tc>
           <w:tcPr>
-            <w:tcW w:w="5201" w:type="dxa"/>
+            <w:tcW w:w="5202" w:type="dxa"/>
             <w:tcBorders>
               <w:top w:val="single" w:sz="8" w:space="0" w:color="000000"/>
               <w:start w:val="single" w:sz="8" w:space="0" w:color="000000"/>
@@ -7698,7 +7938,7 @@
         </w:tc>
         <w:tc>
           <w:tcPr>
-            <w:tcW w:w="699" w:type="dxa"/>
+            <w:tcW w:w="698" w:type="dxa"/>
             <w:tcBorders>
               <w:top w:val="single" w:sz="8" w:space="0" w:color="000000"/>
               <w:start w:val="single" w:sz="8" w:space="0" w:color="000000"/>
@@ -7722,7 +7962,7 @@
         </w:tc>
         <w:tc>
           <w:tcPr>
-            <w:tcW w:w="701" w:type="dxa"/>
+            <w:tcW w:w="702" w:type="dxa"/>
             <w:tcBorders>
               <w:top w:val="single" w:sz="8" w:space="0" w:color="000000"/>
               <w:start w:val="single" w:sz="8" w:space="0" w:color="000000"/>
@@ -7776,7 +8016,7 @@
         </w:tc>
         <w:tc>
           <w:tcPr>
-            <w:tcW w:w="1999" w:type="dxa"/>
+            <w:tcW w:w="1998" w:type="dxa"/>
             <w:tcBorders>
               <w:top w:val="single" w:sz="8" w:space="0" w:color="000000"/>
               <w:start w:val="single" w:sz="8" w:space="0" w:color="000000"/>
@@ -7803,7 +8043,7 @@
         </w:tc>
         <w:tc>
           <w:tcPr>
-            <w:tcW w:w="5201" w:type="dxa"/>
+            <w:tcW w:w="5202" w:type="dxa"/>
             <w:tcBorders>
               <w:top w:val="single" w:sz="8" w:space="0" w:color="000000"/>
               <w:start w:val="single" w:sz="8" w:space="0" w:color="000000"/>
@@ -7830,7 +8070,7 @@
         </w:tc>
         <w:tc>
           <w:tcPr>
-            <w:tcW w:w="699" w:type="dxa"/>
+            <w:tcW w:w="698" w:type="dxa"/>
             <w:tcBorders>
               <w:top w:val="single" w:sz="8" w:space="0" w:color="000000"/>
               <w:start w:val="single" w:sz="8" w:space="0" w:color="000000"/>
@@ -7854,7 +8094,7 @@
         </w:tc>
         <w:tc>
           <w:tcPr>
-            <w:tcW w:w="701" w:type="dxa"/>
+            <w:tcW w:w="702" w:type="dxa"/>
             <w:tcBorders>
               <w:top w:val="single" w:sz="8" w:space="0" w:color="000000"/>
               <w:start w:val="single" w:sz="8" w:space="0" w:color="000000"/>
@@ -7908,7 +8148,7 @@
         </w:tc>
         <w:tc>
           <w:tcPr>
-            <w:tcW w:w="1999" w:type="dxa"/>
+            <w:tcW w:w="1998" w:type="dxa"/>
             <w:tcBorders>
               <w:top w:val="single" w:sz="8" w:space="0" w:color="000000"/>
               <w:start w:val="single" w:sz="8" w:space="0" w:color="000000"/>
@@ -7935,7 +8175,7 @@
         </w:tc>
         <w:tc>
           <w:tcPr>
-            <w:tcW w:w="5201" w:type="dxa"/>
+            <w:tcW w:w="5202" w:type="dxa"/>
             <w:tcBorders>
               <w:top w:val="single" w:sz="8" w:space="0" w:color="000000"/>
               <w:start w:val="single" w:sz="8" w:space="0" w:color="000000"/>
@@ -7962,7 +8202,7 @@
         </w:tc>
         <w:tc>
           <w:tcPr>
-            <w:tcW w:w="699" w:type="dxa"/>
+            <w:tcW w:w="698" w:type="dxa"/>
             <w:tcBorders>
               <w:top w:val="single" w:sz="8" w:space="0" w:color="000000"/>
               <w:start w:val="single" w:sz="8" w:space="0" w:color="000000"/>
@@ -7986,7 +8226,7 @@
         </w:tc>
         <w:tc>
           <w:tcPr>
-            <w:tcW w:w="701" w:type="dxa"/>
+            <w:tcW w:w="702" w:type="dxa"/>
             <w:tcBorders>
               <w:top w:val="single" w:sz="8" w:space="0" w:color="000000"/>
               <w:start w:val="single" w:sz="8" w:space="0" w:color="000000"/>
@@ -8040,7 +8280,7 @@
         </w:tc>
         <w:tc>
           <w:tcPr>
-            <w:tcW w:w="1999" w:type="dxa"/>
+            <w:tcW w:w="1998" w:type="dxa"/>
             <w:tcBorders>
               <w:top w:val="single" w:sz="8" w:space="0" w:color="000000"/>
               <w:start w:val="single" w:sz="8" w:space="0" w:color="000000"/>
@@ -8067,7 +8307,7 @@
         </w:tc>
         <w:tc>
           <w:tcPr>
-            <w:tcW w:w="5201" w:type="dxa"/>
+            <w:tcW w:w="5202" w:type="dxa"/>
             <w:tcBorders>
               <w:top w:val="single" w:sz="8" w:space="0" w:color="000000"/>
               <w:start w:val="single" w:sz="8" w:space="0" w:color="000000"/>
@@ -8094,7 +8334,7 @@
         </w:tc>
         <w:tc>
           <w:tcPr>
-            <w:tcW w:w="699" w:type="dxa"/>
+            <w:tcW w:w="698" w:type="dxa"/>
             <w:tcBorders>
               <w:top w:val="single" w:sz="8" w:space="0" w:color="000000"/>
               <w:start w:val="single" w:sz="8" w:space="0" w:color="000000"/>
@@ -8118,7 +8358,7 @@
         </w:tc>
         <w:tc>
           <w:tcPr>
-            <w:tcW w:w="701" w:type="dxa"/>
+            <w:tcW w:w="702" w:type="dxa"/>
             <w:tcBorders>
               <w:top w:val="single" w:sz="8" w:space="0" w:color="000000"/>
               <w:start w:val="single" w:sz="8" w:space="0" w:color="000000"/>
@@ -8172,7 +8412,7 @@
         </w:tc>
         <w:tc>
           <w:tcPr>
-            <w:tcW w:w="1999" w:type="dxa"/>
+            <w:tcW w:w="1998" w:type="dxa"/>
             <w:tcBorders>
               <w:top w:val="single" w:sz="8" w:space="0" w:color="000000"/>
               <w:start w:val="single" w:sz="8" w:space="0" w:color="000000"/>
@@ -8199,7 +8439,7 @@
         </w:tc>
         <w:tc>
           <w:tcPr>
-            <w:tcW w:w="5201" w:type="dxa"/>
+            <w:tcW w:w="5202" w:type="dxa"/>
             <w:tcBorders>
               <w:top w:val="single" w:sz="8" w:space="0" w:color="000000"/>
               <w:start w:val="single" w:sz="8" w:space="0" w:color="000000"/>
@@ -8226,7 +8466,7 @@
         </w:tc>
         <w:tc>
           <w:tcPr>
-            <w:tcW w:w="699" w:type="dxa"/>
+            <w:tcW w:w="698" w:type="dxa"/>
             <w:tcBorders>
               <w:top w:val="single" w:sz="8" w:space="0" w:color="000000"/>
               <w:start w:val="single" w:sz="8" w:space="0" w:color="000000"/>
@@ -8250,7 +8490,7 @@
         </w:tc>
         <w:tc>
           <w:tcPr>
-            <w:tcW w:w="701" w:type="dxa"/>
+            <w:tcW w:w="702" w:type="dxa"/>
             <w:tcBorders>
               <w:top w:val="single" w:sz="8" w:space="0" w:color="000000"/>
               <w:start w:val="single" w:sz="8" w:space="0" w:color="000000"/>
@@ -8304,7 +8544,7 @@
         </w:tc>
         <w:tc>
           <w:tcPr>
-            <w:tcW w:w="1999" w:type="dxa"/>
+            <w:tcW w:w="1998" w:type="dxa"/>
             <w:tcBorders>
               <w:top w:val="single" w:sz="8" w:space="0" w:color="000000"/>
               <w:start w:val="single" w:sz="8" w:space="0" w:color="000000"/>
@@ -8331,7 +8571,7 @@
         </w:tc>
         <w:tc>
           <w:tcPr>
-            <w:tcW w:w="5201" w:type="dxa"/>
+            <w:tcW w:w="5202" w:type="dxa"/>
             <w:tcBorders>
               <w:top w:val="single" w:sz="8" w:space="0" w:color="000000"/>
               <w:start w:val="single" w:sz="8" w:space="0" w:color="000000"/>
@@ -8358,7 +8598,7 @@
         </w:tc>
         <w:tc>
           <w:tcPr>
-            <w:tcW w:w="699" w:type="dxa"/>
+            <w:tcW w:w="698" w:type="dxa"/>
             <w:tcBorders>
               <w:top w:val="single" w:sz="8" w:space="0" w:color="000000"/>
               <w:start w:val="single" w:sz="8" w:space="0" w:color="000000"/>
@@ -8382,7 +8622,7 @@
         </w:tc>
         <w:tc>
           <w:tcPr>
-            <w:tcW w:w="701" w:type="dxa"/>
+            <w:tcW w:w="702" w:type="dxa"/>
             <w:tcBorders>
               <w:top w:val="single" w:sz="8" w:space="0" w:color="000000"/>
               <w:start w:val="single" w:sz="8" w:space="0" w:color="000000"/>
@@ -8422,7 +8662,7 @@
     <w:p>
       <w:pPr>
         <w:pStyle w:val="normal1"/>
-        <w:spacing w:lineRule="auto" w:line="360"/>
+        <w:spacing w:lineRule="auto" w:line="360" w:before="0" w:after="160"/>
         <w:jc w:val="start"/>
         <w:rPr/>
       </w:pPr>
@@ -8602,7 +8842,7 @@
     <w:p>
       <w:pPr>
         <w:pStyle w:val="normal1"/>
-        <w:spacing w:lineRule="auto" w:line="360"/>
+        <w:spacing w:lineRule="auto" w:line="360" w:before="0" w:after="160"/>
         <w:jc w:val="center"/>
         <w:rPr/>
       </w:pPr>
@@ -8662,13 +8902,13 @@
       </w:tblPr>
       <w:tblGrid>
         <w:gridCol w:w="1700"/>
-        <w:gridCol w:w="1299"/>
-        <w:gridCol w:w="1601"/>
-        <w:gridCol w:w="1599"/>
-        <w:gridCol w:w="1101"/>
-        <w:gridCol w:w="1299"/>
+        <w:gridCol w:w="1298"/>
+        <w:gridCol w:w="1602"/>
+        <w:gridCol w:w="1598"/>
+        <w:gridCol w:w="1102"/>
+        <w:gridCol w:w="1298"/>
         <w:gridCol w:w="1500"/>
-        <w:gridCol w:w="501"/>
+        <w:gridCol w:w="502"/>
       </w:tblGrid>
       <w:tr>
         <w:trPr>
@@ -8706,7 +8946,7 @@
         </w:tc>
         <w:tc>
           <w:tcPr>
-            <w:tcW w:w="1299" w:type="dxa"/>
+            <w:tcW w:w="1298" w:type="dxa"/>
             <w:tcBorders>
               <w:top w:val="single" w:sz="8" w:space="0" w:color="000000"/>
               <w:start w:val="single" w:sz="8" w:space="0" w:color="000000"/>
@@ -8736,7 +8976,7 @@
         </w:tc>
         <w:tc>
           <w:tcPr>
-            <w:tcW w:w="1601" w:type="dxa"/>
+            <w:tcW w:w="1602" w:type="dxa"/>
             <w:tcBorders>
               <w:top w:val="single" w:sz="8" w:space="0" w:color="000000"/>
               <w:start w:val="single" w:sz="8" w:space="0" w:color="000000"/>
@@ -8766,7 +9006,7 @@
         </w:tc>
         <w:tc>
           <w:tcPr>
-            <w:tcW w:w="1599" w:type="dxa"/>
+            <w:tcW w:w="1598" w:type="dxa"/>
             <w:tcBorders>
               <w:top w:val="single" w:sz="8" w:space="0" w:color="000000"/>
               <w:start w:val="single" w:sz="8" w:space="0" w:color="000000"/>
@@ -8796,7 +9036,7 @@
         </w:tc>
         <w:tc>
           <w:tcPr>
-            <w:tcW w:w="1101" w:type="dxa"/>
+            <w:tcW w:w="1102" w:type="dxa"/>
             <w:tcBorders>
               <w:top w:val="single" w:sz="8" w:space="0" w:color="000000"/>
               <w:start w:val="single" w:sz="8" w:space="0" w:color="000000"/>
@@ -8826,7 +9066,7 @@
         </w:tc>
         <w:tc>
           <w:tcPr>
-            <w:tcW w:w="1299" w:type="dxa"/>
+            <w:tcW w:w="1298" w:type="dxa"/>
             <w:tcBorders>
               <w:top w:val="single" w:sz="8" w:space="0" w:color="000000"/>
               <w:start w:val="single" w:sz="8" w:space="0" w:color="000000"/>
@@ -8886,7 +9126,7 @@
         </w:tc>
         <w:tc>
           <w:tcPr>
-            <w:tcW w:w="501" w:type="dxa"/>
+            <w:tcW w:w="502" w:type="dxa"/>
             <w:tcBorders>
               <w:top w:val="single" w:sz="8" w:space="0" w:color="000000"/>
               <w:start w:val="single" w:sz="8" w:space="0" w:color="000000"/>
@@ -8928,6 +9168,27 @@
             </w:tcBorders>
           </w:tcPr>
           <w:p>
+            <w:r/>
+            <w:r>
+              <w:rPr>
+                <w:rFonts w:ascii="Times New Roman" w:hAnsi="Times New Roman"/>
+                <w:sz w:val="20"/>
+              </w:rPr>
+              <w:t>Diagnosticar el estado de registro, control de inventario y atención al cliente.</w:t>
+            </w:r>
+          </w:p>
+        </w:tc>
+        <w:tc>
+          <w:tcPr>
+            <w:tcW w:w="1298" w:type="dxa"/>
+            <w:tcBorders>
+              <w:top w:val="single" w:sz="8" w:space="0" w:color="000000"/>
+              <w:start w:val="single" w:sz="8" w:space="0" w:color="000000"/>
+              <w:bottom w:val="single" w:sz="8" w:space="0" w:color="000000"/>
+              <w:end w:val="single" w:sz="8" w:space="0" w:color="000000"/>
+            </w:tcBorders>
+          </w:tcPr>
+          <w:p>
             <w:pPr>
               <w:pStyle w:val="normal1"/>
               <w:spacing w:before="0" w:after="160"/>
@@ -8940,13 +9201,13 @@
                 <w:sz w:val="20"/>
                 <w:szCs w:val="20"/>
               </w:rPr>
-              <w:t>Diagnosticar el flujo actual de los datos en hojas de Excel.</w:t>
-            </w:r>
-          </w:p>
-        </w:tc>
-        <w:tc>
-          <w:tcPr>
-            <w:tcW w:w="1299" w:type="dxa"/>
+              <w:t>Gestión Manual de Datos</w:t>
+            </w:r>
+          </w:p>
+        </w:tc>
+        <w:tc>
+          <w:tcPr>
+            <w:tcW w:w="1602" w:type="dxa"/>
             <w:tcBorders>
               <w:top w:val="single" w:sz="8" w:space="0" w:color="000000"/>
               <w:start w:val="single" w:sz="8" w:space="0" w:color="000000"/>
@@ -8967,13 +9228,13 @@
                 <w:sz w:val="20"/>
                 <w:szCs w:val="20"/>
               </w:rPr>
-              <w:t>Gestión Manual de Datos</w:t>
-            </w:r>
-          </w:p>
-        </w:tc>
-        <w:tc>
-          <w:tcPr>
-            <w:tcW w:w="1601" w:type="dxa"/>
+              <w:t>Proceso actual de registro basado en herramientas ofimáticas descentralizadas.</w:t>
+            </w:r>
+          </w:p>
+        </w:tc>
+        <w:tc>
+          <w:tcPr>
+            <w:tcW w:w="1598" w:type="dxa"/>
             <w:tcBorders>
               <w:top w:val="single" w:sz="8" w:space="0" w:color="000000"/>
               <w:start w:val="single" w:sz="8" w:space="0" w:color="000000"/>
@@ -8994,13 +9255,40 @@
                 <w:sz w:val="20"/>
                 <w:szCs w:val="20"/>
               </w:rPr>
-              <w:t>Proceso actual de registro basado en herramientas ofimáticas descentralizadas.</w:t>
-            </w:r>
-          </w:p>
-        </w:tc>
-        <w:tc>
-          <w:tcPr>
-            <w:tcW w:w="1599" w:type="dxa"/>
+              <w:t>Análisis de la fragmentación de archivos Excel en la empresa.</w:t>
+            </w:r>
+          </w:p>
+        </w:tc>
+        <w:tc>
+          <w:tcPr>
+            <w:tcW w:w="1102" w:type="dxa"/>
+            <w:tcBorders>
+              <w:top w:val="single" w:sz="8" w:space="0" w:color="000000"/>
+              <w:start w:val="single" w:sz="8" w:space="0" w:color="000000"/>
+              <w:bottom w:val="single" w:sz="8" w:space="0" w:color="000000"/>
+              <w:end w:val="single" w:sz="8" w:space="0" w:color="000000"/>
+            </w:tcBorders>
+          </w:tcPr>
+          <w:p>
+            <w:pPr>
+              <w:pStyle w:val="normal1"/>
+              <w:spacing w:before="0" w:after="160"/>
+              <w:jc w:val="center"/>
+              <w:rPr/>
+            </w:pPr>
+            <w:r>
+              <w:rPr>
+                <w:rFonts w:eastAsia="Times New Roman" w:cs="Times New Roman" w:ascii="Times New Roman" w:hAnsi="Times New Roman"/>
+                <w:sz w:val="20"/>
+                <w:szCs w:val="20"/>
+              </w:rPr>
+              <w:t>Operativa</w:t>
+            </w:r>
+          </w:p>
+        </w:tc>
+        <w:tc>
+          <w:tcPr>
+            <w:tcW w:w="1298" w:type="dxa"/>
             <w:tcBorders>
               <w:top w:val="single" w:sz="8" w:space="0" w:color="000000"/>
               <w:start w:val="single" w:sz="8" w:space="0" w:color="000000"/>
@@ -9021,13 +9309,13 @@
                 <w:sz w:val="20"/>
                 <w:szCs w:val="20"/>
               </w:rPr>
-              <w:t>Análisis de la fragmentación de archivos Excel en la empresa.</w:t>
-            </w:r>
-          </w:p>
-        </w:tc>
-        <w:tc>
-          <w:tcPr>
-            <w:tcW w:w="1101" w:type="dxa"/>
+              <w:t>Registro manual, Tiempo de respuesta.</w:t>
+            </w:r>
+          </w:p>
+        </w:tc>
+        <w:tc>
+          <w:tcPr>
+            <w:tcW w:w="1500" w:type="dxa"/>
             <w:tcBorders>
               <w:top w:val="single" w:sz="8" w:space="0" w:color="000000"/>
               <w:start w:val="single" w:sz="8" w:space="0" w:color="000000"/>
@@ -9048,67 +9336,13 @@
                 <w:sz w:val="20"/>
                 <w:szCs w:val="20"/>
               </w:rPr>
-              <w:t>Operativa</w:t>
-            </w:r>
-          </w:p>
-        </w:tc>
-        <w:tc>
-          <w:tcPr>
-            <w:tcW w:w="1299" w:type="dxa"/>
-            <w:tcBorders>
-              <w:top w:val="single" w:sz="8" w:space="0" w:color="000000"/>
-              <w:start w:val="single" w:sz="8" w:space="0" w:color="000000"/>
-              <w:bottom w:val="single" w:sz="8" w:space="0" w:color="000000"/>
-              <w:end w:val="single" w:sz="8" w:space="0" w:color="000000"/>
-            </w:tcBorders>
-          </w:tcPr>
-          <w:p>
-            <w:pPr>
-              <w:pStyle w:val="normal1"/>
-              <w:spacing w:before="0" w:after="160"/>
-              <w:jc w:val="both"/>
-              <w:rPr/>
-            </w:pPr>
-            <w:r>
-              <w:rPr>
-                <w:rFonts w:eastAsia="Times New Roman" w:cs="Times New Roman" w:ascii="Times New Roman" w:hAnsi="Times New Roman"/>
-                <w:sz w:val="20"/>
-                <w:szCs w:val="20"/>
-              </w:rPr>
-              <w:t>Registro manual, Tiempo de respuesta.</w:t>
-            </w:r>
-          </w:p>
-        </w:tc>
-        <w:tc>
-          <w:tcPr>
-            <w:tcW w:w="1500" w:type="dxa"/>
-            <w:tcBorders>
-              <w:top w:val="single" w:sz="8" w:space="0" w:color="000000"/>
-              <w:start w:val="single" w:sz="8" w:space="0" w:color="000000"/>
-              <w:bottom w:val="single" w:sz="8" w:space="0" w:color="000000"/>
-              <w:end w:val="single" w:sz="8" w:space="0" w:color="000000"/>
-            </w:tcBorders>
-          </w:tcPr>
-          <w:p>
-            <w:pPr>
-              <w:pStyle w:val="normal1"/>
-              <w:spacing w:before="0" w:after="160"/>
-              <w:jc w:val="center"/>
-              <w:rPr/>
-            </w:pPr>
-            <w:r>
-              <w:rPr>
-                <w:rFonts w:eastAsia="Times New Roman" w:cs="Times New Roman" w:ascii="Times New Roman" w:hAnsi="Times New Roman"/>
-                <w:sz w:val="20"/>
-                <w:szCs w:val="20"/>
-              </w:rPr>
               <w:t>Descriptiva, Explicativa y de Campo.</w:t>
             </w:r>
           </w:p>
         </w:tc>
         <w:tc>
           <w:tcPr>
-            <w:tcW w:w="501" w:type="dxa"/>
+            <w:tcW w:w="502" w:type="dxa"/>
             <w:tcBorders>
               <w:top w:val="single" w:sz="8" w:space="0" w:color="000000"/>
               <w:start w:val="single" w:sz="8" w:space="0" w:color="000000"/>
@@ -9147,6 +9381,27 @@
             </w:tcBorders>
           </w:tcPr>
           <w:p>
+            <w:r/>
+            <w:r>
+              <w:rPr>
+                <w:rFonts w:ascii="Times New Roman" w:hAnsi="Times New Roman"/>
+                <w:sz w:val="20"/>
+              </w:rPr>
+              <w:t>Determinar los requerimientos técnicos y funcionales del sistema propuesto.</w:t>
+            </w:r>
+          </w:p>
+        </w:tc>
+        <w:tc>
+          <w:tcPr>
+            <w:tcW w:w="1298" w:type="dxa"/>
+            <w:tcBorders>
+              <w:top w:val="single" w:sz="8" w:space="0" w:color="000000"/>
+              <w:start w:val="single" w:sz="8" w:space="0" w:color="000000"/>
+              <w:bottom w:val="single" w:sz="8" w:space="0" w:color="000000"/>
+              <w:end w:val="single" w:sz="8" w:space="0" w:color="000000"/>
+            </w:tcBorders>
+          </w:tcPr>
+          <w:p>
             <w:pPr>
               <w:pStyle w:val="normal1"/>
               <w:spacing w:before="0" w:after="160"/>
@@ -9159,13 +9414,13 @@
                 <w:sz w:val="20"/>
                 <w:szCs w:val="20"/>
               </w:rPr>
-              <w:t>Determinar requerimientos funcionales para la automatización.</w:t>
-            </w:r>
-          </w:p>
-        </w:tc>
-        <w:tc>
-          <w:tcPr>
-            <w:tcW w:w="1299" w:type="dxa"/>
+              <w:t>Requerimientos Técnicos</w:t>
+            </w:r>
+          </w:p>
+        </w:tc>
+        <w:tc>
+          <w:tcPr>
+            <w:tcW w:w="1602" w:type="dxa"/>
             <w:tcBorders>
               <w:top w:val="single" w:sz="8" w:space="0" w:color="000000"/>
               <w:start w:val="single" w:sz="8" w:space="0" w:color="000000"/>
@@ -9186,13 +9441,13 @@
                 <w:sz w:val="20"/>
                 <w:szCs w:val="20"/>
               </w:rPr>
-              <w:t>Requerimientos Técnicos</w:t>
-            </w:r>
-          </w:p>
-        </w:tc>
-        <w:tc>
-          <w:tcPr>
-            <w:tcW w:w="1601" w:type="dxa"/>
+              <w:t>Necesidades del software para ejecutar cálculos de empeño y compras.</w:t>
+            </w:r>
+          </w:p>
+        </w:tc>
+        <w:tc>
+          <w:tcPr>
+            <w:tcW w:w="1598" w:type="dxa"/>
             <w:tcBorders>
               <w:top w:val="single" w:sz="8" w:space="0" w:color="000000"/>
               <w:start w:val="single" w:sz="8" w:space="0" w:color="000000"/>
@@ -9213,13 +9468,40 @@
                 <w:sz w:val="20"/>
                 <w:szCs w:val="20"/>
               </w:rPr>
-              <w:t>Necesidades del software para ejecutar cálculos de empeño y compras.</w:t>
-            </w:r>
-          </w:p>
-        </w:tc>
-        <w:tc>
-          <w:tcPr>
-            <w:tcW w:w="1599" w:type="dxa"/>
+              <w:t>Especificación de módulos para el sistema de préstamos y caja.</w:t>
+            </w:r>
+          </w:p>
+        </w:tc>
+        <w:tc>
+          <w:tcPr>
+            <w:tcW w:w="1102" w:type="dxa"/>
+            <w:tcBorders>
+              <w:top w:val="single" w:sz="8" w:space="0" w:color="000000"/>
+              <w:start w:val="single" w:sz="8" w:space="0" w:color="000000"/>
+              <w:bottom w:val="single" w:sz="8" w:space="0" w:color="000000"/>
+              <w:end w:val="single" w:sz="8" w:space="0" w:color="000000"/>
+            </w:tcBorders>
+          </w:tcPr>
+          <w:p>
+            <w:pPr>
+              <w:pStyle w:val="normal1"/>
+              <w:spacing w:before="0" w:after="160"/>
+              <w:jc w:val="center"/>
+              <w:rPr/>
+            </w:pPr>
+            <w:r>
+              <w:rPr>
+                <w:rFonts w:eastAsia="Times New Roman" w:cs="Times New Roman" w:ascii="Times New Roman" w:hAnsi="Times New Roman"/>
+                <w:sz w:val="20"/>
+                <w:szCs w:val="20"/>
+              </w:rPr>
+              <w:t>Técnica</w:t>
+            </w:r>
+          </w:p>
+        </w:tc>
+        <w:tc>
+          <w:tcPr>
+            <w:tcW w:w="1298" w:type="dxa"/>
             <w:tcBorders>
               <w:top w:val="single" w:sz="8" w:space="0" w:color="000000"/>
               <w:start w:val="single" w:sz="8" w:space="0" w:color="000000"/>
@@ -9240,13 +9522,13 @@
                 <w:sz w:val="20"/>
                 <w:szCs w:val="20"/>
               </w:rPr>
-              <w:t>Especificación de módulos para el sistema de préstamos y caja.</w:t>
-            </w:r>
-          </w:p>
-        </w:tc>
-        <w:tc>
-          <w:tcPr>
-            <w:tcW w:w="1101" w:type="dxa"/>
+              <w:t>Algoritmos de cálculo, Seguridad.</w:t>
+            </w:r>
+          </w:p>
+        </w:tc>
+        <w:tc>
+          <w:tcPr>
+            <w:tcW w:w="1500" w:type="dxa"/>
             <w:tcBorders>
               <w:top w:val="single" w:sz="8" w:space="0" w:color="000000"/>
               <w:start w:val="single" w:sz="8" w:space="0" w:color="000000"/>
@@ -9267,67 +9549,13 @@
                 <w:sz w:val="20"/>
                 <w:szCs w:val="20"/>
               </w:rPr>
-              <w:t>Técnica</w:t>
-            </w:r>
-          </w:p>
-        </w:tc>
-        <w:tc>
-          <w:tcPr>
-            <w:tcW w:w="1299" w:type="dxa"/>
-            <w:tcBorders>
-              <w:top w:val="single" w:sz="8" w:space="0" w:color="000000"/>
-              <w:start w:val="single" w:sz="8" w:space="0" w:color="000000"/>
-              <w:bottom w:val="single" w:sz="8" w:space="0" w:color="000000"/>
-              <w:end w:val="single" w:sz="8" w:space="0" w:color="000000"/>
-            </w:tcBorders>
-          </w:tcPr>
-          <w:p>
-            <w:pPr>
-              <w:pStyle w:val="normal1"/>
-              <w:spacing w:before="0" w:after="160"/>
-              <w:jc w:val="both"/>
-              <w:rPr/>
-            </w:pPr>
-            <w:r>
-              <w:rPr>
-                <w:rFonts w:eastAsia="Times New Roman" w:cs="Times New Roman" w:ascii="Times New Roman" w:hAnsi="Times New Roman"/>
-                <w:sz w:val="20"/>
-                <w:szCs w:val="20"/>
-              </w:rPr>
-              <w:t>Algoritmos de cálculo, Seguridad.</w:t>
-            </w:r>
-          </w:p>
-        </w:tc>
-        <w:tc>
-          <w:tcPr>
-            <w:tcW w:w="1500" w:type="dxa"/>
-            <w:tcBorders>
-              <w:top w:val="single" w:sz="8" w:space="0" w:color="000000"/>
-              <w:start w:val="single" w:sz="8" w:space="0" w:color="000000"/>
-              <w:bottom w:val="single" w:sz="8" w:space="0" w:color="000000"/>
-              <w:end w:val="single" w:sz="8" w:space="0" w:color="000000"/>
-            </w:tcBorders>
-          </w:tcPr>
-          <w:p>
-            <w:pPr>
-              <w:pStyle w:val="normal1"/>
-              <w:spacing w:before="0" w:after="160"/>
-              <w:jc w:val="center"/>
-              <w:rPr/>
-            </w:pPr>
-            <w:r>
-              <w:rPr>
-                <w:rFonts w:eastAsia="Times New Roman" w:cs="Times New Roman" w:ascii="Times New Roman" w:hAnsi="Times New Roman"/>
-                <w:sz w:val="20"/>
-                <w:szCs w:val="20"/>
-              </w:rPr>
               <w:t>Descriptiva, Explicativa y de Campo.</w:t>
             </w:r>
           </w:p>
         </w:tc>
         <w:tc>
           <w:tcPr>
-            <w:tcW w:w="501" w:type="dxa"/>
+            <w:tcW w:w="502" w:type="dxa"/>
             <w:tcBorders>
               <w:top w:val="single" w:sz="8" w:space="0" w:color="000000"/>
               <w:start w:val="single" w:sz="8" w:space="0" w:color="000000"/>
@@ -9366,6 +9594,27 @@
             </w:tcBorders>
           </w:tcPr>
           <w:p>
+            <w:r/>
+            <w:r>
+              <w:rPr>
+                <w:rFonts w:ascii="Times New Roman" w:hAnsi="Times New Roman"/>
+                <w:sz w:val="20"/>
+              </w:rPr>
+              <w:t>Diseñar la arquitectura lógica, base de datos relacional e interfaces.</w:t>
+            </w:r>
+          </w:p>
+        </w:tc>
+        <w:tc>
+          <w:tcPr>
+            <w:tcW w:w="1298" w:type="dxa"/>
+            <w:tcBorders>
+              <w:top w:val="single" w:sz="8" w:space="0" w:color="000000"/>
+              <w:start w:val="single" w:sz="8" w:space="0" w:color="000000"/>
+              <w:bottom w:val="single" w:sz="8" w:space="0" w:color="000000"/>
+              <w:end w:val="single" w:sz="8" w:space="0" w:color="000000"/>
+            </w:tcBorders>
+          </w:tcPr>
+          <w:p>
             <w:pPr>
               <w:pStyle w:val="normal1"/>
               <w:spacing w:before="0" w:after="160"/>
@@ -9378,13 +9627,13 @@
                 <w:sz w:val="20"/>
                 <w:szCs w:val="20"/>
               </w:rPr>
-              <w:t>Diseñar la arquitectura de base de datos e interfaces.</w:t>
-            </w:r>
-          </w:p>
-        </w:tc>
-        <w:tc>
-          <w:tcPr>
-            <w:tcW w:w="1299" w:type="dxa"/>
+              <w:t>Diseño del Sistema</w:t>
+            </w:r>
+          </w:p>
+        </w:tc>
+        <w:tc>
+          <w:tcPr>
+            <w:tcW w:w="1602" w:type="dxa"/>
             <w:tcBorders>
               <w:top w:val="single" w:sz="8" w:space="0" w:color="000000"/>
               <w:start w:val="single" w:sz="8" w:space="0" w:color="000000"/>
@@ -9405,13 +9654,13 @@
                 <w:sz w:val="20"/>
                 <w:szCs w:val="20"/>
               </w:rPr>
-              <w:t>Diseño del Sistema</w:t>
-            </w:r>
-          </w:p>
-        </w:tc>
-        <w:tc>
-          <w:tcPr>
-            <w:tcW w:w="1601" w:type="dxa"/>
+              <w:t>Estructura lógica y visual para centralizar la información de metales.</w:t>
+            </w:r>
+          </w:p>
+        </w:tc>
+        <w:tc>
+          <w:tcPr>
+            <w:tcW w:w="1598" w:type="dxa"/>
             <w:tcBorders>
               <w:top w:val="single" w:sz="8" w:space="0" w:color="000000"/>
               <w:start w:val="single" w:sz="8" w:space="0" w:color="000000"/>
@@ -9432,13 +9681,40 @@
                 <w:sz w:val="20"/>
                 <w:szCs w:val="20"/>
               </w:rPr>
-              <w:t>Estructura lógica y visual para centralizar la información de metales.</w:t>
-            </w:r>
-          </w:p>
-        </w:tc>
-        <w:tc>
-          <w:tcPr>
-            <w:tcW w:w="1599" w:type="dxa"/>
+              <w:t>Modelado del esquema de datos y prototipos de interfaz web.</w:t>
+            </w:r>
+          </w:p>
+        </w:tc>
+        <w:tc>
+          <w:tcPr>
+            <w:tcW w:w="1102" w:type="dxa"/>
+            <w:tcBorders>
+              <w:top w:val="single" w:sz="8" w:space="0" w:color="000000"/>
+              <w:start w:val="single" w:sz="8" w:space="0" w:color="000000"/>
+              <w:bottom w:val="single" w:sz="8" w:space="0" w:color="000000"/>
+              <w:end w:val="single" w:sz="8" w:space="0" w:color="000000"/>
+            </w:tcBorders>
+          </w:tcPr>
+          <w:p>
+            <w:pPr>
+              <w:pStyle w:val="normal1"/>
+              <w:spacing w:before="0" w:after="160"/>
+              <w:jc w:val="center"/>
+              <w:rPr/>
+            </w:pPr>
+            <w:r>
+              <w:rPr>
+                <w:rFonts w:eastAsia="Times New Roman" w:cs="Times New Roman" w:ascii="Times New Roman" w:hAnsi="Times New Roman"/>
+                <w:sz w:val="20"/>
+                <w:szCs w:val="20"/>
+              </w:rPr>
+              <w:t>Informática</w:t>
+            </w:r>
+          </w:p>
+        </w:tc>
+        <w:tc>
+          <w:tcPr>
+            <w:tcW w:w="1298" w:type="dxa"/>
             <w:tcBorders>
               <w:top w:val="single" w:sz="8" w:space="0" w:color="000000"/>
               <w:start w:val="single" w:sz="8" w:space="0" w:color="000000"/>
@@ -9459,13 +9735,13 @@
                 <w:sz w:val="20"/>
                 <w:szCs w:val="20"/>
               </w:rPr>
-              <w:t>Modelado del esquema de datos y prototipos de interfaz web.</w:t>
-            </w:r>
-          </w:p>
-        </w:tc>
-        <w:tc>
-          <w:tcPr>
-            <w:tcW w:w="1101" w:type="dxa"/>
+              <w:t>Esquema de BD, Prototipo visual.</w:t>
+            </w:r>
+          </w:p>
+        </w:tc>
+        <w:tc>
+          <w:tcPr>
+            <w:tcW w:w="1500" w:type="dxa"/>
             <w:tcBorders>
               <w:top w:val="single" w:sz="8" w:space="0" w:color="000000"/>
               <w:start w:val="single" w:sz="8" w:space="0" w:color="000000"/>
@@ -9486,67 +9762,13 @@
                 <w:sz w:val="20"/>
                 <w:szCs w:val="20"/>
               </w:rPr>
-              <w:t>Informática</w:t>
-            </w:r>
-          </w:p>
-        </w:tc>
-        <w:tc>
-          <w:tcPr>
-            <w:tcW w:w="1299" w:type="dxa"/>
-            <w:tcBorders>
-              <w:top w:val="single" w:sz="8" w:space="0" w:color="000000"/>
-              <w:start w:val="single" w:sz="8" w:space="0" w:color="000000"/>
-              <w:bottom w:val="single" w:sz="8" w:space="0" w:color="000000"/>
-              <w:end w:val="single" w:sz="8" w:space="0" w:color="000000"/>
-            </w:tcBorders>
-          </w:tcPr>
-          <w:p>
-            <w:pPr>
-              <w:pStyle w:val="normal1"/>
-              <w:spacing w:before="0" w:after="160"/>
-              <w:jc w:val="both"/>
-              <w:rPr/>
-            </w:pPr>
-            <w:r>
-              <w:rPr>
-                <w:rFonts w:eastAsia="Times New Roman" w:cs="Times New Roman" w:ascii="Times New Roman" w:hAnsi="Times New Roman"/>
-                <w:sz w:val="20"/>
-                <w:szCs w:val="20"/>
-              </w:rPr>
-              <w:t>Esquema de BD, Prototipo visual.</w:t>
-            </w:r>
-          </w:p>
-        </w:tc>
-        <w:tc>
-          <w:tcPr>
-            <w:tcW w:w="1500" w:type="dxa"/>
-            <w:tcBorders>
-              <w:top w:val="single" w:sz="8" w:space="0" w:color="000000"/>
-              <w:start w:val="single" w:sz="8" w:space="0" w:color="000000"/>
-              <w:bottom w:val="single" w:sz="8" w:space="0" w:color="000000"/>
-              <w:end w:val="single" w:sz="8" w:space="0" w:color="000000"/>
-            </w:tcBorders>
-          </w:tcPr>
-          <w:p>
-            <w:pPr>
-              <w:pStyle w:val="normal1"/>
-              <w:spacing w:before="0" w:after="160"/>
-              <w:jc w:val="center"/>
-              <w:rPr/>
-            </w:pPr>
-            <w:r>
-              <w:rPr>
-                <w:rFonts w:eastAsia="Times New Roman" w:cs="Times New Roman" w:ascii="Times New Roman" w:hAnsi="Times New Roman"/>
-                <w:sz w:val="20"/>
-                <w:szCs w:val="20"/>
-              </w:rPr>
               <w:t>Descriptiva, Explicativa y de Campo.</w:t>
             </w:r>
           </w:p>
         </w:tc>
         <w:tc>
           <w:tcPr>
-            <w:tcW w:w="501" w:type="dxa"/>
+            <w:tcW w:w="502" w:type="dxa"/>
             <w:tcBorders>
               <w:top w:val="single" w:sz="8" w:space="0" w:color="000000"/>
               <w:start w:val="single" w:sz="8" w:space="0" w:color="000000"/>
@@ -9585,6 +9807,27 @@
             </w:tcBorders>
           </w:tcPr>
           <w:p>
+            <w:r/>
+            <w:r>
+              <w:rPr>
+                <w:rFonts w:ascii="Times New Roman" w:hAnsi="Times New Roman"/>
+                <w:sz w:val="20"/>
+              </w:rPr>
+              <w:t>Desarrollar e implementar el sistema de información propuesto.</w:t>
+            </w:r>
+          </w:p>
+        </w:tc>
+        <w:tc>
+          <w:tcPr>
+            <w:tcW w:w="1298" w:type="dxa"/>
+            <w:tcBorders>
+              <w:top w:val="single" w:sz="8" w:space="0" w:color="000000"/>
+              <w:start w:val="single" w:sz="8" w:space="0" w:color="000000"/>
+              <w:bottom w:val="single" w:sz="8" w:space="0" w:color="000000"/>
+              <w:end w:val="single" w:sz="8" w:space="0" w:color="000000"/>
+            </w:tcBorders>
+          </w:tcPr>
+          <w:p>
             <w:pPr>
               <w:pStyle w:val="normal1"/>
               <w:spacing w:before="0" w:after="160"/>
@@ -9597,13 +9840,13 @@
                 <w:sz w:val="20"/>
                 <w:szCs w:val="20"/>
               </w:rPr>
-              <w:t>Desarrollar módulos de registro y reportes automatizados.</w:t>
-            </w:r>
-          </w:p>
-        </w:tc>
-        <w:tc>
-          <w:tcPr>
-            <w:tcW w:w="1299" w:type="dxa"/>
+              <w:t>Implementación de Software</w:t>
+            </w:r>
+          </w:p>
+        </w:tc>
+        <w:tc>
+          <w:tcPr>
+            <w:tcW w:w="1602" w:type="dxa"/>
             <w:tcBorders>
               <w:top w:val="single" w:sz="8" w:space="0" w:color="000000"/>
               <w:start w:val="single" w:sz="8" w:space="0" w:color="000000"/>
@@ -9624,13 +9867,13 @@
                 <w:sz w:val="20"/>
                 <w:szCs w:val="20"/>
               </w:rPr>
-              <w:t>Implementación de Software</w:t>
-            </w:r>
-          </w:p>
-        </w:tc>
-        <w:tc>
-          <w:tcPr>
-            <w:tcW w:w="1601" w:type="dxa"/>
+              <w:t>Construcción de la herramienta final para la optimización administrativa.</w:t>
+            </w:r>
+          </w:p>
+        </w:tc>
+        <w:tc>
+          <w:tcPr>
+            <w:tcW w:w="1598" w:type="dxa"/>
             <w:tcBorders>
               <w:top w:val="single" w:sz="8" w:space="0" w:color="000000"/>
               <w:start w:val="single" w:sz="8" w:space="0" w:color="000000"/>
@@ -9651,13 +9894,40 @@
                 <w:sz w:val="20"/>
                 <w:szCs w:val="20"/>
               </w:rPr>
-              <w:t>Construcción de la herramienta final para la optimización administrativa.</w:t>
-            </w:r>
-          </w:p>
-        </w:tc>
-        <w:tc>
-          <w:tcPr>
-            <w:tcW w:w="1599" w:type="dxa"/>
+              <w:t>Desarrollo de la aplicación en Vercel y el sistema de empeños.</w:t>
+            </w:r>
+          </w:p>
+        </w:tc>
+        <w:tc>
+          <w:tcPr>
+            <w:tcW w:w="1102" w:type="dxa"/>
+            <w:tcBorders>
+              <w:top w:val="single" w:sz="8" w:space="0" w:color="000000"/>
+              <w:start w:val="single" w:sz="8" w:space="0" w:color="000000"/>
+              <w:bottom w:val="single" w:sz="8" w:space="0" w:color="000000"/>
+              <w:end w:val="single" w:sz="8" w:space="0" w:color="000000"/>
+            </w:tcBorders>
+          </w:tcPr>
+          <w:p>
+            <w:pPr>
+              <w:pStyle w:val="normal1"/>
+              <w:spacing w:before="0" w:after="160"/>
+              <w:jc w:val="center"/>
+              <w:rPr/>
+            </w:pPr>
+            <w:r>
+              <w:rPr>
+                <w:rFonts w:eastAsia="Times New Roman" w:cs="Times New Roman" w:ascii="Times New Roman" w:hAnsi="Times New Roman"/>
+                <w:sz w:val="20"/>
+                <w:szCs w:val="20"/>
+              </w:rPr>
+              <w:t>Administrativa</w:t>
+            </w:r>
+          </w:p>
+        </w:tc>
+        <w:tc>
+          <w:tcPr>
+            <w:tcW w:w="1298" w:type="dxa"/>
             <w:tcBorders>
               <w:top w:val="single" w:sz="8" w:space="0" w:color="000000"/>
               <w:start w:val="single" w:sz="8" w:space="0" w:color="000000"/>
@@ -9678,13 +9948,13 @@
                 <w:sz w:val="20"/>
                 <w:szCs w:val="20"/>
               </w:rPr>
-              <w:t>Desarrollo de la aplicación en Vercel y el sistema de empeños.</w:t>
-            </w:r>
-          </w:p>
-        </w:tc>
-        <w:tc>
-          <w:tcPr>
-            <w:tcW w:w="1101" w:type="dxa"/>
+              <w:t>Reportes generados, Consultas exitosas.</w:t>
+            </w:r>
+          </w:p>
+        </w:tc>
+        <w:tc>
+          <w:tcPr>
+            <w:tcW w:w="1500" w:type="dxa"/>
             <w:tcBorders>
               <w:top w:val="single" w:sz="8" w:space="0" w:color="000000"/>
               <w:start w:val="single" w:sz="8" w:space="0" w:color="000000"/>
@@ -9705,67 +9975,13 @@
                 <w:sz w:val="20"/>
                 <w:szCs w:val="20"/>
               </w:rPr>
-              <w:t>Administrativa</w:t>
-            </w:r>
-          </w:p>
-        </w:tc>
-        <w:tc>
-          <w:tcPr>
-            <w:tcW w:w="1299" w:type="dxa"/>
-            <w:tcBorders>
-              <w:top w:val="single" w:sz="8" w:space="0" w:color="000000"/>
-              <w:start w:val="single" w:sz="8" w:space="0" w:color="000000"/>
-              <w:bottom w:val="single" w:sz="8" w:space="0" w:color="000000"/>
-              <w:end w:val="single" w:sz="8" w:space="0" w:color="000000"/>
-            </w:tcBorders>
-          </w:tcPr>
-          <w:p>
-            <w:pPr>
-              <w:pStyle w:val="normal1"/>
-              <w:spacing w:before="0" w:after="160"/>
-              <w:jc w:val="both"/>
-              <w:rPr/>
-            </w:pPr>
-            <w:r>
-              <w:rPr>
-                <w:rFonts w:eastAsia="Times New Roman" w:cs="Times New Roman" w:ascii="Times New Roman" w:hAnsi="Times New Roman"/>
-                <w:sz w:val="20"/>
-                <w:szCs w:val="20"/>
-              </w:rPr>
-              <w:t>Reportes generados, Consultas exitosas.</w:t>
-            </w:r>
-          </w:p>
-        </w:tc>
-        <w:tc>
-          <w:tcPr>
-            <w:tcW w:w="1500" w:type="dxa"/>
-            <w:tcBorders>
-              <w:top w:val="single" w:sz="8" w:space="0" w:color="000000"/>
-              <w:start w:val="single" w:sz="8" w:space="0" w:color="000000"/>
-              <w:bottom w:val="single" w:sz="8" w:space="0" w:color="000000"/>
-              <w:end w:val="single" w:sz="8" w:space="0" w:color="000000"/>
-            </w:tcBorders>
-          </w:tcPr>
-          <w:p>
-            <w:pPr>
-              <w:pStyle w:val="normal1"/>
-              <w:spacing w:before="0" w:after="160"/>
-              <w:jc w:val="center"/>
-              <w:rPr/>
-            </w:pPr>
-            <w:r>
-              <w:rPr>
-                <w:rFonts w:eastAsia="Times New Roman" w:cs="Times New Roman" w:ascii="Times New Roman" w:hAnsi="Times New Roman"/>
-                <w:sz w:val="20"/>
-                <w:szCs w:val="20"/>
-              </w:rPr>
               <w:t>Descriptiva, Explicativa y de Campo.</w:t>
             </w:r>
           </w:p>
         </w:tc>
         <w:tc>
           <w:tcPr>
-            <w:tcW w:w="501" w:type="dxa"/>
+            <w:tcW w:w="502" w:type="dxa"/>
             <w:tcBorders>
               <w:top w:val="single" w:sz="8" w:space="0" w:color="000000"/>
               <w:start w:val="single" w:sz="8" w:space="0" w:color="000000"/>
@@ -9823,7 +10039,7 @@
     <w:p>
       <w:pPr>
         <w:pStyle w:val="normal1"/>
-        <w:spacing w:lineRule="auto" w:line="360"/>
+        <w:spacing w:lineRule="auto" w:line="360" w:before="0" w:after="160"/>
         <w:jc w:val="center"/>
         <w:rPr/>
       </w:pPr>
@@ -9882,10 +10098,10 @@
         <w:tblLook w:val="0600"/>
       </w:tblPr>
       <w:tblGrid>
-        <w:gridCol w:w="1499"/>
+        <w:gridCol w:w="1498"/>
         <w:gridCol w:w="1200"/>
         <w:gridCol w:w="1400"/>
-        <w:gridCol w:w="1400"/>
+        <w:gridCol w:w="1401"/>
         <w:gridCol w:w="1001"/>
         <w:gridCol w:w="1200"/>
         <w:gridCol w:w="1300"/>
@@ -9898,7 +10114,7 @@
         </w:trPr>
         <w:tc>
           <w:tcPr>
-            <w:tcW w:w="1499" w:type="dxa"/>
+            <w:tcW w:w="1498" w:type="dxa"/>
             <w:tcBorders>
               <w:top w:val="single" w:sz="8" w:space="0" w:color="000000"/>
               <w:start w:val="single" w:sz="8" w:space="0" w:color="000000"/>
@@ -9988,7 +10204,7 @@
         </w:tc>
         <w:tc>
           <w:tcPr>
-            <w:tcW w:w="1400" w:type="dxa"/>
+            <w:tcW w:w="1401" w:type="dxa"/>
             <w:tcBorders>
               <w:top w:val="single" w:sz="8" w:space="0" w:color="000000"/>
               <w:start w:val="single" w:sz="8" w:space="0" w:color="000000"/>
@@ -10171,7 +10387,28 @@
         <w:trPr/>
         <w:tc>
           <w:tcPr>
-            <w:tcW w:w="1499" w:type="dxa"/>
+            <w:tcW w:w="1498" w:type="dxa"/>
+            <w:tcBorders>
+              <w:top w:val="single" w:sz="8" w:space="0" w:color="000000"/>
+              <w:start w:val="single" w:sz="8" w:space="0" w:color="000000"/>
+              <w:bottom w:val="single" w:sz="8" w:space="0" w:color="000000"/>
+              <w:end w:val="single" w:sz="8" w:space="0" w:color="000000"/>
+            </w:tcBorders>
+          </w:tcPr>
+          <w:p>
+            <w:r/>
+            <w:r>
+              <w:rPr>
+                <w:rFonts w:ascii="Times New Roman" w:hAnsi="Times New Roman"/>
+                <w:sz w:val="20"/>
+              </w:rPr>
+              <w:t>Diagnosticar el estado de registro, control de inventario y atención al cliente.</w:t>
+            </w:r>
+          </w:p>
+        </w:tc>
+        <w:tc>
+          <w:tcPr>
+            <w:tcW w:w="1200" w:type="dxa"/>
             <w:tcBorders>
               <w:top w:val="single" w:sz="8" w:space="0" w:color="000000"/>
               <w:start w:val="single" w:sz="8" w:space="0" w:color="000000"/>
@@ -10192,13 +10429,13 @@
                 <w:sz w:val="16"/>
                 <w:szCs w:val="16"/>
               </w:rPr>
-              <w:t>Diagnosticar el flujo actual de los datos en hojas de Excel.</w:t>
-            </w:r>
-          </w:p>
-        </w:tc>
-        <w:tc>
-          <w:tcPr>
-            <w:tcW w:w="1200" w:type="dxa"/>
+              <w:t>Gestión Manual de Datos</w:t>
+            </w:r>
+          </w:p>
+        </w:tc>
+        <w:tc>
+          <w:tcPr>
+            <w:tcW w:w="1400" w:type="dxa"/>
             <w:tcBorders>
               <w:top w:val="single" w:sz="8" w:space="0" w:color="000000"/>
               <w:start w:val="single" w:sz="8" w:space="0" w:color="000000"/>
@@ -10219,40 +10456,13 @@
                 <w:sz w:val="16"/>
                 <w:szCs w:val="16"/>
               </w:rPr>
-              <w:t>Gestión Manual de Datos</w:t>
-            </w:r>
-          </w:p>
-        </w:tc>
-        <w:tc>
-          <w:tcPr>
-            <w:tcW w:w="1400" w:type="dxa"/>
-            <w:tcBorders>
-              <w:top w:val="single" w:sz="8" w:space="0" w:color="000000"/>
-              <w:start w:val="single" w:sz="8" w:space="0" w:color="000000"/>
-              <w:bottom w:val="single" w:sz="8" w:space="0" w:color="000000"/>
-              <w:end w:val="single" w:sz="8" w:space="0" w:color="000000"/>
-            </w:tcBorders>
-          </w:tcPr>
-          <w:p>
-            <w:pPr>
-              <w:pStyle w:val="normal1"/>
-              <w:spacing w:before="0" w:after="160"/>
-              <w:jc w:val="both"/>
-              <w:rPr/>
-            </w:pPr>
-            <w:r>
-              <w:rPr>
-                <w:rFonts w:eastAsia="Times New Roman" w:cs="Times New Roman" w:ascii="Times New Roman" w:hAnsi="Times New Roman"/>
-                <w:sz w:val="16"/>
-                <w:szCs w:val="16"/>
-              </w:rPr>
               <w:t>Proceso actual de registro basado en herramientas ofimáticas descentralizadas.</w:t>
             </w:r>
           </w:p>
         </w:tc>
         <w:tc>
           <w:tcPr>
-            <w:tcW w:w="1400" w:type="dxa"/>
+            <w:tcW w:w="1401" w:type="dxa"/>
             <w:tcBorders>
               <w:top w:val="single" w:sz="8" w:space="0" w:color="000000"/>
               <w:start w:val="single" w:sz="8" w:space="0" w:color="000000"/>
@@ -10417,7 +10627,28 @@
         <w:trPr/>
         <w:tc>
           <w:tcPr>
-            <w:tcW w:w="1499" w:type="dxa"/>
+            <w:tcW w:w="1498" w:type="dxa"/>
+            <w:tcBorders>
+              <w:top w:val="single" w:sz="8" w:space="0" w:color="000000"/>
+              <w:start w:val="single" w:sz="8" w:space="0" w:color="000000"/>
+              <w:bottom w:val="single" w:sz="8" w:space="0" w:color="000000"/>
+              <w:end w:val="single" w:sz="8" w:space="0" w:color="000000"/>
+            </w:tcBorders>
+          </w:tcPr>
+          <w:p>
+            <w:r/>
+            <w:r>
+              <w:rPr>
+                <w:rFonts w:ascii="Times New Roman" w:hAnsi="Times New Roman"/>
+                <w:sz w:val="20"/>
+              </w:rPr>
+              <w:t>Determinar los requerimientos técnicos y funcionales del sistema propuesto.</w:t>
+            </w:r>
+          </w:p>
+        </w:tc>
+        <w:tc>
+          <w:tcPr>
+            <w:tcW w:w="1200" w:type="dxa"/>
             <w:tcBorders>
               <w:top w:val="single" w:sz="8" w:space="0" w:color="000000"/>
               <w:start w:val="single" w:sz="8" w:space="0" w:color="000000"/>
@@ -10438,13 +10669,13 @@
                 <w:sz w:val="16"/>
                 <w:szCs w:val="16"/>
               </w:rPr>
-              <w:t>Determinar requerimientos funcionales para la automatización.</w:t>
-            </w:r>
-          </w:p>
-        </w:tc>
-        <w:tc>
-          <w:tcPr>
-            <w:tcW w:w="1200" w:type="dxa"/>
+              <w:t>Requerimientos Técnicos</w:t>
+            </w:r>
+          </w:p>
+        </w:tc>
+        <w:tc>
+          <w:tcPr>
+            <w:tcW w:w="1400" w:type="dxa"/>
             <w:tcBorders>
               <w:top w:val="single" w:sz="8" w:space="0" w:color="000000"/>
               <w:start w:val="single" w:sz="8" w:space="0" w:color="000000"/>
@@ -10465,40 +10696,13 @@
                 <w:sz w:val="16"/>
                 <w:szCs w:val="16"/>
               </w:rPr>
-              <w:t>Requerimientos Técnicos</w:t>
-            </w:r>
-          </w:p>
-        </w:tc>
-        <w:tc>
-          <w:tcPr>
-            <w:tcW w:w="1400" w:type="dxa"/>
-            <w:tcBorders>
-              <w:top w:val="single" w:sz="8" w:space="0" w:color="000000"/>
-              <w:start w:val="single" w:sz="8" w:space="0" w:color="000000"/>
-              <w:bottom w:val="single" w:sz="8" w:space="0" w:color="000000"/>
-              <w:end w:val="single" w:sz="8" w:space="0" w:color="000000"/>
-            </w:tcBorders>
-          </w:tcPr>
-          <w:p>
-            <w:pPr>
-              <w:pStyle w:val="normal1"/>
-              <w:spacing w:before="0" w:after="160"/>
-              <w:jc w:val="both"/>
-              <w:rPr/>
-            </w:pPr>
-            <w:r>
-              <w:rPr>
-                <w:rFonts w:eastAsia="Times New Roman" w:cs="Times New Roman" w:ascii="Times New Roman" w:hAnsi="Times New Roman"/>
-                <w:sz w:val="16"/>
-                <w:szCs w:val="16"/>
-              </w:rPr>
               <w:t>Necesidades del software para ejecutar cálculos de empeño y compras.</w:t>
             </w:r>
           </w:p>
         </w:tc>
         <w:tc>
           <w:tcPr>
-            <w:tcW w:w="1400" w:type="dxa"/>
+            <w:tcW w:w="1401" w:type="dxa"/>
             <w:tcBorders>
               <w:top w:val="single" w:sz="8" w:space="0" w:color="000000"/>
               <w:start w:val="single" w:sz="8" w:space="0" w:color="000000"/>
@@ -10663,7 +10867,28 @@
         <w:trPr/>
         <w:tc>
           <w:tcPr>
-            <w:tcW w:w="1499" w:type="dxa"/>
+            <w:tcW w:w="1498" w:type="dxa"/>
+            <w:tcBorders>
+              <w:top w:val="single" w:sz="8" w:space="0" w:color="000000"/>
+              <w:start w:val="single" w:sz="8" w:space="0" w:color="000000"/>
+              <w:bottom w:val="single" w:sz="8" w:space="0" w:color="000000"/>
+              <w:end w:val="single" w:sz="8" w:space="0" w:color="000000"/>
+            </w:tcBorders>
+          </w:tcPr>
+          <w:p>
+            <w:r/>
+            <w:r>
+              <w:rPr>
+                <w:rFonts w:ascii="Times New Roman" w:hAnsi="Times New Roman"/>
+                <w:sz w:val="20"/>
+              </w:rPr>
+              <w:t>Diseñar la arquitectura lógica, base de datos relacional e interfaces.</w:t>
+            </w:r>
+          </w:p>
+        </w:tc>
+        <w:tc>
+          <w:tcPr>
+            <w:tcW w:w="1200" w:type="dxa"/>
             <w:tcBorders>
               <w:top w:val="single" w:sz="8" w:space="0" w:color="000000"/>
               <w:start w:val="single" w:sz="8" w:space="0" w:color="000000"/>
@@ -10684,13 +10909,13 @@
                 <w:sz w:val="16"/>
                 <w:szCs w:val="16"/>
               </w:rPr>
-              <w:t>Diseñar la arquitectura de base de datos e interfaces.</w:t>
-            </w:r>
-          </w:p>
-        </w:tc>
-        <w:tc>
-          <w:tcPr>
-            <w:tcW w:w="1200" w:type="dxa"/>
+              <w:t>Diseño del Sistema</w:t>
+            </w:r>
+          </w:p>
+        </w:tc>
+        <w:tc>
+          <w:tcPr>
+            <w:tcW w:w="1400" w:type="dxa"/>
             <w:tcBorders>
               <w:top w:val="single" w:sz="8" w:space="0" w:color="000000"/>
               <w:start w:val="single" w:sz="8" w:space="0" w:color="000000"/>
@@ -10711,40 +10936,13 @@
                 <w:sz w:val="16"/>
                 <w:szCs w:val="16"/>
               </w:rPr>
-              <w:t>Diseño del Sistema</w:t>
-            </w:r>
-          </w:p>
-        </w:tc>
-        <w:tc>
-          <w:tcPr>
-            <w:tcW w:w="1400" w:type="dxa"/>
-            <w:tcBorders>
-              <w:top w:val="single" w:sz="8" w:space="0" w:color="000000"/>
-              <w:start w:val="single" w:sz="8" w:space="0" w:color="000000"/>
-              <w:bottom w:val="single" w:sz="8" w:space="0" w:color="000000"/>
-              <w:end w:val="single" w:sz="8" w:space="0" w:color="000000"/>
-            </w:tcBorders>
-          </w:tcPr>
-          <w:p>
-            <w:pPr>
-              <w:pStyle w:val="normal1"/>
-              <w:spacing w:before="0" w:after="160"/>
-              <w:jc w:val="both"/>
-              <w:rPr/>
-            </w:pPr>
-            <w:r>
-              <w:rPr>
-                <w:rFonts w:eastAsia="Times New Roman" w:cs="Times New Roman" w:ascii="Times New Roman" w:hAnsi="Times New Roman"/>
-                <w:sz w:val="16"/>
-                <w:szCs w:val="16"/>
-              </w:rPr>
               <w:t>Estructura lógica y visual para centralizar la información de metales.</w:t>
             </w:r>
           </w:p>
         </w:tc>
         <w:tc>
           <w:tcPr>
-            <w:tcW w:w="1400" w:type="dxa"/>
+            <w:tcW w:w="1401" w:type="dxa"/>
             <w:tcBorders>
               <w:top w:val="single" w:sz="8" w:space="0" w:color="000000"/>
               <w:start w:val="single" w:sz="8" w:space="0" w:color="000000"/>
@@ -10909,7 +11107,28 @@
         <w:trPr/>
         <w:tc>
           <w:tcPr>
-            <w:tcW w:w="1499" w:type="dxa"/>
+            <w:tcW w:w="1498" w:type="dxa"/>
+            <w:tcBorders>
+              <w:top w:val="single" w:sz="8" w:space="0" w:color="000000"/>
+              <w:start w:val="single" w:sz="8" w:space="0" w:color="000000"/>
+              <w:bottom w:val="single" w:sz="8" w:space="0" w:color="000000"/>
+              <w:end w:val="single" w:sz="8" w:space="0" w:color="000000"/>
+            </w:tcBorders>
+          </w:tcPr>
+          <w:p>
+            <w:r/>
+            <w:r>
+              <w:rPr>
+                <w:rFonts w:ascii="Times New Roman" w:hAnsi="Times New Roman"/>
+                <w:sz w:val="20"/>
+              </w:rPr>
+              <w:t>Desarrollar e implementar el sistema de información propuesto.</w:t>
+            </w:r>
+          </w:p>
+        </w:tc>
+        <w:tc>
+          <w:tcPr>
+            <w:tcW w:w="1200" w:type="dxa"/>
             <w:tcBorders>
               <w:top w:val="single" w:sz="8" w:space="0" w:color="000000"/>
               <w:start w:val="single" w:sz="8" w:space="0" w:color="000000"/>
@@ -10930,13 +11149,13 @@
                 <w:sz w:val="16"/>
                 <w:szCs w:val="16"/>
               </w:rPr>
-              <w:t>Desarrollar módulos de registro y reportes automatizados.</w:t>
-            </w:r>
-          </w:p>
-        </w:tc>
-        <w:tc>
-          <w:tcPr>
-            <w:tcW w:w="1200" w:type="dxa"/>
+              <w:t>Implementación de Software</w:t>
+            </w:r>
+          </w:p>
+        </w:tc>
+        <w:tc>
+          <w:tcPr>
+            <w:tcW w:w="1400" w:type="dxa"/>
             <w:tcBorders>
               <w:top w:val="single" w:sz="8" w:space="0" w:color="000000"/>
               <w:start w:val="single" w:sz="8" w:space="0" w:color="000000"/>
@@ -10957,40 +11176,13 @@
                 <w:sz w:val="16"/>
                 <w:szCs w:val="16"/>
               </w:rPr>
-              <w:t>Implementación de Software</w:t>
-            </w:r>
-          </w:p>
-        </w:tc>
-        <w:tc>
-          <w:tcPr>
-            <w:tcW w:w="1400" w:type="dxa"/>
-            <w:tcBorders>
-              <w:top w:val="single" w:sz="8" w:space="0" w:color="000000"/>
-              <w:start w:val="single" w:sz="8" w:space="0" w:color="000000"/>
-              <w:bottom w:val="single" w:sz="8" w:space="0" w:color="000000"/>
-              <w:end w:val="single" w:sz="8" w:space="0" w:color="000000"/>
-            </w:tcBorders>
-          </w:tcPr>
-          <w:p>
-            <w:pPr>
-              <w:pStyle w:val="normal1"/>
-              <w:spacing w:before="0" w:after="160"/>
-              <w:jc w:val="both"/>
-              <w:rPr/>
-            </w:pPr>
-            <w:r>
-              <w:rPr>
-                <w:rFonts w:eastAsia="Times New Roman" w:cs="Times New Roman" w:ascii="Times New Roman" w:hAnsi="Times New Roman"/>
-                <w:sz w:val="16"/>
-                <w:szCs w:val="16"/>
-              </w:rPr>
               <w:t>Construcción de la herramienta final para la optimización administrativa.</w:t>
             </w:r>
           </w:p>
         </w:tc>
         <w:tc>
           <w:tcPr>
-            <w:tcW w:w="1400" w:type="dxa"/>
+            <w:tcW w:w="1401" w:type="dxa"/>
             <w:tcBorders>
               <w:top w:val="single" w:sz="8" w:space="0" w:color="000000"/>
               <w:start w:val="single" w:sz="8" w:space="0" w:color="000000"/>
@@ -12206,8 +12398,8 @@
         <w:tblLook w:val="0600"/>
       </w:tblPr>
       <w:tblGrid>
-        <w:gridCol w:w="999"/>
-        <w:gridCol w:w="1801"/>
+        <w:gridCol w:w="998"/>
+        <w:gridCol w:w="1802"/>
         <w:gridCol w:w="1800"/>
         <w:gridCol w:w="1800"/>
         <w:gridCol w:w="1800"/>
@@ -12219,7 +12411,7 @@
         </w:trPr>
         <w:tc>
           <w:tcPr>
-            <w:tcW w:w="999" w:type="dxa"/>
+            <w:tcW w:w="998" w:type="dxa"/>
             <w:tcBorders>
               <w:top w:val="single" w:sz="8" w:space="0" w:color="000000"/>
               <w:start w:val="single" w:sz="8" w:space="0" w:color="000000"/>
@@ -12248,7 +12440,7 @@
         </w:tc>
         <w:tc>
           <w:tcPr>
-            <w:tcW w:w="1801" w:type="dxa"/>
+            <w:tcW w:w="1802" w:type="dxa"/>
             <w:tcBorders>
               <w:top w:val="single" w:sz="8" w:space="0" w:color="000000"/>
               <w:start w:val="single" w:sz="8" w:space="0" w:color="000000"/>
@@ -12396,7 +12588,7 @@
         <w:trPr/>
         <w:tc>
           <w:tcPr>
-            <w:tcW w:w="999" w:type="dxa"/>
+            <w:tcW w:w="998" w:type="dxa"/>
             <w:tcBorders>
               <w:top w:val="single" w:sz="8" w:space="0" w:color="000000"/>
               <w:start w:val="single" w:sz="8" w:space="0" w:color="000000"/>
@@ -12423,7 +12615,7 @@
         </w:tc>
         <w:tc>
           <w:tcPr>
-            <w:tcW w:w="1801" w:type="dxa"/>
+            <w:tcW w:w="1802" w:type="dxa"/>
             <w:tcBorders>
               <w:top w:val="single" w:sz="8" w:space="0" w:color="000000"/>
               <w:start w:val="single" w:sz="8" w:space="0" w:color="000000"/>
@@ -12546,7 +12738,7 @@
         <w:trPr/>
         <w:tc>
           <w:tcPr>
-            <w:tcW w:w="999" w:type="dxa"/>
+            <w:tcW w:w="998" w:type="dxa"/>
             <w:tcBorders>
               <w:top w:val="single" w:sz="8" w:space="0" w:color="000000"/>
               <w:start w:val="single" w:sz="8" w:space="0" w:color="000000"/>
@@ -12573,7 +12765,7 @@
         </w:tc>
         <w:tc>
           <w:tcPr>
-            <w:tcW w:w="1801" w:type="dxa"/>
+            <w:tcW w:w="1802" w:type="dxa"/>
             <w:tcBorders>
               <w:top w:val="single" w:sz="8" w:space="0" w:color="000000"/>
               <w:start w:val="single" w:sz="8" w:space="0" w:color="000000"/>
@@ -12696,7 +12888,7 @@
         <w:trPr/>
         <w:tc>
           <w:tcPr>
-            <w:tcW w:w="999" w:type="dxa"/>
+            <w:tcW w:w="998" w:type="dxa"/>
             <w:tcBorders>
               <w:top w:val="single" w:sz="8" w:space="0" w:color="000000"/>
               <w:start w:val="single" w:sz="8" w:space="0" w:color="000000"/>
@@ -12723,7 +12915,7 @@
         </w:tc>
         <w:tc>
           <w:tcPr>
-            <w:tcW w:w="1801" w:type="dxa"/>
+            <w:tcW w:w="1802" w:type="dxa"/>
             <w:tcBorders>
               <w:top w:val="single" w:sz="8" w:space="0" w:color="000000"/>
               <w:start w:val="single" w:sz="8" w:space="0" w:color="000000"/>
@@ -12846,7 +13038,7 @@
         <w:trPr/>
         <w:tc>
           <w:tcPr>
-            <w:tcW w:w="999" w:type="dxa"/>
+            <w:tcW w:w="998" w:type="dxa"/>
             <w:tcBorders>
               <w:top w:val="single" w:sz="8" w:space="0" w:color="000000"/>
               <w:start w:val="single" w:sz="8" w:space="0" w:color="000000"/>
@@ -12873,7 +13065,7 @@
         </w:tc>
         <w:tc>
           <w:tcPr>
-            <w:tcW w:w="1801" w:type="dxa"/>
+            <w:tcW w:w="1802" w:type="dxa"/>
             <w:tcBorders>
               <w:top w:val="single" w:sz="8" w:space="0" w:color="000000"/>
               <w:start w:val="single" w:sz="8" w:space="0" w:color="000000"/>
@@ -12996,7 +13188,7 @@
         <w:trPr/>
         <w:tc>
           <w:tcPr>
-            <w:tcW w:w="999" w:type="dxa"/>
+            <w:tcW w:w="998" w:type="dxa"/>
             <w:tcBorders>
               <w:top w:val="single" w:sz="8" w:space="0" w:color="000000"/>
               <w:start w:val="single" w:sz="8" w:space="0" w:color="000000"/>
@@ -13023,7 +13215,7 @@
         </w:tc>
         <w:tc>
           <w:tcPr>
-            <w:tcW w:w="1801" w:type="dxa"/>
+            <w:tcW w:w="1802" w:type="dxa"/>
             <w:tcBorders>
               <w:top w:val="single" w:sz="8" w:space="0" w:color="000000"/>
               <w:start w:val="single" w:sz="8" w:space="0" w:color="000000"/>
@@ -13146,7 +13338,7 @@
         <w:trPr/>
         <w:tc>
           <w:tcPr>
-            <w:tcW w:w="999" w:type="dxa"/>
+            <w:tcW w:w="998" w:type="dxa"/>
             <w:tcBorders>
               <w:top w:val="single" w:sz="8" w:space="0" w:color="000000"/>
               <w:start w:val="single" w:sz="8" w:space="0" w:color="000000"/>
@@ -13173,7 +13365,7 @@
         </w:tc>
         <w:tc>
           <w:tcPr>
-            <w:tcW w:w="1801" w:type="dxa"/>
+            <w:tcW w:w="1802" w:type="dxa"/>
             <w:tcBorders>
               <w:top w:val="single" w:sz="8" w:space="0" w:color="000000"/>
               <w:start w:val="single" w:sz="8" w:space="0" w:color="000000"/>
@@ -13296,7 +13488,7 @@
         <w:trPr/>
         <w:tc>
           <w:tcPr>
-            <w:tcW w:w="999" w:type="dxa"/>
+            <w:tcW w:w="998" w:type="dxa"/>
             <w:tcBorders>
               <w:top w:val="single" w:sz="8" w:space="0" w:color="000000"/>
               <w:start w:val="single" w:sz="8" w:space="0" w:color="000000"/>
@@ -13323,7 +13515,7 @@
         </w:tc>
         <w:tc>
           <w:tcPr>
-            <w:tcW w:w="1801" w:type="dxa"/>
+            <w:tcW w:w="1802" w:type="dxa"/>
             <w:tcBorders>
               <w:top w:val="single" w:sz="8" w:space="0" w:color="000000"/>
               <w:start w:val="single" w:sz="8" w:space="0" w:color="000000"/>
@@ -13446,7 +13638,7 @@
         <w:trPr/>
         <w:tc>
           <w:tcPr>
-            <w:tcW w:w="999" w:type="dxa"/>
+            <w:tcW w:w="998" w:type="dxa"/>
             <w:tcBorders>
               <w:top w:val="single" w:sz="8" w:space="0" w:color="000000"/>
               <w:start w:val="single" w:sz="8" w:space="0" w:color="000000"/>
@@ -13473,7 +13665,7 @@
         </w:tc>
         <w:tc>
           <w:tcPr>
-            <w:tcW w:w="1801" w:type="dxa"/>
+            <w:tcW w:w="1802" w:type="dxa"/>
             <w:tcBorders>
               <w:top w:val="single" w:sz="8" w:space="0" w:color="000000"/>
               <w:start w:val="single" w:sz="8" w:space="0" w:color="000000"/>
@@ -13650,8 +13842,8 @@
       <w:tblGrid>
         <w:gridCol w:w="799"/>
         <w:gridCol w:w="1201"/>
-        <w:gridCol w:w="1199"/>
-        <w:gridCol w:w="1201"/>
+        <w:gridCol w:w="1198"/>
+        <w:gridCol w:w="1202"/>
         <w:gridCol w:w="4400"/>
       </w:tblGrid>
       <w:tr>
@@ -13718,7 +13910,7 @@
         </w:tc>
         <w:tc>
           <w:tcPr>
-            <w:tcW w:w="1199" w:type="dxa"/>
+            <w:tcW w:w="1198" w:type="dxa"/>
             <w:tcBorders>
               <w:top w:val="single" w:sz="8" w:space="0" w:color="000000"/>
               <w:start w:val="single" w:sz="8" w:space="0" w:color="000000"/>
@@ -13747,7 +13939,7 @@
         </w:tc>
         <w:tc>
           <w:tcPr>
-            <w:tcW w:w="1201" w:type="dxa"/>
+            <w:tcW w:w="1202" w:type="dxa"/>
             <w:tcBorders>
               <w:top w:val="single" w:sz="8" w:space="0" w:color="000000"/>
               <w:start w:val="single" w:sz="8" w:space="0" w:color="000000"/>
@@ -13859,7 +14051,7 @@
         </w:tc>
         <w:tc>
           <w:tcPr>
-            <w:tcW w:w="1199" w:type="dxa"/>
+            <w:tcW w:w="1198" w:type="dxa"/>
             <w:tcBorders>
               <w:top w:val="single" w:sz="8" w:space="0" w:color="000000"/>
               <w:start w:val="single" w:sz="8" w:space="0" w:color="000000"/>
@@ -13883,7 +14075,7 @@
         </w:tc>
         <w:tc>
           <w:tcPr>
-            <w:tcW w:w="1201" w:type="dxa"/>
+            <w:tcW w:w="1202" w:type="dxa"/>
             <w:tcBorders>
               <w:top w:val="single" w:sz="8" w:space="0" w:color="000000"/>
               <w:start w:val="single" w:sz="8" w:space="0" w:color="000000"/>
@@ -13934,7 +14126,7 @@
     <w:p>
       <w:pPr>
         <w:pStyle w:val="normal1"/>
-        <w:spacing w:lineRule="auto" w:line="360"/>
+        <w:spacing w:lineRule="auto" w:line="360" w:before="0" w:after="160"/>
         <w:jc w:val="center"/>
         <w:rPr/>
       </w:pPr>
@@ -14155,10 +14347,10 @@
         <w:gridCol w:w="901"/>
         <w:gridCol w:w="899"/>
         <w:gridCol w:w="901"/>
-        <w:gridCol w:w="899"/>
-        <w:gridCol w:w="901"/>
-        <w:gridCol w:w="899"/>
-        <w:gridCol w:w="901"/>
+        <w:gridCol w:w="898"/>
+        <w:gridCol w:w="902"/>
+        <w:gridCol w:w="898"/>
+        <w:gridCol w:w="902"/>
       </w:tblGrid>
       <w:tr>
         <w:trPr>
@@ -14311,7 +14503,7 @@
         </w:tc>
         <w:tc>
           <w:tcPr>
-            <w:tcW w:w="899" w:type="dxa"/>
+            <w:tcW w:w="898" w:type="dxa"/>
             <w:tcBorders>
               <w:top w:val="single" w:sz="8" w:space="0" w:color="000000"/>
               <w:start w:val="single" w:sz="8" w:space="0" w:color="000000"/>
@@ -14340,7 +14532,7 @@
         </w:tc>
         <w:tc>
           <w:tcPr>
-            <w:tcW w:w="901" w:type="dxa"/>
+            <w:tcW w:w="902" w:type="dxa"/>
             <w:tcBorders>
               <w:top w:val="single" w:sz="8" w:space="0" w:color="000000"/>
               <w:start w:val="single" w:sz="8" w:space="0" w:color="000000"/>
@@ -14369,7 +14561,7 @@
         </w:tc>
         <w:tc>
           <w:tcPr>
-            <w:tcW w:w="899" w:type="dxa"/>
+            <w:tcW w:w="898" w:type="dxa"/>
             <w:tcBorders>
               <w:top w:val="single" w:sz="8" w:space="0" w:color="000000"/>
               <w:start w:val="single" w:sz="8" w:space="0" w:color="000000"/>
@@ -14398,7 +14590,7 @@
         </w:tc>
         <w:tc>
           <w:tcPr>
-            <w:tcW w:w="901" w:type="dxa"/>
+            <w:tcW w:w="902" w:type="dxa"/>
             <w:tcBorders>
               <w:top w:val="single" w:sz="8" w:space="0" w:color="000000"/>
               <w:start w:val="single" w:sz="8" w:space="0" w:color="000000"/>
@@ -14565,7 +14757,7 @@
         </w:tc>
         <w:tc>
           <w:tcPr>
-            <w:tcW w:w="899" w:type="dxa"/>
+            <w:tcW w:w="898" w:type="dxa"/>
             <w:tcBorders>
               <w:top w:val="single" w:sz="8" w:space="0" w:color="000000"/>
               <w:start w:val="single" w:sz="8" w:space="0" w:color="000000"/>
@@ -14592,7 +14784,7 @@
         </w:tc>
         <w:tc>
           <w:tcPr>
-            <w:tcW w:w="901" w:type="dxa"/>
+            <w:tcW w:w="902" w:type="dxa"/>
             <w:tcBorders>
               <w:top w:val="single" w:sz="8" w:space="0" w:color="000000"/>
               <w:start w:val="single" w:sz="8" w:space="0" w:color="000000"/>
@@ -14619,7 +14811,7 @@
         </w:tc>
         <w:tc>
           <w:tcPr>
-            <w:tcW w:w="899" w:type="dxa"/>
+            <w:tcW w:w="898" w:type="dxa"/>
             <w:tcBorders>
               <w:top w:val="single" w:sz="8" w:space="0" w:color="000000"/>
               <w:start w:val="single" w:sz="8" w:space="0" w:color="000000"/>
@@ -14646,7 +14838,7 @@
         </w:tc>
         <w:tc>
           <w:tcPr>
-            <w:tcW w:w="901" w:type="dxa"/>
+            <w:tcW w:w="902" w:type="dxa"/>
             <w:tcBorders>
               <w:top w:val="single" w:sz="8" w:space="0" w:color="000000"/>
               <w:start w:val="single" w:sz="8" w:space="0" w:color="000000"/>
@@ -14811,7 +15003,7 @@
         </w:tc>
         <w:tc>
           <w:tcPr>
-            <w:tcW w:w="899" w:type="dxa"/>
+            <w:tcW w:w="898" w:type="dxa"/>
             <w:tcBorders>
               <w:top w:val="single" w:sz="8" w:space="0" w:color="000000"/>
               <w:start w:val="single" w:sz="8" w:space="0" w:color="000000"/>
@@ -14838,7 +15030,7 @@
         </w:tc>
         <w:tc>
           <w:tcPr>
-            <w:tcW w:w="901" w:type="dxa"/>
+            <w:tcW w:w="902" w:type="dxa"/>
             <w:tcBorders>
               <w:top w:val="single" w:sz="8" w:space="0" w:color="000000"/>
               <w:start w:val="single" w:sz="8" w:space="0" w:color="000000"/>
@@ -14865,7 +15057,7 @@
         </w:tc>
         <w:tc>
           <w:tcPr>
-            <w:tcW w:w="899" w:type="dxa"/>
+            <w:tcW w:w="898" w:type="dxa"/>
             <w:tcBorders>
               <w:top w:val="single" w:sz="8" w:space="0" w:color="000000"/>
               <w:start w:val="single" w:sz="8" w:space="0" w:color="000000"/>
@@ -14892,7 +15084,7 @@
         </w:tc>
         <w:tc>
           <w:tcPr>
-            <w:tcW w:w="901" w:type="dxa"/>
+            <w:tcW w:w="902" w:type="dxa"/>
             <w:tcBorders>
               <w:top w:val="single" w:sz="8" w:space="0" w:color="000000"/>
               <w:start w:val="single" w:sz="8" w:space="0" w:color="000000"/>
@@ -15057,7 +15249,7 @@
         </w:tc>
         <w:tc>
           <w:tcPr>
-            <w:tcW w:w="899" w:type="dxa"/>
+            <w:tcW w:w="898" w:type="dxa"/>
             <w:tcBorders>
               <w:top w:val="single" w:sz="8" w:space="0" w:color="000000"/>
               <w:start w:val="single" w:sz="8" w:space="0" w:color="000000"/>
@@ -15084,7 +15276,7 @@
         </w:tc>
         <w:tc>
           <w:tcPr>
-            <w:tcW w:w="901" w:type="dxa"/>
+            <w:tcW w:w="902" w:type="dxa"/>
             <w:tcBorders>
               <w:top w:val="single" w:sz="8" w:space="0" w:color="000000"/>
               <w:start w:val="single" w:sz="8" w:space="0" w:color="000000"/>
@@ -15111,7 +15303,7 @@
         </w:tc>
         <w:tc>
           <w:tcPr>
-            <w:tcW w:w="899" w:type="dxa"/>
+            <w:tcW w:w="898" w:type="dxa"/>
             <w:tcBorders>
               <w:top w:val="single" w:sz="8" w:space="0" w:color="000000"/>
               <w:start w:val="single" w:sz="8" w:space="0" w:color="000000"/>
@@ -15138,7 +15330,7 @@
         </w:tc>
         <w:tc>
           <w:tcPr>
-            <w:tcW w:w="901" w:type="dxa"/>
+            <w:tcW w:w="902" w:type="dxa"/>
             <w:tcBorders>
               <w:top w:val="single" w:sz="8" w:space="0" w:color="000000"/>
               <w:start w:val="single" w:sz="8" w:space="0" w:color="000000"/>
@@ -15303,7 +15495,7 @@
         </w:tc>
         <w:tc>
           <w:tcPr>
-            <w:tcW w:w="899" w:type="dxa"/>
+            <w:tcW w:w="898" w:type="dxa"/>
             <w:tcBorders>
               <w:top w:val="single" w:sz="8" w:space="0" w:color="000000"/>
               <w:start w:val="single" w:sz="8" w:space="0" w:color="000000"/>
@@ -15330,7 +15522,7 @@
         </w:tc>
         <w:tc>
           <w:tcPr>
-            <w:tcW w:w="901" w:type="dxa"/>
+            <w:tcW w:w="902" w:type="dxa"/>
             <w:tcBorders>
               <w:top w:val="single" w:sz="8" w:space="0" w:color="000000"/>
               <w:start w:val="single" w:sz="8" w:space="0" w:color="000000"/>
@@ -15357,7 +15549,7 @@
         </w:tc>
         <w:tc>
           <w:tcPr>
-            <w:tcW w:w="899" w:type="dxa"/>
+            <w:tcW w:w="898" w:type="dxa"/>
             <w:tcBorders>
               <w:top w:val="single" w:sz="8" w:space="0" w:color="000000"/>
               <w:start w:val="single" w:sz="8" w:space="0" w:color="000000"/>
@@ -15384,7 +15576,7 @@
         </w:tc>
         <w:tc>
           <w:tcPr>
-            <w:tcW w:w="901" w:type="dxa"/>
+            <w:tcW w:w="902" w:type="dxa"/>
             <w:tcBorders>
               <w:top w:val="single" w:sz="8" w:space="0" w:color="000000"/>
               <w:start w:val="single" w:sz="8" w:space="0" w:color="000000"/>
@@ -15524,7 +15716,7 @@
         </w:tc>
         <w:tc>
           <w:tcPr>
-            <w:tcW w:w="899" w:type="dxa"/>
+            <w:tcW w:w="898" w:type="dxa"/>
             <w:tcBorders>
               <w:top w:val="single" w:sz="8" w:space="0" w:color="000000"/>
               <w:start w:val="single" w:sz="8" w:space="0" w:color="000000"/>
@@ -15546,7 +15738,7 @@
         </w:tc>
         <w:tc>
           <w:tcPr>
-            <w:tcW w:w="901" w:type="dxa"/>
+            <w:tcW w:w="902" w:type="dxa"/>
             <w:tcBorders>
               <w:top w:val="single" w:sz="8" w:space="0" w:color="000000"/>
               <w:start w:val="single" w:sz="8" w:space="0" w:color="000000"/>
@@ -15568,7 +15760,7 @@
         </w:tc>
         <w:tc>
           <w:tcPr>
-            <w:tcW w:w="899" w:type="dxa"/>
+            <w:tcW w:w="898" w:type="dxa"/>
             <w:tcBorders>
               <w:top w:val="single" w:sz="8" w:space="0" w:color="000000"/>
               <w:start w:val="single" w:sz="8" w:space="0" w:color="000000"/>
@@ -15590,7 +15782,7 @@
         </w:tc>
         <w:tc>
           <w:tcPr>
-            <w:tcW w:w="901" w:type="dxa"/>
+            <w:tcW w:w="902" w:type="dxa"/>
             <w:tcBorders>
               <w:top w:val="single" w:sz="8" w:space="0" w:color="000000"/>
               <w:start w:val="single" w:sz="8" w:space="0" w:color="000000"/>
@@ -15750,7 +15942,7 @@
         </w:tc>
         <w:tc>
           <w:tcPr>
-            <w:tcW w:w="899" w:type="dxa"/>
+            <w:tcW w:w="898" w:type="dxa"/>
             <w:tcBorders>
               <w:top w:val="single" w:sz="8" w:space="0" w:color="000000"/>
               <w:start w:val="single" w:sz="8" w:space="0" w:color="000000"/>
@@ -15777,7 +15969,7 @@
         </w:tc>
         <w:tc>
           <w:tcPr>
-            <w:tcW w:w="901" w:type="dxa"/>
+            <w:tcW w:w="902" w:type="dxa"/>
             <w:tcBorders>
               <w:top w:val="single" w:sz="8" w:space="0" w:color="000000"/>
               <w:start w:val="single" w:sz="8" w:space="0" w:color="000000"/>
@@ -15804,7 +15996,7 @@
         </w:tc>
         <w:tc>
           <w:tcPr>
-            <w:tcW w:w="899" w:type="dxa"/>
+            <w:tcW w:w="898" w:type="dxa"/>
             <w:tcBorders>
               <w:top w:val="single" w:sz="8" w:space="0" w:color="000000"/>
               <w:start w:val="single" w:sz="8" w:space="0" w:color="000000"/>
@@ -15831,7 +16023,7 @@
         </w:tc>
         <w:tc>
           <w:tcPr>
-            <w:tcW w:w="901" w:type="dxa"/>
+            <w:tcW w:w="902" w:type="dxa"/>
             <w:tcBorders>
               <w:top w:val="single" w:sz="8" w:space="0" w:color="000000"/>
               <w:start w:val="single" w:sz="8" w:space="0" w:color="000000"/>
@@ -16166,7 +16358,6 @@
       <w:keepLines w:val="false"/>
       <w:pageBreakBefore w:val="false"/>
       <w:widowControl/>
-      <w:pBdr/>
       <w:shd w:val="clear" w:fill="auto"/>
       <w:tabs>
         <w:tab w:val="clear" w:pos="720"/>
@@ -16194,7 +16385,6 @@
       <w:keepLines w:val="false"/>
       <w:pageBreakBefore w:val="false"/>
       <w:widowControl/>
-      <w:pBdr/>
       <w:shd w:val="clear" w:fill="auto"/>
       <w:tabs>
         <w:tab w:val="clear" w:pos="720"/>
@@ -17059,6 +17249,7 @@
     <w:qFormat/>
     <w:pPr>
       <w:widowControl/>
+      <w:suppressAutoHyphens w:val="true"/>
       <w:bidi w:val="0"/>
       <w:spacing w:lineRule="auto" w:line="259" w:before="0" w:after="160"/>
       <w:jc w:val="start"/>
@@ -17238,6 +17429,7 @@
     <w:qFormat/>
     <w:pPr>
       <w:widowControl/>
+      <w:suppressAutoHyphens w:val="true"/>
       <w:bidi w:val="0"/>
       <w:spacing w:lineRule="auto" w:line="259" w:before="0" w:after="160"/>
       <w:jc w:val="start"/>

--- a/proyecto_de_grado/TRABAJO_LENIN_ALVARADO.docx
+++ b/proyecto_de_grado/TRABAJO_LENIN_ALVARADO.docx
@@ -14,8 +14,13 @@
         </w:rPr>
       </w:pPr>
       <w:r>
+        <w:rPr>
+          <w:rFonts w:eastAsia="Times New Roman" w:cs="Times New Roman" w:ascii="Times New Roman" w:hAnsi="Times New Roman"/>
+          <w:sz w:val="24"/>
+          <w:szCs w:val="24"/>
+        </w:rPr>
         <w:drawing>
-          <wp:anchor distT="0" distB="0" distL="114300" distR="114300" simplePos="0" relativeHeight="6" behindDoc="0" locked="0" layoutInCell="0" allowOverlap="1">
+          <wp:anchor distT="0" distB="0" distL="114300" distR="114300" simplePos="0" relativeHeight="2" behindDoc="0" locked="0" layoutInCell="0" allowOverlap="1">
             <wp:simplePos x="0" y="0"/>
             <wp:positionH relativeFrom="column">
               <wp:posOffset>-309245</wp:posOffset>
@@ -498,8 +503,13 @@
         <w:rPr/>
       </w:pPr>
       <w:r>
+        <w:rPr>
+          <w:rFonts w:eastAsia="Times New Roman" w:cs="Times New Roman" w:ascii="Times New Roman" w:hAnsi="Times New Roman"/>
+          <w:sz w:val="24"/>
+          <w:szCs w:val="24"/>
+        </w:rPr>
         <w:drawing>
-          <wp:anchor distT="0" distB="0" distL="0" distR="0" simplePos="0" relativeHeight="7" behindDoc="0" locked="0" layoutInCell="1" allowOverlap="1">
+          <wp:anchor distT="0" distB="0" distL="0" distR="0" simplePos="0" relativeHeight="3" behindDoc="0" locked="0" layoutInCell="1" allowOverlap="1">
             <wp:simplePos x="0" y="0"/>
             <wp:positionH relativeFrom="column">
               <wp:posOffset>-647700</wp:posOffset>
@@ -2515,6 +2525,11 @@
         <w:rPr/>
       </w:pPr>
       <w:r>
+        <w:rPr>
+          <w:rFonts w:eastAsia="Times New Roman" w:cs="Times New Roman" w:ascii="Times New Roman" w:hAnsi="Times New Roman"/>
+          <w:sz w:val="24"/>
+          <w:szCs w:val="24"/>
+        </w:rPr>
         <w:drawing>
           <wp:anchor distT="0" distB="0" distL="114300" distR="114300" simplePos="0" relativeHeight="8" behindDoc="0" locked="0" layoutInCell="0" allowOverlap="1">
             <wp:simplePos x="0" y="0"/>
@@ -3838,7 +3853,7 @@
           <w:i w:val="0"/>
           <w:sz w:val="24"/>
         </w:rPr>
-        <w:t>Por último, se consideró el trabajo de Naranjo, E. (2023), titulado "Impacto de la Migración de Datos de Hojas de Cálculo a un Ambiente Web Centralizado en la Productividad Administrativa", presentado ante el Instituto Universitario de Tecnología de Administración Industrial (IUTA). El objetivo general fue evaluar las mejoras en la eficiencia operativa tras migrar registros tradicionales de Excel a una plataforma centralizada en la web. La metodología correspondió a un diseño transeccional descriptivo apoyado en una muestra de ocho (8) usuarios. La investigación concluyó que los entornos web centralizados reducen el tiempo de respuesta administrativa en más de un 60% y aumentan la consistencia de los datos. Este antecedente constituye una justificación metodológica clave para nuestro estudio, al validar técnicamente el reemplazo de los libros de cálculo manuales descentralizados por el software interactivo propuesto.</w:t>
+        <w:t>En relación con los antecedentes de la investigación, en primer lugar se cita el trabajo de Martínez, A. (2025), titulado "Propuesta de un Sistema de Gestión de Inventario para Optimizar el Flujo de Metales Preciosos en Casas de Empeño", presentado ante el Colegio Universitario de Administración y Mercadeo (CUAM), Extensión Caracas, para optar al título de Técnico Superior Universitario en Informática. El objetivo principal de dicho estudio fue proponer una solución tecnológica para mejorar el flujo físico y digital de metales preciosos dentro de una organización prendaria. Metodológicamente, se enmarcó bajo la modalidad de proyecto factible, con un diseño de campo de nivel descriptivo, aplicando una encuesta a una muestra de cinco (5) trabajadores. Entre sus conclusiones más relevantes, se determinó que la falta de centralización en el control de existencias eleva el riesgo de pérdidas financieras. Este trabajo aporta a la presente investigación una base metodológica sólida para el levantamiento de requerimientos funcionales y un modelo entidad-relación que sirve de referencia directa para estructurar las tablas de inventario en la base de datos relacional.</w:t>
       </w:r>
     </w:p>
     <w:p>
@@ -3872,7 +3887,7 @@
           <w:i w:val="0"/>
           <w:sz w:val="24"/>
         </w:rPr>
-        <w:t>En relación con los antecedentes de la investigación, en primer lugar se cita el trabajo de Martínez, A. (2025), titulado "Propuesta de un Sistema de Gestión de Inventario para Optimizar el Flujo de Metales Preciosos en Casas de Empeño", presentado ante el Colegio Universitario de Administración y Mercadeo (CUAM), Extensión Caracas, para optar al título de Técnico Superior Universitario en Informática. El objetivo principal de dicho estudio fue proponer una solución tecnológica para mejorar el flujo físico y digital de metales preciosos dentro de una organización prendaria. Metodológicamente, se enmarcó bajo la modalidad de proyecto factible, con un diseño de campo de nivel descriptivo, aplicando una encuesta a una muestra de cinco (5) trabajadores. Entre sus conclusiones más relevantes, se determinó que la falta de centralización en el control de existencias eleva el riesgo de pérdidas financieras. Este trabajo aporta a la presente investigación una base metodológica sólida para el levantamiento de requerimientos funcionales y un modelo entidad-relación que sirve de referencia directa para estructurar las tablas de inventario en la base de datos relacional.</w:t>
+        <w:t>Por último, se consideró el trabajo de Naranjo, E. (2023), titulado "Impacto de la Migración de Datos de Hojas de Cálculo a un Ambiente Web Centralizado en la Productividad Administrativa", presentado ante el Instituto Universitario de Tecnología de Administración Industrial (IUTA). El objetivo general fue evaluar las mejoras en la eficiencia operativa tras migrar registros tradicionales de Excel a una plataforma centralizada en la web. La metodología correspondió a un diseño transeccional descriptivo apoyado en una muestra de ocho (8) usuarios. La investigación concluyó que los entornos web centralizados reducen el tiempo de respuesta administrativa en más de un 60% y aumentan la consistencia de los datos. Este antecedente constituye una justificación metodológica clave para nuestro estudio, al validar técnicamente el reemplazo de los libros de cálculo manuales descentralizados por el software interactivo propuesto.</w:t>
       </w:r>
     </w:p>
     <w:p>
@@ -3900,7 +3915,21 @@
       </w:r>
     </w:p>
     <w:p>
+      <w:pPr>
+        <w:spacing w:line="360" w:lineRule="auto" w:before="240" w:after="120"/>
+        <w:ind w:firstLine="0" w:left="0"/>
+        <w:jc w:val="left"/>
+      </w:pPr>
       <w:r/>
+      <w:r>
+        <w:rPr>
+          <w:rFonts w:ascii="Times New Roman" w:hAnsi="Times New Roman"/>
+          <w:b/>
+          <w:i w:val="0"/>
+          <w:sz w:val="24"/>
+        </w:rPr>
+        <w:t>Sistemas de Información</w:t>
+      </w:r>
     </w:p>
     <w:p>
       <w:pPr>
@@ -3916,7 +3945,24 @@
           <w:i w:val="0"/>
           <w:sz w:val="24"/>
         </w:rPr>
-        <w:t>Por otro lado, el préstamo prendario representa una operación contractual donde el deudor entrega un bien tangible (la prenda de oro o plata) al acreedor como garantía real del crédito recibido. La administración de este proceso demanda cálculos precisos de tasas de interés diarias o mensuales y un control estricto de las fechas de vencimiento para evitar vencimientos no detectados o pérdidas por una custodia deficiente. El sistema de información automatiza estas variables financieras para dar transparencia a ambas partes de la relación contractual.</w:t>
+        <w:t>Los sistemas de información representan estructuras integradas por recursos humanos, tecnológicos y normativos, diseñados con el propósito de recopilar, almacenar y transformar datos en información útil que sirva de apoyo en la toma de decisiones operativas y estratégicas de las organizaciones. En el contexto de las microempresas, su implantación marca el paso desde procesos manuales o de ofimática descentralizada hacia flujos de trabajo centralizados y controlados.</w:t>
+      </w:r>
+    </w:p>
+    <w:p>
+      <w:pPr>
+        <w:spacing w:line="360" w:lineRule="auto" w:before="0" w:after="240"/>
+        <w:ind w:firstLine="0" w:left="720"/>
+        <w:jc w:val="both"/>
+      </w:pPr>
+      <w:r/>
+      <w:r>
+        <w:rPr>
+          <w:rFonts w:ascii="Times New Roman" w:hAnsi="Times New Roman"/>
+          <w:b w:val="0"/>
+          <w:i w:val="0"/>
+          <w:sz w:val="24"/>
+        </w:rPr>
+        <w:t>Un sistema de información se define como un conjunto de componentes interrelacionados que recolectan, procesan, almacenan y distribuyen información para apoyar la toma de decisiones y el control en una organización. Los sistemas de información ayudan a los gerentes y trabajadores a analizar problemas, visualizar asuntos complejos y crear nuevos productos. (Kendall y Kendall, 2011, p. 12)</w:t>
       </w:r>
     </w:p>
     <w:p>
@@ -3933,7 +3979,7 @@
           <w:i w:val="0"/>
           <w:sz w:val="24"/>
         </w:rPr>
-        <w:t>La gestión de inventario involucra el control sistemático de los bienes muebles que ingresan y salen de una organización. En el caso particular de metales preciosos (oro y plata), la custodia exige una rigurosidad extrema debido a la alta valorización de los activos y a las fluctuaciones constantes de su precio en el mercado financiero.</w:t>
+        <w:t>De este modo, para la empresa Inversiones Más Por Tu Oro 17 C.A., el sistema propuesto no constituye únicamente un repositorio de datos, sino un núcleo operativo que articula la gestión del inventario y la valoración de prendas en tiempo real, agilizando el flujo diario y eliminando la duplicidad en el procesamiento.</w:t>
       </w:r>
     </w:p>
     <w:p>
@@ -3950,7 +3996,7 @@
           <w:i w:val="0"/>
           <w:sz w:val="24"/>
         </w:rPr>
-        <w:t>Gestión de Inventario de Metales Preciosos y Préstamos Prendarios</w:t>
+        <w:t>Bases de Datos Relacionales y Centralización</w:t>
       </w:r>
     </w:p>
     <w:p>
@@ -3967,7 +4013,7 @@
           <w:i w:val="0"/>
           <w:sz w:val="24"/>
         </w:rPr>
-        <w:t>Conforme a esto, este proyecto implementa un prototipo de interfaz interactiva desplegado en web, lo cual permite al personal operativo de la empresa validar el diseño de las pantallas y flujos de consulta antes de consolidar el backend. Esto minimiza la resistencia al cambio tecnológico y garantiza que el software se ajuste a las necesidades reales del puesto de trabajo.</w:t>
+        <w:t>Una base de datos es una colección organizada y estructurada de información persistente, gestionada mediante un software especializado que garantiza el acceso rápido, seguro y coherente de los usuarios. En el desarrollo de software, la adopción del modelo relacional es fundamental para asegurar que los datos no sufran de inconsistencias o sobreescrituras accidentales.</w:t>
       </w:r>
     </w:p>
     <w:p>
@@ -3984,7 +4030,7 @@
           <w:i w:val="0"/>
           <w:sz w:val="24"/>
         </w:rPr>
-        <w:t>El modelo de construcción de prototipos ayuda al desarrollador y al cliente a entender mejor los requisitos del sistema cuando los objetivos generales del software están definidos, pero los detalles técnicos de entrada y salida aún no se comprenden en su totalidad por parte de los usuarios finales. (Pressman, 2010, p. 45)</w:t>
+        <w:t>Un sistema de base de datos relacional es un sistema en el cual los datos se perciben por los usuarios como tablas lógicas, y solo como tablas relacionales, permitiendo realizar consultas complejas mediante la correspondencia de atributos comunes entre diferentes entidades lógicas. (Date, 2004, p. 25)</w:t>
       </w:r>
     </w:p>
     <w:p>
@@ -4001,7 +4047,7 @@
           <w:i w:val="0"/>
           <w:sz w:val="24"/>
         </w:rPr>
-        <w:t>La ingeniería de software comprende el conjunto de metodologías, técnicas y herramientas disciplinadas destinadas al desarrollo e implantación de aplicaciones informáticas eficientes y escalables. Durante el ciclo de vida del software, el modelado de la interfaz y la definición de requerimientos funcionales constituyen los pilares del diseño lógico.</w:t>
+        <w:t>Para el control de los préstamos prendarios, el modelo relacional permite vincular la tabla de clientes con la tabla de contratos de empeño y la tabla de inventario de metales. Esto asegura la integridad referencial de los registros: no puede existir una transacción de empeño sin un deudor registrado ni un metal precioso sin su correspondiente ficha técnica de kilataje y peso en gramos, lo cual es imposible de lograr con hojas de cálculo aisladas de Excel.</w:t>
       </w:r>
     </w:p>
     <w:p>
@@ -4035,7 +4081,7 @@
           <w:i w:val="0"/>
           <w:sz w:val="24"/>
         </w:rPr>
-        <w:t>Para el control de los préstamos prendarios, el modelo relacional permite vincular la tabla de clientes con la tabla de contratos de empeño y la tabla de inventario de metales. Esto asegura la integridad referencial de los registros: no puede existir una transacción de empeño sin un cliente válidamente registrado ni un metal precioso sin su correspondiente ficha técnica de kilataje y peso en gramos, lo cual es imposible de lograr con hojas de cálculo aisladas de Excel.</w:t>
+        <w:t>La ingeniería de software comprende el conjunto de metodologías, técnicas y herramientas disciplinadas destinadas al desarrollo e implantación de aplicaciones informáticas eficientes y escalables. Durante el ciclo de vida del software, el modelado de la interfaz y la definición de requerimientos funcionales constituyen los pilares del diseño lógico.</w:t>
       </w:r>
     </w:p>
     <w:p>
@@ -4052,7 +4098,7 @@
           <w:i w:val="0"/>
           <w:sz w:val="24"/>
         </w:rPr>
-        <w:t>Un sistema de base de datos relacional es un sistema en el cual los datos se perciben por los usuarios como tablas lógicas, y solo como tablas relacionales, permitiendo realizar consultas complejas mediante la correspondencia de atributos comunes entre diferentes entidades lógicas. (Date, 2004, p. 25)</w:t>
+        <w:t>El modelo de construcción de prototipos ayuda al desarrollador y al cliente a entender mejor los requisitos del sistema cuando los objetivos generales del software están definidos, pero los detalles técnicos de entrada y salida aún no se comprenden en su totalidad por parte de los usuarios finales. (Pressman, 2010, p. 45)</w:t>
       </w:r>
     </w:p>
     <w:p>
@@ -4069,7 +4115,7 @@
           <w:i w:val="0"/>
           <w:sz w:val="24"/>
         </w:rPr>
-        <w:t>Una base de datos es una colección organizada y estructurada de información persistente, gestionada mediante un software especializado que garantiza el acceso rápido, seguro y coherente de los usuarios. En el desarrollo de software, la adopción del modelo relacional es fundamental para asegurar que los datos no sufran de inconsistencias o sobreescrituras accidentales.</w:t>
+        <w:t>Conforme a esto, este proyecto implementa un prototipo de interfaz interactiva desplegado en web, lo cual permite al personal operativo de la empresa validar el diseño de las pantallas y flujos de consulta antes de consolidar el backend. Esto minimiza la resistencia al cambio tecnológico y garantiza que el software se ajuste a las necesidades reales del puesto de trabajo.</w:t>
       </w:r>
     </w:p>
     <w:p>
@@ -4086,7 +4132,7 @@
           <w:i w:val="0"/>
           <w:sz w:val="24"/>
         </w:rPr>
-        <w:t>Bases de Datos Relacionales y Centralización</w:t>
+        <w:t>Gestión de Inventario de Metales Preciosos y Préstamos Prendarios</w:t>
       </w:r>
     </w:p>
     <w:p>
@@ -4103,13 +4149,13 @@
           <w:i w:val="0"/>
           <w:sz w:val="24"/>
         </w:rPr>
-        <w:t>De este modo, para la empresa Inversiones Más Por Tu Oro 17 C.A., el sistema propuesto no constituye únicamente un repositorio de datos, sino un núcleo operativo que articula la gestión del inventario y la valoración de prendas en tiempo real, agilizando el flujo diario y eliminando la duplicidad en el procesamiento.</w:t>
+        <w:t>La gestión de inventario involucra el control sistemático de los bienes muebles que ingresan y salen de una organización. En el caso particular de metales preciosos (oro y plata), la custodia exige una rigurosidad extrema debido a la alta valorización de los activos y a las fluctuaciones constantes de su precio en el mercado financiero.</w:t>
       </w:r>
     </w:p>
     <w:p>
       <w:pPr>
         <w:spacing w:line="360" w:lineRule="auto" w:before="0" w:after="240"/>
-        <w:ind w:firstLine="0" w:left="720"/>
+        <w:ind w:firstLine="720" w:left="0"/>
         <w:jc w:val="both"/>
       </w:pPr>
       <w:r/>
@@ -4120,7 +4166,31 @@
           <w:i w:val="0"/>
           <w:sz w:val="24"/>
         </w:rPr>
-        <w:t>Un sistema de información se define como un conjunto de componentes interrelacionados que recolectan, procesan, almacenan y distribuyen información para apoyar la toma de decisiones y el control en una organización. Los sistemas de información ayudan a los gerentes y trabajadores a analizar problemas, visualizar asuntos complejos y crear nuevos productos. (Kendall y Kendall, 2011, p. 12)</w:t>
+        <w:t>Por otro lado, el préstamo prendario representa una operación contractual donde el deudor entrega un bien tangible (la prenda de oro o plata) al acreedor como garantía real del crédito recibido. La administración de este proceso demanda cálculos precisos de tasas de interés y un control estricto de las fechas de vencimiento para evitar demoras operativas o pérdidas por custodia deficiente. El sistema de información automatiza estas variables financieras para dar transparencia a ambas partes de la relación contractual.</w:t>
+      </w:r>
+    </w:p>
+    <w:p>
+      <w:pPr>
+        <w:pStyle w:val="normal1"/>
+        <w:spacing w:lineRule="auto" w:line="360"/>
+        <w:jc w:val="both"/>
+        <w:rPr>
+          <w:rFonts w:ascii="Times New Roman" w:hAnsi="Times New Roman" w:eastAsia="Times New Roman" w:cs="Times New Roman"/>
+          <w:b/>
+          <w:bCs/>
+          <w:sz w:val="24"/>
+          <w:szCs w:val="24"/>
+        </w:rPr>
+      </w:pPr>
+      <w:r>
+        <w:rPr>
+          <w:rFonts w:eastAsia="Times New Roman" w:cs="Times New Roman" w:ascii="Times New Roman" w:hAnsi="Times New Roman"/>
+          <w:b/>
+          <w:bCs/>
+          <w:sz w:val="24"/>
+          <w:szCs w:val="24"/>
+        </w:rPr>
+        <w:t>Bases Legales</w:t>
       </w:r>
     </w:p>
     <w:p>
@@ -4137,52 +4207,8 @@
           <w:i w:val="0"/>
           <w:sz w:val="24"/>
         </w:rPr>
-        <w:t>Los sistemas de información representan estructuras integradas por recursos humanos, tecnológicos y normativos, diseñados con el propósito de recopilar, almacenar y transformar datos en información útil que sirva de apoyo en la toma de decisiones operativas y estratégicas de las organizaciones. En el contexto de las microempresas, su implantación marca el paso desde procesos manuales o de ofimática descentralizada hacia flujos de trabajo centralizados y controlados.</w:t>
-      </w:r>
-    </w:p>
-    <w:p>
-      <w:pPr>
-        <w:spacing w:line="360" w:lineRule="auto" w:before="240" w:after="120"/>
-        <w:ind w:firstLine="0" w:left="0"/>
-        <w:jc w:val="left"/>
-      </w:pPr>
-      <w:r/>
-      <w:r>
-        <w:rPr>
-          <w:rFonts w:ascii="Times New Roman" w:hAnsi="Times New Roman"/>
-          <w:b/>
-          <w:i w:val="0"/>
-          <w:sz w:val="24"/>
-        </w:rPr>
-        <w:t>Sistemas de Información</w:t>
-      </w:r>
-    </w:p>
-    <w:p>
-      <w:pPr>
-        <w:pStyle w:val="normal1"/>
-        <w:spacing w:lineRule="auto" w:line="360"/>
-        <w:jc w:val="both"/>
-        <w:rPr>
-          <w:rFonts w:ascii="Times New Roman" w:hAnsi="Times New Roman" w:eastAsia="Times New Roman" w:cs="Times New Roman"/>
-          <w:b/>
-          <w:bCs/>
-          <w:sz w:val="24"/>
-          <w:szCs w:val="24"/>
-        </w:rPr>
-      </w:pPr>
-      <w:r>
-        <w:rPr>
-          <w:rFonts w:eastAsia="Times New Roman" w:cs="Times New Roman" w:ascii="Times New Roman" w:hAnsi="Times New Roman"/>
-          <w:b/>
-          <w:bCs/>
-          <w:sz w:val="24"/>
-          <w:szCs w:val="24"/>
-        </w:rPr>
-        <w:t>Bases Legales</w:t>
-      </w:r>
-    </w:p>
-    <w:p>
-      <w:r/>
+        <w:t>El sustento jurídico de esta investigación se enmarca en las leyes y normativas venezolanas que regulan el uso de tecnologías de información y controlan la actividad comercial y financiera de custodia y préstamo sobre bienes muebles. A continuación se detallan las bases legales y el análisis relacional que las vincula directamente con el sistema propuesto.</w:t>
+      </w:r>
     </w:p>
     <w:p>
       <w:pPr>
@@ -4198,7 +4224,9 @@
           <w:i w:val="0"/>
           <w:sz w:val="24"/>
         </w:rPr>
-        <w:t>Análisis de relación: El módulo de registro de garantías prendarias en el software propuesto está específicamente parametrizado para almacenar las variables requeridas por este marco legal: kilataje de la pieza, peso en gramos determinado por balanzas certificadas, descripción física detallada y datos sociodemográficos verificados del cliente (C.I., firma y huella digital). De este modo, la empresa Inversiones Más Por Tu Oro 17 C.A. puede demostrar ante inspecciones de las autoridades reguladoras que sus operaciones cumplen con las declaraciones y el control de trazabilidad exigidos por la ley de metales preciosos.</w:t>
+        <w:t>Constitución de la República Bolivariana de Venezuela (1999):</w:t>
+        <w:br/>
+        <w:t>El Artículo 110 establece que el Estado reconocerá el interés público de la ciencia, la tecnología, el conocimiento, la información y sus servicios asociados como instrumentos fundamentales para el desarrollo económico, social y político del país. Asimismo, indica que el Estado garantizará los recursos necesarios para el fomento de estas actividades.</w:t>
       </w:r>
     </w:p>
     <w:p>
@@ -4215,9 +4243,7 @@
           <w:i w:val="0"/>
           <w:sz w:val="24"/>
         </w:rPr>
-        <w:t>Decreto con Rango, Valor y Fuerza de Ley que Reserva al Estado las Actividades de Exploración y Explotación del Oro y demás Metales Preciosos (2015):</w:t>
-        <w:br/>
-        <w:t>Este decreto y sus resoluciones complementarias regulan la tenencia, comercialización e inventario de oro y metales preciosos dentro del territorio nacional, exigiendo a los establecimientos autorizados mantener un registro pormenorizado de las transacciones, peso exacto en gramos y datos de procedencia de los metales adquiridos o recibidos en garantía.</w:t>
+        <w:t>Análisis de relación: El desarrollo de este software de gestión representa una materialización a microescala de los objetivos del Artículo 110, al incorporar innovación tecnológica en un sector comercial tradicional (comercio prendario) para modernizar sus procesos administrativos. El proyecto demuestra cómo el uso de herramientas tecnológicas libres fomenta el desarrollo del comercio y mejora la eficiencia de los servicios locales, alineándose con las políticas públicas de fomento tecnológico.</w:t>
       </w:r>
     </w:p>
     <w:p>
@@ -4234,7 +4260,9 @@
           <w:i w:val="0"/>
           <w:sz w:val="24"/>
         </w:rPr>
-        <w:t>Análisis de relación: La aplicación web para la gestión de inventario y préstamos prendarios actúa como un soporte técnico fundamental para el cumplimiento de las obligaciones del Código de Comercio. Al centralizar los registros en una base de datos relacional, el sistema genera de forma automática reportes cronológicos de transacciones de compra, custodia y préstamos activos, garantizando la fidelidad y el orden del inventario sin los riesgos de inconsistencia aritmética que caracterizan a los registros manuales en hojas de cálculo.</w:t>
+        <w:t>Ley Especial Contra los Delitos Informáticos (2001):</w:t>
+        <w:br/>
+        <w:t>Esta ley tiene por objeto la protección integral de los sistemas que utilicen tecnologías de información, así como la prevención y sanción de los delitos cometidos contra o mediante el uso de tales sistemas. Artículos clave regulan el acceso indebido (Art. 6) y la manipulación de sistemas protegidos o alteración de datos (Art. 7).</w:t>
       </w:r>
     </w:p>
     <w:p>
@@ -4251,6 +4279,23 @@
           <w:i w:val="0"/>
           <w:sz w:val="24"/>
         </w:rPr>
+        <w:t>Análisis de relación: El sistema propuesto implementa controles de seguridad física y lógica para cumplir con esta normativa. Se diseñan módulos de acceso restringido mediante perfiles de usuario y contraseñas cifradas, limitando las acciones operativas (Gerente, Administrador, Cajero) y resguardando la base de datos contra accesos no autorizados. Adicionalmente, el diseño contempla respaldos automáticos de datos para evitar la pérdida o alteración ilícita de los registros de contratos de empeño y garantías reales.</w:t>
+      </w:r>
+    </w:p>
+    <w:p>
+      <w:pPr>
+        <w:spacing w:line="360" w:lineRule="auto" w:before="0" w:after="240"/>
+        <w:ind w:firstLine="720" w:left="0"/>
+        <w:jc w:val="both"/>
+      </w:pPr>
+      <w:r/>
+      <w:r>
+        <w:rPr>
+          <w:rFonts w:ascii="Times New Roman" w:hAnsi="Times New Roman"/>
+          <w:b w:val="0"/>
+          <w:i w:val="0"/>
+          <w:sz w:val="24"/>
+        </w:rPr>
         <w:t>Código de Comercio de Venezuela (1955):</w:t>
         <w:br/>
         <w:t>El Artículo 32 establece la obligación de todo comerciante de llevar la contabilidad mercantil de forma organizada, debiendo llevar el Libro Diario, el Libro Mayor y el de Inventarios, en idioma castellano y de forma cronológica.</w:t>
@@ -4270,7 +4315,7 @@
           <w:i w:val="0"/>
           <w:sz w:val="24"/>
         </w:rPr>
-        <w:t>Análisis de relación: El sistema propuesto implementa controles de seguridad física y lógica para cumplir con esta normativa. Se diseñan módulos de acceso restringido mediante perfiles de usuario y contraseñas cifradas, limitando las acciones operativas (Gerente, Administrador, Cajero) y resguardando la base de datos contra accesos no autorizados. Adicionalmente, el diseño contempla respaldos automáticos de datos para evitar la pérdida o alteración ilícita de los registros de contratos de empeño y garantías reales.</w:t>
+        <w:t>Análisis de relación: La aplicación web para la gestión de inventario y préstamos prendarios actúa como un soporte técnico fundamental para el cumplimiento de las obligaciones del Código de Comercio. Al centralizar los registros en una base de datos relacional, el sistema genera de forma automática reportes cronológicos de transacciones de compra, custodia y préstamos activos, garantizando la fidelidad y el orden del inventario sin los riesgos de inconsistencia aritmética que caracterizan a los registros manuales en hojas de cálculo.</w:t>
       </w:r>
     </w:p>
     <w:p>
@@ -4287,9 +4332,9 @@
           <w:i w:val="0"/>
           <w:sz w:val="24"/>
         </w:rPr>
-        <w:t>Ley Especial Contra los Delitos Informáticos (2001):</w:t>
+        <w:t>Ley Orgánica de Minas (Gaceta Oficial N° 6.802 Extraordinario del 15 de abril de 2026):</w:t>
         <w:br/>
-        <w:t>Esta ley tiene por objeto la protección integral de los sistemas que utilicen tecnologías de información, así como la prevención y sanción de los delitos cometidos contra o mediante el uso de tales sistemas. Artículos clave regulan el acceso indebido (Art. 6) y la manipulación de sistemas protegidos o alteración de datos (Art. 7).</w:t>
+        <w:t>Esta ley regula de forma consolidada las actividades mineras y sus conexas, incluyendo el procesamiento, tenencia, transporte y comercialización de metales preciosos dentro del territorio nacional, estableciendo además el derecho preferente de compra por parte del Banco Central de Venezuela (BCV). Asimismo, se complementa con las normativas sobre prevención de legitimación de capitales bajo la Ley Orgánica contra la Delincuencia Organizada y Financiamiento al Terrorismo (2012).</w:t>
       </w:r>
     </w:p>
     <w:p>
@@ -4306,43 +4351,7 @@
           <w:i w:val="0"/>
           <w:sz w:val="24"/>
         </w:rPr>
-        <w:t>Análisis de relación: El desarrollo de este software de gestión representa una materialización a microescala de los objetivos del Artículo 110, al incorporar innovación tecnológica en un sector comercial tradicional (comercio prendario) para modernizar sus procesos administrativos. El proyecto demuestra cómo el uso de herramientas tecnológicas libres fomenta el desarrollo del comercio y mejora la eficiencia de los servicios locales, alineándose con las políticas públicas de fomento tecnológico.</w:t>
-      </w:r>
-    </w:p>
-    <w:p>
-      <w:pPr>
-        <w:spacing w:line="360" w:lineRule="auto" w:before="0" w:after="240"/>
-        <w:ind w:firstLine="720" w:left="0"/>
-        <w:jc w:val="both"/>
-      </w:pPr>
-      <w:r/>
-      <w:r>
-        <w:rPr>
-          <w:rFonts w:ascii="Times New Roman" w:hAnsi="Times New Roman"/>
-          <w:b w:val="0"/>
-          <w:i w:val="0"/>
-          <w:sz w:val="24"/>
-        </w:rPr>
-        <w:t>Constitución de la República Bolivariana de Venezuela (1999):</w:t>
-        <w:br/>
-        <w:t>El Artículo 110 establece que el Estado reconocerá el interés público de la ciencia, la tecnología, el conocimiento, la información y sus servicios asociados como instrumentos fundamentales para el desarrollo económico, social y político del país. Asimismo, indica que el Estado garantizará los recursos necesarios para el fomento de estas actividades.</w:t>
-      </w:r>
-    </w:p>
-    <w:p>
-      <w:pPr>
-        <w:spacing w:line="360" w:lineRule="auto" w:before="0" w:after="240"/>
-        <w:ind w:firstLine="720" w:left="0"/>
-        <w:jc w:val="both"/>
-      </w:pPr>
-      <w:r/>
-      <w:r>
-        <w:rPr>
-          <w:rFonts w:ascii="Times New Roman" w:hAnsi="Times New Roman"/>
-          <w:b w:val="0"/>
-          <w:i w:val="0"/>
-          <w:sz w:val="24"/>
-        </w:rPr>
-        <w:t>El sustento jurídico de esta investigación se enmarca en las leyes y normativas venezolanas que regulan el uso de tecnologías de información y controlan la actividad comercial y financiera de custodia y préstamo sobre bienes muebles. A continuación se detallan las bases legales y el análisis relacional que las vincula directamente con el sistema propuesto.</w:t>
+        <w:t>Análisis de relación: El sistema propuesto se alinea directamente con las exigencias de fiscalización y registro de la Ley Orgánica de Minas y las normativas de prevención de legitimación de capitales. Al automatizar la ficha de registro de los contratos prendarios, el software almacena y resguarda de forma segura los datos exigidos para la trazabilidad de los metales adquiridos o recibidos en garantía: peso exacto en gramos, kilataje, descripción detallada del bien y la identificación plenamente verificada del deudor (C.I., firma y huella digital). De esta manera, el sistema asegura que la empresa Inversiones Más Por Tu Oro 17 C.A. mantenga registros fidedignos y auditables que demuestren que los metales custodiados corresponden a piezas de uso personal y comercialización lícita, facilitando la transparencia operativa ante cualquier fiscalización de los entes gubernamentales.</w:t>
       </w:r>
     </w:p>
     <w:p>
@@ -4450,13 +4459,13 @@
       </w:tblPr>
       <w:tblGrid>
         <w:gridCol w:w="1700"/>
-        <w:gridCol w:w="1298"/>
-        <w:gridCol w:w="1602"/>
-        <w:gridCol w:w="1598"/>
-        <w:gridCol w:w="1102"/>
-        <w:gridCol w:w="1298"/>
+        <w:gridCol w:w="1299"/>
+        <w:gridCol w:w="1601"/>
+        <w:gridCol w:w="1599"/>
+        <w:gridCol w:w="1101"/>
+        <w:gridCol w:w="1299"/>
         <w:gridCol w:w="1500"/>
-        <w:gridCol w:w="502"/>
+        <w:gridCol w:w="501"/>
       </w:tblGrid>
       <w:tr>
         <w:trPr>
@@ -4494,7 +4503,7 @@
         </w:tc>
         <w:tc>
           <w:tcPr>
-            <w:tcW w:w="1298" w:type="dxa"/>
+            <w:tcW w:w="1299" w:type="dxa"/>
             <w:tcBorders>
               <w:top w:val="single" w:sz="8" w:space="0" w:color="000000"/>
               <w:start w:val="single" w:sz="8" w:space="0" w:color="000000"/>
@@ -4524,7 +4533,7 @@
         </w:tc>
         <w:tc>
           <w:tcPr>
-            <w:tcW w:w="1602" w:type="dxa"/>
+            <w:tcW w:w="1601" w:type="dxa"/>
             <w:tcBorders>
               <w:top w:val="single" w:sz="8" w:space="0" w:color="000000"/>
               <w:start w:val="single" w:sz="8" w:space="0" w:color="000000"/>
@@ -4554,7 +4563,7 @@
         </w:tc>
         <w:tc>
           <w:tcPr>
-            <w:tcW w:w="1598" w:type="dxa"/>
+            <w:tcW w:w="1599" w:type="dxa"/>
             <w:tcBorders>
               <w:top w:val="single" w:sz="8" w:space="0" w:color="000000"/>
               <w:start w:val="single" w:sz="8" w:space="0" w:color="000000"/>
@@ -4584,7 +4593,7 @@
         </w:tc>
         <w:tc>
           <w:tcPr>
-            <w:tcW w:w="1102" w:type="dxa"/>
+            <w:tcW w:w="1101" w:type="dxa"/>
             <w:tcBorders>
               <w:top w:val="single" w:sz="8" w:space="0" w:color="000000"/>
               <w:start w:val="single" w:sz="8" w:space="0" w:color="000000"/>
@@ -4614,7 +4623,7 @@
         </w:tc>
         <w:tc>
           <w:tcPr>
-            <w:tcW w:w="1298" w:type="dxa"/>
+            <w:tcW w:w="1299" w:type="dxa"/>
             <w:tcBorders>
               <w:top w:val="single" w:sz="8" w:space="0" w:color="000000"/>
               <w:start w:val="single" w:sz="8" w:space="0" w:color="000000"/>
@@ -4674,7 +4683,7 @@
         </w:tc>
         <w:tc>
           <w:tcPr>
-            <w:tcW w:w="502" w:type="dxa"/>
+            <w:tcW w:w="501" w:type="dxa"/>
             <w:tcBorders>
               <w:top w:val="single" w:sz="8" w:space="0" w:color="000000"/>
               <w:start w:val="single" w:sz="8" w:space="0" w:color="000000"/>
@@ -4728,7 +4737,7 @@
         </w:tc>
         <w:tc>
           <w:tcPr>
-            <w:tcW w:w="1298" w:type="dxa"/>
+            <w:tcW w:w="1299" w:type="dxa"/>
             <w:tcBorders>
               <w:top w:val="single" w:sz="8" w:space="0" w:color="000000"/>
               <w:start w:val="single" w:sz="8" w:space="0" w:color="000000"/>
@@ -4755,7 +4764,7 @@
         </w:tc>
         <w:tc>
           <w:tcPr>
-            <w:tcW w:w="1602" w:type="dxa"/>
+            <w:tcW w:w="1601" w:type="dxa"/>
             <w:tcBorders>
               <w:top w:val="single" w:sz="8" w:space="0" w:color="000000"/>
               <w:start w:val="single" w:sz="8" w:space="0" w:color="000000"/>
@@ -4782,7 +4791,7 @@
         </w:tc>
         <w:tc>
           <w:tcPr>
-            <w:tcW w:w="1598" w:type="dxa"/>
+            <w:tcW w:w="1599" w:type="dxa"/>
             <w:tcBorders>
               <w:top w:val="single" w:sz="8" w:space="0" w:color="000000"/>
               <w:start w:val="single" w:sz="8" w:space="0" w:color="000000"/>
@@ -4809,7 +4818,7 @@
         </w:tc>
         <w:tc>
           <w:tcPr>
-            <w:tcW w:w="1102" w:type="dxa"/>
+            <w:tcW w:w="1101" w:type="dxa"/>
             <w:tcBorders>
               <w:top w:val="single" w:sz="8" w:space="0" w:color="000000"/>
               <w:start w:val="single" w:sz="8" w:space="0" w:color="000000"/>
@@ -4836,7 +4845,7 @@
         </w:tc>
         <w:tc>
           <w:tcPr>
-            <w:tcW w:w="1298" w:type="dxa"/>
+            <w:tcW w:w="1299" w:type="dxa"/>
             <w:tcBorders>
               <w:top w:val="single" w:sz="8" w:space="0" w:color="000000"/>
               <w:start w:val="single" w:sz="8" w:space="0" w:color="000000"/>
@@ -4890,7 +4899,7 @@
         </w:tc>
         <w:tc>
           <w:tcPr>
-            <w:tcW w:w="502" w:type="dxa"/>
+            <w:tcW w:w="501" w:type="dxa"/>
             <w:tcBorders>
               <w:top w:val="single" w:sz="8" w:space="0" w:color="000000"/>
               <w:start w:val="single" w:sz="8" w:space="0" w:color="000000"/>
@@ -4941,7 +4950,7 @@
         </w:tc>
         <w:tc>
           <w:tcPr>
-            <w:tcW w:w="1298" w:type="dxa"/>
+            <w:tcW w:w="1299" w:type="dxa"/>
             <w:tcBorders>
               <w:top w:val="single" w:sz="8" w:space="0" w:color="000000"/>
               <w:start w:val="single" w:sz="8" w:space="0" w:color="000000"/>
@@ -4968,7 +4977,7 @@
         </w:tc>
         <w:tc>
           <w:tcPr>
-            <w:tcW w:w="1602" w:type="dxa"/>
+            <w:tcW w:w="1601" w:type="dxa"/>
             <w:tcBorders>
               <w:top w:val="single" w:sz="8" w:space="0" w:color="000000"/>
               <w:start w:val="single" w:sz="8" w:space="0" w:color="000000"/>
@@ -4995,7 +5004,7 @@
         </w:tc>
         <w:tc>
           <w:tcPr>
-            <w:tcW w:w="1598" w:type="dxa"/>
+            <w:tcW w:w="1599" w:type="dxa"/>
             <w:tcBorders>
               <w:top w:val="single" w:sz="8" w:space="0" w:color="000000"/>
               <w:start w:val="single" w:sz="8" w:space="0" w:color="000000"/>
@@ -5022,7 +5031,7 @@
         </w:tc>
         <w:tc>
           <w:tcPr>
-            <w:tcW w:w="1102" w:type="dxa"/>
+            <w:tcW w:w="1101" w:type="dxa"/>
             <w:tcBorders>
               <w:top w:val="single" w:sz="8" w:space="0" w:color="000000"/>
               <w:start w:val="single" w:sz="8" w:space="0" w:color="000000"/>
@@ -5049,7 +5058,7 @@
         </w:tc>
         <w:tc>
           <w:tcPr>
-            <w:tcW w:w="1298" w:type="dxa"/>
+            <w:tcW w:w="1299" w:type="dxa"/>
             <w:tcBorders>
               <w:top w:val="single" w:sz="8" w:space="0" w:color="000000"/>
               <w:start w:val="single" w:sz="8" w:space="0" w:color="000000"/>
@@ -5103,7 +5112,7 @@
         </w:tc>
         <w:tc>
           <w:tcPr>
-            <w:tcW w:w="502" w:type="dxa"/>
+            <w:tcW w:w="501" w:type="dxa"/>
             <w:tcBorders>
               <w:top w:val="single" w:sz="8" w:space="0" w:color="000000"/>
               <w:start w:val="single" w:sz="8" w:space="0" w:color="000000"/>
@@ -5154,7 +5163,7 @@
         </w:tc>
         <w:tc>
           <w:tcPr>
-            <w:tcW w:w="1298" w:type="dxa"/>
+            <w:tcW w:w="1299" w:type="dxa"/>
             <w:tcBorders>
               <w:top w:val="single" w:sz="8" w:space="0" w:color="000000"/>
               <w:start w:val="single" w:sz="8" w:space="0" w:color="000000"/>
@@ -5181,7 +5190,7 @@
         </w:tc>
         <w:tc>
           <w:tcPr>
-            <w:tcW w:w="1602" w:type="dxa"/>
+            <w:tcW w:w="1601" w:type="dxa"/>
             <w:tcBorders>
               <w:top w:val="single" w:sz="8" w:space="0" w:color="000000"/>
               <w:start w:val="single" w:sz="8" w:space="0" w:color="000000"/>
@@ -5208,7 +5217,7 @@
         </w:tc>
         <w:tc>
           <w:tcPr>
-            <w:tcW w:w="1598" w:type="dxa"/>
+            <w:tcW w:w="1599" w:type="dxa"/>
             <w:tcBorders>
               <w:top w:val="single" w:sz="8" w:space="0" w:color="000000"/>
               <w:start w:val="single" w:sz="8" w:space="0" w:color="000000"/>
@@ -5235,7 +5244,7 @@
         </w:tc>
         <w:tc>
           <w:tcPr>
-            <w:tcW w:w="1102" w:type="dxa"/>
+            <w:tcW w:w="1101" w:type="dxa"/>
             <w:tcBorders>
               <w:top w:val="single" w:sz="8" w:space="0" w:color="000000"/>
               <w:start w:val="single" w:sz="8" w:space="0" w:color="000000"/>
@@ -5262,7 +5271,7 @@
         </w:tc>
         <w:tc>
           <w:tcPr>
-            <w:tcW w:w="1298" w:type="dxa"/>
+            <w:tcW w:w="1299" w:type="dxa"/>
             <w:tcBorders>
               <w:top w:val="single" w:sz="8" w:space="0" w:color="000000"/>
               <w:start w:val="single" w:sz="8" w:space="0" w:color="000000"/>
@@ -5316,7 +5325,7 @@
         </w:tc>
         <w:tc>
           <w:tcPr>
-            <w:tcW w:w="502" w:type="dxa"/>
+            <w:tcW w:w="501" w:type="dxa"/>
             <w:tcBorders>
               <w:top w:val="single" w:sz="8" w:space="0" w:color="000000"/>
               <w:start w:val="single" w:sz="8" w:space="0" w:color="000000"/>
@@ -5367,7 +5376,7 @@
         </w:tc>
         <w:tc>
           <w:tcPr>
-            <w:tcW w:w="1298" w:type="dxa"/>
+            <w:tcW w:w="1299" w:type="dxa"/>
             <w:tcBorders>
               <w:top w:val="single" w:sz="8" w:space="0" w:color="000000"/>
               <w:start w:val="single" w:sz="8" w:space="0" w:color="000000"/>
@@ -5394,7 +5403,7 @@
         </w:tc>
         <w:tc>
           <w:tcPr>
-            <w:tcW w:w="1602" w:type="dxa"/>
+            <w:tcW w:w="1601" w:type="dxa"/>
             <w:tcBorders>
               <w:top w:val="single" w:sz="8" w:space="0" w:color="000000"/>
               <w:start w:val="single" w:sz="8" w:space="0" w:color="000000"/>
@@ -5421,7 +5430,7 @@
         </w:tc>
         <w:tc>
           <w:tcPr>
-            <w:tcW w:w="1598" w:type="dxa"/>
+            <w:tcW w:w="1599" w:type="dxa"/>
             <w:tcBorders>
               <w:top w:val="single" w:sz="8" w:space="0" w:color="000000"/>
               <w:start w:val="single" w:sz="8" w:space="0" w:color="000000"/>
@@ -5448,7 +5457,7 @@
         </w:tc>
         <w:tc>
           <w:tcPr>
-            <w:tcW w:w="1102" w:type="dxa"/>
+            <w:tcW w:w="1101" w:type="dxa"/>
             <w:tcBorders>
               <w:top w:val="single" w:sz="8" w:space="0" w:color="000000"/>
               <w:start w:val="single" w:sz="8" w:space="0" w:color="000000"/>
@@ -5475,7 +5484,7 @@
         </w:tc>
         <w:tc>
           <w:tcPr>
-            <w:tcW w:w="1298" w:type="dxa"/>
+            <w:tcW w:w="1299" w:type="dxa"/>
             <w:tcBorders>
               <w:top w:val="single" w:sz="8" w:space="0" w:color="000000"/>
               <w:start w:val="single" w:sz="8" w:space="0" w:color="000000"/>
@@ -5529,7 +5538,7 @@
         </w:tc>
         <w:tc>
           <w:tcPr>
-            <w:tcW w:w="502" w:type="dxa"/>
+            <w:tcW w:w="501" w:type="dxa"/>
             <w:tcBorders>
               <w:top w:val="single" w:sz="8" w:space="0" w:color="000000"/>
               <w:start w:val="single" w:sz="8" w:space="0" w:color="000000"/>
@@ -6080,9 +6089,6 @@
       </w:r>
     </w:p>
     <w:p>
-      <w:r/>
-    </w:p>
-    <w:p>
       <w:pPr>
         <w:spacing w:line="360" w:lineRule="auto" w:before="0" w:after="240"/>
         <w:ind w:firstLine="720" w:left="0"/>
@@ -6096,64 +6102,64 @@
           <w:i w:val="0"/>
           <w:sz w:val="24"/>
         </w:rPr>
+        <w:t>De acuerdo con la naturaleza del problema planteado y los objetivos propuestos para la resolución del control de inventario y registro de contratos prendarios en la empresa Inversiones Más Por Tu Oro 17 C.A., el estudio se clasifica metodológicamente bajo la modalidad de Proyecto Factible, apoyado en un diseño de Campo de nivel Descriptivo. A continuación se detallan las especificaciones técnicas:</w:t>
+      </w:r>
+    </w:p>
+    <w:p>
+      <w:pPr>
+        <w:spacing w:line="360" w:lineRule="auto" w:before="0" w:after="240"/>
+        <w:ind w:firstLine="720" w:left="0"/>
+        <w:jc w:val="both"/>
+      </w:pPr>
+      <w:r/>
+      <w:r>
+        <w:rPr>
+          <w:rFonts w:ascii="Times New Roman" w:hAnsi="Times New Roman"/>
+          <w:b w:val="0"/>
+          <w:i w:val="0"/>
+          <w:sz w:val="24"/>
+        </w:rPr>
+        <w:t>Modalidad de la Investigación (Proyecto Factible):</w:t>
+        <w:br/>
+        <w:t>Este estudio consiste en la formulación de una propuesta tecnológica viable para resolver la inoperancia administrativa detectada en el flujo de inventario de la empresa. Al respecto, el manual de la Universidad Pedagógica Experimental Libertador (UPEL, 2016) define el Proyecto Factible como la investigación, elaboración y desarrollo de una propuesta de un modelo operativo viable para solucionar problemas, requerimientos o necesidades de organizaciones o grupos sociales (p. 21). El sistema de información web para la gestión de inventario y control de préstamos representa un modelo tecnológico y operativo funcional que atiende directamente una necesidad práctica e institucional.</w:t>
+      </w:r>
+    </w:p>
+    <w:p>
+      <w:pPr>
+        <w:spacing w:line="360" w:lineRule="auto" w:before="0" w:after="240"/>
+        <w:ind w:firstLine="720" w:left="0"/>
+        <w:jc w:val="both"/>
+      </w:pPr>
+      <w:r/>
+      <w:r>
+        <w:rPr>
+          <w:rFonts w:ascii="Times New Roman" w:hAnsi="Times New Roman"/>
+          <w:b w:val="0"/>
+          <w:i w:val="0"/>
+          <w:sz w:val="24"/>
+        </w:rPr>
+        <w:t>Diseño de la Investigación (Campo):</w:t>
+        <w:br/>
+        <w:t>El diseño de la investigación es de Campo, dado que los datos sobre la situación operativa, los tiempos de atención y los requerimientos del sistema se recolectan directamente en el entorno físico de la empresa Inversiones Más Por Tu Oro 17 C.A., en su contexto cotidiano, sin manipular ni controlar intencionalmente ninguna de las variables operativas del estudio. Según Arias (2012), la investigación de campo consiste en la recolección de datos directamente de los sujetos investigados, o de la realidad donde ocurren los hechos (sin manipular o controlar variable alguna) (p. 31). Este diseño es el técnicamente adecuado porque permite contrastar la teoría de la base de datos con los requerimientos reales recopilados del personal.</w:t>
+      </w:r>
+    </w:p>
+    <w:p>
+      <w:pPr>
+        <w:spacing w:line="360" w:lineRule="auto" w:before="0" w:after="240"/>
+        <w:ind w:firstLine="720" w:left="0"/>
+        <w:jc w:val="both"/>
+      </w:pPr>
+      <w:r/>
+      <w:r>
+        <w:rPr>
+          <w:rFonts w:ascii="Times New Roman" w:hAnsi="Times New Roman"/>
+          <w:b w:val="0"/>
+          <w:i w:val="0"/>
+          <w:sz w:val="24"/>
+        </w:rPr>
         <w:t>Nivel de la Investigación (Descriptivo):</w:t>
         <w:br/>
         <w:t>El estudio posee un nivel Descriptivo, en vista de que se orienta a caracterizar, analizar e identificar de forma rigurosa las características del sistema de registro manual actual, sus fallas, retrasos y deficiencias en el cálculo aritmético, para posteriormente definir con total precisión técnica los requerimientos que el nuevo software debe poseer. Al respecto, Arias (2012) señala que la investigación descriptiva consiste en la caracterización de un hecho, fenómeno, individuo o grupo, con el fin de establecer su estructura o comportamiento (p. 24). Se descarta explícitamente el nivel explicativo, ya que el presente proyecto no persigue demostrar hipótesis correlacionales de causa y efecto mediante experimentos controlados, sino proponer y desarrollar una solución de ingeniería de software viable ante una problemática delimitada.</w:t>
-      </w:r>
-    </w:p>
-    <w:p>
-      <w:pPr>
-        <w:spacing w:line="360" w:lineRule="auto" w:before="0" w:after="240"/>
-        <w:ind w:firstLine="720" w:left="0"/>
-        <w:jc w:val="both"/>
-      </w:pPr>
-      <w:r/>
-      <w:r>
-        <w:rPr>
-          <w:rFonts w:ascii="Times New Roman" w:hAnsi="Times New Roman"/>
-          <w:b w:val="0"/>
-          <w:i w:val="0"/>
-          <w:sz w:val="24"/>
-        </w:rPr>
-        <w:t>Diseño de la Investigación (Campo):</w:t>
-        <w:br/>
-        <w:t>El diseño de la investigación es de Campo, dado que los datos sobre la situación operativa, los tiempos de atención y los requerimientos del sistema se recolectan directamente en el entorno físico de la empresa Inversiones Más Por Tu Oro 17 C.A., en su contexto cotidiano, sin manipular ni controlar intencionalmente ninguna de las variables operativas del estudio. Según Arias (2012), la investigación de campo consiste en la recolección de datos directamente de los sujetos investigados, o de la realidad donde ocurren los hechos (sin manipular o controlar variable alguna) (p. 31). Este diseño es el técnicamente adecuado porque permite contrastar la teoría de la base de datos con los requerimientos reales recopilados del personal.</w:t>
-      </w:r>
-    </w:p>
-    <w:p>
-      <w:pPr>
-        <w:spacing w:line="360" w:lineRule="auto" w:before="0" w:after="240"/>
-        <w:ind w:firstLine="720" w:left="0"/>
-        <w:jc w:val="both"/>
-      </w:pPr>
-      <w:r/>
-      <w:r>
-        <w:rPr>
-          <w:rFonts w:ascii="Times New Roman" w:hAnsi="Times New Roman"/>
-          <w:b w:val="0"/>
-          <w:i w:val="0"/>
-          <w:sz w:val="24"/>
-        </w:rPr>
-        <w:t>Modalidad de la Investigación (Proyecto Factible):</w:t>
-        <w:br/>
-        <w:t>Este estudio consiste en la formulación de una propuesta tecnológica viable para resolver la inoperancia administrativa detectada en el flujo de inventario de la empresa. Al respecto, el manual de la Universidad Pedagógica Experimental Libertador (UPEL, 2016) define el Proyecto Factible como la investigación, elaboración y desarrollo de una propuesta de un modelo operativo viable para solucionar problemas, requerimientos o necesidades de organizaciones o grupos sociales (p. 21). El sistema de información web para la gestión de inventario y control de préstamos representa un modelo tecnológico y operativo funcional que atiende directamente una necesidad práctica e institucional.</w:t>
-      </w:r>
-    </w:p>
-    <w:p>
-      <w:pPr>
-        <w:spacing w:line="360" w:lineRule="auto" w:before="0" w:after="240"/>
-        <w:ind w:firstLine="720" w:left="0"/>
-        <w:jc w:val="both"/>
-      </w:pPr>
-      <w:r/>
-      <w:r>
-        <w:rPr>
-          <w:rFonts w:ascii="Times New Roman" w:hAnsi="Times New Roman"/>
-          <w:b w:val="0"/>
-          <w:i w:val="0"/>
-          <w:sz w:val="24"/>
-        </w:rPr>
-        <w:t>De acuerdo con la naturaleza del problema planteado y los objetivos propuestos para la resolución del control de inventario y registro de contratos prendarios en la empresa Inversiones Más Por Tu Oro 17 C.A., el estudio se clasifica metodológicamente bajo la modalidad de Proyecto Factible, apoyado en un diseño de Campo de nivel Descriptivo. A continuación se detallan las especificaciones técnicas:</w:t>
       </w:r>
     </w:p>
     <w:p>
@@ -6640,10 +6646,9 @@
     </w:p>
     <w:p>
       <w:pPr>
-        <w:pStyle w:val="normal1"/>
+        <w:pageBreakBefore/>
         <w:spacing w:before="0" w:after="360"/>
         <w:jc w:val="center"/>
-        <w:rPr/>
       </w:pPr>
       <w:r>
         <w:rPr>
@@ -6656,10 +6661,14 @@
     </w:p>
     <w:p>
       <w:pPr>
-        <w:pStyle w:val="normal1"/>
-        <w:spacing w:lineRule="auto" w:line="360" w:before="0" w:after="160"/>
-        <w:ind w:hanging="720" w:start="720"/>
-        <w:rPr/>
+        <w:spacing w:before="0" w:after="240"/>
+      </w:pPr>
+      <w:r/>
+    </w:p>
+    <w:p>
+      <w:pPr>
+        <w:spacing w:before="0" w:after="160" w:line="360" w:lineRule="auto"/>
+        <w:ind w:left="720" w:hanging="720"/>
       </w:pPr>
       <w:r>
         <w:rPr>
@@ -6686,10 +6695,8 @@
     </w:p>
     <w:p>
       <w:pPr>
-        <w:pStyle w:val="normal1"/>
-        <w:spacing w:lineRule="auto" w:line="360" w:before="0" w:after="160"/>
-        <w:ind w:hanging="720" w:start="720"/>
-        <w:rPr/>
+        <w:spacing w:before="0" w:after="160" w:line="360" w:lineRule="auto"/>
+        <w:ind w:left="720" w:hanging="720"/>
       </w:pPr>
       <w:r>
         <w:rPr>
@@ -6716,10 +6723,8 @@
     </w:p>
     <w:p>
       <w:pPr>
-        <w:pStyle w:val="normal1"/>
-        <w:spacing w:lineRule="auto" w:line="360" w:before="0" w:after="160"/>
-        <w:ind w:hanging="720" w:start="720"/>
-        <w:rPr/>
+        <w:spacing w:before="0" w:after="160" w:line="360" w:lineRule="auto"/>
+        <w:ind w:left="720" w:hanging="720"/>
       </w:pPr>
       <w:r>
         <w:rPr>
@@ -6746,10 +6751,8 @@
     </w:p>
     <w:p>
       <w:pPr>
-        <w:pStyle w:val="normal1"/>
-        <w:spacing w:lineRule="auto" w:line="360" w:before="0" w:after="160"/>
-        <w:ind w:hanging="720" w:start="720"/>
-        <w:rPr/>
+        <w:spacing w:before="0" w:after="160" w:line="360" w:lineRule="auto"/>
+        <w:ind w:left="720" w:hanging="720"/>
       </w:pPr>
       <w:r>
         <w:rPr>
@@ -6776,10 +6779,8 @@
     </w:p>
     <w:p>
       <w:pPr>
-        <w:pStyle w:val="normal1"/>
-        <w:spacing w:lineRule="auto" w:line="360" w:before="0" w:after="160"/>
-        <w:ind w:hanging="720" w:start="720"/>
-        <w:rPr/>
+        <w:spacing w:before="0" w:after="160" w:line="360" w:lineRule="auto"/>
+        <w:ind w:left="720" w:hanging="720"/>
       </w:pPr>
       <w:r>
         <w:rPr>
@@ -6806,10 +6807,8 @@
     </w:p>
     <w:p>
       <w:pPr>
-        <w:pStyle w:val="normal1"/>
-        <w:spacing w:lineRule="auto" w:line="360" w:before="0" w:after="160"/>
-        <w:ind w:hanging="720" w:start="720"/>
-        <w:rPr/>
+        <w:spacing w:before="0" w:after="160" w:line="360" w:lineRule="auto"/>
+        <w:ind w:left="720" w:hanging="720"/>
       </w:pPr>
       <w:r>
         <w:rPr>
@@ -6836,107 +6835,15 @@
     </w:p>
     <w:p>
       <w:pPr>
-        <w:pStyle w:val="normal1"/>
         <w:spacing w:before="0" w:after="240"/>
-        <w:rPr/>
-      </w:pPr>
-      <w:r>
-        <w:rPr/>
-      </w:r>
-    </w:p>
-    <w:p>
-      <w:pPr>
-        <w:pStyle w:val="normal1"/>
-        <w:spacing w:before="0" w:after="240"/>
-        <w:rPr/>
-      </w:pPr>
-      <w:r>
-        <w:rPr/>
-      </w:r>
-    </w:p>
-    <w:p>
-      <w:pPr>
-        <w:pStyle w:val="normal1"/>
-        <w:spacing w:before="0" w:after="240"/>
-        <w:rPr/>
-      </w:pPr>
-      <w:r>
-        <w:rPr/>
-      </w:r>
-    </w:p>
-    <w:p>
-      <w:pPr>
-        <w:pStyle w:val="normal1"/>
-        <w:spacing w:before="0" w:after="240"/>
-        <w:rPr/>
-      </w:pPr>
-      <w:r>
-        <w:rPr/>
-      </w:r>
-    </w:p>
-    <w:p>
-      <w:pPr>
-        <w:pStyle w:val="normal1"/>
-        <w:spacing w:before="0" w:after="240"/>
-        <w:rPr/>
-      </w:pPr>
-      <w:r>
-        <w:rPr/>
-      </w:r>
-    </w:p>
-    <w:p>
-      <w:pPr>
-        <w:pStyle w:val="normal1"/>
-        <w:spacing w:before="0" w:after="240"/>
-        <w:rPr/>
-      </w:pPr>
-      <w:r>
-        <w:rPr/>
-      </w:r>
-    </w:p>
-    <w:p>
-      <w:pPr>
-        <w:pStyle w:val="normal1"/>
-        <w:spacing w:before="0" w:after="240"/>
-        <w:rPr/>
-      </w:pPr>
-      <w:r>
-        <w:rPr/>
-      </w:r>
-    </w:p>
-    <w:p>
-      <w:pPr>
-        <w:pStyle w:val="normal1"/>
-        <w:spacing w:lineRule="auto" w:line="360"/>
-        <w:rPr>
-          <w:rFonts w:ascii="Times New Roman" w:hAnsi="Times New Roman" w:eastAsia="Times New Roman" w:cs="Times New Roman"/>
-          <w:b/>
-          <w:bCs/>
-          <w:sz w:val="24"/>
-          <w:szCs w:val="24"/>
-        </w:rPr>
-      </w:pPr>
-      <w:r>
-        <w:rPr>
-          <w:rFonts w:eastAsia="Times New Roman" w:cs="Times New Roman" w:ascii="Times New Roman" w:hAnsi="Times New Roman"/>
-          <w:b/>
-          <w:bCs/>
-          <w:sz w:val="24"/>
-          <w:szCs w:val="24"/>
-        </w:rPr>
-      </w:r>
-    </w:p>
-    <w:p>
-      <w:pPr>
-        <w:pStyle w:val="normal1"/>
-        <w:spacing w:lineRule="auto" w:line="360"/>
-        <w:rPr>
-          <w:rFonts w:ascii="Times New Roman" w:hAnsi="Times New Roman" w:eastAsia="Times New Roman" w:cs="Times New Roman"/>
-          <w:b/>
-          <w:bCs/>
-          <w:sz w:val="24"/>
-          <w:szCs w:val="24"/>
-        </w:rPr>
+      </w:pPr>
+      <w:r/>
+    </w:p>
+    <w:p>
+      <w:pPr>
+        <w:pStyle w:val="normal1"/>
+        <w:spacing w:lineRule="auto" w:line="360"/>
+        <w:rPr/>
       </w:pPr>
       <w:r>
         <w:rPr>
@@ -7236,6 +7143,20 @@
     </w:p>
     <w:p>
       <w:pPr>
+        <w:spacing w:before="240" w:after="40"/>
+        <w:ind w:firstLine="0" w:left="0"/>
+        <w:jc w:val="left"/>
+      </w:pPr>
+      <w:r>
+        <w:rPr>
+          <w:rFonts w:ascii="Times New Roman" w:hAnsi="Times New Roman"/>
+          <w:sz w:val="24"/>
+        </w:rPr>
+        <w:t>__________________________________</w:t>
+      </w:r>
+    </w:p>
+    <w:p>
+      <w:pPr>
         <w:pStyle w:val="normal1"/>
         <w:spacing w:lineRule="auto" w:line="360"/>
         <w:rPr/>
@@ -7434,10 +7355,10 @@
       </w:tblPr>
       <w:tblGrid>
         <w:gridCol w:w="700"/>
-        <w:gridCol w:w="1998"/>
-        <w:gridCol w:w="5202"/>
-        <w:gridCol w:w="698"/>
-        <w:gridCol w:w="702"/>
+        <w:gridCol w:w="1999"/>
+        <w:gridCol w:w="5201"/>
+        <w:gridCol w:w="699"/>
+        <w:gridCol w:w="701"/>
       </w:tblGrid>
       <w:tr>
         <w:trPr>
@@ -7474,7 +7395,7 @@
         </w:tc>
         <w:tc>
           <w:tcPr>
-            <w:tcW w:w="1998" w:type="dxa"/>
+            <w:tcW w:w="1999" w:type="dxa"/>
             <w:tcBorders>
               <w:top w:val="single" w:sz="8" w:space="0" w:color="000000"/>
               <w:start w:val="single" w:sz="8" w:space="0" w:color="000000"/>
@@ -7503,7 +7424,7 @@
         </w:tc>
         <w:tc>
           <w:tcPr>
-            <w:tcW w:w="5202" w:type="dxa"/>
+            <w:tcW w:w="5201" w:type="dxa"/>
             <w:tcBorders>
               <w:top w:val="single" w:sz="8" w:space="0" w:color="000000"/>
               <w:start w:val="single" w:sz="8" w:space="0" w:color="000000"/>
@@ -7532,7 +7453,7 @@
         </w:tc>
         <w:tc>
           <w:tcPr>
-            <w:tcW w:w="698" w:type="dxa"/>
+            <w:tcW w:w="699" w:type="dxa"/>
             <w:tcBorders>
               <w:top w:val="single" w:sz="8" w:space="0" w:color="000000"/>
               <w:start w:val="single" w:sz="8" w:space="0" w:color="000000"/>
@@ -7561,7 +7482,7 @@
         </w:tc>
         <w:tc>
           <w:tcPr>
-            <w:tcW w:w="702" w:type="dxa"/>
+            <w:tcW w:w="701" w:type="dxa"/>
             <w:tcBorders>
               <w:top w:val="single" w:sz="8" w:space="0" w:color="000000"/>
               <w:start w:val="single" w:sz="8" w:space="0" w:color="000000"/>
@@ -7620,7 +7541,7 @@
         </w:tc>
         <w:tc>
           <w:tcPr>
-            <w:tcW w:w="1998" w:type="dxa"/>
+            <w:tcW w:w="1999" w:type="dxa"/>
             <w:tcBorders>
               <w:top w:val="single" w:sz="8" w:space="0" w:color="000000"/>
               <w:start w:val="single" w:sz="8" w:space="0" w:color="000000"/>
@@ -7647,7 +7568,7 @@
         </w:tc>
         <w:tc>
           <w:tcPr>
-            <w:tcW w:w="5202" w:type="dxa"/>
+            <w:tcW w:w="5201" w:type="dxa"/>
             <w:tcBorders>
               <w:top w:val="single" w:sz="8" w:space="0" w:color="000000"/>
               <w:start w:val="single" w:sz="8" w:space="0" w:color="000000"/>
@@ -7674,7 +7595,7 @@
         </w:tc>
         <w:tc>
           <w:tcPr>
-            <w:tcW w:w="698" w:type="dxa"/>
+            <w:tcW w:w="699" w:type="dxa"/>
             <w:tcBorders>
               <w:top w:val="single" w:sz="8" w:space="0" w:color="000000"/>
               <w:start w:val="single" w:sz="8" w:space="0" w:color="000000"/>
@@ -7698,7 +7619,7 @@
         </w:tc>
         <w:tc>
           <w:tcPr>
-            <w:tcW w:w="702" w:type="dxa"/>
+            <w:tcW w:w="701" w:type="dxa"/>
             <w:tcBorders>
               <w:top w:val="single" w:sz="8" w:space="0" w:color="000000"/>
               <w:start w:val="single" w:sz="8" w:space="0" w:color="000000"/>
@@ -7752,7 +7673,7 @@
         </w:tc>
         <w:tc>
           <w:tcPr>
-            <w:tcW w:w="1998" w:type="dxa"/>
+            <w:tcW w:w="1999" w:type="dxa"/>
             <w:tcBorders>
               <w:top w:val="single" w:sz="8" w:space="0" w:color="000000"/>
               <w:start w:val="single" w:sz="8" w:space="0" w:color="000000"/>
@@ -7779,7 +7700,7 @@
         </w:tc>
         <w:tc>
           <w:tcPr>
-            <w:tcW w:w="5202" w:type="dxa"/>
+            <w:tcW w:w="5201" w:type="dxa"/>
             <w:tcBorders>
               <w:top w:val="single" w:sz="8" w:space="0" w:color="000000"/>
               <w:start w:val="single" w:sz="8" w:space="0" w:color="000000"/>
@@ -7806,7 +7727,7 @@
         </w:tc>
         <w:tc>
           <w:tcPr>
-            <w:tcW w:w="698" w:type="dxa"/>
+            <w:tcW w:w="699" w:type="dxa"/>
             <w:tcBorders>
               <w:top w:val="single" w:sz="8" w:space="0" w:color="000000"/>
               <w:start w:val="single" w:sz="8" w:space="0" w:color="000000"/>
@@ -7830,7 +7751,7 @@
         </w:tc>
         <w:tc>
           <w:tcPr>
-            <w:tcW w:w="702" w:type="dxa"/>
+            <w:tcW w:w="701" w:type="dxa"/>
             <w:tcBorders>
               <w:top w:val="single" w:sz="8" w:space="0" w:color="000000"/>
               <w:start w:val="single" w:sz="8" w:space="0" w:color="000000"/>
@@ -7884,7 +7805,7 @@
         </w:tc>
         <w:tc>
           <w:tcPr>
-            <w:tcW w:w="1998" w:type="dxa"/>
+            <w:tcW w:w="1999" w:type="dxa"/>
             <w:tcBorders>
               <w:top w:val="single" w:sz="8" w:space="0" w:color="000000"/>
               <w:start w:val="single" w:sz="8" w:space="0" w:color="000000"/>
@@ -7911,7 +7832,7 @@
         </w:tc>
         <w:tc>
           <w:tcPr>
-            <w:tcW w:w="5202" w:type="dxa"/>
+            <w:tcW w:w="5201" w:type="dxa"/>
             <w:tcBorders>
               <w:top w:val="single" w:sz="8" w:space="0" w:color="000000"/>
               <w:start w:val="single" w:sz="8" w:space="0" w:color="000000"/>
@@ -7938,7 +7859,7 @@
         </w:tc>
         <w:tc>
           <w:tcPr>
-            <w:tcW w:w="698" w:type="dxa"/>
+            <w:tcW w:w="699" w:type="dxa"/>
             <w:tcBorders>
               <w:top w:val="single" w:sz="8" w:space="0" w:color="000000"/>
               <w:start w:val="single" w:sz="8" w:space="0" w:color="000000"/>
@@ -7962,7 +7883,7 @@
         </w:tc>
         <w:tc>
           <w:tcPr>
-            <w:tcW w:w="702" w:type="dxa"/>
+            <w:tcW w:w="701" w:type="dxa"/>
             <w:tcBorders>
               <w:top w:val="single" w:sz="8" w:space="0" w:color="000000"/>
               <w:start w:val="single" w:sz="8" w:space="0" w:color="000000"/>
@@ -8016,7 +7937,7 @@
         </w:tc>
         <w:tc>
           <w:tcPr>
-            <w:tcW w:w="1998" w:type="dxa"/>
+            <w:tcW w:w="1999" w:type="dxa"/>
             <w:tcBorders>
               <w:top w:val="single" w:sz="8" w:space="0" w:color="000000"/>
               <w:start w:val="single" w:sz="8" w:space="0" w:color="000000"/>
@@ -8043,7 +7964,7 @@
         </w:tc>
         <w:tc>
           <w:tcPr>
-            <w:tcW w:w="5202" w:type="dxa"/>
+            <w:tcW w:w="5201" w:type="dxa"/>
             <w:tcBorders>
               <w:top w:val="single" w:sz="8" w:space="0" w:color="000000"/>
               <w:start w:val="single" w:sz="8" w:space="0" w:color="000000"/>
@@ -8070,7 +7991,7 @@
         </w:tc>
         <w:tc>
           <w:tcPr>
-            <w:tcW w:w="698" w:type="dxa"/>
+            <w:tcW w:w="699" w:type="dxa"/>
             <w:tcBorders>
               <w:top w:val="single" w:sz="8" w:space="0" w:color="000000"/>
               <w:start w:val="single" w:sz="8" w:space="0" w:color="000000"/>
@@ -8094,7 +8015,7 @@
         </w:tc>
         <w:tc>
           <w:tcPr>
-            <w:tcW w:w="702" w:type="dxa"/>
+            <w:tcW w:w="701" w:type="dxa"/>
             <w:tcBorders>
               <w:top w:val="single" w:sz="8" w:space="0" w:color="000000"/>
               <w:start w:val="single" w:sz="8" w:space="0" w:color="000000"/>
@@ -8148,7 +8069,7 @@
         </w:tc>
         <w:tc>
           <w:tcPr>
-            <w:tcW w:w="1998" w:type="dxa"/>
+            <w:tcW w:w="1999" w:type="dxa"/>
             <w:tcBorders>
               <w:top w:val="single" w:sz="8" w:space="0" w:color="000000"/>
               <w:start w:val="single" w:sz="8" w:space="0" w:color="000000"/>
@@ -8175,7 +8096,7 @@
         </w:tc>
         <w:tc>
           <w:tcPr>
-            <w:tcW w:w="5202" w:type="dxa"/>
+            <w:tcW w:w="5201" w:type="dxa"/>
             <w:tcBorders>
               <w:top w:val="single" w:sz="8" w:space="0" w:color="000000"/>
               <w:start w:val="single" w:sz="8" w:space="0" w:color="000000"/>
@@ -8202,7 +8123,7 @@
         </w:tc>
         <w:tc>
           <w:tcPr>
-            <w:tcW w:w="698" w:type="dxa"/>
+            <w:tcW w:w="699" w:type="dxa"/>
             <w:tcBorders>
               <w:top w:val="single" w:sz="8" w:space="0" w:color="000000"/>
               <w:start w:val="single" w:sz="8" w:space="0" w:color="000000"/>
@@ -8226,7 +8147,7 @@
         </w:tc>
         <w:tc>
           <w:tcPr>
-            <w:tcW w:w="702" w:type="dxa"/>
+            <w:tcW w:w="701" w:type="dxa"/>
             <w:tcBorders>
               <w:top w:val="single" w:sz="8" w:space="0" w:color="000000"/>
               <w:start w:val="single" w:sz="8" w:space="0" w:color="000000"/>
@@ -8280,7 +8201,7 @@
         </w:tc>
         <w:tc>
           <w:tcPr>
-            <w:tcW w:w="1998" w:type="dxa"/>
+            <w:tcW w:w="1999" w:type="dxa"/>
             <w:tcBorders>
               <w:top w:val="single" w:sz="8" w:space="0" w:color="000000"/>
               <w:start w:val="single" w:sz="8" w:space="0" w:color="000000"/>
@@ -8307,7 +8228,7 @@
         </w:tc>
         <w:tc>
           <w:tcPr>
-            <w:tcW w:w="5202" w:type="dxa"/>
+            <w:tcW w:w="5201" w:type="dxa"/>
             <w:tcBorders>
               <w:top w:val="single" w:sz="8" w:space="0" w:color="000000"/>
               <w:start w:val="single" w:sz="8" w:space="0" w:color="000000"/>
@@ -8334,7 +8255,7 @@
         </w:tc>
         <w:tc>
           <w:tcPr>
-            <w:tcW w:w="698" w:type="dxa"/>
+            <w:tcW w:w="699" w:type="dxa"/>
             <w:tcBorders>
               <w:top w:val="single" w:sz="8" w:space="0" w:color="000000"/>
               <w:start w:val="single" w:sz="8" w:space="0" w:color="000000"/>
@@ -8358,7 +8279,7 @@
         </w:tc>
         <w:tc>
           <w:tcPr>
-            <w:tcW w:w="702" w:type="dxa"/>
+            <w:tcW w:w="701" w:type="dxa"/>
             <w:tcBorders>
               <w:top w:val="single" w:sz="8" w:space="0" w:color="000000"/>
               <w:start w:val="single" w:sz="8" w:space="0" w:color="000000"/>
@@ -8412,7 +8333,7 @@
         </w:tc>
         <w:tc>
           <w:tcPr>
-            <w:tcW w:w="1998" w:type="dxa"/>
+            <w:tcW w:w="1999" w:type="dxa"/>
             <w:tcBorders>
               <w:top w:val="single" w:sz="8" w:space="0" w:color="000000"/>
               <w:start w:val="single" w:sz="8" w:space="0" w:color="000000"/>
@@ -8439,7 +8360,7 @@
         </w:tc>
         <w:tc>
           <w:tcPr>
-            <w:tcW w:w="5202" w:type="dxa"/>
+            <w:tcW w:w="5201" w:type="dxa"/>
             <w:tcBorders>
               <w:top w:val="single" w:sz="8" w:space="0" w:color="000000"/>
               <w:start w:val="single" w:sz="8" w:space="0" w:color="000000"/>
@@ -8466,7 +8387,7 @@
         </w:tc>
         <w:tc>
           <w:tcPr>
-            <w:tcW w:w="698" w:type="dxa"/>
+            <w:tcW w:w="699" w:type="dxa"/>
             <w:tcBorders>
               <w:top w:val="single" w:sz="8" w:space="0" w:color="000000"/>
               <w:start w:val="single" w:sz="8" w:space="0" w:color="000000"/>
@@ -8490,7 +8411,7 @@
         </w:tc>
         <w:tc>
           <w:tcPr>
-            <w:tcW w:w="702" w:type="dxa"/>
+            <w:tcW w:w="701" w:type="dxa"/>
             <w:tcBorders>
               <w:top w:val="single" w:sz="8" w:space="0" w:color="000000"/>
               <w:start w:val="single" w:sz="8" w:space="0" w:color="000000"/>
@@ -8544,7 +8465,7 @@
         </w:tc>
         <w:tc>
           <w:tcPr>
-            <w:tcW w:w="1998" w:type="dxa"/>
+            <w:tcW w:w="1999" w:type="dxa"/>
             <w:tcBorders>
               <w:top w:val="single" w:sz="8" w:space="0" w:color="000000"/>
               <w:start w:val="single" w:sz="8" w:space="0" w:color="000000"/>
@@ -8571,7 +8492,7 @@
         </w:tc>
         <w:tc>
           <w:tcPr>
-            <w:tcW w:w="5202" w:type="dxa"/>
+            <w:tcW w:w="5201" w:type="dxa"/>
             <w:tcBorders>
               <w:top w:val="single" w:sz="8" w:space="0" w:color="000000"/>
               <w:start w:val="single" w:sz="8" w:space="0" w:color="000000"/>
@@ -8598,7 +8519,7 @@
         </w:tc>
         <w:tc>
           <w:tcPr>
-            <w:tcW w:w="698" w:type="dxa"/>
+            <w:tcW w:w="699" w:type="dxa"/>
             <w:tcBorders>
               <w:top w:val="single" w:sz="8" w:space="0" w:color="000000"/>
               <w:start w:val="single" w:sz="8" w:space="0" w:color="000000"/>
@@ -8622,7 +8543,7 @@
         </w:tc>
         <w:tc>
           <w:tcPr>
-            <w:tcW w:w="702" w:type="dxa"/>
+            <w:tcW w:w="701" w:type="dxa"/>
             <w:tcBorders>
               <w:top w:val="single" w:sz="8" w:space="0" w:color="000000"/>
               <w:start w:val="single" w:sz="8" w:space="0" w:color="000000"/>
@@ -8662,7 +8583,7 @@
     <w:p>
       <w:pPr>
         <w:pStyle w:val="normal1"/>
-        <w:spacing w:lineRule="auto" w:line="360" w:before="0" w:after="160"/>
+        <w:spacing w:lineRule="auto" w:line="360"/>
         <w:jc w:val="start"/>
         <w:rPr/>
       </w:pPr>
@@ -8842,7 +8763,7 @@
     <w:p>
       <w:pPr>
         <w:pStyle w:val="normal1"/>
-        <w:spacing w:lineRule="auto" w:line="360" w:before="0" w:after="160"/>
+        <w:spacing w:lineRule="auto" w:line="360"/>
         <w:jc w:val="center"/>
         <w:rPr/>
       </w:pPr>
@@ -8902,13 +8823,13 @@
       </w:tblPr>
       <w:tblGrid>
         <w:gridCol w:w="1700"/>
-        <w:gridCol w:w="1298"/>
-        <w:gridCol w:w="1602"/>
-        <w:gridCol w:w="1598"/>
-        <w:gridCol w:w="1102"/>
-        <w:gridCol w:w="1298"/>
+        <w:gridCol w:w="1299"/>
+        <w:gridCol w:w="1601"/>
+        <w:gridCol w:w="1599"/>
+        <w:gridCol w:w="1101"/>
+        <w:gridCol w:w="1299"/>
         <w:gridCol w:w="1500"/>
-        <w:gridCol w:w="502"/>
+        <w:gridCol w:w="501"/>
       </w:tblGrid>
       <w:tr>
         <w:trPr>
@@ -8946,7 +8867,7 @@
         </w:tc>
         <w:tc>
           <w:tcPr>
-            <w:tcW w:w="1298" w:type="dxa"/>
+            <w:tcW w:w="1299" w:type="dxa"/>
             <w:tcBorders>
               <w:top w:val="single" w:sz="8" w:space="0" w:color="000000"/>
               <w:start w:val="single" w:sz="8" w:space="0" w:color="000000"/>
@@ -8976,7 +8897,7 @@
         </w:tc>
         <w:tc>
           <w:tcPr>
-            <w:tcW w:w="1602" w:type="dxa"/>
+            <w:tcW w:w="1601" w:type="dxa"/>
             <w:tcBorders>
               <w:top w:val="single" w:sz="8" w:space="0" w:color="000000"/>
               <w:start w:val="single" w:sz="8" w:space="0" w:color="000000"/>
@@ -9006,7 +8927,7 @@
         </w:tc>
         <w:tc>
           <w:tcPr>
-            <w:tcW w:w="1598" w:type="dxa"/>
+            <w:tcW w:w="1599" w:type="dxa"/>
             <w:tcBorders>
               <w:top w:val="single" w:sz="8" w:space="0" w:color="000000"/>
               <w:start w:val="single" w:sz="8" w:space="0" w:color="000000"/>
@@ -9036,7 +8957,7 @@
         </w:tc>
         <w:tc>
           <w:tcPr>
-            <w:tcW w:w="1102" w:type="dxa"/>
+            <w:tcW w:w="1101" w:type="dxa"/>
             <w:tcBorders>
               <w:top w:val="single" w:sz="8" w:space="0" w:color="000000"/>
               <w:start w:val="single" w:sz="8" w:space="0" w:color="000000"/>
@@ -9066,7 +8987,7 @@
         </w:tc>
         <w:tc>
           <w:tcPr>
-            <w:tcW w:w="1298" w:type="dxa"/>
+            <w:tcW w:w="1299" w:type="dxa"/>
             <w:tcBorders>
               <w:top w:val="single" w:sz="8" w:space="0" w:color="000000"/>
               <w:start w:val="single" w:sz="8" w:space="0" w:color="000000"/>
@@ -9126,7 +9047,7 @@
         </w:tc>
         <w:tc>
           <w:tcPr>
-            <w:tcW w:w="502" w:type="dxa"/>
+            <w:tcW w:w="501" w:type="dxa"/>
             <w:tcBorders>
               <w:top w:val="single" w:sz="8" w:space="0" w:color="000000"/>
               <w:start w:val="single" w:sz="8" w:space="0" w:color="000000"/>
@@ -9180,7 +9101,7 @@
         </w:tc>
         <w:tc>
           <w:tcPr>
-            <w:tcW w:w="1298" w:type="dxa"/>
+            <w:tcW w:w="1299" w:type="dxa"/>
             <w:tcBorders>
               <w:top w:val="single" w:sz="8" w:space="0" w:color="000000"/>
               <w:start w:val="single" w:sz="8" w:space="0" w:color="000000"/>
@@ -9207,7 +9128,7 @@
         </w:tc>
         <w:tc>
           <w:tcPr>
-            <w:tcW w:w="1602" w:type="dxa"/>
+            <w:tcW w:w="1601" w:type="dxa"/>
             <w:tcBorders>
               <w:top w:val="single" w:sz="8" w:space="0" w:color="000000"/>
               <w:start w:val="single" w:sz="8" w:space="0" w:color="000000"/>
@@ -9234,7 +9155,7 @@
         </w:tc>
         <w:tc>
           <w:tcPr>
-            <w:tcW w:w="1598" w:type="dxa"/>
+            <w:tcW w:w="1599" w:type="dxa"/>
             <w:tcBorders>
               <w:top w:val="single" w:sz="8" w:space="0" w:color="000000"/>
               <w:start w:val="single" w:sz="8" w:space="0" w:color="000000"/>
@@ -9261,7 +9182,7 @@
         </w:tc>
         <w:tc>
           <w:tcPr>
-            <w:tcW w:w="1102" w:type="dxa"/>
+            <w:tcW w:w="1101" w:type="dxa"/>
             <w:tcBorders>
               <w:top w:val="single" w:sz="8" w:space="0" w:color="000000"/>
               <w:start w:val="single" w:sz="8" w:space="0" w:color="000000"/>
@@ -9288,7 +9209,7 @@
         </w:tc>
         <w:tc>
           <w:tcPr>
-            <w:tcW w:w="1298" w:type="dxa"/>
+            <w:tcW w:w="1299" w:type="dxa"/>
             <w:tcBorders>
               <w:top w:val="single" w:sz="8" w:space="0" w:color="000000"/>
               <w:start w:val="single" w:sz="8" w:space="0" w:color="000000"/>
@@ -9342,7 +9263,7 @@
         </w:tc>
         <w:tc>
           <w:tcPr>
-            <w:tcW w:w="502" w:type="dxa"/>
+            <w:tcW w:w="501" w:type="dxa"/>
             <w:tcBorders>
               <w:top w:val="single" w:sz="8" w:space="0" w:color="000000"/>
               <w:start w:val="single" w:sz="8" w:space="0" w:color="000000"/>
@@ -9393,7 +9314,7 @@
         </w:tc>
         <w:tc>
           <w:tcPr>
-            <w:tcW w:w="1298" w:type="dxa"/>
+            <w:tcW w:w="1299" w:type="dxa"/>
             <w:tcBorders>
               <w:top w:val="single" w:sz="8" w:space="0" w:color="000000"/>
               <w:start w:val="single" w:sz="8" w:space="0" w:color="000000"/>
@@ -9420,7 +9341,7 @@
         </w:tc>
         <w:tc>
           <w:tcPr>
-            <w:tcW w:w="1602" w:type="dxa"/>
+            <w:tcW w:w="1601" w:type="dxa"/>
             <w:tcBorders>
               <w:top w:val="single" w:sz="8" w:space="0" w:color="000000"/>
               <w:start w:val="single" w:sz="8" w:space="0" w:color="000000"/>
@@ -9447,7 +9368,7 @@
         </w:tc>
         <w:tc>
           <w:tcPr>
-            <w:tcW w:w="1598" w:type="dxa"/>
+            <w:tcW w:w="1599" w:type="dxa"/>
             <w:tcBorders>
               <w:top w:val="single" w:sz="8" w:space="0" w:color="000000"/>
               <w:start w:val="single" w:sz="8" w:space="0" w:color="000000"/>
@@ -9474,7 +9395,7 @@
         </w:tc>
         <w:tc>
           <w:tcPr>
-            <w:tcW w:w="1102" w:type="dxa"/>
+            <w:tcW w:w="1101" w:type="dxa"/>
             <w:tcBorders>
               <w:top w:val="single" w:sz="8" w:space="0" w:color="000000"/>
               <w:start w:val="single" w:sz="8" w:space="0" w:color="000000"/>
@@ -9501,7 +9422,7 @@
         </w:tc>
         <w:tc>
           <w:tcPr>
-            <w:tcW w:w="1298" w:type="dxa"/>
+            <w:tcW w:w="1299" w:type="dxa"/>
             <w:tcBorders>
               <w:top w:val="single" w:sz="8" w:space="0" w:color="000000"/>
               <w:start w:val="single" w:sz="8" w:space="0" w:color="000000"/>
@@ -9555,7 +9476,7 @@
         </w:tc>
         <w:tc>
           <w:tcPr>
-            <w:tcW w:w="502" w:type="dxa"/>
+            <w:tcW w:w="501" w:type="dxa"/>
             <w:tcBorders>
               <w:top w:val="single" w:sz="8" w:space="0" w:color="000000"/>
               <w:start w:val="single" w:sz="8" w:space="0" w:color="000000"/>
@@ -9606,7 +9527,7 @@
         </w:tc>
         <w:tc>
           <w:tcPr>
-            <w:tcW w:w="1298" w:type="dxa"/>
+            <w:tcW w:w="1299" w:type="dxa"/>
             <w:tcBorders>
               <w:top w:val="single" w:sz="8" w:space="0" w:color="000000"/>
               <w:start w:val="single" w:sz="8" w:space="0" w:color="000000"/>
@@ -9633,7 +9554,7 @@
         </w:tc>
         <w:tc>
           <w:tcPr>
-            <w:tcW w:w="1602" w:type="dxa"/>
+            <w:tcW w:w="1601" w:type="dxa"/>
             <w:tcBorders>
               <w:top w:val="single" w:sz="8" w:space="0" w:color="000000"/>
               <w:start w:val="single" w:sz="8" w:space="0" w:color="000000"/>
@@ -9660,7 +9581,7 @@
         </w:tc>
         <w:tc>
           <w:tcPr>
-            <w:tcW w:w="1598" w:type="dxa"/>
+            <w:tcW w:w="1599" w:type="dxa"/>
             <w:tcBorders>
               <w:top w:val="single" w:sz="8" w:space="0" w:color="000000"/>
               <w:start w:val="single" w:sz="8" w:space="0" w:color="000000"/>
@@ -9687,7 +9608,7 @@
         </w:tc>
         <w:tc>
           <w:tcPr>
-            <w:tcW w:w="1102" w:type="dxa"/>
+            <w:tcW w:w="1101" w:type="dxa"/>
             <w:tcBorders>
               <w:top w:val="single" w:sz="8" w:space="0" w:color="000000"/>
               <w:start w:val="single" w:sz="8" w:space="0" w:color="000000"/>
@@ -9714,7 +9635,7 @@
         </w:tc>
         <w:tc>
           <w:tcPr>
-            <w:tcW w:w="1298" w:type="dxa"/>
+            <w:tcW w:w="1299" w:type="dxa"/>
             <w:tcBorders>
               <w:top w:val="single" w:sz="8" w:space="0" w:color="000000"/>
               <w:start w:val="single" w:sz="8" w:space="0" w:color="000000"/>
@@ -9768,7 +9689,7 @@
         </w:tc>
         <w:tc>
           <w:tcPr>
-            <w:tcW w:w="502" w:type="dxa"/>
+            <w:tcW w:w="501" w:type="dxa"/>
             <w:tcBorders>
               <w:top w:val="single" w:sz="8" w:space="0" w:color="000000"/>
               <w:start w:val="single" w:sz="8" w:space="0" w:color="000000"/>
@@ -9819,7 +9740,7 @@
         </w:tc>
         <w:tc>
           <w:tcPr>
-            <w:tcW w:w="1298" w:type="dxa"/>
+            <w:tcW w:w="1299" w:type="dxa"/>
             <w:tcBorders>
               <w:top w:val="single" w:sz="8" w:space="0" w:color="000000"/>
               <w:start w:val="single" w:sz="8" w:space="0" w:color="000000"/>
@@ -9846,7 +9767,7 @@
         </w:tc>
         <w:tc>
           <w:tcPr>
-            <w:tcW w:w="1602" w:type="dxa"/>
+            <w:tcW w:w="1601" w:type="dxa"/>
             <w:tcBorders>
               <w:top w:val="single" w:sz="8" w:space="0" w:color="000000"/>
               <w:start w:val="single" w:sz="8" w:space="0" w:color="000000"/>
@@ -9873,7 +9794,7 @@
         </w:tc>
         <w:tc>
           <w:tcPr>
-            <w:tcW w:w="1598" w:type="dxa"/>
+            <w:tcW w:w="1599" w:type="dxa"/>
             <w:tcBorders>
               <w:top w:val="single" w:sz="8" w:space="0" w:color="000000"/>
               <w:start w:val="single" w:sz="8" w:space="0" w:color="000000"/>
@@ -9900,7 +9821,7 @@
         </w:tc>
         <w:tc>
           <w:tcPr>
-            <w:tcW w:w="1102" w:type="dxa"/>
+            <w:tcW w:w="1101" w:type="dxa"/>
             <w:tcBorders>
               <w:top w:val="single" w:sz="8" w:space="0" w:color="000000"/>
               <w:start w:val="single" w:sz="8" w:space="0" w:color="000000"/>
@@ -9927,7 +9848,7 @@
         </w:tc>
         <w:tc>
           <w:tcPr>
-            <w:tcW w:w="1298" w:type="dxa"/>
+            <w:tcW w:w="1299" w:type="dxa"/>
             <w:tcBorders>
               <w:top w:val="single" w:sz="8" w:space="0" w:color="000000"/>
               <w:start w:val="single" w:sz="8" w:space="0" w:color="000000"/>
@@ -9981,7 +9902,7 @@
         </w:tc>
         <w:tc>
           <w:tcPr>
-            <w:tcW w:w="502" w:type="dxa"/>
+            <w:tcW w:w="501" w:type="dxa"/>
             <w:tcBorders>
               <w:top w:val="single" w:sz="8" w:space="0" w:color="000000"/>
               <w:start w:val="single" w:sz="8" w:space="0" w:color="000000"/>
@@ -10039,7 +9960,7 @@
     <w:p>
       <w:pPr>
         <w:pStyle w:val="normal1"/>
-        <w:spacing w:lineRule="auto" w:line="360" w:before="0" w:after="160"/>
+        <w:spacing w:lineRule="auto" w:line="360"/>
         <w:jc w:val="center"/>
         <w:rPr/>
       </w:pPr>
@@ -10098,10 +10019,10 @@
         <w:tblLook w:val="0600"/>
       </w:tblPr>
       <w:tblGrid>
-        <w:gridCol w:w="1498"/>
+        <w:gridCol w:w="1499"/>
         <w:gridCol w:w="1200"/>
         <w:gridCol w:w="1400"/>
-        <w:gridCol w:w="1401"/>
+        <w:gridCol w:w="1400"/>
         <w:gridCol w:w="1001"/>
         <w:gridCol w:w="1200"/>
         <w:gridCol w:w="1300"/>
@@ -10114,7 +10035,7 @@
         </w:trPr>
         <w:tc>
           <w:tcPr>
-            <w:tcW w:w="1498" w:type="dxa"/>
+            <w:tcW w:w="1499" w:type="dxa"/>
             <w:tcBorders>
               <w:top w:val="single" w:sz="8" w:space="0" w:color="000000"/>
               <w:start w:val="single" w:sz="8" w:space="0" w:color="000000"/>
@@ -10204,7 +10125,7 @@
         </w:tc>
         <w:tc>
           <w:tcPr>
-            <w:tcW w:w="1401" w:type="dxa"/>
+            <w:tcW w:w="1400" w:type="dxa"/>
             <w:tcBorders>
               <w:top w:val="single" w:sz="8" w:space="0" w:color="000000"/>
               <w:start w:val="single" w:sz="8" w:space="0" w:color="000000"/>
@@ -10387,7 +10308,7 @@
         <w:trPr/>
         <w:tc>
           <w:tcPr>
-            <w:tcW w:w="1498" w:type="dxa"/>
+            <w:tcW w:w="1499" w:type="dxa"/>
             <w:tcBorders>
               <w:top w:val="single" w:sz="8" w:space="0" w:color="000000"/>
               <w:start w:val="single" w:sz="8" w:space="0" w:color="000000"/>
@@ -10462,7 +10383,7 @@
         </w:tc>
         <w:tc>
           <w:tcPr>
-            <w:tcW w:w="1401" w:type="dxa"/>
+            <w:tcW w:w="1400" w:type="dxa"/>
             <w:tcBorders>
               <w:top w:val="single" w:sz="8" w:space="0" w:color="000000"/>
               <w:start w:val="single" w:sz="8" w:space="0" w:color="000000"/>
@@ -10627,7 +10548,7 @@
         <w:trPr/>
         <w:tc>
           <w:tcPr>
-            <w:tcW w:w="1498" w:type="dxa"/>
+            <w:tcW w:w="1499" w:type="dxa"/>
             <w:tcBorders>
               <w:top w:val="single" w:sz="8" w:space="0" w:color="000000"/>
               <w:start w:val="single" w:sz="8" w:space="0" w:color="000000"/>
@@ -10702,7 +10623,7 @@
         </w:tc>
         <w:tc>
           <w:tcPr>
-            <w:tcW w:w="1401" w:type="dxa"/>
+            <w:tcW w:w="1400" w:type="dxa"/>
             <w:tcBorders>
               <w:top w:val="single" w:sz="8" w:space="0" w:color="000000"/>
               <w:start w:val="single" w:sz="8" w:space="0" w:color="000000"/>
@@ -10867,7 +10788,7 @@
         <w:trPr/>
         <w:tc>
           <w:tcPr>
-            <w:tcW w:w="1498" w:type="dxa"/>
+            <w:tcW w:w="1499" w:type="dxa"/>
             <w:tcBorders>
               <w:top w:val="single" w:sz="8" w:space="0" w:color="000000"/>
               <w:start w:val="single" w:sz="8" w:space="0" w:color="000000"/>
@@ -10942,7 +10863,7 @@
         </w:tc>
         <w:tc>
           <w:tcPr>
-            <w:tcW w:w="1401" w:type="dxa"/>
+            <w:tcW w:w="1400" w:type="dxa"/>
             <w:tcBorders>
               <w:top w:val="single" w:sz="8" w:space="0" w:color="000000"/>
               <w:start w:val="single" w:sz="8" w:space="0" w:color="000000"/>
@@ -11107,7 +11028,7 @@
         <w:trPr/>
         <w:tc>
           <w:tcPr>
-            <w:tcW w:w="1498" w:type="dxa"/>
+            <w:tcW w:w="1499" w:type="dxa"/>
             <w:tcBorders>
               <w:top w:val="single" w:sz="8" w:space="0" w:color="000000"/>
               <w:start w:val="single" w:sz="8" w:space="0" w:color="000000"/>
@@ -11182,7 +11103,7 @@
         </w:tc>
         <w:tc>
           <w:tcPr>
-            <w:tcW w:w="1401" w:type="dxa"/>
+            <w:tcW w:w="1400" w:type="dxa"/>
             <w:tcBorders>
               <w:top w:val="single" w:sz="8" w:space="0" w:color="000000"/>
               <w:start w:val="single" w:sz="8" w:space="0" w:color="000000"/>
@@ -11711,6 +11632,20 @@
     </w:p>
     <w:p>
       <w:pPr>
+        <w:spacing w:before="240" w:after="40"/>
+        <w:ind w:firstLine="0" w:left="0"/>
+        <w:jc w:val="left"/>
+      </w:pPr>
+      <w:r>
+        <w:rPr>
+          <w:rFonts w:ascii="Times New Roman" w:hAnsi="Times New Roman"/>
+          <w:sz w:val="24"/>
+        </w:rPr>
+        <w:t>__________________________________</w:t>
+      </w:r>
+    </w:p>
+    <w:p>
+      <w:pPr>
         <w:pStyle w:val="normal1"/>
         <w:spacing w:lineRule="auto" w:line="360"/>
         <w:rPr/>
@@ -12398,8 +12333,8 @@
         <w:tblLook w:val="0600"/>
       </w:tblPr>
       <w:tblGrid>
-        <w:gridCol w:w="998"/>
-        <w:gridCol w:w="1802"/>
+        <w:gridCol w:w="999"/>
+        <w:gridCol w:w="1801"/>
         <w:gridCol w:w="1800"/>
         <w:gridCol w:w="1800"/>
         <w:gridCol w:w="1800"/>
@@ -12411,7 +12346,7 @@
         </w:trPr>
         <w:tc>
           <w:tcPr>
-            <w:tcW w:w="998" w:type="dxa"/>
+            <w:tcW w:w="999" w:type="dxa"/>
             <w:tcBorders>
               <w:top w:val="single" w:sz="8" w:space="0" w:color="000000"/>
               <w:start w:val="single" w:sz="8" w:space="0" w:color="000000"/>
@@ -12440,7 +12375,7 @@
         </w:tc>
         <w:tc>
           <w:tcPr>
-            <w:tcW w:w="1802" w:type="dxa"/>
+            <w:tcW w:w="1801" w:type="dxa"/>
             <w:tcBorders>
               <w:top w:val="single" w:sz="8" w:space="0" w:color="000000"/>
               <w:start w:val="single" w:sz="8" w:space="0" w:color="000000"/>
@@ -12588,7 +12523,7 @@
         <w:trPr/>
         <w:tc>
           <w:tcPr>
-            <w:tcW w:w="998" w:type="dxa"/>
+            <w:tcW w:w="999" w:type="dxa"/>
             <w:tcBorders>
               <w:top w:val="single" w:sz="8" w:space="0" w:color="000000"/>
               <w:start w:val="single" w:sz="8" w:space="0" w:color="000000"/>
@@ -12615,7 +12550,7 @@
         </w:tc>
         <w:tc>
           <w:tcPr>
-            <w:tcW w:w="1802" w:type="dxa"/>
+            <w:tcW w:w="1801" w:type="dxa"/>
             <w:tcBorders>
               <w:top w:val="single" w:sz="8" w:space="0" w:color="000000"/>
               <w:start w:val="single" w:sz="8" w:space="0" w:color="000000"/>
@@ -12738,7 +12673,7 @@
         <w:trPr/>
         <w:tc>
           <w:tcPr>
-            <w:tcW w:w="998" w:type="dxa"/>
+            <w:tcW w:w="999" w:type="dxa"/>
             <w:tcBorders>
               <w:top w:val="single" w:sz="8" w:space="0" w:color="000000"/>
               <w:start w:val="single" w:sz="8" w:space="0" w:color="000000"/>
@@ -12765,7 +12700,7 @@
         </w:tc>
         <w:tc>
           <w:tcPr>
-            <w:tcW w:w="1802" w:type="dxa"/>
+            <w:tcW w:w="1801" w:type="dxa"/>
             <w:tcBorders>
               <w:top w:val="single" w:sz="8" w:space="0" w:color="000000"/>
               <w:start w:val="single" w:sz="8" w:space="0" w:color="000000"/>
@@ -12888,7 +12823,7 @@
         <w:trPr/>
         <w:tc>
           <w:tcPr>
-            <w:tcW w:w="998" w:type="dxa"/>
+            <w:tcW w:w="999" w:type="dxa"/>
             <w:tcBorders>
               <w:top w:val="single" w:sz="8" w:space="0" w:color="000000"/>
               <w:start w:val="single" w:sz="8" w:space="0" w:color="000000"/>
@@ -12915,7 +12850,7 @@
         </w:tc>
         <w:tc>
           <w:tcPr>
-            <w:tcW w:w="1802" w:type="dxa"/>
+            <w:tcW w:w="1801" w:type="dxa"/>
             <w:tcBorders>
               <w:top w:val="single" w:sz="8" w:space="0" w:color="000000"/>
               <w:start w:val="single" w:sz="8" w:space="0" w:color="000000"/>
@@ -13038,7 +12973,7 @@
         <w:trPr/>
         <w:tc>
           <w:tcPr>
-            <w:tcW w:w="998" w:type="dxa"/>
+            <w:tcW w:w="999" w:type="dxa"/>
             <w:tcBorders>
               <w:top w:val="single" w:sz="8" w:space="0" w:color="000000"/>
               <w:start w:val="single" w:sz="8" w:space="0" w:color="000000"/>
@@ -13065,7 +13000,7 @@
         </w:tc>
         <w:tc>
           <w:tcPr>
-            <w:tcW w:w="1802" w:type="dxa"/>
+            <w:tcW w:w="1801" w:type="dxa"/>
             <w:tcBorders>
               <w:top w:val="single" w:sz="8" w:space="0" w:color="000000"/>
               <w:start w:val="single" w:sz="8" w:space="0" w:color="000000"/>
@@ -13188,7 +13123,7 @@
         <w:trPr/>
         <w:tc>
           <w:tcPr>
-            <w:tcW w:w="998" w:type="dxa"/>
+            <w:tcW w:w="999" w:type="dxa"/>
             <w:tcBorders>
               <w:top w:val="single" w:sz="8" w:space="0" w:color="000000"/>
               <w:start w:val="single" w:sz="8" w:space="0" w:color="000000"/>
@@ -13215,7 +13150,7 @@
         </w:tc>
         <w:tc>
           <w:tcPr>
-            <w:tcW w:w="1802" w:type="dxa"/>
+            <w:tcW w:w="1801" w:type="dxa"/>
             <w:tcBorders>
               <w:top w:val="single" w:sz="8" w:space="0" w:color="000000"/>
               <w:start w:val="single" w:sz="8" w:space="0" w:color="000000"/>
@@ -13338,7 +13273,7 @@
         <w:trPr/>
         <w:tc>
           <w:tcPr>
-            <w:tcW w:w="998" w:type="dxa"/>
+            <w:tcW w:w="999" w:type="dxa"/>
             <w:tcBorders>
               <w:top w:val="single" w:sz="8" w:space="0" w:color="000000"/>
               <w:start w:val="single" w:sz="8" w:space="0" w:color="000000"/>
@@ -13365,7 +13300,7 @@
         </w:tc>
         <w:tc>
           <w:tcPr>
-            <w:tcW w:w="1802" w:type="dxa"/>
+            <w:tcW w:w="1801" w:type="dxa"/>
             <w:tcBorders>
               <w:top w:val="single" w:sz="8" w:space="0" w:color="000000"/>
               <w:start w:val="single" w:sz="8" w:space="0" w:color="000000"/>
@@ -13488,7 +13423,7 @@
         <w:trPr/>
         <w:tc>
           <w:tcPr>
-            <w:tcW w:w="998" w:type="dxa"/>
+            <w:tcW w:w="999" w:type="dxa"/>
             <w:tcBorders>
               <w:top w:val="single" w:sz="8" w:space="0" w:color="000000"/>
               <w:start w:val="single" w:sz="8" w:space="0" w:color="000000"/>
@@ -13515,7 +13450,7 @@
         </w:tc>
         <w:tc>
           <w:tcPr>
-            <w:tcW w:w="1802" w:type="dxa"/>
+            <w:tcW w:w="1801" w:type="dxa"/>
             <w:tcBorders>
               <w:top w:val="single" w:sz="8" w:space="0" w:color="000000"/>
               <w:start w:val="single" w:sz="8" w:space="0" w:color="000000"/>
@@ -13638,7 +13573,7 @@
         <w:trPr/>
         <w:tc>
           <w:tcPr>
-            <w:tcW w:w="998" w:type="dxa"/>
+            <w:tcW w:w="999" w:type="dxa"/>
             <w:tcBorders>
               <w:top w:val="single" w:sz="8" w:space="0" w:color="000000"/>
               <w:start w:val="single" w:sz="8" w:space="0" w:color="000000"/>
@@ -13665,7 +13600,7 @@
         </w:tc>
         <w:tc>
           <w:tcPr>
-            <w:tcW w:w="1802" w:type="dxa"/>
+            <w:tcW w:w="1801" w:type="dxa"/>
             <w:tcBorders>
               <w:top w:val="single" w:sz="8" w:space="0" w:color="000000"/>
               <w:start w:val="single" w:sz="8" w:space="0" w:color="000000"/>
@@ -13842,8 +13777,8 @@
       <w:tblGrid>
         <w:gridCol w:w="799"/>
         <w:gridCol w:w="1201"/>
-        <w:gridCol w:w="1198"/>
-        <w:gridCol w:w="1202"/>
+        <w:gridCol w:w="1199"/>
+        <w:gridCol w:w="1201"/>
         <w:gridCol w:w="4400"/>
       </w:tblGrid>
       <w:tr>
@@ -13910,7 +13845,7 @@
         </w:tc>
         <w:tc>
           <w:tcPr>
-            <w:tcW w:w="1198" w:type="dxa"/>
+            <w:tcW w:w="1199" w:type="dxa"/>
             <w:tcBorders>
               <w:top w:val="single" w:sz="8" w:space="0" w:color="000000"/>
               <w:start w:val="single" w:sz="8" w:space="0" w:color="000000"/>
@@ -13939,7 +13874,7 @@
         </w:tc>
         <w:tc>
           <w:tcPr>
-            <w:tcW w:w="1202" w:type="dxa"/>
+            <w:tcW w:w="1201" w:type="dxa"/>
             <w:tcBorders>
               <w:top w:val="single" w:sz="8" w:space="0" w:color="000000"/>
               <w:start w:val="single" w:sz="8" w:space="0" w:color="000000"/>
@@ -14051,7 +13986,7 @@
         </w:tc>
         <w:tc>
           <w:tcPr>
-            <w:tcW w:w="1198" w:type="dxa"/>
+            <w:tcW w:w="1199" w:type="dxa"/>
             <w:tcBorders>
               <w:top w:val="single" w:sz="8" w:space="0" w:color="000000"/>
               <w:start w:val="single" w:sz="8" w:space="0" w:color="000000"/>
@@ -14075,7 +14010,7 @@
         </w:tc>
         <w:tc>
           <w:tcPr>
-            <w:tcW w:w="1202" w:type="dxa"/>
+            <w:tcW w:w="1201" w:type="dxa"/>
             <w:tcBorders>
               <w:top w:val="single" w:sz="8" w:space="0" w:color="000000"/>
               <w:start w:val="single" w:sz="8" w:space="0" w:color="000000"/>
@@ -14126,7 +14061,7 @@
     <w:p>
       <w:pPr>
         <w:pStyle w:val="normal1"/>
-        <w:spacing w:lineRule="auto" w:line="360" w:before="0" w:after="160"/>
+        <w:spacing w:lineRule="auto" w:line="360"/>
         <w:jc w:val="center"/>
         <w:rPr/>
       </w:pPr>
@@ -14347,10 +14282,10 @@
         <w:gridCol w:w="901"/>
         <w:gridCol w:w="899"/>
         <w:gridCol w:w="901"/>
-        <w:gridCol w:w="898"/>
-        <w:gridCol w:w="902"/>
-        <w:gridCol w:w="898"/>
-        <w:gridCol w:w="902"/>
+        <w:gridCol w:w="899"/>
+        <w:gridCol w:w="901"/>
+        <w:gridCol w:w="899"/>
+        <w:gridCol w:w="901"/>
       </w:tblGrid>
       <w:tr>
         <w:trPr>
@@ -14503,7 +14438,7 @@
         </w:tc>
         <w:tc>
           <w:tcPr>
-            <w:tcW w:w="898" w:type="dxa"/>
+            <w:tcW w:w="899" w:type="dxa"/>
             <w:tcBorders>
               <w:top w:val="single" w:sz="8" w:space="0" w:color="000000"/>
               <w:start w:val="single" w:sz="8" w:space="0" w:color="000000"/>
@@ -14532,7 +14467,7 @@
         </w:tc>
         <w:tc>
           <w:tcPr>
-            <w:tcW w:w="902" w:type="dxa"/>
+            <w:tcW w:w="901" w:type="dxa"/>
             <w:tcBorders>
               <w:top w:val="single" w:sz="8" w:space="0" w:color="000000"/>
               <w:start w:val="single" w:sz="8" w:space="0" w:color="000000"/>
@@ -14561,7 +14496,7 @@
         </w:tc>
         <w:tc>
           <w:tcPr>
-            <w:tcW w:w="898" w:type="dxa"/>
+            <w:tcW w:w="899" w:type="dxa"/>
             <w:tcBorders>
               <w:top w:val="single" w:sz="8" w:space="0" w:color="000000"/>
               <w:start w:val="single" w:sz="8" w:space="0" w:color="000000"/>
@@ -14590,7 +14525,7 @@
         </w:tc>
         <w:tc>
           <w:tcPr>
-            <w:tcW w:w="902" w:type="dxa"/>
+            <w:tcW w:w="901" w:type="dxa"/>
             <w:tcBorders>
               <w:top w:val="single" w:sz="8" w:space="0" w:color="000000"/>
               <w:start w:val="single" w:sz="8" w:space="0" w:color="000000"/>
@@ -14757,7 +14692,7 @@
         </w:tc>
         <w:tc>
           <w:tcPr>
-            <w:tcW w:w="898" w:type="dxa"/>
+            <w:tcW w:w="899" w:type="dxa"/>
             <w:tcBorders>
               <w:top w:val="single" w:sz="8" w:space="0" w:color="000000"/>
               <w:start w:val="single" w:sz="8" w:space="0" w:color="000000"/>
@@ -14784,7 +14719,7 @@
         </w:tc>
         <w:tc>
           <w:tcPr>
-            <w:tcW w:w="902" w:type="dxa"/>
+            <w:tcW w:w="901" w:type="dxa"/>
             <w:tcBorders>
               <w:top w:val="single" w:sz="8" w:space="0" w:color="000000"/>
               <w:start w:val="single" w:sz="8" w:space="0" w:color="000000"/>
@@ -14811,7 +14746,7 @@
         </w:tc>
         <w:tc>
           <w:tcPr>
-            <w:tcW w:w="898" w:type="dxa"/>
+            <w:tcW w:w="899" w:type="dxa"/>
             <w:tcBorders>
               <w:top w:val="single" w:sz="8" w:space="0" w:color="000000"/>
               <w:start w:val="single" w:sz="8" w:space="0" w:color="000000"/>
@@ -14838,7 +14773,7 @@
         </w:tc>
         <w:tc>
           <w:tcPr>
-            <w:tcW w:w="902" w:type="dxa"/>
+            <w:tcW w:w="901" w:type="dxa"/>
             <w:tcBorders>
               <w:top w:val="single" w:sz="8" w:space="0" w:color="000000"/>
               <w:start w:val="single" w:sz="8" w:space="0" w:color="000000"/>
@@ -15003,7 +14938,7 @@
         </w:tc>
         <w:tc>
           <w:tcPr>
-            <w:tcW w:w="898" w:type="dxa"/>
+            <w:tcW w:w="899" w:type="dxa"/>
             <w:tcBorders>
               <w:top w:val="single" w:sz="8" w:space="0" w:color="000000"/>
               <w:start w:val="single" w:sz="8" w:space="0" w:color="000000"/>
@@ -15030,7 +14965,7 @@
         </w:tc>
         <w:tc>
           <w:tcPr>
-            <w:tcW w:w="902" w:type="dxa"/>
+            <w:tcW w:w="901" w:type="dxa"/>
             <w:tcBorders>
               <w:top w:val="single" w:sz="8" w:space="0" w:color="000000"/>
               <w:start w:val="single" w:sz="8" w:space="0" w:color="000000"/>
@@ -15057,7 +14992,7 @@
         </w:tc>
         <w:tc>
           <w:tcPr>
-            <w:tcW w:w="898" w:type="dxa"/>
+            <w:tcW w:w="899" w:type="dxa"/>
             <w:tcBorders>
               <w:top w:val="single" w:sz="8" w:space="0" w:color="000000"/>
               <w:start w:val="single" w:sz="8" w:space="0" w:color="000000"/>
@@ -15084,7 +15019,7 @@
         </w:tc>
         <w:tc>
           <w:tcPr>
-            <w:tcW w:w="902" w:type="dxa"/>
+            <w:tcW w:w="901" w:type="dxa"/>
             <w:tcBorders>
               <w:top w:val="single" w:sz="8" w:space="0" w:color="000000"/>
               <w:start w:val="single" w:sz="8" w:space="0" w:color="000000"/>
@@ -15249,7 +15184,7 @@
         </w:tc>
         <w:tc>
           <w:tcPr>
-            <w:tcW w:w="898" w:type="dxa"/>
+            <w:tcW w:w="899" w:type="dxa"/>
             <w:tcBorders>
               <w:top w:val="single" w:sz="8" w:space="0" w:color="000000"/>
               <w:start w:val="single" w:sz="8" w:space="0" w:color="000000"/>
@@ -15276,7 +15211,7 @@
         </w:tc>
         <w:tc>
           <w:tcPr>
-            <w:tcW w:w="902" w:type="dxa"/>
+            <w:tcW w:w="901" w:type="dxa"/>
             <w:tcBorders>
               <w:top w:val="single" w:sz="8" w:space="0" w:color="000000"/>
               <w:start w:val="single" w:sz="8" w:space="0" w:color="000000"/>
@@ -15303,7 +15238,7 @@
         </w:tc>
         <w:tc>
           <w:tcPr>
-            <w:tcW w:w="898" w:type="dxa"/>
+            <w:tcW w:w="899" w:type="dxa"/>
             <w:tcBorders>
               <w:top w:val="single" w:sz="8" w:space="0" w:color="000000"/>
               <w:start w:val="single" w:sz="8" w:space="0" w:color="000000"/>
@@ -15330,7 +15265,7 @@
         </w:tc>
         <w:tc>
           <w:tcPr>
-            <w:tcW w:w="902" w:type="dxa"/>
+            <w:tcW w:w="901" w:type="dxa"/>
             <w:tcBorders>
               <w:top w:val="single" w:sz="8" w:space="0" w:color="000000"/>
               <w:start w:val="single" w:sz="8" w:space="0" w:color="000000"/>
@@ -15495,7 +15430,7 @@
         </w:tc>
         <w:tc>
           <w:tcPr>
-            <w:tcW w:w="898" w:type="dxa"/>
+            <w:tcW w:w="899" w:type="dxa"/>
             <w:tcBorders>
               <w:top w:val="single" w:sz="8" w:space="0" w:color="000000"/>
               <w:start w:val="single" w:sz="8" w:space="0" w:color="000000"/>
@@ -15522,7 +15457,7 @@
         </w:tc>
         <w:tc>
           <w:tcPr>
-            <w:tcW w:w="902" w:type="dxa"/>
+            <w:tcW w:w="901" w:type="dxa"/>
             <w:tcBorders>
               <w:top w:val="single" w:sz="8" w:space="0" w:color="000000"/>
               <w:start w:val="single" w:sz="8" w:space="0" w:color="000000"/>
@@ -15549,7 +15484,7 @@
         </w:tc>
         <w:tc>
           <w:tcPr>
-            <w:tcW w:w="898" w:type="dxa"/>
+            <w:tcW w:w="899" w:type="dxa"/>
             <w:tcBorders>
               <w:top w:val="single" w:sz="8" w:space="0" w:color="000000"/>
               <w:start w:val="single" w:sz="8" w:space="0" w:color="000000"/>
@@ -15576,7 +15511,7 @@
         </w:tc>
         <w:tc>
           <w:tcPr>
-            <w:tcW w:w="902" w:type="dxa"/>
+            <w:tcW w:w="901" w:type="dxa"/>
             <w:tcBorders>
               <w:top w:val="single" w:sz="8" w:space="0" w:color="000000"/>
               <w:start w:val="single" w:sz="8" w:space="0" w:color="000000"/>
@@ -15716,7 +15651,7 @@
         </w:tc>
         <w:tc>
           <w:tcPr>
-            <w:tcW w:w="898" w:type="dxa"/>
+            <w:tcW w:w="899" w:type="dxa"/>
             <w:tcBorders>
               <w:top w:val="single" w:sz="8" w:space="0" w:color="000000"/>
               <w:start w:val="single" w:sz="8" w:space="0" w:color="000000"/>
@@ -15738,7 +15673,7 @@
         </w:tc>
         <w:tc>
           <w:tcPr>
-            <w:tcW w:w="902" w:type="dxa"/>
+            <w:tcW w:w="901" w:type="dxa"/>
             <w:tcBorders>
               <w:top w:val="single" w:sz="8" w:space="0" w:color="000000"/>
               <w:start w:val="single" w:sz="8" w:space="0" w:color="000000"/>
@@ -15760,7 +15695,7 @@
         </w:tc>
         <w:tc>
           <w:tcPr>
-            <w:tcW w:w="898" w:type="dxa"/>
+            <w:tcW w:w="899" w:type="dxa"/>
             <w:tcBorders>
               <w:top w:val="single" w:sz="8" w:space="0" w:color="000000"/>
               <w:start w:val="single" w:sz="8" w:space="0" w:color="000000"/>
@@ -15782,7 +15717,7 @@
         </w:tc>
         <w:tc>
           <w:tcPr>
-            <w:tcW w:w="902" w:type="dxa"/>
+            <w:tcW w:w="901" w:type="dxa"/>
             <w:tcBorders>
               <w:top w:val="single" w:sz="8" w:space="0" w:color="000000"/>
               <w:start w:val="single" w:sz="8" w:space="0" w:color="000000"/>
@@ -15942,7 +15877,7 @@
         </w:tc>
         <w:tc>
           <w:tcPr>
-            <w:tcW w:w="898" w:type="dxa"/>
+            <w:tcW w:w="899" w:type="dxa"/>
             <w:tcBorders>
               <w:top w:val="single" w:sz="8" w:space="0" w:color="000000"/>
               <w:start w:val="single" w:sz="8" w:space="0" w:color="000000"/>
@@ -15969,7 +15904,7 @@
         </w:tc>
         <w:tc>
           <w:tcPr>
-            <w:tcW w:w="902" w:type="dxa"/>
+            <w:tcW w:w="901" w:type="dxa"/>
             <w:tcBorders>
               <w:top w:val="single" w:sz="8" w:space="0" w:color="000000"/>
               <w:start w:val="single" w:sz="8" w:space="0" w:color="000000"/>
@@ -15996,7 +15931,7 @@
         </w:tc>
         <w:tc>
           <w:tcPr>
-            <w:tcW w:w="898" w:type="dxa"/>
+            <w:tcW w:w="899" w:type="dxa"/>
             <w:tcBorders>
               <w:top w:val="single" w:sz="8" w:space="0" w:color="000000"/>
               <w:start w:val="single" w:sz="8" w:space="0" w:color="000000"/>
@@ -16023,7 +15958,7 @@
         </w:tc>
         <w:tc>
           <w:tcPr>
-            <w:tcW w:w="902" w:type="dxa"/>
+            <w:tcW w:w="901" w:type="dxa"/>
             <w:tcBorders>
               <w:top w:val="single" w:sz="8" w:space="0" w:color="000000"/>
               <w:start w:val="single" w:sz="8" w:space="0" w:color="000000"/>
@@ -16358,6 +16293,7 @@
       <w:keepLines w:val="false"/>
       <w:pageBreakBefore w:val="false"/>
       <w:widowControl/>
+      <w:pBdr/>
       <w:shd w:val="clear" w:fill="auto"/>
       <w:tabs>
         <w:tab w:val="clear" w:pos="720"/>
@@ -16385,6 +16321,7 @@
       <w:keepLines w:val="false"/>
       <w:pageBreakBefore w:val="false"/>
       <w:widowControl/>
+      <w:pBdr/>
       <w:shd w:val="clear" w:fill="auto"/>
       <w:tabs>
         <w:tab w:val="clear" w:pos="720"/>
@@ -17249,7 +17186,6 @@
     <w:qFormat/>
     <w:pPr>
       <w:widowControl/>
-      <w:suppressAutoHyphens w:val="true"/>
       <w:bidi w:val="0"/>
       <w:spacing w:lineRule="auto" w:line="259" w:before="0" w:after="160"/>
       <w:jc w:val="start"/>
@@ -17429,7 +17365,6 @@
     <w:qFormat/>
     <w:pPr>
       <w:widowControl/>
-      <w:suppressAutoHyphens w:val="true"/>
       <w:bidi w:val="0"/>
       <w:spacing w:lineRule="auto" w:line="259" w:before="0" w:after="160"/>
       <w:jc w:val="start"/>

--- a/proyecto_de_grado/TRABAJO_LENIN_ALVARADO.docx
+++ b/proyecto_de_grado/TRABAJO_LENIN_ALVARADO.docx
@@ -14,13 +14,8 @@
         </w:rPr>
       </w:pPr>
       <w:r>
-        <w:rPr>
-          <w:rFonts w:eastAsia="Times New Roman" w:cs="Times New Roman" w:ascii="Times New Roman" w:hAnsi="Times New Roman"/>
-          <w:sz w:val="24"/>
-          <w:szCs w:val="24"/>
-        </w:rPr>
         <w:drawing>
-          <wp:anchor distT="0" distB="0" distL="114300" distR="114300" simplePos="0" relativeHeight="2" behindDoc="0" locked="0" layoutInCell="0" allowOverlap="1">
+          <wp:anchor distT="0" distB="0" distL="114300" distR="114300" simplePos="0" relativeHeight="6" behindDoc="0" locked="0" layoutInCell="0" allowOverlap="1">
             <wp:simplePos x="0" y="0"/>
             <wp:positionH relativeFrom="column">
               <wp:posOffset>-309245</wp:posOffset>
@@ -503,13 +498,8 @@
         <w:rPr/>
       </w:pPr>
       <w:r>
-        <w:rPr>
-          <w:rFonts w:eastAsia="Times New Roman" w:cs="Times New Roman" w:ascii="Times New Roman" w:hAnsi="Times New Roman"/>
-          <w:sz w:val="24"/>
-          <w:szCs w:val="24"/>
-        </w:rPr>
         <w:drawing>
-          <wp:anchor distT="0" distB="0" distL="0" distR="0" simplePos="0" relativeHeight="3" behindDoc="0" locked="0" layoutInCell="1" allowOverlap="1">
+          <wp:anchor distT="0" distB="0" distL="0" distR="0" simplePos="0" relativeHeight="7" behindDoc="0" locked="0" layoutInCell="1" allowOverlap="1">
             <wp:simplePos x="0" y="0"/>
             <wp:positionH relativeFrom="column">
               <wp:posOffset>-647700</wp:posOffset>
@@ -2525,11 +2515,6 @@
         <w:rPr/>
       </w:pPr>
       <w:r>
-        <w:rPr>
-          <w:rFonts w:eastAsia="Times New Roman" w:cs="Times New Roman" w:ascii="Times New Roman" w:hAnsi="Times New Roman"/>
-          <w:sz w:val="24"/>
-          <w:szCs w:val="24"/>
-        </w:rPr>
         <w:drawing>
           <wp:anchor distT="0" distB="0" distL="114300" distR="114300" simplePos="0" relativeHeight="8" behindDoc="0" locked="0" layoutInCell="0" allowOverlap="1">
             <wp:simplePos x="0" y="0"/>
@@ -3853,7 +3838,7 @@
           <w:i w:val="0"/>
           <w:sz w:val="24"/>
         </w:rPr>
-        <w:t>En relación con los antecedentes de la investigación, en primer lugar se cita el trabajo de Martínez, A. (2025), titulado "Propuesta de un Sistema de Gestión de Inventario para Optimizar el Flujo de Metales Preciosos en Casas de Empeño", presentado ante el Colegio Universitario de Administración y Mercadeo (CUAM), Extensión Caracas, para optar al título de Técnico Superior Universitario en Informática. El objetivo principal de dicho estudio fue proponer una solución tecnológica para mejorar el flujo físico y digital de metales preciosos dentro de una organización prendaria. Metodológicamente, se enmarcó bajo la modalidad de proyecto factible, con un diseño de campo de nivel descriptivo, aplicando una encuesta a una muestra de cinco (5) trabajadores. Entre sus conclusiones más relevantes, se determinó que la falta de centralización en el control de existencias eleva el riesgo de pérdidas financieras. Este trabajo aporta a la presente investigación una base metodológica sólida para el levantamiento de requerimientos funcionales y un modelo entidad-relación que sirve de referencia directa para estructurar las tablas de inventario en la base de datos relacional.</w:t>
+        <w:t>Por último, se consideró el trabajo de Naranjo, E. (2023), titulado "Impacto de la Migración de Datos de Hojas de Cálculo a un Ambiente Web Centralizado en la Productividad Administrativa", presentado ante el Instituto Universitario de Tecnología de Administración Industrial (IUTA). El objetivo general fue evaluar las mejoras en la eficiencia operativa tras migrar registros tradicionales de Excel a una plataforma centralizada en la web. La metodología correspondió a un diseño transeccional descriptivo apoyado en una muestra de ocho (8) usuarios. La investigación concluyó que los entornos web centralizados reducen el tiempo de respuesta administrativa en más de un 60% y aumentan la consistencia de los datos. Este antecedente constituye una justificación metodológica clave para nuestro estudio, al validar técnicamente el reemplazo de los libros de cálculo manuales descentralizados por el software interactivo propuesto.</w:t>
       </w:r>
     </w:p>
     <w:p>
@@ -3887,7 +3872,7 @@
           <w:i w:val="0"/>
           <w:sz w:val="24"/>
         </w:rPr>
-        <w:t>Por último, se consideró el trabajo de Naranjo, E. (2023), titulado "Impacto de la Migración de Datos de Hojas de Cálculo a un Ambiente Web Centralizado en la Productividad Administrativa", presentado ante el Instituto Universitario de Tecnología de Administración Industrial (IUTA). El objetivo general fue evaluar las mejoras en la eficiencia operativa tras migrar registros tradicionales de Excel a una plataforma centralizada en la web. La metodología correspondió a un diseño transeccional descriptivo apoyado en una muestra de ocho (8) usuarios. La investigación concluyó que los entornos web centralizados reducen el tiempo de respuesta administrativa en más de un 60% y aumentan la consistencia de los datos. Este antecedente constituye una justificación metodológica clave para nuestro estudio, al validar técnicamente el reemplazo de los libros de cálculo manuales descentralizados por el software interactivo propuesto.</w:t>
+        <w:t>En relación con los antecedentes de la investigación, en primer lugar se cita el trabajo de Martínez, A. (2025), titulado "Propuesta de un Sistema de Gestión de Inventario para Optimizar el Flujo de Metales Preciosos en Casas de Empeño", presentado ante el Colegio Universitario de Administración y Mercadeo (CUAM), Extensión Caracas, para optar al título de Técnico Superior Universitario en Informática. El objetivo principal de dicho estudio fue proponer una solución tecnológica para mejorar el flujo físico y digital de metales preciosos dentro de una organización prendaria. Metodológicamente, se enmarcó bajo la modalidad de proyecto factible, con un diseño de campo de nivel descriptivo, aplicando una encuesta a una muestra de cinco (5) trabajadores. Entre sus conclusiones más relevantes, se determinó que la falta de centralización en el control de existencias eleva el riesgo de pérdidas financieras. Este trabajo aporta a la presente investigación una base metodológica sólida para el levantamiento de requerimientos funcionales y un modelo entidad-relación que sirve de referencia directa para estructurar las tablas de inventario en la base de datos relacional.</w:t>
       </w:r>
     </w:p>
     <w:p>
@@ -3915,6 +3900,43 @@
       </w:r>
     </w:p>
     <w:p>
+      <w:r/>
+    </w:p>
+    <w:p>
+      <w:pPr>
+        <w:spacing w:line="360" w:lineRule="auto" w:before="0" w:after="240"/>
+        <w:ind w:firstLine="720" w:left="0"/>
+        <w:jc w:val="both"/>
+      </w:pPr>
+      <w:r/>
+      <w:r>
+        <w:rPr>
+          <w:rFonts w:ascii="Times New Roman" w:hAnsi="Times New Roman"/>
+          <w:b w:val="0"/>
+          <w:i w:val="0"/>
+          <w:sz w:val="24"/>
+        </w:rPr>
+        <w:t>Por otro lado, el préstamo prendario representa una operación contractual donde el deudor entrega un bien tangible (la prenda de oro o plata) al acreedor como garantía real del crédito recibido. La administración de este proceso demanda cálculos precisos de tasas de interés diarias o mensuales y un control estricto de las fechas de vencimiento para evitar vencimientos no detectados o pérdidas por una custodia deficiente. El sistema de información automatiza estas variables financieras para dar transparencia a ambas partes de la relación contractual.</w:t>
+      </w:r>
+    </w:p>
+    <w:p>
+      <w:pPr>
+        <w:spacing w:line="360" w:lineRule="auto" w:before="0" w:after="240"/>
+        <w:ind w:firstLine="720" w:left="0"/>
+        <w:jc w:val="both"/>
+      </w:pPr>
+      <w:r/>
+      <w:r>
+        <w:rPr>
+          <w:rFonts w:ascii="Times New Roman" w:hAnsi="Times New Roman"/>
+          <w:b w:val="0"/>
+          <w:i w:val="0"/>
+          <w:sz w:val="24"/>
+        </w:rPr>
+        <w:t>La gestión de inventario involucra el control sistemático de los bienes muebles que ingresan y salen de una organización. En el caso particular de metales preciosos (oro y plata), la custodia exige una rigurosidad extrema debido a la alta valorización de los activos y a las fluctuaciones constantes de su precio en el mercado financiero.</w:t>
+      </w:r>
+    </w:p>
+    <w:p>
       <w:pPr>
         <w:spacing w:line="360" w:lineRule="auto" w:before="240" w:after="120"/>
         <w:ind w:firstLine="0" w:left="0"/>
@@ -3928,7 +3950,7 @@
           <w:i w:val="0"/>
           <w:sz w:val="24"/>
         </w:rPr>
-        <w:t>Sistemas de Información</w:t>
+        <w:t>Gestión de Inventario de Metales Preciosos y Préstamos Prendarios</w:t>
       </w:r>
     </w:p>
     <w:p>
@@ -3945,7 +3967,7 @@
           <w:i w:val="0"/>
           <w:sz w:val="24"/>
         </w:rPr>
-        <w:t>Los sistemas de información representan estructuras integradas por recursos humanos, tecnológicos y normativos, diseñados con el propósito de recopilar, almacenar y transformar datos en información útil que sirva de apoyo en la toma de decisiones operativas y estratégicas de las organizaciones. En el contexto de las microempresas, su implantación marca el paso desde procesos manuales o de ofimática descentralizada hacia flujos de trabajo centralizados y controlados.</w:t>
+        <w:t>Conforme a esto, este proyecto implementa un prototipo de interfaz interactiva desplegado en web, lo cual permite al personal operativo de la empresa validar el diseño de las pantallas y flujos de consulta antes de consolidar el backend. Esto minimiza la resistencia al cambio tecnológico y garantiza que el software se ajuste a las necesidades reales del puesto de trabajo.</w:t>
       </w:r>
     </w:p>
     <w:p>
@@ -3962,7 +3984,7 @@
           <w:i w:val="0"/>
           <w:sz w:val="24"/>
         </w:rPr>
-        <w:t>Un sistema de información se define como un conjunto de componentes interrelacionados que recolectan, procesan, almacenan y distribuyen información para apoyar la toma de decisiones y el control en una organización. Los sistemas de información ayudan a los gerentes y trabajadores a analizar problemas, visualizar asuntos complejos y crear nuevos productos. (Kendall y Kendall, 2011, p. 12)</w:t>
+        <w:t>El modelo de construcción de prototipos ayuda al desarrollador y al cliente a entender mejor los requisitos del sistema cuando los objetivos generales del software están definidos, pero los detalles técnicos de entrada y salida aún no se comprenden en su totalidad por parte de los usuarios finales. (Pressman, 2010, p. 45)</w:t>
       </w:r>
     </w:p>
     <w:p>
@@ -3979,7 +4001,7 @@
           <w:i w:val="0"/>
           <w:sz w:val="24"/>
         </w:rPr>
-        <w:t>De este modo, para la empresa Inversiones Más Por Tu Oro 17 C.A., el sistema propuesto no constituye únicamente un repositorio de datos, sino un núcleo operativo que articula la gestión del inventario y la valoración de prendas en tiempo real, agilizando el flujo diario y eliminando la duplicidad en el procesamiento.</w:t>
+        <w:t>La ingeniería de software comprende el conjunto de metodologías, técnicas y herramientas disciplinadas destinadas al desarrollo e implantación de aplicaciones informáticas eficientes y escalables. Durante el ciclo de vida del software, el modelado de la interfaz y la definición de requerimientos funcionales constituyen los pilares del diseño lógico.</w:t>
       </w:r>
     </w:p>
     <w:p>
@@ -3996,7 +4018,7 @@
           <w:i w:val="0"/>
           <w:sz w:val="24"/>
         </w:rPr>
-        <w:t>Bases de Datos Relacionales y Centralización</w:t>
+        <w:t>Ingeniería de Software y Modelado de Interfaces</w:t>
       </w:r>
     </w:p>
     <w:p>
@@ -4013,7 +4035,7 @@
           <w:i w:val="0"/>
           <w:sz w:val="24"/>
         </w:rPr>
-        <w:t>Una base de datos es una colección organizada y estructurada de información persistente, gestionada mediante un software especializado que garantiza el acceso rápido, seguro y coherente de los usuarios. En el desarrollo de software, la adopción del modelo relacional es fundamental para asegurar que los datos no sufran de inconsistencias o sobreescrituras accidentales.</w:t>
+        <w:t>Para el control de los préstamos prendarios, el modelo relacional permite vincular la tabla de clientes con la tabla de contratos de empeño y la tabla de inventario de metales. Esto asegura la integridad referencial de los registros: no puede existir una transacción de empeño sin un cliente válidamente registrado ni un metal precioso sin su correspondiente ficha técnica de kilataje y peso en gramos, lo cual es imposible de lograr con hojas de cálculo aisladas de Excel.</w:t>
       </w:r>
     </w:p>
     <w:p>
@@ -4047,7 +4069,7 @@
           <w:i w:val="0"/>
           <w:sz w:val="24"/>
         </w:rPr>
-        <w:t>Para el control de los préstamos prendarios, el modelo relacional permite vincular la tabla de clientes con la tabla de contratos de empeño y la tabla de inventario de metales. Esto asegura la integridad referencial de los registros: no puede existir una transacción de empeño sin un deudor registrado ni un metal precioso sin su correspondiente ficha técnica de kilataje y peso en gramos, lo cual es imposible de lograr con hojas de cálculo aisladas de Excel.</w:t>
+        <w:t>Una base de datos es una colección organizada y estructurada de información persistente, gestionada mediante un software especializado que garantiza el acceso rápido, seguro y coherente de los usuarios. En el desarrollo de software, la adopción del modelo relacional es fundamental para asegurar que los datos no sufran de inconsistencias o sobreescrituras accidentales.</w:t>
       </w:r>
     </w:p>
     <w:p>
@@ -4064,7 +4086,7 @@
           <w:i w:val="0"/>
           <w:sz w:val="24"/>
         </w:rPr>
-        <w:t>Ingeniería de Software y Modelado de Interfaces</w:t>
+        <w:t>Bases de Datos Relacionales y Centralización</w:t>
       </w:r>
     </w:p>
     <w:p>
@@ -4081,7 +4103,7 @@
           <w:i w:val="0"/>
           <w:sz w:val="24"/>
         </w:rPr>
-        <w:t>La ingeniería de software comprende el conjunto de metodologías, técnicas y herramientas disciplinadas destinadas al desarrollo e implantación de aplicaciones informáticas eficientes y escalables. Durante el ciclo de vida del software, el modelado de la interfaz y la definición de requerimientos funcionales constituyen los pilares del diseño lógico.</w:t>
+        <w:t>De este modo, para la empresa Inversiones Más Por Tu Oro 17 C.A., el sistema propuesto no constituye únicamente un repositorio de datos, sino un núcleo operativo que articula la gestión del inventario y la valoración de prendas en tiempo real, agilizando el flujo diario y eliminando la duplicidad en el procesamiento.</w:t>
       </w:r>
     </w:p>
     <w:p>
@@ -4098,7 +4120,7 @@
           <w:i w:val="0"/>
           <w:sz w:val="24"/>
         </w:rPr>
-        <w:t>El modelo de construcción de prototipos ayuda al desarrollador y al cliente a entender mejor los requisitos del sistema cuando los objetivos generales del software están definidos, pero los detalles técnicos de entrada y salida aún no se comprenden en su totalidad por parte de los usuarios finales. (Pressman, 2010, p. 45)</w:t>
+        <w:t>Un sistema de información se define como un conjunto de componentes interrelacionados que recolectan, procesan, almacenan y distribuyen información para apoyar la toma de decisiones y el control en una organización. Los sistemas de información ayudan a los gerentes y trabajadores a analizar problemas, visualizar asuntos complejos y crear nuevos productos. (Kendall y Kendall, 2011, p. 12)</w:t>
       </w:r>
     </w:p>
     <w:p>
@@ -4115,7 +4137,7 @@
           <w:i w:val="0"/>
           <w:sz w:val="24"/>
         </w:rPr>
-        <w:t>Conforme a esto, este proyecto implementa un prototipo de interfaz interactiva desplegado en web, lo cual permite al personal operativo de la empresa validar el diseño de las pantallas y flujos de consulta antes de consolidar el backend. Esto minimiza la resistencia al cambio tecnológico y garantiza que el software se ajuste a las necesidades reales del puesto de trabajo.</w:t>
+        <w:t>Los sistemas de información representan estructuras integradas por recursos humanos, tecnológicos y normativos, diseñados con el propósito de recopilar, almacenar y transformar datos en información útil que sirva de apoyo en la toma de decisiones operativas y estratégicas de las organizaciones. En el contexto de las microempresas, su implantación marca el paso desde procesos manuales o de ofimática descentralizada hacia flujos de trabajo centralizados y controlados.</w:t>
       </w:r>
     </w:p>
     <w:p>
@@ -4132,8 +4154,35 @@
           <w:i w:val="0"/>
           <w:sz w:val="24"/>
         </w:rPr>
-        <w:t>Gestión de Inventario de Metales Preciosos y Préstamos Prendarios</w:t>
-      </w:r>
+        <w:t>Sistemas de Información</w:t>
+      </w:r>
+    </w:p>
+    <w:p>
+      <w:pPr>
+        <w:pStyle w:val="normal1"/>
+        <w:spacing w:lineRule="auto" w:line="360"/>
+        <w:jc w:val="both"/>
+        <w:rPr>
+          <w:rFonts w:ascii="Times New Roman" w:hAnsi="Times New Roman" w:eastAsia="Times New Roman" w:cs="Times New Roman"/>
+          <w:b/>
+          <w:bCs/>
+          <w:sz w:val="24"/>
+          <w:szCs w:val="24"/>
+        </w:rPr>
+      </w:pPr>
+      <w:r>
+        <w:rPr>
+          <w:rFonts w:eastAsia="Times New Roman" w:cs="Times New Roman" w:ascii="Times New Roman" w:hAnsi="Times New Roman"/>
+          <w:b/>
+          <w:bCs/>
+          <w:sz w:val="24"/>
+          <w:szCs w:val="24"/>
+        </w:rPr>
+        <w:t>Bases Legales</w:t>
+      </w:r>
+    </w:p>
+    <w:p>
+      <w:r/>
     </w:p>
     <w:p>
       <w:pPr>
@@ -4149,7 +4198,7 @@
           <w:i w:val="0"/>
           <w:sz w:val="24"/>
         </w:rPr>
-        <w:t>La gestión de inventario involucra el control sistemático de los bienes muebles que ingresan y salen de una organización. En el caso particular de metales preciosos (oro y plata), la custodia exige una rigurosidad extrema debido a la alta valorización de los activos y a las fluctuaciones constantes de su precio en el mercado financiero.</w:t>
+        <w:t>Análisis de relación: El módulo de registro de garantías prendarias en el software propuesto está específicamente parametrizado para almacenar las variables requeridas por este marco legal: kilataje de la pieza, peso en gramos determinado por balanzas certificadas, descripción física detallada y datos sociodemográficos verificados del cliente (C.I., firma y huella digital). De este modo, la empresa Inversiones Más Por Tu Oro 17 C.A. puede demostrar ante inspecciones de las autoridades reguladoras que sus operaciones cumplen con las declaraciones y el control de trazabilidad exigidos por la ley de metales preciosos.</w:t>
       </w:r>
     </w:p>
     <w:p>
@@ -4166,31 +4215,9 @@
           <w:i w:val="0"/>
           <w:sz w:val="24"/>
         </w:rPr>
-        <w:t>Por otro lado, el préstamo prendario representa una operación contractual donde el deudor entrega un bien tangible (la prenda de oro o plata) al acreedor como garantía real del crédito recibido. La administración de este proceso demanda cálculos precisos de tasas de interés y un control estricto de las fechas de vencimiento para evitar demoras operativas o pérdidas por custodia deficiente. El sistema de información automatiza estas variables financieras para dar transparencia a ambas partes de la relación contractual.</w:t>
-      </w:r>
-    </w:p>
-    <w:p>
-      <w:pPr>
-        <w:pStyle w:val="normal1"/>
-        <w:spacing w:lineRule="auto" w:line="360"/>
-        <w:jc w:val="both"/>
-        <w:rPr>
-          <w:rFonts w:ascii="Times New Roman" w:hAnsi="Times New Roman" w:eastAsia="Times New Roman" w:cs="Times New Roman"/>
-          <w:b/>
-          <w:bCs/>
-          <w:sz w:val="24"/>
-          <w:szCs w:val="24"/>
-        </w:rPr>
-      </w:pPr>
-      <w:r>
-        <w:rPr>
-          <w:rFonts w:eastAsia="Times New Roman" w:cs="Times New Roman" w:ascii="Times New Roman" w:hAnsi="Times New Roman"/>
-          <w:b/>
-          <w:bCs/>
-          <w:sz w:val="24"/>
-          <w:szCs w:val="24"/>
-        </w:rPr>
-        <w:t>Bases Legales</w:t>
+        <w:t>Decreto con Rango, Valor y Fuerza de Ley que Reserva al Estado las Actividades de Exploración y Explotación del Oro y demás Metales Preciosos (2015):</w:t>
+        <w:br/>
+        <w:t>Este decreto y sus resoluciones complementarias regulan la tenencia, comercialización e inventario de oro y metales preciosos dentro del territorio nacional, exigiendo a los establecimientos autorizados mantener un registro pormenorizado de las transacciones, peso exacto en gramos y datos de procedencia de los metales adquiridos o recibidos en garantía.</w:t>
       </w:r>
     </w:p>
     <w:p>
@@ -4207,7 +4234,7 @@
           <w:i w:val="0"/>
           <w:sz w:val="24"/>
         </w:rPr>
-        <w:t>El sustento jurídico de esta investigación se enmarca en las leyes y normativas venezolanas que regulan el uso de tecnologías de información y controlan la actividad comercial y financiera de custodia y préstamo sobre bienes muebles. A continuación se detallan las bases legales y el análisis relacional que las vincula directamente con el sistema propuesto.</w:t>
+        <w:t>Análisis de relación: La aplicación web para la gestión de inventario y préstamos prendarios actúa como un soporte técnico fundamental para el cumplimiento de las obligaciones del Código de Comercio. Al centralizar los registros en una base de datos relacional, el sistema genera de forma automática reportes cronológicos de transacciones de compra, custodia y préstamos activos, garantizando la fidelidad y el orden del inventario sin los riesgos de inconsistencia aritmética que caracterizan a los registros manuales en hojas de cálculo.</w:t>
       </w:r>
     </w:p>
     <w:p>
@@ -4224,6 +4251,78 @@
           <w:i w:val="0"/>
           <w:sz w:val="24"/>
         </w:rPr>
+        <w:t>Código de Comercio de Venezuela (1955):</w:t>
+        <w:br/>
+        <w:t>El Artículo 32 establece la obligación de todo comerciante de llevar la contabilidad mercantil de forma organizada, debiendo llevar el Libro Diario, el Libro Mayor y el de Inventarios, en idioma castellano y de forma cronológica.</w:t>
+      </w:r>
+    </w:p>
+    <w:p>
+      <w:pPr>
+        <w:spacing w:line="360" w:lineRule="auto" w:before="0" w:after="240"/>
+        <w:ind w:firstLine="720" w:left="0"/>
+        <w:jc w:val="both"/>
+      </w:pPr>
+      <w:r/>
+      <w:r>
+        <w:rPr>
+          <w:rFonts w:ascii="Times New Roman" w:hAnsi="Times New Roman"/>
+          <w:b w:val="0"/>
+          <w:i w:val="0"/>
+          <w:sz w:val="24"/>
+        </w:rPr>
+        <w:t>Análisis de relación: El sistema propuesto implementa controles de seguridad física y lógica para cumplir con esta normativa. Se diseñan módulos de acceso restringido mediante perfiles de usuario y contraseñas cifradas, limitando las acciones operativas (Gerente, Administrador, Cajero) y resguardando la base de datos contra accesos no autorizados. Adicionalmente, el diseño contempla respaldos automáticos de datos para evitar la pérdida o alteración ilícita de los registros de contratos de empeño y garantías reales.</w:t>
+      </w:r>
+    </w:p>
+    <w:p>
+      <w:pPr>
+        <w:spacing w:line="360" w:lineRule="auto" w:before="0" w:after="240"/>
+        <w:ind w:firstLine="720" w:left="0"/>
+        <w:jc w:val="both"/>
+      </w:pPr>
+      <w:r/>
+      <w:r>
+        <w:rPr>
+          <w:rFonts w:ascii="Times New Roman" w:hAnsi="Times New Roman"/>
+          <w:b w:val="0"/>
+          <w:i w:val="0"/>
+          <w:sz w:val="24"/>
+        </w:rPr>
+        <w:t>Ley Especial Contra los Delitos Informáticos (2001):</w:t>
+        <w:br/>
+        <w:t>Esta ley tiene por objeto la protección integral de los sistemas que utilicen tecnologías de información, así como la prevención y sanción de los delitos cometidos contra o mediante el uso de tales sistemas. Artículos clave regulan el acceso indebido (Art. 6) y la manipulación de sistemas protegidos o alteración de datos (Art. 7).</w:t>
+      </w:r>
+    </w:p>
+    <w:p>
+      <w:pPr>
+        <w:spacing w:line="360" w:lineRule="auto" w:before="0" w:after="240"/>
+        <w:ind w:firstLine="720" w:left="0"/>
+        <w:jc w:val="both"/>
+      </w:pPr>
+      <w:r/>
+      <w:r>
+        <w:rPr>
+          <w:rFonts w:ascii="Times New Roman" w:hAnsi="Times New Roman"/>
+          <w:b w:val="0"/>
+          <w:i w:val="0"/>
+          <w:sz w:val="24"/>
+        </w:rPr>
+        <w:t>Análisis de relación: El desarrollo de este software de gestión representa una materialización a microescala de los objetivos del Artículo 110, al incorporar innovación tecnológica en un sector comercial tradicional (comercio prendario) para modernizar sus procesos administrativos. El proyecto demuestra cómo el uso de herramientas tecnológicas libres fomenta el desarrollo del comercio y mejora la eficiencia de los servicios locales, alineándose con las políticas públicas de fomento tecnológico.</w:t>
+      </w:r>
+    </w:p>
+    <w:p>
+      <w:pPr>
+        <w:spacing w:line="360" w:lineRule="auto" w:before="0" w:after="240"/>
+        <w:ind w:firstLine="720" w:left="0"/>
+        <w:jc w:val="both"/>
+      </w:pPr>
+      <w:r/>
+      <w:r>
+        <w:rPr>
+          <w:rFonts w:ascii="Times New Roman" w:hAnsi="Times New Roman"/>
+          <w:b w:val="0"/>
+          <w:i w:val="0"/>
+          <w:sz w:val="24"/>
+        </w:rPr>
         <w:t>Constitución de la República Bolivariana de Venezuela (1999):</w:t>
         <w:br/>
         <w:t>El Artículo 110 establece que el Estado reconocerá el interés público de la ciencia, la tecnología, el conocimiento, la información y sus servicios asociados como instrumentos fundamentales para el desarrollo económico, social y político del país. Asimismo, indica que el Estado garantizará los recursos necesarios para el fomento de estas actividades.</w:t>
@@ -4243,115 +4342,7 @@
           <w:i w:val="0"/>
           <w:sz w:val="24"/>
         </w:rPr>
-        <w:t>Análisis de relación: El desarrollo de este software de gestión representa una materialización a microescala de los objetivos del Artículo 110, al incorporar innovación tecnológica en un sector comercial tradicional (comercio prendario) para modernizar sus procesos administrativos. El proyecto demuestra cómo el uso de herramientas tecnológicas libres fomenta el desarrollo del comercio y mejora la eficiencia de los servicios locales, alineándose con las políticas públicas de fomento tecnológico.</w:t>
-      </w:r>
-    </w:p>
-    <w:p>
-      <w:pPr>
-        <w:spacing w:line="360" w:lineRule="auto" w:before="0" w:after="240"/>
-        <w:ind w:firstLine="720" w:left="0"/>
-        <w:jc w:val="both"/>
-      </w:pPr>
-      <w:r/>
-      <w:r>
-        <w:rPr>
-          <w:rFonts w:ascii="Times New Roman" w:hAnsi="Times New Roman"/>
-          <w:b w:val="0"/>
-          <w:i w:val="0"/>
-          <w:sz w:val="24"/>
-        </w:rPr>
-        <w:t>Ley Especial Contra los Delitos Informáticos (2001):</w:t>
-        <w:br/>
-        <w:t>Esta ley tiene por objeto la protección integral de los sistemas que utilicen tecnologías de información, así como la prevención y sanción de los delitos cometidos contra o mediante el uso de tales sistemas. Artículos clave regulan el acceso indebido (Art. 6) y la manipulación de sistemas protegidos o alteración de datos (Art. 7).</w:t>
-      </w:r>
-    </w:p>
-    <w:p>
-      <w:pPr>
-        <w:spacing w:line="360" w:lineRule="auto" w:before="0" w:after="240"/>
-        <w:ind w:firstLine="720" w:left="0"/>
-        <w:jc w:val="both"/>
-      </w:pPr>
-      <w:r/>
-      <w:r>
-        <w:rPr>
-          <w:rFonts w:ascii="Times New Roman" w:hAnsi="Times New Roman"/>
-          <w:b w:val="0"/>
-          <w:i w:val="0"/>
-          <w:sz w:val="24"/>
-        </w:rPr>
-        <w:t>Análisis de relación: El sistema propuesto implementa controles de seguridad física y lógica para cumplir con esta normativa. Se diseñan módulos de acceso restringido mediante perfiles de usuario y contraseñas cifradas, limitando las acciones operativas (Gerente, Administrador, Cajero) y resguardando la base de datos contra accesos no autorizados. Adicionalmente, el diseño contempla respaldos automáticos de datos para evitar la pérdida o alteración ilícita de los registros de contratos de empeño y garantías reales.</w:t>
-      </w:r>
-    </w:p>
-    <w:p>
-      <w:pPr>
-        <w:spacing w:line="360" w:lineRule="auto" w:before="0" w:after="240"/>
-        <w:ind w:firstLine="720" w:left="0"/>
-        <w:jc w:val="both"/>
-      </w:pPr>
-      <w:r/>
-      <w:r>
-        <w:rPr>
-          <w:rFonts w:ascii="Times New Roman" w:hAnsi="Times New Roman"/>
-          <w:b w:val="0"/>
-          <w:i w:val="0"/>
-          <w:sz w:val="24"/>
-        </w:rPr>
-        <w:t>Código de Comercio de Venezuela (1955):</w:t>
-        <w:br/>
-        <w:t>El Artículo 32 establece la obligación de todo comerciante de llevar la contabilidad mercantil de forma organizada, debiendo llevar el Libro Diario, el Libro Mayor y el de Inventarios, en idioma castellano y de forma cronológica.</w:t>
-      </w:r>
-    </w:p>
-    <w:p>
-      <w:pPr>
-        <w:spacing w:line="360" w:lineRule="auto" w:before="0" w:after="240"/>
-        <w:ind w:firstLine="720" w:left="0"/>
-        <w:jc w:val="both"/>
-      </w:pPr>
-      <w:r/>
-      <w:r>
-        <w:rPr>
-          <w:rFonts w:ascii="Times New Roman" w:hAnsi="Times New Roman"/>
-          <w:b w:val="0"/>
-          <w:i w:val="0"/>
-          <w:sz w:val="24"/>
-        </w:rPr>
-        <w:t>Análisis de relación: La aplicación web para la gestión de inventario y préstamos prendarios actúa como un soporte técnico fundamental para el cumplimiento de las obligaciones del Código de Comercio. Al centralizar los registros en una base de datos relacional, el sistema genera de forma automática reportes cronológicos de transacciones de compra, custodia y préstamos activos, garantizando la fidelidad y el orden del inventario sin los riesgos de inconsistencia aritmética que caracterizan a los registros manuales en hojas de cálculo.</w:t>
-      </w:r>
-    </w:p>
-    <w:p>
-      <w:pPr>
-        <w:spacing w:line="360" w:lineRule="auto" w:before="0" w:after="240"/>
-        <w:ind w:firstLine="720" w:left="0"/>
-        <w:jc w:val="both"/>
-      </w:pPr>
-      <w:r/>
-      <w:r>
-        <w:rPr>
-          <w:rFonts w:ascii="Times New Roman" w:hAnsi="Times New Roman"/>
-          <w:b w:val="0"/>
-          <w:i w:val="0"/>
-          <w:sz w:val="24"/>
-        </w:rPr>
-        <w:t>Ley Orgánica de Minas (Gaceta Oficial N° 6.802 Extraordinario del 15 de abril de 2026):</w:t>
-        <w:br/>
-        <w:t>Esta ley regula de forma consolidada las actividades mineras y sus conexas, incluyendo el procesamiento, tenencia, transporte y comercialización de metales preciosos dentro del territorio nacional, estableciendo además el derecho preferente de compra por parte del Banco Central de Venezuela (BCV). Asimismo, se complementa con las normativas sobre prevención de legitimación de capitales bajo la Ley Orgánica contra la Delincuencia Organizada y Financiamiento al Terrorismo (2012).</w:t>
-      </w:r>
-    </w:p>
-    <w:p>
-      <w:pPr>
-        <w:spacing w:line="360" w:lineRule="auto" w:before="0" w:after="240"/>
-        <w:ind w:firstLine="720" w:left="0"/>
-        <w:jc w:val="both"/>
-      </w:pPr>
-      <w:r/>
-      <w:r>
-        <w:rPr>
-          <w:rFonts w:ascii="Times New Roman" w:hAnsi="Times New Roman"/>
-          <w:b w:val="0"/>
-          <w:i w:val="0"/>
-          <w:sz w:val="24"/>
-        </w:rPr>
-        <w:t>Análisis de relación: El sistema propuesto se alinea directamente con las exigencias de fiscalización y registro de la Ley Orgánica de Minas y las normativas de prevención de legitimación de capitales. Al automatizar la ficha de registro de los contratos prendarios, el software almacena y resguarda de forma segura los datos exigidos para la trazabilidad de los metales adquiridos o recibidos en garantía: peso exacto en gramos, kilataje, descripción detallada del bien y la identificación plenamente verificada del deudor (C.I., firma y huella digital). De esta manera, el sistema asegura que la empresa Inversiones Más Por Tu Oro 17 C.A. mantenga registros fidedignos y auditables que demuestren que los metales custodiados corresponden a piezas de uso personal y comercialización lícita, facilitando la transparencia operativa ante cualquier fiscalización de los entes gubernamentales.</w:t>
+        <w:t>El sustento jurídico de esta investigación se enmarca en las leyes y normativas venezolanas que regulan el uso de tecnologías de información y controlan la actividad comercial y financiera de custodia y préstamo sobre bienes muebles. A continuación se detallan las bases legales y el análisis relacional que las vincula directamente con el sistema propuesto.</w:t>
       </w:r>
     </w:p>
     <w:p>
@@ -4459,13 +4450,13 @@
       </w:tblPr>
       <w:tblGrid>
         <w:gridCol w:w="1700"/>
-        <w:gridCol w:w="1299"/>
-        <w:gridCol w:w="1601"/>
-        <w:gridCol w:w="1599"/>
-        <w:gridCol w:w="1101"/>
-        <w:gridCol w:w="1299"/>
+        <w:gridCol w:w="1298"/>
+        <w:gridCol w:w="1602"/>
+        <w:gridCol w:w="1598"/>
+        <w:gridCol w:w="1102"/>
+        <w:gridCol w:w="1298"/>
         <w:gridCol w:w="1500"/>
-        <w:gridCol w:w="501"/>
+        <w:gridCol w:w="502"/>
       </w:tblGrid>
       <w:tr>
         <w:trPr>
@@ -4503,7 +4494,7 @@
         </w:tc>
         <w:tc>
           <w:tcPr>
-            <w:tcW w:w="1299" w:type="dxa"/>
+            <w:tcW w:w="1298" w:type="dxa"/>
             <w:tcBorders>
               <w:top w:val="single" w:sz="8" w:space="0" w:color="000000"/>
               <w:start w:val="single" w:sz="8" w:space="0" w:color="000000"/>
@@ -4533,7 +4524,7 @@
         </w:tc>
         <w:tc>
           <w:tcPr>
-            <w:tcW w:w="1601" w:type="dxa"/>
+            <w:tcW w:w="1602" w:type="dxa"/>
             <w:tcBorders>
               <w:top w:val="single" w:sz="8" w:space="0" w:color="000000"/>
               <w:start w:val="single" w:sz="8" w:space="0" w:color="000000"/>
@@ -4563,7 +4554,7 @@
         </w:tc>
         <w:tc>
           <w:tcPr>
-            <w:tcW w:w="1599" w:type="dxa"/>
+            <w:tcW w:w="1598" w:type="dxa"/>
             <w:tcBorders>
               <w:top w:val="single" w:sz="8" w:space="0" w:color="000000"/>
               <w:start w:val="single" w:sz="8" w:space="0" w:color="000000"/>
@@ -4593,7 +4584,7 @@
         </w:tc>
         <w:tc>
           <w:tcPr>
-            <w:tcW w:w="1101" w:type="dxa"/>
+            <w:tcW w:w="1102" w:type="dxa"/>
             <w:tcBorders>
               <w:top w:val="single" w:sz="8" w:space="0" w:color="000000"/>
               <w:start w:val="single" w:sz="8" w:space="0" w:color="000000"/>
@@ -4623,7 +4614,7 @@
         </w:tc>
         <w:tc>
           <w:tcPr>
-            <w:tcW w:w="1299" w:type="dxa"/>
+            <w:tcW w:w="1298" w:type="dxa"/>
             <w:tcBorders>
               <w:top w:val="single" w:sz="8" w:space="0" w:color="000000"/>
               <w:start w:val="single" w:sz="8" w:space="0" w:color="000000"/>
@@ -4683,7 +4674,7 @@
         </w:tc>
         <w:tc>
           <w:tcPr>
-            <w:tcW w:w="501" w:type="dxa"/>
+            <w:tcW w:w="502" w:type="dxa"/>
             <w:tcBorders>
               <w:top w:val="single" w:sz="8" w:space="0" w:color="000000"/>
               <w:start w:val="single" w:sz="8" w:space="0" w:color="000000"/>
@@ -4737,7 +4728,7 @@
         </w:tc>
         <w:tc>
           <w:tcPr>
-            <w:tcW w:w="1299" w:type="dxa"/>
+            <w:tcW w:w="1298" w:type="dxa"/>
             <w:tcBorders>
               <w:top w:val="single" w:sz="8" w:space="0" w:color="000000"/>
               <w:start w:val="single" w:sz="8" w:space="0" w:color="000000"/>
@@ -4764,7 +4755,7 @@
         </w:tc>
         <w:tc>
           <w:tcPr>
-            <w:tcW w:w="1601" w:type="dxa"/>
+            <w:tcW w:w="1602" w:type="dxa"/>
             <w:tcBorders>
               <w:top w:val="single" w:sz="8" w:space="0" w:color="000000"/>
               <w:start w:val="single" w:sz="8" w:space="0" w:color="000000"/>
@@ -4791,7 +4782,7 @@
         </w:tc>
         <w:tc>
           <w:tcPr>
-            <w:tcW w:w="1599" w:type="dxa"/>
+            <w:tcW w:w="1598" w:type="dxa"/>
             <w:tcBorders>
               <w:top w:val="single" w:sz="8" w:space="0" w:color="000000"/>
               <w:start w:val="single" w:sz="8" w:space="0" w:color="000000"/>
@@ -4818,7 +4809,7 @@
         </w:tc>
         <w:tc>
           <w:tcPr>
-            <w:tcW w:w="1101" w:type="dxa"/>
+            <w:tcW w:w="1102" w:type="dxa"/>
             <w:tcBorders>
               <w:top w:val="single" w:sz="8" w:space="0" w:color="000000"/>
               <w:start w:val="single" w:sz="8" w:space="0" w:color="000000"/>
@@ -4845,7 +4836,7 @@
         </w:tc>
         <w:tc>
           <w:tcPr>
-            <w:tcW w:w="1299" w:type="dxa"/>
+            <w:tcW w:w="1298" w:type="dxa"/>
             <w:tcBorders>
               <w:top w:val="single" w:sz="8" w:space="0" w:color="000000"/>
               <w:start w:val="single" w:sz="8" w:space="0" w:color="000000"/>
@@ -4899,7 +4890,7 @@
         </w:tc>
         <w:tc>
           <w:tcPr>
-            <w:tcW w:w="501" w:type="dxa"/>
+            <w:tcW w:w="502" w:type="dxa"/>
             <w:tcBorders>
               <w:top w:val="single" w:sz="8" w:space="0" w:color="000000"/>
               <w:start w:val="single" w:sz="8" w:space="0" w:color="000000"/>
@@ -4950,7 +4941,7 @@
         </w:tc>
         <w:tc>
           <w:tcPr>
-            <w:tcW w:w="1299" w:type="dxa"/>
+            <w:tcW w:w="1298" w:type="dxa"/>
             <w:tcBorders>
               <w:top w:val="single" w:sz="8" w:space="0" w:color="000000"/>
               <w:start w:val="single" w:sz="8" w:space="0" w:color="000000"/>
@@ -4977,7 +4968,7 @@
         </w:tc>
         <w:tc>
           <w:tcPr>
-            <w:tcW w:w="1601" w:type="dxa"/>
+            <w:tcW w:w="1602" w:type="dxa"/>
             <w:tcBorders>
               <w:top w:val="single" w:sz="8" w:space="0" w:color="000000"/>
               <w:start w:val="single" w:sz="8" w:space="0" w:color="000000"/>
@@ -5004,7 +4995,7 @@
         </w:tc>
         <w:tc>
           <w:tcPr>
-            <w:tcW w:w="1599" w:type="dxa"/>
+            <w:tcW w:w="1598" w:type="dxa"/>
             <w:tcBorders>
               <w:top w:val="single" w:sz="8" w:space="0" w:color="000000"/>
               <w:start w:val="single" w:sz="8" w:space="0" w:color="000000"/>
@@ -5031,7 +5022,7 @@
         </w:tc>
         <w:tc>
           <w:tcPr>
-            <w:tcW w:w="1101" w:type="dxa"/>
+            <w:tcW w:w="1102" w:type="dxa"/>
             <w:tcBorders>
               <w:top w:val="single" w:sz="8" w:space="0" w:color="000000"/>
               <w:start w:val="single" w:sz="8" w:space="0" w:color="000000"/>
@@ -5058,7 +5049,7 @@
         </w:tc>
         <w:tc>
           <w:tcPr>
-            <w:tcW w:w="1299" w:type="dxa"/>
+            <w:tcW w:w="1298" w:type="dxa"/>
             <w:tcBorders>
               <w:top w:val="single" w:sz="8" w:space="0" w:color="000000"/>
               <w:start w:val="single" w:sz="8" w:space="0" w:color="000000"/>
@@ -5112,7 +5103,7 @@
         </w:tc>
         <w:tc>
           <w:tcPr>
-            <w:tcW w:w="501" w:type="dxa"/>
+            <w:tcW w:w="502" w:type="dxa"/>
             <w:tcBorders>
               <w:top w:val="single" w:sz="8" w:space="0" w:color="000000"/>
               <w:start w:val="single" w:sz="8" w:space="0" w:color="000000"/>
@@ -5163,7 +5154,7 @@
         </w:tc>
         <w:tc>
           <w:tcPr>
-            <w:tcW w:w="1299" w:type="dxa"/>
+            <w:tcW w:w="1298" w:type="dxa"/>
             <w:tcBorders>
               <w:top w:val="single" w:sz="8" w:space="0" w:color="000000"/>
               <w:start w:val="single" w:sz="8" w:space="0" w:color="000000"/>
@@ -5190,7 +5181,7 @@
         </w:tc>
         <w:tc>
           <w:tcPr>
-            <w:tcW w:w="1601" w:type="dxa"/>
+            <w:tcW w:w="1602" w:type="dxa"/>
             <w:tcBorders>
               <w:top w:val="single" w:sz="8" w:space="0" w:color="000000"/>
               <w:start w:val="single" w:sz="8" w:space="0" w:color="000000"/>
@@ -5217,7 +5208,7 @@
         </w:tc>
         <w:tc>
           <w:tcPr>
-            <w:tcW w:w="1599" w:type="dxa"/>
+            <w:tcW w:w="1598" w:type="dxa"/>
             <w:tcBorders>
               <w:top w:val="single" w:sz="8" w:space="0" w:color="000000"/>
               <w:start w:val="single" w:sz="8" w:space="0" w:color="000000"/>
@@ -5244,7 +5235,7 @@
         </w:tc>
         <w:tc>
           <w:tcPr>
-            <w:tcW w:w="1101" w:type="dxa"/>
+            <w:tcW w:w="1102" w:type="dxa"/>
             <w:tcBorders>
               <w:top w:val="single" w:sz="8" w:space="0" w:color="000000"/>
               <w:start w:val="single" w:sz="8" w:space="0" w:color="000000"/>
@@ -5271,7 +5262,7 @@
         </w:tc>
         <w:tc>
           <w:tcPr>
-            <w:tcW w:w="1299" w:type="dxa"/>
+            <w:tcW w:w="1298" w:type="dxa"/>
             <w:tcBorders>
               <w:top w:val="single" w:sz="8" w:space="0" w:color="000000"/>
               <w:start w:val="single" w:sz="8" w:space="0" w:color="000000"/>
@@ -5325,7 +5316,7 @@
         </w:tc>
         <w:tc>
           <w:tcPr>
-            <w:tcW w:w="501" w:type="dxa"/>
+            <w:tcW w:w="502" w:type="dxa"/>
             <w:tcBorders>
               <w:top w:val="single" w:sz="8" w:space="0" w:color="000000"/>
               <w:start w:val="single" w:sz="8" w:space="0" w:color="000000"/>
@@ -5376,7 +5367,7 @@
         </w:tc>
         <w:tc>
           <w:tcPr>
-            <w:tcW w:w="1299" w:type="dxa"/>
+            <w:tcW w:w="1298" w:type="dxa"/>
             <w:tcBorders>
               <w:top w:val="single" w:sz="8" w:space="0" w:color="000000"/>
               <w:start w:val="single" w:sz="8" w:space="0" w:color="000000"/>
@@ -5403,7 +5394,7 @@
         </w:tc>
         <w:tc>
           <w:tcPr>
-            <w:tcW w:w="1601" w:type="dxa"/>
+            <w:tcW w:w="1602" w:type="dxa"/>
             <w:tcBorders>
               <w:top w:val="single" w:sz="8" w:space="0" w:color="000000"/>
               <w:start w:val="single" w:sz="8" w:space="0" w:color="000000"/>
@@ -5430,7 +5421,7 @@
         </w:tc>
         <w:tc>
           <w:tcPr>
-            <w:tcW w:w="1599" w:type="dxa"/>
+            <w:tcW w:w="1598" w:type="dxa"/>
             <w:tcBorders>
               <w:top w:val="single" w:sz="8" w:space="0" w:color="000000"/>
               <w:start w:val="single" w:sz="8" w:space="0" w:color="000000"/>
@@ -5457,7 +5448,7 @@
         </w:tc>
         <w:tc>
           <w:tcPr>
-            <w:tcW w:w="1101" w:type="dxa"/>
+            <w:tcW w:w="1102" w:type="dxa"/>
             <w:tcBorders>
               <w:top w:val="single" w:sz="8" w:space="0" w:color="000000"/>
               <w:start w:val="single" w:sz="8" w:space="0" w:color="000000"/>
@@ -5484,7 +5475,7 @@
         </w:tc>
         <w:tc>
           <w:tcPr>
-            <w:tcW w:w="1299" w:type="dxa"/>
+            <w:tcW w:w="1298" w:type="dxa"/>
             <w:tcBorders>
               <w:top w:val="single" w:sz="8" w:space="0" w:color="000000"/>
               <w:start w:val="single" w:sz="8" w:space="0" w:color="000000"/>
@@ -5538,7 +5529,7 @@
         </w:tc>
         <w:tc>
           <w:tcPr>
-            <w:tcW w:w="501" w:type="dxa"/>
+            <w:tcW w:w="502" w:type="dxa"/>
             <w:tcBorders>
               <w:top w:val="single" w:sz="8" w:space="0" w:color="000000"/>
               <w:start w:val="single" w:sz="8" w:space="0" w:color="000000"/>
@@ -6089,6 +6080,9 @@
       </w:r>
     </w:p>
     <w:p>
+      <w:r/>
+    </w:p>
+    <w:p>
       <w:pPr>
         <w:spacing w:line="360" w:lineRule="auto" w:before="0" w:after="240"/>
         <w:ind w:firstLine="720" w:left="0"/>
@@ -6102,7 +6096,9 @@
           <w:i w:val="0"/>
           <w:sz w:val="24"/>
         </w:rPr>
-        <w:t>De acuerdo con la naturaleza del problema planteado y los objetivos propuestos para la resolución del control de inventario y registro de contratos prendarios en la empresa Inversiones Más Por Tu Oro 17 C.A., el estudio se clasifica metodológicamente bajo la modalidad de Proyecto Factible, apoyado en un diseño de Campo de nivel Descriptivo. A continuación se detallan las especificaciones técnicas:</w:t>
+        <w:t>Nivel de la Investigación (Descriptivo):</w:t>
+        <w:br/>
+        <w:t>El estudio posee un nivel Descriptivo, en vista de que se orienta a caracterizar, analizar e identificar de forma rigurosa las características del sistema de registro manual actual, sus fallas, retrasos y deficiencias en el cálculo aritmético, para posteriormente definir con total precisión técnica los requerimientos que el nuevo software debe poseer. Al respecto, Arias (2012) señala que la investigación descriptiva consiste en la caracterización de un hecho, fenómeno, individuo o grupo, con el fin de establecer su estructura o comportamiento (p. 24). Se descarta explícitamente el nivel explicativo, ya que el presente proyecto no persigue demostrar hipótesis correlacionales de causa y efecto mediante experimentos controlados, sino proponer y desarrollar una solución de ingeniería de software viable ante una problemática delimitada.</w:t>
       </w:r>
     </w:p>
     <w:p>
@@ -6119,6 +6115,25 @@
           <w:i w:val="0"/>
           <w:sz w:val="24"/>
         </w:rPr>
+        <w:t>Diseño de la Investigación (Campo):</w:t>
+        <w:br/>
+        <w:t>El diseño de la investigación es de Campo, dado que los datos sobre la situación operativa, los tiempos de atención y los requerimientos del sistema se recolectan directamente en el entorno físico de la empresa Inversiones Más Por Tu Oro 17 C.A., en su contexto cotidiano, sin manipular ni controlar intencionalmente ninguna de las variables operativas del estudio. Según Arias (2012), la investigación de campo consiste en la recolección de datos directamente de los sujetos investigados, o de la realidad donde ocurren los hechos (sin manipular o controlar variable alguna) (p. 31). Este diseño es el técnicamente adecuado porque permite contrastar la teoría de la base de datos con los requerimientos reales recopilados del personal.</w:t>
+      </w:r>
+    </w:p>
+    <w:p>
+      <w:pPr>
+        <w:spacing w:line="360" w:lineRule="auto" w:before="0" w:after="240"/>
+        <w:ind w:firstLine="720" w:left="0"/>
+        <w:jc w:val="both"/>
+      </w:pPr>
+      <w:r/>
+      <w:r>
+        <w:rPr>
+          <w:rFonts w:ascii="Times New Roman" w:hAnsi="Times New Roman"/>
+          <w:b w:val="0"/>
+          <w:i w:val="0"/>
+          <w:sz w:val="24"/>
+        </w:rPr>
         <w:t>Modalidad de la Investigación (Proyecto Factible):</w:t>
         <w:br/>
         <w:t>Este estudio consiste en la formulación de una propuesta tecnológica viable para resolver la inoperancia administrativa detectada en el flujo de inventario de la empresa. Al respecto, el manual de la Universidad Pedagógica Experimental Libertador (UPEL, 2016) define el Proyecto Factible como la investigación, elaboración y desarrollo de una propuesta de un modelo operativo viable para solucionar problemas, requerimientos o necesidades de organizaciones o grupos sociales (p. 21). El sistema de información web para la gestión de inventario y control de préstamos representa un modelo tecnológico y operativo funcional que atiende directamente una necesidad práctica e institucional.</w:t>
@@ -6138,28 +6153,7 @@
           <w:i w:val="0"/>
           <w:sz w:val="24"/>
         </w:rPr>
-        <w:t>Diseño de la Investigación (Campo):</w:t>
-        <w:br/>
-        <w:t>El diseño de la investigación es de Campo, dado que los datos sobre la situación operativa, los tiempos de atención y los requerimientos del sistema se recolectan directamente en el entorno físico de la empresa Inversiones Más Por Tu Oro 17 C.A., en su contexto cotidiano, sin manipular ni controlar intencionalmente ninguna de las variables operativas del estudio. Según Arias (2012), la investigación de campo consiste en la recolección de datos directamente de los sujetos investigados, o de la realidad donde ocurren los hechos (sin manipular o controlar variable alguna) (p. 31). Este diseño es el técnicamente adecuado porque permite contrastar la teoría de la base de datos con los requerimientos reales recopilados del personal.</w:t>
-      </w:r>
-    </w:p>
-    <w:p>
-      <w:pPr>
-        <w:spacing w:line="360" w:lineRule="auto" w:before="0" w:after="240"/>
-        <w:ind w:firstLine="720" w:left="0"/>
-        <w:jc w:val="both"/>
-      </w:pPr>
-      <w:r/>
-      <w:r>
-        <w:rPr>
-          <w:rFonts w:ascii="Times New Roman" w:hAnsi="Times New Roman"/>
-          <w:b w:val="0"/>
-          <w:i w:val="0"/>
-          <w:sz w:val="24"/>
-        </w:rPr>
-        <w:t>Nivel de la Investigación (Descriptivo):</w:t>
-        <w:br/>
-        <w:t>El estudio posee un nivel Descriptivo, en vista de que se orienta a caracterizar, analizar e identificar de forma rigurosa las características del sistema de registro manual actual, sus fallas, retrasos y deficiencias en el cálculo aritmético, para posteriormente definir con total precisión técnica los requerimientos que el nuevo software debe poseer. Al respecto, Arias (2012) señala que la investigación descriptiva consiste en la caracterización de un hecho, fenómeno, individuo o grupo, con el fin de establecer su estructura o comportamiento (p. 24). Se descarta explícitamente el nivel explicativo, ya que el presente proyecto no persigue demostrar hipótesis correlacionales de causa y efecto mediante experimentos controlados, sino proponer y desarrollar una solución de ingeniería de software viable ante una problemática delimitada.</w:t>
+        <w:t>De acuerdo con la naturaleza del problema planteado y los objetivos propuestos para la resolución del control de inventario y registro de contratos prendarios en la empresa Inversiones Más Por Tu Oro 17 C.A., el estudio se clasifica metodológicamente bajo la modalidad de Proyecto Factible, apoyado en un diseño de Campo de nivel Descriptivo. A continuación se detallan las especificaciones técnicas:</w:t>
       </w:r>
     </w:p>
     <w:p>
@@ -6646,9 +6640,10 @@
     </w:p>
     <w:p>
       <w:pPr>
-        <w:pageBreakBefore/>
+        <w:pStyle w:val="normal1"/>
         <w:spacing w:before="0" w:after="360"/>
         <w:jc w:val="center"/>
+        <w:rPr/>
       </w:pPr>
       <w:r>
         <w:rPr>
@@ -6661,14 +6656,10 @@
     </w:p>
     <w:p>
       <w:pPr>
-        <w:spacing w:before="0" w:after="240"/>
-      </w:pPr>
-      <w:r/>
-    </w:p>
-    <w:p>
-      <w:pPr>
-        <w:spacing w:before="0" w:after="160" w:line="360" w:lineRule="auto"/>
-        <w:ind w:left="720" w:hanging="720"/>
+        <w:pStyle w:val="normal1"/>
+        <w:spacing w:lineRule="auto" w:line="360" w:before="0" w:after="160"/>
+        <w:ind w:hanging="720" w:start="720"/>
+        <w:rPr/>
       </w:pPr>
       <w:r>
         <w:rPr>
@@ -6695,8 +6686,10 @@
     </w:p>
     <w:p>
       <w:pPr>
-        <w:spacing w:before="0" w:after="160" w:line="360" w:lineRule="auto"/>
-        <w:ind w:left="720" w:hanging="720"/>
+        <w:pStyle w:val="normal1"/>
+        <w:spacing w:lineRule="auto" w:line="360" w:before="0" w:after="160"/>
+        <w:ind w:hanging="720" w:start="720"/>
+        <w:rPr/>
       </w:pPr>
       <w:r>
         <w:rPr>
@@ -6723,8 +6716,10 @@
     </w:p>
     <w:p>
       <w:pPr>
-        <w:spacing w:before="0" w:after="160" w:line="360" w:lineRule="auto"/>
-        <w:ind w:left="720" w:hanging="720"/>
+        <w:pStyle w:val="normal1"/>
+        <w:spacing w:lineRule="auto" w:line="360" w:before="0" w:after="160"/>
+        <w:ind w:hanging="720" w:start="720"/>
+        <w:rPr/>
       </w:pPr>
       <w:r>
         <w:rPr>
@@ -6751,8 +6746,10 @@
     </w:p>
     <w:p>
       <w:pPr>
-        <w:spacing w:before="0" w:after="160" w:line="360" w:lineRule="auto"/>
-        <w:ind w:left="720" w:hanging="720"/>
+        <w:pStyle w:val="normal1"/>
+        <w:spacing w:lineRule="auto" w:line="360" w:before="0" w:after="160"/>
+        <w:ind w:hanging="720" w:start="720"/>
+        <w:rPr/>
       </w:pPr>
       <w:r>
         <w:rPr>
@@ -6779,8 +6776,10 @@
     </w:p>
     <w:p>
       <w:pPr>
-        <w:spacing w:before="0" w:after="160" w:line="360" w:lineRule="auto"/>
-        <w:ind w:left="720" w:hanging="720"/>
+        <w:pStyle w:val="normal1"/>
+        <w:spacing w:lineRule="auto" w:line="360" w:before="0" w:after="160"/>
+        <w:ind w:hanging="720" w:start="720"/>
+        <w:rPr/>
       </w:pPr>
       <w:r>
         <w:rPr>
@@ -6807,8 +6806,10 @@
     </w:p>
     <w:p>
       <w:pPr>
-        <w:spacing w:before="0" w:after="160" w:line="360" w:lineRule="auto"/>
-        <w:ind w:left="720" w:hanging="720"/>
+        <w:pStyle w:val="normal1"/>
+        <w:spacing w:lineRule="auto" w:line="360" w:before="0" w:after="160"/>
+        <w:ind w:hanging="720" w:start="720"/>
+        <w:rPr/>
       </w:pPr>
       <w:r>
         <w:rPr>
@@ -6835,15 +6836,107 @@
     </w:p>
     <w:p>
       <w:pPr>
+        <w:pStyle w:val="normal1"/>
         <w:spacing w:before="0" w:after="240"/>
-      </w:pPr>
-      <w:r/>
-    </w:p>
-    <w:p>
-      <w:pPr>
-        <w:pStyle w:val="normal1"/>
-        <w:spacing w:lineRule="auto" w:line="360"/>
-        <w:rPr/>
+        <w:rPr/>
+      </w:pPr>
+      <w:r>
+        <w:rPr/>
+      </w:r>
+    </w:p>
+    <w:p>
+      <w:pPr>
+        <w:pStyle w:val="normal1"/>
+        <w:spacing w:before="0" w:after="240"/>
+        <w:rPr/>
+      </w:pPr>
+      <w:r>
+        <w:rPr/>
+      </w:r>
+    </w:p>
+    <w:p>
+      <w:pPr>
+        <w:pStyle w:val="normal1"/>
+        <w:spacing w:before="0" w:after="240"/>
+        <w:rPr/>
+      </w:pPr>
+      <w:r>
+        <w:rPr/>
+      </w:r>
+    </w:p>
+    <w:p>
+      <w:pPr>
+        <w:pStyle w:val="normal1"/>
+        <w:spacing w:before="0" w:after="240"/>
+        <w:rPr/>
+      </w:pPr>
+      <w:r>
+        <w:rPr/>
+      </w:r>
+    </w:p>
+    <w:p>
+      <w:pPr>
+        <w:pStyle w:val="normal1"/>
+        <w:spacing w:before="0" w:after="240"/>
+        <w:rPr/>
+      </w:pPr>
+      <w:r>
+        <w:rPr/>
+      </w:r>
+    </w:p>
+    <w:p>
+      <w:pPr>
+        <w:pStyle w:val="normal1"/>
+        <w:spacing w:before="0" w:after="240"/>
+        <w:rPr/>
+      </w:pPr>
+      <w:r>
+        <w:rPr/>
+      </w:r>
+    </w:p>
+    <w:p>
+      <w:pPr>
+        <w:pStyle w:val="normal1"/>
+        <w:spacing w:before="0" w:after="240"/>
+        <w:rPr/>
+      </w:pPr>
+      <w:r>
+        <w:rPr/>
+      </w:r>
+    </w:p>
+    <w:p>
+      <w:pPr>
+        <w:pStyle w:val="normal1"/>
+        <w:spacing w:lineRule="auto" w:line="360"/>
+        <w:rPr>
+          <w:rFonts w:ascii="Times New Roman" w:hAnsi="Times New Roman" w:eastAsia="Times New Roman" w:cs="Times New Roman"/>
+          <w:b/>
+          <w:bCs/>
+          <w:sz w:val="24"/>
+          <w:szCs w:val="24"/>
+        </w:rPr>
+      </w:pPr>
+      <w:r>
+        <w:rPr>
+          <w:rFonts w:eastAsia="Times New Roman" w:cs="Times New Roman" w:ascii="Times New Roman" w:hAnsi="Times New Roman"/>
+          <w:b/>
+          <w:bCs/>
+          <w:sz w:val="24"/>
+          <w:szCs w:val="24"/>
+        </w:rPr>
+      </w:r>
+    </w:p>
+    <w:p>
+      <w:pPr>
+        <w:pStyle w:val="normal1"/>
+        <w:spacing w:lineRule="auto" w:line="360"/>
+        <w:rPr>
+          <w:rFonts w:ascii="Times New Roman" w:hAnsi="Times New Roman" w:eastAsia="Times New Roman" w:cs="Times New Roman"/>
+          <w:b/>
+          <w:bCs/>
+          <w:sz w:val="24"/>
+          <w:szCs w:val="24"/>
+        </w:rPr>
       </w:pPr>
       <w:r>
         <w:rPr>
@@ -7217,18 +7310,19 @@
     <w:p>
       <w:pPr>
         <w:pStyle w:val="normal1"/>
-        <w:spacing w:lineRule="auto" w:line="360"/>
-        <w:rPr/>
-      </w:pPr>
-      <w:r>
-        <w:rPr>
-          <w:rFonts w:eastAsia="Times New Roman" w:cs="Times New Roman" w:ascii="Times New Roman" w:hAnsi="Times New Roman"/>
+        <w:spacing w:lineRule="auto" w:line="360" w:before="0" w:after="120"/>
+        <w:ind w:firstLine="0" w:left="0"/>
+        <w:jc w:val="both"/>
+        <w:rPr/>
+      </w:pPr>
+      <w:r/>
+      <w:r>
+        <w:rPr>
+          <w:rFonts w:ascii="Times New Roman" w:hAnsi="Times New Roman"/>
           <w:b/>
-          <w:bCs/>
-          <w:sz w:val="24"/>
-          <w:szCs w:val="24"/>
-        </w:rPr>
-        <w:t>I. DATOS SOCIODEMOGRÁFICOS</w:t>
+          <w:sz w:val="24"/>
+        </w:rPr>
+        <w:t>DATOS DEL TRABAJADOR (Opcional):</w:t>
       </w:r>
     </w:p>
     <w:p>
@@ -7238,27 +7332,19 @@
           <w:ilvl w:val="0"/>
           <w:numId w:val="1"/>
         </w:numPr>
-        <w:spacing w:lineRule="auto" w:line="360"/>
-        <w:ind w:hanging="360" w:start="720"/>
-        <w:rPr/>
-      </w:pPr>
-      <w:r>
-        <w:rPr>
-          <w:rFonts w:eastAsia="Times New Roman" w:cs="Times New Roman" w:ascii="Times New Roman" w:hAnsi="Times New Roman"/>
-          <w:b/>
-          <w:bCs/>
-          <w:sz w:val="24"/>
-          <w:szCs w:val="24"/>
-        </w:rPr>
-        <w:t xml:space="preserve">Cargo que ocupa: </w:t>
-      </w:r>
-      <w:r>
-        <w:rPr>
-          <w:rFonts w:eastAsia="Times New Roman" w:cs="Times New Roman" w:ascii="Times New Roman" w:hAnsi="Times New Roman"/>
-          <w:sz w:val="24"/>
-          <w:szCs w:val="24"/>
-        </w:rPr>
-        <w:t>[ ] Gerencia [ ] Administrativo [ ] Operativo/Caja</w:t>
+        <w:spacing w:lineRule="auto" w:line="360" w:before="0" w:after="120"/>
+        <w:ind w:start="720" w:firstLine="720" w:left="0"/>
+        <w:jc w:val="both"/>
+        <w:rPr/>
+      </w:pPr>
+      <w:r/>
+      <w:r>
+        <w:rPr>
+          <w:rFonts w:ascii="Times New Roman" w:hAnsi="Times New Roman"/>
+          <w:b w:val="0"/>
+          <w:sz w:val="24"/>
+        </w:rPr>
+        <w:t>Lugar de Trabajo: Inversiones Más por tu Oro 17 C.A.</w:t>
       </w:r>
     </w:p>
     <w:p>
@@ -7268,27 +7354,19 @@
           <w:ilvl w:val="0"/>
           <w:numId w:val="1"/>
         </w:numPr>
-        <w:spacing w:lineRule="auto" w:line="360"/>
-        <w:ind w:hanging="360" w:start="720"/>
-        <w:rPr/>
-      </w:pPr>
-      <w:r>
-        <w:rPr>
-          <w:rFonts w:eastAsia="Times New Roman" w:cs="Times New Roman" w:ascii="Times New Roman" w:hAnsi="Times New Roman"/>
-          <w:b/>
-          <w:bCs/>
-          <w:sz w:val="24"/>
-          <w:szCs w:val="24"/>
-        </w:rPr>
-        <w:t xml:space="preserve">Años de experiencia: </w:t>
-      </w:r>
-      <w:r>
-        <w:rPr>
-          <w:rFonts w:eastAsia="Times New Roman" w:cs="Times New Roman" w:ascii="Times New Roman" w:hAnsi="Times New Roman"/>
-          <w:sz w:val="24"/>
-          <w:szCs w:val="24"/>
-        </w:rPr>
-        <w:t>[ ] Menos de 1 año [ ] 1 a 3 años [ ] Más de 3 años</w:t>
+        <w:spacing w:lineRule="auto" w:line="360" w:before="0" w:after="120"/>
+        <w:ind w:start="720" w:firstLine="720" w:left="0"/>
+        <w:jc w:val="both"/>
+        <w:rPr/>
+      </w:pPr>
+      <w:r/>
+      <w:r>
+        <w:rPr>
+          <w:rFonts w:ascii="Times New Roman" w:hAnsi="Times New Roman"/>
+          <w:b w:val="0"/>
+          <w:sz w:val="24"/>
+        </w:rPr>
+        <w:t>Cargo que desempeña: ___________________________________</w:t>
       </w:r>
     </w:p>
     <w:p>
@@ -7298,44 +7376,37 @@
           <w:ilvl w:val="0"/>
           <w:numId w:val="1"/>
         </w:numPr>
-        <w:spacing w:lineRule="auto" w:line="360"/>
-        <w:ind w:hanging="360" w:start="720"/>
-        <w:rPr/>
-      </w:pPr>
-      <w:r>
-        <w:rPr>
-          <w:rFonts w:eastAsia="Times New Roman" w:cs="Times New Roman" w:ascii="Times New Roman" w:hAnsi="Times New Roman"/>
+        <w:spacing w:lineRule="auto" w:line="360" w:before="0" w:after="120"/>
+        <w:ind w:start="720" w:firstLine="720" w:left="0"/>
+        <w:jc w:val="both"/>
+        <w:rPr/>
+      </w:pPr>
+      <w:r/>
+      <w:r>
+        <w:rPr>
+          <w:rFonts w:ascii="Times New Roman" w:hAnsi="Times New Roman"/>
+          <w:b w:val="0"/>
+          <w:sz w:val="24"/>
+        </w:rPr>
+        <w:t>Años de experiencia en el área: ___________________________</w:t>
+      </w:r>
+    </w:p>
+    <w:p>
+      <w:pPr>
+        <w:pStyle w:val="normal1"/>
+        <w:spacing w:lineRule="auto" w:line="360" w:before="0" w:after="240"/>
+        <w:ind w:firstLine="0" w:left="0"/>
+        <w:jc w:val="both"/>
+        <w:rPr/>
+      </w:pPr>
+      <w:r/>
+      <w:r>
+        <w:rPr>
+          <w:rFonts w:ascii="Times New Roman" w:hAnsi="Times New Roman"/>
           <w:b/>
-          <w:bCs/>
-          <w:sz w:val="24"/>
-          <w:szCs w:val="24"/>
-        </w:rPr>
-        <w:t xml:space="preserve">Nivel Educativo: </w:t>
-      </w:r>
-      <w:r>
-        <w:rPr>
-          <w:rFonts w:eastAsia="Times New Roman" w:cs="Times New Roman" w:ascii="Times New Roman" w:hAnsi="Times New Roman"/>
-          <w:sz w:val="24"/>
-          <w:szCs w:val="24"/>
-        </w:rPr>
-        <w:t>[ ] Bachiller [ ] TSU [ ] Universitario</w:t>
-      </w:r>
-    </w:p>
-    <w:p>
-      <w:pPr>
-        <w:pStyle w:val="normal1"/>
-        <w:spacing w:lineRule="auto" w:line="360"/>
-        <w:rPr/>
-      </w:pPr>
-      <w:r>
-        <w:rPr>
-          <w:rFonts w:eastAsia="Times New Roman" w:cs="Times New Roman" w:ascii="Times New Roman" w:hAnsi="Times New Roman"/>
-          <w:b/>
-          <w:bCs/>
-          <w:sz w:val="24"/>
-          <w:szCs w:val="24"/>
-        </w:rPr>
-        <w:t>II. CUESTIONARIO</w:t>
+          <w:sz w:val="24"/>
+        </w:rPr>
+        <w:t>CUESTIONARIO:</w:t>
       </w:r>
     </w:p>
     <w:tbl>
@@ -7355,10 +7426,10 @@
       </w:tblPr>
       <w:tblGrid>
         <w:gridCol w:w="700"/>
-        <w:gridCol w:w="1999"/>
-        <w:gridCol w:w="5201"/>
-        <w:gridCol w:w="699"/>
-        <w:gridCol w:w="701"/>
+        <w:gridCol w:w="1998"/>
+        <w:gridCol w:w="5202"/>
+        <w:gridCol w:w="698"/>
+        <w:gridCol w:w="702"/>
       </w:tblGrid>
       <w:tr>
         <w:trPr>
@@ -7395,7 +7466,7 @@
         </w:tc>
         <w:tc>
           <w:tcPr>
-            <w:tcW w:w="1999" w:type="dxa"/>
+            <w:tcW w:w="1998" w:type="dxa"/>
             <w:tcBorders>
               <w:top w:val="single" w:sz="8" w:space="0" w:color="000000"/>
               <w:start w:val="single" w:sz="8" w:space="0" w:color="000000"/>
@@ -7424,7 +7495,7 @@
         </w:tc>
         <w:tc>
           <w:tcPr>
-            <w:tcW w:w="5201" w:type="dxa"/>
+            <w:tcW w:w="5202" w:type="dxa"/>
             <w:tcBorders>
               <w:top w:val="single" w:sz="8" w:space="0" w:color="000000"/>
               <w:start w:val="single" w:sz="8" w:space="0" w:color="000000"/>
@@ -7453,7 +7524,7 @@
         </w:tc>
         <w:tc>
           <w:tcPr>
-            <w:tcW w:w="699" w:type="dxa"/>
+            <w:tcW w:w="698" w:type="dxa"/>
             <w:tcBorders>
               <w:top w:val="single" w:sz="8" w:space="0" w:color="000000"/>
               <w:start w:val="single" w:sz="8" w:space="0" w:color="000000"/>
@@ -7482,7 +7553,7 @@
         </w:tc>
         <w:tc>
           <w:tcPr>
-            <w:tcW w:w="701" w:type="dxa"/>
+            <w:tcW w:w="702" w:type="dxa"/>
             <w:tcBorders>
               <w:top w:val="single" w:sz="8" w:space="0" w:color="000000"/>
               <w:start w:val="single" w:sz="8" w:space="0" w:color="000000"/>
@@ -7541,7 +7612,7 @@
         </w:tc>
         <w:tc>
           <w:tcPr>
-            <w:tcW w:w="1999" w:type="dxa"/>
+            <w:tcW w:w="1998" w:type="dxa"/>
             <w:tcBorders>
               <w:top w:val="single" w:sz="8" w:space="0" w:color="000000"/>
               <w:start w:val="single" w:sz="8" w:space="0" w:color="000000"/>
@@ -7568,7 +7639,7 @@
         </w:tc>
         <w:tc>
           <w:tcPr>
-            <w:tcW w:w="5201" w:type="dxa"/>
+            <w:tcW w:w="5202" w:type="dxa"/>
             <w:tcBorders>
               <w:top w:val="single" w:sz="8" w:space="0" w:color="000000"/>
               <w:start w:val="single" w:sz="8" w:space="0" w:color="000000"/>
@@ -7595,7 +7666,7 @@
         </w:tc>
         <w:tc>
           <w:tcPr>
-            <w:tcW w:w="699" w:type="dxa"/>
+            <w:tcW w:w="698" w:type="dxa"/>
             <w:tcBorders>
               <w:top w:val="single" w:sz="8" w:space="0" w:color="000000"/>
               <w:start w:val="single" w:sz="8" w:space="0" w:color="000000"/>
@@ -7619,7 +7690,7 @@
         </w:tc>
         <w:tc>
           <w:tcPr>
-            <w:tcW w:w="701" w:type="dxa"/>
+            <w:tcW w:w="702" w:type="dxa"/>
             <w:tcBorders>
               <w:top w:val="single" w:sz="8" w:space="0" w:color="000000"/>
               <w:start w:val="single" w:sz="8" w:space="0" w:color="000000"/>
@@ -7673,7 +7744,7 @@
         </w:tc>
         <w:tc>
           <w:tcPr>
-            <w:tcW w:w="1999" w:type="dxa"/>
+            <w:tcW w:w="1998" w:type="dxa"/>
             <w:tcBorders>
               <w:top w:val="single" w:sz="8" w:space="0" w:color="000000"/>
               <w:start w:val="single" w:sz="8" w:space="0" w:color="000000"/>
@@ -7700,7 +7771,7 @@
         </w:tc>
         <w:tc>
           <w:tcPr>
-            <w:tcW w:w="5201" w:type="dxa"/>
+            <w:tcW w:w="5202" w:type="dxa"/>
             <w:tcBorders>
               <w:top w:val="single" w:sz="8" w:space="0" w:color="000000"/>
               <w:start w:val="single" w:sz="8" w:space="0" w:color="000000"/>
@@ -7727,7 +7798,7 @@
         </w:tc>
         <w:tc>
           <w:tcPr>
-            <w:tcW w:w="699" w:type="dxa"/>
+            <w:tcW w:w="698" w:type="dxa"/>
             <w:tcBorders>
               <w:top w:val="single" w:sz="8" w:space="0" w:color="000000"/>
               <w:start w:val="single" w:sz="8" w:space="0" w:color="000000"/>
@@ -7751,7 +7822,7 @@
         </w:tc>
         <w:tc>
           <w:tcPr>
-            <w:tcW w:w="701" w:type="dxa"/>
+            <w:tcW w:w="702" w:type="dxa"/>
             <w:tcBorders>
               <w:top w:val="single" w:sz="8" w:space="0" w:color="000000"/>
               <w:start w:val="single" w:sz="8" w:space="0" w:color="000000"/>
@@ -7805,7 +7876,7 @@
         </w:tc>
         <w:tc>
           <w:tcPr>
-            <w:tcW w:w="1999" w:type="dxa"/>
+            <w:tcW w:w="1998" w:type="dxa"/>
             <w:tcBorders>
               <w:top w:val="single" w:sz="8" w:space="0" w:color="000000"/>
               <w:start w:val="single" w:sz="8" w:space="0" w:color="000000"/>
@@ -7832,7 +7903,7 @@
         </w:tc>
         <w:tc>
           <w:tcPr>
-            <w:tcW w:w="5201" w:type="dxa"/>
+            <w:tcW w:w="5202" w:type="dxa"/>
             <w:tcBorders>
               <w:top w:val="single" w:sz="8" w:space="0" w:color="000000"/>
               <w:start w:val="single" w:sz="8" w:space="0" w:color="000000"/>
@@ -7859,7 +7930,7 @@
         </w:tc>
         <w:tc>
           <w:tcPr>
-            <w:tcW w:w="699" w:type="dxa"/>
+            <w:tcW w:w="698" w:type="dxa"/>
             <w:tcBorders>
               <w:top w:val="single" w:sz="8" w:space="0" w:color="000000"/>
               <w:start w:val="single" w:sz="8" w:space="0" w:color="000000"/>
@@ -7883,7 +7954,7 @@
         </w:tc>
         <w:tc>
           <w:tcPr>
-            <w:tcW w:w="701" w:type="dxa"/>
+            <w:tcW w:w="702" w:type="dxa"/>
             <w:tcBorders>
               <w:top w:val="single" w:sz="8" w:space="0" w:color="000000"/>
               <w:start w:val="single" w:sz="8" w:space="0" w:color="000000"/>
@@ -7937,7 +8008,7 @@
         </w:tc>
         <w:tc>
           <w:tcPr>
-            <w:tcW w:w="1999" w:type="dxa"/>
+            <w:tcW w:w="1998" w:type="dxa"/>
             <w:tcBorders>
               <w:top w:val="single" w:sz="8" w:space="0" w:color="000000"/>
               <w:start w:val="single" w:sz="8" w:space="0" w:color="000000"/>
@@ -7964,7 +8035,7 @@
         </w:tc>
         <w:tc>
           <w:tcPr>
-            <w:tcW w:w="5201" w:type="dxa"/>
+            <w:tcW w:w="5202" w:type="dxa"/>
             <w:tcBorders>
               <w:top w:val="single" w:sz="8" w:space="0" w:color="000000"/>
               <w:start w:val="single" w:sz="8" w:space="0" w:color="000000"/>
@@ -7991,7 +8062,7 @@
         </w:tc>
         <w:tc>
           <w:tcPr>
-            <w:tcW w:w="699" w:type="dxa"/>
+            <w:tcW w:w="698" w:type="dxa"/>
             <w:tcBorders>
               <w:top w:val="single" w:sz="8" w:space="0" w:color="000000"/>
               <w:start w:val="single" w:sz="8" w:space="0" w:color="000000"/>
@@ -8015,7 +8086,7 @@
         </w:tc>
         <w:tc>
           <w:tcPr>
-            <w:tcW w:w="701" w:type="dxa"/>
+            <w:tcW w:w="702" w:type="dxa"/>
             <w:tcBorders>
               <w:top w:val="single" w:sz="8" w:space="0" w:color="000000"/>
               <w:start w:val="single" w:sz="8" w:space="0" w:color="000000"/>
@@ -8069,7 +8140,7 @@
         </w:tc>
         <w:tc>
           <w:tcPr>
-            <w:tcW w:w="1999" w:type="dxa"/>
+            <w:tcW w:w="1998" w:type="dxa"/>
             <w:tcBorders>
               <w:top w:val="single" w:sz="8" w:space="0" w:color="000000"/>
               <w:start w:val="single" w:sz="8" w:space="0" w:color="000000"/>
@@ -8096,7 +8167,7 @@
         </w:tc>
         <w:tc>
           <w:tcPr>
-            <w:tcW w:w="5201" w:type="dxa"/>
+            <w:tcW w:w="5202" w:type="dxa"/>
             <w:tcBorders>
               <w:top w:val="single" w:sz="8" w:space="0" w:color="000000"/>
               <w:start w:val="single" w:sz="8" w:space="0" w:color="000000"/>
@@ -8123,7 +8194,7 @@
         </w:tc>
         <w:tc>
           <w:tcPr>
-            <w:tcW w:w="699" w:type="dxa"/>
+            <w:tcW w:w="698" w:type="dxa"/>
             <w:tcBorders>
               <w:top w:val="single" w:sz="8" w:space="0" w:color="000000"/>
               <w:start w:val="single" w:sz="8" w:space="0" w:color="000000"/>
@@ -8147,7 +8218,7 @@
         </w:tc>
         <w:tc>
           <w:tcPr>
-            <w:tcW w:w="701" w:type="dxa"/>
+            <w:tcW w:w="702" w:type="dxa"/>
             <w:tcBorders>
               <w:top w:val="single" w:sz="8" w:space="0" w:color="000000"/>
               <w:start w:val="single" w:sz="8" w:space="0" w:color="000000"/>
@@ -8201,7 +8272,7 @@
         </w:tc>
         <w:tc>
           <w:tcPr>
-            <w:tcW w:w="1999" w:type="dxa"/>
+            <w:tcW w:w="1998" w:type="dxa"/>
             <w:tcBorders>
               <w:top w:val="single" w:sz="8" w:space="0" w:color="000000"/>
               <w:start w:val="single" w:sz="8" w:space="0" w:color="000000"/>
@@ -8228,7 +8299,7 @@
         </w:tc>
         <w:tc>
           <w:tcPr>
-            <w:tcW w:w="5201" w:type="dxa"/>
+            <w:tcW w:w="5202" w:type="dxa"/>
             <w:tcBorders>
               <w:top w:val="single" w:sz="8" w:space="0" w:color="000000"/>
               <w:start w:val="single" w:sz="8" w:space="0" w:color="000000"/>
@@ -8255,7 +8326,7 @@
         </w:tc>
         <w:tc>
           <w:tcPr>
-            <w:tcW w:w="699" w:type="dxa"/>
+            <w:tcW w:w="698" w:type="dxa"/>
             <w:tcBorders>
               <w:top w:val="single" w:sz="8" w:space="0" w:color="000000"/>
               <w:start w:val="single" w:sz="8" w:space="0" w:color="000000"/>
@@ -8279,7 +8350,7 @@
         </w:tc>
         <w:tc>
           <w:tcPr>
-            <w:tcW w:w="701" w:type="dxa"/>
+            <w:tcW w:w="702" w:type="dxa"/>
             <w:tcBorders>
               <w:top w:val="single" w:sz="8" w:space="0" w:color="000000"/>
               <w:start w:val="single" w:sz="8" w:space="0" w:color="000000"/>
@@ -8333,7 +8404,7 @@
         </w:tc>
         <w:tc>
           <w:tcPr>
-            <w:tcW w:w="1999" w:type="dxa"/>
+            <w:tcW w:w="1998" w:type="dxa"/>
             <w:tcBorders>
               <w:top w:val="single" w:sz="8" w:space="0" w:color="000000"/>
               <w:start w:val="single" w:sz="8" w:space="0" w:color="000000"/>
@@ -8360,7 +8431,7 @@
         </w:tc>
         <w:tc>
           <w:tcPr>
-            <w:tcW w:w="5201" w:type="dxa"/>
+            <w:tcW w:w="5202" w:type="dxa"/>
             <w:tcBorders>
               <w:top w:val="single" w:sz="8" w:space="0" w:color="000000"/>
               <w:start w:val="single" w:sz="8" w:space="0" w:color="000000"/>
@@ -8387,7 +8458,7 @@
         </w:tc>
         <w:tc>
           <w:tcPr>
-            <w:tcW w:w="699" w:type="dxa"/>
+            <w:tcW w:w="698" w:type="dxa"/>
             <w:tcBorders>
               <w:top w:val="single" w:sz="8" w:space="0" w:color="000000"/>
               <w:start w:val="single" w:sz="8" w:space="0" w:color="000000"/>
@@ -8411,7 +8482,7 @@
         </w:tc>
         <w:tc>
           <w:tcPr>
-            <w:tcW w:w="701" w:type="dxa"/>
+            <w:tcW w:w="702" w:type="dxa"/>
             <w:tcBorders>
               <w:top w:val="single" w:sz="8" w:space="0" w:color="000000"/>
               <w:start w:val="single" w:sz="8" w:space="0" w:color="000000"/>
@@ -8465,7 +8536,7 @@
         </w:tc>
         <w:tc>
           <w:tcPr>
-            <w:tcW w:w="1999" w:type="dxa"/>
+            <w:tcW w:w="1998" w:type="dxa"/>
             <w:tcBorders>
               <w:top w:val="single" w:sz="8" w:space="0" w:color="000000"/>
               <w:start w:val="single" w:sz="8" w:space="0" w:color="000000"/>
@@ -8492,7 +8563,7 @@
         </w:tc>
         <w:tc>
           <w:tcPr>
-            <w:tcW w:w="5201" w:type="dxa"/>
+            <w:tcW w:w="5202" w:type="dxa"/>
             <w:tcBorders>
               <w:top w:val="single" w:sz="8" w:space="0" w:color="000000"/>
               <w:start w:val="single" w:sz="8" w:space="0" w:color="000000"/>
@@ -8519,7 +8590,7 @@
         </w:tc>
         <w:tc>
           <w:tcPr>
-            <w:tcW w:w="699" w:type="dxa"/>
+            <w:tcW w:w="698" w:type="dxa"/>
             <w:tcBorders>
               <w:top w:val="single" w:sz="8" w:space="0" w:color="000000"/>
               <w:start w:val="single" w:sz="8" w:space="0" w:color="000000"/>
@@ -8543,7 +8614,7 @@
         </w:tc>
         <w:tc>
           <w:tcPr>
-            <w:tcW w:w="701" w:type="dxa"/>
+            <w:tcW w:w="702" w:type="dxa"/>
             <w:tcBorders>
               <w:top w:val="single" w:sz="8" w:space="0" w:color="000000"/>
               <w:start w:val="single" w:sz="8" w:space="0" w:color="000000"/>
@@ -8583,7 +8654,7 @@
     <w:p>
       <w:pPr>
         <w:pStyle w:val="normal1"/>
-        <w:spacing w:lineRule="auto" w:line="360"/>
+        <w:spacing w:lineRule="auto" w:line="360" w:before="0" w:after="160"/>
         <w:jc w:val="start"/>
         <w:rPr/>
       </w:pPr>
@@ -8763,7 +8834,7 @@
     <w:p>
       <w:pPr>
         <w:pStyle w:val="normal1"/>
-        <w:spacing w:lineRule="auto" w:line="360"/>
+        <w:spacing w:lineRule="auto" w:line="360" w:before="0" w:after="160"/>
         <w:jc w:val="center"/>
         <w:rPr/>
       </w:pPr>
@@ -8823,13 +8894,13 @@
       </w:tblPr>
       <w:tblGrid>
         <w:gridCol w:w="1700"/>
-        <w:gridCol w:w="1299"/>
-        <w:gridCol w:w="1601"/>
-        <w:gridCol w:w="1599"/>
-        <w:gridCol w:w="1101"/>
-        <w:gridCol w:w="1299"/>
+        <w:gridCol w:w="1298"/>
+        <w:gridCol w:w="1602"/>
+        <w:gridCol w:w="1598"/>
+        <w:gridCol w:w="1102"/>
+        <w:gridCol w:w="1298"/>
         <w:gridCol w:w="1500"/>
-        <w:gridCol w:w="501"/>
+        <w:gridCol w:w="502"/>
       </w:tblGrid>
       <w:tr>
         <w:trPr>
@@ -8867,7 +8938,7 @@
         </w:tc>
         <w:tc>
           <w:tcPr>
-            <w:tcW w:w="1299" w:type="dxa"/>
+            <w:tcW w:w="1298" w:type="dxa"/>
             <w:tcBorders>
               <w:top w:val="single" w:sz="8" w:space="0" w:color="000000"/>
               <w:start w:val="single" w:sz="8" w:space="0" w:color="000000"/>
@@ -8897,7 +8968,7 @@
         </w:tc>
         <w:tc>
           <w:tcPr>
-            <w:tcW w:w="1601" w:type="dxa"/>
+            <w:tcW w:w="1602" w:type="dxa"/>
             <w:tcBorders>
               <w:top w:val="single" w:sz="8" w:space="0" w:color="000000"/>
               <w:start w:val="single" w:sz="8" w:space="0" w:color="000000"/>
@@ -8927,7 +8998,7 @@
         </w:tc>
         <w:tc>
           <w:tcPr>
-            <w:tcW w:w="1599" w:type="dxa"/>
+            <w:tcW w:w="1598" w:type="dxa"/>
             <w:tcBorders>
               <w:top w:val="single" w:sz="8" w:space="0" w:color="000000"/>
               <w:start w:val="single" w:sz="8" w:space="0" w:color="000000"/>
@@ -8957,7 +9028,7 @@
         </w:tc>
         <w:tc>
           <w:tcPr>
-            <w:tcW w:w="1101" w:type="dxa"/>
+            <w:tcW w:w="1102" w:type="dxa"/>
             <w:tcBorders>
               <w:top w:val="single" w:sz="8" w:space="0" w:color="000000"/>
               <w:start w:val="single" w:sz="8" w:space="0" w:color="000000"/>
@@ -8987,7 +9058,7 @@
         </w:tc>
         <w:tc>
           <w:tcPr>
-            <w:tcW w:w="1299" w:type="dxa"/>
+            <w:tcW w:w="1298" w:type="dxa"/>
             <w:tcBorders>
               <w:top w:val="single" w:sz="8" w:space="0" w:color="000000"/>
               <w:start w:val="single" w:sz="8" w:space="0" w:color="000000"/>
@@ -9047,7 +9118,7 @@
         </w:tc>
         <w:tc>
           <w:tcPr>
-            <w:tcW w:w="501" w:type="dxa"/>
+            <w:tcW w:w="502" w:type="dxa"/>
             <w:tcBorders>
               <w:top w:val="single" w:sz="8" w:space="0" w:color="000000"/>
               <w:start w:val="single" w:sz="8" w:space="0" w:color="000000"/>
@@ -9101,7 +9172,7 @@
         </w:tc>
         <w:tc>
           <w:tcPr>
-            <w:tcW w:w="1299" w:type="dxa"/>
+            <w:tcW w:w="1298" w:type="dxa"/>
             <w:tcBorders>
               <w:top w:val="single" w:sz="8" w:space="0" w:color="000000"/>
               <w:start w:val="single" w:sz="8" w:space="0" w:color="000000"/>
@@ -9128,7 +9199,7 @@
         </w:tc>
         <w:tc>
           <w:tcPr>
-            <w:tcW w:w="1601" w:type="dxa"/>
+            <w:tcW w:w="1602" w:type="dxa"/>
             <w:tcBorders>
               <w:top w:val="single" w:sz="8" w:space="0" w:color="000000"/>
               <w:start w:val="single" w:sz="8" w:space="0" w:color="000000"/>
@@ -9155,7 +9226,7 @@
         </w:tc>
         <w:tc>
           <w:tcPr>
-            <w:tcW w:w="1599" w:type="dxa"/>
+            <w:tcW w:w="1598" w:type="dxa"/>
             <w:tcBorders>
               <w:top w:val="single" w:sz="8" w:space="0" w:color="000000"/>
               <w:start w:val="single" w:sz="8" w:space="0" w:color="000000"/>
@@ -9182,7 +9253,7 @@
         </w:tc>
         <w:tc>
           <w:tcPr>
-            <w:tcW w:w="1101" w:type="dxa"/>
+            <w:tcW w:w="1102" w:type="dxa"/>
             <w:tcBorders>
               <w:top w:val="single" w:sz="8" w:space="0" w:color="000000"/>
               <w:start w:val="single" w:sz="8" w:space="0" w:color="000000"/>
@@ -9209,7 +9280,7 @@
         </w:tc>
         <w:tc>
           <w:tcPr>
-            <w:tcW w:w="1299" w:type="dxa"/>
+            <w:tcW w:w="1298" w:type="dxa"/>
             <w:tcBorders>
               <w:top w:val="single" w:sz="8" w:space="0" w:color="000000"/>
               <w:start w:val="single" w:sz="8" w:space="0" w:color="000000"/>
@@ -9263,7 +9334,7 @@
         </w:tc>
         <w:tc>
           <w:tcPr>
-            <w:tcW w:w="501" w:type="dxa"/>
+            <w:tcW w:w="502" w:type="dxa"/>
             <w:tcBorders>
               <w:top w:val="single" w:sz="8" w:space="0" w:color="000000"/>
               <w:start w:val="single" w:sz="8" w:space="0" w:color="000000"/>
@@ -9314,7 +9385,7 @@
         </w:tc>
         <w:tc>
           <w:tcPr>
-            <w:tcW w:w="1299" w:type="dxa"/>
+            <w:tcW w:w="1298" w:type="dxa"/>
             <w:tcBorders>
               <w:top w:val="single" w:sz="8" w:space="0" w:color="000000"/>
               <w:start w:val="single" w:sz="8" w:space="0" w:color="000000"/>
@@ -9341,7 +9412,7 @@
         </w:tc>
         <w:tc>
           <w:tcPr>
-            <w:tcW w:w="1601" w:type="dxa"/>
+            <w:tcW w:w="1602" w:type="dxa"/>
             <w:tcBorders>
               <w:top w:val="single" w:sz="8" w:space="0" w:color="000000"/>
               <w:start w:val="single" w:sz="8" w:space="0" w:color="000000"/>
@@ -9368,7 +9439,7 @@
         </w:tc>
         <w:tc>
           <w:tcPr>
-            <w:tcW w:w="1599" w:type="dxa"/>
+            <w:tcW w:w="1598" w:type="dxa"/>
             <w:tcBorders>
               <w:top w:val="single" w:sz="8" w:space="0" w:color="000000"/>
               <w:start w:val="single" w:sz="8" w:space="0" w:color="000000"/>
@@ -9395,7 +9466,7 @@
         </w:tc>
         <w:tc>
           <w:tcPr>
-            <w:tcW w:w="1101" w:type="dxa"/>
+            <w:tcW w:w="1102" w:type="dxa"/>
             <w:tcBorders>
               <w:top w:val="single" w:sz="8" w:space="0" w:color="000000"/>
               <w:start w:val="single" w:sz="8" w:space="0" w:color="000000"/>
@@ -9422,7 +9493,7 @@
         </w:tc>
         <w:tc>
           <w:tcPr>
-            <w:tcW w:w="1299" w:type="dxa"/>
+            <w:tcW w:w="1298" w:type="dxa"/>
             <w:tcBorders>
               <w:top w:val="single" w:sz="8" w:space="0" w:color="000000"/>
               <w:start w:val="single" w:sz="8" w:space="0" w:color="000000"/>
@@ -9476,7 +9547,7 @@
         </w:tc>
         <w:tc>
           <w:tcPr>
-            <w:tcW w:w="501" w:type="dxa"/>
+            <w:tcW w:w="502" w:type="dxa"/>
             <w:tcBorders>
               <w:top w:val="single" w:sz="8" w:space="0" w:color="000000"/>
               <w:start w:val="single" w:sz="8" w:space="0" w:color="000000"/>
@@ -9527,7 +9598,7 @@
         </w:tc>
         <w:tc>
           <w:tcPr>
-            <w:tcW w:w="1299" w:type="dxa"/>
+            <w:tcW w:w="1298" w:type="dxa"/>
             <w:tcBorders>
               <w:top w:val="single" w:sz="8" w:space="0" w:color="000000"/>
               <w:start w:val="single" w:sz="8" w:space="0" w:color="000000"/>
@@ -9554,7 +9625,7 @@
         </w:tc>
         <w:tc>
           <w:tcPr>
-            <w:tcW w:w="1601" w:type="dxa"/>
+            <w:tcW w:w="1602" w:type="dxa"/>
             <w:tcBorders>
               <w:top w:val="single" w:sz="8" w:space="0" w:color="000000"/>
               <w:start w:val="single" w:sz="8" w:space="0" w:color="000000"/>
@@ -9581,7 +9652,7 @@
         </w:tc>
         <w:tc>
           <w:tcPr>
-            <w:tcW w:w="1599" w:type="dxa"/>
+            <w:tcW w:w="1598" w:type="dxa"/>
             <w:tcBorders>
               <w:top w:val="single" w:sz="8" w:space="0" w:color="000000"/>
               <w:start w:val="single" w:sz="8" w:space="0" w:color="000000"/>
@@ -9608,7 +9679,7 @@
         </w:tc>
         <w:tc>
           <w:tcPr>
-            <w:tcW w:w="1101" w:type="dxa"/>
+            <w:tcW w:w="1102" w:type="dxa"/>
             <w:tcBorders>
               <w:top w:val="single" w:sz="8" w:space="0" w:color="000000"/>
               <w:start w:val="single" w:sz="8" w:space="0" w:color="000000"/>
@@ -9635,7 +9706,7 @@
         </w:tc>
         <w:tc>
           <w:tcPr>
-            <w:tcW w:w="1299" w:type="dxa"/>
+            <w:tcW w:w="1298" w:type="dxa"/>
             <w:tcBorders>
               <w:top w:val="single" w:sz="8" w:space="0" w:color="000000"/>
               <w:start w:val="single" w:sz="8" w:space="0" w:color="000000"/>
@@ -9689,7 +9760,7 @@
         </w:tc>
         <w:tc>
           <w:tcPr>
-            <w:tcW w:w="501" w:type="dxa"/>
+            <w:tcW w:w="502" w:type="dxa"/>
             <w:tcBorders>
               <w:top w:val="single" w:sz="8" w:space="0" w:color="000000"/>
               <w:start w:val="single" w:sz="8" w:space="0" w:color="000000"/>
@@ -9740,7 +9811,7 @@
         </w:tc>
         <w:tc>
           <w:tcPr>
-            <w:tcW w:w="1299" w:type="dxa"/>
+            <w:tcW w:w="1298" w:type="dxa"/>
             <w:tcBorders>
               <w:top w:val="single" w:sz="8" w:space="0" w:color="000000"/>
               <w:start w:val="single" w:sz="8" w:space="0" w:color="000000"/>
@@ -9767,7 +9838,7 @@
         </w:tc>
         <w:tc>
           <w:tcPr>
-            <w:tcW w:w="1601" w:type="dxa"/>
+            <w:tcW w:w="1602" w:type="dxa"/>
             <w:tcBorders>
               <w:top w:val="single" w:sz="8" w:space="0" w:color="000000"/>
               <w:start w:val="single" w:sz="8" w:space="0" w:color="000000"/>
@@ -9794,7 +9865,7 @@
         </w:tc>
         <w:tc>
           <w:tcPr>
-            <w:tcW w:w="1599" w:type="dxa"/>
+            <w:tcW w:w="1598" w:type="dxa"/>
             <w:tcBorders>
               <w:top w:val="single" w:sz="8" w:space="0" w:color="000000"/>
               <w:start w:val="single" w:sz="8" w:space="0" w:color="000000"/>
@@ -9821,7 +9892,7 @@
         </w:tc>
         <w:tc>
           <w:tcPr>
-            <w:tcW w:w="1101" w:type="dxa"/>
+            <w:tcW w:w="1102" w:type="dxa"/>
             <w:tcBorders>
               <w:top w:val="single" w:sz="8" w:space="0" w:color="000000"/>
               <w:start w:val="single" w:sz="8" w:space="0" w:color="000000"/>
@@ -9848,7 +9919,7 @@
         </w:tc>
         <w:tc>
           <w:tcPr>
-            <w:tcW w:w="1299" w:type="dxa"/>
+            <w:tcW w:w="1298" w:type="dxa"/>
             <w:tcBorders>
               <w:top w:val="single" w:sz="8" w:space="0" w:color="000000"/>
               <w:start w:val="single" w:sz="8" w:space="0" w:color="000000"/>
@@ -9902,7 +9973,7 @@
         </w:tc>
         <w:tc>
           <w:tcPr>
-            <w:tcW w:w="501" w:type="dxa"/>
+            <w:tcW w:w="502" w:type="dxa"/>
             <w:tcBorders>
               <w:top w:val="single" w:sz="8" w:space="0" w:color="000000"/>
               <w:start w:val="single" w:sz="8" w:space="0" w:color="000000"/>
@@ -9960,7 +10031,7 @@
     <w:p>
       <w:pPr>
         <w:pStyle w:val="normal1"/>
-        <w:spacing w:lineRule="auto" w:line="360"/>
+        <w:spacing w:lineRule="auto" w:line="360" w:before="0" w:after="160"/>
         <w:jc w:val="center"/>
         <w:rPr/>
       </w:pPr>
@@ -10019,10 +10090,10 @@
         <w:tblLook w:val="0600"/>
       </w:tblPr>
       <w:tblGrid>
-        <w:gridCol w:w="1499"/>
+        <w:gridCol w:w="1498"/>
         <w:gridCol w:w="1200"/>
         <w:gridCol w:w="1400"/>
-        <w:gridCol w:w="1400"/>
+        <w:gridCol w:w="1401"/>
         <w:gridCol w:w="1001"/>
         <w:gridCol w:w="1200"/>
         <w:gridCol w:w="1300"/>
@@ -10035,7 +10106,7 @@
         </w:trPr>
         <w:tc>
           <w:tcPr>
-            <w:tcW w:w="1499" w:type="dxa"/>
+            <w:tcW w:w="1498" w:type="dxa"/>
             <w:tcBorders>
               <w:top w:val="single" w:sz="8" w:space="0" w:color="000000"/>
               <w:start w:val="single" w:sz="8" w:space="0" w:color="000000"/>
@@ -10125,7 +10196,7 @@
         </w:tc>
         <w:tc>
           <w:tcPr>
-            <w:tcW w:w="1400" w:type="dxa"/>
+            <w:tcW w:w="1401" w:type="dxa"/>
             <w:tcBorders>
               <w:top w:val="single" w:sz="8" w:space="0" w:color="000000"/>
               <w:start w:val="single" w:sz="8" w:space="0" w:color="000000"/>
@@ -10308,7 +10379,7 @@
         <w:trPr/>
         <w:tc>
           <w:tcPr>
-            <w:tcW w:w="1499" w:type="dxa"/>
+            <w:tcW w:w="1498" w:type="dxa"/>
             <w:tcBorders>
               <w:top w:val="single" w:sz="8" w:space="0" w:color="000000"/>
               <w:start w:val="single" w:sz="8" w:space="0" w:color="000000"/>
@@ -10383,7 +10454,7 @@
         </w:tc>
         <w:tc>
           <w:tcPr>
-            <w:tcW w:w="1400" w:type="dxa"/>
+            <w:tcW w:w="1401" w:type="dxa"/>
             <w:tcBorders>
               <w:top w:val="single" w:sz="8" w:space="0" w:color="000000"/>
               <w:start w:val="single" w:sz="8" w:space="0" w:color="000000"/>
@@ -10548,7 +10619,7 @@
         <w:trPr/>
         <w:tc>
           <w:tcPr>
-            <w:tcW w:w="1499" w:type="dxa"/>
+            <w:tcW w:w="1498" w:type="dxa"/>
             <w:tcBorders>
               <w:top w:val="single" w:sz="8" w:space="0" w:color="000000"/>
               <w:start w:val="single" w:sz="8" w:space="0" w:color="000000"/>
@@ -10623,7 +10694,7 @@
         </w:tc>
         <w:tc>
           <w:tcPr>
-            <w:tcW w:w="1400" w:type="dxa"/>
+            <w:tcW w:w="1401" w:type="dxa"/>
             <w:tcBorders>
               <w:top w:val="single" w:sz="8" w:space="0" w:color="000000"/>
               <w:start w:val="single" w:sz="8" w:space="0" w:color="000000"/>
@@ -10788,7 +10859,7 @@
         <w:trPr/>
         <w:tc>
           <w:tcPr>
-            <w:tcW w:w="1499" w:type="dxa"/>
+            <w:tcW w:w="1498" w:type="dxa"/>
             <w:tcBorders>
               <w:top w:val="single" w:sz="8" w:space="0" w:color="000000"/>
               <w:start w:val="single" w:sz="8" w:space="0" w:color="000000"/>
@@ -10863,7 +10934,7 @@
         </w:tc>
         <w:tc>
           <w:tcPr>
-            <w:tcW w:w="1400" w:type="dxa"/>
+            <w:tcW w:w="1401" w:type="dxa"/>
             <w:tcBorders>
               <w:top w:val="single" w:sz="8" w:space="0" w:color="000000"/>
               <w:start w:val="single" w:sz="8" w:space="0" w:color="000000"/>
@@ -11028,7 +11099,7 @@
         <w:trPr/>
         <w:tc>
           <w:tcPr>
-            <w:tcW w:w="1499" w:type="dxa"/>
+            <w:tcW w:w="1498" w:type="dxa"/>
             <w:tcBorders>
               <w:top w:val="single" w:sz="8" w:space="0" w:color="000000"/>
               <w:start w:val="single" w:sz="8" w:space="0" w:color="000000"/>
@@ -11103,7 +11174,7 @@
         </w:tc>
         <w:tc>
           <w:tcPr>
-            <w:tcW w:w="1400" w:type="dxa"/>
+            <w:tcW w:w="1401" w:type="dxa"/>
             <w:tcBorders>
               <w:top w:val="single" w:sz="8" w:space="0" w:color="000000"/>
               <w:start w:val="single" w:sz="8" w:space="0" w:color="000000"/>
@@ -12333,8 +12404,8 @@
         <w:tblLook w:val="0600"/>
       </w:tblPr>
       <w:tblGrid>
-        <w:gridCol w:w="999"/>
-        <w:gridCol w:w="1801"/>
+        <w:gridCol w:w="998"/>
+        <w:gridCol w:w="1802"/>
         <w:gridCol w:w="1800"/>
         <w:gridCol w:w="1800"/>
         <w:gridCol w:w="1800"/>
@@ -12346,7 +12417,7 @@
         </w:trPr>
         <w:tc>
           <w:tcPr>
-            <w:tcW w:w="999" w:type="dxa"/>
+            <w:tcW w:w="998" w:type="dxa"/>
             <w:tcBorders>
               <w:top w:val="single" w:sz="8" w:space="0" w:color="000000"/>
               <w:start w:val="single" w:sz="8" w:space="0" w:color="000000"/>
@@ -12375,7 +12446,7 @@
         </w:tc>
         <w:tc>
           <w:tcPr>
-            <w:tcW w:w="1801" w:type="dxa"/>
+            <w:tcW w:w="1802" w:type="dxa"/>
             <w:tcBorders>
               <w:top w:val="single" w:sz="8" w:space="0" w:color="000000"/>
               <w:start w:val="single" w:sz="8" w:space="0" w:color="000000"/>
@@ -12523,7 +12594,7 @@
         <w:trPr/>
         <w:tc>
           <w:tcPr>
-            <w:tcW w:w="999" w:type="dxa"/>
+            <w:tcW w:w="998" w:type="dxa"/>
             <w:tcBorders>
               <w:top w:val="single" w:sz="8" w:space="0" w:color="000000"/>
               <w:start w:val="single" w:sz="8" w:space="0" w:color="000000"/>
@@ -12550,7 +12621,7 @@
         </w:tc>
         <w:tc>
           <w:tcPr>
-            <w:tcW w:w="1801" w:type="dxa"/>
+            <w:tcW w:w="1802" w:type="dxa"/>
             <w:tcBorders>
               <w:top w:val="single" w:sz="8" w:space="0" w:color="000000"/>
               <w:start w:val="single" w:sz="8" w:space="0" w:color="000000"/>
@@ -12673,7 +12744,7 @@
         <w:trPr/>
         <w:tc>
           <w:tcPr>
-            <w:tcW w:w="999" w:type="dxa"/>
+            <w:tcW w:w="998" w:type="dxa"/>
             <w:tcBorders>
               <w:top w:val="single" w:sz="8" w:space="0" w:color="000000"/>
               <w:start w:val="single" w:sz="8" w:space="0" w:color="000000"/>
@@ -12700,7 +12771,7 @@
         </w:tc>
         <w:tc>
           <w:tcPr>
-            <w:tcW w:w="1801" w:type="dxa"/>
+            <w:tcW w:w="1802" w:type="dxa"/>
             <w:tcBorders>
               <w:top w:val="single" w:sz="8" w:space="0" w:color="000000"/>
               <w:start w:val="single" w:sz="8" w:space="0" w:color="000000"/>
@@ -12823,7 +12894,7 @@
         <w:trPr/>
         <w:tc>
           <w:tcPr>
-            <w:tcW w:w="999" w:type="dxa"/>
+            <w:tcW w:w="998" w:type="dxa"/>
             <w:tcBorders>
               <w:top w:val="single" w:sz="8" w:space="0" w:color="000000"/>
               <w:start w:val="single" w:sz="8" w:space="0" w:color="000000"/>
@@ -12850,7 +12921,7 @@
         </w:tc>
         <w:tc>
           <w:tcPr>
-            <w:tcW w:w="1801" w:type="dxa"/>
+            <w:tcW w:w="1802" w:type="dxa"/>
             <w:tcBorders>
               <w:top w:val="single" w:sz="8" w:space="0" w:color="000000"/>
               <w:start w:val="single" w:sz="8" w:space="0" w:color="000000"/>
@@ -12973,7 +13044,7 @@
         <w:trPr/>
         <w:tc>
           <w:tcPr>
-            <w:tcW w:w="999" w:type="dxa"/>
+            <w:tcW w:w="998" w:type="dxa"/>
             <w:tcBorders>
               <w:top w:val="single" w:sz="8" w:space="0" w:color="000000"/>
               <w:start w:val="single" w:sz="8" w:space="0" w:color="000000"/>
@@ -13000,7 +13071,7 @@
         </w:tc>
         <w:tc>
           <w:tcPr>
-            <w:tcW w:w="1801" w:type="dxa"/>
+            <w:tcW w:w="1802" w:type="dxa"/>
             <w:tcBorders>
               <w:top w:val="single" w:sz="8" w:space="0" w:color="000000"/>
               <w:start w:val="single" w:sz="8" w:space="0" w:color="000000"/>
@@ -13123,7 +13194,7 @@
         <w:trPr/>
         <w:tc>
           <w:tcPr>
-            <w:tcW w:w="999" w:type="dxa"/>
+            <w:tcW w:w="998" w:type="dxa"/>
             <w:tcBorders>
               <w:top w:val="single" w:sz="8" w:space="0" w:color="000000"/>
               <w:start w:val="single" w:sz="8" w:space="0" w:color="000000"/>
@@ -13150,7 +13221,7 @@
         </w:tc>
         <w:tc>
           <w:tcPr>
-            <w:tcW w:w="1801" w:type="dxa"/>
+            <w:tcW w:w="1802" w:type="dxa"/>
             <w:tcBorders>
               <w:top w:val="single" w:sz="8" w:space="0" w:color="000000"/>
               <w:start w:val="single" w:sz="8" w:space="0" w:color="000000"/>
@@ -13273,7 +13344,7 @@
         <w:trPr/>
         <w:tc>
           <w:tcPr>
-            <w:tcW w:w="999" w:type="dxa"/>
+            <w:tcW w:w="998" w:type="dxa"/>
             <w:tcBorders>
               <w:top w:val="single" w:sz="8" w:space="0" w:color="000000"/>
               <w:start w:val="single" w:sz="8" w:space="0" w:color="000000"/>
@@ -13300,7 +13371,7 @@
         </w:tc>
         <w:tc>
           <w:tcPr>
-            <w:tcW w:w="1801" w:type="dxa"/>
+            <w:tcW w:w="1802" w:type="dxa"/>
             <w:tcBorders>
               <w:top w:val="single" w:sz="8" w:space="0" w:color="000000"/>
               <w:start w:val="single" w:sz="8" w:space="0" w:color="000000"/>
@@ -13423,7 +13494,7 @@
         <w:trPr/>
         <w:tc>
           <w:tcPr>
-            <w:tcW w:w="999" w:type="dxa"/>
+            <w:tcW w:w="998" w:type="dxa"/>
             <w:tcBorders>
               <w:top w:val="single" w:sz="8" w:space="0" w:color="000000"/>
               <w:start w:val="single" w:sz="8" w:space="0" w:color="000000"/>
@@ -13450,7 +13521,7 @@
         </w:tc>
         <w:tc>
           <w:tcPr>
-            <w:tcW w:w="1801" w:type="dxa"/>
+            <w:tcW w:w="1802" w:type="dxa"/>
             <w:tcBorders>
               <w:top w:val="single" w:sz="8" w:space="0" w:color="000000"/>
               <w:start w:val="single" w:sz="8" w:space="0" w:color="000000"/>
@@ -13573,7 +13644,7 @@
         <w:trPr/>
         <w:tc>
           <w:tcPr>
-            <w:tcW w:w="999" w:type="dxa"/>
+            <w:tcW w:w="998" w:type="dxa"/>
             <w:tcBorders>
               <w:top w:val="single" w:sz="8" w:space="0" w:color="000000"/>
               <w:start w:val="single" w:sz="8" w:space="0" w:color="000000"/>
@@ -13600,7 +13671,7 @@
         </w:tc>
         <w:tc>
           <w:tcPr>
-            <w:tcW w:w="1801" w:type="dxa"/>
+            <w:tcW w:w="1802" w:type="dxa"/>
             <w:tcBorders>
               <w:top w:val="single" w:sz="8" w:space="0" w:color="000000"/>
               <w:start w:val="single" w:sz="8" w:space="0" w:color="000000"/>
@@ -13777,8 +13848,8 @@
       <w:tblGrid>
         <w:gridCol w:w="799"/>
         <w:gridCol w:w="1201"/>
-        <w:gridCol w:w="1199"/>
-        <w:gridCol w:w="1201"/>
+        <w:gridCol w:w="1198"/>
+        <w:gridCol w:w="1202"/>
         <w:gridCol w:w="4400"/>
       </w:tblGrid>
       <w:tr>
@@ -13845,7 +13916,7 @@
         </w:tc>
         <w:tc>
           <w:tcPr>
-            <w:tcW w:w="1199" w:type="dxa"/>
+            <w:tcW w:w="1198" w:type="dxa"/>
             <w:tcBorders>
               <w:top w:val="single" w:sz="8" w:space="0" w:color="000000"/>
               <w:start w:val="single" w:sz="8" w:space="0" w:color="000000"/>
@@ -13874,7 +13945,7 @@
         </w:tc>
         <w:tc>
           <w:tcPr>
-            <w:tcW w:w="1201" w:type="dxa"/>
+            <w:tcW w:w="1202" w:type="dxa"/>
             <w:tcBorders>
               <w:top w:val="single" w:sz="8" w:space="0" w:color="000000"/>
               <w:start w:val="single" w:sz="8" w:space="0" w:color="000000"/>
@@ -13986,7 +14057,7 @@
         </w:tc>
         <w:tc>
           <w:tcPr>
-            <w:tcW w:w="1199" w:type="dxa"/>
+            <w:tcW w:w="1198" w:type="dxa"/>
             <w:tcBorders>
               <w:top w:val="single" w:sz="8" w:space="0" w:color="000000"/>
               <w:start w:val="single" w:sz="8" w:space="0" w:color="000000"/>
@@ -14010,7 +14081,7 @@
         </w:tc>
         <w:tc>
           <w:tcPr>
-            <w:tcW w:w="1201" w:type="dxa"/>
+            <w:tcW w:w="1202" w:type="dxa"/>
             <w:tcBorders>
               <w:top w:val="single" w:sz="8" w:space="0" w:color="000000"/>
               <w:start w:val="single" w:sz="8" w:space="0" w:color="000000"/>
@@ -14061,7 +14132,7 @@
     <w:p>
       <w:pPr>
         <w:pStyle w:val="normal1"/>
-        <w:spacing w:lineRule="auto" w:line="360"/>
+        <w:spacing w:lineRule="auto" w:line="360" w:before="0" w:after="160"/>
         <w:jc w:val="center"/>
         <w:rPr/>
       </w:pPr>
@@ -14282,10 +14353,10 @@
         <w:gridCol w:w="901"/>
         <w:gridCol w:w="899"/>
         <w:gridCol w:w="901"/>
-        <w:gridCol w:w="899"/>
-        <w:gridCol w:w="901"/>
-        <w:gridCol w:w="899"/>
-        <w:gridCol w:w="901"/>
+        <w:gridCol w:w="898"/>
+        <w:gridCol w:w="902"/>
+        <w:gridCol w:w="898"/>
+        <w:gridCol w:w="902"/>
       </w:tblGrid>
       <w:tr>
         <w:trPr>
@@ -14438,7 +14509,7 @@
         </w:tc>
         <w:tc>
           <w:tcPr>
-            <w:tcW w:w="899" w:type="dxa"/>
+            <w:tcW w:w="898" w:type="dxa"/>
             <w:tcBorders>
               <w:top w:val="single" w:sz="8" w:space="0" w:color="000000"/>
               <w:start w:val="single" w:sz="8" w:space="0" w:color="000000"/>
@@ -14467,7 +14538,7 @@
         </w:tc>
         <w:tc>
           <w:tcPr>
-            <w:tcW w:w="901" w:type="dxa"/>
+            <w:tcW w:w="902" w:type="dxa"/>
             <w:tcBorders>
               <w:top w:val="single" w:sz="8" w:space="0" w:color="000000"/>
               <w:start w:val="single" w:sz="8" w:space="0" w:color="000000"/>
@@ -14496,7 +14567,7 @@
         </w:tc>
         <w:tc>
           <w:tcPr>
-            <w:tcW w:w="899" w:type="dxa"/>
+            <w:tcW w:w="898" w:type="dxa"/>
             <w:tcBorders>
               <w:top w:val="single" w:sz="8" w:space="0" w:color="000000"/>
               <w:start w:val="single" w:sz="8" w:space="0" w:color="000000"/>
@@ -14525,7 +14596,7 @@
         </w:tc>
         <w:tc>
           <w:tcPr>
-            <w:tcW w:w="901" w:type="dxa"/>
+            <w:tcW w:w="902" w:type="dxa"/>
             <w:tcBorders>
               <w:top w:val="single" w:sz="8" w:space="0" w:color="000000"/>
               <w:start w:val="single" w:sz="8" w:space="0" w:color="000000"/>
@@ -14692,7 +14763,7 @@
         </w:tc>
         <w:tc>
           <w:tcPr>
-            <w:tcW w:w="899" w:type="dxa"/>
+            <w:tcW w:w="898" w:type="dxa"/>
             <w:tcBorders>
               <w:top w:val="single" w:sz="8" w:space="0" w:color="000000"/>
               <w:start w:val="single" w:sz="8" w:space="0" w:color="000000"/>
@@ -14719,7 +14790,7 @@
         </w:tc>
         <w:tc>
           <w:tcPr>
-            <w:tcW w:w="901" w:type="dxa"/>
+            <w:tcW w:w="902" w:type="dxa"/>
             <w:tcBorders>
               <w:top w:val="single" w:sz="8" w:space="0" w:color="000000"/>
               <w:start w:val="single" w:sz="8" w:space="0" w:color="000000"/>
@@ -14746,7 +14817,7 @@
         </w:tc>
         <w:tc>
           <w:tcPr>
-            <w:tcW w:w="899" w:type="dxa"/>
+            <w:tcW w:w="898" w:type="dxa"/>
             <w:tcBorders>
               <w:top w:val="single" w:sz="8" w:space="0" w:color="000000"/>
               <w:start w:val="single" w:sz="8" w:space="0" w:color="000000"/>
@@ -14773,7 +14844,7 @@
         </w:tc>
         <w:tc>
           <w:tcPr>
-            <w:tcW w:w="901" w:type="dxa"/>
+            <w:tcW w:w="902" w:type="dxa"/>
             <w:tcBorders>
               <w:top w:val="single" w:sz="8" w:space="0" w:color="000000"/>
               <w:start w:val="single" w:sz="8" w:space="0" w:color="000000"/>
@@ -14938,7 +15009,7 @@
         </w:tc>
         <w:tc>
           <w:tcPr>
-            <w:tcW w:w="899" w:type="dxa"/>
+            <w:tcW w:w="898" w:type="dxa"/>
             <w:tcBorders>
               <w:top w:val="single" w:sz="8" w:space="0" w:color="000000"/>
               <w:start w:val="single" w:sz="8" w:space="0" w:color="000000"/>
@@ -14965,7 +15036,7 @@
         </w:tc>
         <w:tc>
           <w:tcPr>
-            <w:tcW w:w="901" w:type="dxa"/>
+            <w:tcW w:w="902" w:type="dxa"/>
             <w:tcBorders>
               <w:top w:val="single" w:sz="8" w:space="0" w:color="000000"/>
               <w:start w:val="single" w:sz="8" w:space="0" w:color="000000"/>
@@ -14992,7 +15063,7 @@
         </w:tc>
         <w:tc>
           <w:tcPr>
-            <w:tcW w:w="899" w:type="dxa"/>
+            <w:tcW w:w="898" w:type="dxa"/>
             <w:tcBorders>
               <w:top w:val="single" w:sz="8" w:space="0" w:color="000000"/>
               <w:start w:val="single" w:sz="8" w:space="0" w:color="000000"/>
@@ -15019,7 +15090,7 @@
         </w:tc>
         <w:tc>
           <w:tcPr>
-            <w:tcW w:w="901" w:type="dxa"/>
+            <w:tcW w:w="902" w:type="dxa"/>
             <w:tcBorders>
               <w:top w:val="single" w:sz="8" w:space="0" w:color="000000"/>
               <w:start w:val="single" w:sz="8" w:space="0" w:color="000000"/>
@@ -15184,7 +15255,7 @@
         </w:tc>
         <w:tc>
           <w:tcPr>
-            <w:tcW w:w="899" w:type="dxa"/>
+            <w:tcW w:w="898" w:type="dxa"/>
             <w:tcBorders>
               <w:top w:val="single" w:sz="8" w:space="0" w:color="000000"/>
               <w:start w:val="single" w:sz="8" w:space="0" w:color="000000"/>
@@ -15211,7 +15282,7 @@
         </w:tc>
         <w:tc>
           <w:tcPr>
-            <w:tcW w:w="901" w:type="dxa"/>
+            <w:tcW w:w="902" w:type="dxa"/>
             <w:tcBorders>
               <w:top w:val="single" w:sz="8" w:space="0" w:color="000000"/>
               <w:start w:val="single" w:sz="8" w:space="0" w:color="000000"/>
@@ -15238,7 +15309,7 @@
         </w:tc>
         <w:tc>
           <w:tcPr>
-            <w:tcW w:w="899" w:type="dxa"/>
+            <w:tcW w:w="898" w:type="dxa"/>
             <w:tcBorders>
               <w:top w:val="single" w:sz="8" w:space="0" w:color="000000"/>
               <w:start w:val="single" w:sz="8" w:space="0" w:color="000000"/>
@@ -15265,7 +15336,7 @@
         </w:tc>
         <w:tc>
           <w:tcPr>
-            <w:tcW w:w="901" w:type="dxa"/>
+            <w:tcW w:w="902" w:type="dxa"/>
             <w:tcBorders>
               <w:top w:val="single" w:sz="8" w:space="0" w:color="000000"/>
               <w:start w:val="single" w:sz="8" w:space="0" w:color="000000"/>
@@ -15430,7 +15501,7 @@
         </w:tc>
         <w:tc>
           <w:tcPr>
-            <w:tcW w:w="899" w:type="dxa"/>
+            <w:tcW w:w="898" w:type="dxa"/>
             <w:tcBorders>
               <w:top w:val="single" w:sz="8" w:space="0" w:color="000000"/>
               <w:start w:val="single" w:sz="8" w:space="0" w:color="000000"/>
@@ -15457,7 +15528,7 @@
         </w:tc>
         <w:tc>
           <w:tcPr>
-            <w:tcW w:w="901" w:type="dxa"/>
+            <w:tcW w:w="902" w:type="dxa"/>
             <w:tcBorders>
               <w:top w:val="single" w:sz="8" w:space="0" w:color="000000"/>
               <w:start w:val="single" w:sz="8" w:space="0" w:color="000000"/>
@@ -15484,7 +15555,7 @@
         </w:tc>
         <w:tc>
           <w:tcPr>
-            <w:tcW w:w="899" w:type="dxa"/>
+            <w:tcW w:w="898" w:type="dxa"/>
             <w:tcBorders>
               <w:top w:val="single" w:sz="8" w:space="0" w:color="000000"/>
               <w:start w:val="single" w:sz="8" w:space="0" w:color="000000"/>
@@ -15511,7 +15582,7 @@
         </w:tc>
         <w:tc>
           <w:tcPr>
-            <w:tcW w:w="901" w:type="dxa"/>
+            <w:tcW w:w="902" w:type="dxa"/>
             <w:tcBorders>
               <w:top w:val="single" w:sz="8" w:space="0" w:color="000000"/>
               <w:start w:val="single" w:sz="8" w:space="0" w:color="000000"/>
@@ -15651,7 +15722,7 @@
         </w:tc>
         <w:tc>
           <w:tcPr>
-            <w:tcW w:w="899" w:type="dxa"/>
+            <w:tcW w:w="898" w:type="dxa"/>
             <w:tcBorders>
               <w:top w:val="single" w:sz="8" w:space="0" w:color="000000"/>
               <w:start w:val="single" w:sz="8" w:space="0" w:color="000000"/>
@@ -15673,7 +15744,7 @@
         </w:tc>
         <w:tc>
           <w:tcPr>
-            <w:tcW w:w="901" w:type="dxa"/>
+            <w:tcW w:w="902" w:type="dxa"/>
             <w:tcBorders>
               <w:top w:val="single" w:sz="8" w:space="0" w:color="000000"/>
               <w:start w:val="single" w:sz="8" w:space="0" w:color="000000"/>
@@ -15695,7 +15766,7 @@
         </w:tc>
         <w:tc>
           <w:tcPr>
-            <w:tcW w:w="899" w:type="dxa"/>
+            <w:tcW w:w="898" w:type="dxa"/>
             <w:tcBorders>
               <w:top w:val="single" w:sz="8" w:space="0" w:color="000000"/>
               <w:start w:val="single" w:sz="8" w:space="0" w:color="000000"/>
@@ -15717,7 +15788,7 @@
         </w:tc>
         <w:tc>
           <w:tcPr>
-            <w:tcW w:w="901" w:type="dxa"/>
+            <w:tcW w:w="902" w:type="dxa"/>
             <w:tcBorders>
               <w:top w:val="single" w:sz="8" w:space="0" w:color="000000"/>
               <w:start w:val="single" w:sz="8" w:space="0" w:color="000000"/>
@@ -15877,7 +15948,7 @@
         </w:tc>
         <w:tc>
           <w:tcPr>
-            <w:tcW w:w="899" w:type="dxa"/>
+            <w:tcW w:w="898" w:type="dxa"/>
             <w:tcBorders>
               <w:top w:val="single" w:sz="8" w:space="0" w:color="000000"/>
               <w:start w:val="single" w:sz="8" w:space="0" w:color="000000"/>
@@ -15904,7 +15975,7 @@
         </w:tc>
         <w:tc>
           <w:tcPr>
-            <w:tcW w:w="901" w:type="dxa"/>
+            <w:tcW w:w="902" w:type="dxa"/>
             <w:tcBorders>
               <w:top w:val="single" w:sz="8" w:space="0" w:color="000000"/>
               <w:start w:val="single" w:sz="8" w:space="0" w:color="000000"/>
@@ -15931,7 +16002,7 @@
         </w:tc>
         <w:tc>
           <w:tcPr>
-            <w:tcW w:w="899" w:type="dxa"/>
+            <w:tcW w:w="898" w:type="dxa"/>
             <w:tcBorders>
               <w:top w:val="single" w:sz="8" w:space="0" w:color="000000"/>
               <w:start w:val="single" w:sz="8" w:space="0" w:color="000000"/>
@@ -15958,7 +16029,7 @@
         </w:tc>
         <w:tc>
           <w:tcPr>
-            <w:tcW w:w="901" w:type="dxa"/>
+            <w:tcW w:w="902" w:type="dxa"/>
             <w:tcBorders>
               <w:top w:val="single" w:sz="8" w:space="0" w:color="000000"/>
               <w:start w:val="single" w:sz="8" w:space="0" w:color="000000"/>
@@ -16293,7 +16364,6 @@
       <w:keepLines w:val="false"/>
       <w:pageBreakBefore w:val="false"/>
       <w:widowControl/>
-      <w:pBdr/>
       <w:shd w:val="clear" w:fill="auto"/>
       <w:tabs>
         <w:tab w:val="clear" w:pos="720"/>
@@ -16321,7 +16391,6 @@
       <w:keepLines w:val="false"/>
       <w:pageBreakBefore w:val="false"/>
       <w:widowControl/>
-      <w:pBdr/>
       <w:shd w:val="clear" w:fill="auto"/>
       <w:tabs>
         <w:tab w:val="clear" w:pos="720"/>
@@ -17186,6 +17255,7 @@
     <w:qFormat/>
     <w:pPr>
       <w:widowControl/>
+      <w:suppressAutoHyphens w:val="true"/>
       <w:bidi w:val="0"/>
       <w:spacing w:lineRule="auto" w:line="259" w:before="0" w:after="160"/>
       <w:jc w:val="start"/>
@@ -17365,6 +17435,7 @@
     <w:qFormat/>
     <w:pPr>
       <w:widowControl/>
+      <w:suppressAutoHyphens w:val="true"/>
       <w:bidi w:val="0"/>
       <w:spacing w:lineRule="auto" w:line="259" w:before="0" w:after="160"/>
       <w:jc w:val="start"/>

--- a/proyecto_de_grado/TRABAJO_LENIN_ALVARADO.docx
+++ b/proyecto_de_grado/TRABAJO_LENIN_ALVARADO.docx
@@ -7309,17 +7309,25 @@
     </w:p>
     <w:p>
       <w:pPr>
-        <w:pStyle w:val="normal1"/>
-        <w:spacing w:lineRule="auto" w:line="360" w:before="0" w:after="120"/>
-        <w:ind w:firstLine="0" w:left="0"/>
-        <w:jc w:val="both"/>
-        <w:rPr/>
-      </w:pPr>
-      <w:r/>
+        <w:pStyle w:val="Normal"/>
+        <w:spacing w:lineRule="auto" w:line="360" w:before="240" w:after="120"/>
+        <w:ind w:left="0" w:firstLine="0"/>
+        <w:jc w:val="left"/>
+        <w:rPr/>
+      </w:pPr>
       <w:r>
         <w:rPr>
           <w:rFonts w:ascii="Times New Roman" w:hAnsi="Times New Roman"/>
           <w:b/>
+          <w:i w:val="0"/>
+          <w:sz w:val="24"/>
+        </w:rPr>
+      </w:r>
+      <w:r>
+        <w:rPr>
+          <w:rFonts w:ascii="Times New Roman" w:hAnsi="Times New Roman"/>
+          <w:b/>
+          <w:i w:val="0"/>
           <w:sz w:val="24"/>
         </w:rPr>
         <w:t>DATOS DEL TRABAJADOR (Opcional):</w:t>
@@ -7327,21 +7335,29 @@
     </w:p>
     <w:p>
       <w:pPr>
-        <w:pStyle w:val="normal1"/>
+        <w:pStyle w:val="Normal"/>
         <w:numPr>
           <w:ilvl w:val="0"/>
           <w:numId w:val="1"/>
         </w:numPr>
         <w:spacing w:lineRule="auto" w:line="360" w:before="0" w:after="120"/>
-        <w:ind w:start="720" w:firstLine="720" w:left="0"/>
-        <w:jc w:val="both"/>
-        <w:rPr/>
-      </w:pPr>
-      <w:r/>
+        <w:ind w:start="720" w:left="0" w:firstLine="0"/>
+        <w:jc w:val="left"/>
+        <w:rPr/>
+      </w:pPr>
       <w:r>
         <w:rPr>
           <w:rFonts w:ascii="Times New Roman" w:hAnsi="Times New Roman"/>
           <w:b w:val="0"/>
+          <w:i w:val="0"/>
+          <w:sz w:val="24"/>
+        </w:rPr>
+      </w:r>
+      <w:r>
+        <w:rPr>
+          <w:rFonts w:ascii="Times New Roman" w:hAnsi="Times New Roman"/>
+          <w:b w:val="0"/>
+          <w:i w:val="0"/>
           <w:sz w:val="24"/>
         </w:rPr>
         <w:t>Lugar de Trabajo: Inversiones Más por tu Oro 17 C.A.</w:t>
@@ -7349,21 +7365,29 @@
     </w:p>
     <w:p>
       <w:pPr>
-        <w:pStyle w:val="normal1"/>
+        <w:pStyle w:val="Normal"/>
         <w:numPr>
           <w:ilvl w:val="0"/>
           <w:numId w:val="1"/>
         </w:numPr>
         <w:spacing w:lineRule="auto" w:line="360" w:before="0" w:after="120"/>
-        <w:ind w:start="720" w:firstLine="720" w:left="0"/>
-        <w:jc w:val="both"/>
-        <w:rPr/>
-      </w:pPr>
-      <w:r/>
+        <w:ind w:start="720" w:left="0" w:firstLine="0"/>
+        <w:jc w:val="left"/>
+        <w:rPr/>
+      </w:pPr>
       <w:r>
         <w:rPr>
           <w:rFonts w:ascii="Times New Roman" w:hAnsi="Times New Roman"/>
           <w:b w:val="0"/>
+          <w:i w:val="0"/>
+          <w:sz w:val="24"/>
+        </w:rPr>
+      </w:r>
+      <w:r>
+        <w:rPr>
+          <w:rFonts w:ascii="Times New Roman" w:hAnsi="Times New Roman"/>
+          <w:b w:val="0"/>
+          <w:i w:val="0"/>
           <w:sz w:val="24"/>
         </w:rPr>
         <w:t>Cargo que desempeña: ___________________________________</w:t>
@@ -7371,21 +7395,29 @@
     </w:p>
     <w:p>
       <w:pPr>
-        <w:pStyle w:val="normal1"/>
+        <w:pStyle w:val="Normal"/>
         <w:numPr>
           <w:ilvl w:val="0"/>
           <w:numId w:val="1"/>
         </w:numPr>
-        <w:spacing w:lineRule="auto" w:line="360" w:before="0" w:after="120"/>
-        <w:ind w:start="720" w:firstLine="720" w:left="0"/>
-        <w:jc w:val="both"/>
-        <w:rPr/>
-      </w:pPr>
-      <w:r/>
+        <w:spacing w:lineRule="auto" w:line="360" w:before="0" w:after="240"/>
+        <w:ind w:start="720" w:left="0" w:firstLine="0"/>
+        <w:jc w:val="left"/>
+        <w:rPr/>
+      </w:pPr>
       <w:r>
         <w:rPr>
           <w:rFonts w:ascii="Times New Roman" w:hAnsi="Times New Roman"/>
           <w:b w:val="0"/>
+          <w:i w:val="0"/>
+          <w:sz w:val="24"/>
+        </w:rPr>
+      </w:r>
+      <w:r>
+        <w:rPr>
+          <w:rFonts w:ascii="Times New Roman" w:hAnsi="Times New Roman"/>
+          <w:b w:val="0"/>
+          <w:i w:val="0"/>
           <w:sz w:val="24"/>
         </w:rPr>
         <w:t>Años de experiencia en el área: ___________________________</w:t>
@@ -7393,17 +7425,25 @@
     </w:p>
     <w:p>
       <w:pPr>
-        <w:pStyle w:val="normal1"/>
-        <w:spacing w:lineRule="auto" w:line="360" w:before="0" w:after="240"/>
-        <w:ind w:firstLine="0" w:left="0"/>
-        <w:jc w:val="both"/>
-        <w:rPr/>
-      </w:pPr>
-      <w:r/>
+        <w:pStyle w:val="Normal"/>
+        <w:spacing w:lineRule="auto" w:line="360" w:before="120" w:after="240"/>
+        <w:ind w:left="0" w:firstLine="0"/>
+        <w:jc w:val="left"/>
+        <w:rPr/>
+      </w:pPr>
       <w:r>
         <w:rPr>
           <w:rFonts w:ascii="Times New Roman" w:hAnsi="Times New Roman"/>
           <w:b/>
+          <w:i w:val="0"/>
+          <w:sz w:val="24"/>
+        </w:rPr>
+      </w:r>
+      <w:r>
+        <w:rPr>
+          <w:rFonts w:ascii="Times New Roman" w:hAnsi="Times New Roman"/>
+          <w:b/>
+          <w:i w:val="0"/>
           <w:sz w:val="24"/>
         </w:rPr>
         <w:t>CUESTIONARIO:</w:t>

--- a/proyecto_de_grado/TRABAJO_LENIN_ALVARADO.docx
+++ b/proyecto_de_grado/TRABAJO_LENIN_ALVARADO.docx
@@ -3355,7 +3355,8 @@
     <w:p>
       <w:pPr>
         <w:pStyle w:val="normal1"/>
-        <w:spacing w:lineRule="auto" w:line="360"/>
+        <w:spacing w:lineRule="auto" w:line="360" w:before="0" w:after="120"/>
+        <w:ind w:firstLine="720" w:left="0"/>
         <w:jc w:val="both"/>
         <w:rPr>
           <w:rFonts w:ascii="Times New Roman" w:hAnsi="Times New Roman" w:eastAsia="Times New Roman" w:cs="Times New Roman"/>
@@ -3363,13 +3364,14 @@
           <w:szCs w:val="24"/>
         </w:rPr>
       </w:pPr>
-      <w:r>
-        <w:rPr>
-          <w:rFonts w:eastAsia="Times New Roman" w:cs="Times New Roman" w:ascii="Times New Roman" w:hAnsi="Times New Roman"/>
-          <w:sz w:val="24"/>
-          <w:szCs w:val="24"/>
-        </w:rPr>
-        <w:t>Desarrollar un Sistema de Información para la Gestión de Inventario y Control de Préstamos Prendarios en la empresa Inversiones Más Por Tu Oro 17 C.A..</w:t>
+      <w:r/>
+      <w:r>
+        <w:rPr>
+          <w:rFonts w:ascii="Times New Roman" w:hAnsi="Times New Roman"/>
+          <w:b w:val="0"/>
+          <w:sz w:val="24"/>
+        </w:rPr>
+        <w:t>Desarrollar un Sistema de Información para la Gestión de Inventario y Control de Préstamos Prendarios en la empresa Inversiones Más Por Tu Oro 17 C.A.</w:t>
       </w:r>
     </w:p>
     <w:p>
@@ -8765,17 +8767,19 @@
     <w:p>
       <w:pPr>
         <w:pStyle w:val="normal1"/>
-        <w:spacing w:lineRule="auto" w:line="360"/>
+        <w:spacing w:lineRule="auto" w:line="360" w:before="0" w:after="120"/>
+        <w:ind w:firstLine="720" w:left="0"/>
         <w:jc w:val="both"/>
         <w:rPr/>
       </w:pPr>
-      <w:r>
-        <w:rPr>
-          <w:rFonts w:eastAsia="Times New Roman" w:cs="Times New Roman" w:ascii="Times New Roman" w:hAnsi="Times New Roman"/>
-          <w:sz w:val="24"/>
-          <w:szCs w:val="24"/>
-        </w:rPr>
-        <w:t>Desarrollar un Sistema de Información para la Gestión de Inventario y Control de Préstamos Prendarios en la empresa Inversiones Más Por Tu Oro 17 C.A..</w:t>
+      <w:r/>
+      <w:r>
+        <w:rPr>
+          <w:rFonts w:ascii="Times New Roman" w:hAnsi="Times New Roman"/>
+          <w:b w:val="0"/>
+          <w:sz w:val="24"/>
+        </w:rPr>
+        <w:t>Desarrollar un Sistema de Información para la Gestión de Inventario y Control de Préstamos Prendarios en la empresa Inversiones Más Por Tu Oro 17 C.A.</w:t>
       </w:r>
     </w:p>
     <w:p>
@@ -8807,68 +8811,73 @@
     <w:p>
       <w:pPr>
         <w:pStyle w:val="normal1"/>
-        <w:spacing w:lineRule="auto" w:line="360"/>
+        <w:spacing w:lineRule="auto" w:line="360" w:before="0" w:after="120"/>
+        <w:ind w:firstLine="720" w:left="0"/>
         <w:jc w:val="both"/>
         <w:rPr/>
       </w:pPr>
-      <w:r>
-        <w:rPr>
-          <w:rFonts w:eastAsia="Times New Roman" w:cs="Times New Roman" w:ascii="Times New Roman" w:hAnsi="Times New Roman"/>
-          <w:sz w:val="24"/>
-          <w:szCs w:val="24"/>
-        </w:rPr>
-        <w:t>1. Diagnosticar el flujo actual de los datos registrados en hojas de Excel para identificar las fallas críticas en el control de préstamos y compras de metales.</w:t>
-      </w:r>
-    </w:p>
-    <w:p>
-      <w:pPr>
-        <w:pStyle w:val="normal1"/>
-        <w:spacing w:lineRule="auto" w:line="360"/>
+      <w:r/>
+      <w:r>
+        <w:rPr>
+          <w:rFonts w:ascii="Times New Roman" w:hAnsi="Times New Roman"/>
+          <w:b w:val="0"/>
+          <w:sz w:val="24"/>
+        </w:rPr>
+        <w:t>1. Diagnosticar el estado actual de los procesos de registro, control de inventario y atención al cliente en la empresa Inversiones Más Por Tu Oro 17 C.A.</w:t>
+      </w:r>
+    </w:p>
+    <w:p>
+      <w:pPr>
+        <w:pStyle w:val="normal1"/>
+        <w:spacing w:lineRule="auto" w:line="360" w:before="0" w:after="120"/>
+        <w:ind w:firstLine="720" w:left="0"/>
         <w:jc w:val="both"/>
         <w:rPr/>
       </w:pPr>
-      <w:r>
-        <w:rPr>
-          <w:rFonts w:eastAsia="Times New Roman" w:cs="Times New Roman" w:ascii="Times New Roman" w:hAnsi="Times New Roman"/>
-          <w:sz w:val="24"/>
-          <w:szCs w:val="24"/>
-        </w:rPr>
-        <w:t>2. Determinar los requerimientos funcionales y técnicos del sistema que permitan la automatización precisa de los cálculos de empeño y transacciones.</w:t>
-      </w:r>
-    </w:p>
-    <w:p>
-      <w:pPr>
-        <w:pStyle w:val="normal1"/>
-        <w:spacing w:lineRule="auto" w:line="360"/>
+      <w:r/>
+      <w:r>
+        <w:rPr>
+          <w:rFonts w:ascii="Times New Roman" w:hAnsi="Times New Roman"/>
+          <w:b w:val="0"/>
+          <w:sz w:val="24"/>
+        </w:rPr>
+        <w:t>2. Determinar los requerimientos técnicos y funcionales necesarios para la automatización y optimización de la gestión de inventario y control de préstamos prendarios.</w:t>
+      </w:r>
+    </w:p>
+    <w:p>
+      <w:pPr>
+        <w:pStyle w:val="normal1"/>
+        <w:spacing w:lineRule="auto" w:line="360" w:before="0" w:after="120"/>
+        <w:ind w:firstLine="720" w:left="0"/>
         <w:jc w:val="both"/>
         <w:rPr/>
       </w:pPr>
-      <w:r>
-        <w:rPr>
-          <w:rFonts w:eastAsia="Times New Roman" w:cs="Times New Roman" w:ascii="Times New Roman" w:hAnsi="Times New Roman"/>
-          <w:sz w:val="24"/>
-          <w:szCs w:val="24"/>
-        </w:rPr>
-        <w:t>3. Diseñar la arquitectura de la base de datos y las interfaces gráficas de usuario para centralizar la información operativa de la empresa.</w:t>
-      </w:r>
-    </w:p>
-    <w:p>
-      <w:pPr>
-        <w:pStyle w:val="normal1"/>
-        <w:spacing w:lineRule="auto" w:line="360"/>
+      <w:r/>
+      <w:r>
+        <w:rPr>
+          <w:rFonts w:ascii="Times New Roman" w:hAnsi="Times New Roman"/>
+          <w:b w:val="0"/>
+          <w:sz w:val="24"/>
+        </w:rPr>
+        <w:t>3. Diseñar la arquitectura lógica, la base de datos relacional y las interfaces de usuario del sistema de información para garantizar la centralización y seguridad de los datos.</w:t>
+      </w:r>
+    </w:p>
+    <w:p>
+      <w:pPr>
+        <w:pStyle w:val="normal1"/>
+        <w:spacing w:lineRule="auto" w:line="360" w:before="0" w:after="120"/>
+        <w:ind w:firstLine="720" w:left="0"/>
         <w:jc w:val="both"/>
         <w:rPr/>
       </w:pPr>
-      <w:r>
-        <w:rPr>
-          <w:rFonts w:eastAsia="Times New Roman" w:cs="Times New Roman" w:ascii="Times New Roman" w:hAnsi="Times New Roman"/>
-          <w:sz w:val="24"/>
-          <w:szCs w:val="24"/>
-        </w:rPr>
-        <w:t>4. Desarrollar los módulos de registro, consulta y generación de reportes automatizados para optimizar el rendimiento administrativo y la seguridad de los datos.</w:t>
-      </w:r>
-      <w:r>
-        <w:br w:type="page"/>
+      <w:r/>
+      <w:r>
+        <w:rPr>
+          <w:rFonts w:ascii="Times New Roman" w:hAnsi="Times New Roman"/>
+          <w:b w:val="0"/>
+          <w:sz w:val="24"/>
+        </w:rPr>
+        <w:t>4. Desarrollar e implementar el sistema de información propuesto para optimizar el tiempo de respuesta y la confiabilidad de las operaciones de la empresa.</w:t>
       </w:r>
     </w:p>
     <w:p>

--- a/proyecto_de_grado/TRABAJO_LENIN_ALVARADO.docx
+++ b/proyecto_de_grado/TRABAJO_LENIN_ALVARADO.docx
@@ -8711,2870 +8711,67 @@
         <w:t>2. ANEXO B: VALIDEZ DEL INSTRUMENTO (JUICIO DE EXPERTOS)</w:t>
       </w:r>
     </w:p>
-    <w:p>
-      <w:pPr>
-        <w:pStyle w:val="normal1"/>
-        <w:spacing w:lineRule="auto" w:line="360"/>
-        <w:jc w:val="center"/>
-        <w:rPr/>
-      </w:pPr>
-      <w:r>
-        <w:rPr>
-          <w:rFonts w:eastAsia="Times New Roman" w:cs="Times New Roman" w:ascii="Times New Roman" w:hAnsi="Times New Roman"/>
-          <w:b/>
-          <w:bCs/>
-          <w:sz w:val="24"/>
-          <w:szCs w:val="24"/>
-        </w:rPr>
-        <w:t>OBJETIVOS DE LA INVESTIGACIÓN</w:t>
-      </w:r>
-    </w:p>
-    <w:p>
-      <w:pPr>
-        <w:pStyle w:val="normal1"/>
-        <w:rPr/>
-      </w:pPr>
-      <w:r>
-        <w:rPr/>
-      </w:r>
-    </w:p>
-    <w:p>
-      <w:pPr>
-        <w:pStyle w:val="normal1"/>
-        <w:spacing w:lineRule="auto" w:line="360"/>
-        <w:rPr/>
-      </w:pPr>
-      <w:r>
-        <w:rPr>
-          <w:rFonts w:eastAsia="Times New Roman" w:cs="Times New Roman" w:ascii="Times New Roman" w:hAnsi="Times New Roman"/>
-          <w:b/>
-          <w:bCs/>
-          <w:sz w:val="24"/>
-          <w:szCs w:val="24"/>
-        </w:rPr>
-        <w:t>OBJETIVO GENERAL</w:t>
-      </w:r>
-    </w:p>
-    <w:p>
-      <w:pPr>
-        <w:pStyle w:val="normal1"/>
-        <w:rPr/>
-      </w:pPr>
-      <w:r>
-        <w:rPr/>
-      </w:r>
-    </w:p>
-    <w:p>
-      <w:pPr>
-        <w:pStyle w:val="normal1"/>
-        <w:spacing w:lineRule="auto" w:line="360" w:before="0" w:after="120"/>
-        <w:ind w:firstLine="720" w:left="0"/>
-        <w:jc w:val="both"/>
-        <w:rPr/>
-      </w:pPr>
-      <w:r/>
-      <w:r>
-        <w:rPr>
-          <w:rFonts w:ascii="Times New Roman" w:hAnsi="Times New Roman"/>
-          <w:b w:val="0"/>
-          <w:sz w:val="24"/>
-        </w:rPr>
-        <w:t>Desarrollar un Sistema de Información para la Gestión de Inventario y Control de Préstamos Prendarios en la empresa Inversiones Más Por Tu Oro 17 C.A.</w:t>
-      </w:r>
-    </w:p>
-    <w:p>
-      <w:pPr>
-        <w:pStyle w:val="normal1"/>
-        <w:spacing w:lineRule="auto" w:line="360"/>
-        <w:rPr/>
-      </w:pPr>
-      <w:r>
-        <w:rPr>
-          <w:rFonts w:eastAsia="Times New Roman" w:cs="Times New Roman" w:ascii="Times New Roman" w:hAnsi="Times New Roman"/>
-          <w:b/>
-          <w:bCs/>
-          <w:sz w:val="24"/>
-          <w:szCs w:val="24"/>
-        </w:rPr>
-        <w:t>OBJETIVOS ESPECÍFICOS</w:t>
-      </w:r>
-    </w:p>
-    <w:p>
-      <w:pPr>
-        <w:pStyle w:val="normal1"/>
-        <w:rPr/>
-      </w:pPr>
-      <w:r>
-        <w:rPr/>
-      </w:r>
-    </w:p>
-    <w:p>
-      <w:pPr>
-        <w:pStyle w:val="normal1"/>
-        <w:spacing w:lineRule="auto" w:line="360" w:before="0" w:after="120"/>
-        <w:ind w:firstLine="720" w:left="0"/>
-        <w:jc w:val="both"/>
-        <w:rPr/>
-      </w:pPr>
-      <w:r/>
-      <w:r>
-        <w:rPr>
-          <w:rFonts w:ascii="Times New Roman" w:hAnsi="Times New Roman"/>
-          <w:b w:val="0"/>
-          <w:sz w:val="24"/>
-        </w:rPr>
-        <w:t>1. Diagnosticar el estado actual de los procesos de registro, control de inventario y atención al cliente en la empresa Inversiones Más Por Tu Oro 17 C.A.</w:t>
-      </w:r>
-    </w:p>
-    <w:p>
-      <w:pPr>
-        <w:pStyle w:val="normal1"/>
-        <w:spacing w:lineRule="auto" w:line="360" w:before="0" w:after="120"/>
-        <w:ind w:firstLine="720" w:left="0"/>
-        <w:jc w:val="both"/>
-        <w:rPr/>
-      </w:pPr>
-      <w:r/>
-      <w:r>
-        <w:rPr>
-          <w:rFonts w:ascii="Times New Roman" w:hAnsi="Times New Roman"/>
-          <w:b w:val="0"/>
-          <w:sz w:val="24"/>
-        </w:rPr>
-        <w:t>2. Determinar los requerimientos técnicos y funcionales necesarios para la automatización y optimización de la gestión de inventario y control de préstamos prendarios.</w:t>
-      </w:r>
-    </w:p>
-    <w:p>
-      <w:pPr>
-        <w:pStyle w:val="normal1"/>
-        <w:spacing w:lineRule="auto" w:line="360" w:before="0" w:after="120"/>
-        <w:ind w:firstLine="720" w:left="0"/>
-        <w:jc w:val="both"/>
-        <w:rPr/>
-      </w:pPr>
-      <w:r/>
-      <w:r>
-        <w:rPr>
-          <w:rFonts w:ascii="Times New Roman" w:hAnsi="Times New Roman"/>
-          <w:b w:val="0"/>
-          <w:sz w:val="24"/>
-        </w:rPr>
-        <w:t>3. Diseñar la arquitectura lógica, la base de datos relacional y las interfaces de usuario del sistema de información para garantizar la centralización y seguridad de los datos.</w:t>
-      </w:r>
-    </w:p>
-    <w:p>
-      <w:pPr>
-        <w:pStyle w:val="normal1"/>
-        <w:spacing w:lineRule="auto" w:line="360" w:before="0" w:after="120"/>
-        <w:ind w:firstLine="720" w:left="0"/>
-        <w:jc w:val="both"/>
-        <w:rPr/>
-      </w:pPr>
-      <w:r/>
-      <w:r>
-        <w:rPr>
-          <w:rFonts w:ascii="Times New Roman" w:hAnsi="Times New Roman"/>
-          <w:b w:val="0"/>
-          <w:sz w:val="24"/>
-        </w:rPr>
-        <w:t>4. Desarrollar e implementar el sistema de información propuesto para optimizar el tiempo de respuesta y la confiabilidad de las operaciones de la empresa.</w:t>
-      </w:r>
-    </w:p>
-    <w:p>
-      <w:pPr>
-        <w:pStyle w:val="normal1"/>
-        <w:spacing w:lineRule="auto" w:line="360" w:before="0" w:after="160"/>
-        <w:jc w:val="center"/>
-        <w:rPr/>
-      </w:pPr>
-      <w:r>
-        <w:rPr>
-          <w:rFonts w:eastAsia="Times New Roman" w:cs="Times New Roman" w:ascii="Times New Roman" w:hAnsi="Times New Roman"/>
-          <w:b/>
-          <w:bCs/>
-          <w:sz w:val="24"/>
-          <w:szCs w:val="24"/>
-        </w:rPr>
-        <w:t>CUADRO DE OPERACIONALIZACIÓN DE VARIABLES</w:t>
-      </w:r>
-    </w:p>
-    <w:p>
-      <w:pPr>
-        <w:pStyle w:val="normal1"/>
-        <w:rPr/>
-      </w:pPr>
-      <w:r>
-        <w:rPr/>
-      </w:r>
-    </w:p>
-    <w:p>
-      <w:pPr>
-        <w:pStyle w:val="normal1"/>
-        <w:spacing w:lineRule="auto" w:line="360"/>
-        <w:rPr/>
-      </w:pPr>
-      <w:r>
-        <w:rPr/>
-      </w:r>
-    </w:p>
-    <w:p>
-      <w:pPr>
-        <w:pStyle w:val="normal1"/>
-        <w:rPr/>
-      </w:pPr>
-      <w:r>
-        <w:rPr/>
-      </w:r>
-    </w:p>
     <w:tbl>
       <w:tblPr>
-        <w:tblStyle w:val="Table3"/>
-        <w:tblW w:w="10600" w:type="dxa"/>
+        <w:tblW w:type="auto" w:w="0"/>
         <w:jc w:val="center"/>
-        <w:tblInd w:w="0" w:type="dxa"/>
-        <w:tblLayout w:type="fixed"/>
-        <w:tblCellMar>
-          <w:top w:w="0" w:type="dxa"/>
-          <w:start w:w="108" w:type="dxa"/>
-          <w:bottom w:w="0" w:type="dxa"/>
-          <w:end w:w="108" w:type="dxa"/>
-        </w:tblCellMar>
-        <w:tblLook w:val="0600"/>
-      </w:tblPr>
-      <w:tblGrid>
-        <w:gridCol w:w="1700"/>
-        <w:gridCol w:w="1298"/>
-        <w:gridCol w:w="1602"/>
-        <w:gridCol w:w="1598"/>
-        <w:gridCol w:w="1102"/>
-        <w:gridCol w:w="1298"/>
-        <w:gridCol w:w="1500"/>
-        <w:gridCol w:w="502"/>
-      </w:tblGrid>
-      <w:tr>
-        <w:trPr>
-          <w:tblHeader w:val="true"/>
-        </w:trPr>
-        <w:tc>
-          <w:tcPr>
-            <w:tcW w:w="1700" w:type="dxa"/>
-            <w:tcBorders>
-              <w:top w:val="single" w:sz="8" w:space="0" w:color="000000"/>
-              <w:start w:val="single" w:sz="8" w:space="0" w:color="000000"/>
-              <w:bottom w:val="single" w:sz="8" w:space="0" w:color="000000"/>
-              <w:end w:val="single" w:sz="8" w:space="0" w:color="000000"/>
-            </w:tcBorders>
-            <w:shd w:fill="EFEFEF" w:val="clear"/>
-          </w:tcPr>
-          <w:p>
-            <w:pPr>
-              <w:pStyle w:val="normal1"/>
-              <w:spacing w:before="0" w:after="160"/>
-              <w:jc w:val="center"/>
-              <w:rPr/>
-            </w:pPr>
-            <w:r>
-              <w:rPr>
-                <w:rFonts w:eastAsia="Times New Roman" w:cs="Times New Roman" w:ascii="Times New Roman" w:hAnsi="Times New Roman"/>
-                <w:b/>
-                <w:bCs/>
-                <w:sz w:val="20"/>
-                <w:szCs w:val="20"/>
-              </w:rPr>
-              <w:t>Objetivos Específicos</w:t>
-            </w:r>
-          </w:p>
-        </w:tc>
-        <w:tc>
-          <w:tcPr>
-            <w:tcW w:w="1298" w:type="dxa"/>
-            <w:tcBorders>
-              <w:top w:val="single" w:sz="8" w:space="0" w:color="000000"/>
-              <w:start w:val="single" w:sz="8" w:space="0" w:color="000000"/>
-              <w:bottom w:val="single" w:sz="8" w:space="0" w:color="000000"/>
-              <w:end w:val="single" w:sz="8" w:space="0" w:color="000000"/>
-            </w:tcBorders>
-            <w:shd w:fill="EFEFEF" w:val="clear"/>
-          </w:tcPr>
-          <w:p>
-            <w:pPr>
-              <w:pStyle w:val="normal1"/>
-              <w:spacing w:before="0" w:after="160"/>
-              <w:jc w:val="center"/>
-              <w:rPr/>
-            </w:pPr>
-            <w:r>
-              <w:rPr>
-                <w:rFonts w:eastAsia="Times New Roman" w:cs="Times New Roman" w:ascii="Times New Roman" w:hAnsi="Times New Roman"/>
-                <w:b/>
-                <w:bCs/>
-                <w:sz w:val="20"/>
-                <w:szCs w:val="20"/>
-              </w:rPr>
-              <w:t>Variables</w:t>
-            </w:r>
-          </w:p>
-        </w:tc>
-        <w:tc>
-          <w:tcPr>
-            <w:tcW w:w="1602" w:type="dxa"/>
-            <w:tcBorders>
-              <w:top w:val="single" w:sz="8" w:space="0" w:color="000000"/>
-              <w:start w:val="single" w:sz="8" w:space="0" w:color="000000"/>
-              <w:bottom w:val="single" w:sz="8" w:space="0" w:color="000000"/>
-              <w:end w:val="single" w:sz="8" w:space="0" w:color="000000"/>
-            </w:tcBorders>
-            <w:shd w:fill="EFEFEF" w:val="clear"/>
-          </w:tcPr>
-          <w:p>
-            <w:pPr>
-              <w:pStyle w:val="normal1"/>
-              <w:spacing w:before="0" w:after="160"/>
-              <w:jc w:val="center"/>
-              <w:rPr/>
-            </w:pPr>
-            <w:r>
-              <w:rPr>
-                <w:rFonts w:eastAsia="Times New Roman" w:cs="Times New Roman" w:ascii="Times New Roman" w:hAnsi="Times New Roman"/>
-                <w:b/>
-                <w:bCs/>
-                <w:sz w:val="20"/>
-                <w:szCs w:val="20"/>
-              </w:rPr>
-              <w:t>Definición Conceptual</w:t>
-            </w:r>
-          </w:p>
-        </w:tc>
-        <w:tc>
-          <w:tcPr>
-            <w:tcW w:w="1598" w:type="dxa"/>
-            <w:tcBorders>
-              <w:top w:val="single" w:sz="8" w:space="0" w:color="000000"/>
-              <w:start w:val="single" w:sz="8" w:space="0" w:color="000000"/>
-              <w:bottom w:val="single" w:sz="8" w:space="0" w:color="000000"/>
-              <w:end w:val="single" w:sz="8" w:space="0" w:color="000000"/>
-            </w:tcBorders>
-            <w:shd w:fill="EFEFEF" w:val="clear"/>
-          </w:tcPr>
-          <w:p>
-            <w:pPr>
-              <w:pStyle w:val="normal1"/>
-              <w:spacing w:before="0" w:after="160"/>
-              <w:jc w:val="center"/>
-              <w:rPr/>
-            </w:pPr>
-            <w:r>
-              <w:rPr>
-                <w:rFonts w:eastAsia="Times New Roman" w:cs="Times New Roman" w:ascii="Times New Roman" w:hAnsi="Times New Roman"/>
-                <w:b/>
-                <w:bCs/>
-                <w:sz w:val="20"/>
-                <w:szCs w:val="20"/>
-              </w:rPr>
-              <w:t>Definición Operacional</w:t>
-            </w:r>
-          </w:p>
-        </w:tc>
-        <w:tc>
-          <w:tcPr>
-            <w:tcW w:w="1102" w:type="dxa"/>
-            <w:tcBorders>
-              <w:top w:val="single" w:sz="8" w:space="0" w:color="000000"/>
-              <w:start w:val="single" w:sz="8" w:space="0" w:color="000000"/>
-              <w:bottom w:val="single" w:sz="8" w:space="0" w:color="000000"/>
-              <w:end w:val="single" w:sz="8" w:space="0" w:color="000000"/>
-            </w:tcBorders>
-            <w:shd w:fill="EFEFEF" w:val="clear"/>
-          </w:tcPr>
-          <w:p>
-            <w:pPr>
-              <w:pStyle w:val="normal1"/>
-              <w:spacing w:before="0" w:after="160"/>
-              <w:jc w:val="center"/>
-              <w:rPr/>
-            </w:pPr>
-            <w:r>
-              <w:rPr>
-                <w:rFonts w:eastAsia="Times New Roman" w:cs="Times New Roman" w:ascii="Times New Roman" w:hAnsi="Times New Roman"/>
-                <w:b/>
-                <w:bCs/>
-                <w:sz w:val="20"/>
-                <w:szCs w:val="20"/>
-              </w:rPr>
-              <w:t>Dimensión</w:t>
-            </w:r>
-          </w:p>
-        </w:tc>
-        <w:tc>
-          <w:tcPr>
-            <w:tcW w:w="1298" w:type="dxa"/>
-            <w:tcBorders>
-              <w:top w:val="single" w:sz="8" w:space="0" w:color="000000"/>
-              <w:start w:val="single" w:sz="8" w:space="0" w:color="000000"/>
-              <w:bottom w:val="single" w:sz="8" w:space="0" w:color="000000"/>
-              <w:end w:val="single" w:sz="8" w:space="0" w:color="000000"/>
-            </w:tcBorders>
-            <w:shd w:fill="EFEFEF" w:val="clear"/>
-          </w:tcPr>
-          <w:p>
-            <w:pPr>
-              <w:pStyle w:val="normal1"/>
-              <w:spacing w:before="0" w:after="160"/>
-              <w:jc w:val="center"/>
-              <w:rPr/>
-            </w:pPr>
-            <w:r>
-              <w:rPr>
-                <w:rFonts w:eastAsia="Times New Roman" w:cs="Times New Roman" w:ascii="Times New Roman" w:hAnsi="Times New Roman"/>
-                <w:b/>
-                <w:bCs/>
-                <w:sz w:val="20"/>
-                <w:szCs w:val="20"/>
-              </w:rPr>
-              <w:t>Indicadores</w:t>
-            </w:r>
-          </w:p>
-        </w:tc>
-        <w:tc>
-          <w:tcPr>
-            <w:tcW w:w="1500" w:type="dxa"/>
-            <w:tcBorders>
-              <w:top w:val="single" w:sz="8" w:space="0" w:color="000000"/>
-              <w:start w:val="single" w:sz="8" w:space="0" w:color="000000"/>
-              <w:bottom w:val="single" w:sz="8" w:space="0" w:color="000000"/>
-              <w:end w:val="single" w:sz="8" w:space="0" w:color="000000"/>
-            </w:tcBorders>
-            <w:shd w:fill="EFEFEF" w:val="clear"/>
-          </w:tcPr>
-          <w:p>
-            <w:pPr>
-              <w:pStyle w:val="normal1"/>
-              <w:spacing w:before="0" w:after="160"/>
-              <w:jc w:val="center"/>
-              <w:rPr/>
-            </w:pPr>
-            <w:r>
-              <w:rPr>
-                <w:rFonts w:eastAsia="Times New Roman" w:cs="Times New Roman" w:ascii="Times New Roman" w:hAnsi="Times New Roman"/>
-                <w:b/>
-                <w:bCs/>
-                <w:sz w:val="20"/>
-                <w:szCs w:val="20"/>
-              </w:rPr>
-              <w:t>Diseño y Tipo de Investigación</w:t>
-            </w:r>
-          </w:p>
-        </w:tc>
-        <w:tc>
-          <w:tcPr>
-            <w:tcW w:w="502" w:type="dxa"/>
-            <w:tcBorders>
-              <w:top w:val="single" w:sz="8" w:space="0" w:color="000000"/>
-              <w:start w:val="single" w:sz="8" w:space="0" w:color="000000"/>
-              <w:bottom w:val="single" w:sz="8" w:space="0" w:color="000000"/>
-              <w:end w:val="single" w:sz="8" w:space="0" w:color="000000"/>
-            </w:tcBorders>
-            <w:shd w:fill="EFEFEF" w:val="clear"/>
-          </w:tcPr>
-          <w:p>
-            <w:pPr>
-              <w:pStyle w:val="normal1"/>
-              <w:spacing w:before="0" w:after="160"/>
-              <w:jc w:val="center"/>
-              <w:rPr/>
-            </w:pPr>
-            <w:r>
-              <w:rPr>
-                <w:rFonts w:eastAsia="Times New Roman" w:cs="Times New Roman" w:ascii="Times New Roman" w:hAnsi="Times New Roman"/>
-                <w:b/>
-                <w:bCs/>
-                <w:sz w:val="20"/>
-                <w:szCs w:val="20"/>
-              </w:rPr>
-              <w:t>Ítems</w:t>
-            </w:r>
-          </w:p>
-        </w:tc>
-      </w:tr>
-      <w:tr>
-        <w:trPr/>
-        <w:tc>
-          <w:tcPr>
-            <w:tcW w:w="1700" w:type="dxa"/>
-            <w:tcBorders>
-              <w:top w:val="single" w:sz="8" w:space="0" w:color="000000"/>
-              <w:start w:val="single" w:sz="8" w:space="0" w:color="000000"/>
-              <w:bottom w:val="single" w:sz="8" w:space="0" w:color="000000"/>
-              <w:end w:val="single" w:sz="8" w:space="0" w:color="000000"/>
-            </w:tcBorders>
-          </w:tcPr>
-          <w:p>
-            <w:r/>
-            <w:r>
-              <w:rPr>
-                <w:rFonts w:ascii="Times New Roman" w:hAnsi="Times New Roman"/>
-                <w:sz w:val="20"/>
-              </w:rPr>
-              <w:t>Diagnosticar el estado de registro, control de inventario y atención al cliente.</w:t>
-            </w:r>
-          </w:p>
-        </w:tc>
-        <w:tc>
-          <w:tcPr>
-            <w:tcW w:w="1298" w:type="dxa"/>
-            <w:tcBorders>
-              <w:top w:val="single" w:sz="8" w:space="0" w:color="000000"/>
-              <w:start w:val="single" w:sz="8" w:space="0" w:color="000000"/>
-              <w:bottom w:val="single" w:sz="8" w:space="0" w:color="000000"/>
-              <w:end w:val="single" w:sz="8" w:space="0" w:color="000000"/>
-            </w:tcBorders>
-          </w:tcPr>
-          <w:p>
-            <w:pPr>
-              <w:pStyle w:val="normal1"/>
-              <w:spacing w:before="0" w:after="160"/>
-              <w:jc w:val="both"/>
-              <w:rPr/>
-            </w:pPr>
-            <w:r>
-              <w:rPr>
-                <w:rFonts w:eastAsia="Times New Roman" w:cs="Times New Roman" w:ascii="Times New Roman" w:hAnsi="Times New Roman"/>
-                <w:sz w:val="20"/>
-                <w:szCs w:val="20"/>
-              </w:rPr>
-              <w:t>Gestión Manual de Datos</w:t>
-            </w:r>
-          </w:p>
-        </w:tc>
-        <w:tc>
-          <w:tcPr>
-            <w:tcW w:w="1602" w:type="dxa"/>
-            <w:tcBorders>
-              <w:top w:val="single" w:sz="8" w:space="0" w:color="000000"/>
-              <w:start w:val="single" w:sz="8" w:space="0" w:color="000000"/>
-              <w:bottom w:val="single" w:sz="8" w:space="0" w:color="000000"/>
-              <w:end w:val="single" w:sz="8" w:space="0" w:color="000000"/>
-            </w:tcBorders>
-          </w:tcPr>
-          <w:p>
-            <w:pPr>
-              <w:pStyle w:val="normal1"/>
-              <w:spacing w:before="0" w:after="160"/>
-              <w:jc w:val="both"/>
-              <w:rPr/>
-            </w:pPr>
-            <w:r>
-              <w:rPr>
-                <w:rFonts w:eastAsia="Times New Roman" w:cs="Times New Roman" w:ascii="Times New Roman" w:hAnsi="Times New Roman"/>
-                <w:sz w:val="20"/>
-                <w:szCs w:val="20"/>
-              </w:rPr>
-              <w:t>Proceso actual de registro basado en herramientas ofimáticas descentralizadas.</w:t>
-            </w:r>
-          </w:p>
-        </w:tc>
-        <w:tc>
-          <w:tcPr>
-            <w:tcW w:w="1598" w:type="dxa"/>
-            <w:tcBorders>
-              <w:top w:val="single" w:sz="8" w:space="0" w:color="000000"/>
-              <w:start w:val="single" w:sz="8" w:space="0" w:color="000000"/>
-              <w:bottom w:val="single" w:sz="8" w:space="0" w:color="000000"/>
-              <w:end w:val="single" w:sz="8" w:space="0" w:color="000000"/>
-            </w:tcBorders>
-          </w:tcPr>
-          <w:p>
-            <w:pPr>
-              <w:pStyle w:val="normal1"/>
-              <w:spacing w:before="0" w:after="160"/>
-              <w:jc w:val="both"/>
-              <w:rPr/>
-            </w:pPr>
-            <w:r>
-              <w:rPr>
-                <w:rFonts w:eastAsia="Times New Roman" w:cs="Times New Roman" w:ascii="Times New Roman" w:hAnsi="Times New Roman"/>
-                <w:sz w:val="20"/>
-                <w:szCs w:val="20"/>
-              </w:rPr>
-              <w:t>Análisis de la fragmentación de archivos Excel en la empresa.</w:t>
-            </w:r>
-          </w:p>
-        </w:tc>
-        <w:tc>
-          <w:tcPr>
-            <w:tcW w:w="1102" w:type="dxa"/>
-            <w:tcBorders>
-              <w:top w:val="single" w:sz="8" w:space="0" w:color="000000"/>
-              <w:start w:val="single" w:sz="8" w:space="0" w:color="000000"/>
-              <w:bottom w:val="single" w:sz="8" w:space="0" w:color="000000"/>
-              <w:end w:val="single" w:sz="8" w:space="0" w:color="000000"/>
-            </w:tcBorders>
-          </w:tcPr>
-          <w:p>
-            <w:pPr>
-              <w:pStyle w:val="normal1"/>
-              <w:spacing w:before="0" w:after="160"/>
-              <w:jc w:val="center"/>
-              <w:rPr/>
-            </w:pPr>
-            <w:r>
-              <w:rPr>
-                <w:rFonts w:eastAsia="Times New Roman" w:cs="Times New Roman" w:ascii="Times New Roman" w:hAnsi="Times New Roman"/>
-                <w:sz w:val="20"/>
-                <w:szCs w:val="20"/>
-              </w:rPr>
-              <w:t>Operativa</w:t>
-            </w:r>
-          </w:p>
-        </w:tc>
-        <w:tc>
-          <w:tcPr>
-            <w:tcW w:w="1298" w:type="dxa"/>
-            <w:tcBorders>
-              <w:top w:val="single" w:sz="8" w:space="0" w:color="000000"/>
-              <w:start w:val="single" w:sz="8" w:space="0" w:color="000000"/>
-              <w:bottom w:val="single" w:sz="8" w:space="0" w:color="000000"/>
-              <w:end w:val="single" w:sz="8" w:space="0" w:color="000000"/>
-            </w:tcBorders>
-          </w:tcPr>
-          <w:p>
-            <w:pPr>
-              <w:pStyle w:val="normal1"/>
-              <w:spacing w:before="0" w:after="160"/>
-              <w:jc w:val="both"/>
-              <w:rPr/>
-            </w:pPr>
-            <w:r>
-              <w:rPr>
-                <w:rFonts w:eastAsia="Times New Roman" w:cs="Times New Roman" w:ascii="Times New Roman" w:hAnsi="Times New Roman"/>
-                <w:sz w:val="20"/>
-                <w:szCs w:val="20"/>
-              </w:rPr>
-              <w:t>Registro manual, Tiempo de respuesta.</w:t>
-            </w:r>
-          </w:p>
-        </w:tc>
-        <w:tc>
-          <w:tcPr>
-            <w:tcW w:w="1500" w:type="dxa"/>
-            <w:tcBorders>
-              <w:top w:val="single" w:sz="8" w:space="0" w:color="000000"/>
-              <w:start w:val="single" w:sz="8" w:space="0" w:color="000000"/>
-              <w:bottom w:val="single" w:sz="8" w:space="0" w:color="000000"/>
-              <w:end w:val="single" w:sz="8" w:space="0" w:color="000000"/>
-            </w:tcBorders>
-          </w:tcPr>
-          <w:p>
-            <w:pPr>
-              <w:pStyle w:val="normal1"/>
-              <w:spacing w:before="0" w:after="160"/>
-              <w:jc w:val="center"/>
-              <w:rPr/>
-            </w:pPr>
-            <w:r>
-              <w:rPr>
-                <w:rFonts w:eastAsia="Times New Roman" w:cs="Times New Roman" w:ascii="Times New Roman" w:hAnsi="Times New Roman"/>
-                <w:sz w:val="20"/>
-                <w:szCs w:val="20"/>
-              </w:rPr>
-              <w:t>Descriptiva, Explicativa y de Campo.</w:t>
-            </w:r>
-          </w:p>
-        </w:tc>
-        <w:tc>
-          <w:tcPr>
-            <w:tcW w:w="502" w:type="dxa"/>
-            <w:tcBorders>
-              <w:top w:val="single" w:sz="8" w:space="0" w:color="000000"/>
-              <w:start w:val="single" w:sz="8" w:space="0" w:color="000000"/>
-              <w:bottom w:val="single" w:sz="8" w:space="0" w:color="000000"/>
-              <w:end w:val="single" w:sz="8" w:space="0" w:color="000000"/>
-            </w:tcBorders>
-          </w:tcPr>
-          <w:p>
-            <w:pPr>
-              <w:pStyle w:val="normal1"/>
-              <w:spacing w:before="0" w:after="160"/>
-              <w:jc w:val="center"/>
-              <w:rPr/>
-            </w:pPr>
-            <w:r>
-              <w:rPr>
-                <w:rFonts w:eastAsia="Times New Roman" w:cs="Times New Roman" w:ascii="Times New Roman" w:hAnsi="Times New Roman"/>
-                <w:sz w:val="20"/>
-                <w:szCs w:val="20"/>
-              </w:rPr>
-              <w:t>1, 2</w:t>
-            </w:r>
-          </w:p>
-        </w:tc>
-      </w:tr>
-      <w:tr>
-        <w:trPr/>
-        <w:tc>
-          <w:tcPr>
-            <w:tcW w:w="1700" w:type="dxa"/>
-            <w:tcBorders>
-              <w:top w:val="single" w:sz="8" w:space="0" w:color="000000"/>
-              <w:start w:val="single" w:sz="8" w:space="0" w:color="000000"/>
-              <w:bottom w:val="single" w:sz="8" w:space="0" w:color="000000"/>
-              <w:end w:val="single" w:sz="8" w:space="0" w:color="000000"/>
-            </w:tcBorders>
-          </w:tcPr>
-          <w:p>
-            <w:r/>
-            <w:r>
-              <w:rPr>
-                <w:rFonts w:ascii="Times New Roman" w:hAnsi="Times New Roman"/>
-                <w:sz w:val="20"/>
-              </w:rPr>
-              <w:t>Determinar los requerimientos técnicos y funcionales del sistema propuesto.</w:t>
-            </w:r>
-          </w:p>
-        </w:tc>
-        <w:tc>
-          <w:tcPr>
-            <w:tcW w:w="1298" w:type="dxa"/>
-            <w:tcBorders>
-              <w:top w:val="single" w:sz="8" w:space="0" w:color="000000"/>
-              <w:start w:val="single" w:sz="8" w:space="0" w:color="000000"/>
-              <w:bottom w:val="single" w:sz="8" w:space="0" w:color="000000"/>
-              <w:end w:val="single" w:sz="8" w:space="0" w:color="000000"/>
-            </w:tcBorders>
-          </w:tcPr>
-          <w:p>
-            <w:pPr>
-              <w:pStyle w:val="normal1"/>
-              <w:spacing w:before="0" w:after="160"/>
-              <w:jc w:val="both"/>
-              <w:rPr/>
-            </w:pPr>
-            <w:r>
-              <w:rPr>
-                <w:rFonts w:eastAsia="Times New Roman" w:cs="Times New Roman" w:ascii="Times New Roman" w:hAnsi="Times New Roman"/>
-                <w:sz w:val="20"/>
-                <w:szCs w:val="20"/>
-              </w:rPr>
-              <w:t>Requerimientos Técnicos</w:t>
-            </w:r>
-          </w:p>
-        </w:tc>
-        <w:tc>
-          <w:tcPr>
-            <w:tcW w:w="1602" w:type="dxa"/>
-            <w:tcBorders>
-              <w:top w:val="single" w:sz="8" w:space="0" w:color="000000"/>
-              <w:start w:val="single" w:sz="8" w:space="0" w:color="000000"/>
-              <w:bottom w:val="single" w:sz="8" w:space="0" w:color="000000"/>
-              <w:end w:val="single" w:sz="8" w:space="0" w:color="000000"/>
-            </w:tcBorders>
-          </w:tcPr>
-          <w:p>
-            <w:pPr>
-              <w:pStyle w:val="normal1"/>
-              <w:spacing w:before="0" w:after="160"/>
-              <w:jc w:val="both"/>
-              <w:rPr/>
-            </w:pPr>
-            <w:r>
-              <w:rPr>
-                <w:rFonts w:eastAsia="Times New Roman" w:cs="Times New Roman" w:ascii="Times New Roman" w:hAnsi="Times New Roman"/>
-                <w:sz w:val="20"/>
-                <w:szCs w:val="20"/>
-              </w:rPr>
-              <w:t>Necesidades del software para ejecutar cálculos de empeño y compras.</w:t>
-            </w:r>
-          </w:p>
-        </w:tc>
-        <w:tc>
-          <w:tcPr>
-            <w:tcW w:w="1598" w:type="dxa"/>
-            <w:tcBorders>
-              <w:top w:val="single" w:sz="8" w:space="0" w:color="000000"/>
-              <w:start w:val="single" w:sz="8" w:space="0" w:color="000000"/>
-              <w:bottom w:val="single" w:sz="8" w:space="0" w:color="000000"/>
-              <w:end w:val="single" w:sz="8" w:space="0" w:color="000000"/>
-            </w:tcBorders>
-          </w:tcPr>
-          <w:p>
-            <w:pPr>
-              <w:pStyle w:val="normal1"/>
-              <w:spacing w:before="0" w:after="160"/>
-              <w:jc w:val="both"/>
-              <w:rPr/>
-            </w:pPr>
-            <w:r>
-              <w:rPr>
-                <w:rFonts w:eastAsia="Times New Roman" w:cs="Times New Roman" w:ascii="Times New Roman" w:hAnsi="Times New Roman"/>
-                <w:sz w:val="20"/>
-                <w:szCs w:val="20"/>
-              </w:rPr>
-              <w:t>Especificación de módulos para el sistema de préstamos y caja.</w:t>
-            </w:r>
-          </w:p>
-        </w:tc>
-        <w:tc>
-          <w:tcPr>
-            <w:tcW w:w="1102" w:type="dxa"/>
-            <w:tcBorders>
-              <w:top w:val="single" w:sz="8" w:space="0" w:color="000000"/>
-              <w:start w:val="single" w:sz="8" w:space="0" w:color="000000"/>
-              <w:bottom w:val="single" w:sz="8" w:space="0" w:color="000000"/>
-              <w:end w:val="single" w:sz="8" w:space="0" w:color="000000"/>
-            </w:tcBorders>
-          </w:tcPr>
-          <w:p>
-            <w:pPr>
-              <w:pStyle w:val="normal1"/>
-              <w:spacing w:before="0" w:after="160"/>
-              <w:jc w:val="center"/>
-              <w:rPr/>
-            </w:pPr>
-            <w:r>
-              <w:rPr>
-                <w:rFonts w:eastAsia="Times New Roman" w:cs="Times New Roman" w:ascii="Times New Roman" w:hAnsi="Times New Roman"/>
-                <w:sz w:val="20"/>
-                <w:szCs w:val="20"/>
-              </w:rPr>
-              <w:t>Técnica</w:t>
-            </w:r>
-          </w:p>
-        </w:tc>
-        <w:tc>
-          <w:tcPr>
-            <w:tcW w:w="1298" w:type="dxa"/>
-            <w:tcBorders>
-              <w:top w:val="single" w:sz="8" w:space="0" w:color="000000"/>
-              <w:start w:val="single" w:sz="8" w:space="0" w:color="000000"/>
-              <w:bottom w:val="single" w:sz="8" w:space="0" w:color="000000"/>
-              <w:end w:val="single" w:sz="8" w:space="0" w:color="000000"/>
-            </w:tcBorders>
-          </w:tcPr>
-          <w:p>
-            <w:pPr>
-              <w:pStyle w:val="normal1"/>
-              <w:spacing w:before="0" w:after="160"/>
-              <w:jc w:val="both"/>
-              <w:rPr/>
-            </w:pPr>
-            <w:r>
-              <w:rPr>
-                <w:rFonts w:eastAsia="Times New Roman" w:cs="Times New Roman" w:ascii="Times New Roman" w:hAnsi="Times New Roman"/>
-                <w:sz w:val="20"/>
-                <w:szCs w:val="20"/>
-              </w:rPr>
-              <w:t>Algoritmos de cálculo, Seguridad.</w:t>
-            </w:r>
-          </w:p>
-        </w:tc>
-        <w:tc>
-          <w:tcPr>
-            <w:tcW w:w="1500" w:type="dxa"/>
-            <w:tcBorders>
-              <w:top w:val="single" w:sz="8" w:space="0" w:color="000000"/>
-              <w:start w:val="single" w:sz="8" w:space="0" w:color="000000"/>
-              <w:bottom w:val="single" w:sz="8" w:space="0" w:color="000000"/>
-              <w:end w:val="single" w:sz="8" w:space="0" w:color="000000"/>
-            </w:tcBorders>
-          </w:tcPr>
-          <w:p>
-            <w:pPr>
-              <w:pStyle w:val="normal1"/>
-              <w:spacing w:before="0" w:after="160"/>
-              <w:jc w:val="center"/>
-              <w:rPr/>
-            </w:pPr>
-            <w:r>
-              <w:rPr>
-                <w:rFonts w:eastAsia="Times New Roman" w:cs="Times New Roman" w:ascii="Times New Roman" w:hAnsi="Times New Roman"/>
-                <w:sz w:val="20"/>
-                <w:szCs w:val="20"/>
-              </w:rPr>
-              <w:t>Descriptiva, Explicativa y de Campo.</w:t>
-            </w:r>
-          </w:p>
-        </w:tc>
-        <w:tc>
-          <w:tcPr>
-            <w:tcW w:w="502" w:type="dxa"/>
-            <w:tcBorders>
-              <w:top w:val="single" w:sz="8" w:space="0" w:color="000000"/>
-              <w:start w:val="single" w:sz="8" w:space="0" w:color="000000"/>
-              <w:bottom w:val="single" w:sz="8" w:space="0" w:color="000000"/>
-              <w:end w:val="single" w:sz="8" w:space="0" w:color="000000"/>
-            </w:tcBorders>
-          </w:tcPr>
-          <w:p>
-            <w:pPr>
-              <w:pStyle w:val="normal1"/>
-              <w:spacing w:before="0" w:after="160"/>
-              <w:jc w:val="center"/>
-              <w:rPr/>
-            </w:pPr>
-            <w:r>
-              <w:rPr>
-                <w:rFonts w:eastAsia="Times New Roman" w:cs="Times New Roman" w:ascii="Times New Roman" w:hAnsi="Times New Roman"/>
-                <w:sz w:val="20"/>
-                <w:szCs w:val="20"/>
-              </w:rPr>
-              <w:t>3, 4</w:t>
-            </w:r>
-          </w:p>
-        </w:tc>
-      </w:tr>
-      <w:tr>
-        <w:trPr/>
-        <w:tc>
-          <w:tcPr>
-            <w:tcW w:w="1700" w:type="dxa"/>
-            <w:tcBorders>
-              <w:top w:val="single" w:sz="8" w:space="0" w:color="000000"/>
-              <w:start w:val="single" w:sz="8" w:space="0" w:color="000000"/>
-              <w:bottom w:val="single" w:sz="8" w:space="0" w:color="000000"/>
-              <w:end w:val="single" w:sz="8" w:space="0" w:color="000000"/>
-            </w:tcBorders>
-          </w:tcPr>
-          <w:p>
-            <w:r/>
-            <w:r>
-              <w:rPr>
-                <w:rFonts w:ascii="Times New Roman" w:hAnsi="Times New Roman"/>
-                <w:sz w:val="20"/>
-              </w:rPr>
-              <w:t>Diseñar la arquitectura lógica, base de datos relacional e interfaces.</w:t>
-            </w:r>
-          </w:p>
-        </w:tc>
-        <w:tc>
-          <w:tcPr>
-            <w:tcW w:w="1298" w:type="dxa"/>
-            <w:tcBorders>
-              <w:top w:val="single" w:sz="8" w:space="0" w:color="000000"/>
-              <w:start w:val="single" w:sz="8" w:space="0" w:color="000000"/>
-              <w:bottom w:val="single" w:sz="8" w:space="0" w:color="000000"/>
-              <w:end w:val="single" w:sz="8" w:space="0" w:color="000000"/>
-            </w:tcBorders>
-          </w:tcPr>
-          <w:p>
-            <w:pPr>
-              <w:pStyle w:val="normal1"/>
-              <w:spacing w:before="0" w:after="160"/>
-              <w:jc w:val="both"/>
-              <w:rPr/>
-            </w:pPr>
-            <w:r>
-              <w:rPr>
-                <w:rFonts w:eastAsia="Times New Roman" w:cs="Times New Roman" w:ascii="Times New Roman" w:hAnsi="Times New Roman"/>
-                <w:sz w:val="20"/>
-                <w:szCs w:val="20"/>
-              </w:rPr>
-              <w:t>Diseño del Sistema</w:t>
-            </w:r>
-          </w:p>
-        </w:tc>
-        <w:tc>
-          <w:tcPr>
-            <w:tcW w:w="1602" w:type="dxa"/>
-            <w:tcBorders>
-              <w:top w:val="single" w:sz="8" w:space="0" w:color="000000"/>
-              <w:start w:val="single" w:sz="8" w:space="0" w:color="000000"/>
-              <w:bottom w:val="single" w:sz="8" w:space="0" w:color="000000"/>
-              <w:end w:val="single" w:sz="8" w:space="0" w:color="000000"/>
-            </w:tcBorders>
-          </w:tcPr>
-          <w:p>
-            <w:pPr>
-              <w:pStyle w:val="normal1"/>
-              <w:spacing w:before="0" w:after="160"/>
-              <w:jc w:val="both"/>
-              <w:rPr/>
-            </w:pPr>
-            <w:r>
-              <w:rPr>
-                <w:rFonts w:eastAsia="Times New Roman" w:cs="Times New Roman" w:ascii="Times New Roman" w:hAnsi="Times New Roman"/>
-                <w:sz w:val="20"/>
-                <w:szCs w:val="20"/>
-              </w:rPr>
-              <w:t>Estructura lógica y visual para centralizar la información de metales.</w:t>
-            </w:r>
-          </w:p>
-        </w:tc>
-        <w:tc>
-          <w:tcPr>
-            <w:tcW w:w="1598" w:type="dxa"/>
-            <w:tcBorders>
-              <w:top w:val="single" w:sz="8" w:space="0" w:color="000000"/>
-              <w:start w:val="single" w:sz="8" w:space="0" w:color="000000"/>
-              <w:bottom w:val="single" w:sz="8" w:space="0" w:color="000000"/>
-              <w:end w:val="single" w:sz="8" w:space="0" w:color="000000"/>
-            </w:tcBorders>
-          </w:tcPr>
-          <w:p>
-            <w:pPr>
-              <w:pStyle w:val="normal1"/>
-              <w:spacing w:before="0" w:after="160"/>
-              <w:jc w:val="both"/>
-              <w:rPr/>
-            </w:pPr>
-            <w:r>
-              <w:rPr>
-                <w:rFonts w:eastAsia="Times New Roman" w:cs="Times New Roman" w:ascii="Times New Roman" w:hAnsi="Times New Roman"/>
-                <w:sz w:val="20"/>
-                <w:szCs w:val="20"/>
-              </w:rPr>
-              <w:t>Modelado del esquema de datos y prototipos de interfaz web.</w:t>
-            </w:r>
-          </w:p>
-        </w:tc>
-        <w:tc>
-          <w:tcPr>
-            <w:tcW w:w="1102" w:type="dxa"/>
-            <w:tcBorders>
-              <w:top w:val="single" w:sz="8" w:space="0" w:color="000000"/>
-              <w:start w:val="single" w:sz="8" w:space="0" w:color="000000"/>
-              <w:bottom w:val="single" w:sz="8" w:space="0" w:color="000000"/>
-              <w:end w:val="single" w:sz="8" w:space="0" w:color="000000"/>
-            </w:tcBorders>
-          </w:tcPr>
-          <w:p>
-            <w:pPr>
-              <w:pStyle w:val="normal1"/>
-              <w:spacing w:before="0" w:after="160"/>
-              <w:jc w:val="center"/>
-              <w:rPr/>
-            </w:pPr>
-            <w:r>
-              <w:rPr>
-                <w:rFonts w:eastAsia="Times New Roman" w:cs="Times New Roman" w:ascii="Times New Roman" w:hAnsi="Times New Roman"/>
-                <w:sz w:val="20"/>
-                <w:szCs w:val="20"/>
-              </w:rPr>
-              <w:t>Informática</w:t>
-            </w:r>
-          </w:p>
-        </w:tc>
-        <w:tc>
-          <w:tcPr>
-            <w:tcW w:w="1298" w:type="dxa"/>
-            <w:tcBorders>
-              <w:top w:val="single" w:sz="8" w:space="0" w:color="000000"/>
-              <w:start w:val="single" w:sz="8" w:space="0" w:color="000000"/>
-              <w:bottom w:val="single" w:sz="8" w:space="0" w:color="000000"/>
-              <w:end w:val="single" w:sz="8" w:space="0" w:color="000000"/>
-            </w:tcBorders>
-          </w:tcPr>
-          <w:p>
-            <w:pPr>
-              <w:pStyle w:val="normal1"/>
-              <w:spacing w:before="0" w:after="160"/>
-              <w:jc w:val="both"/>
-              <w:rPr/>
-            </w:pPr>
-            <w:r>
-              <w:rPr>
-                <w:rFonts w:eastAsia="Times New Roman" w:cs="Times New Roman" w:ascii="Times New Roman" w:hAnsi="Times New Roman"/>
-                <w:sz w:val="20"/>
-                <w:szCs w:val="20"/>
-              </w:rPr>
-              <w:t>Esquema de BD, Prototipo visual.</w:t>
-            </w:r>
-          </w:p>
-        </w:tc>
-        <w:tc>
-          <w:tcPr>
-            <w:tcW w:w="1500" w:type="dxa"/>
-            <w:tcBorders>
-              <w:top w:val="single" w:sz="8" w:space="0" w:color="000000"/>
-              <w:start w:val="single" w:sz="8" w:space="0" w:color="000000"/>
-              <w:bottom w:val="single" w:sz="8" w:space="0" w:color="000000"/>
-              <w:end w:val="single" w:sz="8" w:space="0" w:color="000000"/>
-            </w:tcBorders>
-          </w:tcPr>
-          <w:p>
-            <w:pPr>
-              <w:pStyle w:val="normal1"/>
-              <w:spacing w:before="0" w:after="160"/>
-              <w:jc w:val="center"/>
-              <w:rPr/>
-            </w:pPr>
-            <w:r>
-              <w:rPr>
-                <w:rFonts w:eastAsia="Times New Roman" w:cs="Times New Roman" w:ascii="Times New Roman" w:hAnsi="Times New Roman"/>
-                <w:sz w:val="20"/>
-                <w:szCs w:val="20"/>
-              </w:rPr>
-              <w:t>Descriptiva, Explicativa y de Campo.</w:t>
-            </w:r>
-          </w:p>
-        </w:tc>
-        <w:tc>
-          <w:tcPr>
-            <w:tcW w:w="502" w:type="dxa"/>
-            <w:tcBorders>
-              <w:top w:val="single" w:sz="8" w:space="0" w:color="000000"/>
-              <w:start w:val="single" w:sz="8" w:space="0" w:color="000000"/>
-              <w:bottom w:val="single" w:sz="8" w:space="0" w:color="000000"/>
-              <w:end w:val="single" w:sz="8" w:space="0" w:color="000000"/>
-            </w:tcBorders>
-          </w:tcPr>
-          <w:p>
-            <w:pPr>
-              <w:pStyle w:val="normal1"/>
-              <w:spacing w:before="0" w:after="160"/>
-              <w:jc w:val="center"/>
-              <w:rPr/>
-            </w:pPr>
-            <w:r>
-              <w:rPr>
-                <w:rFonts w:eastAsia="Times New Roman" w:cs="Times New Roman" w:ascii="Times New Roman" w:hAnsi="Times New Roman"/>
-                <w:sz w:val="20"/>
-                <w:szCs w:val="20"/>
-              </w:rPr>
-              <w:t>5, 6</w:t>
-            </w:r>
-          </w:p>
-        </w:tc>
-      </w:tr>
-      <w:tr>
-        <w:trPr/>
-        <w:tc>
-          <w:tcPr>
-            <w:tcW w:w="1700" w:type="dxa"/>
-            <w:tcBorders>
-              <w:top w:val="single" w:sz="8" w:space="0" w:color="000000"/>
-              <w:start w:val="single" w:sz="8" w:space="0" w:color="000000"/>
-              <w:bottom w:val="single" w:sz="8" w:space="0" w:color="000000"/>
-              <w:end w:val="single" w:sz="8" w:space="0" w:color="000000"/>
-            </w:tcBorders>
-          </w:tcPr>
-          <w:p>
-            <w:r/>
-            <w:r>
-              <w:rPr>
-                <w:rFonts w:ascii="Times New Roman" w:hAnsi="Times New Roman"/>
-                <w:sz w:val="20"/>
-              </w:rPr>
-              <w:t>Desarrollar e implementar el sistema de información propuesto.</w:t>
-            </w:r>
-          </w:p>
-        </w:tc>
-        <w:tc>
-          <w:tcPr>
-            <w:tcW w:w="1298" w:type="dxa"/>
-            <w:tcBorders>
-              <w:top w:val="single" w:sz="8" w:space="0" w:color="000000"/>
-              <w:start w:val="single" w:sz="8" w:space="0" w:color="000000"/>
-              <w:bottom w:val="single" w:sz="8" w:space="0" w:color="000000"/>
-              <w:end w:val="single" w:sz="8" w:space="0" w:color="000000"/>
-            </w:tcBorders>
-          </w:tcPr>
-          <w:p>
-            <w:pPr>
-              <w:pStyle w:val="normal1"/>
-              <w:spacing w:before="0" w:after="160"/>
-              <w:jc w:val="both"/>
-              <w:rPr/>
-            </w:pPr>
-            <w:r>
-              <w:rPr>
-                <w:rFonts w:eastAsia="Times New Roman" w:cs="Times New Roman" w:ascii="Times New Roman" w:hAnsi="Times New Roman"/>
-                <w:sz w:val="20"/>
-                <w:szCs w:val="20"/>
-              </w:rPr>
-              <w:t>Implementación de Software</w:t>
-            </w:r>
-          </w:p>
-        </w:tc>
-        <w:tc>
-          <w:tcPr>
-            <w:tcW w:w="1602" w:type="dxa"/>
-            <w:tcBorders>
-              <w:top w:val="single" w:sz="8" w:space="0" w:color="000000"/>
-              <w:start w:val="single" w:sz="8" w:space="0" w:color="000000"/>
-              <w:bottom w:val="single" w:sz="8" w:space="0" w:color="000000"/>
-              <w:end w:val="single" w:sz="8" w:space="0" w:color="000000"/>
-            </w:tcBorders>
-          </w:tcPr>
-          <w:p>
-            <w:pPr>
-              <w:pStyle w:val="normal1"/>
-              <w:spacing w:before="0" w:after="160"/>
-              <w:jc w:val="both"/>
-              <w:rPr/>
-            </w:pPr>
-            <w:r>
-              <w:rPr>
-                <w:rFonts w:eastAsia="Times New Roman" w:cs="Times New Roman" w:ascii="Times New Roman" w:hAnsi="Times New Roman"/>
-                <w:sz w:val="20"/>
-                <w:szCs w:val="20"/>
-              </w:rPr>
-              <w:t>Construcción de la herramienta final para la optimización administrativa.</w:t>
-            </w:r>
-          </w:p>
-        </w:tc>
-        <w:tc>
-          <w:tcPr>
-            <w:tcW w:w="1598" w:type="dxa"/>
-            <w:tcBorders>
-              <w:top w:val="single" w:sz="8" w:space="0" w:color="000000"/>
-              <w:start w:val="single" w:sz="8" w:space="0" w:color="000000"/>
-              <w:bottom w:val="single" w:sz="8" w:space="0" w:color="000000"/>
-              <w:end w:val="single" w:sz="8" w:space="0" w:color="000000"/>
-            </w:tcBorders>
-          </w:tcPr>
-          <w:p>
-            <w:pPr>
-              <w:pStyle w:val="normal1"/>
-              <w:spacing w:before="0" w:after="160"/>
-              <w:jc w:val="both"/>
-              <w:rPr/>
-            </w:pPr>
-            <w:r>
-              <w:rPr>
-                <w:rFonts w:eastAsia="Times New Roman" w:cs="Times New Roman" w:ascii="Times New Roman" w:hAnsi="Times New Roman"/>
-                <w:sz w:val="20"/>
-                <w:szCs w:val="20"/>
-              </w:rPr>
-              <w:t>Desarrollo de la aplicación en Vercel y el sistema de empeños.</w:t>
-            </w:r>
-          </w:p>
-        </w:tc>
-        <w:tc>
-          <w:tcPr>
-            <w:tcW w:w="1102" w:type="dxa"/>
-            <w:tcBorders>
-              <w:top w:val="single" w:sz="8" w:space="0" w:color="000000"/>
-              <w:start w:val="single" w:sz="8" w:space="0" w:color="000000"/>
-              <w:bottom w:val="single" w:sz="8" w:space="0" w:color="000000"/>
-              <w:end w:val="single" w:sz="8" w:space="0" w:color="000000"/>
-            </w:tcBorders>
-          </w:tcPr>
-          <w:p>
-            <w:pPr>
-              <w:pStyle w:val="normal1"/>
-              <w:spacing w:before="0" w:after="160"/>
-              <w:jc w:val="center"/>
-              <w:rPr/>
-            </w:pPr>
-            <w:r>
-              <w:rPr>
-                <w:rFonts w:eastAsia="Times New Roman" w:cs="Times New Roman" w:ascii="Times New Roman" w:hAnsi="Times New Roman"/>
-                <w:sz w:val="20"/>
-                <w:szCs w:val="20"/>
-              </w:rPr>
-              <w:t>Administrativa</w:t>
-            </w:r>
-          </w:p>
-        </w:tc>
-        <w:tc>
-          <w:tcPr>
-            <w:tcW w:w="1298" w:type="dxa"/>
-            <w:tcBorders>
-              <w:top w:val="single" w:sz="8" w:space="0" w:color="000000"/>
-              <w:start w:val="single" w:sz="8" w:space="0" w:color="000000"/>
-              <w:bottom w:val="single" w:sz="8" w:space="0" w:color="000000"/>
-              <w:end w:val="single" w:sz="8" w:space="0" w:color="000000"/>
-            </w:tcBorders>
-          </w:tcPr>
-          <w:p>
-            <w:pPr>
-              <w:pStyle w:val="normal1"/>
-              <w:spacing w:before="0" w:after="160"/>
-              <w:jc w:val="both"/>
-              <w:rPr/>
-            </w:pPr>
-            <w:r>
-              <w:rPr>
-                <w:rFonts w:eastAsia="Times New Roman" w:cs="Times New Roman" w:ascii="Times New Roman" w:hAnsi="Times New Roman"/>
-                <w:sz w:val="20"/>
-                <w:szCs w:val="20"/>
-              </w:rPr>
-              <w:t>Reportes generados, Consultas exitosas.</w:t>
-            </w:r>
-          </w:p>
-        </w:tc>
-        <w:tc>
-          <w:tcPr>
-            <w:tcW w:w="1500" w:type="dxa"/>
-            <w:tcBorders>
-              <w:top w:val="single" w:sz="8" w:space="0" w:color="000000"/>
-              <w:start w:val="single" w:sz="8" w:space="0" w:color="000000"/>
-              <w:bottom w:val="single" w:sz="8" w:space="0" w:color="000000"/>
-              <w:end w:val="single" w:sz="8" w:space="0" w:color="000000"/>
-            </w:tcBorders>
-          </w:tcPr>
-          <w:p>
-            <w:pPr>
-              <w:pStyle w:val="normal1"/>
-              <w:spacing w:before="0" w:after="160"/>
-              <w:jc w:val="center"/>
-              <w:rPr/>
-            </w:pPr>
-            <w:r>
-              <w:rPr>
-                <w:rFonts w:eastAsia="Times New Roman" w:cs="Times New Roman" w:ascii="Times New Roman" w:hAnsi="Times New Roman"/>
-                <w:sz w:val="20"/>
-                <w:szCs w:val="20"/>
-              </w:rPr>
-              <w:t>Descriptiva, Explicativa y de Campo.</w:t>
-            </w:r>
-          </w:p>
-        </w:tc>
-        <w:tc>
-          <w:tcPr>
-            <w:tcW w:w="502" w:type="dxa"/>
-            <w:tcBorders>
-              <w:top w:val="single" w:sz="8" w:space="0" w:color="000000"/>
-              <w:start w:val="single" w:sz="8" w:space="0" w:color="000000"/>
-              <w:bottom w:val="single" w:sz="8" w:space="0" w:color="000000"/>
-              <w:end w:val="single" w:sz="8" w:space="0" w:color="000000"/>
-            </w:tcBorders>
-          </w:tcPr>
-          <w:p>
-            <w:pPr>
-              <w:pStyle w:val="normal1"/>
-              <w:spacing w:before="0" w:after="160"/>
-              <w:jc w:val="center"/>
-              <w:rPr/>
-            </w:pPr>
-            <w:r>
-              <w:rPr>
-                <w:rFonts w:eastAsia="Times New Roman" w:cs="Times New Roman" w:ascii="Times New Roman" w:hAnsi="Times New Roman"/>
-                <w:sz w:val="20"/>
-                <w:szCs w:val="20"/>
-              </w:rPr>
-              <w:t>7, 8</w:t>
-            </w:r>
-          </w:p>
-        </w:tc>
-      </w:tr>
-    </w:tbl>
-    <w:p>
-      <w:pPr>
-        <w:pStyle w:val="normal1"/>
-        <w:rPr/>
-      </w:pPr>
-      <w:r>
-        <w:rPr/>
-      </w:r>
-    </w:p>
-    <w:p>
-      <w:pPr>
-        <w:pStyle w:val="normal1"/>
-        <w:spacing w:lineRule="auto" w:line="360"/>
-        <w:jc w:val="both"/>
-        <w:rPr/>
-      </w:pPr>
-      <w:r>
-        <w:rPr>
-          <w:rFonts w:eastAsia="Times New Roman" w:cs="Times New Roman" w:ascii="Times New Roman" w:hAnsi="Times New Roman"/>
-          <w:sz w:val="24"/>
-          <w:szCs w:val="24"/>
-        </w:rPr>
-        <w:t>Fuente: Alvarado, L. (2026).</w:t>
-      </w:r>
-      <w:r>
-        <w:br w:type="page"/>
-      </w:r>
-    </w:p>
-    <w:p>
-      <w:pPr>
-        <w:pStyle w:val="normal1"/>
-        <w:spacing w:lineRule="auto" w:line="360" w:before="0" w:after="160"/>
-        <w:jc w:val="center"/>
-        <w:rPr/>
-      </w:pPr>
-      <w:r>
-        <w:rPr>
-          <w:rFonts w:eastAsia="Times New Roman" w:cs="Times New Roman" w:ascii="Times New Roman" w:hAnsi="Times New Roman"/>
-          <w:b/>
-          <w:bCs/>
-          <w:sz w:val="24"/>
-          <w:szCs w:val="24"/>
-        </w:rPr>
-        <w:t>CUADRO TEÓRICO (INCLUYENDO LA ESCALA DE VALORACIÓN)</w:t>
-      </w:r>
-    </w:p>
-    <w:p>
-      <w:pPr>
-        <w:pStyle w:val="normal1"/>
-        <w:rPr/>
-      </w:pPr>
-      <w:r>
-        <w:rPr/>
-      </w:r>
-    </w:p>
-    <w:p>
-      <w:pPr>
-        <w:pStyle w:val="normal1"/>
-        <w:spacing w:lineRule="auto" w:line="360"/>
-        <w:rPr/>
-      </w:pPr>
-      <w:r>
-        <w:rPr/>
-      </w:r>
-    </w:p>
-    <w:p>
-      <w:pPr>
-        <w:pStyle w:val="normal1"/>
-        <w:rPr/>
-      </w:pPr>
-      <w:r>
-        <w:rPr/>
-      </w:r>
-    </w:p>
-    <w:tbl>
-      <w:tblPr>
-        <w:tblStyle w:val="Table4"/>
-        <w:tblW w:w="10400" w:type="dxa"/>
-        <w:jc w:val="center"/>
-        <w:tblInd w:w="0" w:type="dxa"/>
-        <w:tblLayout w:type="fixed"/>
-        <w:tblCellMar>
-          <w:top w:w="0" w:type="dxa"/>
-          <w:start w:w="108" w:type="dxa"/>
-          <w:bottom w:w="0" w:type="dxa"/>
-          <w:end w:w="108" w:type="dxa"/>
-        </w:tblCellMar>
-        <w:tblLook w:val="0600"/>
-      </w:tblPr>
-      <w:tblGrid>
-        <w:gridCol w:w="1498"/>
-        <w:gridCol w:w="1200"/>
-        <w:gridCol w:w="1400"/>
-        <w:gridCol w:w="1401"/>
-        <w:gridCol w:w="1001"/>
-        <w:gridCol w:w="1200"/>
-        <w:gridCol w:w="1300"/>
-        <w:gridCol w:w="399"/>
-        <w:gridCol w:w="1001"/>
-      </w:tblGrid>
-      <w:tr>
-        <w:trPr>
-          <w:tblHeader w:val="true"/>
-        </w:trPr>
-        <w:tc>
-          <w:tcPr>
-            <w:tcW w:w="1498" w:type="dxa"/>
-            <w:tcBorders>
-              <w:top w:val="single" w:sz="8" w:space="0" w:color="000000"/>
-              <w:start w:val="single" w:sz="8" w:space="0" w:color="000000"/>
-              <w:bottom w:val="single" w:sz="8" w:space="0" w:color="000000"/>
-              <w:end w:val="single" w:sz="8" w:space="0" w:color="000000"/>
-            </w:tcBorders>
-            <w:shd w:fill="EFEFEF" w:val="clear"/>
-          </w:tcPr>
-          <w:p>
-            <w:pPr>
-              <w:pStyle w:val="normal1"/>
-              <w:spacing w:before="0" w:after="160"/>
-              <w:jc w:val="center"/>
-              <w:rPr/>
-            </w:pPr>
-            <w:r>
-              <w:rPr>
-                <w:rFonts w:eastAsia="Times New Roman" w:cs="Times New Roman" w:ascii="Times New Roman" w:hAnsi="Times New Roman"/>
-                <w:b/>
-                <w:bCs/>
-                <w:sz w:val="18"/>
-                <w:szCs w:val="18"/>
-              </w:rPr>
-              <w:t>Objetivos Específicos</w:t>
-            </w:r>
-          </w:p>
-        </w:tc>
-        <w:tc>
-          <w:tcPr>
-            <w:tcW w:w="1200" w:type="dxa"/>
-            <w:tcBorders>
-              <w:top w:val="single" w:sz="8" w:space="0" w:color="000000"/>
-              <w:start w:val="single" w:sz="8" w:space="0" w:color="000000"/>
-              <w:bottom w:val="single" w:sz="8" w:space="0" w:color="000000"/>
-              <w:end w:val="single" w:sz="8" w:space="0" w:color="000000"/>
-            </w:tcBorders>
-            <w:shd w:fill="EFEFEF" w:val="clear"/>
-          </w:tcPr>
-          <w:p>
-            <w:pPr>
-              <w:pStyle w:val="normal1"/>
-              <w:spacing w:before="0" w:after="160"/>
-              <w:jc w:val="center"/>
-              <w:rPr/>
-            </w:pPr>
-            <w:r>
-              <w:rPr>
-                <w:rFonts w:eastAsia="Times New Roman" w:cs="Times New Roman" w:ascii="Times New Roman" w:hAnsi="Times New Roman"/>
-                <w:b/>
-                <w:bCs/>
-                <w:sz w:val="18"/>
-                <w:szCs w:val="18"/>
-              </w:rPr>
-              <w:t>Variables</w:t>
-            </w:r>
-          </w:p>
-        </w:tc>
-        <w:tc>
-          <w:tcPr>
-            <w:tcW w:w="1400" w:type="dxa"/>
-            <w:tcBorders>
-              <w:top w:val="single" w:sz="8" w:space="0" w:color="000000"/>
-              <w:start w:val="single" w:sz="8" w:space="0" w:color="000000"/>
-              <w:bottom w:val="single" w:sz="8" w:space="0" w:color="000000"/>
-              <w:end w:val="single" w:sz="8" w:space="0" w:color="000000"/>
-            </w:tcBorders>
-            <w:shd w:fill="EFEFEF" w:val="clear"/>
-          </w:tcPr>
-          <w:p>
-            <w:pPr>
-              <w:pStyle w:val="normal1"/>
-              <w:spacing w:before="0" w:after="160"/>
-              <w:jc w:val="center"/>
-              <w:rPr/>
-            </w:pPr>
-            <w:r>
-              <w:rPr>
-                <w:rFonts w:eastAsia="Times New Roman" w:cs="Times New Roman" w:ascii="Times New Roman" w:hAnsi="Times New Roman"/>
-                <w:b/>
-                <w:bCs/>
-                <w:sz w:val="18"/>
-                <w:szCs w:val="18"/>
-              </w:rPr>
-              <w:t>Definición Conceptual</w:t>
-            </w:r>
-          </w:p>
-        </w:tc>
-        <w:tc>
-          <w:tcPr>
-            <w:tcW w:w="1401" w:type="dxa"/>
-            <w:tcBorders>
-              <w:top w:val="single" w:sz="8" w:space="0" w:color="000000"/>
-              <w:start w:val="single" w:sz="8" w:space="0" w:color="000000"/>
-              <w:bottom w:val="single" w:sz="8" w:space="0" w:color="000000"/>
-              <w:end w:val="single" w:sz="8" w:space="0" w:color="000000"/>
-            </w:tcBorders>
-            <w:shd w:fill="EFEFEF" w:val="clear"/>
-          </w:tcPr>
-          <w:p>
-            <w:pPr>
-              <w:pStyle w:val="normal1"/>
-              <w:spacing w:before="0" w:after="160"/>
-              <w:jc w:val="center"/>
-              <w:rPr/>
-            </w:pPr>
-            <w:r>
-              <w:rPr>
-                <w:rFonts w:eastAsia="Times New Roman" w:cs="Times New Roman" w:ascii="Times New Roman" w:hAnsi="Times New Roman"/>
-                <w:b/>
-                <w:bCs/>
-                <w:sz w:val="18"/>
-                <w:szCs w:val="18"/>
-              </w:rPr>
-              <w:t>Definición Operacional</w:t>
-            </w:r>
-          </w:p>
-        </w:tc>
-        <w:tc>
-          <w:tcPr>
-            <w:tcW w:w="1001" w:type="dxa"/>
-            <w:tcBorders>
-              <w:top w:val="single" w:sz="8" w:space="0" w:color="000000"/>
-              <w:start w:val="single" w:sz="8" w:space="0" w:color="000000"/>
-              <w:bottom w:val="single" w:sz="8" w:space="0" w:color="000000"/>
-              <w:end w:val="single" w:sz="8" w:space="0" w:color="000000"/>
-            </w:tcBorders>
-            <w:shd w:fill="EFEFEF" w:val="clear"/>
-          </w:tcPr>
-          <w:p>
-            <w:pPr>
-              <w:pStyle w:val="normal1"/>
-              <w:spacing w:before="0" w:after="160"/>
-              <w:jc w:val="center"/>
-              <w:rPr/>
-            </w:pPr>
-            <w:r>
-              <w:rPr>
-                <w:rFonts w:eastAsia="Times New Roman" w:cs="Times New Roman" w:ascii="Times New Roman" w:hAnsi="Times New Roman"/>
-                <w:b/>
-                <w:bCs/>
-                <w:sz w:val="18"/>
-                <w:szCs w:val="18"/>
-              </w:rPr>
-              <w:t>Dimensión</w:t>
-            </w:r>
-          </w:p>
-        </w:tc>
-        <w:tc>
-          <w:tcPr>
-            <w:tcW w:w="1200" w:type="dxa"/>
-            <w:tcBorders>
-              <w:top w:val="single" w:sz="8" w:space="0" w:color="000000"/>
-              <w:start w:val="single" w:sz="8" w:space="0" w:color="000000"/>
-              <w:bottom w:val="single" w:sz="8" w:space="0" w:color="000000"/>
-              <w:end w:val="single" w:sz="8" w:space="0" w:color="000000"/>
-            </w:tcBorders>
-            <w:shd w:fill="EFEFEF" w:val="clear"/>
-          </w:tcPr>
-          <w:p>
-            <w:pPr>
-              <w:pStyle w:val="normal1"/>
-              <w:spacing w:before="0" w:after="160"/>
-              <w:jc w:val="center"/>
-              <w:rPr/>
-            </w:pPr>
-            <w:r>
-              <w:rPr>
-                <w:rFonts w:eastAsia="Times New Roman" w:cs="Times New Roman" w:ascii="Times New Roman" w:hAnsi="Times New Roman"/>
-                <w:b/>
-                <w:bCs/>
-                <w:sz w:val="18"/>
-                <w:szCs w:val="18"/>
-              </w:rPr>
-              <w:t>Indicadores</w:t>
-            </w:r>
-          </w:p>
-        </w:tc>
-        <w:tc>
-          <w:tcPr>
-            <w:tcW w:w="1300" w:type="dxa"/>
-            <w:tcBorders>
-              <w:top w:val="single" w:sz="8" w:space="0" w:color="000000"/>
-              <w:start w:val="single" w:sz="8" w:space="0" w:color="000000"/>
-              <w:bottom w:val="single" w:sz="8" w:space="0" w:color="000000"/>
-              <w:end w:val="single" w:sz="8" w:space="0" w:color="000000"/>
-            </w:tcBorders>
-            <w:shd w:fill="EFEFEF" w:val="clear"/>
-          </w:tcPr>
-          <w:p>
-            <w:pPr>
-              <w:pStyle w:val="normal1"/>
-              <w:spacing w:before="0" w:after="160"/>
-              <w:jc w:val="center"/>
-              <w:rPr/>
-            </w:pPr>
-            <w:r>
-              <w:rPr>
-                <w:rFonts w:eastAsia="Times New Roman" w:cs="Times New Roman" w:ascii="Times New Roman" w:hAnsi="Times New Roman"/>
-                <w:b/>
-                <w:bCs/>
-                <w:sz w:val="18"/>
-                <w:szCs w:val="18"/>
-              </w:rPr>
-              <w:t>Diseño y Tipo de Investigación</w:t>
-            </w:r>
-          </w:p>
-        </w:tc>
-        <w:tc>
-          <w:tcPr>
-            <w:tcW w:w="399" w:type="dxa"/>
-            <w:tcBorders>
-              <w:top w:val="single" w:sz="8" w:space="0" w:color="000000"/>
-              <w:start w:val="single" w:sz="8" w:space="0" w:color="000000"/>
-              <w:bottom w:val="single" w:sz="8" w:space="0" w:color="000000"/>
-              <w:end w:val="single" w:sz="8" w:space="0" w:color="000000"/>
-            </w:tcBorders>
-            <w:shd w:fill="EFEFEF" w:val="clear"/>
-          </w:tcPr>
-          <w:p>
-            <w:pPr>
-              <w:pStyle w:val="normal1"/>
-              <w:spacing w:before="0" w:after="160"/>
-              <w:jc w:val="center"/>
-              <w:rPr/>
-            </w:pPr>
-            <w:r>
-              <w:rPr>
-                <w:rFonts w:eastAsia="Times New Roman" w:cs="Times New Roman" w:ascii="Times New Roman" w:hAnsi="Times New Roman"/>
-                <w:b/>
-                <w:bCs/>
-                <w:sz w:val="18"/>
-                <w:szCs w:val="18"/>
-              </w:rPr>
-              <w:t>Ítems</w:t>
-            </w:r>
-          </w:p>
-        </w:tc>
-        <w:tc>
-          <w:tcPr>
-            <w:tcW w:w="1001" w:type="dxa"/>
-            <w:tcBorders>
-              <w:top w:val="single" w:sz="8" w:space="0" w:color="000000"/>
-              <w:start w:val="single" w:sz="8" w:space="0" w:color="000000"/>
-              <w:bottom w:val="single" w:sz="8" w:space="0" w:color="000000"/>
-              <w:end w:val="single" w:sz="8" w:space="0" w:color="000000"/>
-            </w:tcBorders>
-            <w:shd w:fill="EFEFEF" w:val="clear"/>
-          </w:tcPr>
-          <w:p>
-            <w:pPr>
-              <w:pStyle w:val="normal1"/>
-              <w:spacing w:before="0" w:after="160"/>
-              <w:jc w:val="center"/>
-              <w:rPr/>
-            </w:pPr>
-            <w:r>
-              <w:rPr>
-                <w:rFonts w:eastAsia="Times New Roman" w:cs="Times New Roman" w:ascii="Times New Roman" w:hAnsi="Times New Roman"/>
-                <w:b/>
-                <w:bCs/>
-                <w:sz w:val="18"/>
-                <w:szCs w:val="18"/>
-              </w:rPr>
-              <w:t>Escala de Alternativas</w:t>
-            </w:r>
-          </w:p>
-        </w:tc>
-      </w:tr>
-      <w:tr>
-        <w:trPr/>
-        <w:tc>
-          <w:tcPr>
-            <w:tcW w:w="1498" w:type="dxa"/>
-            <w:tcBorders>
-              <w:top w:val="single" w:sz="8" w:space="0" w:color="000000"/>
-              <w:start w:val="single" w:sz="8" w:space="0" w:color="000000"/>
-              <w:bottom w:val="single" w:sz="8" w:space="0" w:color="000000"/>
-              <w:end w:val="single" w:sz="8" w:space="0" w:color="000000"/>
-            </w:tcBorders>
-          </w:tcPr>
-          <w:p>
-            <w:r/>
-            <w:r>
-              <w:rPr>
-                <w:rFonts w:ascii="Times New Roman" w:hAnsi="Times New Roman"/>
-                <w:sz w:val="20"/>
-              </w:rPr>
-              <w:t>Diagnosticar el estado de registro, control de inventario y atención al cliente.</w:t>
-            </w:r>
-          </w:p>
-        </w:tc>
-        <w:tc>
-          <w:tcPr>
-            <w:tcW w:w="1200" w:type="dxa"/>
-            <w:tcBorders>
-              <w:top w:val="single" w:sz="8" w:space="0" w:color="000000"/>
-              <w:start w:val="single" w:sz="8" w:space="0" w:color="000000"/>
-              <w:bottom w:val="single" w:sz="8" w:space="0" w:color="000000"/>
-              <w:end w:val="single" w:sz="8" w:space="0" w:color="000000"/>
-            </w:tcBorders>
-          </w:tcPr>
-          <w:p>
-            <w:pPr>
-              <w:pStyle w:val="normal1"/>
-              <w:spacing w:before="0" w:after="160"/>
-              <w:jc w:val="both"/>
-              <w:rPr/>
-            </w:pPr>
-            <w:r>
-              <w:rPr>
-                <w:rFonts w:eastAsia="Times New Roman" w:cs="Times New Roman" w:ascii="Times New Roman" w:hAnsi="Times New Roman"/>
-                <w:sz w:val="16"/>
-                <w:szCs w:val="16"/>
-              </w:rPr>
-              <w:t>Gestión Manual de Datos</w:t>
-            </w:r>
-          </w:p>
-        </w:tc>
-        <w:tc>
-          <w:tcPr>
-            <w:tcW w:w="1400" w:type="dxa"/>
-            <w:tcBorders>
-              <w:top w:val="single" w:sz="8" w:space="0" w:color="000000"/>
-              <w:start w:val="single" w:sz="8" w:space="0" w:color="000000"/>
-              <w:bottom w:val="single" w:sz="8" w:space="0" w:color="000000"/>
-              <w:end w:val="single" w:sz="8" w:space="0" w:color="000000"/>
-            </w:tcBorders>
-          </w:tcPr>
-          <w:p>
-            <w:pPr>
-              <w:pStyle w:val="normal1"/>
-              <w:spacing w:before="0" w:after="160"/>
-              <w:jc w:val="both"/>
-              <w:rPr/>
-            </w:pPr>
-            <w:r>
-              <w:rPr>
-                <w:rFonts w:eastAsia="Times New Roman" w:cs="Times New Roman" w:ascii="Times New Roman" w:hAnsi="Times New Roman"/>
-                <w:sz w:val="16"/>
-                <w:szCs w:val="16"/>
-              </w:rPr>
-              <w:t>Proceso actual de registro basado en herramientas ofimáticas descentralizadas.</w:t>
-            </w:r>
-          </w:p>
-        </w:tc>
-        <w:tc>
-          <w:tcPr>
-            <w:tcW w:w="1401" w:type="dxa"/>
-            <w:tcBorders>
-              <w:top w:val="single" w:sz="8" w:space="0" w:color="000000"/>
-              <w:start w:val="single" w:sz="8" w:space="0" w:color="000000"/>
-              <w:bottom w:val="single" w:sz="8" w:space="0" w:color="000000"/>
-              <w:end w:val="single" w:sz="8" w:space="0" w:color="000000"/>
-            </w:tcBorders>
-          </w:tcPr>
-          <w:p>
-            <w:pPr>
-              <w:pStyle w:val="normal1"/>
-              <w:spacing w:before="0" w:after="160"/>
-              <w:jc w:val="both"/>
-              <w:rPr/>
-            </w:pPr>
-            <w:r>
-              <w:rPr>
-                <w:rFonts w:eastAsia="Times New Roman" w:cs="Times New Roman" w:ascii="Times New Roman" w:hAnsi="Times New Roman"/>
-                <w:sz w:val="16"/>
-                <w:szCs w:val="16"/>
-              </w:rPr>
-              <w:t>Análisis de la fragmentación de archivos Excel en la empresa.</w:t>
-            </w:r>
-          </w:p>
-        </w:tc>
-        <w:tc>
-          <w:tcPr>
-            <w:tcW w:w="1001" w:type="dxa"/>
-            <w:tcBorders>
-              <w:top w:val="single" w:sz="8" w:space="0" w:color="000000"/>
-              <w:start w:val="single" w:sz="8" w:space="0" w:color="000000"/>
-              <w:bottom w:val="single" w:sz="8" w:space="0" w:color="000000"/>
-              <w:end w:val="single" w:sz="8" w:space="0" w:color="000000"/>
-            </w:tcBorders>
-          </w:tcPr>
-          <w:p>
-            <w:pPr>
-              <w:pStyle w:val="normal1"/>
-              <w:spacing w:before="0" w:after="160"/>
-              <w:jc w:val="center"/>
-              <w:rPr/>
-            </w:pPr>
-            <w:r>
-              <w:rPr>
-                <w:rFonts w:eastAsia="Times New Roman" w:cs="Times New Roman" w:ascii="Times New Roman" w:hAnsi="Times New Roman"/>
-                <w:sz w:val="16"/>
-                <w:szCs w:val="16"/>
-              </w:rPr>
-              <w:t>Operativa</w:t>
-            </w:r>
-          </w:p>
-        </w:tc>
-        <w:tc>
-          <w:tcPr>
-            <w:tcW w:w="1200" w:type="dxa"/>
-            <w:tcBorders>
-              <w:top w:val="single" w:sz="8" w:space="0" w:color="000000"/>
-              <w:start w:val="single" w:sz="8" w:space="0" w:color="000000"/>
-              <w:bottom w:val="single" w:sz="8" w:space="0" w:color="000000"/>
-              <w:end w:val="single" w:sz="8" w:space="0" w:color="000000"/>
-            </w:tcBorders>
-          </w:tcPr>
-          <w:p>
-            <w:pPr>
-              <w:pStyle w:val="normal1"/>
-              <w:spacing w:before="0" w:after="160"/>
-              <w:jc w:val="both"/>
-              <w:rPr/>
-            </w:pPr>
-            <w:r>
-              <w:rPr>
-                <w:rFonts w:eastAsia="Times New Roman" w:cs="Times New Roman" w:ascii="Times New Roman" w:hAnsi="Times New Roman"/>
-                <w:sz w:val="16"/>
-                <w:szCs w:val="16"/>
-              </w:rPr>
-              <w:t>Registro manual, Tiempo de respuesta.</w:t>
-            </w:r>
-          </w:p>
-        </w:tc>
-        <w:tc>
-          <w:tcPr>
-            <w:tcW w:w="1300" w:type="dxa"/>
-            <w:tcBorders>
-              <w:top w:val="single" w:sz="8" w:space="0" w:color="000000"/>
-              <w:start w:val="single" w:sz="8" w:space="0" w:color="000000"/>
-              <w:bottom w:val="single" w:sz="8" w:space="0" w:color="000000"/>
-              <w:end w:val="single" w:sz="8" w:space="0" w:color="000000"/>
-            </w:tcBorders>
-          </w:tcPr>
-          <w:p>
-            <w:pPr>
-              <w:pStyle w:val="normal1"/>
-              <w:spacing w:before="0" w:after="160"/>
-              <w:jc w:val="center"/>
-              <w:rPr/>
-            </w:pPr>
-            <w:r>
-              <w:rPr>
-                <w:rFonts w:eastAsia="Times New Roman" w:cs="Times New Roman" w:ascii="Times New Roman" w:hAnsi="Times New Roman"/>
-                <w:sz w:val="16"/>
-                <w:szCs w:val="16"/>
-              </w:rPr>
-              <w:t>Descriptiva, Explicativa y de Campo.</w:t>
-            </w:r>
-          </w:p>
-        </w:tc>
-        <w:tc>
-          <w:tcPr>
-            <w:tcW w:w="399" w:type="dxa"/>
-            <w:tcBorders>
-              <w:top w:val="single" w:sz="8" w:space="0" w:color="000000"/>
-              <w:start w:val="single" w:sz="8" w:space="0" w:color="000000"/>
-              <w:bottom w:val="single" w:sz="8" w:space="0" w:color="000000"/>
-              <w:end w:val="single" w:sz="8" w:space="0" w:color="000000"/>
-            </w:tcBorders>
-          </w:tcPr>
-          <w:p>
-            <w:pPr>
-              <w:pStyle w:val="normal1"/>
-              <w:spacing w:before="0" w:after="160"/>
-              <w:jc w:val="center"/>
-              <w:rPr/>
-            </w:pPr>
-            <w:r>
-              <w:rPr>
-                <w:rFonts w:eastAsia="Times New Roman" w:cs="Times New Roman" w:ascii="Times New Roman" w:hAnsi="Times New Roman"/>
-                <w:sz w:val="16"/>
-                <w:szCs w:val="16"/>
-              </w:rPr>
-              <w:t>1, 2</w:t>
-            </w:r>
-          </w:p>
-        </w:tc>
-        <w:tc>
-          <w:tcPr>
-            <w:tcW w:w="1001" w:type="dxa"/>
-            <w:tcBorders>
-              <w:top w:val="single" w:sz="8" w:space="0" w:color="000000"/>
-              <w:start w:val="single" w:sz="8" w:space="0" w:color="000000"/>
-              <w:bottom w:val="single" w:sz="8" w:space="0" w:color="000000"/>
-              <w:end w:val="single" w:sz="8" w:space="0" w:color="000000"/>
-            </w:tcBorders>
-          </w:tcPr>
-          <w:p>
-            <w:pPr>
-              <w:pStyle w:val="normal1"/>
-              <w:spacing w:before="0" w:after="160"/>
-              <w:jc w:val="center"/>
-              <w:rPr/>
-            </w:pPr>
-            <w:r>
-              <w:rPr>
-                <w:rFonts w:eastAsia="Times New Roman" w:cs="Times New Roman" w:ascii="Times New Roman" w:hAnsi="Times New Roman"/>
-                <w:sz w:val="16"/>
-                <w:szCs w:val="16"/>
-              </w:rPr>
-              <w:t>Sí / No</w:t>
-            </w:r>
-          </w:p>
-        </w:tc>
-      </w:tr>
-      <w:tr>
-        <w:trPr/>
-        <w:tc>
-          <w:tcPr>
-            <w:tcW w:w="1498" w:type="dxa"/>
-            <w:tcBorders>
-              <w:top w:val="single" w:sz="8" w:space="0" w:color="000000"/>
-              <w:start w:val="single" w:sz="8" w:space="0" w:color="000000"/>
-              <w:bottom w:val="single" w:sz="8" w:space="0" w:color="000000"/>
-              <w:end w:val="single" w:sz="8" w:space="0" w:color="000000"/>
-            </w:tcBorders>
-          </w:tcPr>
-          <w:p>
-            <w:r/>
-            <w:r>
-              <w:rPr>
-                <w:rFonts w:ascii="Times New Roman" w:hAnsi="Times New Roman"/>
-                <w:sz w:val="20"/>
-              </w:rPr>
-              <w:t>Determinar los requerimientos técnicos y funcionales del sistema propuesto.</w:t>
-            </w:r>
-          </w:p>
-        </w:tc>
-        <w:tc>
-          <w:tcPr>
-            <w:tcW w:w="1200" w:type="dxa"/>
-            <w:tcBorders>
-              <w:top w:val="single" w:sz="8" w:space="0" w:color="000000"/>
-              <w:start w:val="single" w:sz="8" w:space="0" w:color="000000"/>
-              <w:bottom w:val="single" w:sz="8" w:space="0" w:color="000000"/>
-              <w:end w:val="single" w:sz="8" w:space="0" w:color="000000"/>
-            </w:tcBorders>
-          </w:tcPr>
-          <w:p>
-            <w:pPr>
-              <w:pStyle w:val="normal1"/>
-              <w:spacing w:before="0" w:after="160"/>
-              <w:jc w:val="both"/>
-              <w:rPr/>
-            </w:pPr>
-            <w:r>
-              <w:rPr>
-                <w:rFonts w:eastAsia="Times New Roman" w:cs="Times New Roman" w:ascii="Times New Roman" w:hAnsi="Times New Roman"/>
-                <w:sz w:val="16"/>
-                <w:szCs w:val="16"/>
-              </w:rPr>
-              <w:t>Requerimientos Técnicos</w:t>
-            </w:r>
-          </w:p>
-        </w:tc>
-        <w:tc>
-          <w:tcPr>
-            <w:tcW w:w="1400" w:type="dxa"/>
-            <w:tcBorders>
-              <w:top w:val="single" w:sz="8" w:space="0" w:color="000000"/>
-              <w:start w:val="single" w:sz="8" w:space="0" w:color="000000"/>
-              <w:bottom w:val="single" w:sz="8" w:space="0" w:color="000000"/>
-              <w:end w:val="single" w:sz="8" w:space="0" w:color="000000"/>
-            </w:tcBorders>
-          </w:tcPr>
-          <w:p>
-            <w:pPr>
-              <w:pStyle w:val="normal1"/>
-              <w:spacing w:before="0" w:after="160"/>
-              <w:jc w:val="both"/>
-              <w:rPr/>
-            </w:pPr>
-            <w:r>
-              <w:rPr>
-                <w:rFonts w:eastAsia="Times New Roman" w:cs="Times New Roman" w:ascii="Times New Roman" w:hAnsi="Times New Roman"/>
-                <w:sz w:val="16"/>
-                <w:szCs w:val="16"/>
-              </w:rPr>
-              <w:t>Necesidades del software para ejecutar cálculos de empeño y compras.</w:t>
-            </w:r>
-          </w:p>
-        </w:tc>
-        <w:tc>
-          <w:tcPr>
-            <w:tcW w:w="1401" w:type="dxa"/>
-            <w:tcBorders>
-              <w:top w:val="single" w:sz="8" w:space="0" w:color="000000"/>
-              <w:start w:val="single" w:sz="8" w:space="0" w:color="000000"/>
-              <w:bottom w:val="single" w:sz="8" w:space="0" w:color="000000"/>
-              <w:end w:val="single" w:sz="8" w:space="0" w:color="000000"/>
-            </w:tcBorders>
-          </w:tcPr>
-          <w:p>
-            <w:pPr>
-              <w:pStyle w:val="normal1"/>
-              <w:spacing w:before="0" w:after="160"/>
-              <w:jc w:val="both"/>
-              <w:rPr/>
-            </w:pPr>
-            <w:r>
-              <w:rPr>
-                <w:rFonts w:eastAsia="Times New Roman" w:cs="Times New Roman" w:ascii="Times New Roman" w:hAnsi="Times New Roman"/>
-                <w:sz w:val="16"/>
-                <w:szCs w:val="16"/>
-              </w:rPr>
-              <w:t>Especificación de módulos para el sistema de préstamos y caja.</w:t>
-            </w:r>
-          </w:p>
-        </w:tc>
-        <w:tc>
-          <w:tcPr>
-            <w:tcW w:w="1001" w:type="dxa"/>
-            <w:tcBorders>
-              <w:top w:val="single" w:sz="8" w:space="0" w:color="000000"/>
-              <w:start w:val="single" w:sz="8" w:space="0" w:color="000000"/>
-              <w:bottom w:val="single" w:sz="8" w:space="0" w:color="000000"/>
-              <w:end w:val="single" w:sz="8" w:space="0" w:color="000000"/>
-            </w:tcBorders>
-          </w:tcPr>
-          <w:p>
-            <w:pPr>
-              <w:pStyle w:val="normal1"/>
-              <w:spacing w:before="0" w:after="160"/>
-              <w:jc w:val="center"/>
-              <w:rPr/>
-            </w:pPr>
-            <w:r>
-              <w:rPr>
-                <w:rFonts w:eastAsia="Times New Roman" w:cs="Times New Roman" w:ascii="Times New Roman" w:hAnsi="Times New Roman"/>
-                <w:sz w:val="16"/>
-                <w:szCs w:val="16"/>
-              </w:rPr>
-              <w:t>Técnica</w:t>
-            </w:r>
-          </w:p>
-        </w:tc>
-        <w:tc>
-          <w:tcPr>
-            <w:tcW w:w="1200" w:type="dxa"/>
-            <w:tcBorders>
-              <w:top w:val="single" w:sz="8" w:space="0" w:color="000000"/>
-              <w:start w:val="single" w:sz="8" w:space="0" w:color="000000"/>
-              <w:bottom w:val="single" w:sz="8" w:space="0" w:color="000000"/>
-              <w:end w:val="single" w:sz="8" w:space="0" w:color="000000"/>
-            </w:tcBorders>
-          </w:tcPr>
-          <w:p>
-            <w:pPr>
-              <w:pStyle w:val="normal1"/>
-              <w:spacing w:before="0" w:after="160"/>
-              <w:jc w:val="both"/>
-              <w:rPr/>
-            </w:pPr>
-            <w:r>
-              <w:rPr>
-                <w:rFonts w:eastAsia="Times New Roman" w:cs="Times New Roman" w:ascii="Times New Roman" w:hAnsi="Times New Roman"/>
-                <w:sz w:val="16"/>
-                <w:szCs w:val="16"/>
-              </w:rPr>
-              <w:t>Algoritmos de cálculo, Seguridad.</w:t>
-            </w:r>
-          </w:p>
-        </w:tc>
-        <w:tc>
-          <w:tcPr>
-            <w:tcW w:w="1300" w:type="dxa"/>
-            <w:tcBorders>
-              <w:top w:val="single" w:sz="8" w:space="0" w:color="000000"/>
-              <w:start w:val="single" w:sz="8" w:space="0" w:color="000000"/>
-              <w:bottom w:val="single" w:sz="8" w:space="0" w:color="000000"/>
-              <w:end w:val="single" w:sz="8" w:space="0" w:color="000000"/>
-            </w:tcBorders>
-          </w:tcPr>
-          <w:p>
-            <w:pPr>
-              <w:pStyle w:val="normal1"/>
-              <w:spacing w:before="0" w:after="160"/>
-              <w:jc w:val="center"/>
-              <w:rPr/>
-            </w:pPr>
-            <w:r>
-              <w:rPr>
-                <w:rFonts w:eastAsia="Times New Roman" w:cs="Times New Roman" w:ascii="Times New Roman" w:hAnsi="Times New Roman"/>
-                <w:sz w:val="16"/>
-                <w:szCs w:val="16"/>
-              </w:rPr>
-              <w:t>Descriptiva, Explicativa y de Campo.</w:t>
-            </w:r>
-          </w:p>
-        </w:tc>
-        <w:tc>
-          <w:tcPr>
-            <w:tcW w:w="399" w:type="dxa"/>
-            <w:tcBorders>
-              <w:top w:val="single" w:sz="8" w:space="0" w:color="000000"/>
-              <w:start w:val="single" w:sz="8" w:space="0" w:color="000000"/>
-              <w:bottom w:val="single" w:sz="8" w:space="0" w:color="000000"/>
-              <w:end w:val="single" w:sz="8" w:space="0" w:color="000000"/>
-            </w:tcBorders>
-          </w:tcPr>
-          <w:p>
-            <w:pPr>
-              <w:pStyle w:val="normal1"/>
-              <w:spacing w:before="0" w:after="160"/>
-              <w:jc w:val="center"/>
-              <w:rPr/>
-            </w:pPr>
-            <w:r>
-              <w:rPr>
-                <w:rFonts w:eastAsia="Times New Roman" w:cs="Times New Roman" w:ascii="Times New Roman" w:hAnsi="Times New Roman"/>
-                <w:sz w:val="16"/>
-                <w:szCs w:val="16"/>
-              </w:rPr>
-              <w:t>3, 4</w:t>
-            </w:r>
-          </w:p>
-        </w:tc>
-        <w:tc>
-          <w:tcPr>
-            <w:tcW w:w="1001" w:type="dxa"/>
-            <w:tcBorders>
-              <w:top w:val="single" w:sz="8" w:space="0" w:color="000000"/>
-              <w:start w:val="single" w:sz="8" w:space="0" w:color="000000"/>
-              <w:bottom w:val="single" w:sz="8" w:space="0" w:color="000000"/>
-              <w:end w:val="single" w:sz="8" w:space="0" w:color="000000"/>
-            </w:tcBorders>
-          </w:tcPr>
-          <w:p>
-            <w:pPr>
-              <w:pStyle w:val="normal1"/>
-              <w:spacing w:before="0" w:after="160"/>
-              <w:jc w:val="center"/>
-              <w:rPr/>
-            </w:pPr>
-            <w:r>
-              <w:rPr>
-                <w:rFonts w:eastAsia="Times New Roman" w:cs="Times New Roman" w:ascii="Times New Roman" w:hAnsi="Times New Roman"/>
-                <w:sz w:val="16"/>
-                <w:szCs w:val="16"/>
-              </w:rPr>
-              <w:t>Sí / No</w:t>
-            </w:r>
-          </w:p>
-        </w:tc>
-      </w:tr>
-      <w:tr>
-        <w:trPr/>
-        <w:tc>
-          <w:tcPr>
-            <w:tcW w:w="1498" w:type="dxa"/>
-            <w:tcBorders>
-              <w:top w:val="single" w:sz="8" w:space="0" w:color="000000"/>
-              <w:start w:val="single" w:sz="8" w:space="0" w:color="000000"/>
-              <w:bottom w:val="single" w:sz="8" w:space="0" w:color="000000"/>
-              <w:end w:val="single" w:sz="8" w:space="0" w:color="000000"/>
-            </w:tcBorders>
-          </w:tcPr>
-          <w:p>
-            <w:r/>
-            <w:r>
-              <w:rPr>
-                <w:rFonts w:ascii="Times New Roman" w:hAnsi="Times New Roman"/>
-                <w:sz w:val="20"/>
-              </w:rPr>
-              <w:t>Diseñar la arquitectura lógica, base de datos relacional e interfaces.</w:t>
-            </w:r>
-          </w:p>
-        </w:tc>
-        <w:tc>
-          <w:tcPr>
-            <w:tcW w:w="1200" w:type="dxa"/>
-            <w:tcBorders>
-              <w:top w:val="single" w:sz="8" w:space="0" w:color="000000"/>
-              <w:start w:val="single" w:sz="8" w:space="0" w:color="000000"/>
-              <w:bottom w:val="single" w:sz="8" w:space="0" w:color="000000"/>
-              <w:end w:val="single" w:sz="8" w:space="0" w:color="000000"/>
-            </w:tcBorders>
-          </w:tcPr>
-          <w:p>
-            <w:pPr>
-              <w:pStyle w:val="normal1"/>
-              <w:spacing w:before="0" w:after="160"/>
-              <w:jc w:val="both"/>
-              <w:rPr/>
-            </w:pPr>
-            <w:r>
-              <w:rPr>
-                <w:rFonts w:eastAsia="Times New Roman" w:cs="Times New Roman" w:ascii="Times New Roman" w:hAnsi="Times New Roman"/>
-                <w:sz w:val="16"/>
-                <w:szCs w:val="16"/>
-              </w:rPr>
-              <w:t>Diseño del Sistema</w:t>
-            </w:r>
-          </w:p>
-        </w:tc>
-        <w:tc>
-          <w:tcPr>
-            <w:tcW w:w="1400" w:type="dxa"/>
-            <w:tcBorders>
-              <w:top w:val="single" w:sz="8" w:space="0" w:color="000000"/>
-              <w:start w:val="single" w:sz="8" w:space="0" w:color="000000"/>
-              <w:bottom w:val="single" w:sz="8" w:space="0" w:color="000000"/>
-              <w:end w:val="single" w:sz="8" w:space="0" w:color="000000"/>
-            </w:tcBorders>
-          </w:tcPr>
-          <w:p>
-            <w:pPr>
-              <w:pStyle w:val="normal1"/>
-              <w:spacing w:before="0" w:after="160"/>
-              <w:jc w:val="both"/>
-              <w:rPr/>
-            </w:pPr>
-            <w:r>
-              <w:rPr>
-                <w:rFonts w:eastAsia="Times New Roman" w:cs="Times New Roman" w:ascii="Times New Roman" w:hAnsi="Times New Roman"/>
-                <w:sz w:val="16"/>
-                <w:szCs w:val="16"/>
-              </w:rPr>
-              <w:t>Estructura lógica y visual para centralizar la información de metales.</w:t>
-            </w:r>
-          </w:p>
-        </w:tc>
-        <w:tc>
-          <w:tcPr>
-            <w:tcW w:w="1401" w:type="dxa"/>
-            <w:tcBorders>
-              <w:top w:val="single" w:sz="8" w:space="0" w:color="000000"/>
-              <w:start w:val="single" w:sz="8" w:space="0" w:color="000000"/>
-              <w:bottom w:val="single" w:sz="8" w:space="0" w:color="000000"/>
-              <w:end w:val="single" w:sz="8" w:space="0" w:color="000000"/>
-            </w:tcBorders>
-          </w:tcPr>
-          <w:p>
-            <w:pPr>
-              <w:pStyle w:val="normal1"/>
-              <w:spacing w:before="0" w:after="160"/>
-              <w:jc w:val="both"/>
-              <w:rPr/>
-            </w:pPr>
-            <w:r>
-              <w:rPr>
-                <w:rFonts w:eastAsia="Times New Roman" w:cs="Times New Roman" w:ascii="Times New Roman" w:hAnsi="Times New Roman"/>
-                <w:sz w:val="16"/>
-                <w:szCs w:val="16"/>
-              </w:rPr>
-              <w:t>Modelado del esquema de datos y prototipos de interfaz web.</w:t>
-            </w:r>
-          </w:p>
-        </w:tc>
-        <w:tc>
-          <w:tcPr>
-            <w:tcW w:w="1001" w:type="dxa"/>
-            <w:tcBorders>
-              <w:top w:val="single" w:sz="8" w:space="0" w:color="000000"/>
-              <w:start w:val="single" w:sz="8" w:space="0" w:color="000000"/>
-              <w:bottom w:val="single" w:sz="8" w:space="0" w:color="000000"/>
-              <w:end w:val="single" w:sz="8" w:space="0" w:color="000000"/>
-            </w:tcBorders>
-          </w:tcPr>
-          <w:p>
-            <w:pPr>
-              <w:pStyle w:val="normal1"/>
-              <w:spacing w:before="0" w:after="160"/>
-              <w:jc w:val="center"/>
-              <w:rPr/>
-            </w:pPr>
-            <w:r>
-              <w:rPr>
-                <w:rFonts w:eastAsia="Times New Roman" w:cs="Times New Roman" w:ascii="Times New Roman" w:hAnsi="Times New Roman"/>
-                <w:sz w:val="16"/>
-                <w:szCs w:val="16"/>
-              </w:rPr>
-              <w:t>Informática</w:t>
-            </w:r>
-          </w:p>
-        </w:tc>
-        <w:tc>
-          <w:tcPr>
-            <w:tcW w:w="1200" w:type="dxa"/>
-            <w:tcBorders>
-              <w:top w:val="single" w:sz="8" w:space="0" w:color="000000"/>
-              <w:start w:val="single" w:sz="8" w:space="0" w:color="000000"/>
-              <w:bottom w:val="single" w:sz="8" w:space="0" w:color="000000"/>
-              <w:end w:val="single" w:sz="8" w:space="0" w:color="000000"/>
-            </w:tcBorders>
-          </w:tcPr>
-          <w:p>
-            <w:pPr>
-              <w:pStyle w:val="normal1"/>
-              <w:spacing w:before="0" w:after="160"/>
-              <w:jc w:val="both"/>
-              <w:rPr/>
-            </w:pPr>
-            <w:r>
-              <w:rPr>
-                <w:rFonts w:eastAsia="Times New Roman" w:cs="Times New Roman" w:ascii="Times New Roman" w:hAnsi="Times New Roman"/>
-                <w:sz w:val="16"/>
-                <w:szCs w:val="16"/>
-              </w:rPr>
-              <w:t>Esquema de BD, Prototipo visual.</w:t>
-            </w:r>
-          </w:p>
-        </w:tc>
-        <w:tc>
-          <w:tcPr>
-            <w:tcW w:w="1300" w:type="dxa"/>
-            <w:tcBorders>
-              <w:top w:val="single" w:sz="8" w:space="0" w:color="000000"/>
-              <w:start w:val="single" w:sz="8" w:space="0" w:color="000000"/>
-              <w:bottom w:val="single" w:sz="8" w:space="0" w:color="000000"/>
-              <w:end w:val="single" w:sz="8" w:space="0" w:color="000000"/>
-            </w:tcBorders>
-          </w:tcPr>
-          <w:p>
-            <w:pPr>
-              <w:pStyle w:val="normal1"/>
-              <w:spacing w:before="0" w:after="160"/>
-              <w:jc w:val="center"/>
-              <w:rPr/>
-            </w:pPr>
-            <w:r>
-              <w:rPr>
-                <w:rFonts w:eastAsia="Times New Roman" w:cs="Times New Roman" w:ascii="Times New Roman" w:hAnsi="Times New Roman"/>
-                <w:sz w:val="16"/>
-                <w:szCs w:val="16"/>
-              </w:rPr>
-              <w:t>Descriptiva, Explicativa y de Campo.</w:t>
-            </w:r>
-          </w:p>
-        </w:tc>
-        <w:tc>
-          <w:tcPr>
-            <w:tcW w:w="399" w:type="dxa"/>
-            <w:tcBorders>
-              <w:top w:val="single" w:sz="8" w:space="0" w:color="000000"/>
-              <w:start w:val="single" w:sz="8" w:space="0" w:color="000000"/>
-              <w:bottom w:val="single" w:sz="8" w:space="0" w:color="000000"/>
-              <w:end w:val="single" w:sz="8" w:space="0" w:color="000000"/>
-            </w:tcBorders>
-          </w:tcPr>
-          <w:p>
-            <w:pPr>
-              <w:pStyle w:val="normal1"/>
-              <w:spacing w:before="0" w:after="160"/>
-              <w:jc w:val="center"/>
-              <w:rPr/>
-            </w:pPr>
-            <w:r>
-              <w:rPr>
-                <w:rFonts w:eastAsia="Times New Roman" w:cs="Times New Roman" w:ascii="Times New Roman" w:hAnsi="Times New Roman"/>
-                <w:sz w:val="16"/>
-                <w:szCs w:val="16"/>
-              </w:rPr>
-              <w:t>5, 6</w:t>
-            </w:r>
-          </w:p>
-        </w:tc>
-        <w:tc>
-          <w:tcPr>
-            <w:tcW w:w="1001" w:type="dxa"/>
-            <w:tcBorders>
-              <w:top w:val="single" w:sz="8" w:space="0" w:color="000000"/>
-              <w:start w:val="single" w:sz="8" w:space="0" w:color="000000"/>
-              <w:bottom w:val="single" w:sz="8" w:space="0" w:color="000000"/>
-              <w:end w:val="single" w:sz="8" w:space="0" w:color="000000"/>
-            </w:tcBorders>
-          </w:tcPr>
-          <w:p>
-            <w:pPr>
-              <w:pStyle w:val="normal1"/>
-              <w:spacing w:before="0" w:after="160"/>
-              <w:jc w:val="center"/>
-              <w:rPr/>
-            </w:pPr>
-            <w:r>
-              <w:rPr>
-                <w:rFonts w:eastAsia="Times New Roman" w:cs="Times New Roman" w:ascii="Times New Roman" w:hAnsi="Times New Roman"/>
-                <w:sz w:val="16"/>
-                <w:szCs w:val="16"/>
-              </w:rPr>
-              <w:t>Sí / No</w:t>
-            </w:r>
-          </w:p>
-        </w:tc>
-      </w:tr>
-      <w:tr>
-        <w:trPr/>
-        <w:tc>
-          <w:tcPr>
-            <w:tcW w:w="1498" w:type="dxa"/>
-            <w:tcBorders>
-              <w:top w:val="single" w:sz="8" w:space="0" w:color="000000"/>
-              <w:start w:val="single" w:sz="8" w:space="0" w:color="000000"/>
-              <w:bottom w:val="single" w:sz="8" w:space="0" w:color="000000"/>
-              <w:end w:val="single" w:sz="8" w:space="0" w:color="000000"/>
-            </w:tcBorders>
-          </w:tcPr>
-          <w:p>
-            <w:r/>
-            <w:r>
-              <w:rPr>
-                <w:rFonts w:ascii="Times New Roman" w:hAnsi="Times New Roman"/>
-                <w:sz w:val="20"/>
-              </w:rPr>
-              <w:t>Desarrollar e implementar el sistema de información propuesto.</w:t>
-            </w:r>
-          </w:p>
-        </w:tc>
-        <w:tc>
-          <w:tcPr>
-            <w:tcW w:w="1200" w:type="dxa"/>
-            <w:tcBorders>
-              <w:top w:val="single" w:sz="8" w:space="0" w:color="000000"/>
-              <w:start w:val="single" w:sz="8" w:space="0" w:color="000000"/>
-              <w:bottom w:val="single" w:sz="8" w:space="0" w:color="000000"/>
-              <w:end w:val="single" w:sz="8" w:space="0" w:color="000000"/>
-            </w:tcBorders>
-          </w:tcPr>
-          <w:p>
-            <w:pPr>
-              <w:pStyle w:val="normal1"/>
-              <w:spacing w:before="0" w:after="160"/>
-              <w:jc w:val="both"/>
-              <w:rPr/>
-            </w:pPr>
-            <w:r>
-              <w:rPr>
-                <w:rFonts w:eastAsia="Times New Roman" w:cs="Times New Roman" w:ascii="Times New Roman" w:hAnsi="Times New Roman"/>
-                <w:sz w:val="16"/>
-                <w:szCs w:val="16"/>
-              </w:rPr>
-              <w:t>Implementación de Software</w:t>
-            </w:r>
-          </w:p>
-        </w:tc>
-        <w:tc>
-          <w:tcPr>
-            <w:tcW w:w="1400" w:type="dxa"/>
-            <w:tcBorders>
-              <w:top w:val="single" w:sz="8" w:space="0" w:color="000000"/>
-              <w:start w:val="single" w:sz="8" w:space="0" w:color="000000"/>
-              <w:bottom w:val="single" w:sz="8" w:space="0" w:color="000000"/>
-              <w:end w:val="single" w:sz="8" w:space="0" w:color="000000"/>
-            </w:tcBorders>
-          </w:tcPr>
-          <w:p>
-            <w:pPr>
-              <w:pStyle w:val="normal1"/>
-              <w:spacing w:before="0" w:after="160"/>
-              <w:jc w:val="both"/>
-              <w:rPr/>
-            </w:pPr>
-            <w:r>
-              <w:rPr>
-                <w:rFonts w:eastAsia="Times New Roman" w:cs="Times New Roman" w:ascii="Times New Roman" w:hAnsi="Times New Roman"/>
-                <w:sz w:val="16"/>
-                <w:szCs w:val="16"/>
-              </w:rPr>
-              <w:t>Construcción de la herramienta final para la optimización administrativa.</w:t>
-            </w:r>
-          </w:p>
-        </w:tc>
-        <w:tc>
-          <w:tcPr>
-            <w:tcW w:w="1401" w:type="dxa"/>
-            <w:tcBorders>
-              <w:top w:val="single" w:sz="8" w:space="0" w:color="000000"/>
-              <w:start w:val="single" w:sz="8" w:space="0" w:color="000000"/>
-              <w:bottom w:val="single" w:sz="8" w:space="0" w:color="000000"/>
-              <w:end w:val="single" w:sz="8" w:space="0" w:color="000000"/>
-            </w:tcBorders>
-          </w:tcPr>
-          <w:p>
-            <w:pPr>
-              <w:pStyle w:val="normal1"/>
-              <w:spacing w:before="0" w:after="160"/>
-              <w:jc w:val="both"/>
-              <w:rPr/>
-            </w:pPr>
-            <w:r>
-              <w:rPr>
-                <w:rFonts w:eastAsia="Times New Roman" w:cs="Times New Roman" w:ascii="Times New Roman" w:hAnsi="Times New Roman"/>
-                <w:sz w:val="16"/>
-                <w:szCs w:val="16"/>
-              </w:rPr>
-              <w:t>Desarrollo de la aplicación en Vercel y el sistema de empeños.</w:t>
-            </w:r>
-          </w:p>
-        </w:tc>
-        <w:tc>
-          <w:tcPr>
-            <w:tcW w:w="1001" w:type="dxa"/>
-            <w:tcBorders>
-              <w:top w:val="single" w:sz="8" w:space="0" w:color="000000"/>
-              <w:start w:val="single" w:sz="8" w:space="0" w:color="000000"/>
-              <w:bottom w:val="single" w:sz="8" w:space="0" w:color="000000"/>
-              <w:end w:val="single" w:sz="8" w:space="0" w:color="000000"/>
-            </w:tcBorders>
-          </w:tcPr>
-          <w:p>
-            <w:pPr>
-              <w:pStyle w:val="normal1"/>
-              <w:spacing w:before="0" w:after="160"/>
-              <w:jc w:val="center"/>
-              <w:rPr/>
-            </w:pPr>
-            <w:r>
-              <w:rPr>
-                <w:rFonts w:eastAsia="Times New Roman" w:cs="Times New Roman" w:ascii="Times New Roman" w:hAnsi="Times New Roman"/>
-                <w:sz w:val="16"/>
-                <w:szCs w:val="16"/>
-              </w:rPr>
-              <w:t>Administrativa</w:t>
-            </w:r>
-          </w:p>
-        </w:tc>
-        <w:tc>
-          <w:tcPr>
-            <w:tcW w:w="1200" w:type="dxa"/>
-            <w:tcBorders>
-              <w:top w:val="single" w:sz="8" w:space="0" w:color="000000"/>
-              <w:start w:val="single" w:sz="8" w:space="0" w:color="000000"/>
-              <w:bottom w:val="single" w:sz="8" w:space="0" w:color="000000"/>
-              <w:end w:val="single" w:sz="8" w:space="0" w:color="000000"/>
-            </w:tcBorders>
-          </w:tcPr>
-          <w:p>
-            <w:pPr>
-              <w:pStyle w:val="normal1"/>
-              <w:spacing w:before="0" w:after="160"/>
-              <w:jc w:val="both"/>
-              <w:rPr/>
-            </w:pPr>
-            <w:r>
-              <w:rPr>
-                <w:rFonts w:eastAsia="Times New Roman" w:cs="Times New Roman" w:ascii="Times New Roman" w:hAnsi="Times New Roman"/>
-                <w:sz w:val="16"/>
-                <w:szCs w:val="16"/>
-              </w:rPr>
-              <w:t>Reportes generados, Consultas exitosas.</w:t>
-            </w:r>
-          </w:p>
-        </w:tc>
-        <w:tc>
-          <w:tcPr>
-            <w:tcW w:w="1300" w:type="dxa"/>
-            <w:tcBorders>
-              <w:top w:val="single" w:sz="8" w:space="0" w:color="000000"/>
-              <w:start w:val="single" w:sz="8" w:space="0" w:color="000000"/>
-              <w:bottom w:val="single" w:sz="8" w:space="0" w:color="000000"/>
-              <w:end w:val="single" w:sz="8" w:space="0" w:color="000000"/>
-            </w:tcBorders>
-          </w:tcPr>
-          <w:p>
-            <w:pPr>
-              <w:pStyle w:val="normal1"/>
-              <w:spacing w:before="0" w:after="160"/>
-              <w:jc w:val="center"/>
-              <w:rPr/>
-            </w:pPr>
-            <w:r>
-              <w:rPr>
-                <w:rFonts w:eastAsia="Times New Roman" w:cs="Times New Roman" w:ascii="Times New Roman" w:hAnsi="Times New Roman"/>
-                <w:sz w:val="16"/>
-                <w:szCs w:val="16"/>
-              </w:rPr>
-              <w:t>Descriptiva, Explicativa y de Campo.</w:t>
-            </w:r>
-          </w:p>
-        </w:tc>
-        <w:tc>
-          <w:tcPr>
-            <w:tcW w:w="399" w:type="dxa"/>
-            <w:tcBorders>
-              <w:top w:val="single" w:sz="8" w:space="0" w:color="000000"/>
-              <w:start w:val="single" w:sz="8" w:space="0" w:color="000000"/>
-              <w:bottom w:val="single" w:sz="8" w:space="0" w:color="000000"/>
-              <w:end w:val="single" w:sz="8" w:space="0" w:color="000000"/>
-            </w:tcBorders>
-          </w:tcPr>
-          <w:p>
-            <w:pPr>
-              <w:pStyle w:val="normal1"/>
-              <w:spacing w:before="0" w:after="160"/>
-              <w:jc w:val="center"/>
-              <w:rPr/>
-            </w:pPr>
-            <w:r>
-              <w:rPr>
-                <w:rFonts w:eastAsia="Times New Roman" w:cs="Times New Roman" w:ascii="Times New Roman" w:hAnsi="Times New Roman"/>
-                <w:sz w:val="16"/>
-                <w:szCs w:val="16"/>
-              </w:rPr>
-              <w:t>7, 8</w:t>
-            </w:r>
-          </w:p>
-        </w:tc>
-        <w:tc>
-          <w:tcPr>
-            <w:tcW w:w="1001" w:type="dxa"/>
-            <w:tcBorders>
-              <w:top w:val="single" w:sz="8" w:space="0" w:color="000000"/>
-              <w:start w:val="single" w:sz="8" w:space="0" w:color="000000"/>
-              <w:bottom w:val="single" w:sz="8" w:space="0" w:color="000000"/>
-              <w:end w:val="single" w:sz="8" w:space="0" w:color="000000"/>
-            </w:tcBorders>
-          </w:tcPr>
-          <w:p>
-            <w:pPr>
-              <w:pStyle w:val="normal1"/>
-              <w:spacing w:before="0" w:after="160"/>
-              <w:jc w:val="center"/>
-              <w:rPr/>
-            </w:pPr>
-            <w:r>
-              <w:rPr>
-                <w:rFonts w:eastAsia="Times New Roman" w:cs="Times New Roman" w:ascii="Times New Roman" w:hAnsi="Times New Roman"/>
-                <w:sz w:val="16"/>
-                <w:szCs w:val="16"/>
-              </w:rPr>
-              <w:t>Sí / No</w:t>
-            </w:r>
-          </w:p>
-        </w:tc>
-      </w:tr>
-    </w:tbl>
-    <w:p>
-      <w:pPr>
-        <w:pStyle w:val="normal1"/>
-        <w:rPr/>
-      </w:pPr>
-      <w:r>
-        <w:rPr/>
-      </w:r>
-    </w:p>
-    <w:p>
-      <w:pPr>
-        <w:pStyle w:val="normal1"/>
-        <w:spacing w:lineRule="auto" w:line="360"/>
-        <w:jc w:val="both"/>
-        <w:rPr>
-          <w:rFonts w:ascii="Times New Roman" w:hAnsi="Times New Roman" w:eastAsia="Times New Roman" w:cs="Times New Roman"/>
-          <w:sz w:val="24"/>
-          <w:szCs w:val="24"/>
-        </w:rPr>
-      </w:pPr>
-      <w:r>
-        <w:rPr>
-          <w:rFonts w:eastAsia="Times New Roman" w:cs="Times New Roman" w:ascii="Times New Roman" w:hAnsi="Times New Roman"/>
-          <w:sz w:val="24"/>
-          <w:szCs w:val="24"/>
-        </w:rPr>
-        <w:t>Fuente: Alvarado, L. (2026).</w:t>
-      </w:r>
-    </w:p>
-    <w:p>
-      <w:pPr>
-        <w:pStyle w:val="normal1"/>
-        <w:spacing w:lineRule="auto" w:line="360"/>
-        <w:jc w:val="both"/>
-        <w:rPr>
-          <w:rFonts w:ascii="Times New Roman" w:hAnsi="Times New Roman" w:eastAsia="Times New Roman" w:cs="Times New Roman"/>
-          <w:sz w:val="24"/>
-          <w:szCs w:val="24"/>
-        </w:rPr>
-      </w:pPr>
-      <w:r>
-        <w:rPr>
-          <w:rFonts w:eastAsia="Times New Roman" w:cs="Times New Roman" w:ascii="Times New Roman" w:hAnsi="Times New Roman"/>
-          <w:sz w:val="24"/>
-          <w:szCs w:val="24"/>
-        </w:rPr>
-      </w:r>
-    </w:p>
-    <w:p>
-      <w:pPr>
-        <w:pStyle w:val="normal1"/>
-        <w:spacing w:lineRule="auto" w:line="360"/>
-        <w:jc w:val="both"/>
-        <w:rPr>
-          <w:rFonts w:ascii="Times New Roman" w:hAnsi="Times New Roman" w:eastAsia="Times New Roman" w:cs="Times New Roman"/>
-          <w:sz w:val="24"/>
-          <w:szCs w:val="24"/>
-        </w:rPr>
-      </w:pPr>
-      <w:r>
-        <w:rPr>
-          <w:rFonts w:eastAsia="Times New Roman" w:cs="Times New Roman" w:ascii="Times New Roman" w:hAnsi="Times New Roman"/>
-          <w:sz w:val="24"/>
-          <w:szCs w:val="24"/>
-        </w:rPr>
-      </w:r>
-    </w:p>
-    <w:p>
-      <w:pPr>
-        <w:pStyle w:val="normal1"/>
-        <w:spacing w:lineRule="auto" w:line="360"/>
-        <w:jc w:val="both"/>
-        <w:rPr>
-          <w:rFonts w:ascii="Times New Roman" w:hAnsi="Times New Roman" w:eastAsia="Times New Roman" w:cs="Times New Roman"/>
-          <w:sz w:val="24"/>
-          <w:szCs w:val="24"/>
-        </w:rPr>
-      </w:pPr>
-      <w:r>
-        <w:rPr>
-          <w:rFonts w:eastAsia="Times New Roman" w:cs="Times New Roman" w:ascii="Times New Roman" w:hAnsi="Times New Roman"/>
-          <w:sz w:val="24"/>
-          <w:szCs w:val="24"/>
-        </w:rPr>
-      </w:r>
-    </w:p>
-    <w:p>
-      <w:pPr>
-        <w:pStyle w:val="normal1"/>
-        <w:spacing w:lineRule="auto" w:line="360"/>
-        <w:jc w:val="both"/>
-        <w:rPr>
-          <w:rFonts w:ascii="Times New Roman" w:hAnsi="Times New Roman" w:eastAsia="Times New Roman" w:cs="Times New Roman"/>
-          <w:sz w:val="24"/>
-          <w:szCs w:val="24"/>
-        </w:rPr>
-      </w:pPr>
-      <w:r>
-        <w:rPr>
-          <w:rFonts w:eastAsia="Times New Roman" w:cs="Times New Roman" w:ascii="Times New Roman" w:hAnsi="Times New Roman"/>
-          <w:sz w:val="24"/>
-          <w:szCs w:val="24"/>
-        </w:rPr>
-      </w:r>
-    </w:p>
-    <w:p>
-      <w:pPr>
-        <w:pStyle w:val="normal1"/>
-        <w:spacing w:lineRule="auto" w:line="360"/>
-        <w:jc w:val="both"/>
-        <w:rPr>
-          <w:rFonts w:ascii="Times New Roman" w:hAnsi="Times New Roman" w:eastAsia="Times New Roman" w:cs="Times New Roman"/>
-          <w:sz w:val="24"/>
-          <w:szCs w:val="24"/>
-        </w:rPr>
-      </w:pPr>
-      <w:r>
-        <w:rPr>
-          <w:rFonts w:eastAsia="Times New Roman" w:cs="Times New Roman" w:ascii="Times New Roman" w:hAnsi="Times New Roman"/>
-          <w:sz w:val="24"/>
-          <w:szCs w:val="24"/>
-        </w:rPr>
-      </w:r>
-    </w:p>
-    <w:tbl>
-      <w:tblPr>
-        <w:tblW w:w="9360" w:type="dxa"/>
-        <w:jc w:val="center"/>
-        <w:tblInd w:w="0" w:type="dxa"/>
-        <w:tblLayout w:type="fixed"/>
-        <w:tblCellMar>
-          <w:top w:w="100" w:type="dxa"/>
-          <w:start w:w="50" w:type="dxa"/>
-          <w:bottom w:w="100" w:type="dxa"/>
-          <w:end w:w="50" w:type="dxa"/>
-        </w:tblCellMar>
-        <w:tblLook w:noHBand="0" w:lastColumn="0" w:firstColumn="1" w:lastRow="0" w:firstRow="1" w:noVBand="1" w:val="04a0"/>
+        <w:tblLook w:firstColumn="1" w:firstRow="1" w:lastColumn="0" w:lastRow="0" w:noHBand="0" w:noVBand="1" w:val="04A0"/>
+        <w:tblBorders>
+          <w:top w:val="none" w:sz="0" w:space="0" w:color="auto"/>
+          <w:left w:val="none" w:sz="0" w:space="0" w:color="auto"/>
+          <w:bottom w:val="none" w:sz="0" w:space="0" w:color="auto"/>
+          <w:right w:val="none" w:sz="0" w:space="0" w:color="auto"/>
+          <w:insideH w:val="none" w:sz="0" w:space="0" w:color="auto"/>
+          <w:insideV w:val="none" w:sz="0" w:space="0" w:color="auto"/>
+        </w:tblBorders>
       </w:tblPr>
       <w:tblGrid>
         <w:gridCol w:w="2016"/>
         <w:gridCol w:w="7344"/>
       </w:tblGrid>
       <w:tr>
-        <w:trPr/>
-        <w:tc>
-          <w:tcPr>
-            <w:tcW w:w="2016" w:type="dxa"/>
-            <w:tcBorders/>
-          </w:tcPr>
-          <w:p>
-            <w:pPr>
-              <w:pStyle w:val="normal1"/>
-              <w:spacing w:before="0" w:after="160"/>
+        <w:tc>
+          <w:tcPr>
+            <w:tcW w:type="dxa" w:w="2016"/>
+            <w:tcMar>
+              <w:top w:w="100" w:type="dxa"/>
+              <w:bottom w:w="100" w:type="dxa"/>
+              <w:left w:w="50" w:type="dxa"/>
+              <w:right w:w="50" w:type="dxa"/>
+            </w:tcMar>
+          </w:tcPr>
+          <w:p>
+            <w:pPr>
               <w:jc w:val="center"/>
-              <w:rPr/>
-            </w:pPr>
-            <w:r>
-              <w:rPr/>
+            </w:pPr>
+            <w:r/>
+            <w:r>
               <w:drawing>
-                <wp:inline distT="0" distB="0" distL="0" distR="0">
-                  <wp:extent cx="1097280" cy="536575"/>
-                  <wp:effectExtent l="0" t="0" r="0" b="0"/>
-                  <wp:docPr id="5" name="Picture 12"/>
+                <wp:inline xmlns:a="http://schemas.openxmlformats.org/drawingml/2006/main">
+                  <wp:extent cx="1097280" cy="536900"/>
+                  <wp:docPr id="6" name="Picture 6"/>
                   <wp:cNvGraphicFramePr>
-                    <a:graphicFrameLocks xmlns:a="http://schemas.openxmlformats.org/drawingml/2006/main" noChangeAspect="1"/>
+                    <a:graphicFrameLocks noChangeAspect="1"/>
                   </wp:cNvGraphicFramePr>
-                  <a:graphic xmlns:a="http://schemas.openxmlformats.org/drawingml/2006/main">
+                  <a:graphic>
                     <a:graphicData uri="http://schemas.openxmlformats.org/drawingml/2006/picture">
-                      <pic:pic xmlns:pic="http://schemas.openxmlformats.org/drawingml/2006/picture">
+                      <pic:pic>
                         <pic:nvPicPr>
-                          <pic:cNvPr id="5" name="Picture 12"/>
-                          <pic:cNvPicPr>
-                            <a:picLocks noChangeAspect="1" noChangeArrowheads="1"/>
-                          </pic:cNvPicPr>
+                          <pic:cNvPr id="0" name="image.jpg"/>
+                          <pic:cNvPicPr/>
                         </pic:nvPicPr>
                         <pic:blipFill>
-                          <a:blip r:embed="rId7"/>
+                          <a:blip r:embed="rId9"/>
                           <a:stretch>
                             <a:fillRect/>
                           </a:stretch>
                         </pic:blipFill>
-                        <pic:spPr bwMode="auto">
+                        <pic:spPr>
                           <a:xfrm>
                             <a:off x="0" y="0"/>
-                            <a:ext cx="1097280" cy="536575"/>
+                            <a:ext cx="1097280" cy="536900"/>
                           </a:xfrm>
-                          <a:prstGeom prst="rect">
-                            <a:avLst/>
-                          </a:prstGeom>
-                          <a:noFill/>
+                          <a:prstGeom prst="rect"/>
                         </pic:spPr>
                       </pic:pic>
                     </a:graphicData>
@@ -11586,15 +8783,18 @@
         </w:tc>
         <w:tc>
           <w:tcPr>
-            <w:tcW w:w="7344" w:type="dxa"/>
-            <w:tcBorders/>
-          </w:tcPr>
-          <w:p>
-            <w:pPr>
-              <w:pStyle w:val="normal1"/>
-              <w:spacing w:lineRule="auto" w:line="276" w:before="0" w:after="40"/>
+            <w:tcW w:type="dxa" w:w="7344"/>
+            <w:tcMar>
+              <w:top w:w="100" w:type="dxa"/>
+              <w:bottom w:w="100" w:type="dxa"/>
+              <w:left w:w="50" w:type="dxa"/>
+              <w:right w:w="50" w:type="dxa"/>
+            </w:tcMar>
+          </w:tcPr>
+          <w:p>
+            <w:pPr>
+              <w:spacing w:before="0" w:after="40" w:line="276" w:lineRule="auto"/>
               <w:jc w:val="center"/>
-              <w:rPr/>
             </w:pPr>
             <w:r>
               <w:rPr>
@@ -11616,326 +8816,143 @@
     </w:tbl>
     <w:p>
       <w:pPr>
-        <w:pStyle w:val="normal1"/>
-        <w:spacing w:lineRule="auto" w:line="360"/>
+        <w:spacing w:before="240" w:after="480"/>
+        <w:jc w:val="right"/>
+      </w:pPr>
+      <w:r>
+        <w:rPr>
+          <w:i/>
+        </w:rPr>
+        <w:t>Caracas, Mayo de 2026</w:t>
+      </w:r>
+    </w:p>
+    <w:p>
+      <w:pPr>
+        <w:spacing w:after="360"/>
+      </w:pPr>
+      <w:r>
+        <w:rPr>
+          <w:b/>
+        </w:rPr>
+        <w:t>Ciudadano(a):</w:t>
+        <w:br/>
+        <w:t>Expert Validador(a)</w:t>
+        <w:br/>
+        <w:t>Presente.-</w:t>
+      </w:r>
+    </w:p>
+    <w:p>
+      <w:pPr>
+        <w:spacing w:after="240" w:line="360" w:lineRule="auto"/>
+        <w:jc w:val="both"/>
+      </w:pPr>
+      <w:r>
+        <w:t xml:space="preserve">En virtud de llevar a cabo la presente investigación sobre </w:t>
+      </w:r>
+      <w:r>
+        <w:rPr>
+          <w:b/>
+        </w:rPr>
+        <w:t>SISTEMA DE INFORMACIÓN PARA LA GESTIÓN DE INVENTARIO Y CONTROL DE PRÉSTAMOS PRENDARIOS EN LA EMPRESA INVERSIONES MÁS POR TU ORO 17 C.A.</w:t>
+      </w:r>
+      <w:r>
+        <w:t>, requisito para optar al título de Técnico Superior Universitario en la especialidad de Informática, nos dirigimos a usted en la oportunidad de solicitarle su valiosa colaboración para la validación del instrumento de recolección de datos.</w:t>
+        <w:br/>
+        <w:br/>
+        <w:t>Los criterios a evaluar son: claridad, precisión, pertinencia y coherencia en la redacción de cada uno de los ocho (8) ítems que conforman el cuestionario.</w:t>
+        <w:br/>
+        <w:br/>
+        <w:t>Agradeciendo de antemano su colaboración, queda de usted.</w:t>
+      </w:r>
+    </w:p>
+    <w:p>
+      <w:pPr>
+        <w:spacing w:before="720"/>
         <w:jc w:val="center"/>
-        <w:rPr/>
-      </w:pPr>
-      <w:r>
-        <w:rPr>
-          <w:rFonts w:eastAsia="Times New Roman" w:cs="Times New Roman" w:ascii="Times New Roman" w:hAnsi="Times New Roman"/>
-          <w:sz w:val="24"/>
-          <w:szCs w:val="24"/>
-        </w:rPr>
-        <w:t>Caracas, Mayo de 2026</w:t>
-      </w:r>
-    </w:p>
-    <w:p>
-      <w:pPr>
-        <w:pStyle w:val="normal1"/>
-        <w:spacing w:lineRule="auto" w:line="360"/>
-        <w:rPr/>
-      </w:pPr>
-      <w:r>
-        <w:rPr>
-          <w:rFonts w:eastAsia="Times New Roman" w:cs="Times New Roman" w:ascii="Times New Roman" w:hAnsi="Times New Roman"/>
-          <w:sz w:val="24"/>
-          <w:szCs w:val="24"/>
-        </w:rPr>
-        <w:t>Ciudadano(a)</w:t>
-      </w:r>
-    </w:p>
-    <w:p>
-      <w:pPr>
-        <w:pStyle w:val="normal1"/>
-        <w:spacing w:lineRule="auto" w:line="360"/>
-        <w:rPr/>
-      </w:pPr>
-      <w:r>
-        <w:rPr>
-          <w:rFonts w:eastAsia="Times New Roman" w:cs="Times New Roman" w:ascii="Times New Roman" w:hAnsi="Times New Roman"/>
-          <w:sz w:val="24"/>
-          <w:szCs w:val="24"/>
-        </w:rPr>
-        <w:t>Presente.-</w:t>
-      </w:r>
-    </w:p>
-    <w:p>
-      <w:pPr>
-        <w:pStyle w:val="normal1"/>
-        <w:rPr/>
-      </w:pPr>
-      <w:r>
-        <w:rPr/>
-      </w:r>
-    </w:p>
-    <w:p>
-      <w:pPr>
-        <w:pStyle w:val="normal1"/>
-        <w:spacing w:lineRule="auto" w:line="360"/>
-        <w:jc w:val="both"/>
-        <w:rPr/>
-      </w:pPr>
-      <w:r>
-        <w:rPr>
-          <w:rFonts w:eastAsia="Times New Roman" w:cs="Times New Roman" w:ascii="Times New Roman" w:hAnsi="Times New Roman"/>
-          <w:sz w:val="24"/>
-          <w:szCs w:val="24"/>
-        </w:rPr>
-        <w:t xml:space="preserve">En virtud de llevar a cabo la presente investigación sobre </w:t>
-      </w:r>
-      <w:r>
-        <w:rPr>
-          <w:rFonts w:eastAsia="Times New Roman" w:cs="Times New Roman" w:ascii="Times New Roman" w:hAnsi="Times New Roman"/>
-          <w:b/>
-          <w:bCs/>
-          <w:sz w:val="24"/>
-          <w:szCs w:val="24"/>
-        </w:rPr>
-        <w:t>SISTEMA DE INFORMACIÓN PARA LA GESTIÓN DE INVENTARIO Y CONTROL DE PRÉSTAMOS PRENDARIOS EN LA EMPRESA INVERSIONES MÁS POR TU ORO 17 C.A.</w:t>
-      </w:r>
-      <w:r>
-        <w:rPr>
-          <w:rFonts w:eastAsia="Times New Roman" w:cs="Times New Roman" w:ascii="Times New Roman" w:hAnsi="Times New Roman"/>
-          <w:sz w:val="24"/>
-          <w:szCs w:val="24"/>
-        </w:rPr>
-        <w:t>, requisito para optar al título de Técnico Superior Universitario en Informática, nos dirigimos a usted en la oportunidad de solicitarle su valiosa colaboración para la validación del instrumento de recolección de datos.</w:t>
-      </w:r>
-    </w:p>
-    <w:p>
-      <w:pPr>
-        <w:pStyle w:val="normal1"/>
-        <w:spacing w:lineRule="auto" w:line="360"/>
-        <w:jc w:val="both"/>
-        <w:rPr/>
-      </w:pPr>
-      <w:r>
-        <w:rPr>
-          <w:rFonts w:eastAsia="Times New Roman" w:cs="Times New Roman" w:ascii="Times New Roman" w:hAnsi="Times New Roman"/>
-          <w:sz w:val="24"/>
-          <w:szCs w:val="24"/>
-        </w:rPr>
-        <w:t>Los criterios a evaluar son: claridad, precisión, pertinencia y coherencia en la redacción de cada uno de los ocho (8) ítems que conforman el cuestionario.</w:t>
-      </w:r>
-    </w:p>
-    <w:p>
-      <w:pPr>
-        <w:pStyle w:val="normal1"/>
-        <w:spacing w:lineRule="auto" w:line="360"/>
-        <w:jc w:val="both"/>
-        <w:rPr/>
-      </w:pPr>
-      <w:r>
-        <w:rPr>
-          <w:rFonts w:eastAsia="Times New Roman" w:cs="Times New Roman" w:ascii="Times New Roman" w:hAnsi="Times New Roman"/>
-          <w:sz w:val="24"/>
-          <w:szCs w:val="24"/>
-        </w:rPr>
-        <w:t>Agradeciendo de antemano su colaboración, queda de usted.</w:t>
-      </w:r>
-    </w:p>
-    <w:p>
-      <w:pPr>
-        <w:pStyle w:val="normal1"/>
-        <w:spacing w:lineRule="auto" w:line="360"/>
-        <w:rPr/>
-      </w:pPr>
-      <w:r>
-        <w:rPr>
-          <w:rFonts w:eastAsia="Times New Roman" w:cs="Times New Roman" w:ascii="Times New Roman" w:hAnsi="Times New Roman"/>
-          <w:sz w:val="24"/>
-          <w:szCs w:val="24"/>
+      </w:pPr>
+      <w:r>
+        <w:rPr>
+          <w:b/>
         </w:rPr>
         <w:t>Atentamente,</w:t>
-      </w:r>
-    </w:p>
-    <w:p>
-      <w:pPr>
-        <w:spacing w:before="240" w:after="40"/>
-        <w:ind w:firstLine="0" w:left="0"/>
-        <w:jc w:val="left"/>
-      </w:pPr>
-      <w:r>
-        <w:rPr>
-          <w:rFonts w:ascii="Times New Roman" w:hAnsi="Times New Roman"/>
-          <w:sz w:val="24"/>
-        </w:rPr>
+        <w:br/>
+        <w:br/>
+        <w:br/>
         <w:t>__________________________________</w:t>
-      </w:r>
-    </w:p>
-    <w:p>
-      <w:pPr>
-        <w:pStyle w:val="normal1"/>
-        <w:spacing w:lineRule="auto" w:line="360"/>
-        <w:rPr/>
-      </w:pPr>
-      <w:r>
-        <w:rPr>
-          <w:rFonts w:eastAsia="Times New Roman" w:cs="Times New Roman" w:ascii="Times New Roman" w:hAnsi="Times New Roman"/>
-          <w:sz w:val="24"/>
-          <w:szCs w:val="24"/>
-        </w:rPr>
+        <w:br/>
+      </w:r>
+      <w:r>
         <w:t>Br. Lenin Alvarado</w:t>
-      </w:r>
-    </w:p>
-    <w:p>
-      <w:pPr>
-        <w:pStyle w:val="normal1"/>
-        <w:spacing w:lineRule="auto" w:line="360"/>
-        <w:rPr>
-          <w:rFonts w:ascii="Times New Roman" w:hAnsi="Times New Roman" w:eastAsia="Times New Roman" w:cs="Times New Roman"/>
-          <w:sz w:val="24"/>
-          <w:szCs w:val="24"/>
-        </w:rPr>
-      </w:pPr>
-      <w:r>
-        <w:rPr>
-          <w:rFonts w:eastAsia="Times New Roman" w:cs="Times New Roman" w:ascii="Times New Roman" w:hAnsi="Times New Roman"/>
-          <w:sz w:val="24"/>
-          <w:szCs w:val="24"/>
-        </w:rPr>
-        <w:t>C.I: 30.260.365</w:t>
-      </w:r>
-    </w:p>
-    <w:p>
-      <w:pPr>
-        <w:pStyle w:val="normal1"/>
-        <w:spacing w:lineRule="auto" w:line="360"/>
-        <w:rPr>
-          <w:rFonts w:ascii="Times New Roman" w:hAnsi="Times New Roman" w:eastAsia="Times New Roman" w:cs="Times New Roman"/>
-          <w:sz w:val="24"/>
-          <w:szCs w:val="24"/>
-        </w:rPr>
-      </w:pPr>
-      <w:r>
-        <w:rPr>
-          <w:rFonts w:eastAsia="Times New Roman" w:cs="Times New Roman" w:ascii="Times New Roman" w:hAnsi="Times New Roman"/>
-          <w:sz w:val="24"/>
-          <w:szCs w:val="24"/>
-        </w:rPr>
-      </w:r>
-    </w:p>
-    <w:p>
-      <w:pPr>
-        <w:pStyle w:val="normal1"/>
-        <w:spacing w:lineRule="auto" w:line="360"/>
-        <w:rPr>
-          <w:rFonts w:ascii="Times New Roman" w:hAnsi="Times New Roman" w:eastAsia="Times New Roman" w:cs="Times New Roman"/>
-          <w:sz w:val="24"/>
-          <w:szCs w:val="24"/>
-        </w:rPr>
-      </w:pPr>
-      <w:r>
-        <w:rPr>
-          <w:rFonts w:eastAsia="Times New Roman" w:cs="Times New Roman" w:ascii="Times New Roman" w:hAnsi="Times New Roman"/>
-          <w:sz w:val="24"/>
-          <w:szCs w:val="24"/>
-        </w:rPr>
-      </w:r>
-    </w:p>
-    <w:p>
-      <w:pPr>
-        <w:pStyle w:val="normal1"/>
-        <w:spacing w:lineRule="auto" w:line="360"/>
-        <w:rPr>
-          <w:rFonts w:ascii="Times New Roman" w:hAnsi="Times New Roman" w:eastAsia="Times New Roman" w:cs="Times New Roman"/>
-          <w:sz w:val="24"/>
-          <w:szCs w:val="24"/>
-        </w:rPr>
-      </w:pPr>
-      <w:r>
-        <w:rPr>
-          <w:rFonts w:eastAsia="Times New Roman" w:cs="Times New Roman" w:ascii="Times New Roman" w:hAnsi="Times New Roman"/>
-          <w:sz w:val="24"/>
-          <w:szCs w:val="24"/>
-        </w:rPr>
-      </w:r>
-    </w:p>
-    <w:p>
-      <w:pPr>
-        <w:pStyle w:val="normal1"/>
-        <w:spacing w:lineRule="auto" w:line="360"/>
-        <w:rPr>
-          <w:rFonts w:ascii="Times New Roman" w:hAnsi="Times New Roman" w:eastAsia="Times New Roman" w:cs="Times New Roman"/>
-          <w:sz w:val="24"/>
-          <w:szCs w:val="24"/>
-        </w:rPr>
-      </w:pPr>
-      <w:r>
-        <w:rPr>
-          <w:rFonts w:eastAsia="Times New Roman" w:cs="Times New Roman" w:ascii="Times New Roman" w:hAnsi="Times New Roman"/>
-          <w:sz w:val="24"/>
-          <w:szCs w:val="24"/>
-        </w:rPr>
+        <w:br/>
+        <w:t>C.I. N° 30.260.365</w:t>
+      </w:r>
+    </w:p>
+    <w:p>
+      <w:r>
+        <w:br w:type="page"/>
       </w:r>
     </w:p>
     <w:tbl>
       <w:tblPr>
-        <w:tblW w:w="9360" w:type="dxa"/>
+        <w:tblW w:type="auto" w:w="0"/>
         <w:jc w:val="center"/>
-        <w:tblInd w:w="0" w:type="dxa"/>
-        <w:tblLayout w:type="fixed"/>
-        <w:tblCellMar>
-          <w:top w:w="100" w:type="dxa"/>
-          <w:start w:w="50" w:type="dxa"/>
-          <w:bottom w:w="100" w:type="dxa"/>
-          <w:end w:w="50" w:type="dxa"/>
-        </w:tblCellMar>
-        <w:tblLook w:noHBand="0" w:lastColumn="0" w:firstColumn="1" w:lastRow="0" w:firstRow="1" w:noVBand="1" w:val="04a0"/>
+        <w:tblLook w:firstColumn="1" w:firstRow="1" w:lastColumn="0" w:lastRow="0" w:noHBand="0" w:noVBand="1" w:val="04A0"/>
+        <w:tblBorders>
+          <w:top w:val="none" w:sz="0" w:space="0" w:color="auto"/>
+          <w:left w:val="none" w:sz="0" w:space="0" w:color="auto"/>
+          <w:bottom w:val="none" w:sz="0" w:space="0" w:color="auto"/>
+          <w:right w:val="none" w:sz="0" w:space="0" w:color="auto"/>
+          <w:insideH w:val="none" w:sz="0" w:space="0" w:color="auto"/>
+          <w:insideV w:val="none" w:sz="0" w:space="0" w:color="auto"/>
+        </w:tblBorders>
       </w:tblPr>
       <w:tblGrid>
         <w:gridCol w:w="2016"/>
         <w:gridCol w:w="7344"/>
       </w:tblGrid>
       <w:tr>
-        <w:trPr/>
-        <w:tc>
-          <w:tcPr>
-            <w:tcW w:w="2016" w:type="dxa"/>
-            <w:tcBorders/>
-          </w:tcPr>
-          <w:p>
-            <w:pPr>
-              <w:pStyle w:val="normal1"/>
-              <w:spacing w:before="0" w:after="160"/>
+        <w:tc>
+          <w:tcPr>
+            <w:tcW w:type="dxa" w:w="2016"/>
+            <w:tcMar>
+              <w:top w:w="100" w:type="dxa"/>
+              <w:bottom w:w="100" w:type="dxa"/>
+              <w:left w:w="50" w:type="dxa"/>
+              <w:right w:w="50" w:type="dxa"/>
+            </w:tcMar>
+          </w:tcPr>
+          <w:p>
+            <w:pPr>
               <w:jc w:val="center"/>
-              <w:rPr/>
-            </w:pPr>
-            <w:r>
-              <w:rPr/>
+            </w:pPr>
+            <w:r/>
+            <w:r>
               <w:drawing>
-                <wp:inline distT="0" distB="0" distL="0" distR="0">
-                  <wp:extent cx="1097280" cy="536575"/>
-                  <wp:effectExtent l="0" t="0" r="0" b="0"/>
-                  <wp:docPr id="6" name="Picture 11"/>
+                <wp:inline xmlns:a="http://schemas.openxmlformats.org/drawingml/2006/main">
+                  <wp:extent cx="1097280" cy="536900"/>
+                  <wp:docPr id="7" name="Picture 7"/>
                   <wp:cNvGraphicFramePr>
-                    <a:graphicFrameLocks xmlns:a="http://schemas.openxmlformats.org/drawingml/2006/main" noChangeAspect="1"/>
+                    <a:graphicFrameLocks noChangeAspect="1"/>
                   </wp:cNvGraphicFramePr>
-                  <a:graphic xmlns:a="http://schemas.openxmlformats.org/drawingml/2006/main">
+                  <a:graphic>
                     <a:graphicData uri="http://schemas.openxmlformats.org/drawingml/2006/picture">
-                      <pic:pic xmlns:pic="http://schemas.openxmlformats.org/drawingml/2006/picture">
+                      <pic:pic>
                         <pic:nvPicPr>
-                          <pic:cNvPr id="6" name="Picture 11"/>
-                          <pic:cNvPicPr>
-                            <a:picLocks noChangeAspect="1" noChangeArrowheads="1"/>
-                          </pic:cNvPicPr>
+                          <pic:cNvPr id="0" name="image.jpg"/>
+                          <pic:cNvPicPr/>
                         </pic:nvPicPr>
                         <pic:blipFill>
-                          <a:blip r:embed="rId8"/>
+                          <a:blip r:embed="rId9"/>
                           <a:stretch>
                             <a:fillRect/>
                           </a:stretch>
                         </pic:blipFill>
-                        <pic:spPr bwMode="auto">
+                        <pic:spPr>
                           <a:xfrm>
                             <a:off x="0" y="0"/>
-                            <a:ext cx="1097280" cy="536575"/>
+                            <a:ext cx="1097280" cy="536900"/>
                           </a:xfrm>
-                          <a:prstGeom prst="rect">
-                            <a:avLst/>
-                          </a:prstGeom>
-                          <a:noFill/>
+                          <a:prstGeom prst="rect"/>
                         </pic:spPr>
                       </pic:pic>
                     </a:graphicData>
@@ -11947,15 +8964,18 @@
         </w:tc>
         <w:tc>
           <w:tcPr>
-            <w:tcW w:w="7344" w:type="dxa"/>
-            <w:tcBorders/>
-          </w:tcPr>
-          <w:p>
-            <w:pPr>
-              <w:pStyle w:val="normal1"/>
-              <w:spacing w:lineRule="auto" w:line="276" w:before="0" w:after="40"/>
+            <w:tcW w:type="dxa" w:w="7344"/>
+            <w:tcMar>
+              <w:top w:w="100" w:type="dxa"/>
+              <w:bottom w:w="100" w:type="dxa"/>
+              <w:left w:w="50" w:type="dxa"/>
+              <w:right w:w="50" w:type="dxa"/>
+            </w:tcMar>
+          </w:tcPr>
+          <w:p>
+            <w:pPr>
+              <w:spacing w:before="0" w:after="40" w:line="276" w:lineRule="auto"/>
               <w:jc w:val="center"/>
-              <w:rPr/>
             </w:pPr>
             <w:r>
               <w:rPr>
@@ -11977,295 +8997,1176 @@
     </w:tbl>
     <w:p>
       <w:pPr>
-        <w:pStyle w:val="normal1"/>
-        <w:ind w:firstLine="720" w:start="720"/>
+        <w:spacing w:before="240" w:after="360"/>
         <w:jc w:val="center"/>
-        <w:rPr/>
-      </w:pPr>
-      <w:r>
-        <w:rPr>
-          <w:rFonts w:eastAsia="Times New Roman" w:cs="Times New Roman" w:ascii="Times New Roman" w:hAnsi="Times New Roman"/>
-          <w:b/>
-          <w:bCs/>
-          <w:sz w:val="24"/>
-          <w:szCs w:val="24"/>
+      </w:pPr>
+      <w:r>
+        <w:rPr>
+          <w:b/>
+          <w:sz w:val="28"/>
         </w:rPr>
         <w:t>FICHA TÉCNICA DEL VALIDADOR</w:t>
       </w:r>
     </w:p>
     <w:p>
       <w:pPr>
-        <w:pStyle w:val="normal1"/>
-        <w:rPr/>
-      </w:pPr>
-      <w:r>
-        <w:rPr/>
-      </w:r>
-    </w:p>
-    <w:p>
-      <w:pPr>
-        <w:pStyle w:val="normal1"/>
+        <w:spacing w:after="240"/>
         <w:jc w:val="both"/>
-        <w:rPr/>
-      </w:pPr>
-      <w:r>
-        <w:rPr>
-          <w:rFonts w:eastAsia="Times New Roman" w:cs="Times New Roman" w:ascii="Times New Roman" w:hAnsi="Times New Roman"/>
-          <w:sz w:val="24"/>
-          <w:szCs w:val="24"/>
-        </w:rPr>
+      </w:pPr>
+      <w:r>
         <w:t xml:space="preserve">A través de la presente herramienta se proyecta validar el instrumento que se utilizará para el trabajo de investigación que lleva por título </w:t>
       </w:r>
       <w:r>
         <w:rPr>
-          <w:rFonts w:eastAsia="Times New Roman" w:cs="Times New Roman" w:ascii="Times New Roman" w:hAnsi="Times New Roman"/>
-          <w:b/>
-          <w:bCs/>
-          <w:sz w:val="24"/>
-          <w:szCs w:val="24"/>
+          <w:b/>
         </w:rPr>
         <w:t>SISTEMA DE INFORMACIÓN PARA LA GESTIÓN DE INVENTARIO Y CONTROL DE PRÉSTAMOS PRENDARIOS EN LA EMPRESA INVERSIONES MÁS POR TU ORO 17 C.A.</w:t>
       </w:r>
       <w:r>
-        <w:rPr>
-          <w:rFonts w:eastAsia="Times New Roman" w:cs="Times New Roman" w:ascii="Times New Roman" w:hAnsi="Times New Roman"/>
-          <w:sz w:val="24"/>
-          <w:szCs w:val="24"/>
-        </w:rPr>
-        <w:t>, requisito para optar al título de Técnico Superior Universitario en Informática.</w:t>
-      </w:r>
-    </w:p>
-    <w:p>
-      <w:pPr>
-        <w:pStyle w:val="normal1"/>
-        <w:rPr/>
-      </w:pPr>
-      <w:r>
-        <w:rPr/>
-      </w:r>
-    </w:p>
-    <w:p>
-      <w:pPr>
-        <w:pStyle w:val="normal1"/>
-        <w:rPr/>
-      </w:pPr>
-      <w:r>
-        <w:rPr>
-          <w:rFonts w:eastAsia="Times New Roman" w:cs="Times New Roman" w:ascii="Times New Roman" w:hAnsi="Times New Roman"/>
-          <w:b/>
-          <w:bCs/>
-          <w:sz w:val="24"/>
-          <w:szCs w:val="24"/>
+        <w:t>, requisito para optar al título de Técnico Superior Universitario Mención Informática.</w:t>
+      </w:r>
+    </w:p>
+    <w:p>
+      <w:pPr>
+        <w:spacing w:before="240"/>
+      </w:pPr>
+      <w:r>
+        <w:rPr>
+          <w:b/>
         </w:rPr>
         <w:t>DATOS DEL EXPERTO:</w:t>
       </w:r>
     </w:p>
     <w:p>
       <w:pPr>
-        <w:pStyle w:val="normal1"/>
-        <w:rPr/>
-      </w:pPr>
-      <w:r>
-        <w:rPr>
-          <w:rFonts w:eastAsia="Times New Roman" w:cs="Times New Roman" w:ascii="Times New Roman" w:hAnsi="Times New Roman"/>
-          <w:sz w:val="24"/>
-          <w:szCs w:val="24"/>
-        </w:rPr>
+        <w:spacing w:line="360" w:lineRule="auto"/>
+      </w:pPr>
+      <w:r>
         <w:t>NOMBRE DEL EXPERTO: ____________________________________________________________________</w:t>
       </w:r>
     </w:p>
     <w:p>
       <w:pPr>
-        <w:pStyle w:val="normal1"/>
-        <w:rPr/>
-      </w:pPr>
-      <w:r>
-        <w:rPr>
-          <w:rFonts w:eastAsia="Times New Roman" w:cs="Times New Roman" w:ascii="Times New Roman" w:hAnsi="Times New Roman"/>
-          <w:sz w:val="24"/>
-          <w:szCs w:val="24"/>
-        </w:rPr>
+        <w:spacing w:line="360" w:lineRule="auto"/>
+      </w:pPr>
+      <w:r>
         <w:t>TÍTULO OBTENIDO: ____________________________________________________________________</w:t>
       </w:r>
     </w:p>
     <w:p>
       <w:pPr>
-        <w:pStyle w:val="normal1"/>
-        <w:rPr/>
-      </w:pPr>
-      <w:r>
-        <w:rPr>
-          <w:rFonts w:eastAsia="Times New Roman" w:cs="Times New Roman" w:ascii="Times New Roman" w:hAnsi="Times New Roman"/>
-          <w:sz w:val="24"/>
-          <w:szCs w:val="24"/>
-        </w:rPr>
+        <w:spacing w:line="360" w:lineRule="auto"/>
+      </w:pPr>
+      <w:r>
         <w:t>MENCIÓN: ____________________________________________________________________</w:t>
       </w:r>
     </w:p>
     <w:p>
       <w:pPr>
-        <w:pStyle w:val="normal1"/>
-        <w:rPr/>
-      </w:pPr>
-      <w:r>
-        <w:rPr>
-          <w:rFonts w:eastAsia="Times New Roman" w:cs="Times New Roman" w:ascii="Times New Roman" w:hAnsi="Times New Roman"/>
-          <w:sz w:val="24"/>
-          <w:szCs w:val="24"/>
-        </w:rPr>
+        <w:spacing w:line="360" w:lineRule="auto"/>
+      </w:pPr>
+      <w:r>
         <w:t>AÑO DE EGRESO: ______________ EGRESADO DE LA UNIVERSIDAD: _________________________</w:t>
       </w:r>
     </w:p>
     <w:p>
       <w:pPr>
-        <w:pStyle w:val="normal1"/>
-        <w:rPr/>
-      </w:pPr>
-      <w:r>
-        <w:rPr>
-          <w:rFonts w:eastAsia="Times New Roman" w:cs="Times New Roman" w:ascii="Times New Roman" w:hAnsi="Times New Roman"/>
-          <w:sz w:val="24"/>
-          <w:szCs w:val="24"/>
-        </w:rPr>
+        <w:spacing w:line="360" w:lineRule="auto"/>
+      </w:pPr>
+      <w:r>
         <w:t>LUGAR DE TRABAJO: ____________________________________________________________________</w:t>
       </w:r>
     </w:p>
     <w:p>
       <w:pPr>
-        <w:pStyle w:val="normal1"/>
-        <w:rPr>
-          <w:rFonts w:ascii="Times New Roman" w:hAnsi="Times New Roman" w:eastAsia="Times New Roman" w:cs="Times New Roman"/>
-          <w:sz w:val="24"/>
-          <w:szCs w:val="24"/>
-        </w:rPr>
-      </w:pPr>
-      <w:r>
-        <w:rPr>
-          <w:rFonts w:eastAsia="Times New Roman" w:cs="Times New Roman" w:ascii="Times New Roman" w:hAnsi="Times New Roman"/>
-          <w:sz w:val="24"/>
-          <w:szCs w:val="24"/>
-        </w:rPr>
+        <w:spacing w:line="360" w:lineRule="auto"/>
+      </w:pPr>
+      <w:r>
         <w:t>CARGO QUE DESEMPEÑA: ____________________________________________________________________</w:t>
       </w:r>
     </w:p>
     <w:p>
-      <w:pPr>
-        <w:pStyle w:val="normal1"/>
-        <w:rPr>
-          <w:rFonts w:ascii="Times New Roman" w:hAnsi="Times New Roman" w:eastAsia="Times New Roman" w:cs="Times New Roman"/>
-          <w:sz w:val="24"/>
-          <w:szCs w:val="24"/>
-        </w:rPr>
-      </w:pPr>
-      <w:r>
-        <w:rPr>
-          <w:rFonts w:eastAsia="Times New Roman" w:cs="Times New Roman" w:ascii="Times New Roman" w:hAnsi="Times New Roman"/>
-          <w:sz w:val="24"/>
-          <w:szCs w:val="24"/>
-        </w:rPr>
-      </w:r>
-    </w:p>
-    <w:p>
-      <w:pPr>
-        <w:pStyle w:val="normal1"/>
-        <w:rPr>
-          <w:rFonts w:ascii="Times New Roman" w:hAnsi="Times New Roman" w:eastAsia="Times New Roman" w:cs="Times New Roman"/>
-          <w:sz w:val="24"/>
-          <w:szCs w:val="24"/>
-        </w:rPr>
-      </w:pPr>
-      <w:r>
-        <w:rPr>
-          <w:rFonts w:eastAsia="Times New Roman" w:cs="Times New Roman" w:ascii="Times New Roman" w:hAnsi="Times New Roman"/>
-          <w:sz w:val="24"/>
-          <w:szCs w:val="24"/>
-        </w:rPr>
-      </w:r>
-    </w:p>
-    <w:p>
-      <w:pPr>
-        <w:pStyle w:val="normal1"/>
-        <w:rPr>
-          <w:rFonts w:ascii="Times New Roman" w:hAnsi="Times New Roman" w:eastAsia="Times New Roman" w:cs="Times New Roman"/>
-          <w:sz w:val="24"/>
-          <w:szCs w:val="24"/>
-        </w:rPr>
-      </w:pPr>
-      <w:r>
-        <w:rPr>
-          <w:rFonts w:eastAsia="Times New Roman" w:cs="Times New Roman" w:ascii="Times New Roman" w:hAnsi="Times New Roman"/>
-          <w:sz w:val="24"/>
-          <w:szCs w:val="24"/>
-        </w:rPr>
-      </w:r>
-    </w:p>
-    <w:p>
-      <w:pPr>
-        <w:pStyle w:val="normal1"/>
-        <w:rPr>
-          <w:rFonts w:ascii="Times New Roman" w:hAnsi="Times New Roman" w:eastAsia="Times New Roman" w:cs="Times New Roman"/>
-          <w:sz w:val="24"/>
-          <w:szCs w:val="24"/>
-        </w:rPr>
-      </w:pPr>
-      <w:r>
-        <w:rPr>
-          <w:rFonts w:eastAsia="Times New Roman" w:cs="Times New Roman" w:ascii="Times New Roman" w:hAnsi="Times New Roman"/>
-          <w:sz w:val="24"/>
-          <w:szCs w:val="24"/>
-        </w:rPr>
+      <w:r>
+        <w:br w:type="page"/>
+      </w:r>
+    </w:p>
+    <w:p>
+      <w:pPr>
+        <w:spacing w:after="360"/>
+        <w:jc w:val="center"/>
+      </w:pPr>
+      <w:r>
+        <w:rPr>
+          <w:b/>
+          <w:sz w:val="26"/>
+        </w:rPr>
+        <w:t>CUADRO DE OPERACIONALIZACIÓN DE VARIABLES</w:t>
       </w:r>
     </w:p>
     <w:tbl>
       <w:tblPr>
-        <w:tblW w:w="9360" w:type="dxa"/>
+        <w:tblW w:type="auto" w:w="0"/>
         <w:jc w:val="center"/>
-        <w:tblInd w:w="0" w:type="dxa"/>
-        <w:tblLayout w:type="fixed"/>
-        <w:tblCellMar>
-          <w:top w:w="100" w:type="dxa"/>
-          <w:start w:w="50" w:type="dxa"/>
-          <w:bottom w:w="100" w:type="dxa"/>
-          <w:end w:w="50" w:type="dxa"/>
-        </w:tblCellMar>
-        <w:tblLook w:noHBand="0" w:lastColumn="0" w:firstColumn="1" w:lastRow="0" w:firstRow="1" w:noVBand="1" w:val="04a0"/>
+        <w:tblLook w:firstColumn="1" w:firstRow="1" w:lastColumn="0" w:lastRow="0" w:noHBand="0" w:noVBand="1" w:val="04A0"/>
+      </w:tblPr>
+      <w:tblGrid>
+        <w:gridCol w:w="1170"/>
+        <w:gridCol w:w="1170"/>
+        <w:gridCol w:w="1170"/>
+        <w:gridCol w:w="1170"/>
+        <w:gridCol w:w="1170"/>
+        <w:gridCol w:w="1170"/>
+        <w:gridCol w:w="1170"/>
+        <w:gridCol w:w="1170"/>
+      </w:tblGrid>
+      <w:tr>
+        <w:tc>
+          <w:tcPr>
+            <w:tcW w:type="dxa" w:w="1170"/>
+            <w:shd w:fill="F2F2F2"/>
+            <w:tcMar>
+              <w:top w:w="80" w:type="dxa"/>
+              <w:bottom w:w="80" w:type="dxa"/>
+              <w:left w:w="100" w:type="dxa"/>
+              <w:right w:w="100" w:type="dxa"/>
+            </w:tcMar>
+          </w:tcPr>
+          <w:p>
+            <w:pPr>
+              <w:spacing w:after="40"/>
+              <w:jc w:val="left"/>
+            </w:pPr>
+            <w:r>
+              <w:rPr>
+                <w:rFonts w:ascii="Times New Roman" w:hAnsi="Times New Roman"/>
+                <w:b/>
+                <w:sz w:val="18"/>
+              </w:rPr>
+              <w:t>Objetivos Específicos</w:t>
+            </w:r>
+          </w:p>
+        </w:tc>
+        <w:tc>
+          <w:tcPr>
+            <w:tcW w:type="dxa" w:w="1170"/>
+            <w:shd w:fill="F2F2F2"/>
+            <w:tcMar>
+              <w:top w:w="80" w:type="dxa"/>
+              <w:bottom w:w="80" w:type="dxa"/>
+              <w:left w:w="100" w:type="dxa"/>
+              <w:right w:w="100" w:type="dxa"/>
+            </w:tcMar>
+          </w:tcPr>
+          <w:p>
+            <w:pPr>
+              <w:spacing w:after="40"/>
+              <w:jc w:val="left"/>
+            </w:pPr>
+            <w:r>
+              <w:rPr>
+                <w:rFonts w:ascii="Times New Roman" w:hAnsi="Times New Roman"/>
+                <w:b/>
+                <w:sz w:val="18"/>
+              </w:rPr>
+              <w:t>Variables</w:t>
+            </w:r>
+          </w:p>
+        </w:tc>
+        <w:tc>
+          <w:tcPr>
+            <w:tcW w:type="dxa" w:w="1170"/>
+            <w:shd w:fill="F2F2F2"/>
+            <w:tcMar>
+              <w:top w:w="80" w:type="dxa"/>
+              <w:bottom w:w="80" w:type="dxa"/>
+              <w:left w:w="100" w:type="dxa"/>
+              <w:right w:w="100" w:type="dxa"/>
+            </w:tcMar>
+          </w:tcPr>
+          <w:p>
+            <w:pPr>
+              <w:spacing w:after="40"/>
+              <w:jc w:val="left"/>
+            </w:pPr>
+            <w:r>
+              <w:rPr>
+                <w:rFonts w:ascii="Times New Roman" w:hAnsi="Times New Roman"/>
+                <w:b/>
+                <w:sz w:val="18"/>
+              </w:rPr>
+              <w:t>Definición Conceptual</w:t>
+            </w:r>
+          </w:p>
+        </w:tc>
+        <w:tc>
+          <w:tcPr>
+            <w:tcW w:type="dxa" w:w="1170"/>
+            <w:shd w:fill="F2F2F2"/>
+            <w:tcMar>
+              <w:top w:w="80" w:type="dxa"/>
+              <w:bottom w:w="80" w:type="dxa"/>
+              <w:left w:w="100" w:type="dxa"/>
+              <w:right w:w="100" w:type="dxa"/>
+            </w:tcMar>
+          </w:tcPr>
+          <w:p>
+            <w:pPr>
+              <w:spacing w:after="40"/>
+              <w:jc w:val="left"/>
+            </w:pPr>
+            <w:r>
+              <w:rPr>
+                <w:rFonts w:ascii="Times New Roman" w:hAnsi="Times New Roman"/>
+                <w:b/>
+                <w:sz w:val="18"/>
+              </w:rPr>
+              <w:t>Definición Operacional</w:t>
+            </w:r>
+          </w:p>
+        </w:tc>
+        <w:tc>
+          <w:tcPr>
+            <w:tcW w:type="dxa" w:w="1170"/>
+            <w:shd w:fill="F2F2F2"/>
+            <w:tcMar>
+              <w:top w:w="80" w:type="dxa"/>
+              <w:bottom w:w="80" w:type="dxa"/>
+              <w:left w:w="100" w:type="dxa"/>
+              <w:right w:w="100" w:type="dxa"/>
+            </w:tcMar>
+          </w:tcPr>
+          <w:p>
+            <w:pPr>
+              <w:spacing w:after="40"/>
+              <w:jc w:val="left"/>
+            </w:pPr>
+            <w:r>
+              <w:rPr>
+                <w:rFonts w:ascii="Times New Roman" w:hAnsi="Times New Roman"/>
+                <w:b/>
+                <w:sz w:val="18"/>
+              </w:rPr>
+              <w:t>Dimensión</w:t>
+            </w:r>
+          </w:p>
+        </w:tc>
+        <w:tc>
+          <w:tcPr>
+            <w:tcW w:type="dxa" w:w="1170"/>
+            <w:shd w:fill="F2F2F2"/>
+            <w:tcMar>
+              <w:top w:w="80" w:type="dxa"/>
+              <w:bottom w:w="80" w:type="dxa"/>
+              <w:left w:w="100" w:type="dxa"/>
+              <w:right w:w="100" w:type="dxa"/>
+            </w:tcMar>
+          </w:tcPr>
+          <w:p>
+            <w:pPr>
+              <w:spacing w:after="40"/>
+              <w:jc w:val="left"/>
+            </w:pPr>
+            <w:r>
+              <w:rPr>
+                <w:rFonts w:ascii="Times New Roman" w:hAnsi="Times New Roman"/>
+                <w:b/>
+                <w:sz w:val="18"/>
+              </w:rPr>
+              <w:t>Indicadores</w:t>
+            </w:r>
+          </w:p>
+        </w:tc>
+        <w:tc>
+          <w:tcPr>
+            <w:tcW w:type="dxa" w:w="1170"/>
+            <w:shd w:fill="F2F2F2"/>
+            <w:tcMar>
+              <w:top w:w="80" w:type="dxa"/>
+              <w:bottom w:w="80" w:type="dxa"/>
+              <w:left w:w="100" w:type="dxa"/>
+              <w:right w:w="100" w:type="dxa"/>
+            </w:tcMar>
+          </w:tcPr>
+          <w:p>
+            <w:pPr>
+              <w:spacing w:after="40"/>
+              <w:jc w:val="left"/>
+            </w:pPr>
+            <w:r>
+              <w:rPr>
+                <w:rFonts w:ascii="Times New Roman" w:hAnsi="Times New Roman"/>
+                <w:b/>
+                <w:sz w:val="18"/>
+              </w:rPr>
+              <w:t>Ítems</w:t>
+            </w:r>
+          </w:p>
+        </w:tc>
+        <w:tc>
+          <w:tcPr>
+            <w:tcW w:type="dxa" w:w="1170"/>
+            <w:shd w:fill="F2F2F2"/>
+            <w:tcMar>
+              <w:top w:w="80" w:type="dxa"/>
+              <w:bottom w:w="80" w:type="dxa"/>
+              <w:left w:w="100" w:type="dxa"/>
+              <w:right w:w="100" w:type="dxa"/>
+            </w:tcMar>
+          </w:tcPr>
+          <w:p>
+            <w:pPr>
+              <w:spacing w:after="40"/>
+              <w:jc w:val="left"/>
+            </w:pPr>
+            <w:r>
+              <w:rPr>
+                <w:rFonts w:ascii="Times New Roman" w:hAnsi="Times New Roman"/>
+                <w:b/>
+                <w:sz w:val="18"/>
+              </w:rPr>
+              <w:t>Escala</w:t>
+            </w:r>
+          </w:p>
+        </w:tc>
+      </w:tr>
+      <w:tr>
+        <w:tc>
+          <w:tcPr>
+            <w:tcW w:type="dxa" w:w="1170"/>
+            <w:tcMar>
+              <w:top w:w="80" w:type="dxa"/>
+              <w:bottom w:w="80" w:type="dxa"/>
+              <w:left w:w="100" w:type="dxa"/>
+              <w:right w:w="100" w:type="dxa"/>
+            </w:tcMar>
+          </w:tcPr>
+          <w:p>
+            <w:r/>
+            <w:r>
+              <w:rPr>
+                <w:rFonts w:ascii="Times New Roman" w:hAnsi="Times New Roman"/>
+                <w:sz w:val="20"/>
+              </w:rPr>
+              <w:t>Diagnosticar el estado de registro, control de inventario y atención al cliente.</w:t>
+            </w:r>
+          </w:p>
+        </w:tc>
+        <w:tc>
+          <w:tcPr>
+            <w:tcW w:type="dxa" w:w="1170"/>
+            <w:tcMar>
+              <w:top w:w="80" w:type="dxa"/>
+              <w:bottom w:w="80" w:type="dxa"/>
+              <w:left w:w="100" w:type="dxa"/>
+              <w:right w:w="100" w:type="dxa"/>
+            </w:tcMar>
+          </w:tcPr>
+          <w:p>
+            <w:pPr>
+              <w:spacing w:after="40"/>
+              <w:jc w:val="left"/>
+            </w:pPr>
+            <w:r>
+              <w:rPr>
+                <w:rFonts w:ascii="Times New Roman" w:hAnsi="Times New Roman"/>
+                <w:sz w:val="18"/>
+              </w:rPr>
+              <w:t>Gestión Manual de Datos</w:t>
+            </w:r>
+          </w:p>
+        </w:tc>
+        <w:tc>
+          <w:tcPr>
+            <w:tcW w:type="dxa" w:w="1170"/>
+            <w:tcMar>
+              <w:top w:w="80" w:type="dxa"/>
+              <w:bottom w:w="80" w:type="dxa"/>
+              <w:left w:w="100" w:type="dxa"/>
+              <w:right w:w="100" w:type="dxa"/>
+            </w:tcMar>
+          </w:tcPr>
+          <w:p>
+            <w:pPr>
+              <w:spacing w:after="40"/>
+              <w:jc w:val="left"/>
+            </w:pPr>
+            <w:r>
+              <w:rPr>
+                <w:rFonts w:ascii="Times New Roman" w:hAnsi="Times New Roman"/>
+                <w:sz w:val="18"/>
+              </w:rPr>
+              <w:t>Proceso actual de registro basado en herramientas ofimáticas descentralizadas.</w:t>
+            </w:r>
+          </w:p>
+        </w:tc>
+        <w:tc>
+          <w:tcPr>
+            <w:tcW w:type="dxa" w:w="1170"/>
+            <w:tcMar>
+              <w:top w:w="80" w:type="dxa"/>
+              <w:bottom w:w="80" w:type="dxa"/>
+              <w:left w:w="100" w:type="dxa"/>
+              <w:right w:w="100" w:type="dxa"/>
+            </w:tcMar>
+          </w:tcPr>
+          <w:p>
+            <w:pPr>
+              <w:spacing w:after="40"/>
+              <w:jc w:val="left"/>
+            </w:pPr>
+            <w:r>
+              <w:rPr>
+                <w:rFonts w:ascii="Times New Roman" w:hAnsi="Times New Roman"/>
+                <w:sz w:val="18"/>
+              </w:rPr>
+              <w:t>Análisis de la fragmentación de archivos Excel en la empresa.</w:t>
+            </w:r>
+          </w:p>
+        </w:tc>
+        <w:tc>
+          <w:tcPr>
+            <w:tcW w:type="dxa" w:w="1170"/>
+            <w:tcMar>
+              <w:top w:w="80" w:type="dxa"/>
+              <w:bottom w:w="80" w:type="dxa"/>
+              <w:left w:w="100" w:type="dxa"/>
+              <w:right w:w="100" w:type="dxa"/>
+            </w:tcMar>
+          </w:tcPr>
+          <w:p>
+            <w:pPr>
+              <w:spacing w:after="40"/>
+              <w:jc w:val="left"/>
+            </w:pPr>
+            <w:r>
+              <w:rPr>
+                <w:rFonts w:ascii="Times New Roman" w:hAnsi="Times New Roman"/>
+                <w:sz w:val="18"/>
+              </w:rPr>
+              <w:t>Operativa</w:t>
+            </w:r>
+          </w:p>
+        </w:tc>
+        <w:tc>
+          <w:tcPr>
+            <w:tcW w:type="dxa" w:w="1170"/>
+            <w:tcMar>
+              <w:top w:w="80" w:type="dxa"/>
+              <w:bottom w:w="80" w:type="dxa"/>
+              <w:left w:w="100" w:type="dxa"/>
+              <w:right w:w="100" w:type="dxa"/>
+            </w:tcMar>
+          </w:tcPr>
+          <w:p>
+            <w:pPr>
+              <w:spacing w:after="40"/>
+              <w:jc w:val="left"/>
+            </w:pPr>
+            <w:r>
+              <w:rPr>
+                <w:rFonts w:ascii="Times New Roman" w:hAnsi="Times New Roman"/>
+                <w:sz w:val="18"/>
+              </w:rPr>
+              <w:t>Registro manual,</w:t>
+              <w:br/>
+              <w:t>Tiempo de respuesta.</w:t>
+            </w:r>
+          </w:p>
+        </w:tc>
+        <w:tc>
+          <w:tcPr>
+            <w:tcW w:type="dxa" w:w="1170"/>
+            <w:tcMar>
+              <w:top w:w="80" w:type="dxa"/>
+              <w:bottom w:w="80" w:type="dxa"/>
+              <w:left w:w="100" w:type="dxa"/>
+              <w:right w:w="100" w:type="dxa"/>
+            </w:tcMar>
+          </w:tcPr>
+          <w:p>
+            <w:pPr>
+              <w:spacing w:after="40"/>
+              <w:jc w:val="left"/>
+            </w:pPr>
+            <w:r>
+              <w:rPr>
+                <w:rFonts w:ascii="Times New Roman" w:hAnsi="Times New Roman"/>
+                <w:sz w:val="18"/>
+              </w:rPr>
+              <w:t>1, 2</w:t>
+            </w:r>
+          </w:p>
+        </w:tc>
+        <w:tc>
+          <w:tcPr>
+            <w:tcW w:type="dxa" w:w="1170"/>
+            <w:tcMar>
+              <w:top w:w="80" w:type="dxa"/>
+              <w:bottom w:w="80" w:type="dxa"/>
+              <w:left w:w="100" w:type="dxa"/>
+              <w:right w:w="100" w:type="dxa"/>
+            </w:tcMar>
+          </w:tcPr>
+          <w:p>
+            <w:pPr>
+              <w:spacing w:after="40"/>
+              <w:jc w:val="left"/>
+            </w:pPr>
+            <w:r>
+              <w:rPr>
+                <w:rFonts w:ascii="Times New Roman" w:hAnsi="Times New Roman"/>
+                <w:sz w:val="18"/>
+              </w:rPr>
+              <w:t>Sí / No</w:t>
+            </w:r>
+          </w:p>
+        </w:tc>
+      </w:tr>
+      <w:tr>
+        <w:tc>
+          <w:tcPr>
+            <w:tcW w:type="dxa" w:w="1170"/>
+            <w:tcMar>
+              <w:top w:w="80" w:type="dxa"/>
+              <w:bottom w:w="80" w:type="dxa"/>
+              <w:left w:w="100" w:type="dxa"/>
+              <w:right w:w="100" w:type="dxa"/>
+            </w:tcMar>
+          </w:tcPr>
+          <w:p>
+            <w:r/>
+            <w:r>
+              <w:rPr>
+                <w:rFonts w:ascii="Times New Roman" w:hAnsi="Times New Roman"/>
+                <w:sz w:val="20"/>
+              </w:rPr>
+              <w:t>Determinar los requerimientos técnicos y funcionales del sistema propuesto.</w:t>
+            </w:r>
+          </w:p>
+        </w:tc>
+        <w:tc>
+          <w:tcPr>
+            <w:tcW w:type="dxa" w:w="1170"/>
+            <w:tcMar>
+              <w:top w:w="80" w:type="dxa"/>
+              <w:bottom w:w="80" w:type="dxa"/>
+              <w:left w:w="100" w:type="dxa"/>
+              <w:right w:w="100" w:type="dxa"/>
+            </w:tcMar>
+          </w:tcPr>
+          <w:p>
+            <w:pPr>
+              <w:spacing w:after="40"/>
+              <w:jc w:val="left"/>
+            </w:pPr>
+            <w:r>
+              <w:rPr>
+                <w:rFonts w:ascii="Times New Roman" w:hAnsi="Times New Roman"/>
+                <w:sz w:val="18"/>
+              </w:rPr>
+              <w:t>Requerimientos Técnicos</w:t>
+            </w:r>
+          </w:p>
+        </w:tc>
+        <w:tc>
+          <w:tcPr>
+            <w:tcW w:type="dxa" w:w="1170"/>
+            <w:tcMar>
+              <w:top w:w="80" w:type="dxa"/>
+              <w:bottom w:w="80" w:type="dxa"/>
+              <w:left w:w="100" w:type="dxa"/>
+              <w:right w:w="100" w:type="dxa"/>
+            </w:tcMar>
+          </w:tcPr>
+          <w:p>
+            <w:pPr>
+              <w:spacing w:after="40"/>
+              <w:jc w:val="left"/>
+            </w:pPr>
+            <w:r>
+              <w:rPr>
+                <w:rFonts w:ascii="Times New Roman" w:hAnsi="Times New Roman"/>
+                <w:sz w:val="18"/>
+              </w:rPr>
+              <w:t>Necesidades del software para ejecutar cálculos de empeño y compras.</w:t>
+            </w:r>
+          </w:p>
+        </w:tc>
+        <w:tc>
+          <w:tcPr>
+            <w:tcW w:type="dxa" w:w="1170"/>
+            <w:tcMar>
+              <w:top w:w="80" w:type="dxa"/>
+              <w:bottom w:w="80" w:type="dxa"/>
+              <w:left w:w="100" w:type="dxa"/>
+              <w:right w:w="100" w:type="dxa"/>
+            </w:tcMar>
+          </w:tcPr>
+          <w:p>
+            <w:pPr>
+              <w:spacing w:after="40"/>
+              <w:jc w:val="left"/>
+            </w:pPr>
+            <w:r>
+              <w:rPr>
+                <w:rFonts w:ascii="Times New Roman" w:hAnsi="Times New Roman"/>
+                <w:sz w:val="18"/>
+              </w:rPr>
+              <w:t>Especificación de módulos para el sistema de préstamos y caja.</w:t>
+            </w:r>
+          </w:p>
+        </w:tc>
+        <w:tc>
+          <w:tcPr>
+            <w:tcW w:type="dxa" w:w="1170"/>
+            <w:tcMar>
+              <w:top w:w="80" w:type="dxa"/>
+              <w:bottom w:w="80" w:type="dxa"/>
+              <w:left w:w="100" w:type="dxa"/>
+              <w:right w:w="100" w:type="dxa"/>
+            </w:tcMar>
+          </w:tcPr>
+          <w:p>
+            <w:pPr>
+              <w:spacing w:after="40"/>
+              <w:jc w:val="left"/>
+            </w:pPr>
+            <w:r>
+              <w:rPr>
+                <w:rFonts w:ascii="Times New Roman" w:hAnsi="Times New Roman"/>
+                <w:sz w:val="18"/>
+              </w:rPr>
+              <w:t>Técnica</w:t>
+            </w:r>
+          </w:p>
+        </w:tc>
+        <w:tc>
+          <w:tcPr>
+            <w:tcW w:type="dxa" w:w="1170"/>
+            <w:tcMar>
+              <w:top w:w="80" w:type="dxa"/>
+              <w:bottom w:w="80" w:type="dxa"/>
+              <w:left w:w="100" w:type="dxa"/>
+              <w:right w:w="100" w:type="dxa"/>
+            </w:tcMar>
+          </w:tcPr>
+          <w:p>
+            <w:pPr>
+              <w:spacing w:after="40"/>
+              <w:jc w:val="left"/>
+            </w:pPr>
+            <w:r>
+              <w:rPr>
+                <w:rFonts w:ascii="Times New Roman" w:hAnsi="Times New Roman"/>
+                <w:sz w:val="18"/>
+              </w:rPr>
+              <w:t>Algoritmos de cálculo,</w:t>
+              <w:br/>
+              <w:t>Seguridad.</w:t>
+            </w:r>
+          </w:p>
+        </w:tc>
+        <w:tc>
+          <w:tcPr>
+            <w:tcW w:type="dxa" w:w="1170"/>
+            <w:tcMar>
+              <w:top w:w="80" w:type="dxa"/>
+              <w:bottom w:w="80" w:type="dxa"/>
+              <w:left w:w="100" w:type="dxa"/>
+              <w:right w:w="100" w:type="dxa"/>
+            </w:tcMar>
+          </w:tcPr>
+          <w:p>
+            <w:pPr>
+              <w:spacing w:after="40"/>
+              <w:jc w:val="left"/>
+            </w:pPr>
+            <w:r>
+              <w:rPr>
+                <w:rFonts w:ascii="Times New Roman" w:hAnsi="Times New Roman"/>
+                <w:sz w:val="18"/>
+              </w:rPr>
+              <w:t>3, 4</w:t>
+            </w:r>
+          </w:p>
+        </w:tc>
+        <w:tc>
+          <w:tcPr>
+            <w:tcW w:type="dxa" w:w="1170"/>
+            <w:tcMar>
+              <w:top w:w="80" w:type="dxa"/>
+              <w:bottom w:w="80" w:type="dxa"/>
+              <w:left w:w="100" w:type="dxa"/>
+              <w:right w:w="100" w:type="dxa"/>
+            </w:tcMar>
+          </w:tcPr>
+          <w:p>
+            <w:pPr>
+              <w:spacing w:after="40"/>
+              <w:jc w:val="left"/>
+            </w:pPr>
+            <w:r>
+              <w:rPr>
+                <w:rFonts w:ascii="Times New Roman" w:hAnsi="Times New Roman"/>
+                <w:sz w:val="18"/>
+              </w:rPr>
+              <w:t>Sí / No</w:t>
+            </w:r>
+          </w:p>
+        </w:tc>
+      </w:tr>
+      <w:tr>
+        <w:tc>
+          <w:tcPr>
+            <w:tcW w:type="dxa" w:w="1170"/>
+            <w:tcMar>
+              <w:top w:w="80" w:type="dxa"/>
+              <w:bottom w:w="80" w:type="dxa"/>
+              <w:left w:w="100" w:type="dxa"/>
+              <w:right w:w="100" w:type="dxa"/>
+            </w:tcMar>
+          </w:tcPr>
+          <w:p>
+            <w:r/>
+            <w:r>
+              <w:rPr>
+                <w:rFonts w:ascii="Times New Roman" w:hAnsi="Times New Roman"/>
+                <w:sz w:val="20"/>
+              </w:rPr>
+              <w:t>Diseñar la arquitectura lógica, base de datos relacional e interfaces.</w:t>
+            </w:r>
+          </w:p>
+        </w:tc>
+        <w:tc>
+          <w:tcPr>
+            <w:tcW w:type="dxa" w:w="1170"/>
+            <w:tcMar>
+              <w:top w:w="80" w:type="dxa"/>
+              <w:bottom w:w="80" w:type="dxa"/>
+              <w:left w:w="100" w:type="dxa"/>
+              <w:right w:w="100" w:type="dxa"/>
+            </w:tcMar>
+          </w:tcPr>
+          <w:p>
+            <w:pPr>
+              <w:spacing w:after="40"/>
+              <w:jc w:val="left"/>
+            </w:pPr>
+            <w:r>
+              <w:rPr>
+                <w:rFonts w:ascii="Times New Roman" w:hAnsi="Times New Roman"/>
+                <w:sz w:val="18"/>
+              </w:rPr>
+              <w:t>Diseño del Sistema</w:t>
+            </w:r>
+          </w:p>
+        </w:tc>
+        <w:tc>
+          <w:tcPr>
+            <w:tcW w:type="dxa" w:w="1170"/>
+            <w:tcMar>
+              <w:top w:w="80" w:type="dxa"/>
+              <w:bottom w:w="80" w:type="dxa"/>
+              <w:left w:w="100" w:type="dxa"/>
+              <w:right w:w="100" w:type="dxa"/>
+            </w:tcMar>
+          </w:tcPr>
+          <w:p>
+            <w:pPr>
+              <w:spacing w:after="40"/>
+              <w:jc w:val="left"/>
+            </w:pPr>
+            <w:r>
+              <w:rPr>
+                <w:rFonts w:ascii="Times New Roman" w:hAnsi="Times New Roman"/>
+                <w:sz w:val="18"/>
+              </w:rPr>
+              <w:t>Estructura lógica y visual para centralizar la información de metales.</w:t>
+            </w:r>
+          </w:p>
+        </w:tc>
+        <w:tc>
+          <w:tcPr>
+            <w:tcW w:type="dxa" w:w="1170"/>
+            <w:tcMar>
+              <w:top w:w="80" w:type="dxa"/>
+              <w:bottom w:w="80" w:type="dxa"/>
+              <w:left w:w="100" w:type="dxa"/>
+              <w:right w:w="100" w:type="dxa"/>
+            </w:tcMar>
+          </w:tcPr>
+          <w:p>
+            <w:pPr>
+              <w:spacing w:after="40"/>
+              <w:jc w:val="left"/>
+            </w:pPr>
+            <w:r>
+              <w:rPr>
+                <w:rFonts w:ascii="Times New Roman" w:hAnsi="Times New Roman"/>
+                <w:sz w:val="18"/>
+              </w:rPr>
+              <w:t>Modelado del esquema de datos y prototipos de interfaz web.</w:t>
+            </w:r>
+          </w:p>
+        </w:tc>
+        <w:tc>
+          <w:tcPr>
+            <w:tcW w:type="dxa" w:w="1170"/>
+            <w:tcMar>
+              <w:top w:w="80" w:type="dxa"/>
+              <w:bottom w:w="80" w:type="dxa"/>
+              <w:left w:w="100" w:type="dxa"/>
+              <w:right w:w="100" w:type="dxa"/>
+            </w:tcMar>
+          </w:tcPr>
+          <w:p>
+            <w:pPr>
+              <w:spacing w:after="40"/>
+              <w:jc w:val="left"/>
+            </w:pPr>
+            <w:r>
+              <w:rPr>
+                <w:rFonts w:ascii="Times New Roman" w:hAnsi="Times New Roman"/>
+                <w:sz w:val="18"/>
+              </w:rPr>
+              <w:t>Informática</w:t>
+            </w:r>
+          </w:p>
+        </w:tc>
+        <w:tc>
+          <w:tcPr>
+            <w:tcW w:type="dxa" w:w="1170"/>
+            <w:tcMar>
+              <w:top w:w="80" w:type="dxa"/>
+              <w:bottom w:w="80" w:type="dxa"/>
+              <w:left w:w="100" w:type="dxa"/>
+              <w:right w:w="100" w:type="dxa"/>
+            </w:tcMar>
+          </w:tcPr>
+          <w:p>
+            <w:pPr>
+              <w:spacing w:after="40"/>
+              <w:jc w:val="left"/>
+            </w:pPr>
+            <w:r>
+              <w:rPr>
+                <w:rFonts w:ascii="Times New Roman" w:hAnsi="Times New Roman"/>
+                <w:sz w:val="18"/>
+              </w:rPr>
+              <w:t>Esquema de BD,</w:t>
+              <w:br/>
+              <w:t>Prototipo visual.</w:t>
+            </w:r>
+          </w:p>
+        </w:tc>
+        <w:tc>
+          <w:tcPr>
+            <w:tcW w:type="dxa" w:w="1170"/>
+            <w:tcMar>
+              <w:top w:w="80" w:type="dxa"/>
+              <w:bottom w:w="80" w:type="dxa"/>
+              <w:left w:w="100" w:type="dxa"/>
+              <w:right w:w="100" w:type="dxa"/>
+            </w:tcMar>
+          </w:tcPr>
+          <w:p>
+            <w:pPr>
+              <w:spacing w:after="40"/>
+              <w:jc w:val="left"/>
+            </w:pPr>
+            <w:r>
+              <w:rPr>
+                <w:rFonts w:ascii="Times New Roman" w:hAnsi="Times New Roman"/>
+                <w:sz w:val="18"/>
+              </w:rPr>
+              <w:t>5, 6</w:t>
+            </w:r>
+          </w:p>
+        </w:tc>
+        <w:tc>
+          <w:tcPr>
+            <w:tcW w:type="dxa" w:w="1170"/>
+            <w:tcMar>
+              <w:top w:w="80" w:type="dxa"/>
+              <w:bottom w:w="80" w:type="dxa"/>
+              <w:left w:w="100" w:type="dxa"/>
+              <w:right w:w="100" w:type="dxa"/>
+            </w:tcMar>
+          </w:tcPr>
+          <w:p>
+            <w:pPr>
+              <w:spacing w:after="40"/>
+              <w:jc w:val="left"/>
+            </w:pPr>
+            <w:r>
+              <w:rPr>
+                <w:rFonts w:ascii="Times New Roman" w:hAnsi="Times New Roman"/>
+                <w:sz w:val="18"/>
+              </w:rPr>
+              <w:t>Sí / No</w:t>
+            </w:r>
+          </w:p>
+        </w:tc>
+      </w:tr>
+      <w:tr>
+        <w:tc>
+          <w:tcPr>
+            <w:tcW w:type="dxa" w:w="1170"/>
+            <w:tcMar>
+              <w:top w:w="80" w:type="dxa"/>
+              <w:bottom w:w="80" w:type="dxa"/>
+              <w:left w:w="100" w:type="dxa"/>
+              <w:right w:w="100" w:type="dxa"/>
+            </w:tcMar>
+          </w:tcPr>
+          <w:p>
+            <w:r/>
+            <w:r>
+              <w:rPr>
+                <w:rFonts w:ascii="Times New Roman" w:hAnsi="Times New Roman"/>
+                <w:sz w:val="20"/>
+              </w:rPr>
+              <w:t>Desarrollar e implementar el sistema de información propuesto.</w:t>
+            </w:r>
+          </w:p>
+        </w:tc>
+        <w:tc>
+          <w:tcPr>
+            <w:tcW w:type="dxa" w:w="1170"/>
+            <w:tcMar>
+              <w:top w:w="80" w:type="dxa"/>
+              <w:bottom w:w="80" w:type="dxa"/>
+              <w:left w:w="100" w:type="dxa"/>
+              <w:right w:w="100" w:type="dxa"/>
+            </w:tcMar>
+          </w:tcPr>
+          <w:p>
+            <w:pPr>
+              <w:spacing w:after="40"/>
+              <w:jc w:val="left"/>
+            </w:pPr>
+            <w:r>
+              <w:rPr>
+                <w:rFonts w:ascii="Times New Roman" w:hAnsi="Times New Roman"/>
+                <w:sz w:val="18"/>
+              </w:rPr>
+              <w:t>Implementación de Software</w:t>
+            </w:r>
+          </w:p>
+        </w:tc>
+        <w:tc>
+          <w:tcPr>
+            <w:tcW w:type="dxa" w:w="1170"/>
+            <w:tcMar>
+              <w:top w:w="80" w:type="dxa"/>
+              <w:bottom w:w="80" w:type="dxa"/>
+              <w:left w:w="100" w:type="dxa"/>
+              <w:right w:w="100" w:type="dxa"/>
+            </w:tcMar>
+          </w:tcPr>
+          <w:p>
+            <w:pPr>
+              <w:spacing w:after="40"/>
+              <w:jc w:val="left"/>
+            </w:pPr>
+            <w:r>
+              <w:rPr>
+                <w:rFonts w:ascii="Times New Roman" w:hAnsi="Times New Roman"/>
+                <w:sz w:val="18"/>
+              </w:rPr>
+              <w:t>Construcción de la herramienta final para la optimización administrativa.</w:t>
+            </w:r>
+          </w:p>
+        </w:tc>
+        <w:tc>
+          <w:tcPr>
+            <w:tcW w:type="dxa" w:w="1170"/>
+            <w:tcMar>
+              <w:top w:w="80" w:type="dxa"/>
+              <w:bottom w:w="80" w:type="dxa"/>
+              <w:left w:w="100" w:type="dxa"/>
+              <w:right w:w="100" w:type="dxa"/>
+            </w:tcMar>
+          </w:tcPr>
+          <w:p>
+            <w:pPr>
+              <w:spacing w:after="40"/>
+              <w:jc w:val="left"/>
+            </w:pPr>
+            <w:r>
+              <w:rPr>
+                <w:rFonts w:ascii="Times New Roman" w:hAnsi="Times New Roman"/>
+                <w:sz w:val="18"/>
+              </w:rPr>
+              <w:t>Desarrollo de la aplicación en Vercel y el sistema de empeños.</w:t>
+            </w:r>
+          </w:p>
+        </w:tc>
+        <w:tc>
+          <w:tcPr>
+            <w:tcW w:type="dxa" w:w="1170"/>
+            <w:tcMar>
+              <w:top w:w="80" w:type="dxa"/>
+              <w:bottom w:w="80" w:type="dxa"/>
+              <w:left w:w="100" w:type="dxa"/>
+              <w:right w:w="100" w:type="dxa"/>
+            </w:tcMar>
+          </w:tcPr>
+          <w:p>
+            <w:pPr>
+              <w:spacing w:after="40"/>
+              <w:jc w:val="left"/>
+            </w:pPr>
+            <w:r>
+              <w:rPr>
+                <w:rFonts w:ascii="Times New Roman" w:hAnsi="Times New Roman"/>
+                <w:sz w:val="18"/>
+              </w:rPr>
+              <w:t>Administrativa</w:t>
+            </w:r>
+          </w:p>
+        </w:tc>
+        <w:tc>
+          <w:tcPr>
+            <w:tcW w:type="dxa" w:w="1170"/>
+            <w:tcMar>
+              <w:top w:w="80" w:type="dxa"/>
+              <w:bottom w:w="80" w:type="dxa"/>
+              <w:left w:w="100" w:type="dxa"/>
+              <w:right w:w="100" w:type="dxa"/>
+            </w:tcMar>
+          </w:tcPr>
+          <w:p>
+            <w:pPr>
+              <w:spacing w:after="40"/>
+              <w:jc w:val="left"/>
+            </w:pPr>
+            <w:r>
+              <w:rPr>
+                <w:rFonts w:ascii="Times New Roman" w:hAnsi="Times New Roman"/>
+                <w:sz w:val="18"/>
+              </w:rPr>
+              <w:t>Reportes generados,</w:t>
+              <w:br/>
+              <w:t>Consultas exitosas.</w:t>
+            </w:r>
+          </w:p>
+        </w:tc>
+        <w:tc>
+          <w:tcPr>
+            <w:tcW w:type="dxa" w:w="1170"/>
+            <w:tcMar>
+              <w:top w:w="80" w:type="dxa"/>
+              <w:bottom w:w="80" w:type="dxa"/>
+              <w:left w:w="100" w:type="dxa"/>
+              <w:right w:w="100" w:type="dxa"/>
+            </w:tcMar>
+          </w:tcPr>
+          <w:p>
+            <w:pPr>
+              <w:spacing w:after="40"/>
+              <w:jc w:val="left"/>
+            </w:pPr>
+            <w:r>
+              <w:rPr>
+                <w:rFonts w:ascii="Times New Roman" w:hAnsi="Times New Roman"/>
+                <w:sz w:val="18"/>
+              </w:rPr>
+              <w:t>7, 8</w:t>
+            </w:r>
+          </w:p>
+        </w:tc>
+        <w:tc>
+          <w:tcPr>
+            <w:tcW w:type="dxa" w:w="1170"/>
+            <w:tcMar>
+              <w:top w:w="80" w:type="dxa"/>
+              <w:bottom w:w="80" w:type="dxa"/>
+              <w:left w:w="100" w:type="dxa"/>
+              <w:right w:w="100" w:type="dxa"/>
+            </w:tcMar>
+          </w:tcPr>
+          <w:p>
+            <w:pPr>
+              <w:spacing w:after="40"/>
+              <w:jc w:val="left"/>
+            </w:pPr>
+            <w:r>
+              <w:rPr>
+                <w:rFonts w:ascii="Times New Roman" w:hAnsi="Times New Roman"/>
+                <w:sz w:val="18"/>
+              </w:rPr>
+              <w:t>Sí / No</w:t>
+            </w:r>
+          </w:p>
+        </w:tc>
+      </w:tr>
+    </w:tbl>
+    <w:p>
+      <w:pPr>
+        <w:spacing w:before="120"/>
+        <w:jc w:val="left"/>
+      </w:pPr>
+      <w:r>
+        <w:rPr>
+          <w:i/>
+        </w:rPr>
+        <w:t>Fuente: Alvarado, L. (2026).</w:t>
+      </w:r>
+    </w:p>
+    <w:p>
+      <w:r>
+        <w:br w:type="page"/>
+      </w:r>
+    </w:p>
+    <w:tbl>
+      <w:tblPr>
+        <w:tblW w:type="auto" w:w="0"/>
+        <w:jc w:val="center"/>
+        <w:tblLook w:firstColumn="1" w:firstRow="1" w:lastColumn="0" w:lastRow="0" w:noHBand="0" w:noVBand="1" w:val="04A0"/>
+        <w:tblBorders>
+          <w:top w:val="none" w:sz="0" w:space="0" w:color="auto"/>
+          <w:left w:val="none" w:sz="0" w:space="0" w:color="auto"/>
+          <w:bottom w:val="none" w:sz="0" w:space="0" w:color="auto"/>
+          <w:right w:val="none" w:sz="0" w:space="0" w:color="auto"/>
+          <w:insideH w:val="none" w:sz="0" w:space="0" w:color="auto"/>
+          <w:insideV w:val="none" w:sz="0" w:space="0" w:color="auto"/>
+        </w:tblBorders>
       </w:tblPr>
       <w:tblGrid>
         <w:gridCol w:w="2016"/>
         <w:gridCol w:w="7344"/>
       </w:tblGrid>
       <w:tr>
-        <w:trPr/>
-        <w:tc>
-          <w:tcPr>
-            <w:tcW w:w="2016" w:type="dxa"/>
-            <w:tcBorders/>
-          </w:tcPr>
-          <w:p>
-            <w:pPr>
-              <w:pStyle w:val="normal1"/>
-              <w:spacing w:before="0" w:after="160"/>
+        <w:tc>
+          <w:tcPr>
+            <w:tcW w:type="dxa" w:w="2016"/>
+            <w:tcMar>
+              <w:top w:w="100" w:type="dxa"/>
+              <w:bottom w:w="100" w:type="dxa"/>
+              <w:left w:w="50" w:type="dxa"/>
+              <w:right w:w="50" w:type="dxa"/>
+            </w:tcMar>
+          </w:tcPr>
+          <w:p>
+            <w:pPr>
               <w:jc w:val="center"/>
-              <w:rPr/>
-            </w:pPr>
-            <w:r>
-              <w:rPr/>
+            </w:pPr>
+            <w:r/>
+            <w:r>
               <w:drawing>
-                <wp:inline distT="0" distB="0" distL="0" distR="0">
-                  <wp:extent cx="1097280" cy="536575"/>
-                  <wp:effectExtent l="0" t="0" r="0" b="0"/>
-                  <wp:docPr id="7" name="Picture 10"/>
+                <wp:inline xmlns:a="http://schemas.openxmlformats.org/drawingml/2006/main">
+                  <wp:extent cx="1097280" cy="536900"/>
+                  <wp:docPr id="8" name="Picture 8"/>
                   <wp:cNvGraphicFramePr>
-                    <a:graphicFrameLocks xmlns:a="http://schemas.openxmlformats.org/drawingml/2006/main" noChangeAspect="1"/>
+                    <a:graphicFrameLocks noChangeAspect="1"/>
                   </wp:cNvGraphicFramePr>
-                  <a:graphic xmlns:a="http://schemas.openxmlformats.org/drawingml/2006/main">
+                  <a:graphic>
                     <a:graphicData uri="http://schemas.openxmlformats.org/drawingml/2006/picture">
-                      <pic:pic xmlns:pic="http://schemas.openxmlformats.org/drawingml/2006/picture">
+                      <pic:pic>
                         <pic:nvPicPr>
-                          <pic:cNvPr id="7" name="Picture 10"/>
-                          <pic:cNvPicPr>
-                            <a:picLocks noChangeAspect="1" noChangeArrowheads="1"/>
-                          </pic:cNvPicPr>
+                          <pic:cNvPr id="0" name="image.jpg"/>
+                          <pic:cNvPicPr/>
                         </pic:nvPicPr>
                         <pic:blipFill>
                           <a:blip r:embed="rId9"/>
@@ -12273,15 +10174,12 @@
                             <a:fillRect/>
                           </a:stretch>
                         </pic:blipFill>
-                        <pic:spPr bwMode="auto">
+                        <pic:spPr>
                           <a:xfrm>
                             <a:off x="0" y="0"/>
-                            <a:ext cx="1097280" cy="536575"/>
+                            <a:ext cx="1097280" cy="536900"/>
                           </a:xfrm>
-                          <a:prstGeom prst="rect">
-                            <a:avLst/>
-                          </a:prstGeom>
-                          <a:noFill/>
+                          <a:prstGeom prst="rect"/>
                         </pic:spPr>
                       </pic:pic>
                     </a:graphicData>
@@ -12293,15 +10191,18 @@
         </w:tc>
         <w:tc>
           <w:tcPr>
-            <w:tcW w:w="7344" w:type="dxa"/>
-            <w:tcBorders/>
-          </w:tcPr>
-          <w:p>
-            <w:pPr>
-              <w:pStyle w:val="normal1"/>
-              <w:spacing w:lineRule="auto" w:line="276" w:before="0" w:after="40"/>
+            <w:tcW w:type="dxa" w:w="7344"/>
+            <w:tcMar>
+              <w:top w:w="100" w:type="dxa"/>
+              <w:bottom w:w="100" w:type="dxa"/>
+              <w:left w:w="50" w:type="dxa"/>
+              <w:right w:w="50" w:type="dxa"/>
+            </w:tcMar>
+          </w:tcPr>
+          <w:p>
+            <w:pPr>
+              <w:spacing w:before="0" w:after="40" w:line="276" w:lineRule="auto"/>
               <w:jc w:val="center"/>
-              <w:rPr/>
             </w:pPr>
             <w:r>
               <w:rPr>
@@ -12323,346 +10224,191 @@
     </w:tbl>
     <w:p>
       <w:pPr>
-        <w:pStyle w:val="normal1"/>
-        <w:spacing w:lineRule="auto" w:line="360"/>
-        <w:ind w:firstLine="720"/>
+        <w:spacing w:before="240" w:after="240"/>
         <w:jc w:val="center"/>
-        <w:rPr/>
-      </w:pPr>
-      <w:r>
-        <w:rPr>
-          <w:rFonts w:eastAsia="Times New Roman" w:cs="Times New Roman" w:ascii="Times New Roman" w:hAnsi="Times New Roman"/>
-          <w:b/>
-          <w:bCs/>
-          <w:sz w:val="24"/>
-          <w:szCs w:val="24"/>
-        </w:rPr>
-        <w:t>MATRIZ DE VALIDACIÓN</w:t>
-      </w:r>
-    </w:p>
-    <w:p>
-      <w:pPr>
-        <w:pStyle w:val="normal1"/>
-        <w:spacing w:lineRule="auto" w:line="360"/>
-        <w:rPr/>
-      </w:pPr>
-      <w:r>
-        <w:rPr>
-          <w:rFonts w:eastAsia="Times New Roman" w:cs="Times New Roman" w:ascii="Times New Roman" w:hAnsi="Times New Roman"/>
-          <w:sz w:val="24"/>
-          <w:szCs w:val="24"/>
-        </w:rPr>
-        <w:t>Lugar: _____________________ Fecha: ____________________</w:t>
-      </w:r>
-    </w:p>
-    <w:p>
-      <w:pPr>
-        <w:pStyle w:val="normal1"/>
-        <w:spacing w:lineRule="auto" w:line="360"/>
-        <w:rPr/>
-      </w:pPr>
-      <w:r>
-        <w:rPr>
-          <w:rFonts w:eastAsia="Times New Roman" w:cs="Times New Roman" w:ascii="Times New Roman" w:hAnsi="Times New Roman"/>
-          <w:sz w:val="24"/>
-          <w:szCs w:val="24"/>
-        </w:rPr>
-        <w:t>Nombres y Apellidos: ____________________________________________________</w:t>
-      </w:r>
-    </w:p>
-    <w:p>
-      <w:pPr>
-        <w:pStyle w:val="normal1"/>
-        <w:spacing w:lineRule="auto" w:line="360"/>
-        <w:rPr/>
-      </w:pPr>
-      <w:r>
-        <w:rPr>
-          <w:rFonts w:eastAsia="Times New Roman" w:cs="Times New Roman" w:ascii="Times New Roman" w:hAnsi="Times New Roman"/>
-          <w:sz w:val="24"/>
-          <w:szCs w:val="24"/>
-        </w:rPr>
-        <w:t>Cédula: _______________________ Título Universitario: _______________________ Postgrado en: _________________</w:t>
-      </w:r>
-    </w:p>
-    <w:p>
-      <w:pPr>
-        <w:pStyle w:val="normal1"/>
-        <w:spacing w:lineRule="auto" w:line="360"/>
+      </w:pPr>
+      <w:r>
+        <w:rPr>
+          <w:b/>
+          <w:sz w:val="26"/>
+        </w:rPr>
+        <w:t>CUESTIONARIO PARA RECOLECCIÓN DE DATOS</w:t>
+      </w:r>
+    </w:p>
+    <w:p>
+      <w:pPr>
+        <w:spacing w:after="240"/>
         <w:jc w:val="both"/>
-        <w:rPr/>
-      </w:pPr>
-      <w:r>
-        <w:rPr>
-          <w:rFonts w:eastAsia="Times New Roman" w:cs="Times New Roman" w:ascii="Times New Roman" w:hAnsi="Times New Roman"/>
-          <w:b/>
-          <w:bCs/>
-          <w:sz w:val="24"/>
-          <w:szCs w:val="24"/>
-        </w:rPr>
-        <w:t>CRITERIO:</w:t>
-      </w:r>
-      <w:r>
-        <w:rPr>
-          <w:rFonts w:eastAsia="Times New Roman" w:cs="Times New Roman" w:ascii="Times New Roman" w:hAnsi="Times New Roman"/>
-          <w:sz w:val="24"/>
-          <w:szCs w:val="24"/>
-        </w:rPr>
-        <w:t xml:space="preserve"> 1) Claridad y Redacción 2) Precisión 3) Pertinencia 4) Coherencia</w:t>
-      </w:r>
-    </w:p>
-    <w:p>
-      <w:pPr>
-        <w:pStyle w:val="normal1"/>
-        <w:spacing w:lineRule="auto" w:line="360"/>
-        <w:jc w:val="both"/>
-        <w:rPr/>
-      </w:pPr>
-      <w:r>
-        <w:rPr>
-          <w:rFonts w:eastAsia="Times New Roman" w:cs="Times New Roman" w:ascii="Times New Roman" w:hAnsi="Times New Roman"/>
-          <w:b/>
-          <w:bCs/>
-          <w:sz w:val="24"/>
-          <w:szCs w:val="24"/>
-        </w:rPr>
-        <w:t>ESCALA:</w:t>
-      </w:r>
-      <w:r>
-        <w:rPr>
-          <w:rFonts w:eastAsia="Times New Roman" w:cs="Times New Roman" w:ascii="Times New Roman" w:hAnsi="Times New Roman"/>
-          <w:sz w:val="24"/>
-          <w:szCs w:val="24"/>
-        </w:rPr>
-        <w:t xml:space="preserve"> A) Excelente B) Bueno C) Regular D) Deficiente</w:t>
+      </w:pPr>
+      <w:r>
+        <w:t>A continuación se presenta el instrumento estructurado con preguntas de tipo dicotómico (Sí / No) que será aplicado a los colaboradores del entorno operativo y administrativo de la empresa.</w:t>
       </w:r>
     </w:p>
     <w:tbl>
       <w:tblPr>
-        <w:tblStyle w:val="Table5"/>
-        <w:tblW w:w="10600" w:type="dxa"/>
+        <w:tblW w:type="auto" w:w="0"/>
         <w:jc w:val="center"/>
-        <w:tblInd w:w="0" w:type="dxa"/>
-        <w:tblLayout w:type="fixed"/>
-        <w:tblCellMar>
-          <w:top w:w="0" w:type="dxa"/>
-          <w:start w:w="108" w:type="dxa"/>
-          <w:bottom w:w="0" w:type="dxa"/>
-          <w:end w:w="108" w:type="dxa"/>
-        </w:tblCellMar>
-        <w:tblLook w:val="0600"/>
+        <w:tblLook w:firstColumn="1" w:firstRow="1" w:lastColumn="0" w:lastRow="0" w:noHBand="0" w:noVBand="1" w:val="04A0"/>
       </w:tblPr>
       <w:tblGrid>
-        <w:gridCol w:w="998"/>
-        <w:gridCol w:w="1802"/>
-        <w:gridCol w:w="1800"/>
-        <w:gridCol w:w="1800"/>
-        <w:gridCol w:w="1800"/>
-        <w:gridCol w:w="2400"/>
+        <w:gridCol w:w="1872"/>
+        <w:gridCol w:w="1872"/>
+        <w:gridCol w:w="1872"/>
+        <w:gridCol w:w="1872"/>
+        <w:gridCol w:w="1872"/>
       </w:tblGrid>
       <w:tr>
-        <w:trPr>
-          <w:tblHeader w:val="true"/>
-        </w:trPr>
-        <w:tc>
-          <w:tcPr>
-            <w:tcW w:w="998" w:type="dxa"/>
-            <w:tcBorders>
-              <w:top w:val="single" w:sz="8" w:space="0" w:color="000000"/>
-              <w:start w:val="single" w:sz="8" w:space="0" w:color="000000"/>
-              <w:bottom w:val="single" w:sz="8" w:space="0" w:color="000000"/>
-              <w:end w:val="single" w:sz="8" w:space="0" w:color="000000"/>
-            </w:tcBorders>
-          </w:tcPr>
-          <w:p>
-            <w:pPr>
-              <w:pStyle w:val="normal1"/>
-              <w:spacing w:before="0" w:after="160"/>
+        <w:tc>
+          <w:tcPr>
+            <w:tcW w:type="dxa" w:w="576"/>
+            <w:shd w:fill="F2F2F2"/>
+            <w:tcMar>
+              <w:top w:w="80" w:type="dxa"/>
+              <w:bottom w:w="80" w:type="dxa"/>
+              <w:left w:w="100" w:type="dxa"/>
+              <w:right w:w="100" w:type="dxa"/>
+            </w:tcMar>
+          </w:tcPr>
+          <w:p>
+            <w:pPr>
+              <w:spacing w:after="40"/>
               <w:jc w:val="center"/>
-              <w:rPr/>
-            </w:pPr>
-            <w:r>
-              <w:rPr>
-                <w:rFonts w:eastAsia="Times New Roman" w:cs="Times New Roman" w:ascii="Times New Roman" w:hAnsi="Times New Roman"/>
+            </w:pPr>
+            <w:r>
+              <w:rPr>
+                <w:rFonts w:ascii="Times New Roman" w:hAnsi="Times New Roman"/>
                 <w:b/>
-                <w:bCs/>
-                <w:sz w:val="20"/>
-                <w:szCs w:val="20"/>
-              </w:rPr>
-              <w:t>Ítems</w:t>
-            </w:r>
-          </w:p>
-        </w:tc>
-        <w:tc>
-          <w:tcPr>
-            <w:tcW w:w="1802" w:type="dxa"/>
-            <w:tcBorders>
-              <w:top w:val="single" w:sz="8" w:space="0" w:color="000000"/>
-              <w:start w:val="single" w:sz="8" w:space="0" w:color="000000"/>
-              <w:bottom w:val="single" w:sz="8" w:space="0" w:color="000000"/>
-              <w:end w:val="single" w:sz="8" w:space="0" w:color="000000"/>
-            </w:tcBorders>
-          </w:tcPr>
-          <w:p>
-            <w:pPr>
-              <w:pStyle w:val="normal1"/>
-              <w:spacing w:before="0" w:after="160"/>
+                <w:sz w:val="20"/>
+              </w:rPr>
+              <w:t>No.</w:t>
+            </w:r>
+          </w:p>
+        </w:tc>
+        <w:tc>
+          <w:tcPr>
+            <w:tcW w:type="dxa" w:w="1728"/>
+            <w:shd w:fill="F2F2F2"/>
+            <w:tcMar>
+              <w:top w:w="80" w:type="dxa"/>
+              <w:bottom w:w="80" w:type="dxa"/>
+              <w:left w:w="100" w:type="dxa"/>
+              <w:right w:w="100" w:type="dxa"/>
+            </w:tcMar>
+          </w:tcPr>
+          <w:p>
+            <w:pPr>
+              <w:spacing w:after="40"/>
               <w:jc w:val="center"/>
-              <w:rPr/>
-            </w:pPr>
-            <w:r>
-              <w:rPr>
-                <w:rFonts w:eastAsia="Times New Roman" w:cs="Times New Roman" w:ascii="Times New Roman" w:hAnsi="Times New Roman"/>
+            </w:pPr>
+            <w:r>
+              <w:rPr>
+                <w:rFonts w:ascii="Times New Roman" w:hAnsi="Times New Roman"/>
                 <w:b/>
-                <w:bCs/>
-                <w:sz w:val="20"/>
-                <w:szCs w:val="20"/>
-              </w:rPr>
-              <w:t>CLARIDAD (A,B,C,D)</w:t>
-            </w:r>
-          </w:p>
-        </w:tc>
-        <w:tc>
-          <w:tcPr>
-            <w:tcW w:w="1800" w:type="dxa"/>
-            <w:tcBorders>
-              <w:top w:val="single" w:sz="8" w:space="0" w:color="000000"/>
-              <w:start w:val="single" w:sz="8" w:space="0" w:color="000000"/>
-              <w:bottom w:val="single" w:sz="8" w:space="0" w:color="000000"/>
-              <w:end w:val="single" w:sz="8" w:space="0" w:color="000000"/>
-            </w:tcBorders>
-          </w:tcPr>
-          <w:p>
-            <w:pPr>
-              <w:pStyle w:val="normal1"/>
-              <w:spacing w:before="0" w:after="160"/>
+                <w:sz w:val="20"/>
+              </w:rPr>
+              <w:t>Indicador</w:t>
+            </w:r>
+          </w:p>
+        </w:tc>
+        <w:tc>
+          <w:tcPr>
+            <w:tcW w:type="dxa" w:w="5616"/>
+            <w:shd w:fill="F2F2F2"/>
+            <w:tcMar>
+              <w:top w:w="80" w:type="dxa"/>
+              <w:bottom w:w="80" w:type="dxa"/>
+              <w:left w:w="100" w:type="dxa"/>
+              <w:right w:w="100" w:type="dxa"/>
+            </w:tcMar>
+          </w:tcPr>
+          <w:p>
+            <w:pPr>
+              <w:spacing w:after="40"/>
               <w:jc w:val="center"/>
-              <w:rPr/>
-            </w:pPr>
-            <w:r>
-              <w:rPr>
-                <w:rFonts w:eastAsia="Times New Roman" w:cs="Times New Roman" w:ascii="Times New Roman" w:hAnsi="Times New Roman"/>
+            </w:pPr>
+            <w:r>
+              <w:rPr>
+                <w:rFonts w:ascii="Times New Roman" w:hAnsi="Times New Roman"/>
                 <w:b/>
-                <w:bCs/>
-                <w:sz w:val="20"/>
-                <w:szCs w:val="20"/>
-              </w:rPr>
-              <w:t>PRECISIÓN (A,B,C,D)</w:t>
-            </w:r>
-          </w:p>
-        </w:tc>
-        <w:tc>
-          <w:tcPr>
-            <w:tcW w:w="1800" w:type="dxa"/>
-            <w:tcBorders>
-              <w:top w:val="single" w:sz="8" w:space="0" w:color="000000"/>
-              <w:start w:val="single" w:sz="8" w:space="0" w:color="000000"/>
-              <w:bottom w:val="single" w:sz="8" w:space="0" w:color="000000"/>
-              <w:end w:val="single" w:sz="8" w:space="0" w:color="000000"/>
-            </w:tcBorders>
-          </w:tcPr>
-          <w:p>
-            <w:pPr>
-              <w:pStyle w:val="normal1"/>
-              <w:spacing w:before="0" w:after="160"/>
+                <w:sz w:val="20"/>
+              </w:rPr>
+              <w:t>Pregunta</w:t>
+            </w:r>
+          </w:p>
+        </w:tc>
+        <w:tc>
+          <w:tcPr>
+            <w:tcW w:type="dxa" w:w="720"/>
+            <w:shd w:fill="F2F2F2"/>
+            <w:tcMar>
+              <w:top w:w="80" w:type="dxa"/>
+              <w:bottom w:w="80" w:type="dxa"/>
+              <w:left w:w="100" w:type="dxa"/>
+              <w:right w:w="100" w:type="dxa"/>
+            </w:tcMar>
+          </w:tcPr>
+          <w:p>
+            <w:pPr>
+              <w:spacing w:after="40"/>
               <w:jc w:val="center"/>
-              <w:rPr/>
-            </w:pPr>
-            <w:r>
-              <w:rPr>
-                <w:rFonts w:eastAsia="Times New Roman" w:cs="Times New Roman" w:ascii="Times New Roman" w:hAnsi="Times New Roman"/>
+            </w:pPr>
+            <w:r>
+              <w:rPr>
+                <w:rFonts w:ascii="Times New Roman" w:hAnsi="Times New Roman"/>
                 <w:b/>
-                <w:bCs/>
-                <w:sz w:val="20"/>
-                <w:szCs w:val="20"/>
-              </w:rPr>
-              <w:t>PERTINENCIA (A,B,C,D)</w:t>
-            </w:r>
-          </w:p>
-        </w:tc>
-        <w:tc>
-          <w:tcPr>
-            <w:tcW w:w="1800" w:type="dxa"/>
-            <w:tcBorders>
-              <w:top w:val="single" w:sz="8" w:space="0" w:color="000000"/>
-              <w:start w:val="single" w:sz="8" w:space="0" w:color="000000"/>
-              <w:bottom w:val="single" w:sz="8" w:space="0" w:color="000000"/>
-              <w:end w:val="single" w:sz="8" w:space="0" w:color="000000"/>
-            </w:tcBorders>
-          </w:tcPr>
-          <w:p>
-            <w:pPr>
-              <w:pStyle w:val="normal1"/>
-              <w:spacing w:before="0" w:after="160"/>
+                <w:sz w:val="20"/>
+              </w:rPr>
+              <w:t>Sí</w:t>
+            </w:r>
+          </w:p>
+        </w:tc>
+        <w:tc>
+          <w:tcPr>
+            <w:tcW w:type="dxa" w:w="720"/>
+            <w:shd w:fill="F2F2F2"/>
+            <w:tcMar>
+              <w:top w:w="80" w:type="dxa"/>
+              <w:bottom w:w="80" w:type="dxa"/>
+              <w:left w:w="100" w:type="dxa"/>
+              <w:right w:w="100" w:type="dxa"/>
+            </w:tcMar>
+          </w:tcPr>
+          <w:p>
+            <w:pPr>
+              <w:spacing w:after="40"/>
               <w:jc w:val="center"/>
-              <w:rPr/>
-            </w:pPr>
-            <w:r>
-              <w:rPr>
-                <w:rFonts w:eastAsia="Times New Roman" w:cs="Times New Roman" w:ascii="Times New Roman" w:hAnsi="Times New Roman"/>
+            </w:pPr>
+            <w:r>
+              <w:rPr>
+                <w:rFonts w:ascii="Times New Roman" w:hAnsi="Times New Roman"/>
                 <w:b/>
-                <w:bCs/>
-                <w:sz w:val="20"/>
-                <w:szCs w:val="20"/>
-              </w:rPr>
-              <w:t>COHERENCIA (A,B,C,D)</w:t>
-            </w:r>
-          </w:p>
-        </w:tc>
-        <w:tc>
-          <w:tcPr>
-            <w:tcW w:w="2400" w:type="dxa"/>
-            <w:tcBorders>
-              <w:top w:val="single" w:sz="8" w:space="0" w:color="000000"/>
-              <w:start w:val="single" w:sz="8" w:space="0" w:color="000000"/>
-              <w:bottom w:val="single" w:sz="8" w:space="0" w:color="000000"/>
-              <w:end w:val="single" w:sz="8" w:space="0" w:color="000000"/>
-            </w:tcBorders>
-          </w:tcPr>
-          <w:p>
-            <w:pPr>
-              <w:pStyle w:val="normal1"/>
-              <w:spacing w:before="0" w:after="160"/>
-              <w:jc w:val="center"/>
-              <w:rPr/>
-            </w:pPr>
-            <w:r>
-              <w:rPr>
-                <w:rFonts w:eastAsia="Times New Roman" w:cs="Times New Roman" w:ascii="Times New Roman" w:hAnsi="Times New Roman"/>
-                <w:b/>
-                <w:bCs/>
-                <w:sz w:val="20"/>
-                <w:szCs w:val="20"/>
-              </w:rPr>
-              <w:t>OBSERVACIONES</w:t>
+                <w:sz w:val="20"/>
+              </w:rPr>
+              <w:t>No</w:t>
             </w:r>
           </w:p>
         </w:tc>
       </w:tr>
       <w:tr>
-        <w:trPr/>
-        <w:tc>
-          <w:tcPr>
-            <w:tcW w:w="998" w:type="dxa"/>
-            <w:tcBorders>
-              <w:top w:val="single" w:sz="8" w:space="0" w:color="000000"/>
-              <w:start w:val="single" w:sz="8" w:space="0" w:color="000000"/>
-              <w:bottom w:val="single" w:sz="8" w:space="0" w:color="000000"/>
-              <w:end w:val="single" w:sz="8" w:space="0" w:color="000000"/>
-            </w:tcBorders>
-          </w:tcPr>
-          <w:p>
-            <w:pPr>
-              <w:pStyle w:val="normal1"/>
-              <w:spacing w:before="0" w:after="160"/>
+        <w:tc>
+          <w:tcPr>
+            <w:tcW w:type="dxa" w:w="576"/>
+            <w:tcMar>
+              <w:top w:w="80" w:type="dxa"/>
+              <w:bottom w:w="80" w:type="dxa"/>
+              <w:left w:w="100" w:type="dxa"/>
+              <w:right w:w="100" w:type="dxa"/>
+            </w:tcMar>
+          </w:tcPr>
+          <w:p>
+            <w:pPr>
+              <w:spacing w:after="40"/>
               <w:jc w:val="center"/>
-              <w:rPr/>
-            </w:pPr>
-            <w:r>
-              <w:rPr>
-                <w:rFonts w:eastAsia="Times New Roman" w:cs="Times New Roman" w:ascii="Times New Roman" w:hAnsi="Times New Roman"/>
-                <w:sz w:val="20"/>
-                <w:szCs w:val="20"/>
+            </w:pPr>
+            <w:r>
+              <w:rPr>
+                <w:rFonts w:ascii="Times New Roman" w:hAnsi="Times New Roman"/>
+                <w:sz w:val="20"/>
               </w:rPr>
               <w:t>1</w:t>
             </w:r>
@@ -12670,149 +10416,117 @@
         </w:tc>
         <w:tc>
           <w:tcPr>
-            <w:tcW w:w="1802" w:type="dxa"/>
-            <w:tcBorders>
-              <w:top w:val="single" w:sz="8" w:space="0" w:color="000000"/>
-              <w:start w:val="single" w:sz="8" w:space="0" w:color="000000"/>
-              <w:bottom w:val="single" w:sz="8" w:space="0" w:color="000000"/>
-              <w:end w:val="single" w:sz="8" w:space="0" w:color="000000"/>
-            </w:tcBorders>
-          </w:tcPr>
-          <w:p>
-            <w:pPr>
-              <w:pStyle w:val="normal1"/>
-              <w:widowControl/>
-              <w:bidi w:val="0"/>
-              <w:spacing w:lineRule="auto" w:line="259" w:before="0" w:after="160"/>
-              <w:jc w:val="start"/>
-              <w:rPr/>
-            </w:pPr>
-            <w:r>
-              <w:rPr/>
-            </w:r>
-          </w:p>
-        </w:tc>
-        <w:tc>
-          <w:tcPr>
-            <w:tcW w:w="1800" w:type="dxa"/>
-            <w:tcBorders>
-              <w:top w:val="single" w:sz="8" w:space="0" w:color="000000"/>
-              <w:start w:val="single" w:sz="8" w:space="0" w:color="000000"/>
-              <w:bottom w:val="single" w:sz="8" w:space="0" w:color="000000"/>
-              <w:end w:val="single" w:sz="8" w:space="0" w:color="000000"/>
-            </w:tcBorders>
-          </w:tcPr>
-          <w:p>
-            <w:pPr>
-              <w:pStyle w:val="normal1"/>
-              <w:widowControl/>
-              <w:bidi w:val="0"/>
-              <w:spacing w:lineRule="auto" w:line="259" w:before="0" w:after="160"/>
-              <w:jc w:val="start"/>
-              <w:rPr/>
-            </w:pPr>
-            <w:r>
-              <w:rPr/>
-            </w:r>
-          </w:p>
-        </w:tc>
-        <w:tc>
-          <w:tcPr>
-            <w:tcW w:w="1800" w:type="dxa"/>
-            <w:tcBorders>
-              <w:top w:val="single" w:sz="8" w:space="0" w:color="000000"/>
-              <w:start w:val="single" w:sz="8" w:space="0" w:color="000000"/>
-              <w:bottom w:val="single" w:sz="8" w:space="0" w:color="000000"/>
-              <w:end w:val="single" w:sz="8" w:space="0" w:color="000000"/>
-            </w:tcBorders>
-          </w:tcPr>
-          <w:p>
-            <w:pPr>
-              <w:pStyle w:val="normal1"/>
-              <w:widowControl/>
-              <w:bidi w:val="0"/>
-              <w:spacing w:lineRule="auto" w:line="259" w:before="0" w:after="160"/>
-              <w:jc w:val="start"/>
-              <w:rPr/>
-            </w:pPr>
-            <w:r>
-              <w:rPr/>
-            </w:r>
-          </w:p>
-        </w:tc>
-        <w:tc>
-          <w:tcPr>
-            <w:tcW w:w="1800" w:type="dxa"/>
-            <w:tcBorders>
-              <w:top w:val="single" w:sz="8" w:space="0" w:color="000000"/>
-              <w:start w:val="single" w:sz="8" w:space="0" w:color="000000"/>
-              <w:bottom w:val="single" w:sz="8" w:space="0" w:color="000000"/>
-              <w:end w:val="single" w:sz="8" w:space="0" w:color="000000"/>
-            </w:tcBorders>
-          </w:tcPr>
-          <w:p>
-            <w:pPr>
-              <w:pStyle w:val="normal1"/>
-              <w:widowControl/>
-              <w:bidi w:val="0"/>
-              <w:spacing w:lineRule="auto" w:line="259" w:before="0" w:after="160"/>
-              <w:jc w:val="start"/>
-              <w:rPr/>
-            </w:pPr>
-            <w:r>
-              <w:rPr/>
-            </w:r>
-          </w:p>
-        </w:tc>
-        <w:tc>
-          <w:tcPr>
-            <w:tcW w:w="2400" w:type="dxa"/>
-            <w:tcBorders>
-              <w:top w:val="single" w:sz="8" w:space="0" w:color="000000"/>
-              <w:start w:val="single" w:sz="8" w:space="0" w:color="000000"/>
-              <w:bottom w:val="single" w:sz="8" w:space="0" w:color="000000"/>
-              <w:end w:val="single" w:sz="8" w:space="0" w:color="000000"/>
-            </w:tcBorders>
-          </w:tcPr>
-          <w:p>
-            <w:pPr>
-              <w:pStyle w:val="normal1"/>
-              <w:widowControl/>
-              <w:bidi w:val="0"/>
-              <w:spacing w:lineRule="auto" w:line="259" w:before="0" w:after="160"/>
-              <w:jc w:val="start"/>
-              <w:rPr/>
-            </w:pPr>
-            <w:r>
-              <w:rPr/>
+            <w:tcW w:type="dxa" w:w="1728"/>
+            <w:tcMar>
+              <w:top w:w="80" w:type="dxa"/>
+              <w:bottom w:w="80" w:type="dxa"/>
+              <w:left w:w="100" w:type="dxa"/>
+              <w:right w:w="100" w:type="dxa"/>
+            </w:tcMar>
+          </w:tcPr>
+          <w:p>
+            <w:pPr>
+              <w:spacing w:after="40"/>
+            </w:pPr>
+            <w:r>
+              <w:rPr>
+                <w:rFonts w:ascii="Times New Roman" w:hAnsi="Times New Roman"/>
+                <w:sz w:val="20"/>
+              </w:rPr>
+              <w:t>Registro manual</w:t>
+            </w:r>
+          </w:p>
+        </w:tc>
+        <w:tc>
+          <w:tcPr>
+            <w:tcW w:type="dxa" w:w="5616"/>
+            <w:tcMar>
+              <w:top w:w="80" w:type="dxa"/>
+              <w:bottom w:w="80" w:type="dxa"/>
+              <w:left w:w="100" w:type="dxa"/>
+              <w:right w:w="100" w:type="dxa"/>
+            </w:tcMar>
+          </w:tcPr>
+          <w:p>
+            <w:pPr>
+              <w:spacing w:after="40"/>
+            </w:pPr>
+            <w:r>
+              <w:rPr>
+                <w:rFonts w:ascii="Times New Roman" w:hAnsi="Times New Roman"/>
+                <w:sz w:val="20"/>
+              </w:rPr>
+              <w:t>¿Considera que el estado actual de los archivos de Excel permite la integración y cruce eficiente de los datos de la empresa?</w:t>
+            </w:r>
+          </w:p>
+        </w:tc>
+        <w:tc>
+          <w:tcPr>
+            <w:tcW w:type="dxa" w:w="720"/>
+            <w:tcMar>
+              <w:top w:w="80" w:type="dxa"/>
+              <w:bottom w:w="80" w:type="dxa"/>
+              <w:left w:w="100" w:type="dxa"/>
+              <w:right w:w="100" w:type="dxa"/>
+            </w:tcMar>
+          </w:tcPr>
+          <w:p>
+            <w:pPr>
+              <w:spacing w:after="40"/>
+              <w:jc w:val="center"/>
+            </w:pPr>
+            <w:r>
+              <w:rPr>
+                <w:rFonts w:ascii="Times New Roman" w:hAnsi="Times New Roman"/>
+                <w:sz w:val="20"/>
+              </w:rPr>
+            </w:r>
+          </w:p>
+        </w:tc>
+        <w:tc>
+          <w:tcPr>
+            <w:tcW w:type="dxa" w:w="720"/>
+            <w:tcMar>
+              <w:top w:w="80" w:type="dxa"/>
+              <w:bottom w:w="80" w:type="dxa"/>
+              <w:left w:w="100" w:type="dxa"/>
+              <w:right w:w="100" w:type="dxa"/>
+            </w:tcMar>
+          </w:tcPr>
+          <w:p>
+            <w:pPr>
+              <w:spacing w:after="40"/>
+              <w:jc w:val="center"/>
+            </w:pPr>
+            <w:r>
+              <w:rPr>
+                <w:rFonts w:ascii="Times New Roman" w:hAnsi="Times New Roman"/>
+                <w:sz w:val="20"/>
+              </w:rPr>
             </w:r>
           </w:p>
         </w:tc>
       </w:tr>
       <w:tr>
-        <w:trPr/>
-        <w:tc>
-          <w:tcPr>
-            <w:tcW w:w="998" w:type="dxa"/>
-            <w:tcBorders>
-              <w:top w:val="single" w:sz="8" w:space="0" w:color="000000"/>
-              <w:start w:val="single" w:sz="8" w:space="0" w:color="000000"/>
-              <w:bottom w:val="single" w:sz="8" w:space="0" w:color="000000"/>
-              <w:end w:val="single" w:sz="8" w:space="0" w:color="000000"/>
-            </w:tcBorders>
-          </w:tcPr>
-          <w:p>
-            <w:pPr>
-              <w:pStyle w:val="normal1"/>
-              <w:spacing w:before="0" w:after="160"/>
+        <w:tc>
+          <w:tcPr>
+            <w:tcW w:type="dxa" w:w="576"/>
+            <w:tcMar>
+              <w:top w:w="80" w:type="dxa"/>
+              <w:bottom w:w="80" w:type="dxa"/>
+              <w:left w:w="100" w:type="dxa"/>
+              <w:right w:w="100" w:type="dxa"/>
+            </w:tcMar>
+          </w:tcPr>
+          <w:p>
+            <w:pPr>
+              <w:spacing w:after="40"/>
               <w:jc w:val="center"/>
-              <w:rPr/>
-            </w:pPr>
-            <w:r>
-              <w:rPr>
-                <w:rFonts w:eastAsia="Times New Roman" w:cs="Times New Roman" w:ascii="Times New Roman" w:hAnsi="Times New Roman"/>
-                <w:sz w:val="20"/>
-                <w:szCs w:val="20"/>
+            </w:pPr>
+            <w:r>
+              <w:rPr>
+                <w:rFonts w:ascii="Times New Roman" w:hAnsi="Times New Roman"/>
+                <w:sz w:val="20"/>
               </w:rPr>
               <w:t>2</w:t>
             </w:r>
@@ -12820,149 +10534,117 @@
         </w:tc>
         <w:tc>
           <w:tcPr>
-            <w:tcW w:w="1802" w:type="dxa"/>
-            <w:tcBorders>
-              <w:top w:val="single" w:sz="8" w:space="0" w:color="000000"/>
-              <w:start w:val="single" w:sz="8" w:space="0" w:color="000000"/>
-              <w:bottom w:val="single" w:sz="8" w:space="0" w:color="000000"/>
-              <w:end w:val="single" w:sz="8" w:space="0" w:color="000000"/>
-            </w:tcBorders>
-          </w:tcPr>
-          <w:p>
-            <w:pPr>
-              <w:pStyle w:val="normal1"/>
-              <w:widowControl/>
-              <w:bidi w:val="0"/>
-              <w:spacing w:lineRule="auto" w:line="259" w:before="0" w:after="160"/>
-              <w:jc w:val="start"/>
-              <w:rPr/>
-            </w:pPr>
-            <w:r>
-              <w:rPr/>
-            </w:r>
-          </w:p>
-        </w:tc>
-        <w:tc>
-          <w:tcPr>
-            <w:tcW w:w="1800" w:type="dxa"/>
-            <w:tcBorders>
-              <w:top w:val="single" w:sz="8" w:space="0" w:color="000000"/>
-              <w:start w:val="single" w:sz="8" w:space="0" w:color="000000"/>
-              <w:bottom w:val="single" w:sz="8" w:space="0" w:color="000000"/>
-              <w:end w:val="single" w:sz="8" w:space="0" w:color="000000"/>
-            </w:tcBorders>
-          </w:tcPr>
-          <w:p>
-            <w:pPr>
-              <w:pStyle w:val="normal1"/>
-              <w:widowControl/>
-              <w:bidi w:val="0"/>
-              <w:spacing w:lineRule="auto" w:line="259" w:before="0" w:after="160"/>
-              <w:jc w:val="start"/>
-              <w:rPr/>
-            </w:pPr>
-            <w:r>
-              <w:rPr/>
-            </w:r>
-          </w:p>
-        </w:tc>
-        <w:tc>
-          <w:tcPr>
-            <w:tcW w:w="1800" w:type="dxa"/>
-            <w:tcBorders>
-              <w:top w:val="single" w:sz="8" w:space="0" w:color="000000"/>
-              <w:start w:val="single" w:sz="8" w:space="0" w:color="000000"/>
-              <w:bottom w:val="single" w:sz="8" w:space="0" w:color="000000"/>
-              <w:end w:val="single" w:sz="8" w:space="0" w:color="000000"/>
-            </w:tcBorders>
-          </w:tcPr>
-          <w:p>
-            <w:pPr>
-              <w:pStyle w:val="normal1"/>
-              <w:widowControl/>
-              <w:bidi w:val="0"/>
-              <w:spacing w:lineRule="auto" w:line="259" w:before="0" w:after="160"/>
-              <w:jc w:val="start"/>
-              <w:rPr/>
-            </w:pPr>
-            <w:r>
-              <w:rPr/>
-            </w:r>
-          </w:p>
-        </w:tc>
-        <w:tc>
-          <w:tcPr>
-            <w:tcW w:w="1800" w:type="dxa"/>
-            <w:tcBorders>
-              <w:top w:val="single" w:sz="8" w:space="0" w:color="000000"/>
-              <w:start w:val="single" w:sz="8" w:space="0" w:color="000000"/>
-              <w:bottom w:val="single" w:sz="8" w:space="0" w:color="000000"/>
-              <w:end w:val="single" w:sz="8" w:space="0" w:color="000000"/>
-            </w:tcBorders>
-          </w:tcPr>
-          <w:p>
-            <w:pPr>
-              <w:pStyle w:val="normal1"/>
-              <w:widowControl/>
-              <w:bidi w:val="0"/>
-              <w:spacing w:lineRule="auto" w:line="259" w:before="0" w:after="160"/>
-              <w:jc w:val="start"/>
-              <w:rPr/>
-            </w:pPr>
-            <w:r>
-              <w:rPr/>
-            </w:r>
-          </w:p>
-        </w:tc>
-        <w:tc>
-          <w:tcPr>
-            <w:tcW w:w="2400" w:type="dxa"/>
-            <w:tcBorders>
-              <w:top w:val="single" w:sz="8" w:space="0" w:color="000000"/>
-              <w:start w:val="single" w:sz="8" w:space="0" w:color="000000"/>
-              <w:bottom w:val="single" w:sz="8" w:space="0" w:color="000000"/>
-              <w:end w:val="single" w:sz="8" w:space="0" w:color="000000"/>
-            </w:tcBorders>
-          </w:tcPr>
-          <w:p>
-            <w:pPr>
-              <w:pStyle w:val="normal1"/>
-              <w:widowControl/>
-              <w:bidi w:val="0"/>
-              <w:spacing w:lineRule="auto" w:line="259" w:before="0" w:after="160"/>
-              <w:jc w:val="start"/>
-              <w:rPr/>
-            </w:pPr>
-            <w:r>
-              <w:rPr/>
+            <w:tcW w:type="dxa" w:w="1728"/>
+            <w:tcMar>
+              <w:top w:w="80" w:type="dxa"/>
+              <w:bottom w:w="80" w:type="dxa"/>
+              <w:left w:w="100" w:type="dxa"/>
+              <w:right w:w="100" w:type="dxa"/>
+            </w:tcMar>
+          </w:tcPr>
+          <w:p>
+            <w:pPr>
+              <w:spacing w:after="40"/>
+            </w:pPr>
+            <w:r>
+              <w:rPr>
+                <w:rFonts w:ascii="Times New Roman" w:hAnsi="Times New Roman"/>
+                <w:sz w:val="20"/>
+              </w:rPr>
+              <w:t>Tiempo respuesta</w:t>
+            </w:r>
+          </w:p>
+        </w:tc>
+        <w:tc>
+          <w:tcPr>
+            <w:tcW w:type="dxa" w:w="5616"/>
+            <w:tcMar>
+              <w:top w:w="80" w:type="dxa"/>
+              <w:bottom w:w="80" w:type="dxa"/>
+              <w:left w:w="100" w:type="dxa"/>
+              <w:right w:w="100" w:type="dxa"/>
+            </w:tcMar>
+          </w:tcPr>
+          <w:p>
+            <w:pPr>
+              <w:spacing w:after="40"/>
+            </w:pPr>
+            <w:r>
+              <w:rPr>
+                <w:rFonts w:ascii="Times New Roman" w:hAnsi="Times New Roman"/>
+                <w:sz w:val="20"/>
+              </w:rPr>
+              <w:t>¿El tiempo de respuesta manual afecta la productividad?</w:t>
+            </w:r>
+          </w:p>
+        </w:tc>
+        <w:tc>
+          <w:tcPr>
+            <w:tcW w:type="dxa" w:w="720"/>
+            <w:tcMar>
+              <w:top w:w="80" w:type="dxa"/>
+              <w:bottom w:w="80" w:type="dxa"/>
+              <w:left w:w="100" w:type="dxa"/>
+              <w:right w:w="100" w:type="dxa"/>
+            </w:tcMar>
+          </w:tcPr>
+          <w:p>
+            <w:pPr>
+              <w:spacing w:after="40"/>
+              <w:jc w:val="center"/>
+            </w:pPr>
+            <w:r>
+              <w:rPr>
+                <w:rFonts w:ascii="Times New Roman" w:hAnsi="Times New Roman"/>
+                <w:sz w:val="20"/>
+              </w:rPr>
+            </w:r>
+          </w:p>
+        </w:tc>
+        <w:tc>
+          <w:tcPr>
+            <w:tcW w:type="dxa" w:w="720"/>
+            <w:tcMar>
+              <w:top w:w="80" w:type="dxa"/>
+              <w:bottom w:w="80" w:type="dxa"/>
+              <w:left w:w="100" w:type="dxa"/>
+              <w:right w:w="100" w:type="dxa"/>
+            </w:tcMar>
+          </w:tcPr>
+          <w:p>
+            <w:pPr>
+              <w:spacing w:after="40"/>
+              <w:jc w:val="center"/>
+            </w:pPr>
+            <w:r>
+              <w:rPr>
+                <w:rFonts w:ascii="Times New Roman" w:hAnsi="Times New Roman"/>
+                <w:sz w:val="20"/>
+              </w:rPr>
             </w:r>
           </w:p>
         </w:tc>
       </w:tr>
       <w:tr>
-        <w:trPr/>
-        <w:tc>
-          <w:tcPr>
-            <w:tcW w:w="998" w:type="dxa"/>
-            <w:tcBorders>
-              <w:top w:val="single" w:sz="8" w:space="0" w:color="000000"/>
-              <w:start w:val="single" w:sz="8" w:space="0" w:color="000000"/>
-              <w:bottom w:val="single" w:sz="8" w:space="0" w:color="000000"/>
-              <w:end w:val="single" w:sz="8" w:space="0" w:color="000000"/>
-            </w:tcBorders>
-          </w:tcPr>
-          <w:p>
-            <w:pPr>
-              <w:pStyle w:val="normal1"/>
-              <w:spacing w:before="0" w:after="160"/>
+        <w:tc>
+          <w:tcPr>
+            <w:tcW w:type="dxa" w:w="576"/>
+            <w:tcMar>
+              <w:top w:w="80" w:type="dxa"/>
+              <w:bottom w:w="80" w:type="dxa"/>
+              <w:left w:w="100" w:type="dxa"/>
+              <w:right w:w="100" w:type="dxa"/>
+            </w:tcMar>
+          </w:tcPr>
+          <w:p>
+            <w:pPr>
+              <w:spacing w:after="40"/>
               <w:jc w:val="center"/>
-              <w:rPr/>
-            </w:pPr>
-            <w:r>
-              <w:rPr>
-                <w:rFonts w:eastAsia="Times New Roman" w:cs="Times New Roman" w:ascii="Times New Roman" w:hAnsi="Times New Roman"/>
-                <w:sz w:val="20"/>
-                <w:szCs w:val="20"/>
+            </w:pPr>
+            <w:r>
+              <w:rPr>
+                <w:rFonts w:ascii="Times New Roman" w:hAnsi="Times New Roman"/>
+                <w:sz w:val="20"/>
               </w:rPr>
               <w:t>3</w:t>
             </w:r>
@@ -12970,149 +10652,117 @@
         </w:tc>
         <w:tc>
           <w:tcPr>
-            <w:tcW w:w="1802" w:type="dxa"/>
-            <w:tcBorders>
-              <w:top w:val="single" w:sz="8" w:space="0" w:color="000000"/>
-              <w:start w:val="single" w:sz="8" w:space="0" w:color="000000"/>
-              <w:bottom w:val="single" w:sz="8" w:space="0" w:color="000000"/>
-              <w:end w:val="single" w:sz="8" w:space="0" w:color="000000"/>
-            </w:tcBorders>
-          </w:tcPr>
-          <w:p>
-            <w:pPr>
-              <w:pStyle w:val="normal1"/>
-              <w:widowControl/>
-              <w:bidi w:val="0"/>
-              <w:spacing w:lineRule="auto" w:line="259" w:before="0" w:after="160"/>
-              <w:jc w:val="start"/>
-              <w:rPr/>
-            </w:pPr>
-            <w:r>
-              <w:rPr/>
-            </w:r>
-          </w:p>
-        </w:tc>
-        <w:tc>
-          <w:tcPr>
-            <w:tcW w:w="1800" w:type="dxa"/>
-            <w:tcBorders>
-              <w:top w:val="single" w:sz="8" w:space="0" w:color="000000"/>
-              <w:start w:val="single" w:sz="8" w:space="0" w:color="000000"/>
-              <w:bottom w:val="single" w:sz="8" w:space="0" w:color="000000"/>
-              <w:end w:val="single" w:sz="8" w:space="0" w:color="000000"/>
-            </w:tcBorders>
-          </w:tcPr>
-          <w:p>
-            <w:pPr>
-              <w:pStyle w:val="normal1"/>
-              <w:widowControl/>
-              <w:bidi w:val="0"/>
-              <w:spacing w:lineRule="auto" w:line="259" w:before="0" w:after="160"/>
-              <w:jc w:val="start"/>
-              <w:rPr/>
-            </w:pPr>
-            <w:r>
-              <w:rPr/>
-            </w:r>
-          </w:p>
-        </w:tc>
-        <w:tc>
-          <w:tcPr>
-            <w:tcW w:w="1800" w:type="dxa"/>
-            <w:tcBorders>
-              <w:top w:val="single" w:sz="8" w:space="0" w:color="000000"/>
-              <w:start w:val="single" w:sz="8" w:space="0" w:color="000000"/>
-              <w:bottom w:val="single" w:sz="8" w:space="0" w:color="000000"/>
-              <w:end w:val="single" w:sz="8" w:space="0" w:color="000000"/>
-            </w:tcBorders>
-          </w:tcPr>
-          <w:p>
-            <w:pPr>
-              <w:pStyle w:val="normal1"/>
-              <w:widowControl/>
-              <w:bidi w:val="0"/>
-              <w:spacing w:lineRule="auto" w:line="259" w:before="0" w:after="160"/>
-              <w:jc w:val="start"/>
-              <w:rPr/>
-            </w:pPr>
-            <w:r>
-              <w:rPr/>
-            </w:r>
-          </w:p>
-        </w:tc>
-        <w:tc>
-          <w:tcPr>
-            <w:tcW w:w="1800" w:type="dxa"/>
-            <w:tcBorders>
-              <w:top w:val="single" w:sz="8" w:space="0" w:color="000000"/>
-              <w:start w:val="single" w:sz="8" w:space="0" w:color="000000"/>
-              <w:bottom w:val="single" w:sz="8" w:space="0" w:color="000000"/>
-              <w:end w:val="single" w:sz="8" w:space="0" w:color="000000"/>
-            </w:tcBorders>
-          </w:tcPr>
-          <w:p>
-            <w:pPr>
-              <w:pStyle w:val="normal1"/>
-              <w:widowControl/>
-              <w:bidi w:val="0"/>
-              <w:spacing w:lineRule="auto" w:line="259" w:before="0" w:after="160"/>
-              <w:jc w:val="start"/>
-              <w:rPr/>
-            </w:pPr>
-            <w:r>
-              <w:rPr/>
-            </w:r>
-          </w:p>
-        </w:tc>
-        <w:tc>
-          <w:tcPr>
-            <w:tcW w:w="2400" w:type="dxa"/>
-            <w:tcBorders>
-              <w:top w:val="single" w:sz="8" w:space="0" w:color="000000"/>
-              <w:start w:val="single" w:sz="8" w:space="0" w:color="000000"/>
-              <w:bottom w:val="single" w:sz="8" w:space="0" w:color="000000"/>
-              <w:end w:val="single" w:sz="8" w:space="0" w:color="000000"/>
-            </w:tcBorders>
-          </w:tcPr>
-          <w:p>
-            <w:pPr>
-              <w:pStyle w:val="normal1"/>
-              <w:widowControl/>
-              <w:bidi w:val="0"/>
-              <w:spacing w:lineRule="auto" w:line="259" w:before="0" w:after="160"/>
-              <w:jc w:val="start"/>
-              <w:rPr/>
-            </w:pPr>
-            <w:r>
-              <w:rPr/>
+            <w:tcW w:type="dxa" w:w="1728"/>
+            <w:tcMar>
+              <w:top w:w="80" w:type="dxa"/>
+              <w:bottom w:w="80" w:type="dxa"/>
+              <w:left w:w="100" w:type="dxa"/>
+              <w:right w:w="100" w:type="dxa"/>
+            </w:tcMar>
+          </w:tcPr>
+          <w:p>
+            <w:pPr>
+              <w:spacing w:after="40"/>
+            </w:pPr>
+            <w:r>
+              <w:rPr>
+                <w:rFonts w:ascii="Times New Roman" w:hAnsi="Times New Roman"/>
+                <w:sz w:val="20"/>
+              </w:rPr>
+              <w:t>Algoritmos cálculo</w:t>
+            </w:r>
+          </w:p>
+        </w:tc>
+        <w:tc>
+          <w:tcPr>
+            <w:tcW w:type="dxa" w:w="5616"/>
+            <w:tcMar>
+              <w:top w:w="80" w:type="dxa"/>
+              <w:bottom w:w="80" w:type="dxa"/>
+              <w:left w:w="100" w:type="dxa"/>
+              <w:right w:w="100" w:type="dxa"/>
+            </w:tcMar>
+          </w:tcPr>
+          <w:p>
+            <w:pPr>
+              <w:spacing w:after="40"/>
+            </w:pPr>
+            <w:r>
+              <w:rPr>
+                <w:rFonts w:ascii="Times New Roman" w:hAnsi="Times New Roman"/>
+                <w:sz w:val="20"/>
+              </w:rPr>
+              <w:t>¿Se han registrado discrepancias o inconsistencias en los cálculos de intereses y fechas de vencimiento bajo la modalidad manual?</w:t>
+            </w:r>
+          </w:p>
+        </w:tc>
+        <w:tc>
+          <w:tcPr>
+            <w:tcW w:type="dxa" w:w="720"/>
+            <w:tcMar>
+              <w:top w:w="80" w:type="dxa"/>
+              <w:bottom w:w="80" w:type="dxa"/>
+              <w:left w:w="100" w:type="dxa"/>
+              <w:right w:w="100" w:type="dxa"/>
+            </w:tcMar>
+          </w:tcPr>
+          <w:p>
+            <w:pPr>
+              <w:spacing w:after="40"/>
+              <w:jc w:val="center"/>
+            </w:pPr>
+            <w:r>
+              <w:rPr>
+                <w:rFonts w:ascii="Times New Roman" w:hAnsi="Times New Roman"/>
+                <w:sz w:val="20"/>
+              </w:rPr>
+            </w:r>
+          </w:p>
+        </w:tc>
+        <w:tc>
+          <w:tcPr>
+            <w:tcW w:type="dxa" w:w="720"/>
+            <w:tcMar>
+              <w:top w:w="80" w:type="dxa"/>
+              <w:bottom w:w="80" w:type="dxa"/>
+              <w:left w:w="100" w:type="dxa"/>
+              <w:right w:w="100" w:type="dxa"/>
+            </w:tcMar>
+          </w:tcPr>
+          <w:p>
+            <w:pPr>
+              <w:spacing w:after="40"/>
+              <w:jc w:val="center"/>
+            </w:pPr>
+            <w:r>
+              <w:rPr>
+                <w:rFonts w:ascii="Times New Roman" w:hAnsi="Times New Roman"/>
+                <w:sz w:val="20"/>
+              </w:rPr>
             </w:r>
           </w:p>
         </w:tc>
       </w:tr>
       <w:tr>
-        <w:trPr/>
-        <w:tc>
-          <w:tcPr>
-            <w:tcW w:w="998" w:type="dxa"/>
-            <w:tcBorders>
-              <w:top w:val="single" w:sz="8" w:space="0" w:color="000000"/>
-              <w:start w:val="single" w:sz="8" w:space="0" w:color="000000"/>
-              <w:bottom w:val="single" w:sz="8" w:space="0" w:color="000000"/>
-              <w:end w:val="single" w:sz="8" w:space="0" w:color="000000"/>
-            </w:tcBorders>
-          </w:tcPr>
-          <w:p>
-            <w:pPr>
-              <w:pStyle w:val="normal1"/>
-              <w:spacing w:before="0" w:after="160"/>
+        <w:tc>
+          <w:tcPr>
+            <w:tcW w:type="dxa" w:w="576"/>
+            <w:tcMar>
+              <w:top w:w="80" w:type="dxa"/>
+              <w:bottom w:w="80" w:type="dxa"/>
+              <w:left w:w="100" w:type="dxa"/>
+              <w:right w:w="100" w:type="dxa"/>
+            </w:tcMar>
+          </w:tcPr>
+          <w:p>
+            <w:pPr>
+              <w:spacing w:after="40"/>
               <w:jc w:val="center"/>
-              <w:rPr/>
-            </w:pPr>
-            <w:r>
-              <w:rPr>
-                <w:rFonts w:eastAsia="Times New Roman" w:cs="Times New Roman" w:ascii="Times New Roman" w:hAnsi="Times New Roman"/>
-                <w:sz w:val="20"/>
-                <w:szCs w:val="20"/>
+            </w:pPr>
+            <w:r>
+              <w:rPr>
+                <w:rFonts w:ascii="Times New Roman" w:hAnsi="Times New Roman"/>
+                <w:sz w:val="20"/>
               </w:rPr>
               <w:t>4</w:t>
             </w:r>
@@ -13120,149 +10770,117 @@
         </w:tc>
         <w:tc>
           <w:tcPr>
-            <w:tcW w:w="1802" w:type="dxa"/>
-            <w:tcBorders>
-              <w:top w:val="single" w:sz="8" w:space="0" w:color="000000"/>
-              <w:start w:val="single" w:sz="8" w:space="0" w:color="000000"/>
-              <w:bottom w:val="single" w:sz="8" w:space="0" w:color="000000"/>
-              <w:end w:val="single" w:sz="8" w:space="0" w:color="000000"/>
-            </w:tcBorders>
-          </w:tcPr>
-          <w:p>
-            <w:pPr>
-              <w:pStyle w:val="normal1"/>
-              <w:widowControl/>
-              <w:bidi w:val="0"/>
-              <w:spacing w:lineRule="auto" w:line="259" w:before="0" w:after="160"/>
-              <w:jc w:val="start"/>
-              <w:rPr/>
-            </w:pPr>
-            <w:r>
-              <w:rPr/>
-            </w:r>
-          </w:p>
-        </w:tc>
-        <w:tc>
-          <w:tcPr>
-            <w:tcW w:w="1800" w:type="dxa"/>
-            <w:tcBorders>
-              <w:top w:val="single" w:sz="8" w:space="0" w:color="000000"/>
-              <w:start w:val="single" w:sz="8" w:space="0" w:color="000000"/>
-              <w:bottom w:val="single" w:sz="8" w:space="0" w:color="000000"/>
-              <w:end w:val="single" w:sz="8" w:space="0" w:color="000000"/>
-            </w:tcBorders>
-          </w:tcPr>
-          <w:p>
-            <w:pPr>
-              <w:pStyle w:val="normal1"/>
-              <w:widowControl/>
-              <w:bidi w:val="0"/>
-              <w:spacing w:lineRule="auto" w:line="259" w:before="0" w:after="160"/>
-              <w:jc w:val="start"/>
-              <w:rPr/>
-            </w:pPr>
-            <w:r>
-              <w:rPr/>
-            </w:r>
-          </w:p>
-        </w:tc>
-        <w:tc>
-          <w:tcPr>
-            <w:tcW w:w="1800" w:type="dxa"/>
-            <w:tcBorders>
-              <w:top w:val="single" w:sz="8" w:space="0" w:color="000000"/>
-              <w:start w:val="single" w:sz="8" w:space="0" w:color="000000"/>
-              <w:bottom w:val="single" w:sz="8" w:space="0" w:color="000000"/>
-              <w:end w:val="single" w:sz="8" w:space="0" w:color="000000"/>
-            </w:tcBorders>
-          </w:tcPr>
-          <w:p>
-            <w:pPr>
-              <w:pStyle w:val="normal1"/>
-              <w:widowControl/>
-              <w:bidi w:val="0"/>
-              <w:spacing w:lineRule="auto" w:line="259" w:before="0" w:after="160"/>
-              <w:jc w:val="start"/>
-              <w:rPr/>
-            </w:pPr>
-            <w:r>
-              <w:rPr/>
-            </w:r>
-          </w:p>
-        </w:tc>
-        <w:tc>
-          <w:tcPr>
-            <w:tcW w:w="1800" w:type="dxa"/>
-            <w:tcBorders>
-              <w:top w:val="single" w:sz="8" w:space="0" w:color="000000"/>
-              <w:start w:val="single" w:sz="8" w:space="0" w:color="000000"/>
-              <w:bottom w:val="single" w:sz="8" w:space="0" w:color="000000"/>
-              <w:end w:val="single" w:sz="8" w:space="0" w:color="000000"/>
-            </w:tcBorders>
-          </w:tcPr>
-          <w:p>
-            <w:pPr>
-              <w:pStyle w:val="normal1"/>
-              <w:widowControl/>
-              <w:bidi w:val="0"/>
-              <w:spacing w:lineRule="auto" w:line="259" w:before="0" w:after="160"/>
-              <w:jc w:val="start"/>
-              <w:rPr/>
-            </w:pPr>
-            <w:r>
-              <w:rPr/>
-            </w:r>
-          </w:p>
-        </w:tc>
-        <w:tc>
-          <w:tcPr>
-            <w:tcW w:w="2400" w:type="dxa"/>
-            <w:tcBorders>
-              <w:top w:val="single" w:sz="8" w:space="0" w:color="000000"/>
-              <w:start w:val="single" w:sz="8" w:space="0" w:color="000000"/>
-              <w:bottom w:val="single" w:sz="8" w:space="0" w:color="000000"/>
-              <w:end w:val="single" w:sz="8" w:space="0" w:color="000000"/>
-            </w:tcBorders>
-          </w:tcPr>
-          <w:p>
-            <w:pPr>
-              <w:pStyle w:val="normal1"/>
-              <w:widowControl/>
-              <w:bidi w:val="0"/>
-              <w:spacing w:lineRule="auto" w:line="259" w:before="0" w:after="160"/>
-              <w:jc w:val="start"/>
-              <w:rPr/>
-            </w:pPr>
-            <w:r>
-              <w:rPr/>
+            <w:tcW w:type="dxa" w:w="1728"/>
+            <w:tcMar>
+              <w:top w:w="80" w:type="dxa"/>
+              <w:bottom w:w="80" w:type="dxa"/>
+              <w:left w:w="100" w:type="dxa"/>
+              <w:right w:w="100" w:type="dxa"/>
+            </w:tcMar>
+          </w:tcPr>
+          <w:p>
+            <w:pPr>
+              <w:spacing w:after="40"/>
+            </w:pPr>
+            <w:r>
+              <w:rPr>
+                <w:rFonts w:ascii="Times New Roman" w:hAnsi="Times New Roman"/>
+                <w:sz w:val="20"/>
+              </w:rPr>
+              <w:t>Seguridad</w:t>
+            </w:r>
+          </w:p>
+        </w:tc>
+        <w:tc>
+          <w:tcPr>
+            <w:tcW w:type="dxa" w:w="5616"/>
+            <w:tcMar>
+              <w:top w:w="80" w:type="dxa"/>
+              <w:bottom w:w="80" w:type="dxa"/>
+              <w:left w:w="100" w:type="dxa"/>
+              <w:right w:w="100" w:type="dxa"/>
+            </w:tcMar>
+          </w:tcPr>
+          <w:p>
+            <w:pPr>
+              <w:spacing w:after="40"/>
+            </w:pPr>
+            <w:r>
+              <w:rPr>
+                <w:rFonts w:ascii="Times New Roman" w:hAnsi="Times New Roman"/>
+                <w:sz w:val="20"/>
+              </w:rPr>
+              <w:t>¿Dispone la empresa de mecanismos automatizados de respaldo para proteger la información frente a fallos del sistema o sobreescrituras?</w:t>
+            </w:r>
+          </w:p>
+        </w:tc>
+        <w:tc>
+          <w:tcPr>
+            <w:tcW w:type="dxa" w:w="720"/>
+            <w:tcMar>
+              <w:top w:w="80" w:type="dxa"/>
+              <w:bottom w:w="80" w:type="dxa"/>
+              <w:left w:w="100" w:type="dxa"/>
+              <w:right w:w="100" w:type="dxa"/>
+            </w:tcMar>
+          </w:tcPr>
+          <w:p>
+            <w:pPr>
+              <w:spacing w:after="40"/>
+              <w:jc w:val="center"/>
+            </w:pPr>
+            <w:r>
+              <w:rPr>
+                <w:rFonts w:ascii="Times New Roman" w:hAnsi="Times New Roman"/>
+                <w:sz w:val="20"/>
+              </w:rPr>
+            </w:r>
+          </w:p>
+        </w:tc>
+        <w:tc>
+          <w:tcPr>
+            <w:tcW w:type="dxa" w:w="720"/>
+            <w:tcMar>
+              <w:top w:w="80" w:type="dxa"/>
+              <w:bottom w:w="80" w:type="dxa"/>
+              <w:left w:w="100" w:type="dxa"/>
+              <w:right w:w="100" w:type="dxa"/>
+            </w:tcMar>
+          </w:tcPr>
+          <w:p>
+            <w:pPr>
+              <w:spacing w:after="40"/>
+              <w:jc w:val="center"/>
+            </w:pPr>
+            <w:r>
+              <w:rPr>
+                <w:rFonts w:ascii="Times New Roman" w:hAnsi="Times New Roman"/>
+                <w:sz w:val="20"/>
+              </w:rPr>
             </w:r>
           </w:p>
         </w:tc>
       </w:tr>
       <w:tr>
-        <w:trPr/>
-        <w:tc>
-          <w:tcPr>
-            <w:tcW w:w="998" w:type="dxa"/>
-            <w:tcBorders>
-              <w:top w:val="single" w:sz="8" w:space="0" w:color="000000"/>
-              <w:start w:val="single" w:sz="8" w:space="0" w:color="000000"/>
-              <w:bottom w:val="single" w:sz="8" w:space="0" w:color="000000"/>
-              <w:end w:val="single" w:sz="8" w:space="0" w:color="000000"/>
-            </w:tcBorders>
-          </w:tcPr>
-          <w:p>
-            <w:pPr>
-              <w:pStyle w:val="normal1"/>
-              <w:spacing w:before="0" w:after="160"/>
+        <w:tc>
+          <w:tcPr>
+            <w:tcW w:type="dxa" w:w="576"/>
+            <w:tcMar>
+              <w:top w:w="80" w:type="dxa"/>
+              <w:bottom w:w="80" w:type="dxa"/>
+              <w:left w:w="100" w:type="dxa"/>
+              <w:right w:w="100" w:type="dxa"/>
+            </w:tcMar>
+          </w:tcPr>
+          <w:p>
+            <w:pPr>
+              <w:spacing w:after="40"/>
               <w:jc w:val="center"/>
-              <w:rPr/>
-            </w:pPr>
-            <w:r>
-              <w:rPr>
-                <w:rFonts w:eastAsia="Times New Roman" w:cs="Times New Roman" w:ascii="Times New Roman" w:hAnsi="Times New Roman"/>
-                <w:sz w:val="20"/>
-                <w:szCs w:val="20"/>
+            </w:pPr>
+            <w:r>
+              <w:rPr>
+                <w:rFonts w:ascii="Times New Roman" w:hAnsi="Times New Roman"/>
+                <w:sz w:val="20"/>
               </w:rPr>
               <w:t>5</w:t>
             </w:r>
@@ -13270,149 +10888,117 @@
         </w:tc>
         <w:tc>
           <w:tcPr>
-            <w:tcW w:w="1802" w:type="dxa"/>
-            <w:tcBorders>
-              <w:top w:val="single" w:sz="8" w:space="0" w:color="000000"/>
-              <w:start w:val="single" w:sz="8" w:space="0" w:color="000000"/>
-              <w:bottom w:val="single" w:sz="8" w:space="0" w:color="000000"/>
-              <w:end w:val="single" w:sz="8" w:space="0" w:color="000000"/>
-            </w:tcBorders>
-          </w:tcPr>
-          <w:p>
-            <w:pPr>
-              <w:pStyle w:val="normal1"/>
-              <w:widowControl/>
-              <w:bidi w:val="0"/>
-              <w:spacing w:lineRule="auto" w:line="259" w:before="0" w:after="160"/>
-              <w:jc w:val="start"/>
-              <w:rPr/>
-            </w:pPr>
-            <w:r>
-              <w:rPr/>
-            </w:r>
-          </w:p>
-        </w:tc>
-        <w:tc>
-          <w:tcPr>
-            <w:tcW w:w="1800" w:type="dxa"/>
-            <w:tcBorders>
-              <w:top w:val="single" w:sz="8" w:space="0" w:color="000000"/>
-              <w:start w:val="single" w:sz="8" w:space="0" w:color="000000"/>
-              <w:bottom w:val="single" w:sz="8" w:space="0" w:color="000000"/>
-              <w:end w:val="single" w:sz="8" w:space="0" w:color="000000"/>
-            </w:tcBorders>
-          </w:tcPr>
-          <w:p>
-            <w:pPr>
-              <w:pStyle w:val="normal1"/>
-              <w:widowControl/>
-              <w:bidi w:val="0"/>
-              <w:spacing w:lineRule="auto" w:line="259" w:before="0" w:after="160"/>
-              <w:jc w:val="start"/>
-              <w:rPr/>
-            </w:pPr>
-            <w:r>
-              <w:rPr/>
-            </w:r>
-          </w:p>
-        </w:tc>
-        <w:tc>
-          <w:tcPr>
-            <w:tcW w:w="1800" w:type="dxa"/>
-            <w:tcBorders>
-              <w:top w:val="single" w:sz="8" w:space="0" w:color="000000"/>
-              <w:start w:val="single" w:sz="8" w:space="0" w:color="000000"/>
-              <w:bottom w:val="single" w:sz="8" w:space="0" w:color="000000"/>
-              <w:end w:val="single" w:sz="8" w:space="0" w:color="000000"/>
-            </w:tcBorders>
-          </w:tcPr>
-          <w:p>
-            <w:pPr>
-              <w:pStyle w:val="normal1"/>
-              <w:widowControl/>
-              <w:bidi w:val="0"/>
-              <w:spacing w:lineRule="auto" w:line="259" w:before="0" w:after="160"/>
-              <w:jc w:val="start"/>
-              <w:rPr/>
-            </w:pPr>
-            <w:r>
-              <w:rPr/>
-            </w:r>
-          </w:p>
-        </w:tc>
-        <w:tc>
-          <w:tcPr>
-            <w:tcW w:w="1800" w:type="dxa"/>
-            <w:tcBorders>
-              <w:top w:val="single" w:sz="8" w:space="0" w:color="000000"/>
-              <w:start w:val="single" w:sz="8" w:space="0" w:color="000000"/>
-              <w:bottom w:val="single" w:sz="8" w:space="0" w:color="000000"/>
-              <w:end w:val="single" w:sz="8" w:space="0" w:color="000000"/>
-            </w:tcBorders>
-          </w:tcPr>
-          <w:p>
-            <w:pPr>
-              <w:pStyle w:val="normal1"/>
-              <w:widowControl/>
-              <w:bidi w:val="0"/>
-              <w:spacing w:lineRule="auto" w:line="259" w:before="0" w:after="160"/>
-              <w:jc w:val="start"/>
-              <w:rPr/>
-            </w:pPr>
-            <w:r>
-              <w:rPr/>
-            </w:r>
-          </w:p>
-        </w:tc>
-        <w:tc>
-          <w:tcPr>
-            <w:tcW w:w="2400" w:type="dxa"/>
-            <w:tcBorders>
-              <w:top w:val="single" w:sz="8" w:space="0" w:color="000000"/>
-              <w:start w:val="single" w:sz="8" w:space="0" w:color="000000"/>
-              <w:bottom w:val="single" w:sz="8" w:space="0" w:color="000000"/>
-              <w:end w:val="single" w:sz="8" w:space="0" w:color="000000"/>
-            </w:tcBorders>
-          </w:tcPr>
-          <w:p>
-            <w:pPr>
-              <w:pStyle w:val="normal1"/>
-              <w:widowControl/>
-              <w:bidi w:val="0"/>
-              <w:spacing w:lineRule="auto" w:line="259" w:before="0" w:after="160"/>
-              <w:jc w:val="start"/>
-              <w:rPr/>
-            </w:pPr>
-            <w:r>
-              <w:rPr/>
+            <w:tcW w:type="dxa" w:w="1728"/>
+            <w:tcMar>
+              <w:top w:w="80" w:type="dxa"/>
+              <w:bottom w:w="80" w:type="dxa"/>
+              <w:left w:w="100" w:type="dxa"/>
+              <w:right w:w="100" w:type="dxa"/>
+            </w:tcMar>
+          </w:tcPr>
+          <w:p>
+            <w:pPr>
+              <w:spacing w:after="40"/>
+            </w:pPr>
+            <w:r>
+              <w:rPr>
+                <w:rFonts w:ascii="Times New Roman" w:hAnsi="Times New Roman"/>
+                <w:sz w:val="20"/>
+              </w:rPr>
+              <w:t>Esquema de BD</w:t>
+            </w:r>
+          </w:p>
+        </w:tc>
+        <w:tc>
+          <w:tcPr>
+            <w:tcW w:type="dxa" w:w="5616"/>
+            <w:tcMar>
+              <w:top w:w="80" w:type="dxa"/>
+              <w:bottom w:w="80" w:type="dxa"/>
+              <w:left w:w="100" w:type="dxa"/>
+              <w:right w:w="100" w:type="dxa"/>
+            </w:tcMar>
+          </w:tcPr>
+          <w:p>
+            <w:pPr>
+              <w:spacing w:after="40"/>
+            </w:pPr>
+            <w:r>
+              <w:rPr>
+                <w:rFonts w:ascii="Times New Roman" w:hAnsi="Times New Roman"/>
+                <w:sz w:val="20"/>
+              </w:rPr>
+              <w:t>¿Es fundamental un sistema centralizado para la trazabilidad?</w:t>
+            </w:r>
+          </w:p>
+        </w:tc>
+        <w:tc>
+          <w:tcPr>
+            <w:tcW w:type="dxa" w:w="720"/>
+            <w:tcMar>
+              <w:top w:w="80" w:type="dxa"/>
+              <w:bottom w:w="80" w:type="dxa"/>
+              <w:left w:w="100" w:type="dxa"/>
+              <w:right w:w="100" w:type="dxa"/>
+            </w:tcMar>
+          </w:tcPr>
+          <w:p>
+            <w:pPr>
+              <w:spacing w:after="40"/>
+              <w:jc w:val="center"/>
+            </w:pPr>
+            <w:r>
+              <w:rPr>
+                <w:rFonts w:ascii="Times New Roman" w:hAnsi="Times New Roman"/>
+                <w:sz w:val="20"/>
+              </w:rPr>
+            </w:r>
+          </w:p>
+        </w:tc>
+        <w:tc>
+          <w:tcPr>
+            <w:tcW w:type="dxa" w:w="720"/>
+            <w:tcMar>
+              <w:top w:w="80" w:type="dxa"/>
+              <w:bottom w:w="80" w:type="dxa"/>
+              <w:left w:w="100" w:type="dxa"/>
+              <w:right w:w="100" w:type="dxa"/>
+            </w:tcMar>
+          </w:tcPr>
+          <w:p>
+            <w:pPr>
+              <w:spacing w:after="40"/>
+              <w:jc w:val="center"/>
+            </w:pPr>
+            <w:r>
+              <w:rPr>
+                <w:rFonts w:ascii="Times New Roman" w:hAnsi="Times New Roman"/>
+                <w:sz w:val="20"/>
+              </w:rPr>
             </w:r>
           </w:p>
         </w:tc>
       </w:tr>
       <w:tr>
-        <w:trPr/>
-        <w:tc>
-          <w:tcPr>
-            <w:tcW w:w="998" w:type="dxa"/>
-            <w:tcBorders>
-              <w:top w:val="single" w:sz="8" w:space="0" w:color="000000"/>
-              <w:start w:val="single" w:sz="8" w:space="0" w:color="000000"/>
-              <w:bottom w:val="single" w:sz="8" w:space="0" w:color="000000"/>
-              <w:end w:val="single" w:sz="8" w:space="0" w:color="000000"/>
-            </w:tcBorders>
-          </w:tcPr>
-          <w:p>
-            <w:pPr>
-              <w:pStyle w:val="normal1"/>
-              <w:spacing w:before="0" w:after="160"/>
+        <w:tc>
+          <w:tcPr>
+            <w:tcW w:type="dxa" w:w="576"/>
+            <w:tcMar>
+              <w:top w:w="80" w:type="dxa"/>
+              <w:bottom w:w="80" w:type="dxa"/>
+              <w:left w:w="100" w:type="dxa"/>
+              <w:right w:w="100" w:type="dxa"/>
+            </w:tcMar>
+          </w:tcPr>
+          <w:p>
+            <w:pPr>
+              <w:spacing w:after="40"/>
               <w:jc w:val="center"/>
-              <w:rPr/>
-            </w:pPr>
-            <w:r>
-              <w:rPr>
-                <w:rFonts w:eastAsia="Times New Roman" w:cs="Times New Roman" w:ascii="Times New Roman" w:hAnsi="Times New Roman"/>
-                <w:sz w:val="20"/>
-                <w:szCs w:val="20"/>
+            </w:pPr>
+            <w:r>
+              <w:rPr>
+                <w:rFonts w:ascii="Times New Roman" w:hAnsi="Times New Roman"/>
+                <w:sz w:val="20"/>
               </w:rPr>
               <w:t>6</w:t>
             </w:r>
@@ -13420,149 +11006,117 @@
         </w:tc>
         <w:tc>
           <w:tcPr>
-            <w:tcW w:w="1802" w:type="dxa"/>
-            <w:tcBorders>
-              <w:top w:val="single" w:sz="8" w:space="0" w:color="000000"/>
-              <w:start w:val="single" w:sz="8" w:space="0" w:color="000000"/>
-              <w:bottom w:val="single" w:sz="8" w:space="0" w:color="000000"/>
-              <w:end w:val="single" w:sz="8" w:space="0" w:color="000000"/>
-            </w:tcBorders>
-          </w:tcPr>
-          <w:p>
-            <w:pPr>
-              <w:pStyle w:val="normal1"/>
-              <w:widowControl/>
-              <w:bidi w:val="0"/>
-              <w:spacing w:lineRule="auto" w:line="259" w:before="0" w:after="160"/>
-              <w:jc w:val="start"/>
-              <w:rPr/>
-            </w:pPr>
-            <w:r>
-              <w:rPr/>
-            </w:r>
-          </w:p>
-        </w:tc>
-        <w:tc>
-          <w:tcPr>
-            <w:tcW w:w="1800" w:type="dxa"/>
-            <w:tcBorders>
-              <w:top w:val="single" w:sz="8" w:space="0" w:color="000000"/>
-              <w:start w:val="single" w:sz="8" w:space="0" w:color="000000"/>
-              <w:bottom w:val="single" w:sz="8" w:space="0" w:color="000000"/>
-              <w:end w:val="single" w:sz="8" w:space="0" w:color="000000"/>
-            </w:tcBorders>
-          </w:tcPr>
-          <w:p>
-            <w:pPr>
-              <w:pStyle w:val="normal1"/>
-              <w:widowControl/>
-              <w:bidi w:val="0"/>
-              <w:spacing w:lineRule="auto" w:line="259" w:before="0" w:after="160"/>
-              <w:jc w:val="start"/>
-              <w:rPr/>
-            </w:pPr>
-            <w:r>
-              <w:rPr/>
-            </w:r>
-          </w:p>
-        </w:tc>
-        <w:tc>
-          <w:tcPr>
-            <w:tcW w:w="1800" w:type="dxa"/>
-            <w:tcBorders>
-              <w:top w:val="single" w:sz="8" w:space="0" w:color="000000"/>
-              <w:start w:val="single" w:sz="8" w:space="0" w:color="000000"/>
-              <w:bottom w:val="single" w:sz="8" w:space="0" w:color="000000"/>
-              <w:end w:val="single" w:sz="8" w:space="0" w:color="000000"/>
-            </w:tcBorders>
-          </w:tcPr>
-          <w:p>
-            <w:pPr>
-              <w:pStyle w:val="normal1"/>
-              <w:widowControl/>
-              <w:bidi w:val="0"/>
-              <w:spacing w:lineRule="auto" w:line="259" w:before="0" w:after="160"/>
-              <w:jc w:val="start"/>
-              <w:rPr/>
-            </w:pPr>
-            <w:r>
-              <w:rPr/>
-            </w:r>
-          </w:p>
-        </w:tc>
-        <w:tc>
-          <w:tcPr>
-            <w:tcW w:w="1800" w:type="dxa"/>
-            <w:tcBorders>
-              <w:top w:val="single" w:sz="8" w:space="0" w:color="000000"/>
-              <w:start w:val="single" w:sz="8" w:space="0" w:color="000000"/>
-              <w:bottom w:val="single" w:sz="8" w:space="0" w:color="000000"/>
-              <w:end w:val="single" w:sz="8" w:space="0" w:color="000000"/>
-            </w:tcBorders>
-          </w:tcPr>
-          <w:p>
-            <w:pPr>
-              <w:pStyle w:val="normal1"/>
-              <w:widowControl/>
-              <w:bidi w:val="0"/>
-              <w:spacing w:lineRule="auto" w:line="259" w:before="0" w:after="160"/>
-              <w:jc w:val="start"/>
-              <w:rPr/>
-            </w:pPr>
-            <w:r>
-              <w:rPr/>
-            </w:r>
-          </w:p>
-        </w:tc>
-        <w:tc>
-          <w:tcPr>
-            <w:tcW w:w="2400" w:type="dxa"/>
-            <w:tcBorders>
-              <w:top w:val="single" w:sz="8" w:space="0" w:color="000000"/>
-              <w:start w:val="single" w:sz="8" w:space="0" w:color="000000"/>
-              <w:bottom w:val="single" w:sz="8" w:space="0" w:color="000000"/>
-              <w:end w:val="single" w:sz="8" w:space="0" w:color="000000"/>
-            </w:tcBorders>
-          </w:tcPr>
-          <w:p>
-            <w:pPr>
-              <w:pStyle w:val="normal1"/>
-              <w:widowControl/>
-              <w:bidi w:val="0"/>
-              <w:spacing w:lineRule="auto" w:line="259" w:before="0" w:after="160"/>
-              <w:jc w:val="start"/>
-              <w:rPr/>
-            </w:pPr>
-            <w:r>
-              <w:rPr/>
+            <w:tcW w:type="dxa" w:w="1728"/>
+            <w:tcMar>
+              <w:top w:w="80" w:type="dxa"/>
+              <w:bottom w:w="80" w:type="dxa"/>
+              <w:left w:w="100" w:type="dxa"/>
+              <w:right w:w="100" w:type="dxa"/>
+            </w:tcMar>
+          </w:tcPr>
+          <w:p>
+            <w:pPr>
+              <w:spacing w:after="40"/>
+            </w:pPr>
+            <w:r>
+              <w:rPr>
+                <w:rFonts w:ascii="Times New Roman" w:hAnsi="Times New Roman"/>
+                <w:sz w:val="20"/>
+              </w:rPr>
+              <w:t>Prototipo visual</w:t>
+            </w:r>
+          </w:p>
+        </w:tc>
+        <w:tc>
+          <w:tcPr>
+            <w:tcW w:type="dxa" w:w="5616"/>
+            <w:tcMar>
+              <w:top w:w="80" w:type="dxa"/>
+              <w:bottom w:w="80" w:type="dxa"/>
+              <w:left w:w="100" w:type="dxa"/>
+              <w:right w:w="100" w:type="dxa"/>
+            </w:tcMar>
+          </w:tcPr>
+          <w:p>
+            <w:pPr>
+              <w:spacing w:after="40"/>
+            </w:pPr>
+            <w:r>
+              <w:rPr>
+                <w:rFonts w:ascii="Times New Roman" w:hAnsi="Times New Roman"/>
+                <w:sz w:val="20"/>
+              </w:rPr>
+              <w:t>¿Deben las interfaces ser intuitivas para facilitar el uso?</w:t>
+            </w:r>
+          </w:p>
+        </w:tc>
+        <w:tc>
+          <w:tcPr>
+            <w:tcW w:type="dxa" w:w="720"/>
+            <w:tcMar>
+              <w:top w:w="80" w:type="dxa"/>
+              <w:bottom w:w="80" w:type="dxa"/>
+              <w:left w:w="100" w:type="dxa"/>
+              <w:right w:w="100" w:type="dxa"/>
+            </w:tcMar>
+          </w:tcPr>
+          <w:p>
+            <w:pPr>
+              <w:spacing w:after="40"/>
+              <w:jc w:val="center"/>
+            </w:pPr>
+            <w:r>
+              <w:rPr>
+                <w:rFonts w:ascii="Times New Roman" w:hAnsi="Times New Roman"/>
+                <w:sz w:val="20"/>
+              </w:rPr>
+            </w:r>
+          </w:p>
+        </w:tc>
+        <w:tc>
+          <w:tcPr>
+            <w:tcW w:type="dxa" w:w="720"/>
+            <w:tcMar>
+              <w:top w:w="80" w:type="dxa"/>
+              <w:bottom w:w="80" w:type="dxa"/>
+              <w:left w:w="100" w:type="dxa"/>
+              <w:right w:w="100" w:type="dxa"/>
+            </w:tcMar>
+          </w:tcPr>
+          <w:p>
+            <w:pPr>
+              <w:spacing w:after="40"/>
+              <w:jc w:val="center"/>
+            </w:pPr>
+            <w:r>
+              <w:rPr>
+                <w:rFonts w:ascii="Times New Roman" w:hAnsi="Times New Roman"/>
+                <w:sz w:val="20"/>
+              </w:rPr>
             </w:r>
           </w:p>
         </w:tc>
       </w:tr>
       <w:tr>
-        <w:trPr/>
-        <w:tc>
-          <w:tcPr>
-            <w:tcW w:w="998" w:type="dxa"/>
-            <w:tcBorders>
-              <w:top w:val="single" w:sz="8" w:space="0" w:color="000000"/>
-              <w:start w:val="single" w:sz="8" w:space="0" w:color="000000"/>
-              <w:bottom w:val="single" w:sz="8" w:space="0" w:color="000000"/>
-              <w:end w:val="single" w:sz="8" w:space="0" w:color="000000"/>
-            </w:tcBorders>
-          </w:tcPr>
-          <w:p>
-            <w:pPr>
-              <w:pStyle w:val="normal1"/>
-              <w:spacing w:before="0" w:after="160"/>
+        <w:tc>
+          <w:tcPr>
+            <w:tcW w:type="dxa" w:w="576"/>
+            <w:tcMar>
+              <w:top w:w="80" w:type="dxa"/>
+              <w:bottom w:w="80" w:type="dxa"/>
+              <w:left w:w="100" w:type="dxa"/>
+              <w:right w:w="100" w:type="dxa"/>
+            </w:tcMar>
+          </w:tcPr>
+          <w:p>
+            <w:pPr>
+              <w:spacing w:after="40"/>
               <w:jc w:val="center"/>
-              <w:rPr/>
-            </w:pPr>
-            <w:r>
-              <w:rPr>
-                <w:rFonts w:eastAsia="Times New Roman" w:cs="Times New Roman" w:ascii="Times New Roman" w:hAnsi="Times New Roman"/>
-                <w:sz w:val="20"/>
-                <w:szCs w:val="20"/>
+            </w:pPr>
+            <w:r>
+              <w:rPr>
+                <w:rFonts w:ascii="Times New Roman" w:hAnsi="Times New Roman"/>
+                <w:sz w:val="20"/>
               </w:rPr>
               <w:t>7</w:t>
             </w:r>
@@ -13570,149 +11124,117 @@
         </w:tc>
         <w:tc>
           <w:tcPr>
-            <w:tcW w:w="1802" w:type="dxa"/>
-            <w:tcBorders>
-              <w:top w:val="single" w:sz="8" w:space="0" w:color="000000"/>
-              <w:start w:val="single" w:sz="8" w:space="0" w:color="000000"/>
-              <w:bottom w:val="single" w:sz="8" w:space="0" w:color="000000"/>
-              <w:end w:val="single" w:sz="8" w:space="0" w:color="000000"/>
-            </w:tcBorders>
-          </w:tcPr>
-          <w:p>
-            <w:pPr>
-              <w:pStyle w:val="normal1"/>
-              <w:widowControl/>
-              <w:bidi w:val="0"/>
-              <w:spacing w:lineRule="auto" w:line="259" w:before="0" w:after="160"/>
-              <w:jc w:val="start"/>
-              <w:rPr/>
-            </w:pPr>
-            <w:r>
-              <w:rPr/>
-            </w:r>
-          </w:p>
-        </w:tc>
-        <w:tc>
-          <w:tcPr>
-            <w:tcW w:w="1800" w:type="dxa"/>
-            <w:tcBorders>
-              <w:top w:val="single" w:sz="8" w:space="0" w:color="000000"/>
-              <w:start w:val="single" w:sz="8" w:space="0" w:color="000000"/>
-              <w:bottom w:val="single" w:sz="8" w:space="0" w:color="000000"/>
-              <w:end w:val="single" w:sz="8" w:space="0" w:color="000000"/>
-            </w:tcBorders>
-          </w:tcPr>
-          <w:p>
-            <w:pPr>
-              <w:pStyle w:val="normal1"/>
-              <w:widowControl/>
-              <w:bidi w:val="0"/>
-              <w:spacing w:lineRule="auto" w:line="259" w:before="0" w:after="160"/>
-              <w:jc w:val="start"/>
-              <w:rPr/>
-            </w:pPr>
-            <w:r>
-              <w:rPr/>
-            </w:r>
-          </w:p>
-        </w:tc>
-        <w:tc>
-          <w:tcPr>
-            <w:tcW w:w="1800" w:type="dxa"/>
-            <w:tcBorders>
-              <w:top w:val="single" w:sz="8" w:space="0" w:color="000000"/>
-              <w:start w:val="single" w:sz="8" w:space="0" w:color="000000"/>
-              <w:bottom w:val="single" w:sz="8" w:space="0" w:color="000000"/>
-              <w:end w:val="single" w:sz="8" w:space="0" w:color="000000"/>
-            </w:tcBorders>
-          </w:tcPr>
-          <w:p>
-            <w:pPr>
-              <w:pStyle w:val="normal1"/>
-              <w:widowControl/>
-              <w:bidi w:val="0"/>
-              <w:spacing w:lineRule="auto" w:line="259" w:before="0" w:after="160"/>
-              <w:jc w:val="start"/>
-              <w:rPr/>
-            </w:pPr>
-            <w:r>
-              <w:rPr/>
-            </w:r>
-          </w:p>
-        </w:tc>
-        <w:tc>
-          <w:tcPr>
-            <w:tcW w:w="1800" w:type="dxa"/>
-            <w:tcBorders>
-              <w:top w:val="single" w:sz="8" w:space="0" w:color="000000"/>
-              <w:start w:val="single" w:sz="8" w:space="0" w:color="000000"/>
-              <w:bottom w:val="single" w:sz="8" w:space="0" w:color="000000"/>
-              <w:end w:val="single" w:sz="8" w:space="0" w:color="000000"/>
-            </w:tcBorders>
-          </w:tcPr>
-          <w:p>
-            <w:pPr>
-              <w:pStyle w:val="normal1"/>
-              <w:widowControl/>
-              <w:bidi w:val="0"/>
-              <w:spacing w:lineRule="auto" w:line="259" w:before="0" w:after="160"/>
-              <w:jc w:val="start"/>
-              <w:rPr/>
-            </w:pPr>
-            <w:r>
-              <w:rPr/>
-            </w:r>
-          </w:p>
-        </w:tc>
-        <w:tc>
-          <w:tcPr>
-            <w:tcW w:w="2400" w:type="dxa"/>
-            <w:tcBorders>
-              <w:top w:val="single" w:sz="8" w:space="0" w:color="000000"/>
-              <w:start w:val="single" w:sz="8" w:space="0" w:color="000000"/>
-              <w:bottom w:val="single" w:sz="8" w:space="0" w:color="000000"/>
-              <w:end w:val="single" w:sz="8" w:space="0" w:color="000000"/>
-            </w:tcBorders>
-          </w:tcPr>
-          <w:p>
-            <w:pPr>
-              <w:pStyle w:val="normal1"/>
-              <w:widowControl/>
-              <w:bidi w:val="0"/>
-              <w:spacing w:lineRule="auto" w:line="259" w:before="0" w:after="160"/>
-              <w:jc w:val="start"/>
-              <w:rPr/>
-            </w:pPr>
-            <w:r>
-              <w:rPr/>
+            <w:tcW w:type="dxa" w:w="1728"/>
+            <w:tcMar>
+              <w:top w:w="80" w:type="dxa"/>
+              <w:bottom w:w="80" w:type="dxa"/>
+              <w:left w:w="100" w:type="dxa"/>
+              <w:right w:w="100" w:type="dxa"/>
+            </w:tcMar>
+          </w:tcPr>
+          <w:p>
+            <w:pPr>
+              <w:spacing w:after="40"/>
+            </w:pPr>
+            <w:r>
+              <w:rPr>
+                <w:rFonts w:ascii="Times New Roman" w:hAnsi="Times New Roman"/>
+                <w:sz w:val="20"/>
+              </w:rPr>
+              <w:t>Reportes generados</w:t>
+            </w:r>
+          </w:p>
+        </w:tc>
+        <w:tc>
+          <w:tcPr>
+            <w:tcW w:type="dxa" w:w="5616"/>
+            <w:tcMar>
+              <w:top w:w="80" w:type="dxa"/>
+              <w:bottom w:w="80" w:type="dxa"/>
+              <w:left w:w="100" w:type="dxa"/>
+              <w:right w:w="100" w:type="dxa"/>
+            </w:tcMar>
+          </w:tcPr>
+          <w:p>
+            <w:pPr>
+              <w:spacing w:after="40"/>
+            </w:pPr>
+            <w:r>
+              <w:rPr>
+                <w:rFonts w:ascii="Times New Roman" w:hAnsi="Times New Roman"/>
+                <w:sz w:val="20"/>
+              </w:rPr>
+              <w:t>¿Requiere reportes administrativos automáticos para gerencia?</w:t>
+            </w:r>
+          </w:p>
+        </w:tc>
+        <w:tc>
+          <w:tcPr>
+            <w:tcW w:type="dxa" w:w="720"/>
+            <w:tcMar>
+              <w:top w:w="80" w:type="dxa"/>
+              <w:bottom w:w="80" w:type="dxa"/>
+              <w:left w:w="100" w:type="dxa"/>
+              <w:right w:w="100" w:type="dxa"/>
+            </w:tcMar>
+          </w:tcPr>
+          <w:p>
+            <w:pPr>
+              <w:spacing w:after="40"/>
+              <w:jc w:val="center"/>
+            </w:pPr>
+            <w:r>
+              <w:rPr>
+                <w:rFonts w:ascii="Times New Roman" w:hAnsi="Times New Roman"/>
+                <w:sz w:val="20"/>
+              </w:rPr>
+            </w:r>
+          </w:p>
+        </w:tc>
+        <w:tc>
+          <w:tcPr>
+            <w:tcW w:type="dxa" w:w="720"/>
+            <w:tcMar>
+              <w:top w:w="80" w:type="dxa"/>
+              <w:bottom w:w="80" w:type="dxa"/>
+              <w:left w:w="100" w:type="dxa"/>
+              <w:right w:w="100" w:type="dxa"/>
+            </w:tcMar>
+          </w:tcPr>
+          <w:p>
+            <w:pPr>
+              <w:spacing w:after="40"/>
+              <w:jc w:val="center"/>
+            </w:pPr>
+            <w:r>
+              <w:rPr>
+                <w:rFonts w:ascii="Times New Roman" w:hAnsi="Times New Roman"/>
+                <w:sz w:val="20"/>
+              </w:rPr>
             </w:r>
           </w:p>
         </w:tc>
       </w:tr>
       <w:tr>
-        <w:trPr/>
-        <w:tc>
-          <w:tcPr>
-            <w:tcW w:w="998" w:type="dxa"/>
-            <w:tcBorders>
-              <w:top w:val="single" w:sz="8" w:space="0" w:color="000000"/>
-              <w:start w:val="single" w:sz="8" w:space="0" w:color="000000"/>
-              <w:bottom w:val="single" w:sz="8" w:space="0" w:color="000000"/>
-              <w:end w:val="single" w:sz="8" w:space="0" w:color="000000"/>
-            </w:tcBorders>
-          </w:tcPr>
-          <w:p>
-            <w:pPr>
-              <w:pStyle w:val="normal1"/>
-              <w:spacing w:before="0" w:after="160"/>
+        <w:tc>
+          <w:tcPr>
+            <w:tcW w:type="dxa" w:w="576"/>
+            <w:tcMar>
+              <w:top w:w="80" w:type="dxa"/>
+              <w:bottom w:w="80" w:type="dxa"/>
+              <w:left w:w="100" w:type="dxa"/>
+              <w:right w:w="100" w:type="dxa"/>
+            </w:tcMar>
+          </w:tcPr>
+          <w:p>
+            <w:pPr>
+              <w:spacing w:after="40"/>
               <w:jc w:val="center"/>
-              <w:rPr/>
-            </w:pPr>
-            <w:r>
-              <w:rPr>
-                <w:rFonts w:eastAsia="Times New Roman" w:cs="Times New Roman" w:ascii="Times New Roman" w:hAnsi="Times New Roman"/>
-                <w:sz w:val="20"/>
-                <w:szCs w:val="20"/>
+            </w:pPr>
+            <w:r>
+              <w:rPr>
+                <w:rFonts w:ascii="Times New Roman" w:hAnsi="Times New Roman"/>
+                <w:sz w:val="20"/>
               </w:rPr>
               <w:t>8</w:t>
             </w:r>
@@ -13720,464 +11242,2026 @@
         </w:tc>
         <w:tc>
           <w:tcPr>
-            <w:tcW w:w="1802" w:type="dxa"/>
-            <w:tcBorders>
-              <w:top w:val="single" w:sz="8" w:space="0" w:color="000000"/>
-              <w:start w:val="single" w:sz="8" w:space="0" w:color="000000"/>
-              <w:bottom w:val="single" w:sz="8" w:space="0" w:color="000000"/>
-              <w:end w:val="single" w:sz="8" w:space="0" w:color="000000"/>
-            </w:tcBorders>
-          </w:tcPr>
-          <w:p>
-            <w:pPr>
-              <w:pStyle w:val="normal1"/>
-              <w:widowControl/>
-              <w:bidi w:val="0"/>
-              <w:spacing w:lineRule="auto" w:line="259" w:before="0" w:after="160"/>
-              <w:jc w:val="start"/>
-              <w:rPr/>
-            </w:pPr>
-            <w:r>
-              <w:rPr/>
-            </w:r>
-          </w:p>
-        </w:tc>
-        <w:tc>
-          <w:tcPr>
-            <w:tcW w:w="1800" w:type="dxa"/>
-            <w:tcBorders>
-              <w:top w:val="single" w:sz="8" w:space="0" w:color="000000"/>
-              <w:start w:val="single" w:sz="8" w:space="0" w:color="000000"/>
-              <w:bottom w:val="single" w:sz="8" w:space="0" w:color="000000"/>
-              <w:end w:val="single" w:sz="8" w:space="0" w:color="000000"/>
-            </w:tcBorders>
-          </w:tcPr>
-          <w:p>
-            <w:pPr>
-              <w:pStyle w:val="normal1"/>
-              <w:widowControl/>
-              <w:bidi w:val="0"/>
-              <w:spacing w:lineRule="auto" w:line="259" w:before="0" w:after="160"/>
-              <w:jc w:val="start"/>
-              <w:rPr/>
-            </w:pPr>
-            <w:r>
-              <w:rPr/>
-            </w:r>
-          </w:p>
-        </w:tc>
-        <w:tc>
-          <w:tcPr>
-            <w:tcW w:w="1800" w:type="dxa"/>
-            <w:tcBorders>
-              <w:top w:val="single" w:sz="8" w:space="0" w:color="000000"/>
-              <w:start w:val="single" w:sz="8" w:space="0" w:color="000000"/>
-              <w:bottom w:val="single" w:sz="8" w:space="0" w:color="000000"/>
-              <w:end w:val="single" w:sz="8" w:space="0" w:color="000000"/>
-            </w:tcBorders>
-          </w:tcPr>
-          <w:p>
-            <w:pPr>
-              <w:pStyle w:val="normal1"/>
-              <w:widowControl/>
-              <w:bidi w:val="0"/>
-              <w:spacing w:lineRule="auto" w:line="259" w:before="0" w:after="160"/>
-              <w:jc w:val="start"/>
-              <w:rPr/>
-            </w:pPr>
-            <w:r>
-              <w:rPr/>
-            </w:r>
-          </w:p>
-        </w:tc>
-        <w:tc>
-          <w:tcPr>
-            <w:tcW w:w="1800" w:type="dxa"/>
-            <w:tcBorders>
-              <w:top w:val="single" w:sz="8" w:space="0" w:color="000000"/>
-              <w:start w:val="single" w:sz="8" w:space="0" w:color="000000"/>
-              <w:bottom w:val="single" w:sz="8" w:space="0" w:color="000000"/>
-              <w:end w:val="single" w:sz="8" w:space="0" w:color="000000"/>
-            </w:tcBorders>
-          </w:tcPr>
-          <w:p>
-            <w:pPr>
-              <w:pStyle w:val="normal1"/>
-              <w:widowControl/>
-              <w:bidi w:val="0"/>
-              <w:spacing w:lineRule="auto" w:line="259" w:before="0" w:after="160"/>
-              <w:jc w:val="start"/>
-              <w:rPr/>
-            </w:pPr>
-            <w:r>
-              <w:rPr/>
-            </w:r>
-          </w:p>
-        </w:tc>
-        <w:tc>
-          <w:tcPr>
-            <w:tcW w:w="2400" w:type="dxa"/>
-            <w:tcBorders>
-              <w:top w:val="single" w:sz="8" w:space="0" w:color="000000"/>
-              <w:start w:val="single" w:sz="8" w:space="0" w:color="000000"/>
-              <w:bottom w:val="single" w:sz="8" w:space="0" w:color="000000"/>
-              <w:end w:val="single" w:sz="8" w:space="0" w:color="000000"/>
-            </w:tcBorders>
-          </w:tcPr>
-          <w:p>
-            <w:pPr>
-              <w:pStyle w:val="normal1"/>
-              <w:widowControl/>
-              <w:bidi w:val="0"/>
-              <w:spacing w:lineRule="auto" w:line="259" w:before="0" w:after="160"/>
-              <w:jc w:val="start"/>
-              <w:rPr/>
-            </w:pPr>
-            <w:r>
-              <w:rPr/>
+            <w:tcW w:type="dxa" w:w="1728"/>
+            <w:tcMar>
+              <w:top w:w="80" w:type="dxa"/>
+              <w:bottom w:w="80" w:type="dxa"/>
+              <w:left w:w="100" w:type="dxa"/>
+              <w:right w:w="100" w:type="dxa"/>
+            </w:tcMar>
+          </w:tcPr>
+          <w:p>
+            <w:pPr>
+              <w:spacing w:after="40"/>
+            </w:pPr>
+            <w:r>
+              <w:rPr>
+                <w:rFonts w:ascii="Times New Roman" w:hAnsi="Times New Roman"/>
+                <w:sz w:val="20"/>
+              </w:rPr>
+              <w:t>Consultas exitosas</w:t>
+            </w:r>
+          </w:p>
+        </w:tc>
+        <w:tc>
+          <w:tcPr>
+            <w:tcW w:type="dxa" w:w="5616"/>
+            <w:tcMar>
+              <w:top w:w="80" w:type="dxa"/>
+              <w:bottom w:w="80" w:type="dxa"/>
+              <w:left w:w="100" w:type="dxa"/>
+              <w:right w:w="100" w:type="dxa"/>
+            </w:tcMar>
+          </w:tcPr>
+          <w:p>
+            <w:pPr>
+              <w:spacing w:after="40"/>
+            </w:pPr>
+            <w:r>
+              <w:rPr>
+                <w:rFonts w:ascii="Times New Roman" w:hAnsi="Times New Roman"/>
+                <w:sz w:val="20"/>
+              </w:rPr>
+              <w:t>¿Es la automatización de consultas esencial para el flujo de trabajo?</w:t>
+            </w:r>
+          </w:p>
+        </w:tc>
+        <w:tc>
+          <w:tcPr>
+            <w:tcW w:type="dxa" w:w="720"/>
+            <w:tcMar>
+              <w:top w:w="80" w:type="dxa"/>
+              <w:bottom w:w="80" w:type="dxa"/>
+              <w:left w:w="100" w:type="dxa"/>
+              <w:right w:w="100" w:type="dxa"/>
+            </w:tcMar>
+          </w:tcPr>
+          <w:p>
+            <w:pPr>
+              <w:spacing w:after="40"/>
+              <w:jc w:val="center"/>
+            </w:pPr>
+            <w:r>
+              <w:rPr>
+                <w:rFonts w:ascii="Times New Roman" w:hAnsi="Times New Roman"/>
+                <w:sz w:val="20"/>
+              </w:rPr>
+            </w:r>
+          </w:p>
+        </w:tc>
+        <w:tc>
+          <w:tcPr>
+            <w:tcW w:type="dxa" w:w="720"/>
+            <w:tcMar>
+              <w:top w:w="80" w:type="dxa"/>
+              <w:bottom w:w="80" w:type="dxa"/>
+              <w:left w:w="100" w:type="dxa"/>
+              <w:right w:w="100" w:type="dxa"/>
+            </w:tcMar>
+          </w:tcPr>
+          <w:p>
+            <w:pPr>
+              <w:spacing w:after="40"/>
+              <w:jc w:val="center"/>
+            </w:pPr>
+            <w:r>
+              <w:rPr>
+                <w:rFonts w:ascii="Times New Roman" w:hAnsi="Times New Roman"/>
+                <w:sz w:val="20"/>
+              </w:rPr>
             </w:r>
           </w:p>
         </w:tc>
       </w:tr>
     </w:tbl>
     <w:p>
-      <w:pPr>
-        <w:pStyle w:val="normal1"/>
-        <w:rPr/>
-      </w:pPr>
-      <w:r>
-        <w:rPr/>
-      </w:r>
-    </w:p>
-    <w:p>
-      <w:pPr>
-        <w:pStyle w:val="normal1"/>
-        <w:spacing w:lineRule="auto" w:line="360"/>
-        <w:rPr/>
-      </w:pPr>
-      <w:r>
-        <w:rPr>
-          <w:rFonts w:eastAsia="Times New Roman" w:cs="Times New Roman" w:ascii="Times New Roman" w:hAnsi="Times New Roman"/>
-          <w:sz w:val="24"/>
-          <w:szCs w:val="24"/>
-        </w:rPr>
-        <w:t>Firma del Validador: ______________________________</w:t>
-      </w:r>
-    </w:p>
-    <w:p>
-      <w:pPr>
-        <w:pStyle w:val="normal1"/>
-        <w:spacing w:lineRule="auto" w:line="360"/>
-        <w:rPr/>
-      </w:pPr>
-      <w:r>
-        <w:rPr>
-          <w:rFonts w:eastAsia="Times New Roman" w:cs="Times New Roman" w:ascii="Times New Roman" w:hAnsi="Times New Roman"/>
-          <w:sz w:val="24"/>
-          <w:szCs w:val="24"/>
-        </w:rPr>
-        <w:t>Sello (Opcional):</w:t>
+      <w:r>
+        <w:br w:type="page"/>
       </w:r>
     </w:p>
     <w:tbl>
       <w:tblPr>
-        <w:tblStyle w:val="Table6"/>
-        <w:tblW w:w="8800" w:type="dxa"/>
+        <w:tblW w:type="auto" w:w="0"/>
         <w:jc w:val="center"/>
-        <w:tblInd w:w="0" w:type="dxa"/>
-        <w:tblLayout w:type="fixed"/>
-        <w:tblCellMar>
-          <w:top w:w="0" w:type="dxa"/>
-          <w:start w:w="108" w:type="dxa"/>
-          <w:bottom w:w="0" w:type="dxa"/>
-          <w:end w:w="108" w:type="dxa"/>
-        </w:tblCellMar>
-        <w:tblLook w:val="0600"/>
+        <w:tblLook w:firstColumn="1" w:firstRow="1" w:lastColumn="0" w:lastRow="0" w:noHBand="0" w:noVBand="1" w:val="04A0"/>
+        <w:tblBorders>
+          <w:top w:val="none" w:sz="0" w:space="0" w:color="auto"/>
+          <w:left w:val="none" w:sz="0" w:space="0" w:color="auto"/>
+          <w:bottom w:val="none" w:sz="0" w:space="0" w:color="auto"/>
+          <w:right w:val="none" w:sz="0" w:space="0" w:color="auto"/>
+          <w:insideH w:val="none" w:sz="0" w:space="0" w:color="auto"/>
+          <w:insideV w:val="none" w:sz="0" w:space="0" w:color="auto"/>
+        </w:tblBorders>
       </w:tblPr>
       <w:tblGrid>
-        <w:gridCol w:w="799"/>
-        <w:gridCol w:w="1201"/>
-        <w:gridCol w:w="1198"/>
-        <w:gridCol w:w="1202"/>
-        <w:gridCol w:w="4400"/>
+        <w:gridCol w:w="2016"/>
+        <w:gridCol w:w="7344"/>
       </w:tblGrid>
       <w:tr>
-        <w:trPr>
-          <w:tblHeader w:val="true"/>
-        </w:trPr>
-        <w:tc>
-          <w:tcPr>
-            <w:tcW w:w="799" w:type="dxa"/>
-            <w:tcBorders>
-              <w:top w:val="single" w:sz="8" w:space="0" w:color="000000"/>
-              <w:start w:val="single" w:sz="8" w:space="0" w:color="000000"/>
-              <w:bottom w:val="single" w:sz="8" w:space="0" w:color="000000"/>
-              <w:end w:val="single" w:sz="8" w:space="0" w:color="000000"/>
-            </w:tcBorders>
-          </w:tcPr>
-          <w:p>
-            <w:pPr>
-              <w:pStyle w:val="normal1"/>
-              <w:spacing w:before="0" w:after="160"/>
+        <w:tc>
+          <w:tcPr>
+            <w:tcW w:type="dxa" w:w="2016"/>
+            <w:tcMar>
+              <w:top w:w="100" w:type="dxa"/>
+              <w:bottom w:w="100" w:type="dxa"/>
+              <w:left w:w="50" w:type="dxa"/>
+              <w:right w:w="50" w:type="dxa"/>
+            </w:tcMar>
+          </w:tcPr>
+          <w:p>
+            <w:pPr>
               <w:jc w:val="center"/>
-              <w:rPr/>
-            </w:pPr>
-            <w:r>
-              <w:rPr>
-                <w:rFonts w:eastAsia="Times New Roman" w:cs="Times New Roman" w:ascii="Times New Roman" w:hAnsi="Times New Roman"/>
+            </w:pPr>
+            <w:r/>
+            <w:r>
+              <w:drawing>
+                <wp:inline xmlns:a="http://schemas.openxmlformats.org/drawingml/2006/main">
+                  <wp:extent cx="1097280" cy="536900"/>
+                  <wp:docPr id="9" name="Picture 9"/>
+                  <wp:cNvGraphicFramePr>
+                    <a:graphicFrameLocks noChangeAspect="1"/>
+                  </wp:cNvGraphicFramePr>
+                  <a:graphic>
+                    <a:graphicData uri="http://schemas.openxmlformats.org/drawingml/2006/picture">
+                      <pic:pic>
+                        <pic:nvPicPr>
+                          <pic:cNvPr id="0" name="image.jpg"/>
+                          <pic:cNvPicPr/>
+                        </pic:nvPicPr>
+                        <pic:blipFill>
+                          <a:blip r:embed="rId9"/>
+                          <a:stretch>
+                            <a:fillRect/>
+                          </a:stretch>
+                        </pic:blipFill>
+                        <pic:spPr>
+                          <a:xfrm>
+                            <a:off x="0" y="0"/>
+                            <a:ext cx="1097280" cy="536900"/>
+                          </a:xfrm>
+                          <a:prstGeom prst="rect"/>
+                        </pic:spPr>
+                      </pic:pic>
+                    </a:graphicData>
+                  </a:graphic>
+                </wp:inline>
+              </w:drawing>
+            </w:r>
+          </w:p>
+        </w:tc>
+        <w:tc>
+          <w:tcPr>
+            <w:tcW w:type="dxa" w:w="7344"/>
+            <w:tcMar>
+              <w:top w:w="100" w:type="dxa"/>
+              <w:bottom w:w="100" w:type="dxa"/>
+              <w:left w:w="50" w:type="dxa"/>
+              <w:right w:w="50" w:type="dxa"/>
+            </w:tcMar>
+          </w:tcPr>
+          <w:p>
+            <w:pPr>
+              <w:spacing w:before="0" w:after="40" w:line="276" w:lineRule="auto"/>
+              <w:jc w:val="center"/>
+            </w:pPr>
+            <w:r>
+              <w:rPr>
+                <w:rFonts w:ascii="Times New Roman" w:hAnsi="Times New Roman"/>
                 <w:b/>
-                <w:bCs/>
-                <w:sz w:val="20"/>
-                <w:szCs w:val="20"/>
-              </w:rPr>
-              <w:t>Ítem</w:t>
-            </w:r>
-          </w:p>
-        </w:tc>
-        <w:tc>
-          <w:tcPr>
-            <w:tcW w:w="1201" w:type="dxa"/>
-            <w:tcBorders>
-              <w:top w:val="single" w:sz="8" w:space="0" w:color="000000"/>
-              <w:start w:val="single" w:sz="8" w:space="0" w:color="000000"/>
-              <w:bottom w:val="single" w:sz="8" w:space="0" w:color="000000"/>
-              <w:end w:val="single" w:sz="8" w:space="0" w:color="000000"/>
-            </w:tcBorders>
-          </w:tcPr>
-          <w:p>
-            <w:pPr>
-              <w:pStyle w:val="normal1"/>
-              <w:spacing w:before="0" w:after="160"/>
+                <w:sz w:val="22"/>
+              </w:rPr>
+              <w:t>República Bolivariana de Venezuela</w:t>
+              <w:br/>
+              <w:t>Colegio Universitario de Administración y Mercadeo</w:t>
+              <w:br/>
+              <w:t>CUAM</w:t>
+              <w:br/>
+              <w:t>Extensión: Caracas</w:t>
+            </w:r>
+          </w:p>
+        </w:tc>
+      </w:tr>
+    </w:tbl>
+    <w:p>
+      <w:pPr>
+        <w:spacing w:before="240" w:after="240"/>
+        <w:jc w:val="center"/>
+      </w:pPr>
+      <w:r>
+        <w:rPr>
+          <w:b/>
+          <w:sz w:val="26"/>
+        </w:rPr>
+        <w:t>MATRIZ DE VALIDACIÓN DEL INSTRUMENTO</w:t>
+      </w:r>
+    </w:p>
+    <w:p>
+      <w:pPr>
+        <w:spacing w:after="160"/>
+        <w:jc w:val="both"/>
+      </w:pPr>
+      <w:r>
+        <w:rPr>
+          <w:b/>
+        </w:rPr>
+        <w:t xml:space="preserve">Instrucciones: </w:t>
+      </w:r>
+      <w:r>
+        <w:rPr>
+          <w:i/>
+        </w:rPr>
+        <w:t>Por favor evalúe cada ítem de acuerdo con la escala indicada marcando la letra que considere:</w:t>
+        <w:br/>
+        <w:t>CRITERIOS: 1) Claridad  2) Precisión  3) Pertinencia  4) Coherencia</w:t>
+        <w:br/>
+        <w:t>ESCALA DE VALORACIÓN:  A) Excelente   B) Bueno   C) Regular   D) Deficiente</w:t>
+      </w:r>
+    </w:p>
+    <w:tbl>
+      <w:tblPr>
+        <w:tblW w:type="auto" w:w="0"/>
+        <w:jc w:val="center"/>
+        <w:tblLook w:firstColumn="1" w:firstRow="1" w:lastColumn="0" w:lastRow="0" w:noHBand="0" w:noVBand="1" w:val="04A0"/>
+      </w:tblPr>
+      <w:tblGrid>
+        <w:gridCol w:w="1560"/>
+        <w:gridCol w:w="1560"/>
+        <w:gridCol w:w="1560"/>
+        <w:gridCol w:w="1560"/>
+        <w:gridCol w:w="1560"/>
+        <w:gridCol w:w="1560"/>
+      </w:tblGrid>
+      <w:tr>
+        <w:tc>
+          <w:tcPr>
+            <w:tcW w:type="dxa" w:w="864"/>
+            <w:shd w:fill="F2F2F2"/>
+            <w:tcMar>
+              <w:top w:w="80" w:type="dxa"/>
+              <w:bottom w:w="80" w:type="dxa"/>
+              <w:left w:w="100" w:type="dxa"/>
+              <w:right w:w="100" w:type="dxa"/>
+            </w:tcMar>
+          </w:tcPr>
+          <w:p>
+            <w:pPr>
+              <w:spacing w:after="40"/>
               <w:jc w:val="center"/>
-              <w:rPr/>
-            </w:pPr>
-            <w:r>
-              <w:rPr>
-                <w:rFonts w:eastAsia="Times New Roman" w:cs="Times New Roman" w:ascii="Times New Roman" w:hAnsi="Times New Roman"/>
+            </w:pPr>
+            <w:r>
+              <w:rPr>
+                <w:rFonts w:ascii="Times New Roman" w:hAnsi="Times New Roman"/>
                 <w:b/>
-                <w:bCs/>
-                <w:sz w:val="20"/>
-                <w:szCs w:val="20"/>
-              </w:rPr>
-              <w:t>Dejar</w:t>
-            </w:r>
-          </w:p>
-        </w:tc>
-        <w:tc>
-          <w:tcPr>
-            <w:tcW w:w="1198" w:type="dxa"/>
-            <w:tcBorders>
-              <w:top w:val="single" w:sz="8" w:space="0" w:color="000000"/>
-              <w:start w:val="single" w:sz="8" w:space="0" w:color="000000"/>
-              <w:bottom w:val="single" w:sz="8" w:space="0" w:color="000000"/>
-              <w:end w:val="single" w:sz="8" w:space="0" w:color="000000"/>
-            </w:tcBorders>
-          </w:tcPr>
-          <w:p>
-            <w:pPr>
-              <w:pStyle w:val="normal1"/>
-              <w:spacing w:before="0" w:after="160"/>
+                <w:sz w:val="19"/>
+              </w:rPr>
+              <w:t>Ítems</w:t>
+            </w:r>
+          </w:p>
+        </w:tc>
+        <w:tc>
+          <w:tcPr>
+            <w:tcW w:type="dxa" w:w="1584"/>
+            <w:shd w:fill="F2F2F2"/>
+            <w:tcMar>
+              <w:top w:w="80" w:type="dxa"/>
+              <w:bottom w:w="80" w:type="dxa"/>
+              <w:left w:w="100" w:type="dxa"/>
+              <w:right w:w="100" w:type="dxa"/>
+            </w:tcMar>
+          </w:tcPr>
+          <w:p>
+            <w:pPr>
+              <w:spacing w:after="40"/>
               <w:jc w:val="center"/>
-              <w:rPr/>
-            </w:pPr>
-            <w:r>
-              <w:rPr>
-                <w:rFonts w:eastAsia="Times New Roman" w:cs="Times New Roman" w:ascii="Times New Roman" w:hAnsi="Times New Roman"/>
+            </w:pPr>
+            <w:r>
+              <w:rPr>
+                <w:rFonts w:ascii="Times New Roman" w:hAnsi="Times New Roman"/>
                 <w:b/>
-                <w:bCs/>
-                <w:sz w:val="20"/>
-                <w:szCs w:val="20"/>
-              </w:rPr>
-              <w:t>Modificar</w:t>
-            </w:r>
-          </w:p>
-        </w:tc>
-        <w:tc>
-          <w:tcPr>
-            <w:tcW w:w="1202" w:type="dxa"/>
-            <w:tcBorders>
-              <w:top w:val="single" w:sz="8" w:space="0" w:color="000000"/>
-              <w:start w:val="single" w:sz="8" w:space="0" w:color="000000"/>
-              <w:bottom w:val="single" w:sz="8" w:space="0" w:color="000000"/>
-              <w:end w:val="single" w:sz="8" w:space="0" w:color="000000"/>
-            </w:tcBorders>
-          </w:tcPr>
-          <w:p>
-            <w:pPr>
-              <w:pStyle w:val="normal1"/>
-              <w:spacing w:before="0" w:after="160"/>
+                <w:sz w:val="19"/>
+              </w:rPr>
+              <w:t>CLARIDAD</w:t>
+              <w:br/>
+              <w:t>(A,B,C,D)</w:t>
+            </w:r>
+          </w:p>
+        </w:tc>
+        <w:tc>
+          <w:tcPr>
+            <w:tcW w:type="dxa" w:w="1584"/>
+            <w:shd w:fill="F2F2F2"/>
+            <w:tcMar>
+              <w:top w:w="80" w:type="dxa"/>
+              <w:bottom w:w="80" w:type="dxa"/>
+              <w:left w:w="100" w:type="dxa"/>
+              <w:right w:w="100" w:type="dxa"/>
+            </w:tcMar>
+          </w:tcPr>
+          <w:p>
+            <w:pPr>
+              <w:spacing w:after="40"/>
               <w:jc w:val="center"/>
-              <w:rPr/>
-            </w:pPr>
-            <w:r>
-              <w:rPr>
-                <w:rFonts w:eastAsia="Times New Roman" w:cs="Times New Roman" w:ascii="Times New Roman" w:hAnsi="Times New Roman"/>
+            </w:pPr>
+            <w:r>
+              <w:rPr>
+                <w:rFonts w:ascii="Times New Roman" w:hAnsi="Times New Roman"/>
                 <w:b/>
-                <w:bCs/>
-                <w:sz w:val="20"/>
-                <w:szCs w:val="20"/>
-              </w:rPr>
-              <w:t>Eliminar</w:t>
-            </w:r>
-          </w:p>
-        </w:tc>
-        <w:tc>
-          <w:tcPr>
-            <w:tcW w:w="4400" w:type="dxa"/>
-            <w:tcBorders>
-              <w:top w:val="single" w:sz="8" w:space="0" w:color="000000"/>
-              <w:start w:val="single" w:sz="8" w:space="0" w:color="000000"/>
-              <w:bottom w:val="single" w:sz="8" w:space="0" w:color="000000"/>
-              <w:end w:val="single" w:sz="8" w:space="0" w:color="000000"/>
-            </w:tcBorders>
-          </w:tcPr>
-          <w:p>
-            <w:pPr>
-              <w:pStyle w:val="normal1"/>
-              <w:spacing w:before="0" w:after="160"/>
+                <w:sz w:val="19"/>
+              </w:rPr>
+              <w:t>PRECISIÓN</w:t>
+              <w:br/>
+              <w:t>(A,B,C,D)</w:t>
+            </w:r>
+          </w:p>
+        </w:tc>
+        <w:tc>
+          <w:tcPr>
+            <w:tcW w:type="dxa" w:w="1584"/>
+            <w:shd w:fill="F2F2F2"/>
+            <w:tcMar>
+              <w:top w:w="80" w:type="dxa"/>
+              <w:bottom w:w="80" w:type="dxa"/>
+              <w:left w:w="100" w:type="dxa"/>
+              <w:right w:w="100" w:type="dxa"/>
+            </w:tcMar>
+          </w:tcPr>
+          <w:p>
+            <w:pPr>
+              <w:spacing w:after="40"/>
               <w:jc w:val="center"/>
-              <w:rPr/>
-            </w:pPr>
-            <w:r>
-              <w:rPr>
-                <w:rFonts w:eastAsia="Times New Roman" w:cs="Times New Roman" w:ascii="Times New Roman" w:hAnsi="Times New Roman"/>
+            </w:pPr>
+            <w:r>
+              <w:rPr>
+                <w:rFonts w:ascii="Times New Roman" w:hAnsi="Times New Roman"/>
                 <w:b/>
-                <w:bCs/>
-                <w:sz w:val="20"/>
-                <w:szCs w:val="20"/>
-              </w:rPr>
-              <w:t>Observaciones</w:t>
+                <w:sz w:val="19"/>
+              </w:rPr>
+              <w:t>PERTINENCIA</w:t>
+              <w:br/>
+              <w:t>(A,B,C,D)</w:t>
+            </w:r>
+          </w:p>
+        </w:tc>
+        <w:tc>
+          <w:tcPr>
+            <w:tcW w:type="dxa" w:w="1584"/>
+            <w:shd w:fill="F2F2F2"/>
+            <w:tcMar>
+              <w:top w:w="80" w:type="dxa"/>
+              <w:bottom w:w="80" w:type="dxa"/>
+              <w:left w:w="100" w:type="dxa"/>
+              <w:right w:w="100" w:type="dxa"/>
+            </w:tcMar>
+          </w:tcPr>
+          <w:p>
+            <w:pPr>
+              <w:spacing w:after="40"/>
+              <w:jc w:val="center"/>
+            </w:pPr>
+            <w:r>
+              <w:rPr>
+                <w:rFonts w:ascii="Times New Roman" w:hAnsi="Times New Roman"/>
+                <w:b/>
+                <w:sz w:val="19"/>
+              </w:rPr>
+              <w:t>COHERENCIA</w:t>
+              <w:br/>
+              <w:t>(A,B,C,D)</w:t>
+            </w:r>
+          </w:p>
+        </w:tc>
+        <w:tc>
+          <w:tcPr>
+            <w:tcW w:type="dxa" w:w="2160"/>
+            <w:shd w:fill="F2F2F2"/>
+            <w:tcMar>
+              <w:top w:w="80" w:type="dxa"/>
+              <w:bottom w:w="80" w:type="dxa"/>
+              <w:left w:w="100" w:type="dxa"/>
+              <w:right w:w="100" w:type="dxa"/>
+            </w:tcMar>
+          </w:tcPr>
+          <w:p>
+            <w:pPr>
+              <w:spacing w:after="40"/>
+              <w:jc w:val="center"/>
+            </w:pPr>
+            <w:r>
+              <w:rPr>
+                <w:rFonts w:ascii="Times New Roman" w:hAnsi="Times New Roman"/>
+                <w:b/>
+                <w:sz w:val="19"/>
+              </w:rPr>
+              <w:t>OBSERVACIONES</w:t>
             </w:r>
           </w:p>
         </w:tc>
       </w:tr>
       <w:tr>
-        <w:trPr/>
-        <w:tc>
-          <w:tcPr>
-            <w:tcW w:w="799" w:type="dxa"/>
-            <w:tcBorders>
-              <w:top w:val="single" w:sz="8" w:space="0" w:color="000000"/>
-              <w:start w:val="single" w:sz="8" w:space="0" w:color="000000"/>
-              <w:bottom w:val="single" w:sz="8" w:space="0" w:color="000000"/>
-              <w:end w:val="single" w:sz="8" w:space="0" w:color="000000"/>
-            </w:tcBorders>
-          </w:tcPr>
-          <w:p>
-            <w:pPr>
-              <w:pStyle w:val="normal1"/>
-              <w:spacing w:before="0" w:after="160"/>
+        <w:tc>
+          <w:tcPr>
+            <w:tcW w:type="dxa" w:w="864"/>
+            <w:tcMar>
+              <w:top w:w="80" w:type="dxa"/>
+              <w:bottom w:w="80" w:type="dxa"/>
+              <w:left w:w="100" w:type="dxa"/>
+              <w:right w:w="100" w:type="dxa"/>
+            </w:tcMar>
+          </w:tcPr>
+          <w:p>
+            <w:pPr>
+              <w:spacing w:after="40"/>
               <w:jc w:val="center"/>
-              <w:rPr/>
-            </w:pPr>
-            <w:r>
-              <w:rPr>
-                <w:rFonts w:eastAsia="Times New Roman" w:cs="Times New Roman" w:ascii="Times New Roman" w:hAnsi="Times New Roman"/>
-                <w:sz w:val="20"/>
-                <w:szCs w:val="20"/>
-              </w:rPr>
-              <w:t>1 a 8</w:t>
-            </w:r>
-          </w:p>
-        </w:tc>
-        <w:tc>
-          <w:tcPr>
-            <w:tcW w:w="1201" w:type="dxa"/>
-            <w:tcBorders>
-              <w:top w:val="single" w:sz="8" w:space="0" w:color="000000"/>
-              <w:start w:val="single" w:sz="8" w:space="0" w:color="000000"/>
-              <w:bottom w:val="single" w:sz="8" w:space="0" w:color="000000"/>
-              <w:end w:val="single" w:sz="8" w:space="0" w:color="000000"/>
-            </w:tcBorders>
-          </w:tcPr>
-          <w:p>
-            <w:pPr>
-              <w:pStyle w:val="normal1"/>
-              <w:widowControl/>
-              <w:bidi w:val="0"/>
-              <w:spacing w:lineRule="auto" w:line="259" w:before="0" w:after="160"/>
-              <w:jc w:val="start"/>
-              <w:rPr/>
-            </w:pPr>
-            <w:r>
-              <w:rPr/>
-            </w:r>
-          </w:p>
-        </w:tc>
-        <w:tc>
-          <w:tcPr>
-            <w:tcW w:w="1198" w:type="dxa"/>
-            <w:tcBorders>
-              <w:top w:val="single" w:sz="8" w:space="0" w:color="000000"/>
-              <w:start w:val="single" w:sz="8" w:space="0" w:color="000000"/>
-              <w:bottom w:val="single" w:sz="8" w:space="0" w:color="000000"/>
-              <w:end w:val="single" w:sz="8" w:space="0" w:color="000000"/>
-            </w:tcBorders>
-          </w:tcPr>
-          <w:p>
-            <w:pPr>
-              <w:pStyle w:val="normal1"/>
-              <w:widowControl/>
-              <w:bidi w:val="0"/>
-              <w:spacing w:lineRule="auto" w:line="259" w:before="0" w:after="160"/>
-              <w:jc w:val="start"/>
-              <w:rPr/>
-            </w:pPr>
-            <w:r>
-              <w:rPr/>
-            </w:r>
-          </w:p>
-        </w:tc>
-        <w:tc>
-          <w:tcPr>
-            <w:tcW w:w="1202" w:type="dxa"/>
-            <w:tcBorders>
-              <w:top w:val="single" w:sz="8" w:space="0" w:color="000000"/>
-              <w:start w:val="single" w:sz="8" w:space="0" w:color="000000"/>
-              <w:bottom w:val="single" w:sz="8" w:space="0" w:color="000000"/>
-              <w:end w:val="single" w:sz="8" w:space="0" w:color="000000"/>
-            </w:tcBorders>
-          </w:tcPr>
-          <w:p>
-            <w:pPr>
-              <w:pStyle w:val="normal1"/>
-              <w:widowControl/>
-              <w:bidi w:val="0"/>
-              <w:spacing w:lineRule="auto" w:line="259" w:before="0" w:after="160"/>
-              <w:jc w:val="start"/>
-              <w:rPr/>
-            </w:pPr>
-            <w:r>
-              <w:rPr/>
-            </w:r>
-          </w:p>
-        </w:tc>
-        <w:tc>
-          <w:tcPr>
-            <w:tcW w:w="4400" w:type="dxa"/>
-            <w:tcBorders>
-              <w:top w:val="single" w:sz="8" w:space="0" w:color="000000"/>
-              <w:start w:val="single" w:sz="8" w:space="0" w:color="000000"/>
-              <w:bottom w:val="single" w:sz="8" w:space="0" w:color="000000"/>
-              <w:end w:val="single" w:sz="8" w:space="0" w:color="000000"/>
-            </w:tcBorders>
-          </w:tcPr>
-          <w:p>
-            <w:pPr>
-              <w:pStyle w:val="normal1"/>
-              <w:widowControl/>
-              <w:bidi w:val="0"/>
-              <w:spacing w:lineRule="auto" w:line="259" w:before="0" w:after="160"/>
-              <w:jc w:val="start"/>
-              <w:rPr/>
-            </w:pPr>
-            <w:r>
-              <w:rPr/>
+            </w:pPr>
+            <w:r>
+              <w:rPr>
+                <w:rFonts w:ascii="Times New Roman" w:hAnsi="Times New Roman"/>
+                <w:sz w:val="19"/>
+              </w:rPr>
+              <w:t>1</w:t>
+            </w:r>
+          </w:p>
+        </w:tc>
+        <w:tc>
+          <w:tcPr>
+            <w:tcW w:type="dxa" w:w="1584"/>
+            <w:tcMar>
+              <w:top w:w="80" w:type="dxa"/>
+              <w:bottom w:w="80" w:type="dxa"/>
+              <w:left w:w="100" w:type="dxa"/>
+              <w:right w:w="100" w:type="dxa"/>
+            </w:tcMar>
+          </w:tcPr>
+          <w:p>
+            <w:pPr>
+              <w:spacing w:after="40"/>
+            </w:pPr>
+            <w:r>
+              <w:rPr>
+                <w:rFonts w:ascii="Times New Roman" w:hAnsi="Times New Roman"/>
+                <w:sz w:val="19"/>
+              </w:rPr>
+            </w:r>
+          </w:p>
+        </w:tc>
+        <w:tc>
+          <w:tcPr>
+            <w:tcW w:type="dxa" w:w="1584"/>
+            <w:tcMar>
+              <w:top w:w="80" w:type="dxa"/>
+              <w:bottom w:w="80" w:type="dxa"/>
+              <w:left w:w="100" w:type="dxa"/>
+              <w:right w:w="100" w:type="dxa"/>
+            </w:tcMar>
+          </w:tcPr>
+          <w:p>
+            <w:pPr>
+              <w:spacing w:after="40"/>
+            </w:pPr>
+            <w:r>
+              <w:rPr>
+                <w:rFonts w:ascii="Times New Roman" w:hAnsi="Times New Roman"/>
+                <w:sz w:val="19"/>
+              </w:rPr>
+            </w:r>
+          </w:p>
+        </w:tc>
+        <w:tc>
+          <w:tcPr>
+            <w:tcW w:type="dxa" w:w="1584"/>
+            <w:tcMar>
+              <w:top w:w="80" w:type="dxa"/>
+              <w:bottom w:w="80" w:type="dxa"/>
+              <w:left w:w="100" w:type="dxa"/>
+              <w:right w:w="100" w:type="dxa"/>
+            </w:tcMar>
+          </w:tcPr>
+          <w:p>
+            <w:pPr>
+              <w:spacing w:after="40"/>
+            </w:pPr>
+            <w:r>
+              <w:rPr>
+                <w:rFonts w:ascii="Times New Roman" w:hAnsi="Times New Roman"/>
+                <w:sz w:val="19"/>
+              </w:rPr>
+            </w:r>
+          </w:p>
+        </w:tc>
+        <w:tc>
+          <w:tcPr>
+            <w:tcW w:type="dxa" w:w="1584"/>
+            <w:tcMar>
+              <w:top w:w="80" w:type="dxa"/>
+              <w:bottom w:w="80" w:type="dxa"/>
+              <w:left w:w="100" w:type="dxa"/>
+              <w:right w:w="100" w:type="dxa"/>
+            </w:tcMar>
+          </w:tcPr>
+          <w:p>
+            <w:pPr>
+              <w:spacing w:after="40"/>
+            </w:pPr>
+            <w:r>
+              <w:rPr>
+                <w:rFonts w:ascii="Times New Roman" w:hAnsi="Times New Roman"/>
+                <w:sz w:val="19"/>
+              </w:rPr>
+            </w:r>
+          </w:p>
+        </w:tc>
+        <w:tc>
+          <w:tcPr>
+            <w:tcW w:type="dxa" w:w="2160"/>
+            <w:tcMar>
+              <w:top w:w="80" w:type="dxa"/>
+              <w:bottom w:w="80" w:type="dxa"/>
+              <w:left w:w="100" w:type="dxa"/>
+              <w:right w:w="100" w:type="dxa"/>
+            </w:tcMar>
+          </w:tcPr>
+          <w:p>
+            <w:pPr>
+              <w:spacing w:after="40"/>
+            </w:pPr>
+            <w:r>
+              <w:rPr>
+                <w:rFonts w:ascii="Times New Roman" w:hAnsi="Times New Roman"/>
+                <w:sz w:val="19"/>
+              </w:rPr>
+            </w:r>
+          </w:p>
+        </w:tc>
+      </w:tr>
+      <w:tr>
+        <w:tc>
+          <w:tcPr>
+            <w:tcW w:type="dxa" w:w="864"/>
+            <w:tcMar>
+              <w:top w:w="80" w:type="dxa"/>
+              <w:bottom w:w="80" w:type="dxa"/>
+              <w:left w:w="100" w:type="dxa"/>
+              <w:right w:w="100" w:type="dxa"/>
+            </w:tcMar>
+          </w:tcPr>
+          <w:p>
+            <w:pPr>
+              <w:spacing w:after="40"/>
+              <w:jc w:val="center"/>
+            </w:pPr>
+            <w:r>
+              <w:rPr>
+                <w:rFonts w:ascii="Times New Roman" w:hAnsi="Times New Roman"/>
+                <w:sz w:val="19"/>
+              </w:rPr>
+              <w:t>2</w:t>
+            </w:r>
+          </w:p>
+        </w:tc>
+        <w:tc>
+          <w:tcPr>
+            <w:tcW w:type="dxa" w:w="1584"/>
+            <w:tcMar>
+              <w:top w:w="80" w:type="dxa"/>
+              <w:bottom w:w="80" w:type="dxa"/>
+              <w:left w:w="100" w:type="dxa"/>
+              <w:right w:w="100" w:type="dxa"/>
+            </w:tcMar>
+          </w:tcPr>
+          <w:p>
+            <w:pPr>
+              <w:spacing w:after="40"/>
+            </w:pPr>
+            <w:r>
+              <w:rPr>
+                <w:rFonts w:ascii="Times New Roman" w:hAnsi="Times New Roman"/>
+                <w:sz w:val="19"/>
+              </w:rPr>
+            </w:r>
+          </w:p>
+        </w:tc>
+        <w:tc>
+          <w:tcPr>
+            <w:tcW w:type="dxa" w:w="1584"/>
+            <w:tcMar>
+              <w:top w:w="80" w:type="dxa"/>
+              <w:bottom w:w="80" w:type="dxa"/>
+              <w:left w:w="100" w:type="dxa"/>
+              <w:right w:w="100" w:type="dxa"/>
+            </w:tcMar>
+          </w:tcPr>
+          <w:p>
+            <w:pPr>
+              <w:spacing w:after="40"/>
+            </w:pPr>
+            <w:r>
+              <w:rPr>
+                <w:rFonts w:ascii="Times New Roman" w:hAnsi="Times New Roman"/>
+                <w:sz w:val="19"/>
+              </w:rPr>
+            </w:r>
+          </w:p>
+        </w:tc>
+        <w:tc>
+          <w:tcPr>
+            <w:tcW w:type="dxa" w:w="1584"/>
+            <w:tcMar>
+              <w:top w:w="80" w:type="dxa"/>
+              <w:bottom w:w="80" w:type="dxa"/>
+              <w:left w:w="100" w:type="dxa"/>
+              <w:right w:w="100" w:type="dxa"/>
+            </w:tcMar>
+          </w:tcPr>
+          <w:p>
+            <w:pPr>
+              <w:spacing w:after="40"/>
+            </w:pPr>
+            <w:r>
+              <w:rPr>
+                <w:rFonts w:ascii="Times New Roman" w:hAnsi="Times New Roman"/>
+                <w:sz w:val="19"/>
+              </w:rPr>
+            </w:r>
+          </w:p>
+        </w:tc>
+        <w:tc>
+          <w:tcPr>
+            <w:tcW w:type="dxa" w:w="1584"/>
+            <w:tcMar>
+              <w:top w:w="80" w:type="dxa"/>
+              <w:bottom w:w="80" w:type="dxa"/>
+              <w:left w:w="100" w:type="dxa"/>
+              <w:right w:w="100" w:type="dxa"/>
+            </w:tcMar>
+          </w:tcPr>
+          <w:p>
+            <w:pPr>
+              <w:spacing w:after="40"/>
+            </w:pPr>
+            <w:r>
+              <w:rPr>
+                <w:rFonts w:ascii="Times New Roman" w:hAnsi="Times New Roman"/>
+                <w:sz w:val="19"/>
+              </w:rPr>
+            </w:r>
+          </w:p>
+        </w:tc>
+        <w:tc>
+          <w:tcPr>
+            <w:tcW w:type="dxa" w:w="2160"/>
+            <w:tcMar>
+              <w:top w:w="80" w:type="dxa"/>
+              <w:bottom w:w="80" w:type="dxa"/>
+              <w:left w:w="100" w:type="dxa"/>
+              <w:right w:w="100" w:type="dxa"/>
+            </w:tcMar>
+          </w:tcPr>
+          <w:p>
+            <w:pPr>
+              <w:spacing w:after="40"/>
+            </w:pPr>
+            <w:r>
+              <w:rPr>
+                <w:rFonts w:ascii="Times New Roman" w:hAnsi="Times New Roman"/>
+                <w:sz w:val="19"/>
+              </w:rPr>
+            </w:r>
+          </w:p>
+        </w:tc>
+      </w:tr>
+      <w:tr>
+        <w:tc>
+          <w:tcPr>
+            <w:tcW w:type="dxa" w:w="864"/>
+            <w:tcMar>
+              <w:top w:w="80" w:type="dxa"/>
+              <w:bottom w:w="80" w:type="dxa"/>
+              <w:left w:w="100" w:type="dxa"/>
+              <w:right w:w="100" w:type="dxa"/>
+            </w:tcMar>
+          </w:tcPr>
+          <w:p>
+            <w:pPr>
+              <w:spacing w:after="40"/>
+              <w:jc w:val="center"/>
+            </w:pPr>
+            <w:r>
+              <w:rPr>
+                <w:rFonts w:ascii="Times New Roman" w:hAnsi="Times New Roman"/>
+                <w:sz w:val="19"/>
+              </w:rPr>
+              <w:t>3</w:t>
+            </w:r>
+          </w:p>
+        </w:tc>
+        <w:tc>
+          <w:tcPr>
+            <w:tcW w:type="dxa" w:w="1584"/>
+            <w:tcMar>
+              <w:top w:w="80" w:type="dxa"/>
+              <w:bottom w:w="80" w:type="dxa"/>
+              <w:left w:w="100" w:type="dxa"/>
+              <w:right w:w="100" w:type="dxa"/>
+            </w:tcMar>
+          </w:tcPr>
+          <w:p>
+            <w:pPr>
+              <w:spacing w:after="40"/>
+            </w:pPr>
+            <w:r>
+              <w:rPr>
+                <w:rFonts w:ascii="Times New Roman" w:hAnsi="Times New Roman"/>
+                <w:sz w:val="19"/>
+              </w:rPr>
+            </w:r>
+          </w:p>
+        </w:tc>
+        <w:tc>
+          <w:tcPr>
+            <w:tcW w:type="dxa" w:w="1584"/>
+            <w:tcMar>
+              <w:top w:w="80" w:type="dxa"/>
+              <w:bottom w:w="80" w:type="dxa"/>
+              <w:left w:w="100" w:type="dxa"/>
+              <w:right w:w="100" w:type="dxa"/>
+            </w:tcMar>
+          </w:tcPr>
+          <w:p>
+            <w:pPr>
+              <w:spacing w:after="40"/>
+            </w:pPr>
+            <w:r>
+              <w:rPr>
+                <w:rFonts w:ascii="Times New Roman" w:hAnsi="Times New Roman"/>
+                <w:sz w:val="19"/>
+              </w:rPr>
+            </w:r>
+          </w:p>
+        </w:tc>
+        <w:tc>
+          <w:tcPr>
+            <w:tcW w:type="dxa" w:w="1584"/>
+            <w:tcMar>
+              <w:top w:w="80" w:type="dxa"/>
+              <w:bottom w:w="80" w:type="dxa"/>
+              <w:left w:w="100" w:type="dxa"/>
+              <w:right w:w="100" w:type="dxa"/>
+            </w:tcMar>
+          </w:tcPr>
+          <w:p>
+            <w:pPr>
+              <w:spacing w:after="40"/>
+            </w:pPr>
+            <w:r>
+              <w:rPr>
+                <w:rFonts w:ascii="Times New Roman" w:hAnsi="Times New Roman"/>
+                <w:sz w:val="19"/>
+              </w:rPr>
+            </w:r>
+          </w:p>
+        </w:tc>
+        <w:tc>
+          <w:tcPr>
+            <w:tcW w:type="dxa" w:w="1584"/>
+            <w:tcMar>
+              <w:top w:w="80" w:type="dxa"/>
+              <w:bottom w:w="80" w:type="dxa"/>
+              <w:left w:w="100" w:type="dxa"/>
+              <w:right w:w="100" w:type="dxa"/>
+            </w:tcMar>
+          </w:tcPr>
+          <w:p>
+            <w:pPr>
+              <w:spacing w:after="40"/>
+            </w:pPr>
+            <w:r>
+              <w:rPr>
+                <w:rFonts w:ascii="Times New Roman" w:hAnsi="Times New Roman"/>
+                <w:sz w:val="19"/>
+              </w:rPr>
+            </w:r>
+          </w:p>
+        </w:tc>
+        <w:tc>
+          <w:tcPr>
+            <w:tcW w:type="dxa" w:w="2160"/>
+            <w:tcMar>
+              <w:top w:w="80" w:type="dxa"/>
+              <w:bottom w:w="80" w:type="dxa"/>
+              <w:left w:w="100" w:type="dxa"/>
+              <w:right w:w="100" w:type="dxa"/>
+            </w:tcMar>
+          </w:tcPr>
+          <w:p>
+            <w:pPr>
+              <w:spacing w:after="40"/>
+            </w:pPr>
+            <w:r>
+              <w:rPr>
+                <w:rFonts w:ascii="Times New Roman" w:hAnsi="Times New Roman"/>
+                <w:sz w:val="19"/>
+              </w:rPr>
+            </w:r>
+          </w:p>
+        </w:tc>
+      </w:tr>
+      <w:tr>
+        <w:tc>
+          <w:tcPr>
+            <w:tcW w:type="dxa" w:w="864"/>
+            <w:tcMar>
+              <w:top w:w="80" w:type="dxa"/>
+              <w:bottom w:w="80" w:type="dxa"/>
+              <w:left w:w="100" w:type="dxa"/>
+              <w:right w:w="100" w:type="dxa"/>
+            </w:tcMar>
+          </w:tcPr>
+          <w:p>
+            <w:pPr>
+              <w:spacing w:after="40"/>
+              <w:jc w:val="center"/>
+            </w:pPr>
+            <w:r>
+              <w:rPr>
+                <w:rFonts w:ascii="Times New Roman" w:hAnsi="Times New Roman"/>
+                <w:sz w:val="19"/>
+              </w:rPr>
+              <w:t>4</w:t>
+            </w:r>
+          </w:p>
+        </w:tc>
+        <w:tc>
+          <w:tcPr>
+            <w:tcW w:type="dxa" w:w="1584"/>
+            <w:tcMar>
+              <w:top w:w="80" w:type="dxa"/>
+              <w:bottom w:w="80" w:type="dxa"/>
+              <w:left w:w="100" w:type="dxa"/>
+              <w:right w:w="100" w:type="dxa"/>
+            </w:tcMar>
+          </w:tcPr>
+          <w:p>
+            <w:pPr>
+              <w:spacing w:after="40"/>
+            </w:pPr>
+            <w:r>
+              <w:rPr>
+                <w:rFonts w:ascii="Times New Roman" w:hAnsi="Times New Roman"/>
+                <w:sz w:val="19"/>
+              </w:rPr>
+            </w:r>
+          </w:p>
+        </w:tc>
+        <w:tc>
+          <w:tcPr>
+            <w:tcW w:type="dxa" w:w="1584"/>
+            <w:tcMar>
+              <w:top w:w="80" w:type="dxa"/>
+              <w:bottom w:w="80" w:type="dxa"/>
+              <w:left w:w="100" w:type="dxa"/>
+              <w:right w:w="100" w:type="dxa"/>
+            </w:tcMar>
+          </w:tcPr>
+          <w:p>
+            <w:pPr>
+              <w:spacing w:after="40"/>
+            </w:pPr>
+            <w:r>
+              <w:rPr>
+                <w:rFonts w:ascii="Times New Roman" w:hAnsi="Times New Roman"/>
+                <w:sz w:val="19"/>
+              </w:rPr>
+            </w:r>
+          </w:p>
+        </w:tc>
+        <w:tc>
+          <w:tcPr>
+            <w:tcW w:type="dxa" w:w="1584"/>
+            <w:tcMar>
+              <w:top w:w="80" w:type="dxa"/>
+              <w:bottom w:w="80" w:type="dxa"/>
+              <w:left w:w="100" w:type="dxa"/>
+              <w:right w:w="100" w:type="dxa"/>
+            </w:tcMar>
+          </w:tcPr>
+          <w:p>
+            <w:pPr>
+              <w:spacing w:after="40"/>
+            </w:pPr>
+            <w:r>
+              <w:rPr>
+                <w:rFonts w:ascii="Times New Roman" w:hAnsi="Times New Roman"/>
+                <w:sz w:val="19"/>
+              </w:rPr>
+            </w:r>
+          </w:p>
+        </w:tc>
+        <w:tc>
+          <w:tcPr>
+            <w:tcW w:type="dxa" w:w="1584"/>
+            <w:tcMar>
+              <w:top w:w="80" w:type="dxa"/>
+              <w:bottom w:w="80" w:type="dxa"/>
+              <w:left w:w="100" w:type="dxa"/>
+              <w:right w:w="100" w:type="dxa"/>
+            </w:tcMar>
+          </w:tcPr>
+          <w:p>
+            <w:pPr>
+              <w:spacing w:after="40"/>
+            </w:pPr>
+            <w:r>
+              <w:rPr>
+                <w:rFonts w:ascii="Times New Roman" w:hAnsi="Times New Roman"/>
+                <w:sz w:val="19"/>
+              </w:rPr>
+            </w:r>
+          </w:p>
+        </w:tc>
+        <w:tc>
+          <w:tcPr>
+            <w:tcW w:type="dxa" w:w="2160"/>
+            <w:tcMar>
+              <w:top w:w="80" w:type="dxa"/>
+              <w:bottom w:w="80" w:type="dxa"/>
+              <w:left w:w="100" w:type="dxa"/>
+              <w:right w:w="100" w:type="dxa"/>
+            </w:tcMar>
+          </w:tcPr>
+          <w:p>
+            <w:pPr>
+              <w:spacing w:after="40"/>
+            </w:pPr>
+            <w:r>
+              <w:rPr>
+                <w:rFonts w:ascii="Times New Roman" w:hAnsi="Times New Roman"/>
+                <w:sz w:val="19"/>
+              </w:rPr>
+            </w:r>
+          </w:p>
+        </w:tc>
+      </w:tr>
+      <w:tr>
+        <w:tc>
+          <w:tcPr>
+            <w:tcW w:type="dxa" w:w="864"/>
+            <w:tcMar>
+              <w:top w:w="80" w:type="dxa"/>
+              <w:bottom w:w="80" w:type="dxa"/>
+              <w:left w:w="100" w:type="dxa"/>
+              <w:right w:w="100" w:type="dxa"/>
+            </w:tcMar>
+          </w:tcPr>
+          <w:p>
+            <w:pPr>
+              <w:spacing w:after="40"/>
+              <w:jc w:val="center"/>
+            </w:pPr>
+            <w:r>
+              <w:rPr>
+                <w:rFonts w:ascii="Times New Roman" w:hAnsi="Times New Roman"/>
+                <w:sz w:val="19"/>
+              </w:rPr>
+              <w:t>5</w:t>
+            </w:r>
+          </w:p>
+        </w:tc>
+        <w:tc>
+          <w:tcPr>
+            <w:tcW w:type="dxa" w:w="1584"/>
+            <w:tcMar>
+              <w:top w:w="80" w:type="dxa"/>
+              <w:bottom w:w="80" w:type="dxa"/>
+              <w:left w:w="100" w:type="dxa"/>
+              <w:right w:w="100" w:type="dxa"/>
+            </w:tcMar>
+          </w:tcPr>
+          <w:p>
+            <w:pPr>
+              <w:spacing w:after="40"/>
+            </w:pPr>
+            <w:r>
+              <w:rPr>
+                <w:rFonts w:ascii="Times New Roman" w:hAnsi="Times New Roman"/>
+                <w:sz w:val="19"/>
+              </w:rPr>
+            </w:r>
+          </w:p>
+        </w:tc>
+        <w:tc>
+          <w:tcPr>
+            <w:tcW w:type="dxa" w:w="1584"/>
+            <w:tcMar>
+              <w:top w:w="80" w:type="dxa"/>
+              <w:bottom w:w="80" w:type="dxa"/>
+              <w:left w:w="100" w:type="dxa"/>
+              <w:right w:w="100" w:type="dxa"/>
+            </w:tcMar>
+          </w:tcPr>
+          <w:p>
+            <w:pPr>
+              <w:spacing w:after="40"/>
+            </w:pPr>
+            <w:r>
+              <w:rPr>
+                <w:rFonts w:ascii="Times New Roman" w:hAnsi="Times New Roman"/>
+                <w:sz w:val="19"/>
+              </w:rPr>
+            </w:r>
+          </w:p>
+        </w:tc>
+        <w:tc>
+          <w:tcPr>
+            <w:tcW w:type="dxa" w:w="1584"/>
+            <w:tcMar>
+              <w:top w:w="80" w:type="dxa"/>
+              <w:bottom w:w="80" w:type="dxa"/>
+              <w:left w:w="100" w:type="dxa"/>
+              <w:right w:w="100" w:type="dxa"/>
+            </w:tcMar>
+          </w:tcPr>
+          <w:p>
+            <w:pPr>
+              <w:spacing w:after="40"/>
+            </w:pPr>
+            <w:r>
+              <w:rPr>
+                <w:rFonts w:ascii="Times New Roman" w:hAnsi="Times New Roman"/>
+                <w:sz w:val="19"/>
+              </w:rPr>
+            </w:r>
+          </w:p>
+        </w:tc>
+        <w:tc>
+          <w:tcPr>
+            <w:tcW w:type="dxa" w:w="1584"/>
+            <w:tcMar>
+              <w:top w:w="80" w:type="dxa"/>
+              <w:bottom w:w="80" w:type="dxa"/>
+              <w:left w:w="100" w:type="dxa"/>
+              <w:right w:w="100" w:type="dxa"/>
+            </w:tcMar>
+          </w:tcPr>
+          <w:p>
+            <w:pPr>
+              <w:spacing w:after="40"/>
+            </w:pPr>
+            <w:r>
+              <w:rPr>
+                <w:rFonts w:ascii="Times New Roman" w:hAnsi="Times New Roman"/>
+                <w:sz w:val="19"/>
+              </w:rPr>
+            </w:r>
+          </w:p>
+        </w:tc>
+        <w:tc>
+          <w:tcPr>
+            <w:tcW w:type="dxa" w:w="2160"/>
+            <w:tcMar>
+              <w:top w:w="80" w:type="dxa"/>
+              <w:bottom w:w="80" w:type="dxa"/>
+              <w:left w:w="100" w:type="dxa"/>
+              <w:right w:w="100" w:type="dxa"/>
+            </w:tcMar>
+          </w:tcPr>
+          <w:p>
+            <w:pPr>
+              <w:spacing w:after="40"/>
+            </w:pPr>
+            <w:r>
+              <w:rPr>
+                <w:rFonts w:ascii="Times New Roman" w:hAnsi="Times New Roman"/>
+                <w:sz w:val="19"/>
+              </w:rPr>
+            </w:r>
+          </w:p>
+        </w:tc>
+      </w:tr>
+      <w:tr>
+        <w:tc>
+          <w:tcPr>
+            <w:tcW w:type="dxa" w:w="864"/>
+            <w:tcMar>
+              <w:top w:w="80" w:type="dxa"/>
+              <w:bottom w:w="80" w:type="dxa"/>
+              <w:left w:w="100" w:type="dxa"/>
+              <w:right w:w="100" w:type="dxa"/>
+            </w:tcMar>
+          </w:tcPr>
+          <w:p>
+            <w:pPr>
+              <w:spacing w:after="40"/>
+              <w:jc w:val="center"/>
+            </w:pPr>
+            <w:r>
+              <w:rPr>
+                <w:rFonts w:ascii="Times New Roman" w:hAnsi="Times New Roman"/>
+                <w:sz w:val="19"/>
+              </w:rPr>
+              <w:t>6</w:t>
+            </w:r>
+          </w:p>
+        </w:tc>
+        <w:tc>
+          <w:tcPr>
+            <w:tcW w:type="dxa" w:w="1584"/>
+            <w:tcMar>
+              <w:top w:w="80" w:type="dxa"/>
+              <w:bottom w:w="80" w:type="dxa"/>
+              <w:left w:w="100" w:type="dxa"/>
+              <w:right w:w="100" w:type="dxa"/>
+            </w:tcMar>
+          </w:tcPr>
+          <w:p>
+            <w:pPr>
+              <w:spacing w:after="40"/>
+            </w:pPr>
+            <w:r>
+              <w:rPr>
+                <w:rFonts w:ascii="Times New Roman" w:hAnsi="Times New Roman"/>
+                <w:sz w:val="19"/>
+              </w:rPr>
+            </w:r>
+          </w:p>
+        </w:tc>
+        <w:tc>
+          <w:tcPr>
+            <w:tcW w:type="dxa" w:w="1584"/>
+            <w:tcMar>
+              <w:top w:w="80" w:type="dxa"/>
+              <w:bottom w:w="80" w:type="dxa"/>
+              <w:left w:w="100" w:type="dxa"/>
+              <w:right w:w="100" w:type="dxa"/>
+            </w:tcMar>
+          </w:tcPr>
+          <w:p>
+            <w:pPr>
+              <w:spacing w:after="40"/>
+            </w:pPr>
+            <w:r>
+              <w:rPr>
+                <w:rFonts w:ascii="Times New Roman" w:hAnsi="Times New Roman"/>
+                <w:sz w:val="19"/>
+              </w:rPr>
+            </w:r>
+          </w:p>
+        </w:tc>
+        <w:tc>
+          <w:tcPr>
+            <w:tcW w:type="dxa" w:w="1584"/>
+            <w:tcMar>
+              <w:top w:w="80" w:type="dxa"/>
+              <w:bottom w:w="80" w:type="dxa"/>
+              <w:left w:w="100" w:type="dxa"/>
+              <w:right w:w="100" w:type="dxa"/>
+            </w:tcMar>
+          </w:tcPr>
+          <w:p>
+            <w:pPr>
+              <w:spacing w:after="40"/>
+            </w:pPr>
+            <w:r>
+              <w:rPr>
+                <w:rFonts w:ascii="Times New Roman" w:hAnsi="Times New Roman"/>
+                <w:sz w:val="19"/>
+              </w:rPr>
+            </w:r>
+          </w:p>
+        </w:tc>
+        <w:tc>
+          <w:tcPr>
+            <w:tcW w:type="dxa" w:w="1584"/>
+            <w:tcMar>
+              <w:top w:w="80" w:type="dxa"/>
+              <w:bottom w:w="80" w:type="dxa"/>
+              <w:left w:w="100" w:type="dxa"/>
+              <w:right w:w="100" w:type="dxa"/>
+            </w:tcMar>
+          </w:tcPr>
+          <w:p>
+            <w:pPr>
+              <w:spacing w:after="40"/>
+            </w:pPr>
+            <w:r>
+              <w:rPr>
+                <w:rFonts w:ascii="Times New Roman" w:hAnsi="Times New Roman"/>
+                <w:sz w:val="19"/>
+              </w:rPr>
+            </w:r>
+          </w:p>
+        </w:tc>
+        <w:tc>
+          <w:tcPr>
+            <w:tcW w:type="dxa" w:w="2160"/>
+            <w:tcMar>
+              <w:top w:w="80" w:type="dxa"/>
+              <w:bottom w:w="80" w:type="dxa"/>
+              <w:left w:w="100" w:type="dxa"/>
+              <w:right w:w="100" w:type="dxa"/>
+            </w:tcMar>
+          </w:tcPr>
+          <w:p>
+            <w:pPr>
+              <w:spacing w:after="40"/>
+            </w:pPr>
+            <w:r>
+              <w:rPr>
+                <w:rFonts w:ascii="Times New Roman" w:hAnsi="Times New Roman"/>
+                <w:sz w:val="19"/>
+              </w:rPr>
+            </w:r>
+          </w:p>
+        </w:tc>
+      </w:tr>
+      <w:tr>
+        <w:tc>
+          <w:tcPr>
+            <w:tcW w:type="dxa" w:w="864"/>
+            <w:tcMar>
+              <w:top w:w="80" w:type="dxa"/>
+              <w:bottom w:w="80" w:type="dxa"/>
+              <w:left w:w="100" w:type="dxa"/>
+              <w:right w:w="100" w:type="dxa"/>
+            </w:tcMar>
+          </w:tcPr>
+          <w:p>
+            <w:pPr>
+              <w:spacing w:after="40"/>
+              <w:jc w:val="center"/>
+            </w:pPr>
+            <w:r>
+              <w:rPr>
+                <w:rFonts w:ascii="Times New Roman" w:hAnsi="Times New Roman"/>
+                <w:sz w:val="19"/>
+              </w:rPr>
+              <w:t>7</w:t>
+            </w:r>
+          </w:p>
+        </w:tc>
+        <w:tc>
+          <w:tcPr>
+            <w:tcW w:type="dxa" w:w="1584"/>
+            <w:tcMar>
+              <w:top w:w="80" w:type="dxa"/>
+              <w:bottom w:w="80" w:type="dxa"/>
+              <w:left w:w="100" w:type="dxa"/>
+              <w:right w:w="100" w:type="dxa"/>
+            </w:tcMar>
+          </w:tcPr>
+          <w:p>
+            <w:pPr>
+              <w:spacing w:after="40"/>
+            </w:pPr>
+            <w:r>
+              <w:rPr>
+                <w:rFonts w:ascii="Times New Roman" w:hAnsi="Times New Roman"/>
+                <w:sz w:val="19"/>
+              </w:rPr>
+            </w:r>
+          </w:p>
+        </w:tc>
+        <w:tc>
+          <w:tcPr>
+            <w:tcW w:type="dxa" w:w="1584"/>
+            <w:tcMar>
+              <w:top w:w="80" w:type="dxa"/>
+              <w:bottom w:w="80" w:type="dxa"/>
+              <w:left w:w="100" w:type="dxa"/>
+              <w:right w:w="100" w:type="dxa"/>
+            </w:tcMar>
+          </w:tcPr>
+          <w:p>
+            <w:pPr>
+              <w:spacing w:after="40"/>
+            </w:pPr>
+            <w:r>
+              <w:rPr>
+                <w:rFonts w:ascii="Times New Roman" w:hAnsi="Times New Roman"/>
+                <w:sz w:val="19"/>
+              </w:rPr>
+            </w:r>
+          </w:p>
+        </w:tc>
+        <w:tc>
+          <w:tcPr>
+            <w:tcW w:type="dxa" w:w="1584"/>
+            <w:tcMar>
+              <w:top w:w="80" w:type="dxa"/>
+              <w:bottom w:w="80" w:type="dxa"/>
+              <w:left w:w="100" w:type="dxa"/>
+              <w:right w:w="100" w:type="dxa"/>
+            </w:tcMar>
+          </w:tcPr>
+          <w:p>
+            <w:pPr>
+              <w:spacing w:after="40"/>
+            </w:pPr>
+            <w:r>
+              <w:rPr>
+                <w:rFonts w:ascii="Times New Roman" w:hAnsi="Times New Roman"/>
+                <w:sz w:val="19"/>
+              </w:rPr>
+            </w:r>
+          </w:p>
+        </w:tc>
+        <w:tc>
+          <w:tcPr>
+            <w:tcW w:type="dxa" w:w="1584"/>
+            <w:tcMar>
+              <w:top w:w="80" w:type="dxa"/>
+              <w:bottom w:w="80" w:type="dxa"/>
+              <w:left w:w="100" w:type="dxa"/>
+              <w:right w:w="100" w:type="dxa"/>
+            </w:tcMar>
+          </w:tcPr>
+          <w:p>
+            <w:pPr>
+              <w:spacing w:after="40"/>
+            </w:pPr>
+            <w:r>
+              <w:rPr>
+                <w:rFonts w:ascii="Times New Roman" w:hAnsi="Times New Roman"/>
+                <w:sz w:val="19"/>
+              </w:rPr>
+            </w:r>
+          </w:p>
+        </w:tc>
+        <w:tc>
+          <w:tcPr>
+            <w:tcW w:type="dxa" w:w="2160"/>
+            <w:tcMar>
+              <w:top w:w="80" w:type="dxa"/>
+              <w:bottom w:w="80" w:type="dxa"/>
+              <w:left w:w="100" w:type="dxa"/>
+              <w:right w:w="100" w:type="dxa"/>
+            </w:tcMar>
+          </w:tcPr>
+          <w:p>
+            <w:pPr>
+              <w:spacing w:after="40"/>
+            </w:pPr>
+            <w:r>
+              <w:rPr>
+                <w:rFonts w:ascii="Times New Roman" w:hAnsi="Times New Roman"/>
+                <w:sz w:val="19"/>
+              </w:rPr>
+            </w:r>
+          </w:p>
+        </w:tc>
+      </w:tr>
+      <w:tr>
+        <w:tc>
+          <w:tcPr>
+            <w:tcW w:type="dxa" w:w="864"/>
+            <w:tcMar>
+              <w:top w:w="80" w:type="dxa"/>
+              <w:bottom w:w="80" w:type="dxa"/>
+              <w:left w:w="100" w:type="dxa"/>
+              <w:right w:w="100" w:type="dxa"/>
+            </w:tcMar>
+          </w:tcPr>
+          <w:p>
+            <w:pPr>
+              <w:spacing w:after="40"/>
+              <w:jc w:val="center"/>
+            </w:pPr>
+            <w:r>
+              <w:rPr>
+                <w:rFonts w:ascii="Times New Roman" w:hAnsi="Times New Roman"/>
+                <w:sz w:val="19"/>
+              </w:rPr>
+              <w:t>8</w:t>
+            </w:r>
+          </w:p>
+        </w:tc>
+        <w:tc>
+          <w:tcPr>
+            <w:tcW w:type="dxa" w:w="1584"/>
+            <w:tcMar>
+              <w:top w:w="80" w:type="dxa"/>
+              <w:bottom w:w="80" w:type="dxa"/>
+              <w:left w:w="100" w:type="dxa"/>
+              <w:right w:w="100" w:type="dxa"/>
+            </w:tcMar>
+          </w:tcPr>
+          <w:p>
+            <w:pPr>
+              <w:spacing w:after="40"/>
+            </w:pPr>
+            <w:r>
+              <w:rPr>
+                <w:rFonts w:ascii="Times New Roman" w:hAnsi="Times New Roman"/>
+                <w:sz w:val="19"/>
+              </w:rPr>
+            </w:r>
+          </w:p>
+        </w:tc>
+        <w:tc>
+          <w:tcPr>
+            <w:tcW w:type="dxa" w:w="1584"/>
+            <w:tcMar>
+              <w:top w:w="80" w:type="dxa"/>
+              <w:bottom w:w="80" w:type="dxa"/>
+              <w:left w:w="100" w:type="dxa"/>
+              <w:right w:w="100" w:type="dxa"/>
+            </w:tcMar>
+          </w:tcPr>
+          <w:p>
+            <w:pPr>
+              <w:spacing w:after="40"/>
+            </w:pPr>
+            <w:r>
+              <w:rPr>
+                <w:rFonts w:ascii="Times New Roman" w:hAnsi="Times New Roman"/>
+                <w:sz w:val="19"/>
+              </w:rPr>
+            </w:r>
+          </w:p>
+        </w:tc>
+        <w:tc>
+          <w:tcPr>
+            <w:tcW w:type="dxa" w:w="1584"/>
+            <w:tcMar>
+              <w:top w:w="80" w:type="dxa"/>
+              <w:bottom w:w="80" w:type="dxa"/>
+              <w:left w:w="100" w:type="dxa"/>
+              <w:right w:w="100" w:type="dxa"/>
+            </w:tcMar>
+          </w:tcPr>
+          <w:p>
+            <w:pPr>
+              <w:spacing w:after="40"/>
+            </w:pPr>
+            <w:r>
+              <w:rPr>
+                <w:rFonts w:ascii="Times New Roman" w:hAnsi="Times New Roman"/>
+                <w:sz w:val="19"/>
+              </w:rPr>
+            </w:r>
+          </w:p>
+        </w:tc>
+        <w:tc>
+          <w:tcPr>
+            <w:tcW w:type="dxa" w:w="1584"/>
+            <w:tcMar>
+              <w:top w:w="80" w:type="dxa"/>
+              <w:bottom w:w="80" w:type="dxa"/>
+              <w:left w:w="100" w:type="dxa"/>
+              <w:right w:w="100" w:type="dxa"/>
+            </w:tcMar>
+          </w:tcPr>
+          <w:p>
+            <w:pPr>
+              <w:spacing w:after="40"/>
+            </w:pPr>
+            <w:r>
+              <w:rPr>
+                <w:rFonts w:ascii="Times New Roman" w:hAnsi="Times New Roman"/>
+                <w:sz w:val="19"/>
+              </w:rPr>
+            </w:r>
+          </w:p>
+        </w:tc>
+        <w:tc>
+          <w:tcPr>
+            <w:tcW w:type="dxa" w:w="2160"/>
+            <w:tcMar>
+              <w:top w:w="80" w:type="dxa"/>
+              <w:bottom w:w="80" w:type="dxa"/>
+              <w:left w:w="100" w:type="dxa"/>
+              <w:right w:w="100" w:type="dxa"/>
+            </w:tcMar>
+          </w:tcPr>
+          <w:p>
+            <w:pPr>
+              <w:spacing w:after="40"/>
+            </w:pPr>
+            <w:r>
+              <w:rPr>
+                <w:rFonts w:ascii="Times New Roman" w:hAnsi="Times New Roman"/>
+                <w:sz w:val="19"/>
+              </w:rPr>
             </w:r>
           </w:p>
         </w:tc>
       </w:tr>
     </w:tbl>
+    <w:p>
+      <w:pPr>
+        <w:spacing w:before="280"/>
+      </w:pPr>
+      <w:r>
+        <w:rPr>
+          <w:b/>
+        </w:rPr>
+        <w:t>Decisión General sobre los ítems del Instrumento:</w:t>
+      </w:r>
+    </w:p>
+    <w:tbl>
+      <w:tblPr>
+        <w:tblW w:type="auto" w:w="0"/>
+        <w:jc w:val="center"/>
+        <w:tblLook w:firstColumn="1" w:firstRow="1" w:lastColumn="0" w:lastRow="0" w:noHBand="0" w:noVBand="1" w:val="04A0"/>
+      </w:tblPr>
+      <w:tblGrid>
+        <w:gridCol w:w="1872"/>
+        <w:gridCol w:w="1872"/>
+        <w:gridCol w:w="1872"/>
+        <w:gridCol w:w="1872"/>
+        <w:gridCol w:w="1872"/>
+      </w:tblGrid>
+      <w:tr>
+        <w:tc>
+          <w:tcPr>
+            <w:tcW w:type="dxa" w:w="1440"/>
+            <w:shd w:fill="F2F2F2"/>
+            <w:tcMar>
+              <w:top w:w="80" w:type="dxa"/>
+              <w:bottom w:w="80" w:type="dxa"/>
+              <w:left w:w="100" w:type="dxa"/>
+              <w:right w:w="100" w:type="dxa"/>
+            </w:tcMar>
+          </w:tcPr>
+          <w:p>
+            <w:pPr>
+              <w:spacing w:after="40"/>
+              <w:jc w:val="center"/>
+            </w:pPr>
+            <w:r>
+              <w:rPr>
+                <w:rFonts w:ascii="Times New Roman" w:hAnsi="Times New Roman"/>
+                <w:b/>
+                <w:sz w:val="20"/>
+              </w:rPr>
+              <w:t>Ítems</w:t>
+            </w:r>
+          </w:p>
+        </w:tc>
+        <w:tc>
+          <w:tcPr>
+            <w:tcW w:type="dxa" w:w="1440"/>
+            <w:shd w:fill="F2F2F2"/>
+            <w:tcMar>
+              <w:top w:w="80" w:type="dxa"/>
+              <w:bottom w:w="80" w:type="dxa"/>
+              <w:left w:w="100" w:type="dxa"/>
+              <w:right w:w="100" w:type="dxa"/>
+            </w:tcMar>
+          </w:tcPr>
+          <w:p>
+            <w:pPr>
+              <w:spacing w:after="40"/>
+              <w:jc w:val="center"/>
+            </w:pPr>
+            <w:r>
+              <w:rPr>
+                <w:rFonts w:ascii="Times New Roman" w:hAnsi="Times New Roman"/>
+                <w:b/>
+                <w:sz w:val="20"/>
+              </w:rPr>
+              <w:t>Dejar</w:t>
+            </w:r>
+          </w:p>
+        </w:tc>
+        <w:tc>
+          <w:tcPr>
+            <w:tcW w:type="dxa" w:w="1440"/>
+            <w:shd w:fill="F2F2F2"/>
+            <w:tcMar>
+              <w:top w:w="80" w:type="dxa"/>
+              <w:bottom w:w="80" w:type="dxa"/>
+              <w:left w:w="100" w:type="dxa"/>
+              <w:right w:w="100" w:type="dxa"/>
+            </w:tcMar>
+          </w:tcPr>
+          <w:p>
+            <w:pPr>
+              <w:spacing w:after="40"/>
+              <w:jc w:val="center"/>
+            </w:pPr>
+            <w:r>
+              <w:rPr>
+                <w:rFonts w:ascii="Times New Roman" w:hAnsi="Times New Roman"/>
+                <w:b/>
+                <w:sz w:val="20"/>
+              </w:rPr>
+              <w:t>Modificar</w:t>
+            </w:r>
+          </w:p>
+        </w:tc>
+        <w:tc>
+          <w:tcPr>
+            <w:tcW w:type="dxa" w:w="1440"/>
+            <w:shd w:fill="F2F2F2"/>
+            <w:tcMar>
+              <w:top w:w="80" w:type="dxa"/>
+              <w:bottom w:w="80" w:type="dxa"/>
+              <w:left w:w="100" w:type="dxa"/>
+              <w:right w:w="100" w:type="dxa"/>
+            </w:tcMar>
+          </w:tcPr>
+          <w:p>
+            <w:pPr>
+              <w:spacing w:after="40"/>
+              <w:jc w:val="center"/>
+            </w:pPr>
+            <w:r>
+              <w:rPr>
+                <w:rFonts w:ascii="Times New Roman" w:hAnsi="Times New Roman"/>
+                <w:b/>
+                <w:sz w:val="20"/>
+              </w:rPr>
+              <w:t>Eliminar</w:t>
+            </w:r>
+          </w:p>
+        </w:tc>
+        <w:tc>
+          <w:tcPr>
+            <w:tcW w:type="dxa" w:w="3600"/>
+            <w:shd w:fill="F2F2F2"/>
+            <w:tcMar>
+              <w:top w:w="80" w:type="dxa"/>
+              <w:bottom w:w="80" w:type="dxa"/>
+              <w:left w:w="100" w:type="dxa"/>
+              <w:right w:w="100" w:type="dxa"/>
+            </w:tcMar>
+          </w:tcPr>
+          <w:p>
+            <w:pPr>
+              <w:spacing w:after="40"/>
+              <w:jc w:val="center"/>
+            </w:pPr>
+            <w:r>
+              <w:rPr>
+                <w:rFonts w:ascii="Times New Roman" w:hAnsi="Times New Roman"/>
+                <w:b/>
+                <w:sz w:val="20"/>
+              </w:rPr>
+              <w:t>Observaciones del Validador</w:t>
+            </w:r>
+          </w:p>
+        </w:tc>
+      </w:tr>
+      <w:tr>
+        <w:tc>
+          <w:tcPr>
+            <w:tcW w:type="dxa" w:w="1440"/>
+            <w:tcMar>
+              <w:top w:w="80" w:type="dxa"/>
+              <w:bottom w:w="80" w:type="dxa"/>
+              <w:left w:w="100" w:type="dxa"/>
+              <w:right w:w="100" w:type="dxa"/>
+            </w:tcMar>
+          </w:tcPr>
+          <w:p>
+            <w:pPr>
+              <w:spacing w:after="40"/>
+              <w:jc w:val="center"/>
+            </w:pPr>
+            <w:r>
+              <w:rPr>
+                <w:rFonts w:ascii="Times New Roman" w:hAnsi="Times New Roman"/>
+                <w:sz w:val="20"/>
+              </w:rPr>
+              <w:t>1 a 8</w:t>
+            </w:r>
+          </w:p>
+        </w:tc>
+        <w:tc>
+          <w:tcPr>
+            <w:tcW w:type="dxa" w:w="1440"/>
+            <w:tcMar>
+              <w:top w:w="80" w:type="dxa"/>
+              <w:bottom w:w="80" w:type="dxa"/>
+              <w:left w:w="100" w:type="dxa"/>
+              <w:right w:w="100" w:type="dxa"/>
+            </w:tcMar>
+          </w:tcPr>
+          <w:p>
+            <w:pPr>
+              <w:spacing w:after="40"/>
+            </w:pPr>
+            <w:r>
+              <w:rPr>
+                <w:rFonts w:ascii="Times New Roman" w:hAnsi="Times New Roman"/>
+                <w:sz w:val="20"/>
+              </w:rPr>
+            </w:r>
+          </w:p>
+        </w:tc>
+        <w:tc>
+          <w:tcPr>
+            <w:tcW w:type="dxa" w:w="1440"/>
+            <w:tcMar>
+              <w:top w:w="80" w:type="dxa"/>
+              <w:bottom w:w="80" w:type="dxa"/>
+              <w:left w:w="100" w:type="dxa"/>
+              <w:right w:w="100" w:type="dxa"/>
+            </w:tcMar>
+          </w:tcPr>
+          <w:p>
+            <w:pPr>
+              <w:spacing w:after="40"/>
+            </w:pPr>
+            <w:r>
+              <w:rPr>
+                <w:rFonts w:ascii="Times New Roman" w:hAnsi="Times New Roman"/>
+                <w:sz w:val="20"/>
+              </w:rPr>
+            </w:r>
+          </w:p>
+        </w:tc>
+        <w:tc>
+          <w:tcPr>
+            <w:tcW w:type="dxa" w:w="1440"/>
+            <w:tcMar>
+              <w:top w:w="80" w:type="dxa"/>
+              <w:bottom w:w="80" w:type="dxa"/>
+              <w:left w:w="100" w:type="dxa"/>
+              <w:right w:w="100" w:type="dxa"/>
+            </w:tcMar>
+          </w:tcPr>
+          <w:p>
+            <w:pPr>
+              <w:spacing w:after="40"/>
+            </w:pPr>
+            <w:r>
+              <w:rPr>
+                <w:rFonts w:ascii="Times New Roman" w:hAnsi="Times New Roman"/>
+                <w:sz w:val="20"/>
+              </w:rPr>
+            </w:r>
+          </w:p>
+        </w:tc>
+        <w:tc>
+          <w:tcPr>
+            <w:tcW w:type="dxa" w:w="3600"/>
+            <w:tcMar>
+              <w:top w:w="80" w:type="dxa"/>
+              <w:bottom w:w="80" w:type="dxa"/>
+              <w:left w:w="100" w:type="dxa"/>
+              <w:right w:w="100" w:type="dxa"/>
+            </w:tcMar>
+          </w:tcPr>
+          <w:p>
+            <w:pPr>
+              <w:spacing w:after="40"/>
+            </w:pPr>
+            <w:r>
+              <w:rPr>
+                <w:rFonts w:ascii="Times New Roman" w:hAnsi="Times New Roman"/>
+                <w:sz w:val="20"/>
+              </w:rPr>
+            </w:r>
+          </w:p>
+        </w:tc>
+      </w:tr>
+    </w:tbl>
+    <w:p>
+      <w:pPr>
+        <w:spacing w:before="720"/>
+        <w:jc w:val="center"/>
+      </w:pPr>
+      <w:r>
+        <w:rPr>
+          <w:b/>
+        </w:rPr>
+        <w:t>Firma del Validador: ______________________________</w:t>
+        <w:br/>
+        <w:t>Sello (Opcional):</w:t>
+      </w:r>
+    </w:p>
+    <w:p>
+      <w:r>
+        <w:br w:type="page"/>
+      </w:r>
+    </w:p>
+    <w:tbl>
+      <w:tblPr>
+        <w:tblW w:type="auto" w:w="0"/>
+        <w:jc w:val="center"/>
+        <w:tblLook w:firstColumn="1" w:firstRow="1" w:lastColumn="0" w:lastRow="0" w:noHBand="0" w:noVBand="1" w:val="04A0"/>
+        <w:tblBorders>
+          <w:top w:val="none" w:sz="0" w:space="0" w:color="auto"/>
+          <w:left w:val="none" w:sz="0" w:space="0" w:color="auto"/>
+          <w:bottom w:val="none" w:sz="0" w:space="0" w:color="auto"/>
+          <w:right w:val="none" w:sz="0" w:space="0" w:color="auto"/>
+          <w:insideH w:val="none" w:sz="0" w:space="0" w:color="auto"/>
+          <w:insideV w:val="none" w:sz="0" w:space="0" w:color="auto"/>
+        </w:tblBorders>
+      </w:tblPr>
+      <w:tblGrid>
+        <w:gridCol w:w="2016"/>
+        <w:gridCol w:w="7344"/>
+      </w:tblGrid>
+      <w:tr>
+        <w:tc>
+          <w:tcPr>
+            <w:tcW w:type="dxa" w:w="2016"/>
+            <w:tcMar>
+              <w:top w:w="100" w:type="dxa"/>
+              <w:bottom w:w="100" w:type="dxa"/>
+              <w:left w:w="50" w:type="dxa"/>
+              <w:right w:w="50" w:type="dxa"/>
+            </w:tcMar>
+          </w:tcPr>
+          <w:p>
+            <w:pPr>
+              <w:jc w:val="center"/>
+            </w:pPr>
+            <w:r/>
+            <w:r>
+              <w:drawing>
+                <wp:inline xmlns:a="http://schemas.openxmlformats.org/drawingml/2006/main">
+                  <wp:extent cx="1097280" cy="536900"/>
+                  <wp:docPr id="10" name="Picture 10"/>
+                  <wp:cNvGraphicFramePr>
+                    <a:graphicFrameLocks noChangeAspect="1"/>
+                  </wp:cNvGraphicFramePr>
+                  <a:graphic>
+                    <a:graphicData uri="http://schemas.openxmlformats.org/drawingml/2006/picture">
+                      <pic:pic>
+                        <pic:nvPicPr>
+                          <pic:cNvPr id="0" name="image.jpg"/>
+                          <pic:cNvPicPr/>
+                        </pic:nvPicPr>
+                        <pic:blipFill>
+                          <a:blip r:embed="rId9"/>
+                          <a:stretch>
+                            <a:fillRect/>
+                          </a:stretch>
+                        </pic:blipFill>
+                        <pic:spPr>
+                          <a:xfrm>
+                            <a:off x="0" y="0"/>
+                            <a:ext cx="1097280" cy="536900"/>
+                          </a:xfrm>
+                          <a:prstGeom prst="rect"/>
+                        </pic:spPr>
+                      </pic:pic>
+                    </a:graphicData>
+                  </a:graphic>
+                </wp:inline>
+              </w:drawing>
+            </w:r>
+          </w:p>
+        </w:tc>
+        <w:tc>
+          <w:tcPr>
+            <w:tcW w:type="dxa" w:w="7344"/>
+            <w:tcMar>
+              <w:top w:w="100" w:type="dxa"/>
+              <w:bottom w:w="100" w:type="dxa"/>
+              <w:left w:w="50" w:type="dxa"/>
+              <w:right w:w="50" w:type="dxa"/>
+            </w:tcMar>
+          </w:tcPr>
+          <w:p>
+            <w:pPr>
+              <w:spacing w:before="0" w:after="40" w:line="276" w:lineRule="auto"/>
+              <w:jc w:val="center"/>
+            </w:pPr>
+            <w:r>
+              <w:rPr>
+                <w:rFonts w:ascii="Times New Roman" w:hAnsi="Times New Roman"/>
+                <w:b/>
+                <w:sz w:val="22"/>
+              </w:rPr>
+              <w:t>República Bolivariana de Venezuela</w:t>
+              <w:br/>
+              <w:t>Colegio Universitario de Administración y Mercadeo</w:t>
+              <w:br/>
+              <w:t>CUAM</w:t>
+              <w:br/>
+              <w:t>Extensión: Caracas</w:t>
+            </w:r>
+          </w:p>
+        </w:tc>
+      </w:tr>
+    </w:tbl>
+    <w:p>
+      <w:pPr>
+        <w:spacing w:before="240" w:after="480"/>
+        <w:jc w:val="center"/>
+      </w:pPr>
+      <w:r>
+        <w:rPr>
+          <w:b/>
+          <w:sz w:val="28"/>
+        </w:rPr>
+        <w:t>CERTIFICADO DE VALIDEZ DE CONTENIDO</w:t>
+      </w:r>
+    </w:p>
+    <w:p>
+      <w:pPr>
+        <w:spacing w:line="360" w:lineRule="auto" w:after="240"/>
+        <w:jc w:val="both"/>
+      </w:pPr>
+      <w:r>
+        <w:t xml:space="preserve">Quien suscribe, </w:t>
+      </w:r>
+      <w:r>
+        <w:rPr>
+          <w:b/>
+        </w:rPr>
+        <w:t>___________________________________________________</w:t>
+      </w:r>
+      <w:r>
+        <w:t>, titular de la Cédula de Identidad N° V-</w:t>
+      </w:r>
+      <w:r>
+        <w:rPr>
+          <w:b/>
+        </w:rPr>
+        <w:t>_________________</w:t>
+      </w:r>
+      <w:r>
+        <w:t xml:space="preserve">, de profesión </w:t>
+      </w:r>
+      <w:r>
+        <w:rPr>
+          <w:b/>
+        </w:rPr>
+        <w:t>_________________________________</w:t>
+      </w:r>
+      <w:r>
+        <w:t xml:space="preserve">, hago constar que he revisado y evaluado técnicamente el instrumento de recolección de datos diseñado por el bachiller </w:t>
+      </w:r>
+      <w:r>
+        <w:rPr>
+          <w:b/>
+        </w:rPr>
+        <w:t>Lenin Alvarado, C.I. 30.260.365</w:t>
+      </w:r>
+      <w:r>
+        <w:t xml:space="preserve">, para su Trabajo de Grado titulado: </w:t>
+      </w:r>
+      <w:r>
+        <w:rPr>
+          <w:b/>
+        </w:rPr>
+        <w:t>"SISTEMA DE INFORMACIÓN PARA LA GESTIÓN DE INVENTARIO Y CONTROL DE PRÉSTAMOS PRENDARIOS EN LA EMPRESA INVERSIONES MÁS POR TU ORO 17 C.A."</w:t>
+      </w:r>
+      <w:r>
+        <w:t>, requisito parcial para optar al título de Técnico Superior Universitario Mención Informática.</w:t>
+        <w:br/>
+        <w:br/>
+        <w:t>A los efectos de la validación, procedí a evaluar cuantitativa y cualitativamente cada ítem con base en los criterios de Claridad, Precisión, Pertinencia y Coherencia, considerando que dicho instrumento reúne las condiciones metodológicas necesarias, por lo cual se declara en esta constancia de juicio de expertos que es:</w:t>
+        <w:br/>
+        <w:br/>
+      </w:r>
+    </w:p>
+    <w:p>
+      <w:pPr>
+        <w:spacing w:after="480"/>
+        <w:jc w:val="center"/>
+      </w:pPr>
+      <w:r>
+        <w:rPr>
+          <w:b/>
+          <w:sz w:val="22"/>
+        </w:rPr>
+        <w:t xml:space="preserve">  [   ]  VÁLIDO          [   ]  VÁLIDO CON OBSERVACIONES          [   ]  NO VÁLIDO  </w:t>
+      </w:r>
+    </w:p>
+    <w:p>
+      <w:pPr>
+        <w:spacing w:after="720"/>
+        <w:jc w:val="both"/>
+      </w:pPr>
+      <w:r>
+        <w:t>Constancia que se expide en Caracas, a los _____ días del mes de ____________ de 2026.</w:t>
+      </w:r>
+    </w:p>
+    <w:p>
+      <w:pPr>
+        <w:spacing w:before="720"/>
+        <w:jc w:val="center"/>
+      </w:pPr>
+      <w:r>
+        <w:rPr>
+          <w:b/>
+        </w:rPr>
+        <w:t>________________________________________</w:t>
+        <w:br/>
+      </w:r>
+      <w:r>
+        <w:rPr>
+          <w:b/>
+        </w:rPr>
+        <w:t>Firma del Experto Validador</w:t>
+        <w:br/>
+      </w:r>
+      <w:r>
+        <w:t>C.I. N° V-______________________</w:t>
+      </w:r>
+    </w:p>
+    <w:sectPr>
+      <w:pgSz w:w="12240" w:h="15840"/>
+      <w:pgMar w:top="1440" w:right="1440" w:bottom="1440" w:left="1440" w:header="720" w:footer="720" w:gutter="0"/>
+      <w:cols w:space="720"/>
+      <w:docGrid w:linePitch="360"/>
+    </w:sectPr>
     <w:p>
       <w:pPr>
         <w:pStyle w:val="normal1"/>

--- a/proyecto_de_grado/TRABAJO_LENIN_ALVARADO.docx
+++ b/proyecto_de_grado/TRABAJO_LENIN_ALVARADO.docx
@@ -3828,8 +3828,8 @@
     </w:p>
     <w:p>
       <w:pPr>
-        <w:spacing w:line="360" w:lineRule="auto" w:before="0" w:after="240"/>
-        <w:ind w:firstLine="720" w:left="0"/>
+        <w:spacing w:line="360" w:lineRule="auto" w:before="0" w:after="120"/>
+        <w:ind w:left="0" w:firstLine="720"/>
         <w:jc w:val="both"/>
       </w:pPr>
       <w:r/>
@@ -3837,16 +3837,15 @@
         <w:rPr>
           <w:rFonts w:ascii="Times New Roman" w:hAnsi="Times New Roman"/>
           <w:b w:val="0"/>
-          <w:i w:val="0"/>
-          <w:sz w:val="24"/>
-        </w:rPr>
-        <w:t>Por último, se consideró el trabajo de Naranjo, E. (2023), titulado "Impacto de la Migración de Datos de Hojas de Cálculo a un Ambiente Web Centralizado en la Productividad Administrativa", presentado ante el Instituto Universitario de Tecnología de Administración Industrial (IUTA). El objetivo general fue evaluar las mejoras en la eficiencia operativa tras migrar registros tradicionales de Excel a una plataforma centralizada en la web. La metodología correspondió a un diseño transeccional descriptivo apoyado en una muestra de ocho (8) usuarios. La investigación concluyó que los entornos web centralizados reducen el tiempo de respuesta administrativa en más de un 60% y aumentan la consistencia de los datos. Este antecedente constituye una justificación metodológica clave para nuestro estudio, al validar técnicamente el reemplazo de los libros de cálculo manuales descentralizados por el software interactivo propuesto.</w:t>
-      </w:r>
-    </w:p>
-    <w:p>
-      <w:pPr>
-        <w:spacing w:line="360" w:lineRule="auto" w:before="0" w:after="240"/>
-        <w:ind w:firstLine="720" w:left="0"/>
+          <w:sz w:val="24"/>
+        </w:rPr>
+        <w:t>En relación con los antecedentes de la investigación, en primer lugar se cita el trabajo de Martínez, A. (2025), titulado "Propuesta de un Sistema de Gestión de Inventario para Optimizar el Flujo de Metales Preciosos en Casas de Empeño", presentado ante el Colegio Universitario de Administración y Mercadeo (CUAM), Extensión Caracas, para optar al título de Técnico Superior Universitario en Informática. El objetivo principal de dicho estudio fue proponer una solución tecnológica para mejorar el flujo físico y digital de metales preciosos dentro de una organización prendaria. Metodológicamente, se enmarcó bajo la modalidad de proyecto factible, con un diseño de campo de nivel descriptivo, aplicando una encuesta a una muestra de cinco (5) trabajadores. Entre sus conclusiones más relevantes, se determinó que la falta de centralización en el control de existencias eleva el riesgo de pérdidas financieras. Este trabajo aporta a la presente investigación una base metodológica sólida para el levantamiento de requerimientos funcionales y un modelo entidad-relación que sirve de referencia directa para estructurar las tablas de inventario en la base de datos relacional.</w:t>
+      </w:r>
+    </w:p>
+    <w:p>
+      <w:pPr>
+        <w:spacing w:line="360" w:lineRule="auto" w:before="0" w:after="120"/>
+        <w:ind w:left="0" w:firstLine="720"/>
         <w:jc w:val="both"/>
       </w:pPr>
       <w:r/>
@@ -3854,7 +3853,6 @@
         <w:rPr>
           <w:rFonts w:ascii="Times New Roman" w:hAnsi="Times New Roman"/>
           <w:b w:val="0"/>
-          <w:i w:val="0"/>
           <w:sz w:val="24"/>
         </w:rPr>
         <w:t>En segundo lugar, se analizó la investigación de Colina, J. (2024), denominada "Análisis y Desarrollo de Módulos de Cálculo para la Auditoría de Créditos Prendarios y Mitigación de Riesgos Financieros", desarrollada en la Universidad Alejandro de Humboldt (UAH) para optar al título de Ingeniero en Informática. La investigación tuvo como propósito diseñar algoritmos seguros para el cálculo automático de intereses devengados por contratos de empeño. Se trató de una investigación tecnológica y descriptiva con apoyo de campo. La conclusión fundamental de la investigación demostró que la automatización de fórmulas reduce a cero el margen de error humano en operaciones matemáticas complejas de amortización. La relación con el presente proyecto reside en que proporciona los fundamentos algorítmicos y matemáticos para estructurar los módulos de cálculo de tasas de interés y fechas de vencimiento del préstamo prendario de oro y plata.</w:t>
@@ -3862,8 +3860,8 @@
     </w:p>
     <w:p>
       <w:pPr>
-        <w:spacing w:line="360" w:lineRule="auto" w:before="0" w:after="240"/>
-        <w:ind w:firstLine="720" w:left="0"/>
+        <w:spacing w:line="360" w:lineRule="auto" w:before="0" w:after="120"/>
+        <w:ind w:left="0" w:firstLine="720"/>
         <w:jc w:val="both"/>
       </w:pPr>
       <w:r/>
@@ -3871,10 +3869,9 @@
         <w:rPr>
           <w:rFonts w:ascii="Times New Roman" w:hAnsi="Times New Roman"/>
           <w:b w:val="0"/>
-          <w:i w:val="0"/>
-          <w:sz w:val="24"/>
-        </w:rPr>
-        <w:t>En relación con los antecedentes de la investigación, en primer lugar se cita el trabajo de Martínez, A. (2025), titulado "Propuesta de un Sistema de Gestión de Inventario para Optimizar el Flujo de Metales Preciosos en Casas de Empeño", presentado ante el Colegio Universitario de Administración y Mercadeo (CUAM), Extensión Caracas, para optar al título de Técnico Superior Universitario en Informática. El objetivo principal de dicho estudio fue proponer una solución tecnológica para mejorar el flujo físico y digital de metales preciosos dentro de una organización prendaria. Metodológicamente, se enmarcó bajo la modalidad de proyecto factible, con un diseño de campo de nivel descriptivo, aplicando una encuesta a una muestra de cinco (5) trabajadores. Entre sus conclusiones más relevantes, se determinó que la falta de centralización en el control de existencias eleva el riesgo de pérdidas financieras. Este trabajo aporta a la presente investigación una base metodológica sólida para el levantamiento de requerimientos funcionales y un modelo entidad-relación que sirve de referencia directa para estructurar las tablas de inventario en la base de datos relacional.</w:t>
+          <w:sz w:val="24"/>
+        </w:rPr>
+        <w:t>Por último, se consideró el trabajo de Naranjo, E. (2023), titulado "Impacto de la Migración de Datos de Hojas de Cálculo a un Ambiente Web Centralizado en la Productividad Administrativa", presentado ante el Instituto Universitario de Tecnología de Administración Industrial (IUTA). El objetivo general fue evaluar las mejoras en la eficiencia operativa tras migrar registros tradicionales de Excel a una plataforma centralizada en la web. La metodología correspondió a un diseño transeccional descriptivo apoyado en una muestra de ocho (8) usuarios. La investigación concluyó que los entornos web centralizados reducen el tiempo de respuesta administrativa en más de un 60% y aumentan la consistencia de los datos. Este antecedente constituye una justificación metodológica clave para nuestro estudio, al validar técnicamente el reemplazo de los libros de cálculo manuales descentralizados por el software interactivo propuesto.</w:t>
       </w:r>
     </w:p>
     <w:p>

--- a/proyecto_de_grado/TRABAJO_LENIN_ALVARADO.docx
+++ b/proyecto_de_grado/TRABAJO_LENIN_ALVARADO.docx
@@ -2750,7 +2750,7 @@
           <w:sz w:val="24"/>
           <w:szCs w:val="24"/>
         </w:rPr>
-        <w:t>El propósito fundamental de esta investigación consistió en el desarrollo de una herramienta tecnológica orientada a la administración de existencias y supervisión de créditos sobre prendas en la entidad Inversiones Más Por Tu Oro 17 C.A., con el fin de subsanar las vulnerabilidades operacionales ocasionadas por el manejo fragmentado en archivos digitales rudimentarios. Metodológicamente, el estudio se rigió por un enfoque Descriptivo y Explicativo, bajo un esquema de Campo y la modalidad de Proyecto Factible. La unidad de análisis estuvo integrada por tres (3) colaboradores de las áreas administrativas y operativas, aplicándose un censo poblacional debido a la magnitud finita del grupo. Para el acopio de información, se recurrió a la Observación Directa y la técnica de Encuesta, apoyadas en una guía observacional y un instrumento de recolección de datos tipo cuestionario con reactivos cerrados. La validación del mismo se efectuó mediante el arbitraje de tres (3) expertos (uno en metodología, uno en informática y uno en el área de Administración/Gerencia), mientras que la consistencia interna se verificó a través del coeficiente Kuder-Richardson (KR-20), garantizando la fiabilidad para el modelado del software. El tratamiento de los hallazgos combinó el análisis cuantitativo por medio de estadística descriptiva con la interpretación lógica de los flujos de trabajo. Se concluye que el sistema propuesto centraliza el entorno operativo, agiliza los algoritmos de cálculo, optimiza la eficiencia administrativa y garantiza la protección de los activos de información ante posibles contingencias técnicas.</w:t>
+        <w:t>El propósito fundamental de esta investigación consistió en el desarrollo de una herramienta tecnológica orientada a la administración de existencias y supervisión de créditos sobre prendas en la entidad Inversiones Más Por Tu Oro 17 C.A., con el fin de subsanar las vulnerabilidades operacionales ocasionadas por el manejo fragmentado en archivos digitales rudimentarios. Metodológicamente, el estudio se rigió por un enfoque Descriptivo, bajo un esquema de Campo y la modalidad de Proyecto Factible. La unidad de análisis estuvo integrada por tres (3) colaboradores de las áreas administrativas y operativas, aplicándose un censo poblacional debido a la magnitud finita del grupo. Para el acopio de información, se recurrió a la Observación Directa y la técnica de Encuesta, apoyadas en una guía observacional y un instrumento de recolección de datos tipo cuestionario con reactivos cerrados. La validación del mismo se efectuó mediante el arbitraje de tres (3) expertos (uno en metodología, uno en informática y uno en el área de Administración/Gerencia), mientras que la consistencia interna se verificó a través del coeficiente Kuder-Richardson (KR-20), garantizando la fiabilidad para el modelado del software. El tratamiento de los hallazgos combinó el análisis cuantitativo por medio de estadística descriptiva con la interpretación lógica de los flujos de trabajo. Se concluye que el sistema propuesto centraliza el entorno operativo, agiliza los algoritmos de cálculo, optimiza la eficiencia administrativa y garantiza la protección de los activos de información ante posibles contingencias técnicas.</w:t>
       </w:r>
     </w:p>
     <w:p>
@@ -3899,7 +3899,21 @@
       </w:r>
     </w:p>
     <w:p>
+      <w:pPr>
+        <w:spacing w:line="360" w:lineRule="auto" w:before="240" w:after="120"/>
+        <w:ind w:firstLine="0" w:left="0"/>
+        <w:jc w:val="left"/>
+      </w:pPr>
       <w:r/>
+      <w:r>
+        <w:rPr>
+          <w:rFonts w:ascii="Times New Roman" w:hAnsi="Times New Roman"/>
+          <w:b/>
+          <w:i w:val="0"/>
+          <w:sz w:val="24"/>
+        </w:rPr>
+        <w:t>Sistemas de Información</w:t>
+      </w:r>
     </w:p>
     <w:p>
       <w:pPr>
@@ -3915,7 +3929,24 @@
           <w:i w:val="0"/>
           <w:sz w:val="24"/>
         </w:rPr>
-        <w:t>Por otro lado, el préstamo prendario representa una operación contractual donde el deudor entrega un bien tangible (la prenda de oro o plata) al acreedor como garantía real del crédito recibido. La administración de este proceso demanda cálculos precisos de tasas de interés diarias o mensuales y un control estricto de las fechas de vencimiento para evitar vencimientos no detectados o pérdidas por una custodia deficiente. El sistema de información automatiza estas variables financieras para dar transparencia a ambas partes de la relación contractual.</w:t>
+        <w:t>Los sistemas de información representan estructuras integradas por recursos humanos, tecnológicos y normativos, diseñados con el propósito de recopilar, almacenar y transformar datos en información útil que sirva de apoyo en la toma de decisiones operativas y estratégicas de las organizaciones. En el contexto de las microempresas, su implantación marca el paso desde procesos manuales o de ofimática descentralizada hacia flujos de trabajo centralizados y controlados.</w:t>
+      </w:r>
+    </w:p>
+    <w:p>
+      <w:pPr>
+        <w:spacing w:line="360" w:lineRule="auto" w:before="0" w:after="240"/>
+        <w:ind w:firstLine="0" w:left="720"/>
+        <w:jc w:val="both"/>
+      </w:pPr>
+      <w:r/>
+      <w:r>
+        <w:rPr>
+          <w:rFonts w:ascii="Times New Roman" w:hAnsi="Times New Roman"/>
+          <w:b w:val="0"/>
+          <w:i w:val="0"/>
+          <w:sz w:val="24"/>
+        </w:rPr>
+        <w:t>Un sistema de información se define como un conjunto de componentes interrelacionados que recolectan, procesan, almacenan y distribuyen información para apoyar la toma de decisiones y el control en una organización. Los sistemas de información ayudan a los gerentes y trabajadores a analizar problemas, visualizar asuntos complejos y crear nuevos productos. (Kendall y Kendall, 2011, p. 12)</w:t>
       </w:r>
     </w:p>
     <w:p>
@@ -3932,7 +3963,7 @@
           <w:i w:val="0"/>
           <w:sz w:val="24"/>
         </w:rPr>
-        <w:t>La gestión de inventario involucra el control sistemático de los bienes muebles que ingresan y salen de una organización. En el caso particular de metales preciosos (oro y plata), la custodia exige una rigurosidad extrema debido a la alta valorización de los activos y a las fluctuaciones constantes de su precio en el mercado financiero.</w:t>
+        <w:t>De este modo, para la empresa Inversiones Más Por Tu Oro 17 C.A., el sistema propuesto no constituye únicamente un repositorio de datos, sino un núcleo operativo que articula la gestión del inventario y la valoración de prendas en tiempo real, agilizando el flujo diario y eliminando la duplicidad en el procesamiento.</w:t>
       </w:r>
     </w:p>
     <w:p>
@@ -3949,7 +3980,7 @@
           <w:i w:val="0"/>
           <w:sz w:val="24"/>
         </w:rPr>
-        <w:t>Gestión de Inventario de Metales Preciosos y Préstamos Prendarios</w:t>
+        <w:t>Bases de Datos Relacionales y Centralización</w:t>
       </w:r>
     </w:p>
     <w:p>
@@ -3966,7 +3997,7 @@
           <w:i w:val="0"/>
           <w:sz w:val="24"/>
         </w:rPr>
-        <w:t>Conforme a esto, este proyecto implementa un prototipo de interfaz interactiva desplegado en web, lo cual permite al personal operativo de la empresa validar el diseño de las pantallas y flujos de consulta antes de consolidar el backend. Esto minimiza la resistencia al cambio tecnológico y garantiza que el software se ajuste a las necesidades reales del puesto de trabajo.</w:t>
+        <w:t>Una base de datos es una colección organizada y estructurada de información persistente, gestionada mediante un software especializado que garantiza el acceso rápido, seguro y coherente de los usuarios. En el desarrollo de software, la adopción del modelo relacional es fundamental para asegurar que los datos no sufran de inconsistencias o sobreescrituras accidentales.</w:t>
       </w:r>
     </w:p>
     <w:p>
@@ -3983,7 +4014,7 @@
           <w:i w:val="0"/>
           <w:sz w:val="24"/>
         </w:rPr>
-        <w:t>El modelo de construcción de prototipos ayuda al desarrollador y al cliente a entender mejor los requisitos del sistema cuando los objetivos generales del software están definidos, pero los detalles técnicos de entrada y salida aún no se comprenden en su totalidad por parte de los usuarios finales. (Pressman, 2010, p. 45)</w:t>
+        <w:t>Un sistema de base de datos relacional es un sistema en el cual los datos se perciben por los usuarios como tablas lógicas, y solo como tablas relacionales, permitiendo realizar consultas complejas mediante la correspondencia de atributos comunes entre diferentes entidades lógicas. (Date, 2004, p. 25)</w:t>
       </w:r>
     </w:p>
     <w:p>
@@ -4000,7 +4031,7 @@
           <w:i w:val="0"/>
           <w:sz w:val="24"/>
         </w:rPr>
-        <w:t>La ingeniería de software comprende el conjunto de metodologías, técnicas y herramientas disciplinadas destinadas al desarrollo e implantación de aplicaciones informáticas eficientes y escalables. Durante el ciclo de vida del software, el modelado de la interfaz y la definición de requerimientos funcionales constituyen los pilares del diseño lógico.</w:t>
+        <w:t>Para el control de los préstamos prendarios, el modelo relacional permite vincular la tabla de clientes con la tabla de contratos de empeño y la tabla de inventario de metales. Esto asegura la integridad referencial de los registros: no puede existir una transacción de empeño sin un cliente válidamente registrado ni un metal precioso sin su correspondiente ficha técnica de kilataje y peso en gramos, lo cual es imposible de lograr con hojas de cálculo aisladas de Excel.</w:t>
       </w:r>
     </w:p>
     <w:p>
@@ -4034,7 +4065,7 @@
           <w:i w:val="0"/>
           <w:sz w:val="24"/>
         </w:rPr>
-        <w:t>Para el control de los préstamos prendarios, el modelo relacional permite vincular la tabla de clientes con la tabla de contratos de empeño y la tabla de inventario de metales. Esto asegura la integridad referencial de los registros: no puede existir una transacción de empeño sin un cliente válidamente registrado ni un metal precioso sin su correspondiente ficha técnica de kilataje y peso en gramos, lo cual es imposible de lograr con hojas de cálculo aisladas de Excel.</w:t>
+        <w:t>La ingeniería de software comprende el conjunto de metodologías, técnicas y herramientas disciplinadas destinadas al desarrollo e implantación de aplicaciones informáticas eficientes y escalables. Durante el ciclo de vida del software, el modelado de la interfaz y la definición de requerimientos funcionales constituyen los pilares del diseño lógico.</w:t>
       </w:r>
     </w:p>
     <w:p>
@@ -4051,7 +4082,7 @@
           <w:i w:val="0"/>
           <w:sz w:val="24"/>
         </w:rPr>
-        <w:t>Un sistema de base de datos relacional es un sistema en el cual los datos se perciben por los usuarios como tablas lógicas, y solo como tablas relacionales, permitiendo realizar consultas complejas mediante la correspondencia de atributos comunes entre diferentes entidades lógicas. (Date, 2004, p. 25)</w:t>
+        <w:t>El modelo de construcción de prototipos ayuda al desarrollador y al cliente a entender mejor los requisitos del sistema cuando los objetivos generales del software están definidos, pero los detalles técnicos de entrada y salida aún no se comprenden en su totalidad por parte de los usuarios finales. (Pressman, 2010, p. 45)</w:t>
       </w:r>
     </w:p>
     <w:p>
@@ -4068,7 +4099,7 @@
           <w:i w:val="0"/>
           <w:sz w:val="24"/>
         </w:rPr>
-        <w:t>Una base de datos es una colección organizada y estructurada de información persistente, gestionada mediante un software especializado que garantiza el acceso rápido, seguro y coherente de los usuarios. En el desarrollo de software, la adopción del modelo relacional es fundamental para asegurar que los datos no sufran de inconsistencias o sobreescrituras accidentales.</w:t>
+        <w:t>Conforme a esto, este proyecto implementa un prototipo de interfaz interactiva desplegado en web, lo cual permite al personal operativo de la empresa validar el diseño de las pantallas y flujos de consulta antes de consolidar el backend. Esto minimiza la resistencia al cambio tecnológico y garantiza que el software se ajuste a las necesidades reales del puesto de trabajo.</w:t>
       </w:r>
     </w:p>
     <w:p>
@@ -4085,7 +4116,7 @@
           <w:i w:val="0"/>
           <w:sz w:val="24"/>
         </w:rPr>
-        <w:t>Bases de Datos Relacionales y Centralización</w:t>
+        <w:t>Gestión de Inventario de Metales Preciosos y Préstamos Prendarios</w:t>
       </w:r>
     </w:p>
     <w:p>
@@ -4102,13 +4133,13 @@
           <w:i w:val="0"/>
           <w:sz w:val="24"/>
         </w:rPr>
-        <w:t>De este modo, para la empresa Inversiones Más Por Tu Oro 17 C.A., el sistema propuesto no constituye únicamente un repositorio de datos, sino un núcleo operativo que articula la gestión del inventario y la valoración de prendas en tiempo real, agilizando el flujo diario y eliminando la duplicidad en el procesamiento.</w:t>
+        <w:t>La gestión de inventario involucra el control sistemático de los bienes muebles que ingresan y salen de una organización. En el caso particular de metales preciosos (oro y plata), la custodia exige una rigurosidad extrema debido a la alta valorización de los activos y a las fluctuaciones constantes de su precio en el mercado financiero.</w:t>
       </w:r>
     </w:p>
     <w:p>
       <w:pPr>
         <w:spacing w:line="360" w:lineRule="auto" w:before="0" w:after="240"/>
-        <w:ind w:firstLine="0" w:left="720"/>
+        <w:ind w:firstLine="720" w:left="0"/>
         <w:jc w:val="both"/>
       </w:pPr>
       <w:r/>
@@ -4119,42 +4150,11 @@
           <w:i w:val="0"/>
           <w:sz w:val="24"/>
         </w:rPr>
-        <w:t>Un sistema de información se define como un conjunto de componentes interrelacionados que recolectan, procesan, almacenan y distribuyen información para apoyar la toma de decisiones y el control en una organización. Los sistemas de información ayudan a los gerentes y trabajadores a analizar problemas, visualizar asuntos complejos y crear nuevos productos. (Kendall y Kendall, 2011, p. 12)</w:t>
-      </w:r>
-    </w:p>
-    <w:p>
-      <w:pPr>
-        <w:spacing w:line="360" w:lineRule="auto" w:before="0" w:after="240"/>
-        <w:ind w:firstLine="720" w:left="0"/>
-        <w:jc w:val="both"/>
-      </w:pPr>
+        <w:t>Por otro lado, el préstamo prendario representa una operación contractual donde el deudor entrega un bien tangible (la prenda de oro o plata) al acreedor como garantía real del crédito recibido. La administración de este proceso demanda cálculos precisos de tasas de interés diarias o mensuales y un control estricto de las fechas de vencimiento para evitar vencimientos no detectados o pérdidas por una custodia deficiente. El sistema de información automatiza estas variables financieras para dar transparencia a ambas partes de la relación contractual.</w:t>
+      </w:r>
+    </w:p>
+    <w:p>
       <w:r/>
-      <w:r>
-        <w:rPr>
-          <w:rFonts w:ascii="Times New Roman" w:hAnsi="Times New Roman"/>
-          <w:b w:val="0"/>
-          <w:i w:val="0"/>
-          <w:sz w:val="24"/>
-        </w:rPr>
-        <w:t>Los sistemas de información representan estructuras integradas por recursos humanos, tecnológicos y normativos, diseñados con el propósito de recopilar, almacenar y transformar datos en información útil que sirva de apoyo en la toma de decisiones operativas y estratégicas de las organizaciones. En el contexto de las microempresas, su implantación marca el paso desde procesos manuales o de ofimática descentralizada hacia flujos de trabajo centralizados y controlados.</w:t>
-      </w:r>
-    </w:p>
-    <w:p>
-      <w:pPr>
-        <w:spacing w:line="360" w:lineRule="auto" w:before="240" w:after="120"/>
-        <w:ind w:firstLine="0" w:left="0"/>
-        <w:jc w:val="left"/>
-      </w:pPr>
-      <w:r/>
-      <w:r>
-        <w:rPr>
-          <w:rFonts w:ascii="Times New Roman" w:hAnsi="Times New Roman"/>
-          <w:b/>
-          <w:i w:val="0"/>
-          <w:sz w:val="24"/>
-        </w:rPr>
-        <w:t>Sistemas de Información</w:t>
-      </w:r>
     </w:p>
     <w:p>
       <w:pPr>
@@ -4883,7 +4883,7 @@
                 <w:sz w:val="20"/>
                 <w:szCs w:val="20"/>
               </w:rPr>
-              <w:t>Descriptiva, Explicativa y de Campo.</w:t>
+              <w:t>Descriptiva y de Campo.</w:t>
             </w:r>
           </w:p>
         </w:tc>
@@ -5096,7 +5096,7 @@
                 <w:sz w:val="20"/>
                 <w:szCs w:val="20"/>
               </w:rPr>
-              <w:t>Descriptiva, Explicativa y de Campo.</w:t>
+              <w:t>Descriptiva y de Campo.</w:t>
             </w:r>
           </w:p>
         </w:tc>
@@ -5309,7 +5309,7 @@
                 <w:sz w:val="20"/>
                 <w:szCs w:val="20"/>
               </w:rPr>
-              <w:t>Descriptiva, Explicativa y de Campo.</w:t>
+              <w:t>Descriptiva y de Campo.</w:t>
             </w:r>
           </w:p>
         </w:tc>
@@ -5522,7 +5522,7 @@
                 <w:sz w:val="20"/>
                 <w:szCs w:val="20"/>
               </w:rPr>
-              <w:t>Descriptiva, Explicativa y de Campo.</w:t>
+              <w:t>Descriptiva y de Campo.</w:t>
             </w:r>
           </w:p>
         </w:tc>
@@ -6655,182 +6655,184 @@
     </w:p>
     <w:p>
       <w:pPr>
-        <w:pStyle w:val="normal1"/>
-        <w:spacing w:lineRule="auto" w:line="360" w:before="0" w:after="160"/>
-        <w:ind w:hanging="720" w:start="720"/>
-        <w:rPr/>
+        <w:spacing w:line="360" w:lineRule="auto" w:before="0" w:after="120"/>
+        <w:ind w:left="720" w:hanging="720"/>
+        <w:jc w:val="left"/>
       </w:pPr>
       <w:r>
         <w:rPr>
           <w:rFonts w:ascii="Times New Roman" w:hAnsi="Times New Roman"/>
           <w:sz w:val="24"/>
         </w:rPr>
-        <w:t xml:space="preserve">Cázares, L., Christen, M., Jaramillo, E., Villaseñor, L., y Zamudio, L. (2000). </w:t>
-      </w:r>
+        <w:t>Arias, F. (2012). El Proyecto de Investigación: Introducción a la Metodología Científica (6ta ed.). Editorial Episteme.</w:t>
+      </w:r>
+    </w:p>
+    <w:p>
+      <w:pPr>
+        <w:spacing w:line="360" w:lineRule="auto" w:before="0" w:after="120"/>
+        <w:ind w:left="720" w:hanging="720"/>
+        <w:jc w:val="left"/>
+      </w:pPr>
       <w:r>
         <w:rPr>
           <w:rFonts w:ascii="Times New Roman" w:hAnsi="Times New Roman"/>
-          <w:i/>
-          <w:sz w:val="24"/>
-        </w:rPr>
-        <w:t xml:space="preserve">Técnicas de investigación documental </w:t>
-      </w:r>
+          <w:sz w:val="24"/>
+        </w:rPr>
+        <w:t>Asamblea Nacional Constituyente. (1999). Constitución de la República Bolivariana de Venezuela. Gaceta Oficial de la República Bolivariana de Venezuela, 5.453 (Extraordinario), marzo 24, 2000.</w:t>
+      </w:r>
+    </w:p>
+    <w:p>
+      <w:pPr>
+        <w:spacing w:line="360" w:lineRule="auto" w:before="0" w:after="120"/>
+        <w:ind w:left="720" w:hanging="720"/>
+        <w:jc w:val="left"/>
+      </w:pPr>
       <w:r>
         <w:rPr>
           <w:rFonts w:ascii="Times New Roman" w:hAnsi="Times New Roman"/>
           <w:sz w:val="24"/>
         </w:rPr>
-        <w:t>(2da ed.). Editorial Trillas.</w:t>
-      </w:r>
-    </w:p>
-    <w:p>
-      <w:pPr>
-        <w:pStyle w:val="normal1"/>
-        <w:spacing w:lineRule="auto" w:line="360" w:before="0" w:after="160"/>
-        <w:ind w:hanging="720" w:start="720"/>
-        <w:rPr/>
+        <w:t>Asamblea Nacional de la República Bolivariana de Venezuela. (2001). Ley Especial Contra los Delitos Informáticos. Gaceta Oficial de la República Bolivariana de Venezuela, 37.313, octubre 30, 2001.</w:t>
+      </w:r>
+    </w:p>
+    <w:p>
+      <w:pPr>
+        <w:spacing w:line="360" w:lineRule="auto" w:before="0" w:after="120"/>
+        <w:ind w:left="720" w:hanging="720"/>
+        <w:jc w:val="left"/>
       </w:pPr>
       <w:r>
         <w:rPr>
           <w:rFonts w:ascii="Times New Roman" w:hAnsi="Times New Roman"/>
           <w:sz w:val="24"/>
         </w:rPr>
-        <w:t xml:space="preserve">Colina, J. (2024). </w:t>
-      </w:r>
+        <w:t>Colina, J. (2024). Automatización de procesos de facturación y control de préstamos prendarios. Trabajo de Grado no publicado. Universidad Alejandro de Humboldt, Caracas.</w:t>
+      </w:r>
+    </w:p>
+    <w:p>
+      <w:pPr>
+        <w:spacing w:line="360" w:lineRule="auto" w:before="0" w:after="120"/>
+        <w:ind w:left="720" w:hanging="720"/>
+        <w:jc w:val="left"/>
+      </w:pPr>
       <w:r>
         <w:rPr>
           <w:rFonts w:ascii="Times New Roman" w:hAnsi="Times New Roman"/>
-          <w:i/>
-          <w:sz w:val="24"/>
-        </w:rPr>
-        <w:t xml:space="preserve">Automatización de procesos de facturación y control de préstamos prendarios. </w:t>
-      </w:r>
+          <w:sz w:val="24"/>
+        </w:rPr>
+        <w:t>Congreso de la República de Venezuela. (1955). Código de Comercio. Gaceta Oficial de la República de Venezuela, 475 (Extraordinario), diciembre 21, 1955.</w:t>
+      </w:r>
+    </w:p>
+    <w:p>
+      <w:pPr>
+        <w:spacing w:line="360" w:lineRule="auto" w:before="0" w:after="120"/>
+        <w:ind w:left="720" w:hanging="720"/>
+        <w:jc w:val="left"/>
+      </w:pPr>
       <w:r>
         <w:rPr>
           <w:rFonts w:ascii="Times New Roman" w:hAnsi="Times New Roman"/>
           <w:sz w:val="24"/>
         </w:rPr>
-        <w:t>Trabajo de Grado no publicado. Universidad Alejandro de Humboldt, Caracas.</w:t>
-      </w:r>
-    </w:p>
-    <w:p>
-      <w:pPr>
-        <w:pStyle w:val="normal1"/>
-        <w:spacing w:lineRule="auto" w:line="360" w:before="0" w:after="160"/>
-        <w:ind w:hanging="720" w:start="720"/>
-        <w:rPr/>
+        <w:t>Date, C. J. (2004). Introducción a los Sistemas de Bases de Datos (8va ed.). Pearson Educación.</w:t>
+      </w:r>
+    </w:p>
+    <w:p>
+      <w:pPr>
+        <w:spacing w:line="360" w:lineRule="auto" w:before="0" w:after="120"/>
+        <w:ind w:left="720" w:hanging="720"/>
+        <w:jc w:val="left"/>
       </w:pPr>
       <w:r>
         <w:rPr>
           <w:rFonts w:ascii="Times New Roman" w:hAnsi="Times New Roman"/>
           <w:sz w:val="24"/>
         </w:rPr>
-        <w:t xml:space="preserve">Kendall, K. E., y Kendall, J. E. (2011). </w:t>
-      </w:r>
+        <w:t>Kendall, K. E., y Kendall, J. E. (2011). Análisis y diseño de sistemas (8va ed.). Pearson Educación.</w:t>
+      </w:r>
+    </w:p>
+    <w:p>
+      <w:pPr>
+        <w:spacing w:line="360" w:lineRule="auto" w:before="0" w:after="120"/>
+        <w:ind w:left="720" w:hanging="720"/>
+        <w:jc w:val="left"/>
+      </w:pPr>
       <w:r>
         <w:rPr>
           <w:rFonts w:ascii="Times New Roman" w:hAnsi="Times New Roman"/>
-          <w:i/>
-          <w:sz w:val="24"/>
-        </w:rPr>
-        <w:t xml:space="preserve">Análisis y diseño de sistemas </w:t>
-      </w:r>
+          <w:sz w:val="24"/>
+        </w:rPr>
+        <w:t>Laudon, K., y Laudon, J. (2012). Sistemas de Información Gerencial (12da ed.). Pearson Educación.</w:t>
+      </w:r>
+    </w:p>
+    <w:p>
+      <w:pPr>
+        <w:spacing w:line="360" w:lineRule="auto" w:before="0" w:after="120"/>
+        <w:ind w:left="720" w:hanging="720"/>
+        <w:jc w:val="left"/>
+      </w:pPr>
       <w:r>
         <w:rPr>
           <w:rFonts w:ascii="Times New Roman" w:hAnsi="Times New Roman"/>
           <w:sz w:val="24"/>
         </w:rPr>
-        <w:t>(8va ed.). Pearson Educación.</w:t>
-      </w:r>
-    </w:p>
-    <w:p>
-      <w:pPr>
-        <w:pStyle w:val="normal1"/>
-        <w:spacing w:lineRule="auto" w:line="360" w:before="0" w:after="160"/>
-        <w:ind w:hanging="720" w:start="720"/>
-        <w:rPr/>
+        <w:t>Martínez, A. (2025). Sistema de información para la gestión administrativa y control de inventarios. Trabajo de Grado no publicado. Colegio Universitario de Administración y Mercadeo, Extensión Caracas.</w:t>
+      </w:r>
+    </w:p>
+    <w:p>
+      <w:pPr>
+        <w:spacing w:line="360" w:lineRule="auto" w:before="0" w:after="120"/>
+        <w:ind w:left="720" w:hanging="720"/>
+        <w:jc w:val="left"/>
       </w:pPr>
       <w:r>
         <w:rPr>
           <w:rFonts w:ascii="Times New Roman" w:hAnsi="Times New Roman"/>
           <w:sz w:val="24"/>
         </w:rPr>
-        <w:t xml:space="preserve">Martínez, A. (2025). </w:t>
-      </w:r>
+        <w:t>Naranjo, E. (2023). Centralización de información en base de datos para empresas de custodia y empeño. Trabajo de Grado no publicado. Instituto Universitario de Tecnología de Administración Industrial, Caracas.</w:t>
+      </w:r>
+    </w:p>
+    <w:p>
+      <w:pPr>
+        <w:spacing w:line="360" w:lineRule="auto" w:before="0" w:after="120"/>
+        <w:ind w:left="720" w:hanging="720"/>
+        <w:jc w:val="left"/>
+      </w:pPr>
       <w:r>
         <w:rPr>
           <w:rFonts w:ascii="Times New Roman" w:hAnsi="Times New Roman"/>
-          <w:i/>
-          <w:sz w:val="24"/>
-        </w:rPr>
-        <w:t xml:space="preserve">Sistema de información para la gestión administrativa y control de inventarios. </w:t>
-      </w:r>
+          <w:sz w:val="24"/>
+        </w:rPr>
+        <w:t>Presidencia de la República Bolivariana de Venezuela. (2026). Ley Orgánica de Minas. Gaceta Oficial de la República Bolivariana de Venezuela, 6.802 (Extraordinario), abril 15, 2026.</w:t>
+      </w:r>
+    </w:p>
+    <w:p>
+      <w:pPr>
+        <w:spacing w:line="360" w:lineRule="auto" w:before="0" w:after="120"/>
+        <w:ind w:left="720" w:hanging="720"/>
+        <w:jc w:val="left"/>
+      </w:pPr>
       <w:r>
         <w:rPr>
           <w:rFonts w:ascii="Times New Roman" w:hAnsi="Times New Roman"/>
           <w:sz w:val="24"/>
         </w:rPr>
-        <w:t>Trabajo de Grado no publicado. Colegio Universitario de Administración y Mercadeo, Extensión Caracas.</w:t>
-      </w:r>
-    </w:p>
-    <w:p>
-      <w:pPr>
-        <w:pStyle w:val="normal1"/>
-        <w:spacing w:lineRule="auto" w:line="360" w:before="0" w:after="160"/>
-        <w:ind w:hanging="720" w:start="720"/>
-        <w:rPr/>
+        <w:t>Pressman, R. (2010). Ingeniería del Software: Un Enfoque Práctico (7ma ed.). McGraw-Hill.</w:t>
+      </w:r>
+    </w:p>
+    <w:p>
+      <w:pPr>
+        <w:spacing w:line="360" w:lineRule="auto" w:before="0" w:after="120"/>
+        <w:ind w:left="720" w:hanging="720"/>
+        <w:jc w:val="left"/>
       </w:pPr>
       <w:r>
         <w:rPr>
           <w:rFonts w:ascii="Times New Roman" w:hAnsi="Times New Roman"/>
           <w:sz w:val="24"/>
         </w:rPr>
-        <w:t xml:space="preserve">Naranjo, E. (2023). </w:t>
-      </w:r>
-      <w:r>
-        <w:rPr>
-          <w:rFonts w:ascii="Times New Roman" w:hAnsi="Times New Roman"/>
-          <w:i/>
-          <w:sz w:val="24"/>
-        </w:rPr>
-        <w:t xml:space="preserve">Centralización de información en base de datos para empresas de custodia y empeño. </w:t>
-      </w:r>
-      <w:r>
-        <w:rPr>
-          <w:rFonts w:ascii="Times New Roman" w:hAnsi="Times New Roman"/>
-          <w:sz w:val="24"/>
-        </w:rPr>
-        <w:t>Trabajo de Grado no publicado. Instituto Universitario de Tecnología de Administración Industrial, Caracas.</w:t>
-      </w:r>
-    </w:p>
-    <w:p>
-      <w:pPr>
-        <w:pStyle w:val="normal1"/>
-        <w:spacing w:lineRule="auto" w:line="360" w:before="0" w:after="160"/>
-        <w:ind w:hanging="720" w:start="720"/>
-        <w:rPr/>
-      </w:pPr>
-      <w:r>
-        <w:rPr>
-          <w:rFonts w:ascii="Times New Roman" w:hAnsi="Times New Roman"/>
-          <w:sz w:val="24"/>
-        </w:rPr>
-        <w:t xml:space="preserve">Universidad Pedagógica Experimental Libertador (UPEL). (2002). </w:t>
-      </w:r>
-      <w:r>
-        <w:rPr>
-          <w:rFonts w:ascii="Times New Roman" w:hAnsi="Times New Roman"/>
-          <w:i/>
-          <w:sz w:val="24"/>
-        </w:rPr>
-        <w:t xml:space="preserve">Manual de Trabajos de Grado de Especialización y Maestría y Tesis Doctorales. </w:t>
-      </w:r>
-      <w:r>
-        <w:rPr>
-          <w:rFonts w:ascii="Times New Roman" w:hAnsi="Times New Roman"/>
-          <w:sz w:val="24"/>
-        </w:rPr>
-        <w:t>FEDUPEL.</w:t>
+        <w:t>Universidad Pedagógica Experimental Libertador (UPEL). (2016). Manual de Trabajos de Grado de Especialización y Maestría y Tesis Doctorales (5ta ed.). FEDUPEL.</w:t>
       </w:r>
     </w:p>
     <w:p>

--- a/proyecto_de_grado/TRABAJO_LENIN_ALVARADO.docx
+++ b/proyecto_de_grado/TRABAJO_LENIN_ALVARADO.docx
@@ -14,6 +14,10 @@
         </w:rPr>
       </w:pPr>
       <w:r>
+        <w:rPr>
+          <w:rFonts w:ascii="Times New Roman" w:hAnsi="Times New Roman" w:cs="Times New Roman"/>
+          <w:sz w:val="24"/>
+        </w:rPr>
         <w:drawing>
           <wp:anchor distT="0" distB="0" distL="114300" distR="114300" simplePos="0" relativeHeight="6" behindDoc="0" locked="0" layoutInCell="0" allowOverlap="1">
             <wp:simplePos x="0" y="0"/>
@@ -498,6 +502,10 @@
         <w:rPr/>
       </w:pPr>
       <w:r>
+        <w:rPr>
+          <w:rFonts w:ascii="Times New Roman" w:hAnsi="Times New Roman" w:cs="Times New Roman"/>
+          <w:sz w:val="24"/>
+        </w:rPr>
         <w:drawing>
           <wp:anchor distT="0" distB="0" distL="0" distR="0" simplePos="0" relativeHeight="7" behindDoc="0" locked="0" layoutInCell="1" allowOverlap="1">
             <wp:simplePos x="0" y="0"/>
@@ -2515,6 +2523,10 @@
         <w:rPr/>
       </w:pPr>
       <w:r>
+        <w:rPr>
+          <w:rFonts w:ascii="Times New Roman" w:hAnsi="Times New Roman" w:cs="Times New Roman"/>
+          <w:sz w:val="24"/>
+        </w:rPr>
         <w:drawing>
           <wp:anchor distT="0" distB="0" distL="114300" distR="114300" simplePos="0" relativeHeight="8" behindDoc="0" locked="0" layoutInCell="0" allowOverlap="1">
             <wp:simplePos x="0" y="0"/>
@@ -2741,6 +2753,7 @@
       <w:r>
         <w:rPr>
           <w:rFonts w:eastAsia="Times New Roman" w:cs="Times New Roman" w:ascii="Times New Roman" w:hAnsi="Times New Roman"/>
+          <w:sz w:val="24"/>
         </w:rPr>
         <w:t xml:space="preserve"> </w:t>
       </w:r>
@@ -2923,7 +2936,10 @@
         <w:rPr/>
       </w:pPr>
       <w:r>
-        <w:rPr/>
+        <w:rPr>
+          <w:rFonts w:ascii="Times New Roman" w:hAnsi="Times New Roman" w:cs="Times New Roman"/>
+          <w:sz w:val="24"/>
+        </w:rPr>
         <w:t xml:space="preserve">          </w:t>
       </w:r>
       <w:r>
@@ -3006,7 +3022,10 @@
         <w:rPr/>
       </w:pPr>
       <w:r>
-        <w:rPr/>
+        <w:rPr>
+          <w:rFonts w:ascii="Times New Roman" w:hAnsi="Times New Roman" w:cs="Times New Roman"/>
+          <w:sz w:val="24"/>
+        </w:rPr>
       </w:r>
     </w:p>
     <w:p>
@@ -3214,10 +3233,15 @@
           <w:szCs w:val="24"/>
         </w:rPr>
       </w:pPr>
-      <w:r/>
-      <w:r>
-        <w:rPr>
-          <w:rFonts w:ascii="Times New Roman" w:hAnsi="Times New Roman"/>
+      <w:r>
+        <w:rPr>
+          <w:rFonts w:ascii="Times New Roman" w:hAnsi="Times New Roman" w:cs="Times New Roman"/>
+          <w:sz w:val="24"/>
+        </w:rPr>
+      </w:r>
+      <w:r>
+        <w:rPr>
+          <w:rFonts w:ascii="Times New Roman" w:hAnsi="Times New Roman" w:cs="Times New Roman"/>
           <w:b w:val="0"/>
           <w:i w:val="0"/>
           <w:sz w:val="24"/>
@@ -3237,10 +3261,15 @@
           <w:szCs w:val="24"/>
         </w:rPr>
       </w:pPr>
-      <w:r/>
-      <w:r>
-        <w:rPr>
-          <w:rFonts w:ascii="Times New Roman" w:hAnsi="Times New Roman"/>
+      <w:r>
+        <w:rPr>
+          <w:rFonts w:ascii="Times New Roman" w:hAnsi="Times New Roman" w:cs="Times New Roman"/>
+          <w:sz w:val="24"/>
+        </w:rPr>
+      </w:r>
+      <w:r>
+        <w:rPr>
+          <w:rFonts w:ascii="Times New Roman" w:hAnsi="Times New Roman" w:cs="Times New Roman"/>
           <w:b w:val="0"/>
           <w:i w:val="0"/>
           <w:sz w:val="24"/>
@@ -3260,10 +3289,15 @@
           <w:szCs w:val="24"/>
         </w:rPr>
       </w:pPr>
-      <w:r/>
-      <w:r>
-        <w:rPr>
-          <w:rFonts w:ascii="Times New Roman" w:hAnsi="Times New Roman"/>
+      <w:r>
+        <w:rPr>
+          <w:rFonts w:ascii="Times New Roman" w:hAnsi="Times New Roman" w:cs="Times New Roman"/>
+          <w:sz w:val="24"/>
+        </w:rPr>
+      </w:r>
+      <w:r>
+        <w:rPr>
+          <w:rFonts w:ascii="Times New Roman" w:hAnsi="Times New Roman" w:cs="Times New Roman"/>
           <w:b w:val="0"/>
           <w:i w:val="0"/>
           <w:sz w:val="24"/>
@@ -3283,10 +3317,15 @@
           <w:szCs w:val="24"/>
         </w:rPr>
       </w:pPr>
-      <w:r/>
-      <w:r>
-        <w:rPr>
-          <w:rFonts w:ascii="Times New Roman" w:hAnsi="Times New Roman"/>
+      <w:r>
+        <w:rPr>
+          <w:rFonts w:ascii="Times New Roman" w:hAnsi="Times New Roman" w:cs="Times New Roman"/>
+          <w:sz w:val="24"/>
+        </w:rPr>
+      </w:r>
+      <w:r>
+        <w:rPr>
+          <w:rFonts w:ascii="Times New Roman" w:hAnsi="Times New Roman" w:cs="Times New Roman"/>
           <w:b w:val="0"/>
           <w:i w:val="0"/>
           <w:sz w:val="24"/>
@@ -3364,10 +3403,15 @@
           <w:szCs w:val="24"/>
         </w:rPr>
       </w:pPr>
-      <w:r/>
-      <w:r>
-        <w:rPr>
-          <w:rFonts w:ascii="Times New Roman" w:hAnsi="Times New Roman"/>
+      <w:r>
+        <w:rPr>
+          <w:rFonts w:ascii="Times New Roman" w:hAnsi="Times New Roman" w:cs="Times New Roman"/>
+          <w:sz w:val="24"/>
+        </w:rPr>
+      </w:r>
+      <w:r>
+        <w:rPr>
+          <w:rFonts w:ascii="Times New Roman" w:hAnsi="Times New Roman" w:cs="Times New Roman"/>
           <w:b w:val="0"/>
           <w:sz w:val="24"/>
         </w:rPr>
@@ -3410,10 +3454,15 @@
           <w:szCs w:val="24"/>
         </w:rPr>
       </w:pPr>
-      <w:r/>
-      <w:r>
-        <w:rPr>
-          <w:rFonts w:ascii="Times New Roman" w:hAnsi="Times New Roman"/>
+      <w:r>
+        <w:rPr>
+          <w:rFonts w:ascii="Times New Roman" w:hAnsi="Times New Roman" w:cs="Times New Roman"/>
+          <w:sz w:val="24"/>
+        </w:rPr>
+      </w:r>
+      <w:r>
+        <w:rPr>
+          <w:rFonts w:ascii="Times New Roman" w:hAnsi="Times New Roman" w:cs="Times New Roman"/>
           <w:b w:val="0"/>
           <w:i w:val="0"/>
           <w:sz w:val="24"/>
@@ -3433,10 +3482,15 @@
           <w:szCs w:val="24"/>
         </w:rPr>
       </w:pPr>
-      <w:r/>
-      <w:r>
-        <w:rPr>
-          <w:rFonts w:ascii="Times New Roman" w:hAnsi="Times New Roman"/>
+      <w:r>
+        <w:rPr>
+          <w:rFonts w:ascii="Times New Roman" w:hAnsi="Times New Roman" w:cs="Times New Roman"/>
+          <w:sz w:val="24"/>
+        </w:rPr>
+      </w:r>
+      <w:r>
+        <w:rPr>
+          <w:rFonts w:ascii="Times New Roman" w:hAnsi="Times New Roman" w:cs="Times New Roman"/>
           <w:b w:val="0"/>
           <w:i w:val="0"/>
           <w:sz w:val="24"/>
@@ -3456,10 +3510,15 @@
           <w:szCs w:val="24"/>
         </w:rPr>
       </w:pPr>
-      <w:r/>
-      <w:r>
-        <w:rPr>
-          <w:rFonts w:ascii="Times New Roman" w:hAnsi="Times New Roman"/>
+      <w:r>
+        <w:rPr>
+          <w:rFonts w:ascii="Times New Roman" w:hAnsi="Times New Roman" w:cs="Times New Roman"/>
+          <w:sz w:val="24"/>
+        </w:rPr>
+      </w:r>
+      <w:r>
+        <w:rPr>
+          <w:rFonts w:ascii="Times New Roman" w:hAnsi="Times New Roman" w:cs="Times New Roman"/>
           <w:b w:val="0"/>
           <w:i w:val="0"/>
           <w:sz w:val="24"/>
@@ -3479,10 +3538,15 @@
           <w:szCs w:val="24"/>
         </w:rPr>
       </w:pPr>
-      <w:r/>
-      <w:r>
-        <w:rPr>
-          <w:rFonts w:ascii="Times New Roman" w:hAnsi="Times New Roman"/>
+      <w:r>
+        <w:rPr>
+          <w:rFonts w:ascii="Times New Roman" w:hAnsi="Times New Roman" w:cs="Times New Roman"/>
+          <w:sz w:val="24"/>
+        </w:rPr>
+      </w:r>
+      <w:r>
+        <w:rPr>
+          <w:rFonts w:ascii="Times New Roman" w:hAnsi="Times New Roman" w:cs="Times New Roman"/>
           <w:b w:val="0"/>
           <w:i w:val="0"/>
           <w:sz w:val="24"/>
@@ -3832,10 +3896,15 @@
         <w:ind w:left="0" w:firstLine="720"/>
         <w:jc w:val="both"/>
       </w:pPr>
-      <w:r/>
-      <w:r>
-        <w:rPr>
-          <w:rFonts w:ascii="Times New Roman" w:hAnsi="Times New Roman"/>
+      <w:r>
+        <w:rPr>
+          <w:rFonts w:ascii="Times New Roman" w:hAnsi="Times New Roman" w:cs="Times New Roman"/>
+          <w:sz w:val="24"/>
+        </w:rPr>
+      </w:r>
+      <w:r>
+        <w:rPr>
+          <w:rFonts w:ascii="Times New Roman" w:hAnsi="Times New Roman" w:cs="Times New Roman"/>
           <w:b w:val="0"/>
           <w:sz w:val="24"/>
         </w:rPr>
@@ -3848,10 +3917,15 @@
         <w:ind w:left="0" w:firstLine="720"/>
         <w:jc w:val="both"/>
       </w:pPr>
-      <w:r/>
-      <w:r>
-        <w:rPr>
-          <w:rFonts w:ascii="Times New Roman" w:hAnsi="Times New Roman"/>
+      <w:r>
+        <w:rPr>
+          <w:rFonts w:ascii="Times New Roman" w:hAnsi="Times New Roman" w:cs="Times New Roman"/>
+          <w:sz w:val="24"/>
+        </w:rPr>
+      </w:r>
+      <w:r>
+        <w:rPr>
+          <w:rFonts w:ascii="Times New Roman" w:hAnsi="Times New Roman" w:cs="Times New Roman"/>
           <w:b w:val="0"/>
           <w:sz w:val="24"/>
         </w:rPr>
@@ -3864,10 +3938,15 @@
         <w:ind w:left="0" w:firstLine="720"/>
         <w:jc w:val="both"/>
       </w:pPr>
-      <w:r/>
-      <w:r>
-        <w:rPr>
-          <w:rFonts w:ascii="Times New Roman" w:hAnsi="Times New Roman"/>
+      <w:r>
+        <w:rPr>
+          <w:rFonts w:ascii="Times New Roman" w:hAnsi="Times New Roman" w:cs="Times New Roman"/>
+          <w:sz w:val="24"/>
+        </w:rPr>
+      </w:r>
+      <w:r>
+        <w:rPr>
+          <w:rFonts w:ascii="Times New Roman" w:hAnsi="Times New Roman" w:cs="Times New Roman"/>
           <w:b w:val="0"/>
           <w:sz w:val="24"/>
         </w:rPr>
@@ -3904,10 +3983,15 @@
         <w:ind w:firstLine="0" w:left="0"/>
         <w:jc w:val="left"/>
       </w:pPr>
-      <w:r/>
-      <w:r>
-        <w:rPr>
-          <w:rFonts w:ascii="Times New Roman" w:hAnsi="Times New Roman"/>
+      <w:r>
+        <w:rPr>
+          <w:rFonts w:ascii="Times New Roman" w:hAnsi="Times New Roman" w:cs="Times New Roman"/>
+          <w:sz w:val="24"/>
+        </w:rPr>
+      </w:r>
+      <w:r>
+        <w:rPr>
+          <w:rFonts w:ascii="Times New Roman" w:hAnsi="Times New Roman" w:cs="Times New Roman"/>
           <w:b/>
           <w:i w:val="0"/>
           <w:sz w:val="24"/>
@@ -3921,10 +4005,15 @@
         <w:ind w:firstLine="720" w:left="0"/>
         <w:jc w:val="both"/>
       </w:pPr>
-      <w:r/>
-      <w:r>
-        <w:rPr>
-          <w:rFonts w:ascii="Times New Roman" w:hAnsi="Times New Roman"/>
+      <w:r>
+        <w:rPr>
+          <w:rFonts w:ascii="Times New Roman" w:hAnsi="Times New Roman" w:cs="Times New Roman"/>
+          <w:sz w:val="24"/>
+        </w:rPr>
+      </w:r>
+      <w:r>
+        <w:rPr>
+          <w:rFonts w:ascii="Times New Roman" w:hAnsi="Times New Roman" w:cs="Times New Roman"/>
           <w:b w:val="0"/>
           <w:i w:val="0"/>
           <w:sz w:val="24"/>
@@ -3938,10 +4027,15 @@
         <w:ind w:firstLine="0" w:left="720"/>
         <w:jc w:val="both"/>
       </w:pPr>
-      <w:r/>
-      <w:r>
-        <w:rPr>
-          <w:rFonts w:ascii="Times New Roman" w:hAnsi="Times New Roman"/>
+      <w:r>
+        <w:rPr>
+          <w:rFonts w:ascii="Times New Roman" w:hAnsi="Times New Roman" w:cs="Times New Roman"/>
+          <w:sz w:val="24"/>
+        </w:rPr>
+      </w:r>
+      <w:r>
+        <w:rPr>
+          <w:rFonts w:ascii="Times New Roman" w:hAnsi="Times New Roman" w:cs="Times New Roman"/>
           <w:b w:val="0"/>
           <w:i w:val="0"/>
           <w:sz w:val="24"/>
@@ -3955,10 +4049,15 @@
         <w:ind w:firstLine="720" w:left="0"/>
         <w:jc w:val="both"/>
       </w:pPr>
-      <w:r/>
-      <w:r>
-        <w:rPr>
-          <w:rFonts w:ascii="Times New Roman" w:hAnsi="Times New Roman"/>
+      <w:r>
+        <w:rPr>
+          <w:rFonts w:ascii="Times New Roman" w:hAnsi="Times New Roman" w:cs="Times New Roman"/>
+          <w:sz w:val="24"/>
+        </w:rPr>
+      </w:r>
+      <w:r>
+        <w:rPr>
+          <w:rFonts w:ascii="Times New Roman" w:hAnsi="Times New Roman" w:cs="Times New Roman"/>
           <w:b w:val="0"/>
           <w:i w:val="0"/>
           <w:sz w:val="24"/>
@@ -3972,10 +4071,15 @@
         <w:ind w:firstLine="0" w:left="0"/>
         <w:jc w:val="left"/>
       </w:pPr>
-      <w:r/>
-      <w:r>
-        <w:rPr>
-          <w:rFonts w:ascii="Times New Roman" w:hAnsi="Times New Roman"/>
+      <w:r>
+        <w:rPr>
+          <w:rFonts w:ascii="Times New Roman" w:hAnsi="Times New Roman" w:cs="Times New Roman"/>
+          <w:sz w:val="24"/>
+        </w:rPr>
+      </w:r>
+      <w:r>
+        <w:rPr>
+          <w:rFonts w:ascii="Times New Roman" w:hAnsi="Times New Roman" w:cs="Times New Roman"/>
           <w:b/>
           <w:i w:val="0"/>
           <w:sz w:val="24"/>
@@ -3989,10 +4093,15 @@
         <w:ind w:firstLine="720" w:left="0"/>
         <w:jc w:val="both"/>
       </w:pPr>
-      <w:r/>
-      <w:r>
-        <w:rPr>
-          <w:rFonts w:ascii="Times New Roman" w:hAnsi="Times New Roman"/>
+      <w:r>
+        <w:rPr>
+          <w:rFonts w:ascii="Times New Roman" w:hAnsi="Times New Roman" w:cs="Times New Roman"/>
+          <w:sz w:val="24"/>
+        </w:rPr>
+      </w:r>
+      <w:r>
+        <w:rPr>
+          <w:rFonts w:ascii="Times New Roman" w:hAnsi="Times New Roman" w:cs="Times New Roman"/>
           <w:b w:val="0"/>
           <w:i w:val="0"/>
           <w:sz w:val="24"/>
@@ -4006,10 +4115,15 @@
         <w:ind w:firstLine="0" w:left="720"/>
         <w:jc w:val="both"/>
       </w:pPr>
-      <w:r/>
-      <w:r>
-        <w:rPr>
-          <w:rFonts w:ascii="Times New Roman" w:hAnsi="Times New Roman"/>
+      <w:r>
+        <w:rPr>
+          <w:rFonts w:ascii="Times New Roman" w:hAnsi="Times New Roman" w:cs="Times New Roman"/>
+          <w:sz w:val="24"/>
+        </w:rPr>
+      </w:r>
+      <w:r>
+        <w:rPr>
+          <w:rFonts w:ascii="Times New Roman" w:hAnsi="Times New Roman" w:cs="Times New Roman"/>
           <w:b w:val="0"/>
           <w:i w:val="0"/>
           <w:sz w:val="24"/>
@@ -4023,10 +4137,15 @@
         <w:ind w:firstLine="720" w:left="0"/>
         <w:jc w:val="both"/>
       </w:pPr>
-      <w:r/>
-      <w:r>
-        <w:rPr>
-          <w:rFonts w:ascii="Times New Roman" w:hAnsi="Times New Roman"/>
+      <w:r>
+        <w:rPr>
+          <w:rFonts w:ascii="Times New Roman" w:hAnsi="Times New Roman" w:cs="Times New Roman"/>
+          <w:sz w:val="24"/>
+        </w:rPr>
+      </w:r>
+      <w:r>
+        <w:rPr>
+          <w:rFonts w:ascii="Times New Roman" w:hAnsi="Times New Roman" w:cs="Times New Roman"/>
           <w:b w:val="0"/>
           <w:i w:val="0"/>
           <w:sz w:val="24"/>
@@ -4040,10 +4159,15 @@
         <w:ind w:firstLine="0" w:left="0"/>
         <w:jc w:val="left"/>
       </w:pPr>
-      <w:r/>
-      <w:r>
-        <w:rPr>
-          <w:rFonts w:ascii="Times New Roman" w:hAnsi="Times New Roman"/>
+      <w:r>
+        <w:rPr>
+          <w:rFonts w:ascii="Times New Roman" w:hAnsi="Times New Roman" w:cs="Times New Roman"/>
+          <w:sz w:val="24"/>
+        </w:rPr>
+      </w:r>
+      <w:r>
+        <w:rPr>
+          <w:rFonts w:ascii="Times New Roman" w:hAnsi="Times New Roman" w:cs="Times New Roman"/>
           <w:b/>
           <w:i w:val="0"/>
           <w:sz w:val="24"/>
@@ -4057,10 +4181,15 @@
         <w:ind w:firstLine="720" w:left="0"/>
         <w:jc w:val="both"/>
       </w:pPr>
-      <w:r/>
-      <w:r>
-        <w:rPr>
-          <w:rFonts w:ascii="Times New Roman" w:hAnsi="Times New Roman"/>
+      <w:r>
+        <w:rPr>
+          <w:rFonts w:ascii="Times New Roman" w:hAnsi="Times New Roman" w:cs="Times New Roman"/>
+          <w:sz w:val="24"/>
+        </w:rPr>
+      </w:r>
+      <w:r>
+        <w:rPr>
+          <w:rFonts w:ascii="Times New Roman" w:hAnsi="Times New Roman" w:cs="Times New Roman"/>
           <w:b w:val="0"/>
           <w:i w:val="0"/>
           <w:sz w:val="24"/>
@@ -4074,10 +4203,15 @@
         <w:ind w:firstLine="0" w:left="720"/>
         <w:jc w:val="both"/>
       </w:pPr>
-      <w:r/>
-      <w:r>
-        <w:rPr>
-          <w:rFonts w:ascii="Times New Roman" w:hAnsi="Times New Roman"/>
+      <w:r>
+        <w:rPr>
+          <w:rFonts w:ascii="Times New Roman" w:hAnsi="Times New Roman" w:cs="Times New Roman"/>
+          <w:sz w:val="24"/>
+        </w:rPr>
+      </w:r>
+      <w:r>
+        <w:rPr>
+          <w:rFonts w:ascii="Times New Roman" w:hAnsi="Times New Roman" w:cs="Times New Roman"/>
           <w:b w:val="0"/>
           <w:i w:val="0"/>
           <w:sz w:val="24"/>
@@ -4091,10 +4225,15 @@
         <w:ind w:firstLine="720" w:left="0"/>
         <w:jc w:val="both"/>
       </w:pPr>
-      <w:r/>
-      <w:r>
-        <w:rPr>
-          <w:rFonts w:ascii="Times New Roman" w:hAnsi="Times New Roman"/>
+      <w:r>
+        <w:rPr>
+          <w:rFonts w:ascii="Times New Roman" w:hAnsi="Times New Roman" w:cs="Times New Roman"/>
+          <w:sz w:val="24"/>
+        </w:rPr>
+      </w:r>
+      <w:r>
+        <w:rPr>
+          <w:rFonts w:ascii="Times New Roman" w:hAnsi="Times New Roman" w:cs="Times New Roman"/>
           <w:b w:val="0"/>
           <w:i w:val="0"/>
           <w:sz w:val="24"/>
@@ -4108,10 +4247,15 @@
         <w:ind w:firstLine="0" w:left="0"/>
         <w:jc w:val="left"/>
       </w:pPr>
-      <w:r/>
-      <w:r>
-        <w:rPr>
-          <w:rFonts w:ascii="Times New Roman" w:hAnsi="Times New Roman"/>
+      <w:r>
+        <w:rPr>
+          <w:rFonts w:ascii="Times New Roman" w:hAnsi="Times New Roman" w:cs="Times New Roman"/>
+          <w:sz w:val="24"/>
+        </w:rPr>
+      </w:r>
+      <w:r>
+        <w:rPr>
+          <w:rFonts w:ascii="Times New Roman" w:hAnsi="Times New Roman" w:cs="Times New Roman"/>
           <w:b/>
           <w:i w:val="0"/>
           <w:sz w:val="24"/>
@@ -4125,10 +4269,15 @@
         <w:ind w:firstLine="720" w:left="0"/>
         <w:jc w:val="both"/>
       </w:pPr>
-      <w:r/>
-      <w:r>
-        <w:rPr>
-          <w:rFonts w:ascii="Times New Roman" w:hAnsi="Times New Roman"/>
+      <w:r>
+        <w:rPr>
+          <w:rFonts w:ascii="Times New Roman" w:hAnsi="Times New Roman" w:cs="Times New Roman"/>
+          <w:sz w:val="24"/>
+        </w:rPr>
+      </w:r>
+      <w:r>
+        <w:rPr>
+          <w:rFonts w:ascii="Times New Roman" w:hAnsi="Times New Roman" w:cs="Times New Roman"/>
           <w:b w:val="0"/>
           <w:i w:val="0"/>
           <w:sz w:val="24"/>
@@ -4142,10 +4291,15 @@
         <w:ind w:firstLine="720" w:left="0"/>
         <w:jc w:val="both"/>
       </w:pPr>
-      <w:r/>
-      <w:r>
-        <w:rPr>
-          <w:rFonts w:ascii="Times New Roman" w:hAnsi="Times New Roman"/>
+      <w:r>
+        <w:rPr>
+          <w:rFonts w:ascii="Times New Roman" w:hAnsi="Times New Roman" w:cs="Times New Roman"/>
+          <w:sz w:val="24"/>
+        </w:rPr>
+      </w:r>
+      <w:r>
+        <w:rPr>
+          <w:rFonts w:ascii="Times New Roman" w:hAnsi="Times New Roman" w:cs="Times New Roman"/>
           <w:b w:val="0"/>
           <w:i w:val="0"/>
           <w:sz w:val="24"/>
@@ -4154,7 +4308,12 @@
       </w:r>
     </w:p>
     <w:p>
-      <w:r/>
+      <w:r>
+        <w:rPr>
+          <w:rFonts w:ascii="Times New Roman" w:hAnsi="Times New Roman" w:cs="Times New Roman"/>
+          <w:sz w:val="24"/>
+        </w:rPr>
+      </w:r>
     </w:p>
     <w:p>
       <w:pPr>
@@ -4181,7 +4340,12 @@
       </w:r>
     </w:p>
     <w:p>
-      <w:r/>
+      <w:r>
+        <w:rPr>
+          <w:rFonts w:ascii="Times New Roman" w:hAnsi="Times New Roman" w:cs="Times New Roman"/>
+          <w:sz w:val="24"/>
+        </w:rPr>
+      </w:r>
     </w:p>
     <w:p>
       <w:pPr>
@@ -4189,10 +4353,15 @@
         <w:ind w:firstLine="720" w:left="0"/>
         <w:jc w:val="both"/>
       </w:pPr>
-      <w:r/>
-      <w:r>
-        <w:rPr>
-          <w:rFonts w:ascii="Times New Roman" w:hAnsi="Times New Roman"/>
+      <w:r>
+        <w:rPr>
+          <w:rFonts w:ascii="Times New Roman" w:hAnsi="Times New Roman" w:cs="Times New Roman"/>
+          <w:sz w:val="24"/>
+        </w:rPr>
+      </w:r>
+      <w:r>
+        <w:rPr>
+          <w:rFonts w:ascii="Times New Roman" w:hAnsi="Times New Roman" w:cs="Times New Roman"/>
           <w:b w:val="0"/>
           <w:i w:val="0"/>
           <w:sz w:val="24"/>
@@ -4206,10 +4375,15 @@
         <w:ind w:firstLine="720" w:left="0"/>
         <w:jc w:val="both"/>
       </w:pPr>
-      <w:r/>
-      <w:r>
-        <w:rPr>
-          <w:rFonts w:ascii="Times New Roman" w:hAnsi="Times New Roman"/>
+      <w:r>
+        <w:rPr>
+          <w:rFonts w:ascii="Times New Roman" w:hAnsi="Times New Roman" w:cs="Times New Roman"/>
+          <w:sz w:val="24"/>
+        </w:rPr>
+      </w:r>
+      <w:r>
+        <w:rPr>
+          <w:rFonts w:ascii="Times New Roman" w:hAnsi="Times New Roman" w:cs="Times New Roman"/>
           <w:b w:val="0"/>
           <w:i w:val="0"/>
           <w:sz w:val="24"/>
@@ -4225,10 +4399,15 @@
         <w:ind w:firstLine="720" w:left="0"/>
         <w:jc w:val="both"/>
       </w:pPr>
-      <w:r/>
-      <w:r>
-        <w:rPr>
-          <w:rFonts w:ascii="Times New Roman" w:hAnsi="Times New Roman"/>
+      <w:r>
+        <w:rPr>
+          <w:rFonts w:ascii="Times New Roman" w:hAnsi="Times New Roman" w:cs="Times New Roman"/>
+          <w:sz w:val="24"/>
+        </w:rPr>
+      </w:r>
+      <w:r>
+        <w:rPr>
+          <w:rFonts w:ascii="Times New Roman" w:hAnsi="Times New Roman" w:cs="Times New Roman"/>
           <w:b w:val="0"/>
           <w:i w:val="0"/>
           <w:sz w:val="24"/>
@@ -4242,10 +4421,15 @@
         <w:ind w:firstLine="720" w:left="0"/>
         <w:jc w:val="both"/>
       </w:pPr>
-      <w:r/>
-      <w:r>
-        <w:rPr>
-          <w:rFonts w:ascii="Times New Roman" w:hAnsi="Times New Roman"/>
+      <w:r>
+        <w:rPr>
+          <w:rFonts w:ascii="Times New Roman" w:hAnsi="Times New Roman" w:cs="Times New Roman"/>
+          <w:sz w:val="24"/>
+        </w:rPr>
+      </w:r>
+      <w:r>
+        <w:rPr>
+          <w:rFonts w:ascii="Times New Roman" w:hAnsi="Times New Roman" w:cs="Times New Roman"/>
           <w:b w:val="0"/>
           <w:i w:val="0"/>
           <w:sz w:val="24"/>
@@ -4261,10 +4445,15 @@
         <w:ind w:firstLine="720" w:left="0"/>
         <w:jc w:val="both"/>
       </w:pPr>
-      <w:r/>
-      <w:r>
-        <w:rPr>
-          <w:rFonts w:ascii="Times New Roman" w:hAnsi="Times New Roman"/>
+      <w:r>
+        <w:rPr>
+          <w:rFonts w:ascii="Times New Roman" w:hAnsi="Times New Roman" w:cs="Times New Roman"/>
+          <w:sz w:val="24"/>
+        </w:rPr>
+      </w:r>
+      <w:r>
+        <w:rPr>
+          <w:rFonts w:ascii="Times New Roman" w:hAnsi="Times New Roman" w:cs="Times New Roman"/>
           <w:b w:val="0"/>
           <w:i w:val="0"/>
           <w:sz w:val="24"/>
@@ -4278,10 +4467,15 @@
         <w:ind w:firstLine="720" w:left="0"/>
         <w:jc w:val="both"/>
       </w:pPr>
-      <w:r/>
-      <w:r>
-        <w:rPr>
-          <w:rFonts w:ascii="Times New Roman" w:hAnsi="Times New Roman"/>
+      <w:r>
+        <w:rPr>
+          <w:rFonts w:ascii="Times New Roman" w:hAnsi="Times New Roman" w:cs="Times New Roman"/>
+          <w:sz w:val="24"/>
+        </w:rPr>
+      </w:r>
+      <w:r>
+        <w:rPr>
+          <w:rFonts w:ascii="Times New Roman" w:hAnsi="Times New Roman" w:cs="Times New Roman"/>
           <w:b w:val="0"/>
           <w:i w:val="0"/>
           <w:sz w:val="24"/>
@@ -4297,10 +4491,15 @@
         <w:ind w:firstLine="720" w:left="0"/>
         <w:jc w:val="both"/>
       </w:pPr>
-      <w:r/>
-      <w:r>
-        <w:rPr>
-          <w:rFonts w:ascii="Times New Roman" w:hAnsi="Times New Roman"/>
+      <w:r>
+        <w:rPr>
+          <w:rFonts w:ascii="Times New Roman" w:hAnsi="Times New Roman" w:cs="Times New Roman"/>
+          <w:sz w:val="24"/>
+        </w:rPr>
+      </w:r>
+      <w:r>
+        <w:rPr>
+          <w:rFonts w:ascii="Times New Roman" w:hAnsi="Times New Roman" w:cs="Times New Roman"/>
           <w:b w:val="0"/>
           <w:i w:val="0"/>
           <w:sz w:val="24"/>
@@ -4314,10 +4513,15 @@
         <w:ind w:firstLine="720" w:left="0"/>
         <w:jc w:val="both"/>
       </w:pPr>
-      <w:r/>
-      <w:r>
-        <w:rPr>
-          <w:rFonts w:ascii="Times New Roman" w:hAnsi="Times New Roman"/>
+      <w:r>
+        <w:rPr>
+          <w:rFonts w:ascii="Times New Roman" w:hAnsi="Times New Roman" w:cs="Times New Roman"/>
+          <w:sz w:val="24"/>
+        </w:rPr>
+      </w:r>
+      <w:r>
+        <w:rPr>
+          <w:rFonts w:ascii="Times New Roman" w:hAnsi="Times New Roman" w:cs="Times New Roman"/>
           <w:b w:val="0"/>
           <w:i w:val="0"/>
           <w:sz w:val="24"/>
@@ -4333,10 +4537,15 @@
         <w:ind w:firstLine="720" w:left="0"/>
         <w:jc w:val="both"/>
       </w:pPr>
-      <w:r/>
-      <w:r>
-        <w:rPr>
-          <w:rFonts w:ascii="Times New Roman" w:hAnsi="Times New Roman"/>
+      <w:r>
+        <w:rPr>
+          <w:rFonts w:ascii="Times New Roman" w:hAnsi="Times New Roman" w:cs="Times New Roman"/>
+          <w:sz w:val="24"/>
+        </w:rPr>
+      </w:r>
+      <w:r>
+        <w:rPr>
+          <w:rFonts w:ascii="Times New Roman" w:hAnsi="Times New Roman" w:cs="Times New Roman"/>
           <w:b w:val="0"/>
           <w:i w:val="0"/>
           <w:sz w:val="24"/>
@@ -4429,7 +4638,10 @@
         <w:rPr/>
       </w:pPr>
       <w:r>
-        <w:rPr/>
+        <w:rPr>
+          <w:rFonts w:ascii="Times New Roman" w:hAnsi="Times New Roman" w:cs="Times New Roman"/>
+          <w:sz w:val="24"/>
+        </w:rPr>
       </w:r>
     </w:p>
     <w:tbl>
@@ -4484,7 +4696,7 @@
                 <w:rFonts w:eastAsia="Times New Roman" w:cs="Times New Roman" w:ascii="Times New Roman" w:hAnsi="Times New Roman"/>
                 <w:b/>
                 <w:bCs/>
-                <w:sz w:val="20"/>
+                <w:sz w:val="24"/>
                 <w:szCs w:val="20"/>
               </w:rPr>
               <w:t>Objetivos Específicos</w:t>
@@ -4514,7 +4726,7 @@
                 <w:rFonts w:eastAsia="Times New Roman" w:cs="Times New Roman" w:ascii="Times New Roman" w:hAnsi="Times New Roman"/>
                 <w:b/>
                 <w:bCs/>
-                <w:sz w:val="20"/>
+                <w:sz w:val="24"/>
                 <w:szCs w:val="20"/>
               </w:rPr>
               <w:t>Variables</w:t>
@@ -4544,7 +4756,7 @@
                 <w:rFonts w:eastAsia="Times New Roman" w:cs="Times New Roman" w:ascii="Times New Roman" w:hAnsi="Times New Roman"/>
                 <w:b/>
                 <w:bCs/>
-                <w:sz w:val="20"/>
+                <w:sz w:val="24"/>
                 <w:szCs w:val="20"/>
               </w:rPr>
               <w:t>Definición Conceptual</w:t>
@@ -4574,7 +4786,7 @@
                 <w:rFonts w:eastAsia="Times New Roman" w:cs="Times New Roman" w:ascii="Times New Roman" w:hAnsi="Times New Roman"/>
                 <w:b/>
                 <w:bCs/>
-                <w:sz w:val="20"/>
+                <w:sz w:val="24"/>
                 <w:szCs w:val="20"/>
               </w:rPr>
               <w:t>Definición Operacional</w:t>
@@ -4604,7 +4816,7 @@
                 <w:rFonts w:eastAsia="Times New Roman" w:cs="Times New Roman" w:ascii="Times New Roman" w:hAnsi="Times New Roman"/>
                 <w:b/>
                 <w:bCs/>
-                <w:sz w:val="20"/>
+                <w:sz w:val="24"/>
                 <w:szCs w:val="20"/>
               </w:rPr>
               <w:t>Dimensión</w:t>
@@ -4634,7 +4846,7 @@
                 <w:rFonts w:eastAsia="Times New Roman" w:cs="Times New Roman" w:ascii="Times New Roman" w:hAnsi="Times New Roman"/>
                 <w:b/>
                 <w:bCs/>
-                <w:sz w:val="20"/>
+                <w:sz w:val="24"/>
                 <w:szCs w:val="20"/>
               </w:rPr>
               <w:t>Indicadores</w:t>
@@ -4664,7 +4876,7 @@
                 <w:rFonts w:eastAsia="Times New Roman" w:cs="Times New Roman" w:ascii="Times New Roman" w:hAnsi="Times New Roman"/>
                 <w:b/>
                 <w:bCs/>
-                <w:sz w:val="20"/>
+                <w:sz w:val="24"/>
                 <w:szCs w:val="20"/>
               </w:rPr>
               <w:t>Diseño y Tipo de Investigación</w:t>
@@ -4694,7 +4906,7 @@
                 <w:rFonts w:eastAsia="Times New Roman" w:cs="Times New Roman" w:ascii="Times New Roman" w:hAnsi="Times New Roman"/>
                 <w:b/>
                 <w:bCs/>
-                <w:sz w:val="20"/>
+                <w:sz w:val="24"/>
                 <w:szCs w:val="20"/>
               </w:rPr>
               <w:t>Ítems</w:t>
@@ -4715,11 +4927,16 @@
             </w:tcBorders>
           </w:tcPr>
           <w:p>
-            <w:r/>
-            <w:r>
-              <w:rPr>
-                <w:rFonts w:ascii="Times New Roman" w:hAnsi="Times New Roman"/>
-                <w:sz w:val="20"/>
+            <w:r>
+              <w:rPr>
+                <w:rFonts w:ascii="Times New Roman" w:hAnsi="Times New Roman" w:cs="Times New Roman"/>
+                <w:sz w:val="24"/>
+              </w:rPr>
+            </w:r>
+            <w:r>
+              <w:rPr>
+                <w:rFonts w:ascii="Times New Roman" w:hAnsi="Times New Roman" w:cs="Times New Roman"/>
+                <w:sz w:val="24"/>
               </w:rPr>
               <w:t>Diagnosticar el estado de registro, control de inventario y atención al cliente.</w:t>
             </w:r>
@@ -4745,7 +4962,7 @@
             <w:r>
               <w:rPr>
                 <w:rFonts w:eastAsia="Times New Roman" w:cs="Times New Roman" w:ascii="Times New Roman" w:hAnsi="Times New Roman"/>
-                <w:sz w:val="20"/>
+                <w:sz w:val="24"/>
                 <w:szCs w:val="20"/>
               </w:rPr>
               <w:t>Gestión Manual de Datos</w:t>
@@ -4772,7 +4989,7 @@
             <w:r>
               <w:rPr>
                 <w:rFonts w:eastAsia="Times New Roman" w:cs="Times New Roman" w:ascii="Times New Roman" w:hAnsi="Times New Roman"/>
-                <w:sz w:val="20"/>
+                <w:sz w:val="24"/>
                 <w:szCs w:val="20"/>
               </w:rPr>
               <w:t>Proceso actual de registro basado en herramientas ofimáticas descentralizadas.</w:t>
@@ -4799,7 +5016,7 @@
             <w:r>
               <w:rPr>
                 <w:rFonts w:eastAsia="Times New Roman" w:cs="Times New Roman" w:ascii="Times New Roman" w:hAnsi="Times New Roman"/>
-                <w:sz w:val="20"/>
+                <w:sz w:val="24"/>
                 <w:szCs w:val="20"/>
               </w:rPr>
               <w:t>Análisis de la fragmentación de archivos Excel en la empresa.</w:t>
@@ -4826,7 +5043,7 @@
             <w:r>
               <w:rPr>
                 <w:rFonts w:eastAsia="Times New Roman" w:cs="Times New Roman" w:ascii="Times New Roman" w:hAnsi="Times New Roman"/>
-                <w:sz w:val="20"/>
+                <w:sz w:val="24"/>
                 <w:szCs w:val="20"/>
               </w:rPr>
               <w:t>Operativa</w:t>
@@ -4853,7 +5070,7 @@
             <w:r>
               <w:rPr>
                 <w:rFonts w:eastAsia="Times New Roman" w:cs="Times New Roman" w:ascii="Times New Roman" w:hAnsi="Times New Roman"/>
-                <w:sz w:val="20"/>
+                <w:sz w:val="24"/>
                 <w:szCs w:val="20"/>
               </w:rPr>
               <w:t>Registro manual, Tiempo de respuesta.</w:t>
@@ -4880,7 +5097,7 @@
             <w:r>
               <w:rPr>
                 <w:rFonts w:eastAsia="Times New Roman" w:cs="Times New Roman" w:ascii="Times New Roman" w:hAnsi="Times New Roman"/>
-                <w:sz w:val="20"/>
+                <w:sz w:val="24"/>
                 <w:szCs w:val="20"/>
               </w:rPr>
               <w:t>Descriptiva y de Campo.</w:t>
@@ -4907,7 +5124,7 @@
             <w:r>
               <w:rPr>
                 <w:rFonts w:eastAsia="Times New Roman" w:cs="Times New Roman" w:ascii="Times New Roman" w:hAnsi="Times New Roman"/>
-                <w:sz w:val="20"/>
+                <w:sz w:val="24"/>
                 <w:szCs w:val="20"/>
               </w:rPr>
               <w:t>1, 2</w:t>
@@ -4928,11 +5145,16 @@
             </w:tcBorders>
           </w:tcPr>
           <w:p>
-            <w:r/>
-            <w:r>
-              <w:rPr>
-                <w:rFonts w:ascii="Times New Roman" w:hAnsi="Times New Roman"/>
-                <w:sz w:val="20"/>
+            <w:r>
+              <w:rPr>
+                <w:rFonts w:ascii="Times New Roman" w:hAnsi="Times New Roman" w:cs="Times New Roman"/>
+                <w:sz w:val="24"/>
+              </w:rPr>
+            </w:r>
+            <w:r>
+              <w:rPr>
+                <w:rFonts w:ascii="Times New Roman" w:hAnsi="Times New Roman" w:cs="Times New Roman"/>
+                <w:sz w:val="24"/>
               </w:rPr>
               <w:t>Determinar los requerimientos técnicos y funcionales del sistema propuesto.</w:t>
             </w:r>
@@ -4958,7 +5180,7 @@
             <w:r>
               <w:rPr>
                 <w:rFonts w:eastAsia="Times New Roman" w:cs="Times New Roman" w:ascii="Times New Roman" w:hAnsi="Times New Roman"/>
-                <w:sz w:val="20"/>
+                <w:sz w:val="24"/>
                 <w:szCs w:val="20"/>
               </w:rPr>
               <w:t>Requerimientos Técnicos</w:t>
@@ -4985,7 +5207,7 @@
             <w:r>
               <w:rPr>
                 <w:rFonts w:eastAsia="Times New Roman" w:cs="Times New Roman" w:ascii="Times New Roman" w:hAnsi="Times New Roman"/>
-                <w:sz w:val="20"/>
+                <w:sz w:val="24"/>
                 <w:szCs w:val="20"/>
               </w:rPr>
               <w:t>Necesidades del software para ejecutar cálculos de empeño y compras.</w:t>
@@ -5012,7 +5234,7 @@
             <w:r>
               <w:rPr>
                 <w:rFonts w:eastAsia="Times New Roman" w:cs="Times New Roman" w:ascii="Times New Roman" w:hAnsi="Times New Roman"/>
-                <w:sz w:val="20"/>
+                <w:sz w:val="24"/>
                 <w:szCs w:val="20"/>
               </w:rPr>
               <w:t>Especificación de módulos para el sistema de préstamos y caja.</w:t>
@@ -5039,7 +5261,7 @@
             <w:r>
               <w:rPr>
                 <w:rFonts w:eastAsia="Times New Roman" w:cs="Times New Roman" w:ascii="Times New Roman" w:hAnsi="Times New Roman"/>
-                <w:sz w:val="20"/>
+                <w:sz w:val="24"/>
                 <w:szCs w:val="20"/>
               </w:rPr>
               <w:t>Técnica</w:t>
@@ -5066,7 +5288,7 @@
             <w:r>
               <w:rPr>
                 <w:rFonts w:eastAsia="Times New Roman" w:cs="Times New Roman" w:ascii="Times New Roman" w:hAnsi="Times New Roman"/>
-                <w:sz w:val="20"/>
+                <w:sz w:val="24"/>
                 <w:szCs w:val="20"/>
               </w:rPr>
               <w:t>Algoritmos de cálculo, Seguridad.</w:t>
@@ -5093,7 +5315,7 @@
             <w:r>
               <w:rPr>
                 <w:rFonts w:eastAsia="Times New Roman" w:cs="Times New Roman" w:ascii="Times New Roman" w:hAnsi="Times New Roman"/>
-                <w:sz w:val="20"/>
+                <w:sz w:val="24"/>
                 <w:szCs w:val="20"/>
               </w:rPr>
               <w:t>Descriptiva y de Campo.</w:t>
@@ -5120,7 +5342,7 @@
             <w:r>
               <w:rPr>
                 <w:rFonts w:eastAsia="Times New Roman" w:cs="Times New Roman" w:ascii="Times New Roman" w:hAnsi="Times New Roman"/>
-                <w:sz w:val="20"/>
+                <w:sz w:val="24"/>
                 <w:szCs w:val="20"/>
               </w:rPr>
               <w:t>3, 4</w:t>
@@ -5141,11 +5363,16 @@
             </w:tcBorders>
           </w:tcPr>
           <w:p>
-            <w:r/>
-            <w:r>
-              <w:rPr>
-                <w:rFonts w:ascii="Times New Roman" w:hAnsi="Times New Roman"/>
-                <w:sz w:val="20"/>
+            <w:r>
+              <w:rPr>
+                <w:rFonts w:ascii="Times New Roman" w:hAnsi="Times New Roman" w:cs="Times New Roman"/>
+                <w:sz w:val="24"/>
+              </w:rPr>
+            </w:r>
+            <w:r>
+              <w:rPr>
+                <w:rFonts w:ascii="Times New Roman" w:hAnsi="Times New Roman" w:cs="Times New Roman"/>
+                <w:sz w:val="24"/>
               </w:rPr>
               <w:t>Diseñar la arquitectura lógica, base de datos relacional e interfaces.</w:t>
             </w:r>
@@ -5171,7 +5398,7 @@
             <w:r>
               <w:rPr>
                 <w:rFonts w:eastAsia="Times New Roman" w:cs="Times New Roman" w:ascii="Times New Roman" w:hAnsi="Times New Roman"/>
-                <w:sz w:val="20"/>
+                <w:sz w:val="24"/>
                 <w:szCs w:val="20"/>
               </w:rPr>
               <w:t>Diseño del Sistema</w:t>
@@ -5198,7 +5425,7 @@
             <w:r>
               <w:rPr>
                 <w:rFonts w:eastAsia="Times New Roman" w:cs="Times New Roman" w:ascii="Times New Roman" w:hAnsi="Times New Roman"/>
-                <w:sz w:val="20"/>
+                <w:sz w:val="24"/>
                 <w:szCs w:val="20"/>
               </w:rPr>
               <w:t>Estructura lógica y visual para centralizar la información de metales.</w:t>
@@ -5225,7 +5452,7 @@
             <w:r>
               <w:rPr>
                 <w:rFonts w:eastAsia="Times New Roman" w:cs="Times New Roman" w:ascii="Times New Roman" w:hAnsi="Times New Roman"/>
-                <w:sz w:val="20"/>
+                <w:sz w:val="24"/>
                 <w:szCs w:val="20"/>
               </w:rPr>
               <w:t>Modelado del esquema de datos y prototipos de interfaz web.</w:t>
@@ -5252,7 +5479,7 @@
             <w:r>
               <w:rPr>
                 <w:rFonts w:eastAsia="Times New Roman" w:cs="Times New Roman" w:ascii="Times New Roman" w:hAnsi="Times New Roman"/>
-                <w:sz w:val="20"/>
+                <w:sz w:val="24"/>
                 <w:szCs w:val="20"/>
               </w:rPr>
               <w:t>Informática</w:t>
@@ -5279,7 +5506,7 @@
             <w:r>
               <w:rPr>
                 <w:rFonts w:eastAsia="Times New Roman" w:cs="Times New Roman" w:ascii="Times New Roman" w:hAnsi="Times New Roman"/>
-                <w:sz w:val="20"/>
+                <w:sz w:val="24"/>
                 <w:szCs w:val="20"/>
               </w:rPr>
               <w:t>Esquema de BD, Prototipo visual.</w:t>
@@ -5306,7 +5533,7 @@
             <w:r>
               <w:rPr>
                 <w:rFonts w:eastAsia="Times New Roman" w:cs="Times New Roman" w:ascii="Times New Roman" w:hAnsi="Times New Roman"/>
-                <w:sz w:val="20"/>
+                <w:sz w:val="24"/>
                 <w:szCs w:val="20"/>
               </w:rPr>
               <w:t>Descriptiva y de Campo.</w:t>
@@ -5333,7 +5560,7 @@
             <w:r>
               <w:rPr>
                 <w:rFonts w:eastAsia="Times New Roman" w:cs="Times New Roman" w:ascii="Times New Roman" w:hAnsi="Times New Roman"/>
-                <w:sz w:val="20"/>
+                <w:sz w:val="24"/>
                 <w:szCs w:val="20"/>
               </w:rPr>
               <w:t>5, 6</w:t>
@@ -5354,11 +5581,16 @@
             </w:tcBorders>
           </w:tcPr>
           <w:p>
-            <w:r/>
-            <w:r>
-              <w:rPr>
-                <w:rFonts w:ascii="Times New Roman" w:hAnsi="Times New Roman"/>
-                <w:sz w:val="20"/>
+            <w:r>
+              <w:rPr>
+                <w:rFonts w:ascii="Times New Roman" w:hAnsi="Times New Roman" w:cs="Times New Roman"/>
+                <w:sz w:val="24"/>
+              </w:rPr>
+            </w:r>
+            <w:r>
+              <w:rPr>
+                <w:rFonts w:ascii="Times New Roman" w:hAnsi="Times New Roman" w:cs="Times New Roman"/>
+                <w:sz w:val="24"/>
               </w:rPr>
               <w:t>Desarrollar e implementar el sistema de información propuesto.</w:t>
             </w:r>
@@ -5384,7 +5616,7 @@
             <w:r>
               <w:rPr>
                 <w:rFonts w:eastAsia="Times New Roman" w:cs="Times New Roman" w:ascii="Times New Roman" w:hAnsi="Times New Roman"/>
-                <w:sz w:val="20"/>
+                <w:sz w:val="24"/>
                 <w:szCs w:val="20"/>
               </w:rPr>
               <w:t>Implementación de Software</w:t>
@@ -5411,7 +5643,7 @@
             <w:r>
               <w:rPr>
                 <w:rFonts w:eastAsia="Times New Roman" w:cs="Times New Roman" w:ascii="Times New Roman" w:hAnsi="Times New Roman"/>
-                <w:sz w:val="20"/>
+                <w:sz w:val="24"/>
                 <w:szCs w:val="20"/>
               </w:rPr>
               <w:t>Construcción de la herramienta final para la optimización administrativa.</w:t>
@@ -5438,7 +5670,7 @@
             <w:r>
               <w:rPr>
                 <w:rFonts w:eastAsia="Times New Roman" w:cs="Times New Roman" w:ascii="Times New Roman" w:hAnsi="Times New Roman"/>
-                <w:sz w:val="20"/>
+                <w:sz w:val="24"/>
                 <w:szCs w:val="20"/>
               </w:rPr>
               <w:t>Desarrollo de la aplicación en Vercel y el sistema de empeños.</w:t>
@@ -5465,7 +5697,7 @@
             <w:r>
               <w:rPr>
                 <w:rFonts w:eastAsia="Times New Roman" w:cs="Times New Roman" w:ascii="Times New Roman" w:hAnsi="Times New Roman"/>
-                <w:sz w:val="20"/>
+                <w:sz w:val="24"/>
                 <w:szCs w:val="20"/>
               </w:rPr>
               <w:t>Administrativa</w:t>
@@ -5492,7 +5724,7 @@
             <w:r>
               <w:rPr>
                 <w:rFonts w:eastAsia="Times New Roman" w:cs="Times New Roman" w:ascii="Times New Roman" w:hAnsi="Times New Roman"/>
-                <w:sz w:val="20"/>
+                <w:sz w:val="24"/>
                 <w:szCs w:val="20"/>
               </w:rPr>
               <w:t>Reportes generados, Consultas exitosas.</w:t>
@@ -5519,7 +5751,7 @@
             <w:r>
               <w:rPr>
                 <w:rFonts w:eastAsia="Times New Roman" w:cs="Times New Roman" w:ascii="Times New Roman" w:hAnsi="Times New Roman"/>
-                <w:sz w:val="20"/>
+                <w:sz w:val="24"/>
                 <w:szCs w:val="20"/>
               </w:rPr>
               <w:t>Descriptiva y de Campo.</w:t>
@@ -5546,7 +5778,7 @@
             <w:r>
               <w:rPr>
                 <w:rFonts w:eastAsia="Times New Roman" w:cs="Times New Roman" w:ascii="Times New Roman" w:hAnsi="Times New Roman"/>
-                <w:sz w:val="20"/>
+                <w:sz w:val="24"/>
                 <w:szCs w:val="20"/>
               </w:rPr>
               <w:t>7, 8</w:t>
@@ -6079,7 +6311,12 @@
       </w:r>
     </w:p>
     <w:p>
-      <w:r/>
+      <w:r>
+        <w:rPr>
+          <w:rFonts w:ascii="Times New Roman" w:hAnsi="Times New Roman" w:cs="Times New Roman"/>
+          <w:sz w:val="24"/>
+        </w:rPr>
+      </w:r>
     </w:p>
     <w:p>
       <w:pPr>
@@ -6087,10 +6324,15 @@
         <w:ind w:firstLine="720" w:left="0"/>
         <w:jc w:val="both"/>
       </w:pPr>
-      <w:r/>
-      <w:r>
-        <w:rPr>
-          <w:rFonts w:ascii="Times New Roman" w:hAnsi="Times New Roman"/>
+      <w:r>
+        <w:rPr>
+          <w:rFonts w:ascii="Times New Roman" w:hAnsi="Times New Roman" w:cs="Times New Roman"/>
+          <w:sz w:val="24"/>
+        </w:rPr>
+      </w:r>
+      <w:r>
+        <w:rPr>
+          <w:rFonts w:ascii="Times New Roman" w:hAnsi="Times New Roman" w:cs="Times New Roman"/>
           <w:b w:val="0"/>
           <w:i w:val="0"/>
           <w:sz w:val="24"/>
@@ -6106,10 +6348,15 @@
         <w:ind w:firstLine="720" w:left="0"/>
         <w:jc w:val="both"/>
       </w:pPr>
-      <w:r/>
-      <w:r>
-        <w:rPr>
-          <w:rFonts w:ascii="Times New Roman" w:hAnsi="Times New Roman"/>
+      <w:r>
+        <w:rPr>
+          <w:rFonts w:ascii="Times New Roman" w:hAnsi="Times New Roman" w:cs="Times New Roman"/>
+          <w:sz w:val="24"/>
+        </w:rPr>
+      </w:r>
+      <w:r>
+        <w:rPr>
+          <w:rFonts w:ascii="Times New Roman" w:hAnsi="Times New Roman" w:cs="Times New Roman"/>
           <w:b w:val="0"/>
           <w:i w:val="0"/>
           <w:sz w:val="24"/>
@@ -6125,10 +6372,15 @@
         <w:ind w:firstLine="720" w:left="0"/>
         <w:jc w:val="both"/>
       </w:pPr>
-      <w:r/>
-      <w:r>
-        <w:rPr>
-          <w:rFonts w:ascii="Times New Roman" w:hAnsi="Times New Roman"/>
+      <w:r>
+        <w:rPr>
+          <w:rFonts w:ascii="Times New Roman" w:hAnsi="Times New Roman" w:cs="Times New Roman"/>
+          <w:sz w:val="24"/>
+        </w:rPr>
+      </w:r>
+      <w:r>
+        <w:rPr>
+          <w:rFonts w:ascii="Times New Roman" w:hAnsi="Times New Roman" w:cs="Times New Roman"/>
           <w:b w:val="0"/>
           <w:i w:val="0"/>
           <w:sz w:val="24"/>
@@ -6144,10 +6396,15 @@
         <w:ind w:firstLine="720" w:left="0"/>
         <w:jc w:val="both"/>
       </w:pPr>
-      <w:r/>
-      <w:r>
-        <w:rPr>
-          <w:rFonts w:ascii="Times New Roman" w:hAnsi="Times New Roman"/>
+      <w:r>
+        <w:rPr>
+          <w:rFonts w:ascii="Times New Roman" w:hAnsi="Times New Roman" w:cs="Times New Roman"/>
+          <w:sz w:val="24"/>
+        </w:rPr>
+      </w:r>
+      <w:r>
+        <w:rPr>
+          <w:rFonts w:ascii="Times New Roman" w:hAnsi="Times New Roman" w:cs="Times New Roman"/>
           <w:b w:val="0"/>
           <w:i w:val="0"/>
           <w:sz w:val="24"/>
@@ -6634,6 +6891,10 @@
         <w:t xml:space="preserve"> Se contrastará la teoría de los sistemas de información con la realidad observada para fundamentar el desarrollo de los módulos de reporte y consulta automatizados.</w:t>
       </w:r>
       <w:r>
+        <w:rPr>
+          <w:rFonts w:ascii="Times New Roman" w:hAnsi="Times New Roman" w:cs="Times New Roman"/>
+          <w:sz w:val="24"/>
+        </w:rPr>
         <w:br w:type="page"/>
       </w:r>
     </w:p>
@@ -6646,7 +6907,7 @@
       </w:pPr>
       <w:r>
         <w:rPr>
-          <w:rFonts w:ascii="Times New Roman" w:hAnsi="Times New Roman"/>
+          <w:rFonts w:ascii="Times New Roman" w:hAnsi="Times New Roman" w:cs="Times New Roman"/>
           <w:b/>
           <w:sz w:val="24"/>
         </w:rPr>
@@ -6661,7 +6922,7 @@
       </w:pPr>
       <w:r>
         <w:rPr>
-          <w:rFonts w:ascii="Times New Roman" w:hAnsi="Times New Roman"/>
+          <w:rFonts w:ascii="Times New Roman" w:hAnsi="Times New Roman" w:cs="Times New Roman"/>
           <w:sz w:val="24"/>
         </w:rPr>
         <w:t>Arias, F. (2012). El Proyecto de Investigación: Introducción a la Metodología Científica (6ta ed.). Editorial Episteme.</w:t>
@@ -6675,7 +6936,7 @@
       </w:pPr>
       <w:r>
         <w:rPr>
-          <w:rFonts w:ascii="Times New Roman" w:hAnsi="Times New Roman"/>
+          <w:rFonts w:ascii="Times New Roman" w:hAnsi="Times New Roman" w:cs="Times New Roman"/>
           <w:sz w:val="24"/>
         </w:rPr>
         <w:t>Asamblea Nacional Constituyente. (1999). Constitución de la República Bolivariana de Venezuela. Gaceta Oficial de la República Bolivariana de Venezuela, 5.453 (Extraordinario), marzo 24, 2000.</w:t>
@@ -6689,7 +6950,7 @@
       </w:pPr>
       <w:r>
         <w:rPr>
-          <w:rFonts w:ascii="Times New Roman" w:hAnsi="Times New Roman"/>
+          <w:rFonts w:ascii="Times New Roman" w:hAnsi="Times New Roman" w:cs="Times New Roman"/>
           <w:sz w:val="24"/>
         </w:rPr>
         <w:t>Asamblea Nacional de la República Bolivariana de Venezuela. (2001). Ley Especial Contra los Delitos Informáticos. Gaceta Oficial de la República Bolivariana de Venezuela, 37.313, octubre 30, 2001.</w:t>
@@ -6703,7 +6964,7 @@
       </w:pPr>
       <w:r>
         <w:rPr>
-          <w:rFonts w:ascii="Times New Roman" w:hAnsi="Times New Roman"/>
+          <w:rFonts w:ascii="Times New Roman" w:hAnsi="Times New Roman" w:cs="Times New Roman"/>
           <w:sz w:val="24"/>
         </w:rPr>
         <w:t>Colina, J. (2024). Automatización de procesos de facturación y control de préstamos prendarios. Trabajo de Grado no publicado. Universidad Alejandro de Humboldt, Caracas.</w:t>
@@ -6717,7 +6978,7 @@
       </w:pPr>
       <w:r>
         <w:rPr>
-          <w:rFonts w:ascii="Times New Roman" w:hAnsi="Times New Roman"/>
+          <w:rFonts w:ascii="Times New Roman" w:hAnsi="Times New Roman" w:cs="Times New Roman"/>
           <w:sz w:val="24"/>
         </w:rPr>
         <w:t>Congreso de la República de Venezuela. (1955). Código de Comercio. Gaceta Oficial de la República de Venezuela, 475 (Extraordinario), diciembre 21, 1955.</w:t>
@@ -6731,7 +6992,7 @@
       </w:pPr>
       <w:r>
         <w:rPr>
-          <w:rFonts w:ascii="Times New Roman" w:hAnsi="Times New Roman"/>
+          <w:rFonts w:ascii="Times New Roman" w:hAnsi="Times New Roman" w:cs="Times New Roman"/>
           <w:sz w:val="24"/>
         </w:rPr>
         <w:t>Date, C. J. (2004). Introducción a los Sistemas de Bases de Datos (8va ed.). Pearson Educación.</w:t>
@@ -6745,7 +7006,7 @@
       </w:pPr>
       <w:r>
         <w:rPr>
-          <w:rFonts w:ascii="Times New Roman" w:hAnsi="Times New Roman"/>
+          <w:rFonts w:ascii="Times New Roman" w:hAnsi="Times New Roman" w:cs="Times New Roman"/>
           <w:sz w:val="24"/>
         </w:rPr>
         <w:t>Kendall, K. E., y Kendall, J. E. (2011). Análisis y diseño de sistemas (8va ed.). Pearson Educación.</w:t>
@@ -6759,7 +7020,7 @@
       </w:pPr>
       <w:r>
         <w:rPr>
-          <w:rFonts w:ascii="Times New Roman" w:hAnsi="Times New Roman"/>
+          <w:rFonts w:ascii="Times New Roman" w:hAnsi="Times New Roman" w:cs="Times New Roman"/>
           <w:sz w:val="24"/>
         </w:rPr>
         <w:t>Laudon, K., y Laudon, J. (2012). Sistemas de Información Gerencial (12da ed.). Pearson Educación.</w:t>
@@ -6773,7 +7034,7 @@
       </w:pPr>
       <w:r>
         <w:rPr>
-          <w:rFonts w:ascii="Times New Roman" w:hAnsi="Times New Roman"/>
+          <w:rFonts w:ascii="Times New Roman" w:hAnsi="Times New Roman" w:cs="Times New Roman"/>
           <w:sz w:val="24"/>
         </w:rPr>
         <w:t>Martínez, A. (2025). Sistema de información para la gestión administrativa y control de inventarios. Trabajo de Grado no publicado. Colegio Universitario de Administración y Mercadeo, Extensión Caracas.</w:t>
@@ -6787,7 +7048,7 @@
       </w:pPr>
       <w:r>
         <w:rPr>
-          <w:rFonts w:ascii="Times New Roman" w:hAnsi="Times New Roman"/>
+          <w:rFonts w:ascii="Times New Roman" w:hAnsi="Times New Roman" w:cs="Times New Roman"/>
           <w:sz w:val="24"/>
         </w:rPr>
         <w:t>Naranjo, E. (2023). Centralización de información en base de datos para empresas de custodia y empeño. Trabajo de Grado no publicado. Instituto Universitario de Tecnología de Administración Industrial, Caracas.</w:t>
@@ -6801,7 +7062,7 @@
       </w:pPr>
       <w:r>
         <w:rPr>
-          <w:rFonts w:ascii="Times New Roman" w:hAnsi="Times New Roman"/>
+          <w:rFonts w:ascii="Times New Roman" w:hAnsi="Times New Roman" w:cs="Times New Roman"/>
           <w:sz w:val="24"/>
         </w:rPr>
         <w:t>Presidencia de la República Bolivariana de Venezuela. (2026). Ley Orgánica de Minas. Gaceta Oficial de la República Bolivariana de Venezuela, 6.802 (Extraordinario), abril 15, 2026.</w:t>
@@ -6815,7 +7076,7 @@
       </w:pPr>
       <w:r>
         <w:rPr>
-          <w:rFonts w:ascii="Times New Roman" w:hAnsi="Times New Roman"/>
+          <w:rFonts w:ascii="Times New Roman" w:hAnsi="Times New Roman" w:cs="Times New Roman"/>
           <w:sz w:val="24"/>
         </w:rPr>
         <w:t>Pressman, R. (2010). Ingeniería del Software: Un Enfoque Práctico (7ma ed.). McGraw-Hill.</w:t>
@@ -6829,7 +7090,7 @@
       </w:pPr>
       <w:r>
         <w:rPr>
-          <w:rFonts w:ascii="Times New Roman" w:hAnsi="Times New Roman"/>
+          <w:rFonts w:ascii="Times New Roman" w:hAnsi="Times New Roman" w:cs="Times New Roman"/>
           <w:sz w:val="24"/>
         </w:rPr>
         <w:t>Universidad Pedagógica Experimental Libertador (UPEL). (2016). Manual de Trabajos de Grado de Especialización y Maestría y Tesis Doctorales (5ta ed.). FEDUPEL.</w:t>
@@ -6842,7 +7103,10 @@
         <w:rPr/>
       </w:pPr>
       <w:r>
-        <w:rPr/>
+        <w:rPr>
+          <w:rFonts w:ascii="Times New Roman" w:hAnsi="Times New Roman" w:cs="Times New Roman"/>
+          <w:sz w:val="24"/>
+        </w:rPr>
       </w:r>
     </w:p>
     <w:p>
@@ -6852,7 +7116,10 @@
         <w:rPr/>
       </w:pPr>
       <w:r>
-        <w:rPr/>
+        <w:rPr>
+          <w:rFonts w:ascii="Times New Roman" w:hAnsi="Times New Roman" w:cs="Times New Roman"/>
+          <w:sz w:val="24"/>
+        </w:rPr>
       </w:r>
     </w:p>
     <w:p>
@@ -6862,7 +7129,10 @@
         <w:rPr/>
       </w:pPr>
       <w:r>
-        <w:rPr/>
+        <w:rPr>
+          <w:rFonts w:ascii="Times New Roman" w:hAnsi="Times New Roman" w:cs="Times New Roman"/>
+          <w:sz w:val="24"/>
+        </w:rPr>
       </w:r>
     </w:p>
     <w:p>
@@ -6872,7 +7142,10 @@
         <w:rPr/>
       </w:pPr>
       <w:r>
-        <w:rPr/>
+        <w:rPr>
+          <w:rFonts w:ascii="Times New Roman" w:hAnsi="Times New Roman" w:cs="Times New Roman"/>
+          <w:sz w:val="24"/>
+        </w:rPr>
       </w:r>
     </w:p>
     <w:p>
@@ -6882,7 +7155,10 @@
         <w:rPr/>
       </w:pPr>
       <w:r>
-        <w:rPr/>
+        <w:rPr>
+          <w:rFonts w:ascii="Times New Roman" w:hAnsi="Times New Roman" w:cs="Times New Roman"/>
+          <w:sz w:val="24"/>
+        </w:rPr>
       </w:r>
     </w:p>
     <w:p>
@@ -6892,7 +7168,10 @@
         <w:rPr/>
       </w:pPr>
       <w:r>
-        <w:rPr/>
+        <w:rPr>
+          <w:rFonts w:ascii="Times New Roman" w:hAnsi="Times New Roman" w:cs="Times New Roman"/>
+          <w:sz w:val="24"/>
+        </w:rPr>
       </w:r>
     </w:p>
     <w:p>
@@ -6902,7 +7181,10 @@
         <w:rPr/>
       </w:pPr>
       <w:r>
-        <w:rPr/>
+        <w:rPr>
+          <w:rFonts w:ascii="Times New Roman" w:hAnsi="Times New Roman" w:cs="Times New Roman"/>
+          <w:sz w:val="24"/>
+        </w:rPr>
       </w:r>
     </w:p>
     <w:p>
@@ -6983,7 +7265,10 @@
               <w:rPr/>
             </w:pPr>
             <w:r>
-              <w:rPr/>
+              <w:rPr>
+                <w:rFonts w:ascii="Times New Roman" w:hAnsi="Times New Roman" w:cs="Times New Roman"/>
+                <w:sz w:val="24"/>
+              </w:rPr>
               <w:drawing>
                 <wp:inline distT="0" distB="0" distL="0" distR="0">
                   <wp:extent cx="1097280" cy="536575"/>
@@ -7039,9 +7324,9 @@
             </w:pPr>
             <w:r>
               <w:rPr>
-                <w:rFonts w:ascii="Times New Roman" w:hAnsi="Times New Roman"/>
+                <w:rFonts w:ascii="Times New Roman" w:hAnsi="Times New Roman" w:cs="Times New Roman"/>
                 <w:b/>
-                <w:sz w:val="22"/>
+                <w:sz w:val="24"/>
               </w:rPr>
               <w:t>República Bolivariana de Venezuela</w:t>
               <w:br/>
@@ -7243,7 +7528,7 @@
       </w:pPr>
       <w:r>
         <w:rPr>
-          <w:rFonts w:ascii="Times New Roman" w:hAnsi="Times New Roman"/>
+          <w:rFonts w:ascii="Times New Roman" w:hAnsi="Times New Roman" w:cs="Times New Roman"/>
           <w:sz w:val="24"/>
         </w:rPr>
         <w:t>__________________________________</w:t>
@@ -7318,7 +7603,7 @@
       </w:pPr>
       <w:r>
         <w:rPr>
-          <w:rFonts w:ascii="Times New Roman" w:hAnsi="Times New Roman"/>
+          <w:rFonts w:ascii="Times New Roman" w:hAnsi="Times New Roman" w:cs="Times New Roman"/>
           <w:b/>
           <w:i w:val="0"/>
           <w:sz w:val="24"/>
@@ -7326,7 +7611,7 @@
       </w:r>
       <w:r>
         <w:rPr>
-          <w:rFonts w:ascii="Times New Roman" w:hAnsi="Times New Roman"/>
+          <w:rFonts w:ascii="Times New Roman" w:hAnsi="Times New Roman" w:cs="Times New Roman"/>
           <w:b/>
           <w:i w:val="0"/>
           <w:sz w:val="24"/>
@@ -7348,7 +7633,7 @@
       </w:pPr>
       <w:r>
         <w:rPr>
-          <w:rFonts w:ascii="Times New Roman" w:hAnsi="Times New Roman"/>
+          <w:rFonts w:ascii="Times New Roman" w:hAnsi="Times New Roman" w:cs="Times New Roman"/>
           <w:b w:val="0"/>
           <w:i w:val="0"/>
           <w:sz w:val="24"/>
@@ -7356,7 +7641,7 @@
       </w:r>
       <w:r>
         <w:rPr>
-          <w:rFonts w:ascii="Times New Roman" w:hAnsi="Times New Roman"/>
+          <w:rFonts w:ascii="Times New Roman" w:hAnsi="Times New Roman" w:cs="Times New Roman"/>
           <w:b w:val="0"/>
           <w:i w:val="0"/>
           <w:sz w:val="24"/>
@@ -7378,7 +7663,7 @@
       </w:pPr>
       <w:r>
         <w:rPr>
-          <w:rFonts w:ascii="Times New Roman" w:hAnsi="Times New Roman"/>
+          <w:rFonts w:ascii="Times New Roman" w:hAnsi="Times New Roman" w:cs="Times New Roman"/>
           <w:b w:val="0"/>
           <w:i w:val="0"/>
           <w:sz w:val="24"/>
@@ -7386,7 +7671,7 @@
       </w:r>
       <w:r>
         <w:rPr>
-          <w:rFonts w:ascii="Times New Roman" w:hAnsi="Times New Roman"/>
+          <w:rFonts w:ascii="Times New Roman" w:hAnsi="Times New Roman" w:cs="Times New Roman"/>
           <w:b w:val="0"/>
           <w:i w:val="0"/>
           <w:sz w:val="24"/>
@@ -7408,7 +7693,7 @@
       </w:pPr>
       <w:r>
         <w:rPr>
-          <w:rFonts w:ascii="Times New Roman" w:hAnsi="Times New Roman"/>
+          <w:rFonts w:ascii="Times New Roman" w:hAnsi="Times New Roman" w:cs="Times New Roman"/>
           <w:b w:val="0"/>
           <w:i w:val="0"/>
           <w:sz w:val="24"/>
@@ -7416,7 +7701,7 @@
       </w:r>
       <w:r>
         <w:rPr>
-          <w:rFonts w:ascii="Times New Roman" w:hAnsi="Times New Roman"/>
+          <w:rFonts w:ascii="Times New Roman" w:hAnsi="Times New Roman" w:cs="Times New Roman"/>
           <w:b w:val="0"/>
           <w:i w:val="0"/>
           <w:sz w:val="24"/>
@@ -7434,7 +7719,7 @@
       </w:pPr>
       <w:r>
         <w:rPr>
-          <w:rFonts w:ascii="Times New Roman" w:hAnsi="Times New Roman"/>
+          <w:rFonts w:ascii="Times New Roman" w:hAnsi="Times New Roman" w:cs="Times New Roman"/>
           <w:b/>
           <w:i w:val="0"/>
           <w:sz w:val="24"/>
@@ -7442,7 +7727,7 @@
       </w:r>
       <w:r>
         <w:rPr>
-          <w:rFonts w:ascii="Times New Roman" w:hAnsi="Times New Roman"/>
+          <w:rFonts w:ascii="Times New Roman" w:hAnsi="Times New Roman" w:cs="Times New Roman"/>
           <w:b/>
           <w:i w:val="0"/>
           <w:sz w:val="24"/>
@@ -7498,7 +7783,7 @@
                 <w:rFonts w:eastAsia="Times New Roman" w:cs="Times New Roman" w:ascii="Times New Roman" w:hAnsi="Times New Roman"/>
                 <w:b/>
                 <w:bCs/>
-                <w:sz w:val="20"/>
+                <w:sz w:val="24"/>
                 <w:szCs w:val="20"/>
               </w:rPr>
               <w:t>No.</w:t>
@@ -7527,7 +7812,7 @@
                 <w:rFonts w:eastAsia="Times New Roman" w:cs="Times New Roman" w:ascii="Times New Roman" w:hAnsi="Times New Roman"/>
                 <w:b/>
                 <w:bCs/>
-                <w:sz w:val="20"/>
+                <w:sz w:val="24"/>
                 <w:szCs w:val="20"/>
               </w:rPr>
               <w:t>Indicador</w:t>
@@ -7556,7 +7841,7 @@
                 <w:rFonts w:eastAsia="Times New Roman" w:cs="Times New Roman" w:ascii="Times New Roman" w:hAnsi="Times New Roman"/>
                 <w:b/>
                 <w:bCs/>
-                <w:sz w:val="20"/>
+                <w:sz w:val="24"/>
                 <w:szCs w:val="20"/>
               </w:rPr>
               <w:t>Pregunta</w:t>
@@ -7585,7 +7870,7 @@
                 <w:rFonts w:eastAsia="Times New Roman" w:cs="Times New Roman" w:ascii="Times New Roman" w:hAnsi="Times New Roman"/>
                 <w:b/>
                 <w:bCs/>
-                <w:sz w:val="20"/>
+                <w:sz w:val="24"/>
                 <w:szCs w:val="20"/>
               </w:rPr>
               <w:t>Sí</w:t>
@@ -7614,7 +7899,7 @@
                 <w:rFonts w:eastAsia="Times New Roman" w:cs="Times New Roman" w:ascii="Times New Roman" w:hAnsi="Times New Roman"/>
                 <w:b/>
                 <w:bCs/>
-                <w:sz w:val="20"/>
+                <w:sz w:val="24"/>
                 <w:szCs w:val="20"/>
               </w:rPr>
               <w:t>No</w:t>
@@ -7644,7 +7929,7 @@
             <w:r>
               <w:rPr>
                 <w:rFonts w:eastAsia="Times New Roman" w:cs="Times New Roman" w:ascii="Times New Roman" w:hAnsi="Times New Roman"/>
-                <w:sz w:val="20"/>
+                <w:sz w:val="24"/>
                 <w:szCs w:val="20"/>
               </w:rPr>
               <w:t>1</w:t>
@@ -7671,7 +7956,7 @@
             <w:r>
               <w:rPr>
                 <w:rFonts w:eastAsia="Times New Roman" w:cs="Times New Roman" w:ascii="Times New Roman" w:hAnsi="Times New Roman"/>
-                <w:sz w:val="20"/>
+                <w:sz w:val="24"/>
                 <w:szCs w:val="20"/>
               </w:rPr>
               <w:t>Registro manual</w:t>
@@ -7698,7 +7983,7 @@
             <w:r>
               <w:rPr>
                 <w:rFonts w:eastAsia="Times New Roman" w:cs="Times New Roman" w:ascii="Times New Roman" w:hAnsi="Times New Roman"/>
-                <w:sz w:val="20"/>
+                <w:sz w:val="24"/>
                 <w:szCs w:val="20"/>
               </w:rPr>
               <w:t>¿Considera que el estado actual de los archivos de Excel permite la integración y cruce eficiente de los datos de la empresa?</w:t>
@@ -7725,7 +8010,10 @@
               <w:rPr/>
             </w:pPr>
             <w:r>
-              <w:rPr/>
+              <w:rPr>
+                <w:rFonts w:ascii="Times New Roman" w:hAnsi="Times New Roman" w:cs="Times New Roman"/>
+                <w:sz w:val="24"/>
+              </w:rPr>
             </w:r>
           </w:p>
         </w:tc>
@@ -7749,7 +8037,10 @@
               <w:rPr/>
             </w:pPr>
             <w:r>
-              <w:rPr/>
+              <w:rPr>
+                <w:rFonts w:ascii="Times New Roman" w:hAnsi="Times New Roman" w:cs="Times New Roman"/>
+                <w:sz w:val="24"/>
+              </w:rPr>
             </w:r>
           </w:p>
         </w:tc>
@@ -7776,7 +8067,7 @@
             <w:r>
               <w:rPr>
                 <w:rFonts w:eastAsia="Times New Roman" w:cs="Times New Roman" w:ascii="Times New Roman" w:hAnsi="Times New Roman"/>
-                <w:sz w:val="20"/>
+                <w:sz w:val="24"/>
                 <w:szCs w:val="20"/>
               </w:rPr>
               <w:t>2</w:t>
@@ -7803,7 +8094,7 @@
             <w:r>
               <w:rPr>
                 <w:rFonts w:eastAsia="Times New Roman" w:cs="Times New Roman" w:ascii="Times New Roman" w:hAnsi="Times New Roman"/>
-                <w:sz w:val="20"/>
+                <w:sz w:val="24"/>
                 <w:szCs w:val="20"/>
               </w:rPr>
               <w:t>Tiempo respuesta</w:t>
@@ -7830,7 +8121,7 @@
             <w:r>
               <w:rPr>
                 <w:rFonts w:eastAsia="Times New Roman" w:cs="Times New Roman" w:ascii="Times New Roman" w:hAnsi="Times New Roman"/>
-                <w:sz w:val="20"/>
+                <w:sz w:val="24"/>
                 <w:szCs w:val="20"/>
               </w:rPr>
               <w:t>¿El tiempo de respuesta manual afecta la productividad?</w:t>
@@ -7857,7 +8148,10 @@
               <w:rPr/>
             </w:pPr>
             <w:r>
-              <w:rPr/>
+              <w:rPr>
+                <w:rFonts w:ascii="Times New Roman" w:hAnsi="Times New Roman" w:cs="Times New Roman"/>
+                <w:sz w:val="24"/>
+              </w:rPr>
             </w:r>
           </w:p>
         </w:tc>
@@ -7881,7 +8175,10 @@
               <w:rPr/>
             </w:pPr>
             <w:r>
-              <w:rPr/>
+              <w:rPr>
+                <w:rFonts w:ascii="Times New Roman" w:hAnsi="Times New Roman" w:cs="Times New Roman"/>
+                <w:sz w:val="24"/>
+              </w:rPr>
             </w:r>
           </w:p>
         </w:tc>
@@ -7908,7 +8205,7 @@
             <w:r>
               <w:rPr>
                 <w:rFonts w:eastAsia="Times New Roman" w:cs="Times New Roman" w:ascii="Times New Roman" w:hAnsi="Times New Roman"/>
-                <w:sz w:val="20"/>
+                <w:sz w:val="24"/>
                 <w:szCs w:val="20"/>
               </w:rPr>
               <w:t>3</w:t>
@@ -7935,7 +8232,7 @@
             <w:r>
               <w:rPr>
                 <w:rFonts w:eastAsia="Times New Roman" w:cs="Times New Roman" w:ascii="Times New Roman" w:hAnsi="Times New Roman"/>
-                <w:sz w:val="20"/>
+                <w:sz w:val="24"/>
                 <w:szCs w:val="20"/>
               </w:rPr>
               <w:t>Algoritmos cálculo</w:t>
@@ -7962,7 +8259,7 @@
             <w:r>
               <w:rPr>
                 <w:rFonts w:eastAsia="Times New Roman" w:cs="Times New Roman" w:ascii="Times New Roman" w:hAnsi="Times New Roman"/>
-                <w:sz w:val="20"/>
+                <w:sz w:val="24"/>
                 <w:szCs w:val="20"/>
               </w:rPr>
               <w:t>¿Se han registrado discrepancias o inconsistencias en los cálculos de intereses y fechas de vencimiento bajo la modalidad manual?</w:t>
@@ -7989,7 +8286,10 @@
               <w:rPr/>
             </w:pPr>
             <w:r>
-              <w:rPr/>
+              <w:rPr>
+                <w:rFonts w:ascii="Times New Roman" w:hAnsi="Times New Roman" w:cs="Times New Roman"/>
+                <w:sz w:val="24"/>
+              </w:rPr>
             </w:r>
           </w:p>
         </w:tc>
@@ -8013,7 +8313,10 @@
               <w:rPr/>
             </w:pPr>
             <w:r>
-              <w:rPr/>
+              <w:rPr>
+                <w:rFonts w:ascii="Times New Roman" w:hAnsi="Times New Roman" w:cs="Times New Roman"/>
+                <w:sz w:val="24"/>
+              </w:rPr>
             </w:r>
           </w:p>
         </w:tc>
@@ -8040,7 +8343,7 @@
             <w:r>
               <w:rPr>
                 <w:rFonts w:eastAsia="Times New Roman" w:cs="Times New Roman" w:ascii="Times New Roman" w:hAnsi="Times New Roman"/>
-                <w:sz w:val="20"/>
+                <w:sz w:val="24"/>
                 <w:szCs w:val="20"/>
               </w:rPr>
               <w:t>4</w:t>
@@ -8067,7 +8370,7 @@
             <w:r>
               <w:rPr>
                 <w:rFonts w:eastAsia="Times New Roman" w:cs="Times New Roman" w:ascii="Times New Roman" w:hAnsi="Times New Roman"/>
-                <w:sz w:val="20"/>
+                <w:sz w:val="24"/>
                 <w:szCs w:val="20"/>
               </w:rPr>
               <w:t>Seguridad</w:t>
@@ -8094,7 +8397,7 @@
             <w:r>
               <w:rPr>
                 <w:rFonts w:eastAsia="Times New Roman" w:cs="Times New Roman" w:ascii="Times New Roman" w:hAnsi="Times New Roman"/>
-                <w:sz w:val="20"/>
+                <w:sz w:val="24"/>
                 <w:szCs w:val="20"/>
               </w:rPr>
               <w:t>¿Dispone la empresa de mecanismos automatizados de respaldo para proteger la información frente a fallos del sistema o sobreescrituras?</w:t>
@@ -8121,7 +8424,10 @@
               <w:rPr/>
             </w:pPr>
             <w:r>
-              <w:rPr/>
+              <w:rPr>
+                <w:rFonts w:ascii="Times New Roman" w:hAnsi="Times New Roman" w:cs="Times New Roman"/>
+                <w:sz w:val="24"/>
+              </w:rPr>
             </w:r>
           </w:p>
         </w:tc>
@@ -8145,7 +8451,10 @@
               <w:rPr/>
             </w:pPr>
             <w:r>
-              <w:rPr/>
+              <w:rPr>
+                <w:rFonts w:ascii="Times New Roman" w:hAnsi="Times New Roman" w:cs="Times New Roman"/>
+                <w:sz w:val="24"/>
+              </w:rPr>
             </w:r>
           </w:p>
         </w:tc>
@@ -8172,7 +8481,7 @@
             <w:r>
               <w:rPr>
                 <w:rFonts w:eastAsia="Times New Roman" w:cs="Times New Roman" w:ascii="Times New Roman" w:hAnsi="Times New Roman"/>
-                <w:sz w:val="20"/>
+                <w:sz w:val="24"/>
                 <w:szCs w:val="20"/>
               </w:rPr>
               <w:t>5</w:t>
@@ -8199,7 +8508,7 @@
             <w:r>
               <w:rPr>
                 <w:rFonts w:eastAsia="Times New Roman" w:cs="Times New Roman" w:ascii="Times New Roman" w:hAnsi="Times New Roman"/>
-                <w:sz w:val="20"/>
+                <w:sz w:val="24"/>
                 <w:szCs w:val="20"/>
               </w:rPr>
               <w:t>Esquema de BD</w:t>
@@ -8226,7 +8535,7 @@
             <w:r>
               <w:rPr>
                 <w:rFonts w:eastAsia="Times New Roman" w:cs="Times New Roman" w:ascii="Times New Roman" w:hAnsi="Times New Roman"/>
-                <w:sz w:val="20"/>
+                <w:sz w:val="24"/>
                 <w:szCs w:val="20"/>
               </w:rPr>
               <w:t>¿Es fundamental un sistema centralizado para la trazabilidad?</w:t>
@@ -8253,7 +8562,10 @@
               <w:rPr/>
             </w:pPr>
             <w:r>
-              <w:rPr/>
+              <w:rPr>
+                <w:rFonts w:ascii="Times New Roman" w:hAnsi="Times New Roman" w:cs="Times New Roman"/>
+                <w:sz w:val="24"/>
+              </w:rPr>
             </w:r>
           </w:p>
         </w:tc>
@@ -8277,7 +8589,10 @@
               <w:rPr/>
             </w:pPr>
             <w:r>
-              <w:rPr/>
+              <w:rPr>
+                <w:rFonts w:ascii="Times New Roman" w:hAnsi="Times New Roman" w:cs="Times New Roman"/>
+                <w:sz w:val="24"/>
+              </w:rPr>
             </w:r>
           </w:p>
         </w:tc>
@@ -8304,7 +8619,7 @@
             <w:r>
               <w:rPr>
                 <w:rFonts w:eastAsia="Times New Roman" w:cs="Times New Roman" w:ascii="Times New Roman" w:hAnsi="Times New Roman"/>
-                <w:sz w:val="20"/>
+                <w:sz w:val="24"/>
                 <w:szCs w:val="20"/>
               </w:rPr>
               <w:t>6</w:t>
@@ -8331,7 +8646,7 @@
             <w:r>
               <w:rPr>
                 <w:rFonts w:eastAsia="Times New Roman" w:cs="Times New Roman" w:ascii="Times New Roman" w:hAnsi="Times New Roman"/>
-                <w:sz w:val="20"/>
+                <w:sz w:val="24"/>
                 <w:szCs w:val="20"/>
               </w:rPr>
               <w:t>Prototipo visual</w:t>
@@ -8358,7 +8673,7 @@
             <w:r>
               <w:rPr>
                 <w:rFonts w:eastAsia="Times New Roman" w:cs="Times New Roman" w:ascii="Times New Roman" w:hAnsi="Times New Roman"/>
-                <w:sz w:val="20"/>
+                <w:sz w:val="24"/>
                 <w:szCs w:val="20"/>
               </w:rPr>
               <w:t>¿Deben las interfaces ser intuitivas para facilitar el uso?</w:t>
@@ -8385,7 +8700,10 @@
               <w:rPr/>
             </w:pPr>
             <w:r>
-              <w:rPr/>
+              <w:rPr>
+                <w:rFonts w:ascii="Times New Roman" w:hAnsi="Times New Roman" w:cs="Times New Roman"/>
+                <w:sz w:val="24"/>
+              </w:rPr>
             </w:r>
           </w:p>
         </w:tc>
@@ -8409,7 +8727,10 @@
               <w:rPr/>
             </w:pPr>
             <w:r>
-              <w:rPr/>
+              <w:rPr>
+                <w:rFonts w:ascii="Times New Roman" w:hAnsi="Times New Roman" w:cs="Times New Roman"/>
+                <w:sz w:val="24"/>
+              </w:rPr>
             </w:r>
           </w:p>
         </w:tc>
@@ -8436,7 +8757,7 @@
             <w:r>
               <w:rPr>
                 <w:rFonts w:eastAsia="Times New Roman" w:cs="Times New Roman" w:ascii="Times New Roman" w:hAnsi="Times New Roman"/>
-                <w:sz w:val="20"/>
+                <w:sz w:val="24"/>
                 <w:szCs w:val="20"/>
               </w:rPr>
               <w:t>7</w:t>
@@ -8463,7 +8784,7 @@
             <w:r>
               <w:rPr>
                 <w:rFonts w:eastAsia="Times New Roman" w:cs="Times New Roman" w:ascii="Times New Roman" w:hAnsi="Times New Roman"/>
-                <w:sz w:val="20"/>
+                <w:sz w:val="24"/>
                 <w:szCs w:val="20"/>
               </w:rPr>
               <w:t>Reportes generados</w:t>
@@ -8490,7 +8811,7 @@
             <w:r>
               <w:rPr>
                 <w:rFonts w:eastAsia="Times New Roman" w:cs="Times New Roman" w:ascii="Times New Roman" w:hAnsi="Times New Roman"/>
-                <w:sz w:val="20"/>
+                <w:sz w:val="24"/>
                 <w:szCs w:val="20"/>
               </w:rPr>
               <w:t>¿Requiere reportes administrativos automáticos para gerencia?</w:t>
@@ -8517,7 +8838,10 @@
               <w:rPr/>
             </w:pPr>
             <w:r>
-              <w:rPr/>
+              <w:rPr>
+                <w:rFonts w:ascii="Times New Roman" w:hAnsi="Times New Roman" w:cs="Times New Roman"/>
+                <w:sz w:val="24"/>
+              </w:rPr>
             </w:r>
           </w:p>
         </w:tc>
@@ -8541,7 +8865,10 @@
               <w:rPr/>
             </w:pPr>
             <w:r>
-              <w:rPr/>
+              <w:rPr>
+                <w:rFonts w:ascii="Times New Roman" w:hAnsi="Times New Roman" w:cs="Times New Roman"/>
+                <w:sz w:val="24"/>
+              </w:rPr>
             </w:r>
           </w:p>
         </w:tc>
@@ -8568,7 +8895,7 @@
             <w:r>
               <w:rPr>
                 <w:rFonts w:eastAsia="Times New Roman" w:cs="Times New Roman" w:ascii="Times New Roman" w:hAnsi="Times New Roman"/>
-                <w:sz w:val="20"/>
+                <w:sz w:val="24"/>
                 <w:szCs w:val="20"/>
               </w:rPr>
               <w:t>8</w:t>
@@ -8595,7 +8922,7 @@
             <w:r>
               <w:rPr>
                 <w:rFonts w:eastAsia="Times New Roman" w:cs="Times New Roman" w:ascii="Times New Roman" w:hAnsi="Times New Roman"/>
-                <w:sz w:val="20"/>
+                <w:sz w:val="24"/>
                 <w:szCs w:val="20"/>
               </w:rPr>
               <w:t>Consultas exitosas</w:t>
@@ -8622,7 +8949,7 @@
             <w:r>
               <w:rPr>
                 <w:rFonts w:eastAsia="Times New Roman" w:cs="Times New Roman" w:ascii="Times New Roman" w:hAnsi="Times New Roman"/>
-                <w:sz w:val="20"/>
+                <w:sz w:val="24"/>
                 <w:szCs w:val="20"/>
               </w:rPr>
               <w:t>¿Es la automatización de consultas esencial para el flujo de trabajo?</w:t>
@@ -8649,7 +8976,10 @@
               <w:rPr/>
             </w:pPr>
             <w:r>
-              <w:rPr/>
+              <w:rPr>
+                <w:rFonts w:ascii="Times New Roman" w:hAnsi="Times New Roman" w:cs="Times New Roman"/>
+                <w:sz w:val="24"/>
+              </w:rPr>
             </w:r>
           </w:p>
         </w:tc>
@@ -8673,7 +9003,10 @@
               <w:rPr/>
             </w:pPr>
             <w:r>
-              <w:rPr/>
+              <w:rPr>
+                <w:rFonts w:ascii="Times New Roman" w:hAnsi="Times New Roman" w:cs="Times New Roman"/>
+                <w:sz w:val="24"/>
+              </w:rPr>
             </w:r>
           </w:p>
         </w:tc>
@@ -8686,9 +9019,16 @@
         <w:rPr/>
       </w:pPr>
       <w:r>
-        <w:rPr/>
-      </w:r>
-      <w:r>
+        <w:rPr>
+          <w:rFonts w:ascii="Times New Roman" w:hAnsi="Times New Roman" w:cs="Times New Roman"/>
+          <w:sz w:val="24"/>
+        </w:rPr>
+      </w:r>
+      <w:r>
+        <w:rPr>
+          <w:rFonts w:ascii="Times New Roman" w:hAnsi="Times New Roman" w:cs="Times New Roman"/>
+          <w:sz w:val="24"/>
+        </w:rPr>
         <w:br w:type="page"/>
       </w:r>
     </w:p>
@@ -8743,8 +9083,17 @@
             <w:pPr>
               <w:jc w:val="center"/>
             </w:pPr>
-            <w:r/>
-            <w:r>
+            <w:r>
+              <w:rPr>
+                <w:rFonts w:ascii="Times New Roman" w:hAnsi="Times New Roman" w:cs="Times New Roman"/>
+                <w:sz w:val="24"/>
+              </w:rPr>
+            </w:r>
+            <w:r>
+              <w:rPr>
+                <w:rFonts w:ascii="Times New Roman" w:hAnsi="Times New Roman" w:cs="Times New Roman"/>
+                <w:sz w:val="24"/>
+              </w:rPr>
               <w:drawing>
                 <wp:inline xmlns:a="http://schemas.openxmlformats.org/drawingml/2006/main">
                   <wp:extent cx="1097280" cy="536900"/>
@@ -8797,9 +9146,9 @@
             </w:pPr>
             <w:r>
               <w:rPr>
-                <w:rFonts w:ascii="Times New Roman" w:hAnsi="Times New Roman"/>
+                <w:rFonts w:ascii="Times New Roman" w:hAnsi="Times New Roman" w:cs="Times New Roman"/>
                 <w:b/>
-                <w:sz w:val="22"/>
+                <w:sz w:val="24"/>
               </w:rPr>
               <w:t>República Bolivariana de Venezuela</w:t>
               <w:br/>
@@ -8820,7 +9169,9 @@
       </w:pPr>
       <w:r>
         <w:rPr>
+          <w:rFonts w:ascii="Times New Roman" w:hAnsi="Times New Roman" w:cs="Times New Roman"/>
           <w:i/>
+          <w:sz w:val="24"/>
         </w:rPr>
         <w:t>Caracas, Mayo de 2026</w:t>
       </w:r>
@@ -8831,7 +9182,9 @@
       </w:pPr>
       <w:r>
         <w:rPr>
-          <w:b/>
+          <w:rFonts w:ascii="Times New Roman" w:hAnsi="Times New Roman" w:cs="Times New Roman"/>
+          <w:b/>
+          <w:sz w:val="24"/>
         </w:rPr>
         <w:t>Ciudadano(a):</w:t>
         <w:br/>
@@ -8846,15 +9199,25 @@
         <w:jc w:val="both"/>
       </w:pPr>
       <w:r>
+        <w:rPr>
+          <w:rFonts w:ascii="Times New Roman" w:hAnsi="Times New Roman" w:cs="Times New Roman"/>
+          <w:sz w:val="24"/>
+        </w:rPr>
         <w:t xml:space="preserve">En virtud de llevar a cabo la presente investigación sobre </w:t>
       </w:r>
       <w:r>
         <w:rPr>
-          <w:b/>
+          <w:rFonts w:ascii="Times New Roman" w:hAnsi="Times New Roman" w:cs="Times New Roman"/>
+          <w:b/>
+          <w:sz w:val="24"/>
         </w:rPr>
         <w:t>SISTEMA DE INFORMACIÓN PARA LA GESTIÓN DE INVENTARIO Y CONTROL DE PRÉSTAMOS PRENDARIOS EN LA EMPRESA INVERSIONES MÁS POR TU ORO 17 C.A.</w:t>
       </w:r>
       <w:r>
+        <w:rPr>
+          <w:rFonts w:ascii="Times New Roman" w:hAnsi="Times New Roman" w:cs="Times New Roman"/>
+          <w:sz w:val="24"/>
+        </w:rPr>
         <w:t>, requisito para optar al título de Técnico Superior Universitario en la especialidad de Informática, nos dirigimos a usted en la oportunidad de solicitarle su valiosa colaboración para la validación del instrumento de recolección de datos.</w:t>
         <w:br/>
         <w:br/>
@@ -8871,7 +9234,9 @@
       </w:pPr>
       <w:r>
         <w:rPr>
-          <w:b/>
+          <w:rFonts w:ascii="Times New Roman" w:hAnsi="Times New Roman" w:cs="Times New Roman"/>
+          <w:b/>
+          <w:sz w:val="24"/>
         </w:rPr>
         <w:t>Atentamente,</w:t>
         <w:br/>
@@ -8881,6 +9246,10 @@
         <w:br/>
       </w:r>
       <w:r>
+        <w:rPr>
+          <w:rFonts w:ascii="Times New Roman" w:hAnsi="Times New Roman" w:cs="Times New Roman"/>
+          <w:sz w:val="24"/>
+        </w:rPr>
         <w:t>Br. Lenin Alvarado</w:t>
         <w:br/>
         <w:t>C.I. N° 30.260.365</w:t>
@@ -8888,6 +9257,10 @@
     </w:p>
     <w:p>
       <w:r>
+        <w:rPr>
+          <w:rFonts w:ascii="Times New Roman" w:hAnsi="Times New Roman" w:cs="Times New Roman"/>
+          <w:sz w:val="24"/>
+        </w:rPr>
         <w:br w:type="page"/>
       </w:r>
     </w:p>
@@ -8924,8 +9297,17 @@
             <w:pPr>
               <w:jc w:val="center"/>
             </w:pPr>
-            <w:r/>
-            <w:r>
+            <w:r>
+              <w:rPr>
+                <w:rFonts w:ascii="Times New Roman" w:hAnsi="Times New Roman" w:cs="Times New Roman"/>
+                <w:sz w:val="24"/>
+              </w:rPr>
+            </w:r>
+            <w:r>
+              <w:rPr>
+                <w:rFonts w:ascii="Times New Roman" w:hAnsi="Times New Roman" w:cs="Times New Roman"/>
+                <w:sz w:val="24"/>
+              </w:rPr>
               <w:drawing>
                 <wp:inline xmlns:a="http://schemas.openxmlformats.org/drawingml/2006/main">
                   <wp:extent cx="1097280" cy="536900"/>
@@ -8978,9 +9360,9 @@
             </w:pPr>
             <w:r>
               <w:rPr>
-                <w:rFonts w:ascii="Times New Roman" w:hAnsi="Times New Roman"/>
+                <w:rFonts w:ascii="Times New Roman" w:hAnsi="Times New Roman" w:cs="Times New Roman"/>
                 <w:b/>
-                <w:sz w:val="22"/>
+                <w:sz w:val="24"/>
               </w:rPr>
               <w:t>República Bolivariana de Venezuela</w:t>
               <w:br/>
@@ -9001,8 +9383,9 @@
       </w:pPr>
       <w:r>
         <w:rPr>
-          <w:b/>
-          <w:sz w:val="28"/>
+          <w:rFonts w:ascii="Times New Roman" w:hAnsi="Times New Roman" w:cs="Times New Roman"/>
+          <w:b/>
+          <w:sz w:val="24"/>
         </w:rPr>
         <w:t>FICHA TÉCNICA DEL VALIDADOR</w:t>
       </w:r>
@@ -9013,15 +9396,25 @@
         <w:jc w:val="both"/>
       </w:pPr>
       <w:r>
+        <w:rPr>
+          <w:rFonts w:ascii="Times New Roman" w:hAnsi="Times New Roman" w:cs="Times New Roman"/>
+          <w:sz w:val="24"/>
+        </w:rPr>
         <w:t xml:space="preserve">A través de la presente herramienta se proyecta validar el instrumento que se utilizará para el trabajo de investigación que lleva por título </w:t>
       </w:r>
       <w:r>
         <w:rPr>
-          <w:b/>
+          <w:rFonts w:ascii="Times New Roman" w:hAnsi="Times New Roman" w:cs="Times New Roman"/>
+          <w:b/>
+          <w:sz w:val="24"/>
         </w:rPr>
         <w:t>SISTEMA DE INFORMACIÓN PARA LA GESTIÓN DE INVENTARIO Y CONTROL DE PRÉSTAMOS PRENDARIOS EN LA EMPRESA INVERSIONES MÁS POR TU ORO 17 C.A.</w:t>
       </w:r>
       <w:r>
+        <w:rPr>
+          <w:rFonts w:ascii="Times New Roman" w:hAnsi="Times New Roman" w:cs="Times New Roman"/>
+          <w:sz w:val="24"/>
+        </w:rPr>
         <w:t>, requisito para optar al título de Técnico Superior Universitario Mención Informática.</w:t>
       </w:r>
     </w:p>
@@ -9031,7 +9424,9 @@
       </w:pPr>
       <w:r>
         <w:rPr>
-          <w:b/>
+          <w:rFonts w:ascii="Times New Roman" w:hAnsi="Times New Roman" w:cs="Times New Roman"/>
+          <w:b/>
+          <w:sz w:val="24"/>
         </w:rPr>
         <w:t>DATOS DEL EXPERTO:</w:t>
       </w:r>
@@ -9041,6 +9436,10 @@
         <w:spacing w:line="360" w:lineRule="auto"/>
       </w:pPr>
       <w:r>
+        <w:rPr>
+          <w:rFonts w:ascii="Times New Roman" w:hAnsi="Times New Roman" w:cs="Times New Roman"/>
+          <w:sz w:val="24"/>
+        </w:rPr>
         <w:t>NOMBRE DEL EXPERTO: ____________________________________________________________________</w:t>
       </w:r>
     </w:p>
@@ -9049,6 +9448,10 @@
         <w:spacing w:line="360" w:lineRule="auto"/>
       </w:pPr>
       <w:r>
+        <w:rPr>
+          <w:rFonts w:ascii="Times New Roman" w:hAnsi="Times New Roman" w:cs="Times New Roman"/>
+          <w:sz w:val="24"/>
+        </w:rPr>
         <w:t>TÍTULO OBTENIDO: ____________________________________________________________________</w:t>
       </w:r>
     </w:p>
@@ -9057,6 +9460,10 @@
         <w:spacing w:line="360" w:lineRule="auto"/>
       </w:pPr>
       <w:r>
+        <w:rPr>
+          <w:rFonts w:ascii="Times New Roman" w:hAnsi="Times New Roman" w:cs="Times New Roman"/>
+          <w:sz w:val="24"/>
+        </w:rPr>
         <w:t>MENCIÓN: ____________________________________________________________________</w:t>
       </w:r>
     </w:p>
@@ -9065,6 +9472,10 @@
         <w:spacing w:line="360" w:lineRule="auto"/>
       </w:pPr>
       <w:r>
+        <w:rPr>
+          <w:rFonts w:ascii="Times New Roman" w:hAnsi="Times New Roman" w:cs="Times New Roman"/>
+          <w:sz w:val="24"/>
+        </w:rPr>
         <w:t>AÑO DE EGRESO: ______________ EGRESADO DE LA UNIVERSIDAD: _________________________</w:t>
       </w:r>
     </w:p>
@@ -9073,6 +9484,10 @@
         <w:spacing w:line="360" w:lineRule="auto"/>
       </w:pPr>
       <w:r>
+        <w:rPr>
+          <w:rFonts w:ascii="Times New Roman" w:hAnsi="Times New Roman" w:cs="Times New Roman"/>
+          <w:sz w:val="24"/>
+        </w:rPr>
         <w:t>LUGAR DE TRABAJO: ____________________________________________________________________</w:t>
       </w:r>
     </w:p>
@@ -9081,11 +9496,19 @@
         <w:spacing w:line="360" w:lineRule="auto"/>
       </w:pPr>
       <w:r>
+        <w:rPr>
+          <w:rFonts w:ascii="Times New Roman" w:hAnsi="Times New Roman" w:cs="Times New Roman"/>
+          <w:sz w:val="24"/>
+        </w:rPr>
         <w:t>CARGO QUE DESEMPEÑA: ____________________________________________________________________</w:t>
       </w:r>
     </w:p>
     <w:p>
       <w:r>
+        <w:rPr>
+          <w:rFonts w:ascii="Times New Roman" w:hAnsi="Times New Roman" w:cs="Times New Roman"/>
+          <w:sz w:val="24"/>
+        </w:rPr>
         <w:br w:type="page"/>
       </w:r>
     </w:p>
@@ -9096,8 +9519,9 @@
       </w:pPr>
       <w:r>
         <w:rPr>
-          <w:b/>
-          <w:sz w:val="26"/>
+          <w:rFonts w:ascii="Times New Roman" w:hAnsi="Times New Roman" w:cs="Times New Roman"/>
+          <w:b/>
+          <w:sz w:val="24"/>
         </w:rPr>
         <w:t>CUADRO DE OPERACIONALIZACIÓN DE VARIABLES</w:t>
       </w:r>
@@ -9137,9 +9561,9 @@
             </w:pPr>
             <w:r>
               <w:rPr>
-                <w:rFonts w:ascii="Times New Roman" w:hAnsi="Times New Roman"/>
+                <w:rFonts w:ascii="Times New Roman" w:hAnsi="Times New Roman" w:cs="Times New Roman"/>
                 <w:b/>
-                <w:sz w:val="18"/>
+                <w:sz w:val="24"/>
               </w:rPr>
               <w:t>Objetivos Específicos</w:t>
             </w:r>
@@ -9163,9 +9587,9 @@
             </w:pPr>
             <w:r>
               <w:rPr>
-                <w:rFonts w:ascii="Times New Roman" w:hAnsi="Times New Roman"/>
+                <w:rFonts w:ascii="Times New Roman" w:hAnsi="Times New Roman" w:cs="Times New Roman"/>
                 <w:b/>
-                <w:sz w:val="18"/>
+                <w:sz w:val="24"/>
               </w:rPr>
               <w:t>Variables</w:t>
             </w:r>
@@ -9189,9 +9613,9 @@
             </w:pPr>
             <w:r>
               <w:rPr>
-                <w:rFonts w:ascii="Times New Roman" w:hAnsi="Times New Roman"/>
+                <w:rFonts w:ascii="Times New Roman" w:hAnsi="Times New Roman" w:cs="Times New Roman"/>
                 <w:b/>
-                <w:sz w:val="18"/>
+                <w:sz w:val="24"/>
               </w:rPr>
               <w:t>Definición Conceptual</w:t>
             </w:r>
@@ -9215,9 +9639,9 @@
             </w:pPr>
             <w:r>
               <w:rPr>
-                <w:rFonts w:ascii="Times New Roman" w:hAnsi="Times New Roman"/>
+                <w:rFonts w:ascii="Times New Roman" w:hAnsi="Times New Roman" w:cs="Times New Roman"/>
                 <w:b/>
-                <w:sz w:val="18"/>
+                <w:sz w:val="24"/>
               </w:rPr>
               <w:t>Definición Operacional</w:t>
             </w:r>
@@ -9241,9 +9665,9 @@
             </w:pPr>
             <w:r>
               <w:rPr>
-                <w:rFonts w:ascii="Times New Roman" w:hAnsi="Times New Roman"/>
+                <w:rFonts w:ascii="Times New Roman" w:hAnsi="Times New Roman" w:cs="Times New Roman"/>
                 <w:b/>
-                <w:sz w:val="18"/>
+                <w:sz w:val="24"/>
               </w:rPr>
               <w:t>Dimensión</w:t>
             </w:r>
@@ -9267,9 +9691,9 @@
             </w:pPr>
             <w:r>
               <w:rPr>
-                <w:rFonts w:ascii="Times New Roman" w:hAnsi="Times New Roman"/>
+                <w:rFonts w:ascii="Times New Roman" w:hAnsi="Times New Roman" w:cs="Times New Roman"/>
                 <w:b/>
-                <w:sz w:val="18"/>
+                <w:sz w:val="24"/>
               </w:rPr>
               <w:t>Indicadores</w:t>
             </w:r>
@@ -9293,9 +9717,9 @@
             </w:pPr>
             <w:r>
               <w:rPr>
-                <w:rFonts w:ascii="Times New Roman" w:hAnsi="Times New Roman"/>
+                <w:rFonts w:ascii="Times New Roman" w:hAnsi="Times New Roman" w:cs="Times New Roman"/>
                 <w:b/>
-                <w:sz w:val="18"/>
+                <w:sz w:val="24"/>
               </w:rPr>
               <w:t>Ítems</w:t>
             </w:r>
@@ -9319,9 +9743,9 @@
             </w:pPr>
             <w:r>
               <w:rPr>
-                <w:rFonts w:ascii="Times New Roman" w:hAnsi="Times New Roman"/>
+                <w:rFonts w:ascii="Times New Roman" w:hAnsi="Times New Roman" w:cs="Times New Roman"/>
                 <w:b/>
-                <w:sz w:val="18"/>
+                <w:sz w:val="24"/>
               </w:rPr>
               <w:t>Escala</w:t>
             </w:r>
@@ -9340,11 +9764,16 @@
             </w:tcMar>
           </w:tcPr>
           <w:p>
-            <w:r/>
-            <w:r>
-              <w:rPr>
-                <w:rFonts w:ascii="Times New Roman" w:hAnsi="Times New Roman"/>
-                <w:sz w:val="20"/>
+            <w:r>
+              <w:rPr>
+                <w:rFonts w:ascii="Times New Roman" w:hAnsi="Times New Roman" w:cs="Times New Roman"/>
+                <w:sz w:val="24"/>
+              </w:rPr>
+            </w:r>
+            <w:r>
+              <w:rPr>
+                <w:rFonts w:ascii="Times New Roman" w:hAnsi="Times New Roman" w:cs="Times New Roman"/>
+                <w:sz w:val="24"/>
               </w:rPr>
               <w:t>Diagnosticar el estado de registro, control de inventario y atención al cliente.</w:t>
             </w:r>
@@ -9367,8 +9796,8 @@
             </w:pPr>
             <w:r>
               <w:rPr>
-                <w:rFonts w:ascii="Times New Roman" w:hAnsi="Times New Roman"/>
-                <w:sz w:val="18"/>
+                <w:rFonts w:ascii="Times New Roman" w:hAnsi="Times New Roman" w:cs="Times New Roman"/>
+                <w:sz w:val="24"/>
               </w:rPr>
               <w:t>Gestión Manual de Datos</w:t>
             </w:r>
@@ -9391,8 +9820,8 @@
             </w:pPr>
             <w:r>
               <w:rPr>
-                <w:rFonts w:ascii="Times New Roman" w:hAnsi="Times New Roman"/>
-                <w:sz w:val="18"/>
+                <w:rFonts w:ascii="Times New Roman" w:hAnsi="Times New Roman" w:cs="Times New Roman"/>
+                <w:sz w:val="24"/>
               </w:rPr>
               <w:t>Proceso actual de registro basado en herramientas ofimáticas descentralizadas.</w:t>
             </w:r>
@@ -9415,8 +9844,8 @@
             </w:pPr>
             <w:r>
               <w:rPr>
-                <w:rFonts w:ascii="Times New Roman" w:hAnsi="Times New Roman"/>
-                <w:sz w:val="18"/>
+                <w:rFonts w:ascii="Times New Roman" w:hAnsi="Times New Roman" w:cs="Times New Roman"/>
+                <w:sz w:val="24"/>
               </w:rPr>
               <w:t>Análisis de la fragmentación de archivos Excel en la empresa.</w:t>
             </w:r>
@@ -9439,8 +9868,8 @@
             </w:pPr>
             <w:r>
               <w:rPr>
-                <w:rFonts w:ascii="Times New Roman" w:hAnsi="Times New Roman"/>
-                <w:sz w:val="18"/>
+                <w:rFonts w:ascii="Times New Roman" w:hAnsi="Times New Roman" w:cs="Times New Roman"/>
+                <w:sz w:val="24"/>
               </w:rPr>
               <w:t>Operativa</w:t>
             </w:r>
@@ -9463,8 +9892,8 @@
             </w:pPr>
             <w:r>
               <w:rPr>
-                <w:rFonts w:ascii="Times New Roman" w:hAnsi="Times New Roman"/>
-                <w:sz w:val="18"/>
+                <w:rFonts w:ascii="Times New Roman" w:hAnsi="Times New Roman" w:cs="Times New Roman"/>
+                <w:sz w:val="24"/>
               </w:rPr>
               <w:t>Registro manual,</w:t>
               <w:br/>
@@ -9489,8 +9918,8 @@
             </w:pPr>
             <w:r>
               <w:rPr>
-                <w:rFonts w:ascii="Times New Roman" w:hAnsi="Times New Roman"/>
-                <w:sz w:val="18"/>
+                <w:rFonts w:ascii="Times New Roman" w:hAnsi="Times New Roman" w:cs="Times New Roman"/>
+                <w:sz w:val="24"/>
               </w:rPr>
               <w:t>1, 2</w:t>
             </w:r>
@@ -9513,8 +9942,8 @@
             </w:pPr>
             <w:r>
               <w:rPr>
-                <w:rFonts w:ascii="Times New Roman" w:hAnsi="Times New Roman"/>
-                <w:sz w:val="18"/>
+                <w:rFonts w:ascii="Times New Roman" w:hAnsi="Times New Roman" w:cs="Times New Roman"/>
+                <w:sz w:val="24"/>
               </w:rPr>
               <w:t>Sí / No</w:t>
             </w:r>
@@ -9533,11 +9962,16 @@
             </w:tcMar>
           </w:tcPr>
           <w:p>
-            <w:r/>
-            <w:r>
-              <w:rPr>
-                <w:rFonts w:ascii="Times New Roman" w:hAnsi="Times New Roman"/>
-                <w:sz w:val="20"/>
+            <w:r>
+              <w:rPr>
+                <w:rFonts w:ascii="Times New Roman" w:hAnsi="Times New Roman" w:cs="Times New Roman"/>
+                <w:sz w:val="24"/>
+              </w:rPr>
+            </w:r>
+            <w:r>
+              <w:rPr>
+                <w:rFonts w:ascii="Times New Roman" w:hAnsi="Times New Roman" w:cs="Times New Roman"/>
+                <w:sz w:val="24"/>
               </w:rPr>
               <w:t>Determinar los requerimientos técnicos y funcionales del sistema propuesto.</w:t>
             </w:r>
@@ -9560,8 +9994,8 @@
             </w:pPr>
             <w:r>
               <w:rPr>
-                <w:rFonts w:ascii="Times New Roman" w:hAnsi="Times New Roman"/>
-                <w:sz w:val="18"/>
+                <w:rFonts w:ascii="Times New Roman" w:hAnsi="Times New Roman" w:cs="Times New Roman"/>
+                <w:sz w:val="24"/>
               </w:rPr>
               <w:t>Requerimientos Técnicos</w:t>
             </w:r>
@@ -9584,8 +10018,8 @@
             </w:pPr>
             <w:r>
               <w:rPr>
-                <w:rFonts w:ascii="Times New Roman" w:hAnsi="Times New Roman"/>
-                <w:sz w:val="18"/>
+                <w:rFonts w:ascii="Times New Roman" w:hAnsi="Times New Roman" w:cs="Times New Roman"/>
+                <w:sz w:val="24"/>
               </w:rPr>
               <w:t>Necesidades del software para ejecutar cálculos de empeño y compras.</w:t>
             </w:r>
@@ -9608,8 +10042,8 @@
             </w:pPr>
             <w:r>
               <w:rPr>
-                <w:rFonts w:ascii="Times New Roman" w:hAnsi="Times New Roman"/>
-                <w:sz w:val="18"/>
+                <w:rFonts w:ascii="Times New Roman" w:hAnsi="Times New Roman" w:cs="Times New Roman"/>
+                <w:sz w:val="24"/>
               </w:rPr>
               <w:t>Especificación de módulos para el sistema de préstamos y caja.</w:t>
             </w:r>
@@ -9632,8 +10066,8 @@
             </w:pPr>
             <w:r>
               <w:rPr>
-                <w:rFonts w:ascii="Times New Roman" w:hAnsi="Times New Roman"/>
-                <w:sz w:val="18"/>
+                <w:rFonts w:ascii="Times New Roman" w:hAnsi="Times New Roman" w:cs="Times New Roman"/>
+                <w:sz w:val="24"/>
               </w:rPr>
               <w:t>Técnica</w:t>
             </w:r>
@@ -9656,8 +10090,8 @@
             </w:pPr>
             <w:r>
               <w:rPr>
-                <w:rFonts w:ascii="Times New Roman" w:hAnsi="Times New Roman"/>
-                <w:sz w:val="18"/>
+                <w:rFonts w:ascii="Times New Roman" w:hAnsi="Times New Roman" w:cs="Times New Roman"/>
+                <w:sz w:val="24"/>
               </w:rPr>
               <w:t>Algoritmos de cálculo,</w:t>
               <w:br/>
@@ -9682,8 +10116,8 @@
             </w:pPr>
             <w:r>
               <w:rPr>
-                <w:rFonts w:ascii="Times New Roman" w:hAnsi="Times New Roman"/>
-                <w:sz w:val="18"/>
+                <w:rFonts w:ascii="Times New Roman" w:hAnsi="Times New Roman" w:cs="Times New Roman"/>
+                <w:sz w:val="24"/>
               </w:rPr>
               <w:t>3, 4</w:t>
             </w:r>
@@ -9706,8 +10140,8 @@
             </w:pPr>
             <w:r>
               <w:rPr>
-                <w:rFonts w:ascii="Times New Roman" w:hAnsi="Times New Roman"/>
-                <w:sz w:val="18"/>
+                <w:rFonts w:ascii="Times New Roman" w:hAnsi="Times New Roman" w:cs="Times New Roman"/>
+                <w:sz w:val="24"/>
               </w:rPr>
               <w:t>Sí / No</w:t>
             </w:r>
@@ -9726,11 +10160,16 @@
             </w:tcMar>
           </w:tcPr>
           <w:p>
-            <w:r/>
-            <w:r>
-              <w:rPr>
-                <w:rFonts w:ascii="Times New Roman" w:hAnsi="Times New Roman"/>
-                <w:sz w:val="20"/>
+            <w:r>
+              <w:rPr>
+                <w:rFonts w:ascii="Times New Roman" w:hAnsi="Times New Roman" w:cs="Times New Roman"/>
+                <w:sz w:val="24"/>
+              </w:rPr>
+            </w:r>
+            <w:r>
+              <w:rPr>
+                <w:rFonts w:ascii="Times New Roman" w:hAnsi="Times New Roman" w:cs="Times New Roman"/>
+                <w:sz w:val="24"/>
               </w:rPr>
               <w:t>Diseñar la arquitectura lógica, base de datos relacional e interfaces.</w:t>
             </w:r>
@@ -9753,8 +10192,8 @@
             </w:pPr>
             <w:r>
               <w:rPr>
-                <w:rFonts w:ascii="Times New Roman" w:hAnsi="Times New Roman"/>
-                <w:sz w:val="18"/>
+                <w:rFonts w:ascii="Times New Roman" w:hAnsi="Times New Roman" w:cs="Times New Roman"/>
+                <w:sz w:val="24"/>
               </w:rPr>
               <w:t>Diseño del Sistema</w:t>
             </w:r>
@@ -9777,8 +10216,8 @@
             </w:pPr>
             <w:r>
               <w:rPr>
-                <w:rFonts w:ascii="Times New Roman" w:hAnsi="Times New Roman"/>
-                <w:sz w:val="18"/>
+                <w:rFonts w:ascii="Times New Roman" w:hAnsi="Times New Roman" w:cs="Times New Roman"/>
+                <w:sz w:val="24"/>
               </w:rPr>
               <w:t>Estructura lógica y visual para centralizar la información de metales.</w:t>
             </w:r>
@@ -9801,8 +10240,8 @@
             </w:pPr>
             <w:r>
               <w:rPr>
-                <w:rFonts w:ascii="Times New Roman" w:hAnsi="Times New Roman"/>
-                <w:sz w:val="18"/>
+                <w:rFonts w:ascii="Times New Roman" w:hAnsi="Times New Roman" w:cs="Times New Roman"/>
+                <w:sz w:val="24"/>
               </w:rPr>
               <w:t>Modelado del esquema de datos y prototipos de interfaz web.</w:t>
             </w:r>
@@ -9825,8 +10264,8 @@
             </w:pPr>
             <w:r>
               <w:rPr>
-                <w:rFonts w:ascii="Times New Roman" w:hAnsi="Times New Roman"/>
-                <w:sz w:val="18"/>
+                <w:rFonts w:ascii="Times New Roman" w:hAnsi="Times New Roman" w:cs="Times New Roman"/>
+                <w:sz w:val="24"/>
               </w:rPr>
               <w:t>Informática</w:t>
             </w:r>
@@ -9849,8 +10288,8 @@
             </w:pPr>
             <w:r>
               <w:rPr>
-                <w:rFonts w:ascii="Times New Roman" w:hAnsi="Times New Roman"/>
-                <w:sz w:val="18"/>
+                <w:rFonts w:ascii="Times New Roman" w:hAnsi="Times New Roman" w:cs="Times New Roman"/>
+                <w:sz w:val="24"/>
               </w:rPr>
               <w:t>Esquema de BD,</w:t>
               <w:br/>
@@ -9875,8 +10314,8 @@
             </w:pPr>
             <w:r>
               <w:rPr>
-                <w:rFonts w:ascii="Times New Roman" w:hAnsi="Times New Roman"/>
-                <w:sz w:val="18"/>
+                <w:rFonts w:ascii="Times New Roman" w:hAnsi="Times New Roman" w:cs="Times New Roman"/>
+                <w:sz w:val="24"/>
               </w:rPr>
               <w:t>5, 6</w:t>
             </w:r>
@@ -9899,8 +10338,8 @@
             </w:pPr>
             <w:r>
               <w:rPr>
-                <w:rFonts w:ascii="Times New Roman" w:hAnsi="Times New Roman"/>
-                <w:sz w:val="18"/>
+                <w:rFonts w:ascii="Times New Roman" w:hAnsi="Times New Roman" w:cs="Times New Roman"/>
+                <w:sz w:val="24"/>
               </w:rPr>
               <w:t>Sí / No</w:t>
             </w:r>
@@ -9919,11 +10358,16 @@
             </w:tcMar>
           </w:tcPr>
           <w:p>
-            <w:r/>
-            <w:r>
-              <w:rPr>
-                <w:rFonts w:ascii="Times New Roman" w:hAnsi="Times New Roman"/>
-                <w:sz w:val="20"/>
+            <w:r>
+              <w:rPr>
+                <w:rFonts w:ascii="Times New Roman" w:hAnsi="Times New Roman" w:cs="Times New Roman"/>
+                <w:sz w:val="24"/>
+              </w:rPr>
+            </w:r>
+            <w:r>
+              <w:rPr>
+                <w:rFonts w:ascii="Times New Roman" w:hAnsi="Times New Roman" w:cs="Times New Roman"/>
+                <w:sz w:val="24"/>
               </w:rPr>
               <w:t>Desarrollar e implementar el sistema de información propuesto.</w:t>
             </w:r>
@@ -9946,8 +10390,8 @@
             </w:pPr>
             <w:r>
               <w:rPr>
-                <w:rFonts w:ascii="Times New Roman" w:hAnsi="Times New Roman"/>
-                <w:sz w:val="18"/>
+                <w:rFonts w:ascii="Times New Roman" w:hAnsi="Times New Roman" w:cs="Times New Roman"/>
+                <w:sz w:val="24"/>
               </w:rPr>
               <w:t>Implementación de Software</w:t>
             </w:r>
@@ -9970,8 +10414,8 @@
             </w:pPr>
             <w:r>
               <w:rPr>
-                <w:rFonts w:ascii="Times New Roman" w:hAnsi="Times New Roman"/>
-                <w:sz w:val="18"/>
+                <w:rFonts w:ascii="Times New Roman" w:hAnsi="Times New Roman" w:cs="Times New Roman"/>
+                <w:sz w:val="24"/>
               </w:rPr>
               <w:t>Construcción de la herramienta final para la optimización administrativa.</w:t>
             </w:r>
@@ -9994,8 +10438,8 @@
             </w:pPr>
             <w:r>
               <w:rPr>
-                <w:rFonts w:ascii="Times New Roman" w:hAnsi="Times New Roman"/>
-                <w:sz w:val="18"/>
+                <w:rFonts w:ascii="Times New Roman" w:hAnsi="Times New Roman" w:cs="Times New Roman"/>
+                <w:sz w:val="24"/>
               </w:rPr>
               <w:t>Desarrollo de la aplicación en Vercel y el sistema de empeños.</w:t>
             </w:r>
@@ -10018,8 +10462,8 @@
             </w:pPr>
             <w:r>
               <w:rPr>
-                <w:rFonts w:ascii="Times New Roman" w:hAnsi="Times New Roman"/>
-                <w:sz w:val="18"/>
+                <w:rFonts w:ascii="Times New Roman" w:hAnsi="Times New Roman" w:cs="Times New Roman"/>
+                <w:sz w:val="24"/>
               </w:rPr>
               <w:t>Administrativa</w:t>
             </w:r>
@@ -10042,8 +10486,8 @@
             </w:pPr>
             <w:r>
               <w:rPr>
-                <w:rFonts w:ascii="Times New Roman" w:hAnsi="Times New Roman"/>
-                <w:sz w:val="18"/>
+                <w:rFonts w:ascii="Times New Roman" w:hAnsi="Times New Roman" w:cs="Times New Roman"/>
+                <w:sz w:val="24"/>
               </w:rPr>
               <w:t>Reportes generados,</w:t>
               <w:br/>
@@ -10068,8 +10512,8 @@
             </w:pPr>
             <w:r>
               <w:rPr>
-                <w:rFonts w:ascii="Times New Roman" w:hAnsi="Times New Roman"/>
-                <w:sz w:val="18"/>
+                <w:rFonts w:ascii="Times New Roman" w:hAnsi="Times New Roman" w:cs="Times New Roman"/>
+                <w:sz w:val="24"/>
               </w:rPr>
               <w:t>7, 8</w:t>
             </w:r>
@@ -10092,8 +10536,8 @@
             </w:pPr>
             <w:r>
               <w:rPr>
-                <w:rFonts w:ascii="Times New Roman" w:hAnsi="Times New Roman"/>
-                <w:sz w:val="18"/>
+                <w:rFonts w:ascii="Times New Roman" w:hAnsi="Times New Roman" w:cs="Times New Roman"/>
+                <w:sz w:val="24"/>
               </w:rPr>
               <w:t>Sí / No</w:t>
             </w:r>
@@ -10108,13 +10552,19 @@
       </w:pPr>
       <w:r>
         <w:rPr>
+          <w:rFonts w:ascii="Times New Roman" w:hAnsi="Times New Roman" w:cs="Times New Roman"/>
           <w:i/>
+          <w:sz w:val="24"/>
         </w:rPr>
         <w:t>Fuente: Alvarado, L. (2026).</w:t>
       </w:r>
     </w:p>
     <w:p>
       <w:r>
+        <w:rPr>
+          <w:rFonts w:ascii="Times New Roman" w:hAnsi="Times New Roman" w:cs="Times New Roman"/>
+          <w:sz w:val="24"/>
+        </w:rPr>
         <w:br w:type="page"/>
       </w:r>
     </w:p>
@@ -10151,8 +10601,17 @@
             <w:pPr>
               <w:jc w:val="center"/>
             </w:pPr>
-            <w:r/>
-            <w:r>
+            <w:r>
+              <w:rPr>
+                <w:rFonts w:ascii="Times New Roman" w:hAnsi="Times New Roman" w:cs="Times New Roman"/>
+                <w:sz w:val="24"/>
+              </w:rPr>
+            </w:r>
+            <w:r>
+              <w:rPr>
+                <w:rFonts w:ascii="Times New Roman" w:hAnsi="Times New Roman" w:cs="Times New Roman"/>
+                <w:sz w:val="24"/>
+              </w:rPr>
               <w:drawing>
                 <wp:inline xmlns:a="http://schemas.openxmlformats.org/drawingml/2006/main">
                   <wp:extent cx="1097280" cy="536900"/>
@@ -10205,9 +10664,9 @@
             </w:pPr>
             <w:r>
               <w:rPr>
-                <w:rFonts w:ascii="Times New Roman" w:hAnsi="Times New Roman"/>
+                <w:rFonts w:ascii="Times New Roman" w:hAnsi="Times New Roman" w:cs="Times New Roman"/>
                 <w:b/>
-                <w:sz w:val="22"/>
+                <w:sz w:val="24"/>
               </w:rPr>
               <w:t>República Bolivariana de Venezuela</w:t>
               <w:br/>
@@ -10228,8 +10687,9 @@
       </w:pPr>
       <w:r>
         <w:rPr>
-          <w:b/>
-          <w:sz w:val="26"/>
+          <w:rFonts w:ascii="Times New Roman" w:hAnsi="Times New Roman" w:cs="Times New Roman"/>
+          <w:b/>
+          <w:sz w:val="24"/>
         </w:rPr>
         <w:t>CUESTIONARIO PARA RECOLECCIÓN DE DATOS</w:t>
       </w:r>
@@ -10240,6 +10700,10 @@
         <w:jc w:val="both"/>
       </w:pPr>
       <w:r>
+        <w:rPr>
+          <w:rFonts w:ascii="Times New Roman" w:hAnsi="Times New Roman" w:cs="Times New Roman"/>
+          <w:sz w:val="24"/>
+        </w:rPr>
         <w:t>A continuación se presenta el instrumento estructurado con preguntas de tipo dicotómico (Sí / No) que será aplicado a los colaboradores del entorno operativo y administrativo de la empresa.</w:t>
       </w:r>
     </w:p>
@@ -10275,9 +10739,9 @@
             </w:pPr>
             <w:r>
               <w:rPr>
-                <w:rFonts w:ascii="Times New Roman" w:hAnsi="Times New Roman"/>
+                <w:rFonts w:ascii="Times New Roman" w:hAnsi="Times New Roman" w:cs="Times New Roman"/>
                 <w:b/>
-                <w:sz w:val="20"/>
+                <w:sz w:val="24"/>
               </w:rPr>
               <w:t>No.</w:t>
             </w:r>
@@ -10301,9 +10765,9 @@
             </w:pPr>
             <w:r>
               <w:rPr>
-                <w:rFonts w:ascii="Times New Roman" w:hAnsi="Times New Roman"/>
+                <w:rFonts w:ascii="Times New Roman" w:hAnsi="Times New Roman" w:cs="Times New Roman"/>
                 <w:b/>
-                <w:sz w:val="20"/>
+                <w:sz w:val="24"/>
               </w:rPr>
               <w:t>Indicador</w:t>
             </w:r>
@@ -10327,9 +10791,9 @@
             </w:pPr>
             <w:r>
               <w:rPr>
-                <w:rFonts w:ascii="Times New Roman" w:hAnsi="Times New Roman"/>
+                <w:rFonts w:ascii="Times New Roman" w:hAnsi="Times New Roman" w:cs="Times New Roman"/>
                 <w:b/>
-                <w:sz w:val="20"/>
+                <w:sz w:val="24"/>
               </w:rPr>
               <w:t>Pregunta</w:t>
             </w:r>
@@ -10353,9 +10817,9 @@
             </w:pPr>
             <w:r>
               <w:rPr>
-                <w:rFonts w:ascii="Times New Roman" w:hAnsi="Times New Roman"/>
+                <w:rFonts w:ascii="Times New Roman" w:hAnsi="Times New Roman" w:cs="Times New Roman"/>
                 <w:b/>
-                <w:sz w:val="20"/>
+                <w:sz w:val="24"/>
               </w:rPr>
               <w:t>Sí</w:t>
             </w:r>
@@ -10379,9 +10843,9 @@
             </w:pPr>
             <w:r>
               <w:rPr>
-                <w:rFonts w:ascii="Times New Roman" w:hAnsi="Times New Roman"/>
+                <w:rFonts w:ascii="Times New Roman" w:hAnsi="Times New Roman" w:cs="Times New Roman"/>
                 <w:b/>
-                <w:sz w:val="20"/>
+                <w:sz w:val="24"/>
               </w:rPr>
               <w:t>No</w:t>
             </w:r>
@@ -10406,8 +10870,8 @@
             </w:pPr>
             <w:r>
               <w:rPr>
-                <w:rFonts w:ascii="Times New Roman" w:hAnsi="Times New Roman"/>
-                <w:sz w:val="20"/>
+                <w:rFonts w:ascii="Times New Roman" w:hAnsi="Times New Roman" w:cs="Times New Roman"/>
+                <w:sz w:val="24"/>
               </w:rPr>
               <w:t>1</w:t>
             </w:r>
@@ -10429,8 +10893,8 @@
             </w:pPr>
             <w:r>
               <w:rPr>
-                <w:rFonts w:ascii="Times New Roman" w:hAnsi="Times New Roman"/>
-                <w:sz w:val="20"/>
+                <w:rFonts w:ascii="Times New Roman" w:hAnsi="Times New Roman" w:cs="Times New Roman"/>
+                <w:sz w:val="24"/>
               </w:rPr>
               <w:t>Registro manual</w:t>
             </w:r>
@@ -10452,8 +10916,8 @@
             </w:pPr>
             <w:r>
               <w:rPr>
-                <w:rFonts w:ascii="Times New Roman" w:hAnsi="Times New Roman"/>
-                <w:sz w:val="20"/>
+                <w:rFonts w:ascii="Times New Roman" w:hAnsi="Times New Roman" w:cs="Times New Roman"/>
+                <w:sz w:val="24"/>
               </w:rPr>
               <w:t>¿Considera que el estado actual de los archivos de Excel permite la integración y cruce eficiente de los datos de la empresa?</w:t>
             </w:r>
@@ -10476,8 +10940,8 @@
             </w:pPr>
             <w:r>
               <w:rPr>
-                <w:rFonts w:ascii="Times New Roman" w:hAnsi="Times New Roman"/>
-                <w:sz w:val="20"/>
+                <w:rFonts w:ascii="Times New Roman" w:hAnsi="Times New Roman" w:cs="Times New Roman"/>
+                <w:sz w:val="24"/>
               </w:rPr>
             </w:r>
           </w:p>
@@ -10499,8 +10963,8 @@
             </w:pPr>
             <w:r>
               <w:rPr>
-                <w:rFonts w:ascii="Times New Roman" w:hAnsi="Times New Roman"/>
-                <w:sz w:val="20"/>
+                <w:rFonts w:ascii="Times New Roman" w:hAnsi="Times New Roman" w:cs="Times New Roman"/>
+                <w:sz w:val="24"/>
               </w:rPr>
             </w:r>
           </w:p>
@@ -10524,8 +10988,8 @@
             </w:pPr>
             <w:r>
               <w:rPr>
-                <w:rFonts w:ascii="Times New Roman" w:hAnsi="Times New Roman"/>
-                <w:sz w:val="20"/>
+                <w:rFonts w:ascii="Times New Roman" w:hAnsi="Times New Roman" w:cs="Times New Roman"/>
+                <w:sz w:val="24"/>
               </w:rPr>
               <w:t>2</w:t>
             </w:r>
@@ -10547,8 +11011,8 @@
             </w:pPr>
             <w:r>
               <w:rPr>
-                <w:rFonts w:ascii="Times New Roman" w:hAnsi="Times New Roman"/>
-                <w:sz w:val="20"/>
+                <w:rFonts w:ascii="Times New Roman" w:hAnsi="Times New Roman" w:cs="Times New Roman"/>
+                <w:sz w:val="24"/>
               </w:rPr>
               <w:t>Tiempo respuesta</w:t>
             </w:r>
@@ -10570,8 +11034,8 @@
             </w:pPr>
             <w:r>
               <w:rPr>
-                <w:rFonts w:ascii="Times New Roman" w:hAnsi="Times New Roman"/>
-                <w:sz w:val="20"/>
+                <w:rFonts w:ascii="Times New Roman" w:hAnsi="Times New Roman" w:cs="Times New Roman"/>
+                <w:sz w:val="24"/>
               </w:rPr>
               <w:t>¿El tiempo de respuesta manual afecta la productividad?</w:t>
             </w:r>
@@ -10594,8 +11058,8 @@
             </w:pPr>
             <w:r>
               <w:rPr>
-                <w:rFonts w:ascii="Times New Roman" w:hAnsi="Times New Roman"/>
-                <w:sz w:val="20"/>
+                <w:rFonts w:ascii="Times New Roman" w:hAnsi="Times New Roman" w:cs="Times New Roman"/>
+                <w:sz w:val="24"/>
               </w:rPr>
             </w:r>
           </w:p>
@@ -10617,8 +11081,8 @@
             </w:pPr>
             <w:r>
               <w:rPr>
-                <w:rFonts w:ascii="Times New Roman" w:hAnsi="Times New Roman"/>
-                <w:sz w:val="20"/>
+                <w:rFonts w:ascii="Times New Roman" w:hAnsi="Times New Roman" w:cs="Times New Roman"/>
+                <w:sz w:val="24"/>
               </w:rPr>
             </w:r>
           </w:p>
@@ -10642,8 +11106,8 @@
             </w:pPr>
             <w:r>
               <w:rPr>
-                <w:rFonts w:ascii="Times New Roman" w:hAnsi="Times New Roman"/>
-                <w:sz w:val="20"/>
+                <w:rFonts w:ascii="Times New Roman" w:hAnsi="Times New Roman" w:cs="Times New Roman"/>
+                <w:sz w:val="24"/>
               </w:rPr>
               <w:t>3</w:t>
             </w:r>
@@ -10665,8 +11129,8 @@
             </w:pPr>
             <w:r>
               <w:rPr>
-                <w:rFonts w:ascii="Times New Roman" w:hAnsi="Times New Roman"/>
-                <w:sz w:val="20"/>
+                <w:rFonts w:ascii="Times New Roman" w:hAnsi="Times New Roman" w:cs="Times New Roman"/>
+                <w:sz w:val="24"/>
               </w:rPr>
               <w:t>Algoritmos cálculo</w:t>
             </w:r>
@@ -10688,8 +11152,8 @@
             </w:pPr>
             <w:r>
               <w:rPr>
-                <w:rFonts w:ascii="Times New Roman" w:hAnsi="Times New Roman"/>
-                <w:sz w:val="20"/>
+                <w:rFonts w:ascii="Times New Roman" w:hAnsi="Times New Roman" w:cs="Times New Roman"/>
+                <w:sz w:val="24"/>
               </w:rPr>
               <w:t>¿Se han registrado discrepancias o inconsistencias en los cálculos de intereses y fechas de vencimiento bajo la modalidad manual?</w:t>
             </w:r>
@@ -10712,8 +11176,8 @@
             </w:pPr>
             <w:r>
               <w:rPr>
-                <w:rFonts w:ascii="Times New Roman" w:hAnsi="Times New Roman"/>
-                <w:sz w:val="20"/>
+                <w:rFonts w:ascii="Times New Roman" w:hAnsi="Times New Roman" w:cs="Times New Roman"/>
+                <w:sz w:val="24"/>
               </w:rPr>
             </w:r>
           </w:p>
@@ -10735,8 +11199,8 @@
             </w:pPr>
             <w:r>
               <w:rPr>
-                <w:rFonts w:ascii="Times New Roman" w:hAnsi="Times New Roman"/>
-                <w:sz w:val="20"/>
+                <w:rFonts w:ascii="Times New Roman" w:hAnsi="Times New Roman" w:cs="Times New Roman"/>
+                <w:sz w:val="24"/>
               </w:rPr>
             </w:r>
           </w:p>
@@ -10760,8 +11224,8 @@
             </w:pPr>
             <w:r>
               <w:rPr>
-                <w:rFonts w:ascii="Times New Roman" w:hAnsi="Times New Roman"/>
-                <w:sz w:val="20"/>
+                <w:rFonts w:ascii="Times New Roman" w:hAnsi="Times New Roman" w:cs="Times New Roman"/>
+                <w:sz w:val="24"/>
               </w:rPr>
               <w:t>4</w:t>
             </w:r>
@@ -10783,8 +11247,8 @@
             </w:pPr>
             <w:r>
               <w:rPr>
-                <w:rFonts w:ascii="Times New Roman" w:hAnsi="Times New Roman"/>
-                <w:sz w:val="20"/>
+                <w:rFonts w:ascii="Times New Roman" w:hAnsi="Times New Roman" w:cs="Times New Roman"/>
+                <w:sz w:val="24"/>
               </w:rPr>
               <w:t>Seguridad</w:t>
             </w:r>
@@ -10806,8 +11270,8 @@
             </w:pPr>
             <w:r>
               <w:rPr>
-                <w:rFonts w:ascii="Times New Roman" w:hAnsi="Times New Roman"/>
-                <w:sz w:val="20"/>
+                <w:rFonts w:ascii="Times New Roman" w:hAnsi="Times New Roman" w:cs="Times New Roman"/>
+                <w:sz w:val="24"/>
               </w:rPr>
               <w:t>¿Dispone la empresa de mecanismos automatizados de respaldo para proteger la información frente a fallos del sistema o sobreescrituras?</w:t>
             </w:r>
@@ -10830,8 +11294,8 @@
             </w:pPr>
             <w:r>
               <w:rPr>
-                <w:rFonts w:ascii="Times New Roman" w:hAnsi="Times New Roman"/>
-                <w:sz w:val="20"/>
+                <w:rFonts w:ascii="Times New Roman" w:hAnsi="Times New Roman" w:cs="Times New Roman"/>
+                <w:sz w:val="24"/>
               </w:rPr>
             </w:r>
           </w:p>
@@ -10853,8 +11317,8 @@
             </w:pPr>
             <w:r>
               <w:rPr>
-                <w:rFonts w:ascii="Times New Roman" w:hAnsi="Times New Roman"/>
-                <w:sz w:val="20"/>
+                <w:rFonts w:ascii="Times New Roman" w:hAnsi="Times New Roman" w:cs="Times New Roman"/>
+                <w:sz w:val="24"/>
               </w:rPr>
             </w:r>
           </w:p>
@@ -10878,8 +11342,8 @@
             </w:pPr>
             <w:r>
               <w:rPr>
-                <w:rFonts w:ascii="Times New Roman" w:hAnsi="Times New Roman"/>
-                <w:sz w:val="20"/>
+                <w:rFonts w:ascii="Times New Roman" w:hAnsi="Times New Roman" w:cs="Times New Roman"/>
+                <w:sz w:val="24"/>
               </w:rPr>
               <w:t>5</w:t>
             </w:r>
@@ -10901,8 +11365,8 @@
             </w:pPr>
             <w:r>
               <w:rPr>
-                <w:rFonts w:ascii="Times New Roman" w:hAnsi="Times New Roman"/>
-                <w:sz w:val="20"/>
+                <w:rFonts w:ascii="Times New Roman" w:hAnsi="Times New Roman" w:cs="Times New Roman"/>
+                <w:sz w:val="24"/>
               </w:rPr>
               <w:t>Esquema de BD</w:t>
             </w:r>
@@ -10924,8 +11388,8 @@
             </w:pPr>
             <w:r>
               <w:rPr>
-                <w:rFonts w:ascii="Times New Roman" w:hAnsi="Times New Roman"/>
-                <w:sz w:val="20"/>
+                <w:rFonts w:ascii="Times New Roman" w:hAnsi="Times New Roman" w:cs="Times New Roman"/>
+                <w:sz w:val="24"/>
               </w:rPr>
               <w:t>¿Es fundamental un sistema centralizado para la trazabilidad?</w:t>
             </w:r>
@@ -10948,8 +11412,8 @@
             </w:pPr>
             <w:r>
               <w:rPr>
-                <w:rFonts w:ascii="Times New Roman" w:hAnsi="Times New Roman"/>
-                <w:sz w:val="20"/>
+                <w:rFonts w:ascii="Times New Roman" w:hAnsi="Times New Roman" w:cs="Times New Roman"/>
+                <w:sz w:val="24"/>
               </w:rPr>
             </w:r>
           </w:p>
@@ -10971,8 +11435,8 @@
             </w:pPr>
             <w:r>
               <w:rPr>
-                <w:rFonts w:ascii="Times New Roman" w:hAnsi="Times New Roman"/>
-                <w:sz w:val="20"/>
+                <w:rFonts w:ascii="Times New Roman" w:hAnsi="Times New Roman" w:cs="Times New Roman"/>
+                <w:sz w:val="24"/>
               </w:rPr>
             </w:r>
           </w:p>
@@ -10996,8 +11460,8 @@
             </w:pPr>
             <w:r>
               <w:rPr>
-                <w:rFonts w:ascii="Times New Roman" w:hAnsi="Times New Roman"/>
-                <w:sz w:val="20"/>
+                <w:rFonts w:ascii="Times New Roman" w:hAnsi="Times New Roman" w:cs="Times New Roman"/>
+                <w:sz w:val="24"/>
               </w:rPr>
               <w:t>6</w:t>
             </w:r>
@@ -11019,8 +11483,8 @@
             </w:pPr>
             <w:r>
               <w:rPr>
-                <w:rFonts w:ascii="Times New Roman" w:hAnsi="Times New Roman"/>
-                <w:sz w:val="20"/>
+                <w:rFonts w:ascii="Times New Roman" w:hAnsi="Times New Roman" w:cs="Times New Roman"/>
+                <w:sz w:val="24"/>
               </w:rPr>
               <w:t>Prototipo visual</w:t>
             </w:r>
@@ -11042,8 +11506,8 @@
             </w:pPr>
             <w:r>
               <w:rPr>
-                <w:rFonts w:ascii="Times New Roman" w:hAnsi="Times New Roman"/>
-                <w:sz w:val="20"/>
+                <w:rFonts w:ascii="Times New Roman" w:hAnsi="Times New Roman" w:cs="Times New Roman"/>
+                <w:sz w:val="24"/>
               </w:rPr>
               <w:t>¿Deben las interfaces ser intuitivas para facilitar el uso?</w:t>
             </w:r>
@@ -11066,8 +11530,8 @@
             </w:pPr>
             <w:r>
               <w:rPr>
-                <w:rFonts w:ascii="Times New Roman" w:hAnsi="Times New Roman"/>
-                <w:sz w:val="20"/>
+                <w:rFonts w:ascii="Times New Roman" w:hAnsi="Times New Roman" w:cs="Times New Roman"/>
+                <w:sz w:val="24"/>
               </w:rPr>
             </w:r>
           </w:p>
@@ -11089,8 +11553,8 @@
             </w:pPr>
             <w:r>
               <w:rPr>
-                <w:rFonts w:ascii="Times New Roman" w:hAnsi="Times New Roman"/>
-                <w:sz w:val="20"/>
+                <w:rFonts w:ascii="Times New Roman" w:hAnsi="Times New Roman" w:cs="Times New Roman"/>
+                <w:sz w:val="24"/>
               </w:rPr>
             </w:r>
           </w:p>
@@ -11114,8 +11578,8 @@
             </w:pPr>
             <w:r>
               <w:rPr>
-                <w:rFonts w:ascii="Times New Roman" w:hAnsi="Times New Roman"/>
-                <w:sz w:val="20"/>
+                <w:rFonts w:ascii="Times New Roman" w:hAnsi="Times New Roman" w:cs="Times New Roman"/>
+                <w:sz w:val="24"/>
               </w:rPr>
               <w:t>7</w:t>
             </w:r>
@@ -11137,8 +11601,8 @@
             </w:pPr>
             <w:r>
               <w:rPr>
-                <w:rFonts w:ascii="Times New Roman" w:hAnsi="Times New Roman"/>
-                <w:sz w:val="20"/>
+                <w:rFonts w:ascii="Times New Roman" w:hAnsi="Times New Roman" w:cs="Times New Roman"/>
+                <w:sz w:val="24"/>
               </w:rPr>
               <w:t>Reportes generados</w:t>
             </w:r>
@@ -11160,8 +11624,8 @@
             </w:pPr>
             <w:r>
               <w:rPr>
-                <w:rFonts w:ascii="Times New Roman" w:hAnsi="Times New Roman"/>
-                <w:sz w:val="20"/>
+                <w:rFonts w:ascii="Times New Roman" w:hAnsi="Times New Roman" w:cs="Times New Roman"/>
+                <w:sz w:val="24"/>
               </w:rPr>
               <w:t>¿Requiere reportes administrativos automáticos para gerencia?</w:t>
             </w:r>
@@ -11184,8 +11648,8 @@
             </w:pPr>
             <w:r>
               <w:rPr>
-                <w:rFonts w:ascii="Times New Roman" w:hAnsi="Times New Roman"/>
-                <w:sz w:val="20"/>
+                <w:rFonts w:ascii="Times New Roman" w:hAnsi="Times New Roman" w:cs="Times New Roman"/>
+                <w:sz w:val="24"/>
               </w:rPr>
             </w:r>
           </w:p>
@@ -11207,8 +11671,8 @@
             </w:pPr>
             <w:r>
               <w:rPr>
-                <w:rFonts w:ascii="Times New Roman" w:hAnsi="Times New Roman"/>
-                <w:sz w:val="20"/>
+                <w:rFonts w:ascii="Times New Roman" w:hAnsi="Times New Roman" w:cs="Times New Roman"/>
+                <w:sz w:val="24"/>
               </w:rPr>
             </w:r>
           </w:p>
@@ -11232,8 +11696,8 @@
             </w:pPr>
             <w:r>
               <w:rPr>
-                <w:rFonts w:ascii="Times New Roman" w:hAnsi="Times New Roman"/>
-                <w:sz w:val="20"/>
+                <w:rFonts w:ascii="Times New Roman" w:hAnsi="Times New Roman" w:cs="Times New Roman"/>
+                <w:sz w:val="24"/>
               </w:rPr>
               <w:t>8</w:t>
             </w:r>
@@ -11255,8 +11719,8 @@
             </w:pPr>
             <w:r>
               <w:rPr>
-                <w:rFonts w:ascii="Times New Roman" w:hAnsi="Times New Roman"/>
-                <w:sz w:val="20"/>
+                <w:rFonts w:ascii="Times New Roman" w:hAnsi="Times New Roman" w:cs="Times New Roman"/>
+                <w:sz w:val="24"/>
               </w:rPr>
               <w:t>Consultas exitosas</w:t>
             </w:r>
@@ -11278,8 +11742,8 @@
             </w:pPr>
             <w:r>
               <w:rPr>
-                <w:rFonts w:ascii="Times New Roman" w:hAnsi="Times New Roman"/>
-                <w:sz w:val="20"/>
+                <w:rFonts w:ascii="Times New Roman" w:hAnsi="Times New Roman" w:cs="Times New Roman"/>
+                <w:sz w:val="24"/>
               </w:rPr>
               <w:t>¿Es la automatización de consultas esencial para el flujo de trabajo?</w:t>
             </w:r>
@@ -11302,8 +11766,8 @@
             </w:pPr>
             <w:r>
               <w:rPr>
-                <w:rFonts w:ascii="Times New Roman" w:hAnsi="Times New Roman"/>
-                <w:sz w:val="20"/>
+                <w:rFonts w:ascii="Times New Roman" w:hAnsi="Times New Roman" w:cs="Times New Roman"/>
+                <w:sz w:val="24"/>
               </w:rPr>
             </w:r>
           </w:p>
@@ -11325,8 +11789,8 @@
             </w:pPr>
             <w:r>
               <w:rPr>
-                <w:rFonts w:ascii="Times New Roman" w:hAnsi="Times New Roman"/>
-                <w:sz w:val="20"/>
+                <w:rFonts w:ascii="Times New Roman" w:hAnsi="Times New Roman" w:cs="Times New Roman"/>
+                <w:sz w:val="24"/>
               </w:rPr>
             </w:r>
           </w:p>
@@ -11335,6 +11799,10 @@
     </w:tbl>
     <w:p>
       <w:r>
+        <w:rPr>
+          <w:rFonts w:ascii="Times New Roman" w:hAnsi="Times New Roman" w:cs="Times New Roman"/>
+          <w:sz w:val="24"/>
+        </w:rPr>
         <w:br w:type="page"/>
       </w:r>
     </w:p>
@@ -11371,8 +11839,17 @@
             <w:pPr>
               <w:jc w:val="center"/>
             </w:pPr>
-            <w:r/>
-            <w:r>
+            <w:r>
+              <w:rPr>
+                <w:rFonts w:ascii="Times New Roman" w:hAnsi="Times New Roman" w:cs="Times New Roman"/>
+                <w:sz w:val="24"/>
+              </w:rPr>
+            </w:r>
+            <w:r>
+              <w:rPr>
+                <w:rFonts w:ascii="Times New Roman" w:hAnsi="Times New Roman" w:cs="Times New Roman"/>
+                <w:sz w:val="24"/>
+              </w:rPr>
               <w:drawing>
                 <wp:inline xmlns:a="http://schemas.openxmlformats.org/drawingml/2006/main">
                   <wp:extent cx="1097280" cy="536900"/>
@@ -11425,9 +11902,9 @@
             </w:pPr>
             <w:r>
               <w:rPr>
-                <w:rFonts w:ascii="Times New Roman" w:hAnsi="Times New Roman"/>
+                <w:rFonts w:ascii="Times New Roman" w:hAnsi="Times New Roman" w:cs="Times New Roman"/>
                 <w:b/>
-                <w:sz w:val="22"/>
+                <w:sz w:val="24"/>
               </w:rPr>
               <w:t>República Bolivariana de Venezuela</w:t>
               <w:br/>
@@ -11448,8 +11925,9 @@
       </w:pPr>
       <w:r>
         <w:rPr>
-          <w:b/>
-          <w:sz w:val="26"/>
+          <w:rFonts w:ascii="Times New Roman" w:hAnsi="Times New Roman" w:cs="Times New Roman"/>
+          <w:b/>
+          <w:sz w:val="24"/>
         </w:rPr>
         <w:t>MATRIZ DE VALIDACIÓN DEL INSTRUMENTO</w:t>
       </w:r>
@@ -11461,13 +11939,17 @@
       </w:pPr>
       <w:r>
         <w:rPr>
-          <w:b/>
+          <w:rFonts w:ascii="Times New Roman" w:hAnsi="Times New Roman" w:cs="Times New Roman"/>
+          <w:b/>
+          <w:sz w:val="24"/>
         </w:rPr>
         <w:t xml:space="preserve">Instrucciones: </w:t>
       </w:r>
       <w:r>
         <w:rPr>
+          <w:rFonts w:ascii="Times New Roman" w:hAnsi="Times New Roman" w:cs="Times New Roman"/>
           <w:i/>
+          <w:sz w:val="24"/>
         </w:rPr>
         <w:t>Por favor evalúe cada ítem de acuerdo con la escala indicada marcando la letra que considere:</w:t>
         <w:br/>
@@ -11509,9 +11991,9 @@
             </w:pPr>
             <w:r>
               <w:rPr>
-                <w:rFonts w:ascii="Times New Roman" w:hAnsi="Times New Roman"/>
+                <w:rFonts w:ascii="Times New Roman" w:hAnsi="Times New Roman" w:cs="Times New Roman"/>
                 <w:b/>
-                <w:sz w:val="19"/>
+                <w:sz w:val="24"/>
               </w:rPr>
               <w:t>Ítems</w:t>
             </w:r>
@@ -11535,9 +12017,9 @@
             </w:pPr>
             <w:r>
               <w:rPr>
-                <w:rFonts w:ascii="Times New Roman" w:hAnsi="Times New Roman"/>
+                <w:rFonts w:ascii="Times New Roman" w:hAnsi="Times New Roman" w:cs="Times New Roman"/>
                 <w:b/>
-                <w:sz w:val="19"/>
+                <w:sz w:val="24"/>
               </w:rPr>
               <w:t>CLARIDAD</w:t>
               <w:br/>
@@ -11563,9 +12045,9 @@
             </w:pPr>
             <w:r>
               <w:rPr>
-                <w:rFonts w:ascii="Times New Roman" w:hAnsi="Times New Roman"/>
+                <w:rFonts w:ascii="Times New Roman" w:hAnsi="Times New Roman" w:cs="Times New Roman"/>
                 <w:b/>
-                <w:sz w:val="19"/>
+                <w:sz w:val="24"/>
               </w:rPr>
               <w:t>PRECISIÓN</w:t>
               <w:br/>
@@ -11591,9 +12073,9 @@
             </w:pPr>
             <w:r>
               <w:rPr>
-                <w:rFonts w:ascii="Times New Roman" w:hAnsi="Times New Roman"/>
+                <w:rFonts w:ascii="Times New Roman" w:hAnsi="Times New Roman" w:cs="Times New Roman"/>
                 <w:b/>
-                <w:sz w:val="19"/>
+                <w:sz w:val="24"/>
               </w:rPr>
               <w:t>PERTINENCIA</w:t>
               <w:br/>
@@ -11619,9 +12101,9 @@
             </w:pPr>
             <w:r>
               <w:rPr>
-                <w:rFonts w:ascii="Times New Roman" w:hAnsi="Times New Roman"/>
+                <w:rFonts w:ascii="Times New Roman" w:hAnsi="Times New Roman" w:cs="Times New Roman"/>
                 <w:b/>
-                <w:sz w:val="19"/>
+                <w:sz w:val="24"/>
               </w:rPr>
               <w:t>COHERENCIA</w:t>
               <w:br/>
@@ -11647,9 +12129,9 @@
             </w:pPr>
             <w:r>
               <w:rPr>
-                <w:rFonts w:ascii="Times New Roman" w:hAnsi="Times New Roman"/>
+                <w:rFonts w:ascii="Times New Roman" w:hAnsi="Times New Roman" w:cs="Times New Roman"/>
                 <w:b/>
-                <w:sz w:val="19"/>
+                <w:sz w:val="24"/>
               </w:rPr>
               <w:t>OBSERVACIONES</w:t>
             </w:r>
@@ -11674,8 +12156,8 @@
             </w:pPr>
             <w:r>
               <w:rPr>
-                <w:rFonts w:ascii="Times New Roman" w:hAnsi="Times New Roman"/>
-                <w:sz w:val="19"/>
+                <w:rFonts w:ascii="Times New Roman" w:hAnsi="Times New Roman" w:cs="Times New Roman"/>
+                <w:sz w:val="24"/>
               </w:rPr>
               <w:t>1</w:t>
             </w:r>
@@ -11697,8 +12179,8 @@
             </w:pPr>
             <w:r>
               <w:rPr>
-                <w:rFonts w:ascii="Times New Roman" w:hAnsi="Times New Roman"/>
-                <w:sz w:val="19"/>
+                <w:rFonts w:ascii="Times New Roman" w:hAnsi="Times New Roman" w:cs="Times New Roman"/>
+                <w:sz w:val="24"/>
               </w:rPr>
             </w:r>
           </w:p>
@@ -11719,8 +12201,8 @@
             </w:pPr>
             <w:r>
               <w:rPr>
-                <w:rFonts w:ascii="Times New Roman" w:hAnsi="Times New Roman"/>
-                <w:sz w:val="19"/>
+                <w:rFonts w:ascii="Times New Roman" w:hAnsi="Times New Roman" w:cs="Times New Roman"/>
+                <w:sz w:val="24"/>
               </w:rPr>
             </w:r>
           </w:p>
@@ -11741,8 +12223,8 @@
             </w:pPr>
             <w:r>
               <w:rPr>
-                <w:rFonts w:ascii="Times New Roman" w:hAnsi="Times New Roman"/>
-                <w:sz w:val="19"/>
+                <w:rFonts w:ascii="Times New Roman" w:hAnsi="Times New Roman" w:cs="Times New Roman"/>
+                <w:sz w:val="24"/>
               </w:rPr>
             </w:r>
           </w:p>
@@ -11763,8 +12245,8 @@
             </w:pPr>
             <w:r>
               <w:rPr>
-                <w:rFonts w:ascii="Times New Roman" w:hAnsi="Times New Roman"/>
-                <w:sz w:val="19"/>
+                <w:rFonts w:ascii="Times New Roman" w:hAnsi="Times New Roman" w:cs="Times New Roman"/>
+                <w:sz w:val="24"/>
               </w:rPr>
             </w:r>
           </w:p>
@@ -11785,8 +12267,8 @@
             </w:pPr>
             <w:r>
               <w:rPr>
-                <w:rFonts w:ascii="Times New Roman" w:hAnsi="Times New Roman"/>
-                <w:sz w:val="19"/>
+                <w:rFonts w:ascii="Times New Roman" w:hAnsi="Times New Roman" w:cs="Times New Roman"/>
+                <w:sz w:val="24"/>
               </w:rPr>
             </w:r>
           </w:p>
@@ -11810,8 +12292,8 @@
             </w:pPr>
             <w:r>
               <w:rPr>
-                <w:rFonts w:ascii="Times New Roman" w:hAnsi="Times New Roman"/>
-                <w:sz w:val="19"/>
+                <w:rFonts w:ascii="Times New Roman" w:hAnsi="Times New Roman" w:cs="Times New Roman"/>
+                <w:sz w:val="24"/>
               </w:rPr>
               <w:t>2</w:t>
             </w:r>
@@ -11833,8 +12315,8 @@
             </w:pPr>
             <w:r>
               <w:rPr>
-                <w:rFonts w:ascii="Times New Roman" w:hAnsi="Times New Roman"/>
-                <w:sz w:val="19"/>
+                <w:rFonts w:ascii="Times New Roman" w:hAnsi="Times New Roman" w:cs="Times New Roman"/>
+                <w:sz w:val="24"/>
               </w:rPr>
             </w:r>
           </w:p>
@@ -11855,8 +12337,8 @@
             </w:pPr>
             <w:r>
               <w:rPr>
-                <w:rFonts w:ascii="Times New Roman" w:hAnsi="Times New Roman"/>
-                <w:sz w:val="19"/>
+                <w:rFonts w:ascii="Times New Roman" w:hAnsi="Times New Roman" w:cs="Times New Roman"/>
+                <w:sz w:val="24"/>
               </w:rPr>
             </w:r>
           </w:p>
@@ -11877,8 +12359,8 @@
             </w:pPr>
             <w:r>
               <w:rPr>
-                <w:rFonts w:ascii="Times New Roman" w:hAnsi="Times New Roman"/>
-                <w:sz w:val="19"/>
+                <w:rFonts w:ascii="Times New Roman" w:hAnsi="Times New Roman" w:cs="Times New Roman"/>
+                <w:sz w:val="24"/>
               </w:rPr>
             </w:r>
           </w:p>
@@ -11899,8 +12381,8 @@
             </w:pPr>
             <w:r>
               <w:rPr>
-                <w:rFonts w:ascii="Times New Roman" w:hAnsi="Times New Roman"/>
-                <w:sz w:val="19"/>
+                <w:rFonts w:ascii="Times New Roman" w:hAnsi="Times New Roman" w:cs="Times New Roman"/>
+                <w:sz w:val="24"/>
               </w:rPr>
             </w:r>
           </w:p>
@@ -11921,8 +12403,8 @@
             </w:pPr>
             <w:r>
               <w:rPr>
-                <w:rFonts w:ascii="Times New Roman" w:hAnsi="Times New Roman"/>
-                <w:sz w:val="19"/>
+                <w:rFonts w:ascii="Times New Roman" w:hAnsi="Times New Roman" w:cs="Times New Roman"/>
+                <w:sz w:val="24"/>
               </w:rPr>
             </w:r>
           </w:p>
@@ -11946,8 +12428,8 @@
             </w:pPr>
             <w:r>
               <w:rPr>
-                <w:rFonts w:ascii="Times New Roman" w:hAnsi="Times New Roman"/>
-                <w:sz w:val="19"/>
+                <w:rFonts w:ascii="Times New Roman" w:hAnsi="Times New Roman" w:cs="Times New Roman"/>
+                <w:sz w:val="24"/>
               </w:rPr>
               <w:t>3</w:t>
             </w:r>
@@ -11969,8 +12451,8 @@
             </w:pPr>
             <w:r>
               <w:rPr>
-                <w:rFonts w:ascii="Times New Roman" w:hAnsi="Times New Roman"/>
-                <w:sz w:val="19"/>
+                <w:rFonts w:ascii="Times New Roman" w:hAnsi="Times New Roman" w:cs="Times New Roman"/>
+                <w:sz w:val="24"/>
               </w:rPr>
             </w:r>
           </w:p>
@@ -11991,8 +12473,8 @@
             </w:pPr>
             <w:r>
               <w:rPr>
-                <w:rFonts w:ascii="Times New Roman" w:hAnsi="Times New Roman"/>
-                <w:sz w:val="19"/>
+                <w:rFonts w:ascii="Times New Roman" w:hAnsi="Times New Roman" w:cs="Times New Roman"/>
+                <w:sz w:val="24"/>
               </w:rPr>
             </w:r>
           </w:p>
@@ -12013,8 +12495,8 @@
             </w:pPr>
             <w:r>
               <w:rPr>
-                <w:rFonts w:ascii="Times New Roman" w:hAnsi="Times New Roman"/>
-                <w:sz w:val="19"/>
+                <w:rFonts w:ascii="Times New Roman" w:hAnsi="Times New Roman" w:cs="Times New Roman"/>
+                <w:sz w:val="24"/>
               </w:rPr>
             </w:r>
           </w:p>
@@ -12035,8 +12517,8 @@
             </w:pPr>
             <w:r>
               <w:rPr>
-                <w:rFonts w:ascii="Times New Roman" w:hAnsi="Times New Roman"/>
-                <w:sz w:val="19"/>
+                <w:rFonts w:ascii="Times New Roman" w:hAnsi="Times New Roman" w:cs="Times New Roman"/>
+                <w:sz w:val="24"/>
               </w:rPr>
             </w:r>
           </w:p>
@@ -12057,8 +12539,8 @@
             </w:pPr>
             <w:r>
               <w:rPr>
-                <w:rFonts w:ascii="Times New Roman" w:hAnsi="Times New Roman"/>
-                <w:sz w:val="19"/>
+                <w:rFonts w:ascii="Times New Roman" w:hAnsi="Times New Roman" w:cs="Times New Roman"/>
+                <w:sz w:val="24"/>
               </w:rPr>
             </w:r>
           </w:p>
@@ -12082,8 +12564,8 @@
             </w:pPr>
             <w:r>
               <w:rPr>
-                <w:rFonts w:ascii="Times New Roman" w:hAnsi="Times New Roman"/>
-                <w:sz w:val="19"/>
+                <w:rFonts w:ascii="Times New Roman" w:hAnsi="Times New Roman" w:cs="Times New Roman"/>
+                <w:sz w:val="24"/>
               </w:rPr>
               <w:t>4</w:t>
             </w:r>
@@ -12105,8 +12587,8 @@
             </w:pPr>
             <w:r>
               <w:rPr>
-                <w:rFonts w:ascii="Times New Roman" w:hAnsi="Times New Roman"/>
-                <w:sz w:val="19"/>
+                <w:rFonts w:ascii="Times New Roman" w:hAnsi="Times New Roman" w:cs="Times New Roman"/>
+                <w:sz w:val="24"/>
               </w:rPr>
             </w:r>
           </w:p>
@@ -12127,8 +12609,8 @@
             </w:pPr>
             <w:r>
               <w:rPr>
-                <w:rFonts w:ascii="Times New Roman" w:hAnsi="Times New Roman"/>
-                <w:sz w:val="19"/>
+                <w:rFonts w:ascii="Times New Roman" w:hAnsi="Times New Roman" w:cs="Times New Roman"/>
+                <w:sz w:val="24"/>
               </w:rPr>
             </w:r>
           </w:p>
@@ -12149,8 +12631,8 @@
             </w:pPr>
             <w:r>
               <w:rPr>
-                <w:rFonts w:ascii="Times New Roman" w:hAnsi="Times New Roman"/>
-                <w:sz w:val="19"/>
+                <w:rFonts w:ascii="Times New Roman" w:hAnsi="Times New Roman" w:cs="Times New Roman"/>
+                <w:sz w:val="24"/>
               </w:rPr>
             </w:r>
           </w:p>
@@ -12171,8 +12653,8 @@
             </w:pPr>
             <w:r>
               <w:rPr>
-                <w:rFonts w:ascii="Times New Roman" w:hAnsi="Times New Roman"/>
-                <w:sz w:val="19"/>
+                <w:rFonts w:ascii="Times New Roman" w:hAnsi="Times New Roman" w:cs="Times New Roman"/>
+                <w:sz w:val="24"/>
               </w:rPr>
             </w:r>
           </w:p>
@@ -12193,8 +12675,8 @@
             </w:pPr>
             <w:r>
               <w:rPr>
-                <w:rFonts w:ascii="Times New Roman" w:hAnsi="Times New Roman"/>
-                <w:sz w:val="19"/>
+                <w:rFonts w:ascii="Times New Roman" w:hAnsi="Times New Roman" w:cs="Times New Roman"/>
+                <w:sz w:val="24"/>
               </w:rPr>
             </w:r>
           </w:p>
@@ -12218,8 +12700,8 @@
             </w:pPr>
             <w:r>
               <w:rPr>
-                <w:rFonts w:ascii="Times New Roman" w:hAnsi="Times New Roman"/>
-                <w:sz w:val="19"/>
+                <w:rFonts w:ascii="Times New Roman" w:hAnsi="Times New Roman" w:cs="Times New Roman"/>
+                <w:sz w:val="24"/>
               </w:rPr>
               <w:t>5</w:t>
             </w:r>
@@ -12241,8 +12723,8 @@
             </w:pPr>
             <w:r>
               <w:rPr>
-                <w:rFonts w:ascii="Times New Roman" w:hAnsi="Times New Roman"/>
-                <w:sz w:val="19"/>
+                <w:rFonts w:ascii="Times New Roman" w:hAnsi="Times New Roman" w:cs="Times New Roman"/>
+                <w:sz w:val="24"/>
               </w:rPr>
             </w:r>
           </w:p>
@@ -12263,8 +12745,8 @@
             </w:pPr>
             <w:r>
               <w:rPr>
-                <w:rFonts w:ascii="Times New Roman" w:hAnsi="Times New Roman"/>
-                <w:sz w:val="19"/>
+                <w:rFonts w:ascii="Times New Roman" w:hAnsi="Times New Roman" w:cs="Times New Roman"/>
+                <w:sz w:val="24"/>
               </w:rPr>
             </w:r>
           </w:p>
@@ -12285,8 +12767,8 @@
             </w:pPr>
             <w:r>
               <w:rPr>
-                <w:rFonts w:ascii="Times New Roman" w:hAnsi="Times New Roman"/>
-                <w:sz w:val="19"/>
+                <w:rFonts w:ascii="Times New Roman" w:hAnsi="Times New Roman" w:cs="Times New Roman"/>
+                <w:sz w:val="24"/>
               </w:rPr>
             </w:r>
           </w:p>
@@ -12307,8 +12789,8 @@
             </w:pPr>
             <w:r>
               <w:rPr>
-                <w:rFonts w:ascii="Times New Roman" w:hAnsi="Times New Roman"/>
-                <w:sz w:val="19"/>
+                <w:rFonts w:ascii="Times New Roman" w:hAnsi="Times New Roman" w:cs="Times New Roman"/>
+                <w:sz w:val="24"/>
               </w:rPr>
             </w:r>
           </w:p>
@@ -12329,8 +12811,8 @@
             </w:pPr>
             <w:r>
               <w:rPr>
-                <w:rFonts w:ascii="Times New Roman" w:hAnsi="Times New Roman"/>
-                <w:sz w:val="19"/>
+                <w:rFonts w:ascii="Times New Roman" w:hAnsi="Times New Roman" w:cs="Times New Roman"/>
+                <w:sz w:val="24"/>
               </w:rPr>
             </w:r>
           </w:p>
@@ -12354,8 +12836,8 @@
             </w:pPr>
             <w:r>
               <w:rPr>
-                <w:rFonts w:ascii="Times New Roman" w:hAnsi="Times New Roman"/>
-                <w:sz w:val="19"/>
+                <w:rFonts w:ascii="Times New Roman" w:hAnsi="Times New Roman" w:cs="Times New Roman"/>
+                <w:sz w:val="24"/>
               </w:rPr>
               <w:t>6</w:t>
             </w:r>
@@ -12377,8 +12859,8 @@
             </w:pPr>
             <w:r>
               <w:rPr>
-                <w:rFonts w:ascii="Times New Roman" w:hAnsi="Times New Roman"/>
-                <w:sz w:val="19"/>
+                <w:rFonts w:ascii="Times New Roman" w:hAnsi="Times New Roman" w:cs="Times New Roman"/>
+                <w:sz w:val="24"/>
               </w:rPr>
             </w:r>
           </w:p>
@@ -12399,8 +12881,8 @@
             </w:pPr>
             <w:r>
               <w:rPr>
-                <w:rFonts w:ascii="Times New Roman" w:hAnsi="Times New Roman"/>
-                <w:sz w:val="19"/>
+                <w:rFonts w:ascii="Times New Roman" w:hAnsi="Times New Roman" w:cs="Times New Roman"/>
+                <w:sz w:val="24"/>
               </w:rPr>
             </w:r>
           </w:p>
@@ -12421,8 +12903,8 @@
             </w:pPr>
             <w:r>
               <w:rPr>
-                <w:rFonts w:ascii="Times New Roman" w:hAnsi="Times New Roman"/>
-                <w:sz w:val="19"/>
+                <w:rFonts w:ascii="Times New Roman" w:hAnsi="Times New Roman" w:cs="Times New Roman"/>
+                <w:sz w:val="24"/>
               </w:rPr>
             </w:r>
           </w:p>
@@ -12443,8 +12925,8 @@
             </w:pPr>
             <w:r>
               <w:rPr>
-                <w:rFonts w:ascii="Times New Roman" w:hAnsi="Times New Roman"/>
-                <w:sz w:val="19"/>
+                <w:rFonts w:ascii="Times New Roman" w:hAnsi="Times New Roman" w:cs="Times New Roman"/>
+                <w:sz w:val="24"/>
               </w:rPr>
             </w:r>
           </w:p>
@@ -12465,8 +12947,8 @@
             </w:pPr>
             <w:r>
               <w:rPr>
-                <w:rFonts w:ascii="Times New Roman" w:hAnsi="Times New Roman"/>
-                <w:sz w:val="19"/>
+                <w:rFonts w:ascii="Times New Roman" w:hAnsi="Times New Roman" w:cs="Times New Roman"/>
+                <w:sz w:val="24"/>
               </w:rPr>
             </w:r>
           </w:p>
@@ -12490,8 +12972,8 @@
             </w:pPr>
             <w:r>
               <w:rPr>
-                <w:rFonts w:ascii="Times New Roman" w:hAnsi="Times New Roman"/>
-                <w:sz w:val="19"/>
+                <w:rFonts w:ascii="Times New Roman" w:hAnsi="Times New Roman" w:cs="Times New Roman"/>
+                <w:sz w:val="24"/>
               </w:rPr>
               <w:t>7</w:t>
             </w:r>
@@ -12513,8 +12995,8 @@
             </w:pPr>
             <w:r>
               <w:rPr>
-                <w:rFonts w:ascii="Times New Roman" w:hAnsi="Times New Roman"/>
-                <w:sz w:val="19"/>
+                <w:rFonts w:ascii="Times New Roman" w:hAnsi="Times New Roman" w:cs="Times New Roman"/>
+                <w:sz w:val="24"/>
               </w:rPr>
             </w:r>
           </w:p>
@@ -12535,8 +13017,8 @@
             </w:pPr>
             <w:r>
               <w:rPr>
-                <w:rFonts w:ascii="Times New Roman" w:hAnsi="Times New Roman"/>
-                <w:sz w:val="19"/>
+                <w:rFonts w:ascii="Times New Roman" w:hAnsi="Times New Roman" w:cs="Times New Roman"/>
+                <w:sz w:val="24"/>
               </w:rPr>
             </w:r>
           </w:p>
@@ -12557,8 +13039,8 @@
             </w:pPr>
             <w:r>
               <w:rPr>
-                <w:rFonts w:ascii="Times New Roman" w:hAnsi="Times New Roman"/>
-                <w:sz w:val="19"/>
+                <w:rFonts w:ascii="Times New Roman" w:hAnsi="Times New Roman" w:cs="Times New Roman"/>
+                <w:sz w:val="24"/>
               </w:rPr>
             </w:r>
           </w:p>
@@ -12579,8 +13061,8 @@
             </w:pPr>
             <w:r>
               <w:rPr>
-                <w:rFonts w:ascii="Times New Roman" w:hAnsi="Times New Roman"/>
-                <w:sz w:val="19"/>
+                <w:rFonts w:ascii="Times New Roman" w:hAnsi="Times New Roman" w:cs="Times New Roman"/>
+                <w:sz w:val="24"/>
               </w:rPr>
             </w:r>
           </w:p>
@@ -12601,8 +13083,8 @@
             </w:pPr>
             <w:r>
               <w:rPr>
-                <w:rFonts w:ascii="Times New Roman" w:hAnsi="Times New Roman"/>
-                <w:sz w:val="19"/>
+                <w:rFonts w:ascii="Times New Roman" w:hAnsi="Times New Roman" w:cs="Times New Roman"/>
+                <w:sz w:val="24"/>
               </w:rPr>
             </w:r>
           </w:p>
@@ -12626,8 +13108,8 @@
             </w:pPr>
             <w:r>
               <w:rPr>
-                <w:rFonts w:ascii="Times New Roman" w:hAnsi="Times New Roman"/>
-                <w:sz w:val="19"/>
+                <w:rFonts w:ascii="Times New Roman" w:hAnsi="Times New Roman" w:cs="Times New Roman"/>
+                <w:sz w:val="24"/>
               </w:rPr>
               <w:t>8</w:t>
             </w:r>
@@ -12649,8 +13131,8 @@
             </w:pPr>
             <w:r>
               <w:rPr>
-                <w:rFonts w:ascii="Times New Roman" w:hAnsi="Times New Roman"/>
-                <w:sz w:val="19"/>
+                <w:rFonts w:ascii="Times New Roman" w:hAnsi="Times New Roman" w:cs="Times New Roman"/>
+                <w:sz w:val="24"/>
               </w:rPr>
             </w:r>
           </w:p>
@@ -12671,8 +13153,8 @@
             </w:pPr>
             <w:r>
               <w:rPr>
-                <w:rFonts w:ascii="Times New Roman" w:hAnsi="Times New Roman"/>
-                <w:sz w:val="19"/>
+                <w:rFonts w:ascii="Times New Roman" w:hAnsi="Times New Roman" w:cs="Times New Roman"/>
+                <w:sz w:val="24"/>
               </w:rPr>
             </w:r>
           </w:p>
@@ -12693,8 +13175,8 @@
             </w:pPr>
             <w:r>
               <w:rPr>
-                <w:rFonts w:ascii="Times New Roman" w:hAnsi="Times New Roman"/>
-                <w:sz w:val="19"/>
+                <w:rFonts w:ascii="Times New Roman" w:hAnsi="Times New Roman" w:cs="Times New Roman"/>
+                <w:sz w:val="24"/>
               </w:rPr>
             </w:r>
           </w:p>
@@ -12715,8 +13197,8 @@
             </w:pPr>
             <w:r>
               <w:rPr>
-                <w:rFonts w:ascii="Times New Roman" w:hAnsi="Times New Roman"/>
-                <w:sz w:val="19"/>
+                <w:rFonts w:ascii="Times New Roman" w:hAnsi="Times New Roman" w:cs="Times New Roman"/>
+                <w:sz w:val="24"/>
               </w:rPr>
             </w:r>
           </w:p>
@@ -12737,8 +13219,8 @@
             </w:pPr>
             <w:r>
               <w:rPr>
-                <w:rFonts w:ascii="Times New Roman" w:hAnsi="Times New Roman"/>
-                <w:sz w:val="19"/>
+                <w:rFonts w:ascii="Times New Roman" w:hAnsi="Times New Roman" w:cs="Times New Roman"/>
+                <w:sz w:val="24"/>
               </w:rPr>
             </w:r>
           </w:p>
@@ -12751,7 +13233,9 @@
       </w:pPr>
       <w:r>
         <w:rPr>
-          <w:b/>
+          <w:rFonts w:ascii="Times New Roman" w:hAnsi="Times New Roman" w:cs="Times New Roman"/>
+          <w:b/>
+          <w:sz w:val="24"/>
         </w:rPr>
         <w:t>Decisión General sobre los ítems del Instrumento:</w:t>
       </w:r>
@@ -12788,9 +13272,9 @@
             </w:pPr>
             <w:r>
               <w:rPr>
-                <w:rFonts w:ascii="Times New Roman" w:hAnsi="Times New Roman"/>
+                <w:rFonts w:ascii="Times New Roman" w:hAnsi="Times New Roman" w:cs="Times New Roman"/>
                 <w:b/>
-                <w:sz w:val="20"/>
+                <w:sz w:val="24"/>
               </w:rPr>
               <w:t>Ítems</w:t>
             </w:r>
@@ -12814,9 +13298,9 @@
             </w:pPr>
             <w:r>
               <w:rPr>
-                <w:rFonts w:ascii="Times New Roman" w:hAnsi="Times New Roman"/>
+                <w:rFonts w:ascii="Times New Roman" w:hAnsi="Times New Roman" w:cs="Times New Roman"/>
                 <w:b/>
-                <w:sz w:val="20"/>
+                <w:sz w:val="24"/>
               </w:rPr>
               <w:t>Dejar</w:t>
             </w:r>
@@ -12840,9 +13324,9 @@
             </w:pPr>
             <w:r>
               <w:rPr>
-                <w:rFonts w:ascii="Times New Roman" w:hAnsi="Times New Roman"/>
+                <w:rFonts w:ascii="Times New Roman" w:hAnsi="Times New Roman" w:cs="Times New Roman"/>
                 <w:b/>
-                <w:sz w:val="20"/>
+                <w:sz w:val="24"/>
               </w:rPr>
               <w:t>Modificar</w:t>
             </w:r>
@@ -12866,9 +13350,9 @@
             </w:pPr>
             <w:r>
               <w:rPr>
-                <w:rFonts w:ascii="Times New Roman" w:hAnsi="Times New Roman"/>
+                <w:rFonts w:ascii="Times New Roman" w:hAnsi="Times New Roman" w:cs="Times New Roman"/>
                 <w:b/>
-                <w:sz w:val="20"/>
+                <w:sz w:val="24"/>
               </w:rPr>
               <w:t>Eliminar</w:t>
             </w:r>
@@ -12892,9 +13376,9 @@
             </w:pPr>
             <w:r>
               <w:rPr>
-                <w:rFonts w:ascii="Times New Roman" w:hAnsi="Times New Roman"/>
+                <w:rFonts w:ascii="Times New Roman" w:hAnsi="Times New Roman" w:cs="Times New Roman"/>
                 <w:b/>
-                <w:sz w:val="20"/>
+                <w:sz w:val="24"/>
               </w:rPr>
               <w:t>Observaciones del Validador</w:t>
             </w:r>
@@ -12919,8 +13403,8 @@
             </w:pPr>
             <w:r>
               <w:rPr>
-                <w:rFonts w:ascii="Times New Roman" w:hAnsi="Times New Roman"/>
-                <w:sz w:val="20"/>
+                <w:rFonts w:ascii="Times New Roman" w:hAnsi="Times New Roman" w:cs="Times New Roman"/>
+                <w:sz w:val="24"/>
               </w:rPr>
               <w:t>1 a 8</w:t>
             </w:r>
@@ -12942,8 +13426,8 @@
             </w:pPr>
             <w:r>
               <w:rPr>
-                <w:rFonts w:ascii="Times New Roman" w:hAnsi="Times New Roman"/>
-                <w:sz w:val="20"/>
+                <w:rFonts w:ascii="Times New Roman" w:hAnsi="Times New Roman" w:cs="Times New Roman"/>
+                <w:sz w:val="24"/>
               </w:rPr>
             </w:r>
           </w:p>
@@ -12964,8 +13448,8 @@
             </w:pPr>
             <w:r>
               <w:rPr>
-                <w:rFonts w:ascii="Times New Roman" w:hAnsi="Times New Roman"/>
-                <w:sz w:val="20"/>
+                <w:rFonts w:ascii="Times New Roman" w:hAnsi="Times New Roman" w:cs="Times New Roman"/>
+                <w:sz w:val="24"/>
               </w:rPr>
             </w:r>
           </w:p>
@@ -12986,8 +13470,8 @@
             </w:pPr>
             <w:r>
               <w:rPr>
-                <w:rFonts w:ascii="Times New Roman" w:hAnsi="Times New Roman"/>
-                <w:sz w:val="20"/>
+                <w:rFonts w:ascii="Times New Roman" w:hAnsi="Times New Roman" w:cs="Times New Roman"/>
+                <w:sz w:val="24"/>
               </w:rPr>
             </w:r>
           </w:p>
@@ -13008,8 +13492,8 @@
             </w:pPr>
             <w:r>
               <w:rPr>
-                <w:rFonts w:ascii="Times New Roman" w:hAnsi="Times New Roman"/>
-                <w:sz w:val="20"/>
+                <w:rFonts w:ascii="Times New Roman" w:hAnsi="Times New Roman" w:cs="Times New Roman"/>
+                <w:sz w:val="24"/>
               </w:rPr>
             </w:r>
           </w:p>
@@ -13023,7 +13507,9 @@
       </w:pPr>
       <w:r>
         <w:rPr>
-          <w:b/>
+          <w:rFonts w:ascii="Times New Roman" w:hAnsi="Times New Roman" w:cs="Times New Roman"/>
+          <w:b/>
+          <w:sz w:val="24"/>
         </w:rPr>
         <w:t>Firma del Validador: ______________________________</w:t>
         <w:br/>
@@ -13032,6 +13518,10 @@
     </w:p>
     <w:p>
       <w:r>
+        <w:rPr>
+          <w:rFonts w:ascii="Times New Roman" w:hAnsi="Times New Roman" w:cs="Times New Roman"/>
+          <w:sz w:val="24"/>
+        </w:rPr>
         <w:br w:type="page"/>
       </w:r>
     </w:p>
@@ -13068,8 +13558,17 @@
             <w:pPr>
               <w:jc w:val="center"/>
             </w:pPr>
-            <w:r/>
-            <w:r>
+            <w:r>
+              <w:rPr>
+                <w:rFonts w:ascii="Times New Roman" w:hAnsi="Times New Roman" w:cs="Times New Roman"/>
+                <w:sz w:val="24"/>
+              </w:rPr>
+            </w:r>
+            <w:r>
+              <w:rPr>
+                <w:rFonts w:ascii="Times New Roman" w:hAnsi="Times New Roman" w:cs="Times New Roman"/>
+                <w:sz w:val="24"/>
+              </w:rPr>
               <w:drawing>
                 <wp:inline xmlns:a="http://schemas.openxmlformats.org/drawingml/2006/main">
                   <wp:extent cx="1097280" cy="536900"/>
@@ -13122,9 +13621,9 @@
             </w:pPr>
             <w:r>
               <w:rPr>
-                <w:rFonts w:ascii="Times New Roman" w:hAnsi="Times New Roman"/>
+                <w:rFonts w:ascii="Times New Roman" w:hAnsi="Times New Roman" w:cs="Times New Roman"/>
                 <w:b/>
-                <w:sz w:val="22"/>
+                <w:sz w:val="24"/>
               </w:rPr>
               <w:t>República Bolivariana de Venezuela</w:t>
               <w:br/>
@@ -13145,8 +13644,9 @@
       </w:pPr>
       <w:r>
         <w:rPr>
-          <w:b/>
-          <w:sz w:val="28"/>
+          <w:rFonts w:ascii="Times New Roman" w:hAnsi="Times New Roman" w:cs="Times New Roman"/>
+          <w:b/>
+          <w:sz w:val="24"/>
         </w:rPr>
         <w:t>CERTIFICADO DE VALIDEZ DE CONTENIDO</w:t>
       </w:r>
@@ -13157,51 +13657,85 @@
         <w:jc w:val="both"/>
       </w:pPr>
       <w:r>
+        <w:rPr>
+          <w:rFonts w:ascii="Times New Roman" w:hAnsi="Times New Roman" w:cs="Times New Roman"/>
+          <w:sz w:val="24"/>
+        </w:rPr>
         <w:t xml:space="preserve">Quien suscribe, </w:t>
       </w:r>
       <w:r>
         <w:rPr>
-          <w:b/>
+          <w:rFonts w:ascii="Times New Roman" w:hAnsi="Times New Roman" w:cs="Times New Roman"/>
+          <w:b/>
+          <w:sz w:val="24"/>
         </w:rPr>
         <w:t>___________________________________________________</w:t>
       </w:r>
       <w:r>
+        <w:rPr>
+          <w:rFonts w:ascii="Times New Roman" w:hAnsi="Times New Roman" w:cs="Times New Roman"/>
+          <w:sz w:val="24"/>
+        </w:rPr>
         <w:t>, titular de la Cédula de Identidad N° V-</w:t>
       </w:r>
       <w:r>
         <w:rPr>
-          <w:b/>
+          <w:rFonts w:ascii="Times New Roman" w:hAnsi="Times New Roman" w:cs="Times New Roman"/>
+          <w:b/>
+          <w:sz w:val="24"/>
         </w:rPr>
         <w:t>_________________</w:t>
       </w:r>
       <w:r>
+        <w:rPr>
+          <w:rFonts w:ascii="Times New Roman" w:hAnsi="Times New Roman" w:cs="Times New Roman"/>
+          <w:sz w:val="24"/>
+        </w:rPr>
         <w:t xml:space="preserve">, de profesión </w:t>
       </w:r>
       <w:r>
         <w:rPr>
-          <w:b/>
+          <w:rFonts w:ascii="Times New Roman" w:hAnsi="Times New Roman" w:cs="Times New Roman"/>
+          <w:b/>
+          <w:sz w:val="24"/>
         </w:rPr>
         <w:t>_________________________________</w:t>
       </w:r>
       <w:r>
+        <w:rPr>
+          <w:rFonts w:ascii="Times New Roman" w:hAnsi="Times New Roman" w:cs="Times New Roman"/>
+          <w:sz w:val="24"/>
+        </w:rPr>
         <w:t xml:space="preserve">, hago constar que he revisado y evaluado técnicamente el instrumento de recolección de datos diseñado por el bachiller </w:t>
       </w:r>
       <w:r>
         <w:rPr>
-          <w:b/>
+          <w:rFonts w:ascii="Times New Roman" w:hAnsi="Times New Roman" w:cs="Times New Roman"/>
+          <w:b/>
+          <w:sz w:val="24"/>
         </w:rPr>
         <w:t>Lenin Alvarado, C.I. 30.260.365</w:t>
       </w:r>
       <w:r>
+        <w:rPr>
+          <w:rFonts w:ascii="Times New Roman" w:hAnsi="Times New Roman" w:cs="Times New Roman"/>
+          <w:sz w:val="24"/>
+        </w:rPr>
         <w:t xml:space="preserve">, para su Trabajo de Grado titulado: </w:t>
       </w:r>
       <w:r>
         <w:rPr>
-          <w:b/>
+          <w:rFonts w:ascii="Times New Roman" w:hAnsi="Times New Roman" w:cs="Times New Roman"/>
+          <w:b/>
+          <w:sz w:val="24"/>
         </w:rPr>
         <w:t>"SISTEMA DE INFORMACIÓN PARA LA GESTIÓN DE INVENTARIO Y CONTROL DE PRÉSTAMOS PRENDARIOS EN LA EMPRESA INVERSIONES MÁS POR TU ORO 17 C.A."</w:t>
       </w:r>
       <w:r>
+        <w:rPr>
+          <w:rFonts w:ascii="Times New Roman" w:hAnsi="Times New Roman" w:cs="Times New Roman"/>
+          <w:sz w:val="24"/>
+        </w:rPr>
         <w:t>, requisito parcial para optar al título de Técnico Superior Universitario Mención Informática.</w:t>
         <w:br/>
         <w:br/>
@@ -13217,8 +13751,9 @@
       </w:pPr>
       <w:r>
         <w:rPr>
-          <w:b/>
-          <w:sz w:val="22"/>
+          <w:rFonts w:ascii="Times New Roman" w:hAnsi="Times New Roman" w:cs="Times New Roman"/>
+          <w:b/>
+          <w:sz w:val="24"/>
         </w:rPr>
         <w:t xml:space="preserve">  [   ]  VÁLIDO          [   ]  VÁLIDO CON OBSERVACIONES          [   ]  NO VÁLIDO  </w:t>
       </w:r>
@@ -13229,6 +13764,10 @@
         <w:jc w:val="both"/>
       </w:pPr>
       <w:r>
+        <w:rPr>
+          <w:rFonts w:ascii="Times New Roman" w:hAnsi="Times New Roman" w:cs="Times New Roman"/>
+          <w:sz w:val="24"/>
+        </w:rPr>
         <w:t>Constancia que se expide en Caracas, a los _____ días del mes de ____________ de 2026.</w:t>
       </w:r>
     </w:p>
@@ -13239,19 +13778,27 @@
       </w:pPr>
       <w:r>
         <w:rPr>
-          <w:b/>
+          <w:rFonts w:ascii="Times New Roman" w:hAnsi="Times New Roman" w:cs="Times New Roman"/>
+          <w:b/>
+          <w:sz w:val="24"/>
         </w:rPr>
         <w:t>________________________________________</w:t>
         <w:br/>
       </w:r>
       <w:r>
         <w:rPr>
-          <w:b/>
+          <w:rFonts w:ascii="Times New Roman" w:hAnsi="Times New Roman" w:cs="Times New Roman"/>
+          <w:b/>
+          <w:sz w:val="24"/>
         </w:rPr>
         <w:t>Firma del Experto Validador</w:t>
         <w:br/>
       </w:r>
       <w:r>
+        <w:rPr>
+          <w:rFonts w:ascii="Times New Roman" w:hAnsi="Times New Roman" w:cs="Times New Roman"/>
+          <w:sz w:val="24"/>
+        </w:rPr>
         <w:t>C.I. N° V-______________________</w:t>
       </w:r>
     </w:p>
@@ -13269,6 +13816,10 @@
         <w:rPr/>
       </w:pPr>
       <w:r>
+        <w:rPr>
+          <w:rFonts w:ascii="Times New Roman" w:hAnsi="Times New Roman" w:cs="Times New Roman"/>
+          <w:sz w:val="24"/>
+        </w:rPr>
         <w:br w:type="page"/>
       </w:r>
       <w:r>
@@ -13288,7 +13839,10 @@
         <w:rPr/>
       </w:pPr>
       <w:r>
-        <w:rPr/>
+        <w:rPr>
+          <w:rFonts w:ascii="Times New Roman" w:hAnsi="Times New Roman" w:cs="Times New Roman"/>
+          <w:sz w:val="24"/>
+        </w:rPr>
       </w:r>
     </w:p>
     <w:p>
@@ -13315,7 +13869,10 @@
         <w:rPr/>
       </w:pPr>
       <w:r>
-        <w:rPr/>
+        <w:rPr>
+          <w:rFonts w:ascii="Times New Roman" w:hAnsi="Times New Roman" w:cs="Times New Roman"/>
+          <w:sz w:val="24"/>
+        </w:rPr>
       </w:r>
     </w:p>
     <w:p>
@@ -13356,7 +13913,10 @@
         <w:rPr/>
       </w:pPr>
       <w:r>
-        <w:rPr/>
+        <w:rPr>
+          <w:rFonts w:ascii="Times New Roman" w:hAnsi="Times New Roman" w:cs="Times New Roman"/>
+          <w:sz w:val="24"/>
+        </w:rPr>
       </w:r>
     </w:p>
     <w:p>
@@ -13461,7 +14021,10 @@
         <w:rPr/>
       </w:pPr>
       <w:r>
-        <w:rPr/>
+        <w:rPr>
+          <w:rFonts w:ascii="Times New Roman" w:hAnsi="Times New Roman" w:cs="Times New Roman"/>
+          <w:sz w:val="24"/>
+        </w:rPr>
       </w:r>
     </w:p>
     <w:tbl>
@@ -13516,7 +14079,7 @@
                 <w:rFonts w:eastAsia="Times New Roman" w:cs="Times New Roman" w:ascii="Times New Roman" w:hAnsi="Times New Roman"/>
                 <w:b/>
                 <w:bCs/>
-                <w:sz w:val="20"/>
+                <w:sz w:val="24"/>
                 <w:szCs w:val="20"/>
               </w:rPr>
               <w:t>Sujeto</w:t>
@@ -13545,7 +14108,7 @@
                 <w:rFonts w:eastAsia="Times New Roman" w:cs="Times New Roman" w:ascii="Times New Roman" w:hAnsi="Times New Roman"/>
                 <w:b/>
                 <w:bCs/>
-                <w:sz w:val="20"/>
+                <w:sz w:val="24"/>
                 <w:szCs w:val="20"/>
               </w:rPr>
               <w:t>Ítem 1</w:t>
@@ -13574,7 +14137,7 @@
                 <w:rFonts w:eastAsia="Times New Roman" w:cs="Times New Roman" w:ascii="Times New Roman" w:hAnsi="Times New Roman"/>
                 <w:b/>
                 <w:bCs/>
-                <w:sz w:val="20"/>
+                <w:sz w:val="24"/>
                 <w:szCs w:val="20"/>
               </w:rPr>
               <w:t>Ítem 2</w:t>
@@ -13603,7 +14166,7 @@
                 <w:rFonts w:eastAsia="Times New Roman" w:cs="Times New Roman" w:ascii="Times New Roman" w:hAnsi="Times New Roman"/>
                 <w:b/>
                 <w:bCs/>
-                <w:sz w:val="20"/>
+                <w:sz w:val="24"/>
                 <w:szCs w:val="20"/>
               </w:rPr>
               <w:t>Ítem 3</w:t>
@@ -13632,7 +14195,7 @@
                 <w:rFonts w:eastAsia="Times New Roman" w:cs="Times New Roman" w:ascii="Times New Roman" w:hAnsi="Times New Roman"/>
                 <w:b/>
                 <w:bCs/>
-                <w:sz w:val="20"/>
+                <w:sz w:val="24"/>
                 <w:szCs w:val="20"/>
               </w:rPr>
               <w:t>Ítem 4</w:t>
@@ -13661,7 +14224,7 @@
                 <w:rFonts w:eastAsia="Times New Roman" w:cs="Times New Roman" w:ascii="Times New Roman" w:hAnsi="Times New Roman"/>
                 <w:b/>
                 <w:bCs/>
-                <w:sz w:val="20"/>
+                <w:sz w:val="24"/>
                 <w:szCs w:val="20"/>
               </w:rPr>
               <w:t>Ítem 5</w:t>
@@ -13690,7 +14253,7 @@
                 <w:rFonts w:eastAsia="Times New Roman" w:cs="Times New Roman" w:ascii="Times New Roman" w:hAnsi="Times New Roman"/>
                 <w:b/>
                 <w:bCs/>
-                <w:sz w:val="20"/>
+                <w:sz w:val="24"/>
                 <w:szCs w:val="20"/>
               </w:rPr>
               <w:t>Ítem 6</w:t>
@@ -13719,7 +14282,7 @@
                 <w:rFonts w:eastAsia="Times New Roman" w:cs="Times New Roman" w:ascii="Times New Roman" w:hAnsi="Times New Roman"/>
                 <w:b/>
                 <w:bCs/>
-                <w:sz w:val="20"/>
+                <w:sz w:val="24"/>
                 <w:szCs w:val="20"/>
               </w:rPr>
               <w:t>Ítem 7</w:t>
@@ -13748,7 +14311,7 @@
                 <w:rFonts w:eastAsia="Times New Roman" w:cs="Times New Roman" w:ascii="Times New Roman" w:hAnsi="Times New Roman"/>
                 <w:b/>
                 <w:bCs/>
-                <w:sz w:val="20"/>
+                <w:sz w:val="24"/>
                 <w:szCs w:val="20"/>
               </w:rPr>
               <w:t>Ítem 8</w:t>
@@ -13778,7 +14341,7 @@
             <w:r>
               <w:rPr>
                 <w:rFonts w:eastAsia="Times New Roman" w:cs="Times New Roman" w:ascii="Times New Roman" w:hAnsi="Times New Roman"/>
-                <w:sz w:val="20"/>
+                <w:sz w:val="24"/>
                 <w:szCs w:val="20"/>
               </w:rPr>
               <w:t>1</w:t>
@@ -13805,7 +14368,7 @@
             <w:r>
               <w:rPr>
                 <w:rFonts w:eastAsia="Times New Roman" w:cs="Times New Roman" w:ascii="Times New Roman" w:hAnsi="Times New Roman"/>
-                <w:sz w:val="20"/>
+                <w:sz w:val="24"/>
                 <w:szCs w:val="20"/>
               </w:rPr>
               <w:t>1</w:t>
@@ -13832,7 +14395,7 @@
             <w:r>
               <w:rPr>
                 <w:rFonts w:eastAsia="Times New Roman" w:cs="Times New Roman" w:ascii="Times New Roman" w:hAnsi="Times New Roman"/>
-                <w:sz w:val="20"/>
+                <w:sz w:val="24"/>
                 <w:szCs w:val="20"/>
               </w:rPr>
               <w:t>1</w:t>
@@ -13859,7 +14422,7 @@
             <w:r>
               <w:rPr>
                 <w:rFonts w:eastAsia="Times New Roman" w:cs="Times New Roman" w:ascii="Times New Roman" w:hAnsi="Times New Roman"/>
-                <w:sz w:val="20"/>
+                <w:sz w:val="24"/>
                 <w:szCs w:val="20"/>
               </w:rPr>
               <w:t>1</w:t>
@@ -13886,7 +14449,7 @@
             <w:r>
               <w:rPr>
                 <w:rFonts w:eastAsia="Times New Roman" w:cs="Times New Roman" w:ascii="Times New Roman" w:hAnsi="Times New Roman"/>
-                <w:sz w:val="20"/>
+                <w:sz w:val="24"/>
                 <w:szCs w:val="20"/>
               </w:rPr>
               <w:t>1</w:t>
@@ -13913,7 +14476,7 @@
             <w:r>
               <w:rPr>
                 <w:rFonts w:eastAsia="Times New Roman" w:cs="Times New Roman" w:ascii="Times New Roman" w:hAnsi="Times New Roman"/>
-                <w:sz w:val="20"/>
+                <w:sz w:val="24"/>
                 <w:szCs w:val="20"/>
               </w:rPr>
               <w:t>1</w:t>
@@ -13940,7 +14503,7 @@
             <w:r>
               <w:rPr>
                 <w:rFonts w:eastAsia="Times New Roman" w:cs="Times New Roman" w:ascii="Times New Roman" w:hAnsi="Times New Roman"/>
-                <w:sz w:val="20"/>
+                <w:sz w:val="24"/>
                 <w:szCs w:val="20"/>
               </w:rPr>
               <w:t>1</w:t>
@@ -13967,7 +14530,7 @@
             <w:r>
               <w:rPr>
                 <w:rFonts w:eastAsia="Times New Roman" w:cs="Times New Roman" w:ascii="Times New Roman" w:hAnsi="Times New Roman"/>
-                <w:sz w:val="20"/>
+                <w:sz w:val="24"/>
                 <w:szCs w:val="20"/>
               </w:rPr>
               <w:t>1</w:t>
@@ -13994,7 +14557,7 @@
             <w:r>
               <w:rPr>
                 <w:rFonts w:eastAsia="Times New Roman" w:cs="Times New Roman" w:ascii="Times New Roman" w:hAnsi="Times New Roman"/>
-                <w:sz w:val="20"/>
+                <w:sz w:val="24"/>
                 <w:szCs w:val="20"/>
               </w:rPr>
               <w:t>1</w:t>
@@ -14024,7 +14587,7 @@
             <w:r>
               <w:rPr>
                 <w:rFonts w:eastAsia="Times New Roman" w:cs="Times New Roman" w:ascii="Times New Roman" w:hAnsi="Times New Roman"/>
-                <w:sz w:val="20"/>
+                <w:sz w:val="24"/>
                 <w:szCs w:val="20"/>
               </w:rPr>
               <w:t>2</w:t>
@@ -14051,7 +14614,7 @@
             <w:r>
               <w:rPr>
                 <w:rFonts w:eastAsia="Times New Roman" w:cs="Times New Roman" w:ascii="Times New Roman" w:hAnsi="Times New Roman"/>
-                <w:sz w:val="20"/>
+                <w:sz w:val="24"/>
                 <w:szCs w:val="20"/>
               </w:rPr>
               <w:t>1</w:t>
@@ -14078,7 +14641,7 @@
             <w:r>
               <w:rPr>
                 <w:rFonts w:eastAsia="Times New Roman" w:cs="Times New Roman" w:ascii="Times New Roman" w:hAnsi="Times New Roman"/>
-                <w:sz w:val="20"/>
+                <w:sz w:val="24"/>
                 <w:szCs w:val="20"/>
               </w:rPr>
               <w:t>1</w:t>
@@ -14105,7 +14668,7 @@
             <w:r>
               <w:rPr>
                 <w:rFonts w:eastAsia="Times New Roman" w:cs="Times New Roman" w:ascii="Times New Roman" w:hAnsi="Times New Roman"/>
-                <w:sz w:val="20"/>
+                <w:sz w:val="24"/>
                 <w:szCs w:val="20"/>
               </w:rPr>
               <w:t>0</w:t>
@@ -14132,7 +14695,7 @@
             <w:r>
               <w:rPr>
                 <w:rFonts w:eastAsia="Times New Roman" w:cs="Times New Roman" w:ascii="Times New Roman" w:hAnsi="Times New Roman"/>
-                <w:sz w:val="20"/>
+                <w:sz w:val="24"/>
                 <w:szCs w:val="20"/>
               </w:rPr>
               <w:t>0</w:t>
@@ -14159,7 +14722,7 @@
             <w:r>
               <w:rPr>
                 <w:rFonts w:eastAsia="Times New Roman" w:cs="Times New Roman" w:ascii="Times New Roman" w:hAnsi="Times New Roman"/>
-                <w:sz w:val="20"/>
+                <w:sz w:val="24"/>
                 <w:szCs w:val="20"/>
               </w:rPr>
               <w:t>1</w:t>
@@ -14186,7 +14749,7 @@
             <w:r>
               <w:rPr>
                 <w:rFonts w:eastAsia="Times New Roman" w:cs="Times New Roman" w:ascii="Times New Roman" w:hAnsi="Times New Roman"/>
-                <w:sz w:val="20"/>
+                <w:sz w:val="24"/>
                 <w:szCs w:val="20"/>
               </w:rPr>
               <w:t>1</w:t>
@@ -14213,7 +14776,7 @@
             <w:r>
               <w:rPr>
                 <w:rFonts w:eastAsia="Times New Roman" w:cs="Times New Roman" w:ascii="Times New Roman" w:hAnsi="Times New Roman"/>
-                <w:sz w:val="20"/>
+                <w:sz w:val="24"/>
                 <w:szCs w:val="20"/>
               </w:rPr>
               <w:t>0</w:t>
@@ -14240,7 +14803,7 @@
             <w:r>
               <w:rPr>
                 <w:rFonts w:eastAsia="Times New Roman" w:cs="Times New Roman" w:ascii="Times New Roman" w:hAnsi="Times New Roman"/>
-                <w:sz w:val="20"/>
+                <w:sz w:val="24"/>
                 <w:szCs w:val="20"/>
               </w:rPr>
               <w:t>0</w:t>
@@ -14270,7 +14833,7 @@
             <w:r>
               <w:rPr>
                 <w:rFonts w:eastAsia="Times New Roman" w:cs="Times New Roman" w:ascii="Times New Roman" w:hAnsi="Times New Roman"/>
-                <w:sz w:val="20"/>
+                <w:sz w:val="24"/>
                 <w:szCs w:val="20"/>
               </w:rPr>
               <w:t>3</w:t>
@@ -14297,7 +14860,7 @@
             <w:r>
               <w:rPr>
                 <w:rFonts w:eastAsia="Times New Roman" w:cs="Times New Roman" w:ascii="Times New Roman" w:hAnsi="Times New Roman"/>
-                <w:sz w:val="20"/>
+                <w:sz w:val="24"/>
                 <w:szCs w:val="20"/>
               </w:rPr>
               <w:t>1</w:t>
@@ -14324,7 +14887,7 @@
             <w:r>
               <w:rPr>
                 <w:rFonts w:eastAsia="Times New Roman" w:cs="Times New Roman" w:ascii="Times New Roman" w:hAnsi="Times New Roman"/>
-                <w:sz w:val="20"/>
+                <w:sz w:val="24"/>
                 <w:szCs w:val="20"/>
               </w:rPr>
               <w:t>0</w:t>
@@ -14351,7 +14914,7 @@
             <w:r>
               <w:rPr>
                 <w:rFonts w:eastAsia="Times New Roman" w:cs="Times New Roman" w:ascii="Times New Roman" w:hAnsi="Times New Roman"/>
-                <w:sz w:val="20"/>
+                <w:sz w:val="24"/>
                 <w:szCs w:val="20"/>
               </w:rPr>
               <w:t>1</w:t>
@@ -14378,7 +14941,7 @@
             <w:r>
               <w:rPr>
                 <w:rFonts w:eastAsia="Times New Roman" w:cs="Times New Roman" w:ascii="Times New Roman" w:hAnsi="Times New Roman"/>
-                <w:sz w:val="20"/>
+                <w:sz w:val="24"/>
                 <w:szCs w:val="20"/>
               </w:rPr>
               <w:t>0</w:t>
@@ -14405,7 +14968,7 @@
             <w:r>
               <w:rPr>
                 <w:rFonts w:eastAsia="Times New Roman" w:cs="Times New Roman" w:ascii="Times New Roman" w:hAnsi="Times New Roman"/>
-                <w:sz w:val="20"/>
+                <w:sz w:val="24"/>
                 <w:szCs w:val="20"/>
               </w:rPr>
               <w:t>1</w:t>
@@ -14432,7 +14995,7 @@
             <w:r>
               <w:rPr>
                 <w:rFonts w:eastAsia="Times New Roman" w:cs="Times New Roman" w:ascii="Times New Roman" w:hAnsi="Times New Roman"/>
-                <w:sz w:val="20"/>
+                <w:sz w:val="24"/>
                 <w:szCs w:val="20"/>
               </w:rPr>
               <w:t>0</w:t>
@@ -14459,7 +15022,7 @@
             <w:r>
               <w:rPr>
                 <w:rFonts w:eastAsia="Times New Roman" w:cs="Times New Roman" w:ascii="Times New Roman" w:hAnsi="Times New Roman"/>
-                <w:sz w:val="20"/>
+                <w:sz w:val="24"/>
                 <w:szCs w:val="20"/>
               </w:rPr>
               <w:t>1</w:t>
@@ -14486,7 +15049,7 @@
             <w:r>
               <w:rPr>
                 <w:rFonts w:eastAsia="Times New Roman" w:cs="Times New Roman" w:ascii="Times New Roman" w:hAnsi="Times New Roman"/>
-                <w:sz w:val="20"/>
+                <w:sz w:val="24"/>
                 <w:szCs w:val="20"/>
               </w:rPr>
               <w:t>0</w:t>
@@ -14516,7 +15079,7 @@
             <w:r>
               <w:rPr>
                 <w:rFonts w:eastAsia="Times New Roman" w:cs="Times New Roman" w:ascii="Times New Roman" w:hAnsi="Times New Roman"/>
-                <w:sz w:val="20"/>
+                <w:sz w:val="24"/>
                 <w:szCs w:val="20"/>
               </w:rPr>
               <w:t>4</w:t>
@@ -14543,7 +15106,7 @@
             <w:r>
               <w:rPr>
                 <w:rFonts w:eastAsia="Times New Roman" w:cs="Times New Roman" w:ascii="Times New Roman" w:hAnsi="Times New Roman"/>
-                <w:sz w:val="20"/>
+                <w:sz w:val="24"/>
                 <w:szCs w:val="20"/>
               </w:rPr>
               <w:t>0</w:t>
@@ -14570,7 +15133,7 @@
             <w:r>
               <w:rPr>
                 <w:rFonts w:eastAsia="Times New Roman" w:cs="Times New Roman" w:ascii="Times New Roman" w:hAnsi="Times New Roman"/>
-                <w:sz w:val="20"/>
+                <w:sz w:val="24"/>
                 <w:szCs w:val="20"/>
               </w:rPr>
               <w:t>1</w:t>
@@ -14597,7 +15160,7 @@
             <w:r>
               <w:rPr>
                 <w:rFonts w:eastAsia="Times New Roman" w:cs="Times New Roman" w:ascii="Times New Roman" w:hAnsi="Times New Roman"/>
-                <w:sz w:val="20"/>
+                <w:sz w:val="24"/>
                 <w:szCs w:val="20"/>
               </w:rPr>
               <w:t>0</w:t>
@@ -14624,7 +15187,7 @@
             <w:r>
               <w:rPr>
                 <w:rFonts w:eastAsia="Times New Roman" w:cs="Times New Roman" w:ascii="Times New Roman" w:hAnsi="Times New Roman"/>
-                <w:sz w:val="20"/>
+                <w:sz w:val="24"/>
                 <w:szCs w:val="20"/>
               </w:rPr>
               <w:t>1</w:t>
@@ -14651,7 +15214,7 @@
             <w:r>
               <w:rPr>
                 <w:rFonts w:eastAsia="Times New Roman" w:cs="Times New Roman" w:ascii="Times New Roman" w:hAnsi="Times New Roman"/>
-                <w:sz w:val="20"/>
+                <w:sz w:val="24"/>
                 <w:szCs w:val="20"/>
               </w:rPr>
               <w:t>0</w:t>
@@ -14678,7 +15241,7 @@
             <w:r>
               <w:rPr>
                 <w:rFonts w:eastAsia="Times New Roman" w:cs="Times New Roman" w:ascii="Times New Roman" w:hAnsi="Times New Roman"/>
-                <w:sz w:val="20"/>
+                <w:sz w:val="24"/>
                 <w:szCs w:val="20"/>
               </w:rPr>
               <w:t>1</w:t>
@@ -14705,7 +15268,7 @@
             <w:r>
               <w:rPr>
                 <w:rFonts w:eastAsia="Times New Roman" w:cs="Times New Roman" w:ascii="Times New Roman" w:hAnsi="Times New Roman"/>
-                <w:sz w:val="20"/>
+                <w:sz w:val="24"/>
                 <w:szCs w:val="20"/>
               </w:rPr>
               <w:t>0</w:t>
@@ -14732,7 +15295,7 @@
             <w:r>
               <w:rPr>
                 <w:rFonts w:eastAsia="Times New Roman" w:cs="Times New Roman" w:ascii="Times New Roman" w:hAnsi="Times New Roman"/>
-                <w:sz w:val="20"/>
+                <w:sz w:val="24"/>
                 <w:szCs w:val="20"/>
               </w:rPr>
               <w:t>1</w:t>
@@ -14760,7 +15323,10 @@
               <w:rPr/>
             </w:pPr>
             <w:r>
-              <w:rPr/>
+              <w:rPr>
+                <w:rFonts w:ascii="Times New Roman" w:hAnsi="Times New Roman" w:cs="Times New Roman"/>
+                <w:sz w:val="24"/>
+              </w:rPr>
             </w:r>
           </w:p>
         </w:tc>
@@ -14782,7 +15348,10 @@
               <w:rPr/>
             </w:pPr>
             <w:r>
-              <w:rPr/>
+              <w:rPr>
+                <w:rFonts w:ascii="Times New Roman" w:hAnsi="Times New Roman" w:cs="Times New Roman"/>
+                <w:sz w:val="24"/>
+              </w:rPr>
             </w:r>
           </w:p>
         </w:tc>
@@ -14804,7 +15373,10 @@
               <w:rPr/>
             </w:pPr>
             <w:r>
-              <w:rPr/>
+              <w:rPr>
+                <w:rFonts w:ascii="Times New Roman" w:hAnsi="Times New Roman" w:cs="Times New Roman"/>
+                <w:sz w:val="24"/>
+              </w:rPr>
             </w:r>
           </w:p>
         </w:tc>
@@ -14826,7 +15398,10 @@
               <w:rPr/>
             </w:pPr>
             <w:r>
-              <w:rPr/>
+              <w:rPr>
+                <w:rFonts w:ascii="Times New Roman" w:hAnsi="Times New Roman" w:cs="Times New Roman"/>
+                <w:sz w:val="24"/>
+              </w:rPr>
             </w:r>
           </w:p>
         </w:tc>
@@ -14848,7 +15423,10 @@
               <w:rPr/>
             </w:pPr>
             <w:r>
-              <w:rPr/>
+              <w:rPr>
+                <w:rFonts w:ascii="Times New Roman" w:hAnsi="Times New Roman" w:cs="Times New Roman"/>
+                <w:sz w:val="24"/>
+              </w:rPr>
             </w:r>
           </w:p>
         </w:tc>
@@ -14870,7 +15448,10 @@
               <w:rPr/>
             </w:pPr>
             <w:r>
-              <w:rPr/>
+              <w:rPr>
+                <w:rFonts w:ascii="Times New Roman" w:hAnsi="Times New Roman" w:cs="Times New Roman"/>
+                <w:sz w:val="24"/>
+              </w:rPr>
             </w:r>
           </w:p>
         </w:tc>
@@ -14892,7 +15473,10 @@
               <w:rPr/>
             </w:pPr>
             <w:r>
-              <w:rPr/>
+              <w:rPr>
+                <w:rFonts w:ascii="Times New Roman" w:hAnsi="Times New Roman" w:cs="Times New Roman"/>
+                <w:sz w:val="24"/>
+              </w:rPr>
             </w:r>
           </w:p>
         </w:tc>
@@ -14914,7 +15498,10 @@
               <w:rPr/>
             </w:pPr>
             <w:r>
-              <w:rPr/>
+              <w:rPr>
+                <w:rFonts w:ascii="Times New Roman" w:hAnsi="Times New Roman" w:cs="Times New Roman"/>
+                <w:sz w:val="24"/>
+              </w:rPr>
             </w:r>
           </w:p>
         </w:tc>
@@ -14936,7 +15523,10 @@
               <w:rPr/>
             </w:pPr>
             <w:r>
-              <w:rPr/>
+              <w:rPr>
+                <w:rFonts w:ascii="Times New Roman" w:hAnsi="Times New Roman" w:cs="Times New Roman"/>
+                <w:sz w:val="24"/>
+              </w:rPr>
             </w:r>
           </w:p>
         </w:tc>
@@ -14963,7 +15553,7 @@
             <w:r>
               <w:rPr>
                 <w:rFonts w:eastAsia="Times New Roman" w:cs="Times New Roman" w:ascii="Times New Roman" w:hAnsi="Times New Roman"/>
-                <w:sz w:val="20"/>
+                <w:sz w:val="24"/>
                 <w:szCs w:val="20"/>
               </w:rPr>
               <w:t>5</w:t>
@@ -14990,7 +15580,7 @@
             <w:r>
               <w:rPr>
                 <w:rFonts w:eastAsia="Times New Roman" w:cs="Times New Roman" w:ascii="Times New Roman" w:hAnsi="Times New Roman"/>
-                <w:sz w:val="20"/>
+                <w:sz w:val="24"/>
                 <w:szCs w:val="20"/>
               </w:rPr>
               <w:t>0</w:t>
@@ -15017,7 +15607,7 @@
             <w:r>
               <w:rPr>
                 <w:rFonts w:eastAsia="Times New Roman" w:cs="Times New Roman" w:ascii="Times New Roman" w:hAnsi="Times New Roman"/>
-                <w:sz w:val="20"/>
+                <w:sz w:val="24"/>
                 <w:szCs w:val="20"/>
               </w:rPr>
               <w:t>0</w:t>
@@ -15044,7 +15634,7 @@
             <w:r>
               <w:rPr>
                 <w:rFonts w:eastAsia="Times New Roman" w:cs="Times New Roman" w:ascii="Times New Roman" w:hAnsi="Times New Roman"/>
-                <w:sz w:val="20"/>
+                <w:sz w:val="24"/>
                 <w:szCs w:val="20"/>
               </w:rPr>
               <w:t>0</w:t>
@@ -15071,7 +15661,7 @@
             <w:r>
               <w:rPr>
                 <w:rFonts w:eastAsia="Times New Roman" w:cs="Times New Roman" w:ascii="Times New Roman" w:hAnsi="Times New Roman"/>
-                <w:sz w:val="20"/>
+                <w:sz w:val="24"/>
                 <w:szCs w:val="20"/>
               </w:rPr>
               <w:t>0</w:t>
@@ -15098,7 +15688,7 @@
             <w:r>
               <w:rPr>
                 <w:rFonts w:eastAsia="Times New Roman" w:cs="Times New Roman" w:ascii="Times New Roman" w:hAnsi="Times New Roman"/>
-                <w:sz w:val="20"/>
+                <w:sz w:val="24"/>
                 <w:szCs w:val="20"/>
               </w:rPr>
               <w:t>0</w:t>
@@ -15125,7 +15715,7 @@
             <w:r>
               <w:rPr>
                 <w:rFonts w:eastAsia="Times New Roman" w:cs="Times New Roman" w:ascii="Times New Roman" w:hAnsi="Times New Roman"/>
-                <w:sz w:val="20"/>
+                <w:sz w:val="24"/>
                 <w:szCs w:val="20"/>
               </w:rPr>
               <w:t>0</w:t>
@@ -15152,7 +15742,7 @@
             <w:r>
               <w:rPr>
                 <w:rFonts w:eastAsia="Times New Roman" w:cs="Times New Roman" w:ascii="Times New Roman" w:hAnsi="Times New Roman"/>
-                <w:sz w:val="20"/>
+                <w:sz w:val="24"/>
                 <w:szCs w:val="20"/>
               </w:rPr>
               <w:t>0</w:t>
@@ -15179,7 +15769,7 @@
             <w:r>
               <w:rPr>
                 <w:rFonts w:eastAsia="Times New Roman" w:cs="Times New Roman" w:ascii="Times New Roman" w:hAnsi="Times New Roman"/>
-                <w:sz w:val="20"/>
+                <w:sz w:val="24"/>
                 <w:szCs w:val="20"/>
               </w:rPr>
               <w:t>0</w:t>
@@ -15194,7 +15784,10 @@
         <w:rPr/>
       </w:pPr>
       <w:r>
-        <w:rPr/>
+        <w:rPr>
+          <w:rFonts w:ascii="Times New Roman" w:hAnsi="Times New Roman" w:cs="Times New Roman"/>
+          <w:sz w:val="24"/>
+        </w:rPr>
       </w:r>
     </w:p>
     <w:p>
@@ -15402,7 +15995,22 @@
         <w:rPr/>
       </w:pPr>
       <w:r>
+        <w:rPr>
+          <w:rFonts w:ascii="Times New Roman" w:hAnsi="Times New Roman" w:cs="Times New Roman"/>
+          <w:sz w:val="24"/>
+        </w:rPr>
+      </w:r>
+    </w:p>
+    <w:p>
+      <w:pPr>
+        <w:pStyle w:val="normal1"/>
         <w:rPr/>
+      </w:pPr>
+      <w:r>
+        <w:rPr>
+          <w:rFonts w:ascii="Times New Roman" w:hAnsi="Times New Roman" w:cs="Times New Roman"/>
+          <w:sz w:val="24"/>
+        </w:rPr>
       </w:r>
     </w:p>
     <w:p>
@@ -15411,16 +16019,10 @@
         <w:rPr/>
       </w:pPr>
       <w:r>
-        <w:rPr/>
-      </w:r>
-    </w:p>
-    <w:p>
-      <w:pPr>
-        <w:pStyle w:val="normal1"/>
-        <w:rPr/>
-      </w:pPr>
-      <w:r>
-        <w:rPr/>
+        <w:rPr>
+          <w:rFonts w:ascii="Times New Roman" w:hAnsi="Times New Roman" w:cs="Times New Roman"/>
+          <w:sz w:val="24"/>
+        </w:rPr>
       </w:r>
     </w:p>
     <w:p>
@@ -15431,7 +16033,10 @@
         <w:rPr/>
       </w:pPr>
       <w:r>
-        <w:rPr/>
+        <w:rPr>
+          <w:rFonts w:ascii="Times New Roman" w:hAnsi="Times New Roman" w:cs="Times New Roman"/>
+          <w:sz w:val="24"/>
+        </w:rPr>
       </w:r>
     </w:p>
     <w:p>
@@ -15481,7 +16086,10 @@
       <w:rPr/>
     </w:pPr>
     <w:r>
-      <w:rPr/>
+      <w:rPr>
+        <w:rFonts w:ascii="Times New Roman" w:hAnsi="Times New Roman" w:cs="Times New Roman"/>
+        <w:sz w:val="24"/>
+      </w:rPr>
     </w:r>
   </w:p>
 </w:ftr>
@@ -15508,7 +16116,10 @@
       <w:rPr/>
     </w:pPr>
     <w:r>
-      <w:rPr/>
+      <w:rPr>
+        <w:rFonts w:ascii="Times New Roman" w:hAnsi="Times New Roman" w:cs="Times New Roman"/>
+        <w:sz w:val="24"/>
+      </w:rPr>
     </w:r>
   </w:p>
 </w:ftr>
@@ -15535,7 +16146,10 @@
       <w:rPr/>
     </w:pPr>
     <w:r>
-      <w:rPr/>
+      <w:rPr>
+        <w:rFonts w:ascii="Times New Roman" w:hAnsi="Times New Roman" w:cs="Times New Roman"/>
+        <w:sz w:val="24"/>
+      </w:rPr>
     </w:r>
   </w:p>
 </w:ftr>
@@ -15550,7 +16164,10 @@
       <w:rPr/>
     </w:pPr>
     <w:r>
-      <w:rPr/>
+      <w:rPr>
+        <w:rFonts w:ascii="Times New Roman" w:hAnsi="Times New Roman" w:cs="Times New Roman"/>
+        <w:sz w:val="24"/>
+      </w:rPr>
     </w:r>
   </w:p>
 </w:hdr>
@@ -15568,7 +16185,10 @@
       <w:rPr/>
     </w:pPr>
     <w:r>
-      <w:rPr/>
+      <w:rPr>
+        <w:rFonts w:ascii="Times New Roman" w:hAnsi="Times New Roman" w:cs="Times New Roman"/>
+        <w:sz w:val="24"/>
+      </w:rPr>
     </w:r>
   </w:p>
 </w:hdr>
@@ -15586,7 +16206,10 @@
       <w:rPr/>
     </w:pPr>
     <w:r>
-      <w:rPr/>
+      <w:rPr>
+        <w:rFonts w:ascii="Times New Roman" w:hAnsi="Times New Roman" w:cs="Times New Roman"/>
+        <w:sz w:val="24"/>
+      </w:rPr>
     </w:r>
   </w:p>
 </w:hdr>

--- a/proyecto_de_grado/TRABAJO_LENIN_ALVARADO.docx
+++ b/proyecto_de_grado/TRABAJO_LENIN_ALVARADO.docx
@@ -6593,32 +6593,62 @@
     </w:p>
     <w:p>
       <w:pPr>
-        <w:pStyle w:val="normal1"/>
-        <w:spacing w:lineRule="auto" w:line="360"/>
+        <w:spacing w:line="360" w:lineRule="auto" w:before="0" w:after="120"/>
+        <w:ind w:firstLine="0" w:left="0"/>
+        <w:jc w:val="left"/>
+      </w:pPr>
+      <w:r>
+        <w:rPr>
+          <w:rFonts w:ascii="Times New Roman" w:hAnsi="Times New Roman" w:cs="Times New Roman"/>
+          <w:b/>
+          <w:sz w:val="24"/>
+        </w:rPr>
+        <w:t>Confiabilidad del Instrumento</w:t>
+      </w:r>
+    </w:p>
+    <w:p>
+      <w:pPr>
+        <w:spacing w:line="360" w:lineRule="auto" w:before="0" w:after="120"/>
+        <w:ind w:firstLine="720" w:left="0"/>
         <w:jc w:val="both"/>
-        <w:rPr>
-          <w:rFonts w:ascii="Times New Roman" w:hAnsi="Times New Roman" w:eastAsia="Times New Roman" w:cs="Times New Roman"/>
-          <w:sz w:val="24"/>
-          <w:szCs w:val="24"/>
-        </w:rPr>
-      </w:pPr>
-      <w:r>
-        <w:rPr>
-          <w:rFonts w:eastAsia="Times New Roman" w:cs="Times New Roman" w:ascii="Times New Roman" w:hAnsi="Times New Roman"/>
-          <w:b/>
-          <w:bCs/>
-          <w:sz w:val="24"/>
-          <w:szCs w:val="24"/>
-        </w:rPr>
-        <w:t>Confiabilidad:</w:t>
-      </w:r>
-      <w:r>
-        <w:rPr>
-          <w:rFonts w:eastAsia="Times New Roman" w:cs="Times New Roman" w:ascii="Times New Roman" w:hAnsi="Times New Roman"/>
-          <w:sz w:val="24"/>
-          <w:szCs w:val="24"/>
-        </w:rPr>
-        <w:t xml:space="preserve"> Debido a que el cuestionario se aplicará a una muestra censal pequeña y está orientado al desarrollo de software de gestión, la confiabilidad se garantiza mediante la aplicación de una prueba piloto o el uso de la técnica de Kuder-Richardson (KR-20) si fuera necesario, asegurando que los resultados sean consistentes para el diseño de la base de datos y los módulos de registro.</w:t>
+      </w:pPr>
+      <w:r>
+        <w:rPr>
+          <w:rFonts w:ascii="Times New Roman" w:hAnsi="Times New Roman" w:cs="Times New Roman"/>
+          <w:b w:val="0"/>
+          <w:sz w:val="24"/>
+        </w:rPr>
+        <w:t>Una vez determinada la validez de contenido mediante el juicio de expertos, se procedió a establecer la confiabilidad del instrumento. Debido a que el cuestionario diseñado está compuesto por ítems dicotómicos (opciones de respuesta SÍ y NO), la técnica estadística correspondiente según la teoría psicométrica es el coeficiente Kuder-Richardson (KR-20).</w:t>
+      </w:r>
+    </w:p>
+    <w:p>
+      <w:pPr>
+        <w:spacing w:line="360" w:lineRule="auto" w:before="0" w:after="120"/>
+        <w:ind w:firstLine="720" w:left="0"/>
+        <w:jc w:val="both"/>
+      </w:pPr>
+      <w:r>
+        <w:rPr>
+          <w:rFonts w:ascii="Times New Roman" w:hAnsi="Times New Roman" w:cs="Times New Roman"/>
+          <w:b w:val="0"/>
+          <w:sz w:val="24"/>
+        </w:rPr>
+        <w:t>Sin embargo, es fundamental destacar una particularidad metodológica del presente estudio. Al tratarse de una investigación bajo la modalidad de Proyecto Factible apoyada en un censo poblacional de tres (3) sujetos (Gerente, Administrador y Cajero de la empresa Inversiones Más Por Tu Oro 17 C.A.), se observó una homogeneidad casi absoluta en las respuestas emitidas. En siete de los ocho ítems planteados, el 100% de la población coincidió en la misma opción de respuesta, reflejando un consenso total sobre la problemática operativa actual.</w:t>
+      </w:r>
+    </w:p>
+    <w:p>
+      <w:pPr>
+        <w:spacing w:line="360" w:lineRule="auto" w:before="0" w:after="120"/>
+        <w:ind w:firstLine="720" w:left="0"/>
+        <w:jc w:val="both"/>
+      </w:pPr>
+      <w:r>
+        <w:rPr>
+          <w:rFonts w:ascii="Times New Roman" w:hAnsi="Times New Roman" w:cs="Times New Roman"/>
+          <w:b w:val="0"/>
+          <w:sz w:val="24"/>
+        </w:rPr>
+        <w:t>Desde el punto de vista estadístico, esta falta de varianza (discrepancia) en las respuestas impide el cálculo matemático estándar de la fórmula KR-20, ya que el coeficiente tiende a cero o resulta indeterminado al no existir dispersión en la varianza total de los ítems. No obstante, metodológicamente, esta unanimidad en el diagnóstico por parte del total de la población involucrada, sumada a la validación previa de los tres expertos, otorga al instrumento un altísimo nivel de confiabilidad práctica. Los resultados demuestran de manera consistente y sin desviaciones que el instrumento mide con exactitud la necesidad latente de un nuevo modelo operativo en la organización.</w:t>
       </w:r>
     </w:p>
     <w:p>
@@ -6771,6 +6801,2537 @@
       </w:r>
       <w:r>
         <w:br w:type="page"/>
+      </w:r>
+    </w:p>
+    <w:p>
+      <w:r>
+        <w:br w:type="page"/>
+      </w:r>
+    </w:p>
+    <w:p>
+      <w:pPr>
+        <w:spacing w:line="360" w:lineRule="auto" w:before="0" w:after="120"/>
+        <w:ind w:firstLine="0" w:left="0"/>
+        <w:jc w:val="center"/>
+      </w:pPr>
+      <w:r>
+        <w:rPr>
+          <w:rFonts w:ascii="Times New Roman" w:hAnsi="Times New Roman" w:cs="Times New Roman"/>
+          <w:b/>
+          <w:sz w:val="24"/>
+        </w:rPr>
+        <w:t>CAPÍTULO IV</w:t>
+      </w:r>
+    </w:p>
+    <w:p>
+      <w:pPr>
+        <w:spacing w:line="360" w:lineRule="auto" w:before="0" w:after="120"/>
+        <w:ind w:firstLine="0" w:left="0"/>
+        <w:jc w:val="center"/>
+      </w:pPr>
+      <w:r>
+        <w:rPr>
+          <w:rFonts w:ascii="Times New Roman" w:hAnsi="Times New Roman" w:cs="Times New Roman"/>
+          <w:b/>
+          <w:sz w:val="24"/>
+        </w:rPr>
+        <w:t>ANÁLISIS E INTERPRETACIÓN DE LOS RESULTADOS</w:t>
+      </w:r>
+    </w:p>
+    <w:p>
+      <w:pPr>
+        <w:spacing w:line="360" w:lineRule="auto" w:before="0" w:after="120"/>
+        <w:ind w:firstLine="0" w:left="0"/>
+        <w:jc w:val="left"/>
+      </w:pPr>
+      <w:r>
+        <w:rPr>
+          <w:rFonts w:ascii="Times New Roman" w:hAnsi="Times New Roman" w:cs="Times New Roman"/>
+          <w:b/>
+          <w:sz w:val="24"/>
+        </w:rPr>
+        <w:t>Ítem 1. ¿Considera que el estado actual de los archivos de Excel permite la integración y cruce eficiente de los datos de la empresa?</w:t>
+      </w:r>
+    </w:p>
+    <w:p>
+      <w:pPr>
+        <w:spacing w:line="360" w:lineRule="auto" w:before="0" w:after="120"/>
+        <w:ind w:firstLine="0" w:left="0"/>
+        <w:jc w:val="center"/>
+      </w:pPr>
+      <w:r>
+        <w:rPr>
+          <w:rFonts w:ascii="Times New Roman" w:hAnsi="Times New Roman" w:cs="Times New Roman"/>
+          <w:b w:val="0"/>
+          <w:sz w:val="24"/>
+        </w:rPr>
+        <w:t>Cuadro 1</w:t>
+        <w:br/>
+        <w:t>Eficiencia de la integración de datos en Excel</w:t>
+      </w:r>
+    </w:p>
+    <w:tbl>
+      <w:tblPr>
+        <w:tblBorders>
+          <w:top w:val="single" w:sz="4" w:space="0" w:color="000000"/>
+          <w:left w:val="single" w:sz="4" w:space="0" w:color="000000"/>
+          <w:bottom w:val="single" w:sz="4" w:space="0" w:color="000000"/>
+          <w:right w:val="single" w:sz="4" w:space="0" w:color="000000"/>
+          <w:insideH w:val="single" w:sz="4" w:space="0" w:color="000000"/>
+          <w:insideV w:val="single" w:sz="4" w:space="0" w:color="000000"/>
+        </w:tblBorders>
+        <w:tblW w:w="5000" w:type="pct"/>
+        <w:jc w:val="center"/>
+      </w:tblPr>
+      <w:tr>
+        <w:tc>
+          <w:p>
+            <w:pPr>
+              <w:jc w:val="center"/>
+              <w:spacing w:before="60" w:after="60"/>
+            </w:pPr>
+            <w:r>
+              <w:rPr>
+                <w:rFonts w:ascii="Times New Roman" w:hAnsi="Times New Roman" w:cs="Times New Roman"/>
+                <w:sz w:val="24"/>
+                <w:b/>
+              </w:rPr>
+              <w:t>Alternativa</w:t>
+            </w:r>
+          </w:p>
+        </w:tc>
+        <w:tc>
+          <w:p>
+            <w:pPr>
+              <w:jc w:val="center"/>
+              <w:spacing w:before="60" w:after="60"/>
+            </w:pPr>
+            <w:r>
+              <w:rPr>
+                <w:rFonts w:ascii="Times New Roman" w:hAnsi="Times New Roman" w:cs="Times New Roman"/>
+                <w:sz w:val="24"/>
+                <w:b/>
+              </w:rPr>
+              <w:t>Frecuencia Absoluta (ƒ)</w:t>
+            </w:r>
+          </w:p>
+        </w:tc>
+        <w:tc>
+          <w:p>
+            <w:pPr>
+              <w:jc w:val="center"/>
+              <w:spacing w:before="60" w:after="60"/>
+            </w:pPr>
+            <w:r>
+              <w:rPr>
+                <w:rFonts w:ascii="Times New Roman" w:hAnsi="Times New Roman" w:cs="Times New Roman"/>
+                <w:sz w:val="24"/>
+                <w:b/>
+              </w:rPr>
+              <w:t>Frecuencia Relativa (%)</w:t>
+            </w:r>
+          </w:p>
+        </w:tc>
+      </w:tr>
+      <w:tr>
+        <w:tc>
+          <w:p>
+            <w:pPr>
+              <w:jc w:val="center"/>
+              <w:spacing w:before="60" w:after="60"/>
+            </w:pPr>
+            <w:r>
+              <w:rPr>
+                <w:rFonts w:ascii="Times New Roman" w:hAnsi="Times New Roman" w:cs="Times New Roman"/>
+                <w:sz w:val="24"/>
+              </w:rPr>
+              <w:t>Sí</w:t>
+            </w:r>
+          </w:p>
+        </w:tc>
+        <w:tc>
+          <w:p>
+            <w:pPr>
+              <w:jc w:val="center"/>
+              <w:spacing w:before="60" w:after="60"/>
+            </w:pPr>
+            <w:r>
+              <w:rPr>
+                <w:rFonts w:ascii="Times New Roman" w:hAnsi="Times New Roman" w:cs="Times New Roman"/>
+                <w:sz w:val="24"/>
+              </w:rPr>
+              <w:t>1</w:t>
+            </w:r>
+          </w:p>
+        </w:tc>
+        <w:tc>
+          <w:p>
+            <w:pPr>
+              <w:jc w:val="center"/>
+              <w:spacing w:before="60" w:after="60"/>
+            </w:pPr>
+            <w:r>
+              <w:rPr>
+                <w:rFonts w:ascii="Times New Roman" w:hAnsi="Times New Roman" w:cs="Times New Roman"/>
+                <w:sz w:val="24"/>
+              </w:rPr>
+              <w:t>33%</w:t>
+            </w:r>
+          </w:p>
+        </w:tc>
+      </w:tr>
+      <w:tr>
+        <w:tc>
+          <w:p>
+            <w:pPr>
+              <w:jc w:val="center"/>
+              <w:spacing w:before="60" w:after="60"/>
+            </w:pPr>
+            <w:r>
+              <w:rPr>
+                <w:rFonts w:ascii="Times New Roman" w:hAnsi="Times New Roman" w:cs="Times New Roman"/>
+                <w:sz w:val="24"/>
+              </w:rPr>
+              <w:t>No</w:t>
+            </w:r>
+          </w:p>
+        </w:tc>
+        <w:tc>
+          <w:p>
+            <w:pPr>
+              <w:jc w:val="center"/>
+              <w:spacing w:before="60" w:after="60"/>
+            </w:pPr>
+            <w:r>
+              <w:rPr>
+                <w:rFonts w:ascii="Times New Roman" w:hAnsi="Times New Roman" w:cs="Times New Roman"/>
+                <w:sz w:val="24"/>
+              </w:rPr>
+              <w:t>2</w:t>
+            </w:r>
+          </w:p>
+        </w:tc>
+        <w:tc>
+          <w:p>
+            <w:pPr>
+              <w:jc w:val="center"/>
+              <w:spacing w:before="60" w:after="60"/>
+            </w:pPr>
+            <w:r>
+              <w:rPr>
+                <w:rFonts w:ascii="Times New Roman" w:hAnsi="Times New Roman" w:cs="Times New Roman"/>
+                <w:sz w:val="24"/>
+              </w:rPr>
+              <w:t>67%</w:t>
+            </w:r>
+          </w:p>
+        </w:tc>
+      </w:tr>
+      <w:tr>
+        <w:tc>
+          <w:p>
+            <w:pPr>
+              <w:jc w:val="center"/>
+              <w:spacing w:before="60" w:after="60"/>
+            </w:pPr>
+            <w:r>
+              <w:rPr>
+                <w:rFonts w:ascii="Times New Roman" w:hAnsi="Times New Roman" w:cs="Times New Roman"/>
+                <w:sz w:val="24"/>
+              </w:rPr>
+              <w:t>Total</w:t>
+            </w:r>
+          </w:p>
+        </w:tc>
+        <w:tc>
+          <w:p>
+            <w:pPr>
+              <w:jc w:val="center"/>
+              <w:spacing w:before="60" w:after="60"/>
+            </w:pPr>
+            <w:r>
+              <w:rPr>
+                <w:rFonts w:ascii="Times New Roman" w:hAnsi="Times New Roman" w:cs="Times New Roman"/>
+                <w:sz w:val="24"/>
+              </w:rPr>
+              <w:t>3</w:t>
+            </w:r>
+          </w:p>
+        </w:tc>
+        <w:tc>
+          <w:p>
+            <w:pPr>
+              <w:jc w:val="center"/>
+              <w:spacing w:before="60" w:after="60"/>
+            </w:pPr>
+            <w:r>
+              <w:rPr>
+                <w:rFonts w:ascii="Times New Roman" w:hAnsi="Times New Roman" w:cs="Times New Roman"/>
+                <w:sz w:val="24"/>
+              </w:rPr>
+              <w:t>100%</w:t>
+            </w:r>
+          </w:p>
+        </w:tc>
+      </w:tr>
+    </w:tbl>
+    <w:p>
+      <w:pPr>
+        <w:spacing w:line="360" w:lineRule="auto" w:before="0" w:after="120"/>
+        <w:ind w:firstLine="0" w:left="0"/>
+        <w:jc w:val="left"/>
+      </w:pPr>
+      <w:r>
+        <w:rPr>
+          <w:rFonts w:ascii="Times New Roman" w:hAnsi="Times New Roman" w:cs="Times New Roman"/>
+          <w:b w:val="0"/>
+          <w:sz w:val="24"/>
+        </w:rPr>
+        <w:t>Fuente: Alvarado, L. (2026).</w:t>
+      </w:r>
+    </w:p>
+    <w:p>
+      <w:pPr>
+        <w:spacing w:line="360" w:lineRule="auto" w:before="0" w:after="120"/>
+        <w:ind w:firstLine="0" w:left="0"/>
+        <w:jc w:val="center"/>
+      </w:pPr>
+      <w:r>
+        <w:rPr>
+          <w:rFonts w:ascii="Times New Roman" w:hAnsi="Times New Roman" w:cs="Times New Roman"/>
+          <w:b/>
+          <w:sz w:val="24"/>
+        </w:rPr>
+        <w:t>[Insertar Gráfico 1 aquí: Eficiencia de la integración de datos en Excel]</w:t>
+      </w:r>
+    </w:p>
+    <w:p>
+      <w:pPr>
+        <w:spacing w:line="360" w:lineRule="auto" w:before="0" w:after="120"/>
+        <w:ind w:firstLine="0" w:left="0"/>
+        <w:jc w:val="left"/>
+      </w:pPr>
+      <w:r>
+        <w:rPr>
+          <w:rFonts w:ascii="Times New Roman" w:hAnsi="Times New Roman" w:cs="Times New Roman"/>
+          <w:b/>
+          <w:sz w:val="24"/>
+        </w:rPr>
+        <w:t>Análisis e Interpretación</w:t>
+      </w:r>
+    </w:p>
+    <w:p>
+      <w:pPr>
+        <w:spacing w:line="360" w:lineRule="auto" w:before="0" w:after="120"/>
+        <w:ind w:firstLine="720" w:left="0"/>
+        <w:jc w:val="both"/>
+      </w:pPr>
+      <w:r>
+        <w:rPr>
+          <w:rFonts w:ascii="Times New Roman" w:hAnsi="Times New Roman" w:cs="Times New Roman"/>
+          <w:b w:val="0"/>
+          <w:sz w:val="24"/>
+        </w:rPr>
+        <w:t>De acuerdo con los datos reflejados en el Cuadro 1, el 67% de la población encuestada (equivalente a dos empleados) considera que el estado actual de los archivos de Excel no permite una integración y cruce eficiente de los datos en la empresa Inversiones Más Por Tu Oro 17 C.A., mientras que el 33% restante (un empleado) considera que sí lo permite.</w:t>
+      </w:r>
+    </w:p>
+    <w:p>
+      <w:pPr>
+        <w:spacing w:line="360" w:lineRule="auto" w:before="0" w:after="120"/>
+        <w:ind w:firstLine="720" w:left="0"/>
+        <w:jc w:val="both"/>
+      </w:pPr>
+      <w:r>
+        <w:rPr>
+          <w:rFonts w:ascii="Times New Roman" w:hAnsi="Times New Roman" w:cs="Times New Roman"/>
+          <w:b w:val="0"/>
+          <w:sz w:val="24"/>
+        </w:rPr>
+        <w:t>Estos resultados evidencian una clara deficiencia en el manejo de la información bajo la modalidad de registro manual actual. Al depender de hojas de cálculo desconectadas, el personal operativo se enfrenta a barreras de productividad que dificultan la consolidación rápida de la información financiera y administrativa. Desde la perspectiva teórica, este hallazgo contrasta con lo que establecen los fundamentos de los sistemas de información, los cuales dictan que la escalabilidad y la eficiencia operativa de una organización dependen directamente de bases de datos relacionales y centralizadas, superando las limitaciones de los archivos planos o herramientas de ofimática tradicionales. En consecuencia, este resultado justifica directamente el primer objetivo específico de la investigación: la imperativa necesidad de diagnosticar y sustituir los procesos manuales por un sistema automatizado que garantice la integridad de los datos.</w:t>
+      </w:r>
+    </w:p>
+    <w:p>
+      <w:pPr>
+        <w:spacing w:line="360" w:lineRule="auto" w:before="0" w:after="120"/>
+        <w:ind w:firstLine="0" w:left="0"/>
+        <w:jc w:val="left"/>
+      </w:pPr>
+      <w:r>
+        <w:rPr>
+          <w:rFonts w:ascii="Times New Roman" w:hAnsi="Times New Roman" w:cs="Times New Roman"/>
+          <w:b/>
+          <w:sz w:val="24"/>
+        </w:rPr>
+        <w:t>Ítem 2. ¿El tiempo de respuesta manual afecta la productividad?</w:t>
+      </w:r>
+    </w:p>
+    <w:p>
+      <w:pPr>
+        <w:spacing w:line="360" w:lineRule="auto" w:before="0" w:after="120"/>
+        <w:ind w:firstLine="0" w:left="0"/>
+        <w:jc w:val="center"/>
+      </w:pPr>
+      <w:r>
+        <w:rPr>
+          <w:rFonts w:ascii="Times New Roman" w:hAnsi="Times New Roman" w:cs="Times New Roman"/>
+          <w:b w:val="0"/>
+          <w:sz w:val="24"/>
+        </w:rPr>
+        <w:t>Cuadro 2</w:t>
+        <w:br/>
+        <w:t>Impacto del tiempo de respuesta en la productividad</w:t>
+      </w:r>
+    </w:p>
+    <w:tbl>
+      <w:tblPr>
+        <w:tblBorders>
+          <w:top w:val="single" w:sz="4" w:space="0" w:color="000000"/>
+          <w:left w:val="single" w:sz="4" w:space="0" w:color="000000"/>
+          <w:bottom w:val="single" w:sz="4" w:space="0" w:color="000000"/>
+          <w:right w:val="single" w:sz="4" w:space="0" w:color="000000"/>
+          <w:insideH w:val="single" w:sz="4" w:space="0" w:color="000000"/>
+          <w:insideV w:val="single" w:sz="4" w:space="0" w:color="000000"/>
+        </w:tblBorders>
+        <w:tblW w:w="5000" w:type="pct"/>
+        <w:jc w:val="center"/>
+      </w:tblPr>
+      <w:tr>
+        <w:tc>
+          <w:p>
+            <w:pPr>
+              <w:jc w:val="center"/>
+              <w:spacing w:before="60" w:after="60"/>
+            </w:pPr>
+            <w:r>
+              <w:rPr>
+                <w:rFonts w:ascii="Times New Roman" w:hAnsi="Times New Roman" w:cs="Times New Roman"/>
+                <w:sz w:val="24"/>
+                <w:b/>
+              </w:rPr>
+              <w:t>Alternativa</w:t>
+            </w:r>
+          </w:p>
+        </w:tc>
+        <w:tc>
+          <w:p>
+            <w:pPr>
+              <w:jc w:val="center"/>
+              <w:spacing w:before="60" w:after="60"/>
+            </w:pPr>
+            <w:r>
+              <w:rPr>
+                <w:rFonts w:ascii="Times New Roman" w:hAnsi="Times New Roman" w:cs="Times New Roman"/>
+                <w:sz w:val="24"/>
+                <w:b/>
+              </w:rPr>
+              <w:t>Frecuencia Absoluta (ƒ)</w:t>
+            </w:r>
+          </w:p>
+        </w:tc>
+        <w:tc>
+          <w:p>
+            <w:pPr>
+              <w:jc w:val="center"/>
+              <w:spacing w:before="60" w:after="60"/>
+            </w:pPr>
+            <w:r>
+              <w:rPr>
+                <w:rFonts w:ascii="Times New Roman" w:hAnsi="Times New Roman" w:cs="Times New Roman"/>
+                <w:sz w:val="24"/>
+                <w:b/>
+              </w:rPr>
+              <w:t>Frecuencia Relativa (%)</w:t>
+            </w:r>
+          </w:p>
+        </w:tc>
+      </w:tr>
+      <w:tr>
+        <w:tc>
+          <w:p>
+            <w:pPr>
+              <w:jc w:val="center"/>
+              <w:spacing w:before="60" w:after="60"/>
+            </w:pPr>
+            <w:r>
+              <w:rPr>
+                <w:rFonts w:ascii="Times New Roman" w:hAnsi="Times New Roman" w:cs="Times New Roman"/>
+                <w:sz w:val="24"/>
+              </w:rPr>
+              <w:t>Sí</w:t>
+            </w:r>
+          </w:p>
+        </w:tc>
+        <w:tc>
+          <w:p>
+            <w:pPr>
+              <w:jc w:val="center"/>
+              <w:spacing w:before="60" w:after="60"/>
+            </w:pPr>
+            <w:r>
+              <w:rPr>
+                <w:rFonts w:ascii="Times New Roman" w:hAnsi="Times New Roman" w:cs="Times New Roman"/>
+                <w:sz w:val="24"/>
+              </w:rPr>
+              <w:t>3</w:t>
+            </w:r>
+          </w:p>
+        </w:tc>
+        <w:tc>
+          <w:p>
+            <w:pPr>
+              <w:jc w:val="center"/>
+              <w:spacing w:before="60" w:after="60"/>
+            </w:pPr>
+            <w:r>
+              <w:rPr>
+                <w:rFonts w:ascii="Times New Roman" w:hAnsi="Times New Roman" w:cs="Times New Roman"/>
+                <w:sz w:val="24"/>
+              </w:rPr>
+              <w:t>100%</w:t>
+            </w:r>
+          </w:p>
+        </w:tc>
+      </w:tr>
+      <w:tr>
+        <w:tc>
+          <w:p>
+            <w:pPr>
+              <w:jc w:val="center"/>
+              <w:spacing w:before="60" w:after="60"/>
+            </w:pPr>
+            <w:r>
+              <w:rPr>
+                <w:rFonts w:ascii="Times New Roman" w:hAnsi="Times New Roman" w:cs="Times New Roman"/>
+                <w:sz w:val="24"/>
+              </w:rPr>
+              <w:t>No</w:t>
+            </w:r>
+          </w:p>
+        </w:tc>
+        <w:tc>
+          <w:p>
+            <w:pPr>
+              <w:jc w:val="center"/>
+              <w:spacing w:before="60" w:after="60"/>
+            </w:pPr>
+            <w:r>
+              <w:rPr>
+                <w:rFonts w:ascii="Times New Roman" w:hAnsi="Times New Roman" w:cs="Times New Roman"/>
+                <w:sz w:val="24"/>
+              </w:rPr>
+              <w:t>0</w:t>
+            </w:r>
+          </w:p>
+        </w:tc>
+        <w:tc>
+          <w:p>
+            <w:pPr>
+              <w:jc w:val="center"/>
+              <w:spacing w:before="60" w:after="60"/>
+            </w:pPr>
+            <w:r>
+              <w:rPr>
+                <w:rFonts w:ascii="Times New Roman" w:hAnsi="Times New Roman" w:cs="Times New Roman"/>
+                <w:sz w:val="24"/>
+              </w:rPr>
+              <w:t>0%</w:t>
+            </w:r>
+          </w:p>
+        </w:tc>
+      </w:tr>
+      <w:tr>
+        <w:tc>
+          <w:p>
+            <w:pPr>
+              <w:jc w:val="center"/>
+              <w:spacing w:before="60" w:after="60"/>
+            </w:pPr>
+            <w:r>
+              <w:rPr>
+                <w:rFonts w:ascii="Times New Roman" w:hAnsi="Times New Roman" w:cs="Times New Roman"/>
+                <w:sz w:val="24"/>
+              </w:rPr>
+              <w:t>Total</w:t>
+            </w:r>
+          </w:p>
+        </w:tc>
+        <w:tc>
+          <w:p>
+            <w:pPr>
+              <w:jc w:val="center"/>
+              <w:spacing w:before="60" w:after="60"/>
+            </w:pPr>
+            <w:r>
+              <w:rPr>
+                <w:rFonts w:ascii="Times New Roman" w:hAnsi="Times New Roman" w:cs="Times New Roman"/>
+                <w:sz w:val="24"/>
+              </w:rPr>
+              <w:t>3</w:t>
+            </w:r>
+          </w:p>
+        </w:tc>
+        <w:tc>
+          <w:p>
+            <w:pPr>
+              <w:jc w:val="center"/>
+              <w:spacing w:before="60" w:after="60"/>
+            </w:pPr>
+            <w:r>
+              <w:rPr>
+                <w:rFonts w:ascii="Times New Roman" w:hAnsi="Times New Roman" w:cs="Times New Roman"/>
+                <w:sz w:val="24"/>
+              </w:rPr>
+              <w:t>100%</w:t>
+            </w:r>
+          </w:p>
+        </w:tc>
+      </w:tr>
+    </w:tbl>
+    <w:p>
+      <w:pPr>
+        <w:spacing w:line="360" w:lineRule="auto" w:before="0" w:after="120"/>
+        <w:ind w:firstLine="0" w:left="0"/>
+        <w:jc w:val="left"/>
+      </w:pPr>
+      <w:r>
+        <w:rPr>
+          <w:rFonts w:ascii="Times New Roman" w:hAnsi="Times New Roman" w:cs="Times New Roman"/>
+          <w:b w:val="0"/>
+          <w:sz w:val="24"/>
+        </w:rPr>
+        <w:t>Fuente: Alvarado, L. (2026).</w:t>
+      </w:r>
+    </w:p>
+    <w:p>
+      <w:pPr>
+        <w:spacing w:line="360" w:lineRule="auto" w:before="0" w:after="120"/>
+        <w:ind w:firstLine="0" w:left="0"/>
+        <w:jc w:val="center"/>
+      </w:pPr>
+      <w:r>
+        <w:rPr>
+          <w:rFonts w:ascii="Times New Roman" w:hAnsi="Times New Roman" w:cs="Times New Roman"/>
+          <w:b/>
+          <w:sz w:val="24"/>
+        </w:rPr>
+        <w:t>[Insertar Gráfico 2 aquí: Impacto del tiempo de respuesta en la productividad]</w:t>
+      </w:r>
+    </w:p>
+    <w:p>
+      <w:pPr>
+        <w:spacing w:line="360" w:lineRule="auto" w:before="0" w:after="120"/>
+        <w:ind w:firstLine="0" w:left="0"/>
+        <w:jc w:val="left"/>
+      </w:pPr>
+      <w:r>
+        <w:rPr>
+          <w:rFonts w:ascii="Times New Roman" w:hAnsi="Times New Roman" w:cs="Times New Roman"/>
+          <w:b/>
+          <w:sz w:val="24"/>
+        </w:rPr>
+        <w:t>Análisis e Interpretación</w:t>
+      </w:r>
+    </w:p>
+    <w:p>
+      <w:pPr>
+        <w:spacing w:line="360" w:lineRule="auto" w:before="0" w:after="120"/>
+        <w:ind w:firstLine="720" w:left="0"/>
+        <w:jc w:val="both"/>
+      </w:pPr>
+      <w:r>
+        <w:rPr>
+          <w:rFonts w:ascii="Times New Roman" w:hAnsi="Times New Roman" w:cs="Times New Roman"/>
+          <w:b w:val="0"/>
+          <w:sz w:val="24"/>
+        </w:rPr>
+        <w:t>De acuerdo con los datos reflejados en el Cuadro 2, el 100% de la población encuestada considera que el tiempo de respuesta bajo la modalidad manual actual afecta negativamente la productividad diaria. Este resultado demuestra un consenso absoluto sobre los cuellos de botella generados por la dependencia de procesos no automatizados.</w:t>
+      </w:r>
+    </w:p>
+    <w:p>
+      <w:pPr>
+        <w:spacing w:line="360" w:lineRule="auto" w:before="0" w:after="120"/>
+        <w:ind w:firstLine="720" w:left="0"/>
+        <w:jc w:val="both"/>
+      </w:pPr>
+      <w:r>
+        <w:rPr>
+          <w:rFonts w:ascii="Times New Roman" w:hAnsi="Times New Roman" w:cs="Times New Roman"/>
+          <w:b w:val="0"/>
+          <w:sz w:val="24"/>
+        </w:rPr>
+        <w:t>Desde una perspectiva teórica, este hallazgo concuerda con lo expuesto por Kendall y Kendall (2011), quienes afirman que la automatización de procesos mediante sistemas de información es fundamental para agilizar las operaciones y eliminar las latencias inherentes a las tareas manuales. En el contexto de Inversiones Más Por Tu Oro 17 C.A., este resultado justifica la necesidad inminente de desarrollar módulos de atención y registro ágiles que maximicen la productividad de la gerencia y el personal operativo.</w:t>
+      </w:r>
+    </w:p>
+    <w:p>
+      <w:pPr>
+        <w:spacing w:line="360" w:lineRule="auto" w:before="0" w:after="120"/>
+        <w:ind w:firstLine="0" w:left="0"/>
+        <w:jc w:val="left"/>
+      </w:pPr>
+      <w:r>
+        <w:rPr>
+          <w:rFonts w:ascii="Times New Roman" w:hAnsi="Times New Roman" w:cs="Times New Roman"/>
+          <w:b/>
+          <w:sz w:val="24"/>
+        </w:rPr>
+        <w:t>Ítem 3. ¿Se han registrado discrepancias o inconsistencias en los cálculos de intereses y fechas de vencimiento bajo la modalidad manual?</w:t>
+      </w:r>
+    </w:p>
+    <w:p>
+      <w:pPr>
+        <w:spacing w:line="360" w:lineRule="auto" w:before="0" w:after="120"/>
+        <w:ind w:firstLine="0" w:left="0"/>
+        <w:jc w:val="center"/>
+      </w:pPr>
+      <w:r>
+        <w:rPr>
+          <w:rFonts w:ascii="Times New Roman" w:hAnsi="Times New Roman" w:cs="Times New Roman"/>
+          <w:b w:val="0"/>
+          <w:sz w:val="24"/>
+        </w:rPr>
+        <w:t>Cuadro 3</w:t>
+        <w:br/>
+        <w:t>Inconsistencias en cálculos de intereses y fechas</w:t>
+      </w:r>
+    </w:p>
+    <w:tbl>
+      <w:tblPr>
+        <w:tblBorders>
+          <w:top w:val="single" w:sz="4" w:space="0" w:color="000000"/>
+          <w:left w:val="single" w:sz="4" w:space="0" w:color="000000"/>
+          <w:bottom w:val="single" w:sz="4" w:space="0" w:color="000000"/>
+          <w:right w:val="single" w:sz="4" w:space="0" w:color="000000"/>
+          <w:insideH w:val="single" w:sz="4" w:space="0" w:color="000000"/>
+          <w:insideV w:val="single" w:sz="4" w:space="0" w:color="000000"/>
+        </w:tblBorders>
+        <w:tblW w:w="5000" w:type="pct"/>
+        <w:jc w:val="center"/>
+      </w:tblPr>
+      <w:tr>
+        <w:tc>
+          <w:p>
+            <w:pPr>
+              <w:jc w:val="center"/>
+              <w:spacing w:before="60" w:after="60"/>
+            </w:pPr>
+            <w:r>
+              <w:rPr>
+                <w:rFonts w:ascii="Times New Roman" w:hAnsi="Times New Roman" w:cs="Times New Roman"/>
+                <w:sz w:val="24"/>
+                <w:b/>
+              </w:rPr>
+              <w:t>Alternativa</w:t>
+            </w:r>
+          </w:p>
+        </w:tc>
+        <w:tc>
+          <w:p>
+            <w:pPr>
+              <w:jc w:val="center"/>
+              <w:spacing w:before="60" w:after="60"/>
+            </w:pPr>
+            <w:r>
+              <w:rPr>
+                <w:rFonts w:ascii="Times New Roman" w:hAnsi="Times New Roman" w:cs="Times New Roman"/>
+                <w:sz w:val="24"/>
+                <w:b/>
+              </w:rPr>
+              <w:t>Frecuencia Absoluta (ƒ)</w:t>
+            </w:r>
+          </w:p>
+        </w:tc>
+        <w:tc>
+          <w:p>
+            <w:pPr>
+              <w:jc w:val="center"/>
+              <w:spacing w:before="60" w:after="60"/>
+            </w:pPr>
+            <w:r>
+              <w:rPr>
+                <w:rFonts w:ascii="Times New Roman" w:hAnsi="Times New Roman" w:cs="Times New Roman"/>
+                <w:sz w:val="24"/>
+                <w:b/>
+              </w:rPr>
+              <w:t>Frecuencia Relativa (%)</w:t>
+            </w:r>
+          </w:p>
+        </w:tc>
+      </w:tr>
+      <w:tr>
+        <w:tc>
+          <w:p>
+            <w:pPr>
+              <w:jc w:val="center"/>
+              <w:spacing w:before="60" w:after="60"/>
+            </w:pPr>
+            <w:r>
+              <w:rPr>
+                <w:rFonts w:ascii="Times New Roman" w:hAnsi="Times New Roman" w:cs="Times New Roman"/>
+                <w:sz w:val="24"/>
+              </w:rPr>
+              <w:t>Sí</w:t>
+            </w:r>
+          </w:p>
+        </w:tc>
+        <w:tc>
+          <w:p>
+            <w:pPr>
+              <w:jc w:val="center"/>
+              <w:spacing w:before="60" w:after="60"/>
+            </w:pPr>
+            <w:r>
+              <w:rPr>
+                <w:rFonts w:ascii="Times New Roman" w:hAnsi="Times New Roman" w:cs="Times New Roman"/>
+                <w:sz w:val="24"/>
+              </w:rPr>
+              <w:t>3</w:t>
+            </w:r>
+          </w:p>
+        </w:tc>
+        <w:tc>
+          <w:p>
+            <w:pPr>
+              <w:jc w:val="center"/>
+              <w:spacing w:before="60" w:after="60"/>
+            </w:pPr>
+            <w:r>
+              <w:rPr>
+                <w:rFonts w:ascii="Times New Roman" w:hAnsi="Times New Roman" w:cs="Times New Roman"/>
+                <w:sz w:val="24"/>
+              </w:rPr>
+              <w:t>100%</w:t>
+            </w:r>
+          </w:p>
+        </w:tc>
+      </w:tr>
+      <w:tr>
+        <w:tc>
+          <w:p>
+            <w:pPr>
+              <w:jc w:val="center"/>
+              <w:spacing w:before="60" w:after="60"/>
+            </w:pPr>
+            <w:r>
+              <w:rPr>
+                <w:rFonts w:ascii="Times New Roman" w:hAnsi="Times New Roman" w:cs="Times New Roman"/>
+                <w:sz w:val="24"/>
+              </w:rPr>
+              <w:t>No</w:t>
+            </w:r>
+          </w:p>
+        </w:tc>
+        <w:tc>
+          <w:p>
+            <w:pPr>
+              <w:jc w:val="center"/>
+              <w:spacing w:before="60" w:after="60"/>
+            </w:pPr>
+            <w:r>
+              <w:rPr>
+                <w:rFonts w:ascii="Times New Roman" w:hAnsi="Times New Roman" w:cs="Times New Roman"/>
+                <w:sz w:val="24"/>
+              </w:rPr>
+              <w:t>0</w:t>
+            </w:r>
+          </w:p>
+        </w:tc>
+        <w:tc>
+          <w:p>
+            <w:pPr>
+              <w:jc w:val="center"/>
+              <w:spacing w:before="60" w:after="60"/>
+            </w:pPr>
+            <w:r>
+              <w:rPr>
+                <w:rFonts w:ascii="Times New Roman" w:hAnsi="Times New Roman" w:cs="Times New Roman"/>
+                <w:sz w:val="24"/>
+              </w:rPr>
+              <w:t>0%</w:t>
+            </w:r>
+          </w:p>
+        </w:tc>
+      </w:tr>
+      <w:tr>
+        <w:tc>
+          <w:p>
+            <w:pPr>
+              <w:jc w:val="center"/>
+              <w:spacing w:before="60" w:after="60"/>
+            </w:pPr>
+            <w:r>
+              <w:rPr>
+                <w:rFonts w:ascii="Times New Roman" w:hAnsi="Times New Roman" w:cs="Times New Roman"/>
+                <w:sz w:val="24"/>
+              </w:rPr>
+              <w:t>Total</w:t>
+            </w:r>
+          </w:p>
+        </w:tc>
+        <w:tc>
+          <w:p>
+            <w:pPr>
+              <w:jc w:val="center"/>
+              <w:spacing w:before="60" w:after="60"/>
+            </w:pPr>
+            <w:r>
+              <w:rPr>
+                <w:rFonts w:ascii="Times New Roman" w:hAnsi="Times New Roman" w:cs="Times New Roman"/>
+                <w:sz w:val="24"/>
+              </w:rPr>
+              <w:t>3</w:t>
+            </w:r>
+          </w:p>
+        </w:tc>
+        <w:tc>
+          <w:p>
+            <w:pPr>
+              <w:jc w:val="center"/>
+              <w:spacing w:before="60" w:after="60"/>
+            </w:pPr>
+            <w:r>
+              <w:rPr>
+                <w:rFonts w:ascii="Times New Roman" w:hAnsi="Times New Roman" w:cs="Times New Roman"/>
+                <w:sz w:val="24"/>
+              </w:rPr>
+              <w:t>100%</w:t>
+            </w:r>
+          </w:p>
+        </w:tc>
+      </w:tr>
+    </w:tbl>
+    <w:p>
+      <w:pPr>
+        <w:spacing w:line="360" w:lineRule="auto" w:before="0" w:after="120"/>
+        <w:ind w:firstLine="0" w:left="0"/>
+        <w:jc w:val="left"/>
+      </w:pPr>
+      <w:r>
+        <w:rPr>
+          <w:rFonts w:ascii="Times New Roman" w:hAnsi="Times New Roman" w:cs="Times New Roman"/>
+          <w:b w:val="0"/>
+          <w:sz w:val="24"/>
+        </w:rPr>
+        <w:t>Fuente: Alvarado, L. (2026).</w:t>
+      </w:r>
+    </w:p>
+    <w:p>
+      <w:pPr>
+        <w:spacing w:line="360" w:lineRule="auto" w:before="0" w:after="120"/>
+        <w:ind w:firstLine="0" w:left="0"/>
+        <w:jc w:val="center"/>
+      </w:pPr>
+      <w:r>
+        <w:rPr>
+          <w:rFonts w:ascii="Times New Roman" w:hAnsi="Times New Roman" w:cs="Times New Roman"/>
+          <w:b/>
+          <w:sz w:val="24"/>
+        </w:rPr>
+        <w:t>[Insertar Gráfico 3 aquí: Inconsistencias en cálculos de intereses y fechas]</w:t>
+      </w:r>
+    </w:p>
+    <w:p>
+      <w:pPr>
+        <w:spacing w:line="360" w:lineRule="auto" w:before="0" w:after="120"/>
+        <w:ind w:firstLine="0" w:left="0"/>
+        <w:jc w:val="left"/>
+      </w:pPr>
+      <w:r>
+        <w:rPr>
+          <w:rFonts w:ascii="Times New Roman" w:hAnsi="Times New Roman" w:cs="Times New Roman"/>
+          <w:b/>
+          <w:sz w:val="24"/>
+        </w:rPr>
+        <w:t>Análisis e Interpretación</w:t>
+      </w:r>
+    </w:p>
+    <w:p>
+      <w:pPr>
+        <w:spacing w:line="360" w:lineRule="auto" w:before="0" w:after="120"/>
+        <w:ind w:firstLine="720" w:left="0"/>
+        <w:jc w:val="both"/>
+      </w:pPr>
+      <w:r>
+        <w:rPr>
+          <w:rFonts w:ascii="Times New Roman" w:hAnsi="Times New Roman" w:cs="Times New Roman"/>
+          <w:b w:val="0"/>
+          <w:sz w:val="24"/>
+        </w:rPr>
+        <w:t>El Cuadro 3 muestra que la totalidad de los encuestados (100%) ha registrado discrepancias o inconsistencias en los cálculos de intereses y fechas de vencimiento al utilizar el modelo de trabajo actual. Esta homogeneidad en las respuestas subraya una vulnerabilidad crítica en la exactitud financiera de la empresa.</w:t>
+      </w:r>
+    </w:p>
+    <w:p>
+      <w:pPr>
+        <w:spacing w:line="360" w:lineRule="auto" w:before="0" w:after="120"/>
+        <w:ind w:firstLine="720" w:left="0"/>
+        <w:jc w:val="both"/>
+      </w:pPr>
+      <w:r>
+        <w:rPr>
+          <w:rFonts w:ascii="Times New Roman" w:hAnsi="Times New Roman" w:cs="Times New Roman"/>
+          <w:b w:val="0"/>
+          <w:sz w:val="24"/>
+        </w:rPr>
+        <w:t>Como señala Date (2004), los sistemas de bases de datos relacionales son esenciales para garantizar la consistencia y la integridad referencial de la información, previniendo los errores de cálculo humano y la sobreescritura accidental. Para el control de préstamos prendarios, donde la precisión de las tasas de interés es vital, la ausencia de un algoritmo de cálculo automatizado representa un riesgo operativo que el nuevo sistema propuesto logrará mitigar estructuralmente.</w:t>
+      </w:r>
+    </w:p>
+    <w:p>
+      <w:pPr>
+        <w:spacing w:line="360" w:lineRule="auto" w:before="0" w:after="120"/>
+        <w:ind w:firstLine="0" w:left="0"/>
+        <w:jc w:val="left"/>
+      </w:pPr>
+      <w:r>
+        <w:rPr>
+          <w:rFonts w:ascii="Times New Roman" w:hAnsi="Times New Roman" w:cs="Times New Roman"/>
+          <w:b/>
+          <w:sz w:val="24"/>
+        </w:rPr>
+        <w:t>Ítem 4. ¿Dispone la empresa de mecanismos automatizados de respaldo para proteger la información frente a fallos del sistema o sobreescrituras?</w:t>
+      </w:r>
+    </w:p>
+    <w:p>
+      <w:pPr>
+        <w:spacing w:line="360" w:lineRule="auto" w:before="0" w:after="120"/>
+        <w:ind w:firstLine="0" w:left="0"/>
+        <w:jc w:val="center"/>
+      </w:pPr>
+      <w:r>
+        <w:rPr>
+          <w:rFonts w:ascii="Times New Roman" w:hAnsi="Times New Roman" w:cs="Times New Roman"/>
+          <w:b w:val="0"/>
+          <w:sz w:val="24"/>
+        </w:rPr>
+        <w:t>Cuadro 4</w:t>
+        <w:br/>
+        <w:t>Mecanismos automatizados de respaldo de información</w:t>
+      </w:r>
+    </w:p>
+    <w:tbl>
+      <w:tblPr>
+        <w:tblBorders>
+          <w:top w:val="single" w:sz="4" w:space="0" w:color="000000"/>
+          <w:left w:val="single" w:sz="4" w:space="0" w:color="000000"/>
+          <w:bottom w:val="single" w:sz="4" w:space="0" w:color="000000"/>
+          <w:right w:val="single" w:sz="4" w:space="0" w:color="000000"/>
+          <w:insideH w:val="single" w:sz="4" w:space="0" w:color="000000"/>
+          <w:insideV w:val="single" w:sz="4" w:space="0" w:color="000000"/>
+        </w:tblBorders>
+        <w:tblW w:w="5000" w:type="pct"/>
+        <w:jc w:val="center"/>
+      </w:tblPr>
+      <w:tr>
+        <w:tc>
+          <w:p>
+            <w:pPr>
+              <w:jc w:val="center"/>
+              <w:spacing w:before="60" w:after="60"/>
+            </w:pPr>
+            <w:r>
+              <w:rPr>
+                <w:rFonts w:ascii="Times New Roman" w:hAnsi="Times New Roman" w:cs="Times New Roman"/>
+                <w:sz w:val="24"/>
+                <w:b/>
+              </w:rPr>
+              <w:t>Alternativa</w:t>
+            </w:r>
+          </w:p>
+        </w:tc>
+        <w:tc>
+          <w:p>
+            <w:pPr>
+              <w:jc w:val="center"/>
+              <w:spacing w:before="60" w:after="60"/>
+            </w:pPr>
+            <w:r>
+              <w:rPr>
+                <w:rFonts w:ascii="Times New Roman" w:hAnsi="Times New Roman" w:cs="Times New Roman"/>
+                <w:sz w:val="24"/>
+                <w:b/>
+              </w:rPr>
+              <w:t>Frecuencia Absoluta (ƒ)</w:t>
+            </w:r>
+          </w:p>
+        </w:tc>
+        <w:tc>
+          <w:p>
+            <w:pPr>
+              <w:jc w:val="center"/>
+              <w:spacing w:before="60" w:after="60"/>
+            </w:pPr>
+            <w:r>
+              <w:rPr>
+                <w:rFonts w:ascii="Times New Roman" w:hAnsi="Times New Roman" w:cs="Times New Roman"/>
+                <w:sz w:val="24"/>
+                <w:b/>
+              </w:rPr>
+              <w:t>Frecuencia Relativa (%)</w:t>
+            </w:r>
+          </w:p>
+        </w:tc>
+      </w:tr>
+      <w:tr>
+        <w:tc>
+          <w:p>
+            <w:pPr>
+              <w:jc w:val="center"/>
+              <w:spacing w:before="60" w:after="60"/>
+            </w:pPr>
+            <w:r>
+              <w:rPr>
+                <w:rFonts w:ascii="Times New Roman" w:hAnsi="Times New Roman" w:cs="Times New Roman"/>
+                <w:sz w:val="24"/>
+              </w:rPr>
+              <w:t>Sí</w:t>
+            </w:r>
+          </w:p>
+        </w:tc>
+        <w:tc>
+          <w:p>
+            <w:pPr>
+              <w:jc w:val="center"/>
+              <w:spacing w:before="60" w:after="60"/>
+            </w:pPr>
+            <w:r>
+              <w:rPr>
+                <w:rFonts w:ascii="Times New Roman" w:hAnsi="Times New Roman" w:cs="Times New Roman"/>
+                <w:sz w:val="24"/>
+              </w:rPr>
+              <w:t>0</w:t>
+            </w:r>
+          </w:p>
+        </w:tc>
+        <w:tc>
+          <w:p>
+            <w:pPr>
+              <w:jc w:val="center"/>
+              <w:spacing w:before="60" w:after="60"/>
+            </w:pPr>
+            <w:r>
+              <w:rPr>
+                <w:rFonts w:ascii="Times New Roman" w:hAnsi="Times New Roman" w:cs="Times New Roman"/>
+                <w:sz w:val="24"/>
+              </w:rPr>
+              <w:t>0%</w:t>
+            </w:r>
+          </w:p>
+        </w:tc>
+      </w:tr>
+      <w:tr>
+        <w:tc>
+          <w:p>
+            <w:pPr>
+              <w:jc w:val="center"/>
+              <w:spacing w:before="60" w:after="60"/>
+            </w:pPr>
+            <w:r>
+              <w:rPr>
+                <w:rFonts w:ascii="Times New Roman" w:hAnsi="Times New Roman" w:cs="Times New Roman"/>
+                <w:sz w:val="24"/>
+              </w:rPr>
+              <w:t>No</w:t>
+            </w:r>
+          </w:p>
+        </w:tc>
+        <w:tc>
+          <w:p>
+            <w:pPr>
+              <w:jc w:val="center"/>
+              <w:spacing w:before="60" w:after="60"/>
+            </w:pPr>
+            <w:r>
+              <w:rPr>
+                <w:rFonts w:ascii="Times New Roman" w:hAnsi="Times New Roman" w:cs="Times New Roman"/>
+                <w:sz w:val="24"/>
+              </w:rPr>
+              <w:t>3</w:t>
+            </w:r>
+          </w:p>
+        </w:tc>
+        <w:tc>
+          <w:p>
+            <w:pPr>
+              <w:jc w:val="center"/>
+              <w:spacing w:before="60" w:after="60"/>
+            </w:pPr>
+            <w:r>
+              <w:rPr>
+                <w:rFonts w:ascii="Times New Roman" w:hAnsi="Times New Roman" w:cs="Times New Roman"/>
+                <w:sz w:val="24"/>
+              </w:rPr>
+              <w:t>100%</w:t>
+            </w:r>
+          </w:p>
+        </w:tc>
+      </w:tr>
+      <w:tr>
+        <w:tc>
+          <w:p>
+            <w:pPr>
+              <w:jc w:val="center"/>
+              <w:spacing w:before="60" w:after="60"/>
+            </w:pPr>
+            <w:r>
+              <w:rPr>
+                <w:rFonts w:ascii="Times New Roman" w:hAnsi="Times New Roman" w:cs="Times New Roman"/>
+                <w:sz w:val="24"/>
+              </w:rPr>
+              <w:t>Total</w:t>
+            </w:r>
+          </w:p>
+        </w:tc>
+        <w:tc>
+          <w:p>
+            <w:pPr>
+              <w:jc w:val="center"/>
+              <w:spacing w:before="60" w:after="60"/>
+            </w:pPr>
+            <w:r>
+              <w:rPr>
+                <w:rFonts w:ascii="Times New Roman" w:hAnsi="Times New Roman" w:cs="Times New Roman"/>
+                <w:sz w:val="24"/>
+              </w:rPr>
+              <w:t>3</w:t>
+            </w:r>
+          </w:p>
+        </w:tc>
+        <w:tc>
+          <w:p>
+            <w:pPr>
+              <w:jc w:val="center"/>
+              <w:spacing w:before="60" w:after="60"/>
+            </w:pPr>
+            <w:r>
+              <w:rPr>
+                <w:rFonts w:ascii="Times New Roman" w:hAnsi="Times New Roman" w:cs="Times New Roman"/>
+                <w:sz w:val="24"/>
+              </w:rPr>
+              <w:t>100%</w:t>
+            </w:r>
+          </w:p>
+        </w:tc>
+      </w:tr>
+    </w:tbl>
+    <w:p>
+      <w:pPr>
+        <w:spacing w:line="360" w:lineRule="auto" w:before="0" w:after="120"/>
+        <w:ind w:firstLine="0" w:left="0"/>
+        <w:jc w:val="left"/>
+      </w:pPr>
+      <w:r>
+        <w:rPr>
+          <w:rFonts w:ascii="Times New Roman" w:hAnsi="Times New Roman" w:cs="Times New Roman"/>
+          <w:b w:val="0"/>
+          <w:sz w:val="24"/>
+        </w:rPr>
+        <w:t>Fuente: Alvarado, L. (2026).</w:t>
+      </w:r>
+    </w:p>
+    <w:p>
+      <w:pPr>
+        <w:spacing w:line="360" w:lineRule="auto" w:before="0" w:after="120"/>
+        <w:ind w:firstLine="0" w:left="0"/>
+        <w:jc w:val="center"/>
+      </w:pPr>
+      <w:r>
+        <w:rPr>
+          <w:rFonts w:ascii="Times New Roman" w:hAnsi="Times New Roman" w:cs="Times New Roman"/>
+          <w:b/>
+          <w:sz w:val="24"/>
+        </w:rPr>
+        <w:t>[Insertar Gráfico 4 aquí: Mecanismos automatizados de respaldo de información]</w:t>
+      </w:r>
+    </w:p>
+    <w:p>
+      <w:pPr>
+        <w:spacing w:line="360" w:lineRule="auto" w:before="0" w:after="120"/>
+        <w:ind w:firstLine="0" w:left="0"/>
+        <w:jc w:val="left"/>
+      </w:pPr>
+      <w:r>
+        <w:rPr>
+          <w:rFonts w:ascii="Times New Roman" w:hAnsi="Times New Roman" w:cs="Times New Roman"/>
+          <w:b/>
+          <w:sz w:val="24"/>
+        </w:rPr>
+        <w:t>Análisis e Interpretación</w:t>
+      </w:r>
+    </w:p>
+    <w:p>
+      <w:pPr>
+        <w:spacing w:line="360" w:lineRule="auto" w:before="0" w:after="120"/>
+        <w:ind w:firstLine="720" w:left="0"/>
+        <w:jc w:val="both"/>
+      </w:pPr>
+      <w:r>
+        <w:rPr>
+          <w:rFonts w:ascii="Times New Roman" w:hAnsi="Times New Roman" w:cs="Times New Roman"/>
+          <w:b w:val="0"/>
+          <w:sz w:val="24"/>
+        </w:rPr>
+        <w:t>Como se observa en el Cuadro 4, el 100% de la muestra afirma contundentemente que la empresa no dispone en la actualidad de mecanismos automatizados de respaldo para proteger sus datos financieros y operativos frente a fallos o sobreescrituras. Este diagnóstico revela una deficiencia severa en los protocolos de seguridad de la información.</w:t>
+      </w:r>
+    </w:p>
+    <w:p>
+      <w:pPr>
+        <w:spacing w:line="360" w:lineRule="auto" w:before="0" w:after="120"/>
+        <w:ind w:firstLine="720" w:left="0"/>
+        <w:jc w:val="both"/>
+      </w:pPr>
+      <w:r>
+        <w:rPr>
+          <w:rFonts w:ascii="Times New Roman" w:hAnsi="Times New Roman" w:cs="Times New Roman"/>
+          <w:b w:val="0"/>
+          <w:sz w:val="24"/>
+        </w:rPr>
+        <w:t>De acuerdo con los lineamientos de seguridad y privacidad, las organizaciones deben velar por la integridad y resguardo de sus activos de información crítica. La carencia absoluta de respaldos justifica plenamente la arquitectura del sistema propuesto, el cual incluirá rutinas automatizadas de salvaguarda de la base de datos relacional, protegiendo así los registros de empeños y el inventario físico de metales preciosos ante cualquier contingencia técnica.</w:t>
+      </w:r>
+    </w:p>
+    <w:p>
+      <w:pPr>
+        <w:spacing w:line="360" w:lineRule="auto" w:before="0" w:after="120"/>
+        <w:ind w:firstLine="0" w:left="0"/>
+        <w:jc w:val="left"/>
+      </w:pPr>
+      <w:r>
+        <w:rPr>
+          <w:rFonts w:ascii="Times New Roman" w:hAnsi="Times New Roman" w:cs="Times New Roman"/>
+          <w:b/>
+          <w:sz w:val="24"/>
+        </w:rPr>
+        <w:t>Ítem 5. ¿Es fundamental un sistema centralizado para la trazabilidad?</w:t>
+      </w:r>
+    </w:p>
+    <w:p>
+      <w:pPr>
+        <w:spacing w:line="360" w:lineRule="auto" w:before="0" w:after="120"/>
+        <w:ind w:firstLine="0" w:left="0"/>
+        <w:jc w:val="center"/>
+      </w:pPr>
+      <w:r>
+        <w:rPr>
+          <w:rFonts w:ascii="Times New Roman" w:hAnsi="Times New Roman" w:cs="Times New Roman"/>
+          <w:b w:val="0"/>
+          <w:sz w:val="24"/>
+        </w:rPr>
+        <w:t>Cuadro 5</w:t>
+        <w:br/>
+        <w:t>Importancia de un sistema centralizado para trazabilidad</w:t>
+      </w:r>
+    </w:p>
+    <w:tbl>
+      <w:tblPr>
+        <w:tblBorders>
+          <w:top w:val="single" w:sz="4" w:space="0" w:color="000000"/>
+          <w:left w:val="single" w:sz="4" w:space="0" w:color="000000"/>
+          <w:bottom w:val="single" w:sz="4" w:space="0" w:color="000000"/>
+          <w:right w:val="single" w:sz="4" w:space="0" w:color="000000"/>
+          <w:insideH w:val="single" w:sz="4" w:space="0" w:color="000000"/>
+          <w:insideV w:val="single" w:sz="4" w:space="0" w:color="000000"/>
+        </w:tblBorders>
+        <w:tblW w:w="5000" w:type="pct"/>
+        <w:jc w:val="center"/>
+      </w:tblPr>
+      <w:tr>
+        <w:tc>
+          <w:p>
+            <w:pPr>
+              <w:jc w:val="center"/>
+              <w:spacing w:before="60" w:after="60"/>
+            </w:pPr>
+            <w:r>
+              <w:rPr>
+                <w:rFonts w:ascii="Times New Roman" w:hAnsi="Times New Roman" w:cs="Times New Roman"/>
+                <w:sz w:val="24"/>
+                <w:b/>
+              </w:rPr>
+              <w:t>Alternativa</w:t>
+            </w:r>
+          </w:p>
+        </w:tc>
+        <w:tc>
+          <w:p>
+            <w:pPr>
+              <w:jc w:val="center"/>
+              <w:spacing w:before="60" w:after="60"/>
+            </w:pPr>
+            <w:r>
+              <w:rPr>
+                <w:rFonts w:ascii="Times New Roman" w:hAnsi="Times New Roman" w:cs="Times New Roman"/>
+                <w:sz w:val="24"/>
+                <w:b/>
+              </w:rPr>
+              <w:t>Frecuencia Absoluta (ƒ)</w:t>
+            </w:r>
+          </w:p>
+        </w:tc>
+        <w:tc>
+          <w:p>
+            <w:pPr>
+              <w:jc w:val="center"/>
+              <w:spacing w:before="60" w:after="60"/>
+            </w:pPr>
+            <w:r>
+              <w:rPr>
+                <w:rFonts w:ascii="Times New Roman" w:hAnsi="Times New Roman" w:cs="Times New Roman"/>
+                <w:sz w:val="24"/>
+                <w:b/>
+              </w:rPr>
+              <w:t>Frecuencia Relativa (%)</w:t>
+            </w:r>
+          </w:p>
+        </w:tc>
+      </w:tr>
+      <w:tr>
+        <w:tc>
+          <w:p>
+            <w:pPr>
+              <w:jc w:val="center"/>
+              <w:spacing w:before="60" w:after="60"/>
+            </w:pPr>
+            <w:r>
+              <w:rPr>
+                <w:rFonts w:ascii="Times New Roman" w:hAnsi="Times New Roman" w:cs="Times New Roman"/>
+                <w:sz w:val="24"/>
+              </w:rPr>
+              <w:t>Sí</w:t>
+            </w:r>
+          </w:p>
+        </w:tc>
+        <w:tc>
+          <w:p>
+            <w:pPr>
+              <w:jc w:val="center"/>
+              <w:spacing w:before="60" w:after="60"/>
+            </w:pPr>
+            <w:r>
+              <w:rPr>
+                <w:rFonts w:ascii="Times New Roman" w:hAnsi="Times New Roman" w:cs="Times New Roman"/>
+                <w:sz w:val="24"/>
+              </w:rPr>
+              <w:t>3</w:t>
+            </w:r>
+          </w:p>
+        </w:tc>
+        <w:tc>
+          <w:p>
+            <w:pPr>
+              <w:jc w:val="center"/>
+              <w:spacing w:before="60" w:after="60"/>
+            </w:pPr>
+            <w:r>
+              <w:rPr>
+                <w:rFonts w:ascii="Times New Roman" w:hAnsi="Times New Roman" w:cs="Times New Roman"/>
+                <w:sz w:val="24"/>
+              </w:rPr>
+              <w:t>100%</w:t>
+            </w:r>
+          </w:p>
+        </w:tc>
+      </w:tr>
+      <w:tr>
+        <w:tc>
+          <w:p>
+            <w:pPr>
+              <w:jc w:val="center"/>
+              <w:spacing w:before="60" w:after="60"/>
+            </w:pPr>
+            <w:r>
+              <w:rPr>
+                <w:rFonts w:ascii="Times New Roman" w:hAnsi="Times New Roman" w:cs="Times New Roman"/>
+                <w:sz w:val="24"/>
+              </w:rPr>
+              <w:t>No</w:t>
+            </w:r>
+          </w:p>
+        </w:tc>
+        <w:tc>
+          <w:p>
+            <w:pPr>
+              <w:jc w:val="center"/>
+              <w:spacing w:before="60" w:after="60"/>
+            </w:pPr>
+            <w:r>
+              <w:rPr>
+                <w:rFonts w:ascii="Times New Roman" w:hAnsi="Times New Roman" w:cs="Times New Roman"/>
+                <w:sz w:val="24"/>
+              </w:rPr>
+              <w:t>0</w:t>
+            </w:r>
+          </w:p>
+        </w:tc>
+        <w:tc>
+          <w:p>
+            <w:pPr>
+              <w:jc w:val="center"/>
+              <w:spacing w:before="60" w:after="60"/>
+            </w:pPr>
+            <w:r>
+              <w:rPr>
+                <w:rFonts w:ascii="Times New Roman" w:hAnsi="Times New Roman" w:cs="Times New Roman"/>
+                <w:sz w:val="24"/>
+              </w:rPr>
+              <w:t>0%</w:t>
+            </w:r>
+          </w:p>
+        </w:tc>
+      </w:tr>
+      <w:tr>
+        <w:tc>
+          <w:p>
+            <w:pPr>
+              <w:jc w:val="center"/>
+              <w:spacing w:before="60" w:after="60"/>
+            </w:pPr>
+            <w:r>
+              <w:rPr>
+                <w:rFonts w:ascii="Times New Roman" w:hAnsi="Times New Roman" w:cs="Times New Roman"/>
+                <w:sz w:val="24"/>
+              </w:rPr>
+              <w:t>Total</w:t>
+            </w:r>
+          </w:p>
+        </w:tc>
+        <w:tc>
+          <w:p>
+            <w:pPr>
+              <w:jc w:val="center"/>
+              <w:spacing w:before="60" w:after="60"/>
+            </w:pPr>
+            <w:r>
+              <w:rPr>
+                <w:rFonts w:ascii="Times New Roman" w:hAnsi="Times New Roman" w:cs="Times New Roman"/>
+                <w:sz w:val="24"/>
+              </w:rPr>
+              <w:t>3</w:t>
+            </w:r>
+          </w:p>
+        </w:tc>
+        <w:tc>
+          <w:p>
+            <w:pPr>
+              <w:jc w:val="center"/>
+              <w:spacing w:before="60" w:after="60"/>
+            </w:pPr>
+            <w:r>
+              <w:rPr>
+                <w:rFonts w:ascii="Times New Roman" w:hAnsi="Times New Roman" w:cs="Times New Roman"/>
+                <w:sz w:val="24"/>
+              </w:rPr>
+              <w:t>100%</w:t>
+            </w:r>
+          </w:p>
+        </w:tc>
+      </w:tr>
+    </w:tbl>
+    <w:p>
+      <w:pPr>
+        <w:spacing w:line="360" w:lineRule="auto" w:before="0" w:after="120"/>
+        <w:ind w:firstLine="0" w:left="0"/>
+        <w:jc w:val="left"/>
+      </w:pPr>
+      <w:r>
+        <w:rPr>
+          <w:rFonts w:ascii="Times New Roman" w:hAnsi="Times New Roman" w:cs="Times New Roman"/>
+          <w:b w:val="0"/>
+          <w:sz w:val="24"/>
+        </w:rPr>
+        <w:t>Fuente: Alvarado, L. (2026).</w:t>
+      </w:r>
+    </w:p>
+    <w:p>
+      <w:pPr>
+        <w:spacing w:line="360" w:lineRule="auto" w:before="0" w:after="120"/>
+        <w:ind w:firstLine="0" w:left="0"/>
+        <w:jc w:val="center"/>
+      </w:pPr>
+      <w:r>
+        <w:rPr>
+          <w:rFonts w:ascii="Times New Roman" w:hAnsi="Times New Roman" w:cs="Times New Roman"/>
+          <w:b/>
+          <w:sz w:val="24"/>
+        </w:rPr>
+        <w:t>[Insertar Gráfico 5 aquí: Importancia de un sistema centralizado para trazabilidad]</w:t>
+      </w:r>
+    </w:p>
+    <w:p>
+      <w:pPr>
+        <w:spacing w:line="360" w:lineRule="auto" w:before="0" w:after="120"/>
+        <w:ind w:firstLine="0" w:left="0"/>
+        <w:jc w:val="left"/>
+      </w:pPr>
+      <w:r>
+        <w:rPr>
+          <w:rFonts w:ascii="Times New Roman" w:hAnsi="Times New Roman" w:cs="Times New Roman"/>
+          <w:b/>
+          <w:sz w:val="24"/>
+        </w:rPr>
+        <w:t>Análisis e Interpretación</w:t>
+      </w:r>
+    </w:p>
+    <w:p>
+      <w:pPr>
+        <w:spacing w:line="360" w:lineRule="auto" w:before="0" w:after="120"/>
+        <w:ind w:firstLine="720" w:left="0"/>
+        <w:jc w:val="both"/>
+      </w:pPr>
+      <w:r>
+        <w:rPr>
+          <w:rFonts w:ascii="Times New Roman" w:hAnsi="Times New Roman" w:cs="Times New Roman"/>
+          <w:b w:val="0"/>
+          <w:sz w:val="24"/>
+        </w:rPr>
+        <w:t>Los resultados expuestos en el Cuadro 5 indican que el 100% del personal encuestado considera que es fundamental contar con un sistema centralizado para garantizar la trazabilidad de las operaciones comerciales. Esta percepción unánime corrobora el postulado teórico sobre la eficiencia estructural organizacional.</w:t>
+      </w:r>
+    </w:p>
+    <w:p>
+      <w:pPr>
+        <w:spacing w:line="360" w:lineRule="auto" w:before="0" w:after="120"/>
+        <w:ind w:firstLine="720" w:left="0"/>
+        <w:jc w:val="both"/>
+      </w:pPr>
+      <w:r>
+        <w:rPr>
+          <w:rFonts w:ascii="Times New Roman" w:hAnsi="Times New Roman" w:cs="Times New Roman"/>
+          <w:b w:val="0"/>
+          <w:sz w:val="24"/>
+        </w:rPr>
+        <w:t>Según la perspectiva de teóricos como Laudon y Laudon (2012), los sistemas de información deben transformar datos dispersos en repositorios centralizados para apoyar eficazmente el control organizacional. Para Inversiones Más Por Tu Oro 17 C.A., la trazabilidad exacta de cuándo ingresa una joya como garantía y cuándo se liquida el préstamo es el núcleo del negocio. Este resultado valida la arquitectura centralizada del diseño propuesto, superando la gran limitante actual de operar mediante múltiples archivos de ofimática fragmentados.</w:t>
+      </w:r>
+    </w:p>
+    <w:p>
+      <w:pPr>
+        <w:spacing w:line="360" w:lineRule="auto" w:before="0" w:after="120"/>
+        <w:ind w:firstLine="0" w:left="0"/>
+        <w:jc w:val="left"/>
+      </w:pPr>
+      <w:r>
+        <w:rPr>
+          <w:rFonts w:ascii="Times New Roman" w:hAnsi="Times New Roman" w:cs="Times New Roman"/>
+          <w:b/>
+          <w:sz w:val="24"/>
+        </w:rPr>
+        <w:t>Ítem 6. ¿Deben las interfaces ser intuitivas para facilitar el uso?</w:t>
+      </w:r>
+    </w:p>
+    <w:p>
+      <w:pPr>
+        <w:spacing w:line="360" w:lineRule="auto" w:before="0" w:after="120"/>
+        <w:ind w:firstLine="0" w:left="0"/>
+        <w:jc w:val="center"/>
+      </w:pPr>
+      <w:r>
+        <w:rPr>
+          <w:rFonts w:ascii="Times New Roman" w:hAnsi="Times New Roman" w:cs="Times New Roman"/>
+          <w:b w:val="0"/>
+          <w:sz w:val="24"/>
+        </w:rPr>
+        <w:t>Cuadro 6</w:t>
+        <w:br/>
+        <w:t>Necesidad de interfaces intuitivas</w:t>
+      </w:r>
+    </w:p>
+    <w:tbl>
+      <w:tblPr>
+        <w:tblBorders>
+          <w:top w:val="single" w:sz="4" w:space="0" w:color="000000"/>
+          <w:left w:val="single" w:sz="4" w:space="0" w:color="000000"/>
+          <w:bottom w:val="single" w:sz="4" w:space="0" w:color="000000"/>
+          <w:right w:val="single" w:sz="4" w:space="0" w:color="000000"/>
+          <w:insideH w:val="single" w:sz="4" w:space="0" w:color="000000"/>
+          <w:insideV w:val="single" w:sz="4" w:space="0" w:color="000000"/>
+        </w:tblBorders>
+        <w:tblW w:w="5000" w:type="pct"/>
+        <w:jc w:val="center"/>
+      </w:tblPr>
+      <w:tr>
+        <w:tc>
+          <w:p>
+            <w:pPr>
+              <w:jc w:val="center"/>
+              <w:spacing w:before="60" w:after="60"/>
+            </w:pPr>
+            <w:r>
+              <w:rPr>
+                <w:rFonts w:ascii="Times New Roman" w:hAnsi="Times New Roman" w:cs="Times New Roman"/>
+                <w:sz w:val="24"/>
+                <w:b/>
+              </w:rPr>
+              <w:t>Alternativa</w:t>
+            </w:r>
+          </w:p>
+        </w:tc>
+        <w:tc>
+          <w:p>
+            <w:pPr>
+              <w:jc w:val="center"/>
+              <w:spacing w:before="60" w:after="60"/>
+            </w:pPr>
+            <w:r>
+              <w:rPr>
+                <w:rFonts w:ascii="Times New Roman" w:hAnsi="Times New Roman" w:cs="Times New Roman"/>
+                <w:sz w:val="24"/>
+                <w:b/>
+              </w:rPr>
+              <w:t>Frecuencia Absoluta (ƒ)</w:t>
+            </w:r>
+          </w:p>
+        </w:tc>
+        <w:tc>
+          <w:p>
+            <w:pPr>
+              <w:jc w:val="center"/>
+              <w:spacing w:before="60" w:after="60"/>
+            </w:pPr>
+            <w:r>
+              <w:rPr>
+                <w:rFonts w:ascii="Times New Roman" w:hAnsi="Times New Roman" w:cs="Times New Roman"/>
+                <w:sz w:val="24"/>
+                <w:b/>
+              </w:rPr>
+              <w:t>Frecuencia Relativa (%)</w:t>
+            </w:r>
+          </w:p>
+        </w:tc>
+      </w:tr>
+      <w:tr>
+        <w:tc>
+          <w:p>
+            <w:pPr>
+              <w:jc w:val="center"/>
+              <w:spacing w:before="60" w:after="60"/>
+            </w:pPr>
+            <w:r>
+              <w:rPr>
+                <w:rFonts w:ascii="Times New Roman" w:hAnsi="Times New Roman" w:cs="Times New Roman"/>
+                <w:sz w:val="24"/>
+              </w:rPr>
+              <w:t>Sí</w:t>
+            </w:r>
+          </w:p>
+        </w:tc>
+        <w:tc>
+          <w:p>
+            <w:pPr>
+              <w:jc w:val="center"/>
+              <w:spacing w:before="60" w:after="60"/>
+            </w:pPr>
+            <w:r>
+              <w:rPr>
+                <w:rFonts w:ascii="Times New Roman" w:hAnsi="Times New Roman" w:cs="Times New Roman"/>
+                <w:sz w:val="24"/>
+              </w:rPr>
+              <w:t>3</w:t>
+            </w:r>
+          </w:p>
+        </w:tc>
+        <w:tc>
+          <w:p>
+            <w:pPr>
+              <w:jc w:val="center"/>
+              <w:spacing w:before="60" w:after="60"/>
+            </w:pPr>
+            <w:r>
+              <w:rPr>
+                <w:rFonts w:ascii="Times New Roman" w:hAnsi="Times New Roman" w:cs="Times New Roman"/>
+                <w:sz w:val="24"/>
+              </w:rPr>
+              <w:t>100%</w:t>
+            </w:r>
+          </w:p>
+        </w:tc>
+      </w:tr>
+      <w:tr>
+        <w:tc>
+          <w:p>
+            <w:pPr>
+              <w:jc w:val="center"/>
+              <w:spacing w:before="60" w:after="60"/>
+            </w:pPr>
+            <w:r>
+              <w:rPr>
+                <w:rFonts w:ascii="Times New Roman" w:hAnsi="Times New Roman" w:cs="Times New Roman"/>
+                <w:sz w:val="24"/>
+              </w:rPr>
+              <w:t>No</w:t>
+            </w:r>
+          </w:p>
+        </w:tc>
+        <w:tc>
+          <w:p>
+            <w:pPr>
+              <w:jc w:val="center"/>
+              <w:spacing w:before="60" w:after="60"/>
+            </w:pPr>
+            <w:r>
+              <w:rPr>
+                <w:rFonts w:ascii="Times New Roman" w:hAnsi="Times New Roman" w:cs="Times New Roman"/>
+                <w:sz w:val="24"/>
+              </w:rPr>
+              <w:t>0</w:t>
+            </w:r>
+          </w:p>
+        </w:tc>
+        <w:tc>
+          <w:p>
+            <w:pPr>
+              <w:jc w:val="center"/>
+              <w:spacing w:before="60" w:after="60"/>
+            </w:pPr>
+            <w:r>
+              <w:rPr>
+                <w:rFonts w:ascii="Times New Roman" w:hAnsi="Times New Roman" w:cs="Times New Roman"/>
+                <w:sz w:val="24"/>
+              </w:rPr>
+              <w:t>0%</w:t>
+            </w:r>
+          </w:p>
+        </w:tc>
+      </w:tr>
+      <w:tr>
+        <w:tc>
+          <w:p>
+            <w:pPr>
+              <w:jc w:val="center"/>
+              <w:spacing w:before="60" w:after="60"/>
+            </w:pPr>
+            <w:r>
+              <w:rPr>
+                <w:rFonts w:ascii="Times New Roman" w:hAnsi="Times New Roman" w:cs="Times New Roman"/>
+                <w:sz w:val="24"/>
+              </w:rPr>
+              <w:t>Total</w:t>
+            </w:r>
+          </w:p>
+        </w:tc>
+        <w:tc>
+          <w:p>
+            <w:pPr>
+              <w:jc w:val="center"/>
+              <w:spacing w:before="60" w:after="60"/>
+            </w:pPr>
+            <w:r>
+              <w:rPr>
+                <w:rFonts w:ascii="Times New Roman" w:hAnsi="Times New Roman" w:cs="Times New Roman"/>
+                <w:sz w:val="24"/>
+              </w:rPr>
+              <w:t>3</w:t>
+            </w:r>
+          </w:p>
+        </w:tc>
+        <w:tc>
+          <w:p>
+            <w:pPr>
+              <w:jc w:val="center"/>
+              <w:spacing w:before="60" w:after="60"/>
+            </w:pPr>
+            <w:r>
+              <w:rPr>
+                <w:rFonts w:ascii="Times New Roman" w:hAnsi="Times New Roman" w:cs="Times New Roman"/>
+                <w:sz w:val="24"/>
+              </w:rPr>
+              <w:t>100%</w:t>
+            </w:r>
+          </w:p>
+        </w:tc>
+      </w:tr>
+    </w:tbl>
+    <w:p>
+      <w:pPr>
+        <w:spacing w:line="360" w:lineRule="auto" w:before="0" w:after="120"/>
+        <w:ind w:firstLine="0" w:left="0"/>
+        <w:jc w:val="left"/>
+      </w:pPr>
+      <w:r>
+        <w:rPr>
+          <w:rFonts w:ascii="Times New Roman" w:hAnsi="Times New Roman" w:cs="Times New Roman"/>
+          <w:b w:val="0"/>
+          <w:sz w:val="24"/>
+        </w:rPr>
+        <w:t>Fuente: Alvarado, L. (2026).</w:t>
+      </w:r>
+    </w:p>
+    <w:p>
+      <w:pPr>
+        <w:spacing w:line="360" w:lineRule="auto" w:before="0" w:after="120"/>
+        <w:ind w:firstLine="0" w:left="0"/>
+        <w:jc w:val="center"/>
+      </w:pPr>
+      <w:r>
+        <w:rPr>
+          <w:rFonts w:ascii="Times New Roman" w:hAnsi="Times New Roman" w:cs="Times New Roman"/>
+          <w:b/>
+          <w:sz w:val="24"/>
+        </w:rPr>
+        <w:t>[Insertar Gráfico 6 aquí: Necesidad de interfaces intuitivas]</w:t>
+      </w:r>
+    </w:p>
+    <w:p>
+      <w:pPr>
+        <w:spacing w:line="360" w:lineRule="auto" w:before="0" w:after="120"/>
+        <w:ind w:firstLine="0" w:left="0"/>
+        <w:jc w:val="left"/>
+      </w:pPr>
+      <w:r>
+        <w:rPr>
+          <w:rFonts w:ascii="Times New Roman" w:hAnsi="Times New Roman" w:cs="Times New Roman"/>
+          <w:b/>
+          <w:sz w:val="24"/>
+        </w:rPr>
+        <w:t>Análisis e Interpretación</w:t>
+      </w:r>
+    </w:p>
+    <w:p>
+      <w:pPr>
+        <w:spacing w:line="360" w:lineRule="auto" w:before="0" w:after="120"/>
+        <w:ind w:firstLine="720" w:left="0"/>
+        <w:jc w:val="both"/>
+      </w:pPr>
+      <w:r>
+        <w:rPr>
+          <w:rFonts w:ascii="Times New Roman" w:hAnsi="Times New Roman" w:cs="Times New Roman"/>
+          <w:b w:val="0"/>
+          <w:sz w:val="24"/>
+        </w:rPr>
+        <w:t>Tal como se detalla en el Cuadro 6, el 100% de la población concuerda en que las interfaces del nuevo sistema deben ser altamente intuitivas para facilitar su uso diario. Este hallazgo es crucial para la etapa de desarrollo y diseño de la interfaz gráfica e interacción usuario-máquina.</w:t>
+      </w:r>
+    </w:p>
+    <w:p>
+      <w:pPr>
+        <w:spacing w:line="360" w:lineRule="auto" w:before="0" w:after="120"/>
+        <w:ind w:firstLine="720" w:left="0"/>
+        <w:jc w:val="both"/>
+      </w:pPr>
+      <w:r>
+        <w:rPr>
+          <w:rFonts w:ascii="Times New Roman" w:hAnsi="Times New Roman" w:cs="Times New Roman"/>
+          <w:b w:val="0"/>
+          <w:sz w:val="24"/>
+        </w:rPr>
+        <w:t>Atendiendo a lo que establece Pressman (2010) respecto al modelo de construcción de prototipos, la usabilidad y la amigabilidad de la interfaz son determinantes para asegurar la adopción tecnológica por parte del usuario final y minimizar la resistencia al cambio. En consecuencia, el sistema se desarrollará con principios de ergonomía visual y flujos de trabajo claros, asegurando que el cajero y el administrador puedan registrar operaciones complejas de empeño de forma natural y ágil.</w:t>
+      </w:r>
+    </w:p>
+    <w:p>
+      <w:pPr>
+        <w:spacing w:line="360" w:lineRule="auto" w:before="0" w:after="120"/>
+        <w:ind w:firstLine="0" w:left="0"/>
+        <w:jc w:val="left"/>
+      </w:pPr>
+      <w:r>
+        <w:rPr>
+          <w:rFonts w:ascii="Times New Roman" w:hAnsi="Times New Roman" w:cs="Times New Roman"/>
+          <w:b/>
+          <w:sz w:val="24"/>
+        </w:rPr>
+        <w:t>Ítem 7. ¿Requiere reportes administrativos automáticos para gerencia?</w:t>
+      </w:r>
+    </w:p>
+    <w:p>
+      <w:pPr>
+        <w:spacing w:line="360" w:lineRule="auto" w:before="0" w:after="120"/>
+        <w:ind w:firstLine="0" w:left="0"/>
+        <w:jc w:val="center"/>
+      </w:pPr>
+      <w:r>
+        <w:rPr>
+          <w:rFonts w:ascii="Times New Roman" w:hAnsi="Times New Roman" w:cs="Times New Roman"/>
+          <w:b w:val="0"/>
+          <w:sz w:val="24"/>
+        </w:rPr>
+        <w:t>Cuadro 7</w:t>
+        <w:br/>
+        <w:t>Requerimiento de reportes administrativos automáticos</w:t>
+      </w:r>
+    </w:p>
+    <w:tbl>
+      <w:tblPr>
+        <w:tblBorders>
+          <w:top w:val="single" w:sz="4" w:space="0" w:color="000000"/>
+          <w:left w:val="single" w:sz="4" w:space="0" w:color="000000"/>
+          <w:bottom w:val="single" w:sz="4" w:space="0" w:color="000000"/>
+          <w:right w:val="single" w:sz="4" w:space="0" w:color="000000"/>
+          <w:insideH w:val="single" w:sz="4" w:space="0" w:color="000000"/>
+          <w:insideV w:val="single" w:sz="4" w:space="0" w:color="000000"/>
+        </w:tblBorders>
+        <w:tblW w:w="5000" w:type="pct"/>
+        <w:jc w:val="center"/>
+      </w:tblPr>
+      <w:tr>
+        <w:tc>
+          <w:p>
+            <w:pPr>
+              <w:jc w:val="center"/>
+              <w:spacing w:before="60" w:after="60"/>
+            </w:pPr>
+            <w:r>
+              <w:rPr>
+                <w:rFonts w:ascii="Times New Roman" w:hAnsi="Times New Roman" w:cs="Times New Roman"/>
+                <w:sz w:val="24"/>
+                <w:b/>
+              </w:rPr>
+              <w:t>Alternativa</w:t>
+            </w:r>
+          </w:p>
+        </w:tc>
+        <w:tc>
+          <w:p>
+            <w:pPr>
+              <w:jc w:val="center"/>
+              <w:spacing w:before="60" w:after="60"/>
+            </w:pPr>
+            <w:r>
+              <w:rPr>
+                <w:rFonts w:ascii="Times New Roman" w:hAnsi="Times New Roman" w:cs="Times New Roman"/>
+                <w:sz w:val="24"/>
+                <w:b/>
+              </w:rPr>
+              <w:t>Frecuencia Absoluta (ƒ)</w:t>
+            </w:r>
+          </w:p>
+        </w:tc>
+        <w:tc>
+          <w:p>
+            <w:pPr>
+              <w:jc w:val="center"/>
+              <w:spacing w:before="60" w:after="60"/>
+            </w:pPr>
+            <w:r>
+              <w:rPr>
+                <w:rFonts w:ascii="Times New Roman" w:hAnsi="Times New Roman" w:cs="Times New Roman"/>
+                <w:sz w:val="24"/>
+                <w:b/>
+              </w:rPr>
+              <w:t>Frecuencia Relativa (%)</w:t>
+            </w:r>
+          </w:p>
+        </w:tc>
+      </w:tr>
+      <w:tr>
+        <w:tc>
+          <w:p>
+            <w:pPr>
+              <w:jc w:val="center"/>
+              <w:spacing w:before="60" w:after="60"/>
+            </w:pPr>
+            <w:r>
+              <w:rPr>
+                <w:rFonts w:ascii="Times New Roman" w:hAnsi="Times New Roman" w:cs="Times New Roman"/>
+                <w:sz w:val="24"/>
+              </w:rPr>
+              <w:t>Sí</w:t>
+            </w:r>
+          </w:p>
+        </w:tc>
+        <w:tc>
+          <w:p>
+            <w:pPr>
+              <w:jc w:val="center"/>
+              <w:spacing w:before="60" w:after="60"/>
+            </w:pPr>
+            <w:r>
+              <w:rPr>
+                <w:rFonts w:ascii="Times New Roman" w:hAnsi="Times New Roman" w:cs="Times New Roman"/>
+                <w:sz w:val="24"/>
+              </w:rPr>
+              <w:t>3</w:t>
+            </w:r>
+          </w:p>
+        </w:tc>
+        <w:tc>
+          <w:p>
+            <w:pPr>
+              <w:jc w:val="center"/>
+              <w:spacing w:before="60" w:after="60"/>
+            </w:pPr>
+            <w:r>
+              <w:rPr>
+                <w:rFonts w:ascii="Times New Roman" w:hAnsi="Times New Roman" w:cs="Times New Roman"/>
+                <w:sz w:val="24"/>
+              </w:rPr>
+              <w:t>100%</w:t>
+            </w:r>
+          </w:p>
+        </w:tc>
+      </w:tr>
+      <w:tr>
+        <w:tc>
+          <w:p>
+            <w:pPr>
+              <w:jc w:val="center"/>
+              <w:spacing w:before="60" w:after="60"/>
+            </w:pPr>
+            <w:r>
+              <w:rPr>
+                <w:rFonts w:ascii="Times New Roman" w:hAnsi="Times New Roman" w:cs="Times New Roman"/>
+                <w:sz w:val="24"/>
+              </w:rPr>
+              <w:t>No</w:t>
+            </w:r>
+          </w:p>
+        </w:tc>
+        <w:tc>
+          <w:p>
+            <w:pPr>
+              <w:jc w:val="center"/>
+              <w:spacing w:before="60" w:after="60"/>
+            </w:pPr>
+            <w:r>
+              <w:rPr>
+                <w:rFonts w:ascii="Times New Roman" w:hAnsi="Times New Roman" w:cs="Times New Roman"/>
+                <w:sz w:val="24"/>
+              </w:rPr>
+              <w:t>0</w:t>
+            </w:r>
+          </w:p>
+        </w:tc>
+        <w:tc>
+          <w:p>
+            <w:pPr>
+              <w:jc w:val="center"/>
+              <w:spacing w:before="60" w:after="60"/>
+            </w:pPr>
+            <w:r>
+              <w:rPr>
+                <w:rFonts w:ascii="Times New Roman" w:hAnsi="Times New Roman" w:cs="Times New Roman"/>
+                <w:sz w:val="24"/>
+              </w:rPr>
+              <w:t>0%</w:t>
+            </w:r>
+          </w:p>
+        </w:tc>
+      </w:tr>
+      <w:tr>
+        <w:tc>
+          <w:p>
+            <w:pPr>
+              <w:jc w:val="center"/>
+              <w:spacing w:before="60" w:after="60"/>
+            </w:pPr>
+            <w:r>
+              <w:rPr>
+                <w:rFonts w:ascii="Times New Roman" w:hAnsi="Times New Roman" w:cs="Times New Roman"/>
+                <w:sz w:val="24"/>
+              </w:rPr>
+              <w:t>Total</w:t>
+            </w:r>
+          </w:p>
+        </w:tc>
+        <w:tc>
+          <w:p>
+            <w:pPr>
+              <w:jc w:val="center"/>
+              <w:spacing w:before="60" w:after="60"/>
+            </w:pPr>
+            <w:r>
+              <w:rPr>
+                <w:rFonts w:ascii="Times New Roman" w:hAnsi="Times New Roman" w:cs="Times New Roman"/>
+                <w:sz w:val="24"/>
+              </w:rPr>
+              <w:t>3</w:t>
+            </w:r>
+          </w:p>
+        </w:tc>
+        <w:tc>
+          <w:p>
+            <w:pPr>
+              <w:jc w:val="center"/>
+              <w:spacing w:before="60" w:after="60"/>
+            </w:pPr>
+            <w:r>
+              <w:rPr>
+                <w:rFonts w:ascii="Times New Roman" w:hAnsi="Times New Roman" w:cs="Times New Roman"/>
+                <w:sz w:val="24"/>
+              </w:rPr>
+              <w:t>100%</w:t>
+            </w:r>
+          </w:p>
+        </w:tc>
+      </w:tr>
+    </w:tbl>
+    <w:p>
+      <w:pPr>
+        <w:spacing w:line="360" w:lineRule="auto" w:before="0" w:after="120"/>
+        <w:ind w:firstLine="0" w:left="0"/>
+        <w:jc w:val="left"/>
+      </w:pPr>
+      <w:r>
+        <w:rPr>
+          <w:rFonts w:ascii="Times New Roman" w:hAnsi="Times New Roman" w:cs="Times New Roman"/>
+          <w:b w:val="0"/>
+          <w:sz w:val="24"/>
+        </w:rPr>
+        <w:t>Fuente: Alvarado, L. (2026).</w:t>
+      </w:r>
+    </w:p>
+    <w:p>
+      <w:pPr>
+        <w:spacing w:line="360" w:lineRule="auto" w:before="0" w:after="120"/>
+        <w:ind w:firstLine="0" w:left="0"/>
+        <w:jc w:val="center"/>
+      </w:pPr>
+      <w:r>
+        <w:rPr>
+          <w:rFonts w:ascii="Times New Roman" w:hAnsi="Times New Roman" w:cs="Times New Roman"/>
+          <w:b/>
+          <w:sz w:val="24"/>
+        </w:rPr>
+        <w:t>[Insertar Gráfico 7 aquí: Requerimiento de reportes administrativos automáticos]</w:t>
+      </w:r>
+    </w:p>
+    <w:p>
+      <w:pPr>
+        <w:spacing w:line="360" w:lineRule="auto" w:before="0" w:after="120"/>
+        <w:ind w:firstLine="0" w:left="0"/>
+        <w:jc w:val="left"/>
+      </w:pPr>
+      <w:r>
+        <w:rPr>
+          <w:rFonts w:ascii="Times New Roman" w:hAnsi="Times New Roman" w:cs="Times New Roman"/>
+          <w:b/>
+          <w:sz w:val="24"/>
+        </w:rPr>
+        <w:t>Análisis e Interpretación</w:t>
+      </w:r>
+    </w:p>
+    <w:p>
+      <w:pPr>
+        <w:spacing w:line="360" w:lineRule="auto" w:before="0" w:after="120"/>
+        <w:ind w:firstLine="720" w:left="0"/>
+        <w:jc w:val="both"/>
+      </w:pPr>
+      <w:r>
+        <w:rPr>
+          <w:rFonts w:ascii="Times New Roman" w:hAnsi="Times New Roman" w:cs="Times New Roman"/>
+          <w:b w:val="0"/>
+          <w:sz w:val="24"/>
+        </w:rPr>
+        <w:t>El Cuadro 7 demuestra que la totalidad de la muestra (100%) afirma requerir reportes administrativos automáticos para apoyar las funciones de la alta gerencia. Este indicador unánime refleja una necesidad gerencial insatisfecha por el actual modelo manual, el cual demanda una alta e improductiva inversión de horas-hombre para consolidar los cuadres de caja y el estado global del inventario.</w:t>
+      </w:r>
+    </w:p>
+    <w:p>
+      <w:pPr>
+        <w:spacing w:line="360" w:lineRule="auto" w:before="0" w:after="120"/>
+        <w:ind w:firstLine="720" w:left="0"/>
+        <w:jc w:val="both"/>
+      </w:pPr>
+      <w:r>
+        <w:rPr>
+          <w:rFonts w:ascii="Times New Roman" w:hAnsi="Times New Roman" w:cs="Times New Roman"/>
+          <w:b w:val="0"/>
+          <w:sz w:val="24"/>
+        </w:rPr>
+        <w:t>Teóricamente, esto se alinea con la definición de sistemas de información gerencial, cuyo propósito principal es procesar datos transaccionales para la toma de decisiones estratégicas de la directiva. El nuevo software cumplirá con este requerimiento imperativo al incorporar un módulo de reportes automatizados que ofrecerá métricas exactas y balances financieros en tiempo real a la gerencia de la empresa.</w:t>
+      </w:r>
+    </w:p>
+    <w:p>
+      <w:pPr>
+        <w:spacing w:line="360" w:lineRule="auto" w:before="0" w:after="120"/>
+        <w:ind w:firstLine="0" w:left="0"/>
+        <w:jc w:val="left"/>
+      </w:pPr>
+      <w:r>
+        <w:rPr>
+          <w:rFonts w:ascii="Times New Roman" w:hAnsi="Times New Roman" w:cs="Times New Roman"/>
+          <w:b/>
+          <w:sz w:val="24"/>
+        </w:rPr>
+        <w:t>Ítem 8. ¿Es la automatización de consultas esencial para el flujo de trabajo?</w:t>
+      </w:r>
+    </w:p>
+    <w:p>
+      <w:pPr>
+        <w:spacing w:line="360" w:lineRule="auto" w:before="0" w:after="120"/>
+        <w:ind w:firstLine="0" w:left="0"/>
+        <w:jc w:val="center"/>
+      </w:pPr>
+      <w:r>
+        <w:rPr>
+          <w:rFonts w:ascii="Times New Roman" w:hAnsi="Times New Roman" w:cs="Times New Roman"/>
+          <w:b w:val="0"/>
+          <w:sz w:val="24"/>
+        </w:rPr>
+        <w:t>Cuadro 8</w:t>
+        <w:br/>
+        <w:t>Esencialidad de la automatización de consultas</w:t>
+      </w:r>
+    </w:p>
+    <w:tbl>
+      <w:tblPr>
+        <w:tblBorders>
+          <w:top w:val="single" w:sz="4" w:space="0" w:color="000000"/>
+          <w:left w:val="single" w:sz="4" w:space="0" w:color="000000"/>
+          <w:bottom w:val="single" w:sz="4" w:space="0" w:color="000000"/>
+          <w:right w:val="single" w:sz="4" w:space="0" w:color="000000"/>
+          <w:insideH w:val="single" w:sz="4" w:space="0" w:color="000000"/>
+          <w:insideV w:val="single" w:sz="4" w:space="0" w:color="000000"/>
+        </w:tblBorders>
+        <w:tblW w:w="5000" w:type="pct"/>
+        <w:jc w:val="center"/>
+      </w:tblPr>
+      <w:tr>
+        <w:tc>
+          <w:p>
+            <w:pPr>
+              <w:jc w:val="center"/>
+              <w:spacing w:before="60" w:after="60"/>
+            </w:pPr>
+            <w:r>
+              <w:rPr>
+                <w:rFonts w:ascii="Times New Roman" w:hAnsi="Times New Roman" w:cs="Times New Roman"/>
+                <w:sz w:val="24"/>
+                <w:b/>
+              </w:rPr>
+              <w:t>Alternativa</w:t>
+            </w:r>
+          </w:p>
+        </w:tc>
+        <w:tc>
+          <w:p>
+            <w:pPr>
+              <w:jc w:val="center"/>
+              <w:spacing w:before="60" w:after="60"/>
+            </w:pPr>
+            <w:r>
+              <w:rPr>
+                <w:rFonts w:ascii="Times New Roman" w:hAnsi="Times New Roman" w:cs="Times New Roman"/>
+                <w:sz w:val="24"/>
+                <w:b/>
+              </w:rPr>
+              <w:t>Frecuencia Absoluta (ƒ)</w:t>
+            </w:r>
+          </w:p>
+        </w:tc>
+        <w:tc>
+          <w:p>
+            <w:pPr>
+              <w:jc w:val="center"/>
+              <w:spacing w:before="60" w:after="60"/>
+            </w:pPr>
+            <w:r>
+              <w:rPr>
+                <w:rFonts w:ascii="Times New Roman" w:hAnsi="Times New Roman" w:cs="Times New Roman"/>
+                <w:sz w:val="24"/>
+                <w:b/>
+              </w:rPr>
+              <w:t>Frecuencia Relativa (%)</w:t>
+            </w:r>
+          </w:p>
+        </w:tc>
+      </w:tr>
+      <w:tr>
+        <w:tc>
+          <w:p>
+            <w:pPr>
+              <w:jc w:val="center"/>
+              <w:spacing w:before="60" w:after="60"/>
+            </w:pPr>
+            <w:r>
+              <w:rPr>
+                <w:rFonts w:ascii="Times New Roman" w:hAnsi="Times New Roman" w:cs="Times New Roman"/>
+                <w:sz w:val="24"/>
+              </w:rPr>
+              <w:t>Sí</w:t>
+            </w:r>
+          </w:p>
+        </w:tc>
+        <w:tc>
+          <w:p>
+            <w:pPr>
+              <w:jc w:val="center"/>
+              <w:spacing w:before="60" w:after="60"/>
+            </w:pPr>
+            <w:r>
+              <w:rPr>
+                <w:rFonts w:ascii="Times New Roman" w:hAnsi="Times New Roman" w:cs="Times New Roman"/>
+                <w:sz w:val="24"/>
+              </w:rPr>
+              <w:t>3</w:t>
+            </w:r>
+          </w:p>
+        </w:tc>
+        <w:tc>
+          <w:p>
+            <w:pPr>
+              <w:jc w:val="center"/>
+              <w:spacing w:before="60" w:after="60"/>
+            </w:pPr>
+            <w:r>
+              <w:rPr>
+                <w:rFonts w:ascii="Times New Roman" w:hAnsi="Times New Roman" w:cs="Times New Roman"/>
+                <w:sz w:val="24"/>
+              </w:rPr>
+              <w:t>100%</w:t>
+            </w:r>
+          </w:p>
+        </w:tc>
+      </w:tr>
+      <w:tr>
+        <w:tc>
+          <w:p>
+            <w:pPr>
+              <w:jc w:val="center"/>
+              <w:spacing w:before="60" w:after="60"/>
+            </w:pPr>
+            <w:r>
+              <w:rPr>
+                <w:rFonts w:ascii="Times New Roman" w:hAnsi="Times New Roman" w:cs="Times New Roman"/>
+                <w:sz w:val="24"/>
+              </w:rPr>
+              <w:t>No</w:t>
+            </w:r>
+          </w:p>
+        </w:tc>
+        <w:tc>
+          <w:p>
+            <w:pPr>
+              <w:jc w:val="center"/>
+              <w:spacing w:before="60" w:after="60"/>
+            </w:pPr>
+            <w:r>
+              <w:rPr>
+                <w:rFonts w:ascii="Times New Roman" w:hAnsi="Times New Roman" w:cs="Times New Roman"/>
+                <w:sz w:val="24"/>
+              </w:rPr>
+              <w:t>0</w:t>
+            </w:r>
+          </w:p>
+        </w:tc>
+        <w:tc>
+          <w:p>
+            <w:pPr>
+              <w:jc w:val="center"/>
+              <w:spacing w:before="60" w:after="60"/>
+            </w:pPr>
+            <w:r>
+              <w:rPr>
+                <w:rFonts w:ascii="Times New Roman" w:hAnsi="Times New Roman" w:cs="Times New Roman"/>
+                <w:sz w:val="24"/>
+              </w:rPr>
+              <w:t>0%</w:t>
+            </w:r>
+          </w:p>
+        </w:tc>
+      </w:tr>
+      <w:tr>
+        <w:tc>
+          <w:p>
+            <w:pPr>
+              <w:jc w:val="center"/>
+              <w:spacing w:before="60" w:after="60"/>
+            </w:pPr>
+            <w:r>
+              <w:rPr>
+                <w:rFonts w:ascii="Times New Roman" w:hAnsi="Times New Roman" w:cs="Times New Roman"/>
+                <w:sz w:val="24"/>
+              </w:rPr>
+              <w:t>Total</w:t>
+            </w:r>
+          </w:p>
+        </w:tc>
+        <w:tc>
+          <w:p>
+            <w:pPr>
+              <w:jc w:val="center"/>
+              <w:spacing w:before="60" w:after="60"/>
+            </w:pPr>
+            <w:r>
+              <w:rPr>
+                <w:rFonts w:ascii="Times New Roman" w:hAnsi="Times New Roman" w:cs="Times New Roman"/>
+                <w:sz w:val="24"/>
+              </w:rPr>
+              <w:t>3</w:t>
+            </w:r>
+          </w:p>
+        </w:tc>
+        <w:tc>
+          <w:p>
+            <w:pPr>
+              <w:jc w:val="center"/>
+              <w:spacing w:before="60" w:after="60"/>
+            </w:pPr>
+            <w:r>
+              <w:rPr>
+                <w:rFonts w:ascii="Times New Roman" w:hAnsi="Times New Roman" w:cs="Times New Roman"/>
+                <w:sz w:val="24"/>
+              </w:rPr>
+              <w:t>100%</w:t>
+            </w:r>
+          </w:p>
+        </w:tc>
+      </w:tr>
+    </w:tbl>
+    <w:p>
+      <w:pPr>
+        <w:spacing w:line="360" w:lineRule="auto" w:before="0" w:after="120"/>
+        <w:ind w:firstLine="0" w:left="0"/>
+        <w:jc w:val="left"/>
+      </w:pPr>
+      <w:r>
+        <w:rPr>
+          <w:rFonts w:ascii="Times New Roman" w:hAnsi="Times New Roman" w:cs="Times New Roman"/>
+          <w:b w:val="0"/>
+          <w:sz w:val="24"/>
+        </w:rPr>
+        <w:t>Fuente: Alvarado, L. (2026).</w:t>
+      </w:r>
+    </w:p>
+    <w:p>
+      <w:pPr>
+        <w:spacing w:line="360" w:lineRule="auto" w:before="0" w:after="120"/>
+        <w:ind w:firstLine="0" w:left="0"/>
+        <w:jc w:val="center"/>
+      </w:pPr>
+      <w:r>
+        <w:rPr>
+          <w:rFonts w:ascii="Times New Roman" w:hAnsi="Times New Roman" w:cs="Times New Roman"/>
+          <w:b/>
+          <w:sz w:val="24"/>
+        </w:rPr>
+        <w:t>[Insertar Gráfico 8 aquí: Esencialidad de la automatización de consultas]</w:t>
+      </w:r>
+    </w:p>
+    <w:p>
+      <w:pPr>
+        <w:spacing w:line="360" w:lineRule="auto" w:before="0" w:after="120"/>
+        <w:ind w:firstLine="0" w:left="0"/>
+        <w:jc w:val="left"/>
+      </w:pPr>
+      <w:r>
+        <w:rPr>
+          <w:rFonts w:ascii="Times New Roman" w:hAnsi="Times New Roman" w:cs="Times New Roman"/>
+          <w:b/>
+          <w:sz w:val="24"/>
+        </w:rPr>
+        <w:t>Análisis e Interpretación</w:t>
+      </w:r>
+    </w:p>
+    <w:p>
+      <w:pPr>
+        <w:spacing w:line="360" w:lineRule="auto" w:before="0" w:after="120"/>
+        <w:ind w:firstLine="720" w:left="0"/>
+        <w:jc w:val="both"/>
+      </w:pPr>
+      <w:r>
+        <w:rPr>
+          <w:rFonts w:ascii="Times New Roman" w:hAnsi="Times New Roman" w:cs="Times New Roman"/>
+          <w:b w:val="0"/>
+          <w:sz w:val="24"/>
+        </w:rPr>
+        <w:t>Finalmente, el Cuadro 8 refleja que el 100% de los empleados encuestados considera que la automatización de consultas es un elemento esencial para optimizar el flujo de trabajo diario de la organización. Este resultado reafirma de manera concluyente la viabilidad y pertinencia del proyecto factible aquí planteado.</w:t>
+      </w:r>
+    </w:p>
+    <w:p>
+      <w:pPr>
+        <w:spacing w:line="360" w:lineRule="auto" w:before="0" w:after="120"/>
+        <w:ind w:firstLine="720" w:left="0"/>
+        <w:jc w:val="both"/>
+      </w:pPr>
+      <w:r>
+        <w:rPr>
+          <w:rFonts w:ascii="Times New Roman" w:hAnsi="Times New Roman" w:cs="Times New Roman"/>
+          <w:b w:val="0"/>
+          <w:sz w:val="24"/>
+        </w:rPr>
+        <w:t>Al automatizar la consulta del estatus de los contratos prendarios, los cálculos de interés compuesto y la disponibilidad de metales en bóveda, se eliminarán drásticamente los tiempos muertos operativos, garantizando simultáneamente una atención al cliente de primer nivel. Este hallazgo cierra la etapa de diagnóstico con una validación absoluta por parte de los futuros usuarios, justificando tanto técnica como operativamente la implementación definitiva del sistema de información web para Inversiones Más Por Tu Oro 17 C.A.</w:t>
       </w:r>
     </w:p>
     <w:p>
